--- a/CombinedDispersalMS_v1_Appendix_S1.docx
+++ b/CombinedDispersalMS_v1_Appendix_S1.docx
@@ -11,6 +11,7 @@
           <w:szCs w:val="24"/>
         </w:rPr>
       </w:pPr>
+      <w:commentRangeStart w:id="0"/>
       <w:r>
         <w:rPr>
           <w:rFonts w:ascii="Times New Roman" w:hAnsi="Times New Roman" w:cs="Times New Roman"/>
@@ -41,13 +42,20 @@
         </w:rPr>
         <w:t>nformation</w:t>
       </w:r>
-      <w:r>
-        <w:rPr>
-          <w:rFonts w:ascii="Times New Roman" w:hAnsi="Times New Roman" w:cs="Times New Roman"/>
-          <w:sz w:val="24"/>
-          <w:szCs w:val="24"/>
-        </w:rPr>
-        <w:t>. Drees, T.H. and K. Shea. “</w:t>
+      <w:commentRangeEnd w:id="0"/>
+      <w:r>
+        <w:rPr>
+          <w:rStyle w:val="CommentReference"/>
+        </w:rPr>
+        <w:commentReference w:id="0"/>
+      </w:r>
+      <w:r>
+        <w:rPr>
+          <w:rFonts w:ascii="Times New Roman" w:hAnsi="Times New Roman" w:cs="Times New Roman"/>
+          <w:sz w:val="24"/>
+          <w:szCs w:val="24"/>
+        </w:rPr>
+        <w:t xml:space="preserve">. Drees, T.H. and K. Shea. </w:t>
       </w:r>
       <w:r>
         <w:rPr>
@@ -56,6 +64,15 @@
           <w:szCs w:val="24"/>
           <w:highlight w:val="yellow"/>
         </w:rPr>
+        <w:t>“</w:t>
+      </w:r>
+      <w:r>
+        <w:rPr>
+          <w:rFonts w:ascii="Times New Roman" w:hAnsi="Times New Roman" w:cs="Times New Roman"/>
+          <w:sz w:val="24"/>
+          <w:szCs w:val="24"/>
+          <w:highlight w:val="yellow"/>
+        </w:rPr>
         <w:t>Comparing the relative contributions of primary and secondary dispersal in</w:t>
       </w:r>
       <w:r>
@@ -83,15 +100,7 @@
           <w:szCs w:val="24"/>
           <w:highlight w:val="yellow"/>
         </w:rPr>
-        <w:t xml:space="preserve"> invasive thistle</w:t>
-      </w:r>
-      <w:r>
-        <w:rPr>
-          <w:rFonts w:ascii="Times New Roman" w:hAnsi="Times New Roman" w:cs="Times New Roman"/>
-          <w:sz w:val="24"/>
-          <w:szCs w:val="24"/>
-        </w:rPr>
-        <w:t xml:space="preserve">.” </w:t>
+        <w:t xml:space="preserve"> invasive thistle.” </w:t>
       </w:r>
       <w:r>
         <w:rPr>
@@ -100,6 +109,7 @@
           <w:iCs/>
           <w:sz w:val="24"/>
           <w:szCs w:val="24"/>
+          <w:highlight w:val="yellow"/>
         </w:rPr>
         <w:t>Journal to be determined</w:t>
       </w:r>
@@ -108,6 +118,7 @@
           <w:rFonts w:ascii="Times New Roman" w:hAnsi="Times New Roman" w:cs="Times New Roman"/>
           <w:sz w:val="24"/>
           <w:szCs w:val="24"/>
+          <w:highlight w:val="yellow"/>
         </w:rPr>
         <w:t>.</w:t>
       </w:r>
@@ -167,23 +178,23 @@
           <w:sz w:val="24"/>
           <w:szCs w:val="24"/>
         </w:rPr>
-        <w:t xml:space="preserve">Brief description of </w:t>
-      </w:r>
-      <w:r>
-        <w:rPr>
-          <w:rFonts w:ascii="Times New Roman" w:hAnsi="Times New Roman" w:cs="Times New Roman"/>
-          <w:sz w:val="24"/>
-          <w:szCs w:val="24"/>
-        </w:rPr>
-        <w:t>demographic models and parameters</w:t>
-      </w:r>
-      <w:r>
-        <w:rPr>
-          <w:rFonts w:ascii="Times New Roman" w:hAnsi="Times New Roman" w:cs="Times New Roman"/>
-          <w:sz w:val="24"/>
-          <w:szCs w:val="24"/>
-        </w:rPr>
-        <w:t xml:space="preserve"> used to estimate </w:t>
+        <w:t>Detailed d</w:t>
+      </w:r>
+      <w:r>
+        <w:rPr>
+          <w:rFonts w:ascii="Times New Roman" w:hAnsi="Times New Roman" w:cs="Times New Roman"/>
+          <w:sz w:val="24"/>
+          <w:szCs w:val="24"/>
+        </w:rPr>
+        <w:t>escription of</w:t>
+      </w:r>
+      <w:r>
+        <w:rPr>
+          <w:rFonts w:ascii="Times New Roman" w:hAnsi="Times New Roman" w:cs="Times New Roman"/>
+          <w:sz w:val="24"/>
+          <w:szCs w:val="24"/>
+        </w:rPr>
+        <w:t xml:space="preserve"> models and parameters for </w:t>
       </w:r>
       <w:r>
         <w:rPr>
@@ -193,15 +204,31 @@
           <w:sz w:val="24"/>
           <w:szCs w:val="24"/>
         </w:rPr>
-        <w:t xml:space="preserve">C. nutans </w:t>
-      </w:r>
-      <w:r>
-        <w:rPr>
-          <w:rFonts w:ascii="Times New Roman" w:hAnsi="Times New Roman" w:cs="Times New Roman"/>
-          <w:sz w:val="24"/>
-          <w:szCs w:val="24"/>
-        </w:rPr>
-        <w:t>spread rates.</w:t>
+        <w:t>C. nutans</w:t>
+      </w:r>
+      <w:r>
+        <w:rPr>
+          <w:rFonts w:ascii="Times New Roman" w:hAnsi="Times New Roman" w:cs="Times New Roman"/>
+          <w:sz w:val="24"/>
+          <w:szCs w:val="24"/>
+        </w:rPr>
+        <w:t xml:space="preserve"> demography</w:t>
+      </w:r>
+      <w:r>
+        <w:rPr>
+          <w:rFonts w:ascii="Times New Roman" w:hAnsi="Times New Roman" w:cs="Times New Roman"/>
+          <w:sz w:val="24"/>
+          <w:szCs w:val="24"/>
+        </w:rPr>
+        <w:t>, with additional details on dispersal and spread models</w:t>
+      </w:r>
+      <w:r>
+        <w:rPr>
+          <w:rFonts w:ascii="Times New Roman" w:hAnsi="Times New Roman" w:cs="Times New Roman"/>
+          <w:sz w:val="24"/>
+          <w:szCs w:val="24"/>
+        </w:rPr>
+        <w:t>.</w:t>
       </w:r>
     </w:p>
     <w:p>
@@ -415,15 +442,7 @@
           <w:sz w:val="24"/>
           <w:szCs w:val="24"/>
         </w:rPr>
-        <w:t xml:space="preserve"> the response, with warmed/unwarmed treatment as a fixed effect and experimental block as a random effect.</w:t>
-      </w:r>
-      <w:r>
-        <w:rPr>
-          <w:rFonts w:ascii="Times New Roman" w:hAnsi="Times New Roman" w:cs="Times New Roman"/>
-          <w:sz w:val="24"/>
-          <w:szCs w:val="24"/>
-        </w:rPr>
-        <w:t xml:space="preserve"> When fitting, size was plot-averaged to avoid </w:t>
+        <w:t xml:space="preserve"> the response, with warmed/</w:t>
       </w:r>
       <w:proofErr w:type="spellStart"/>
       <w:r>
@@ -432,7 +451,7 @@
           <w:sz w:val="24"/>
           <w:szCs w:val="24"/>
         </w:rPr>
-        <w:t>pseudoreplication</w:t>
+        <w:t>unwarmed</w:t>
       </w:r>
       <w:proofErr w:type="spellEnd"/>
       <w:r>
@@ -441,7 +460,15 @@
           <w:sz w:val="24"/>
           <w:szCs w:val="24"/>
         </w:rPr>
-        <w:t>.</w:t>
+        <w:t xml:space="preserve"> treatment as a fixed effect and experimental block as a random effect.</w:t>
+      </w:r>
+      <w:r>
+        <w:rPr>
+          <w:rFonts w:ascii="Times New Roman" w:hAnsi="Times New Roman" w:cs="Times New Roman"/>
+          <w:sz w:val="24"/>
+          <w:szCs w:val="24"/>
+        </w:rPr>
+        <w:t xml:space="preserve"> When fitting, size was plot-averaged to avoid pseudoreplication.</w:t>
       </w:r>
       <w:r>
         <w:rPr>
@@ -821,15 +848,7 @@
           <w:sz w:val="24"/>
           <w:szCs w:val="24"/>
         </w:rPr>
-        <w:t xml:space="preserve"> </w:t>
-      </w:r>
-      <w:r>
-        <w:rPr>
-          <w:rFonts w:ascii="Times New Roman" w:eastAsiaTheme="minorEastAsia" w:hAnsi="Times New Roman" w:cs="Times New Roman"/>
-          <w:sz w:val="24"/>
-          <w:szCs w:val="24"/>
-        </w:rPr>
-        <w:t xml:space="preserve">at time </w:t>
+        <w:t xml:space="preserve"> at time </w:t>
       </w:r>
       <m:oMath>
         <m:sSub>
@@ -1054,23 +1073,7 @@
           <w:sz w:val="24"/>
           <w:szCs w:val="24"/>
         </w:rPr>
-        <w:t>,</w:t>
-      </w:r>
-      <w:r>
-        <w:rPr>
-          <w:rFonts w:ascii="Times New Roman" w:eastAsiaTheme="minorEastAsia" w:hAnsi="Times New Roman" w:cs="Times New Roman"/>
-          <w:sz w:val="24"/>
-          <w:szCs w:val="24"/>
-        </w:rPr>
-        <w:t xml:space="preserve"> </w:t>
-      </w:r>
-      <w:r>
-        <w:rPr>
-          <w:rFonts w:ascii="Times New Roman" w:eastAsiaTheme="minorEastAsia" w:hAnsi="Times New Roman" w:cs="Times New Roman"/>
-          <w:sz w:val="24"/>
-          <w:szCs w:val="24"/>
-        </w:rPr>
-        <w:t>d.f.</w:t>
+        <w:t>, d.f.</w:t>
       </w:r>
       <w:r>
         <w:rPr>
@@ -1103,15 +1106,7 @@
           <w:sz w:val="24"/>
           <w:szCs w:val="24"/>
         </w:rPr>
-        <w:t>,</w:t>
-      </w:r>
-      <w:r>
-        <w:rPr>
-          <w:rFonts w:ascii="Times New Roman" w:eastAsiaTheme="minorEastAsia" w:hAnsi="Times New Roman" w:cs="Times New Roman"/>
-          <w:sz w:val="24"/>
-          <w:szCs w:val="24"/>
-        </w:rPr>
-        <w:t xml:space="preserve"> </w:t>
+        <w:t xml:space="preserve">, </w:t>
       </w:r>
       <m:oMath>
         <m:r>
@@ -1163,23 +1158,7 @@
           <w:sz w:val="24"/>
           <w:szCs w:val="24"/>
         </w:rPr>
-        <w:t xml:space="preserve"> = </w:t>
-      </w:r>
-      <w:r>
-        <w:rPr>
-          <w:rFonts w:ascii="Times New Roman" w:eastAsiaTheme="minorEastAsia" w:hAnsi="Times New Roman" w:cs="Times New Roman"/>
-          <w:sz w:val="24"/>
-          <w:szCs w:val="24"/>
-        </w:rPr>
-        <w:t>57</w:t>
-      </w:r>
-      <w:r>
-        <w:rPr>
-          <w:rFonts w:ascii="Times New Roman" w:eastAsiaTheme="minorEastAsia" w:hAnsi="Times New Roman" w:cs="Times New Roman"/>
-          <w:sz w:val="24"/>
-          <w:szCs w:val="24"/>
-        </w:rPr>
-        <w:t xml:space="preserve">, </w:t>
+        <w:t xml:space="preserve"> = 57, </w:t>
       </w:r>
       <m:oMath>
         <m:r>
@@ -1197,15 +1176,7 @@
           <w:sz w:val="24"/>
           <w:szCs w:val="24"/>
         </w:rPr>
-        <w:t xml:space="preserve"> = 0.</w:t>
-      </w:r>
-      <w:r>
-        <w:rPr>
-          <w:rFonts w:ascii="Times New Roman" w:eastAsiaTheme="minorEastAsia" w:hAnsi="Times New Roman" w:cs="Times New Roman"/>
-          <w:sz w:val="24"/>
-          <w:szCs w:val="24"/>
-        </w:rPr>
-        <w:t>338</w:t>
+        <w:t xml:space="preserve"> = 0.338</w:t>
       </w:r>
       <w:r>
         <w:rPr>
@@ -1263,15 +1234,7 @@
           <w:sz w:val="24"/>
           <w:szCs w:val="24"/>
         </w:rPr>
-        <w:t xml:space="preserve"> as </w:t>
-      </w:r>
-      <w:r>
-        <w:rPr>
-          <w:rFonts w:ascii="Times New Roman" w:eastAsiaTheme="minorEastAsia" w:hAnsi="Times New Roman" w:cs="Times New Roman"/>
-          <w:sz w:val="24"/>
-          <w:szCs w:val="24"/>
-        </w:rPr>
-        <w:t xml:space="preserve">normally distributed with mean zero and standard deviation </w:t>
+        <w:t xml:space="preserve"> as normally distributed with mean zero and standard deviation </w:t>
       </w:r>
       <m:oMath>
         <m:sSub>
@@ -1609,15 +1572,7 @@
           <w:sz w:val="24"/>
           <w:szCs w:val="24"/>
         </w:rPr>
-        <w:t>plot-averaged</w:t>
-      </w:r>
-      <w:r>
-        <w:rPr>
-          <w:rFonts w:ascii="Times New Roman" w:hAnsi="Times New Roman" w:cs="Times New Roman"/>
-          <w:sz w:val="24"/>
-          <w:szCs w:val="24"/>
-        </w:rPr>
-        <w:t xml:space="preserve"> </w:t>
+        <w:t xml:space="preserve">plot-averaged </w:t>
       </w:r>
       <w:r>
         <w:rPr>
@@ -1651,15 +1606,7 @@
           <w:sz w:val="24"/>
           <w:szCs w:val="24"/>
         </w:rPr>
-        <w:t xml:space="preserve"> and </w:t>
-      </w:r>
-      <w:r>
-        <w:rPr>
-          <w:rFonts w:ascii="Times New Roman" w:hAnsi="Times New Roman" w:cs="Times New Roman"/>
-          <w:sz w:val="24"/>
-          <w:szCs w:val="24"/>
-        </w:rPr>
-        <w:t xml:space="preserve">initial rosette size </w:t>
+        <w:t xml:space="preserve"> and initial rosette size </w:t>
       </w:r>
       <m:oMath>
         <m:sSub>
@@ -1757,15 +1704,7 @@
           <w:sz w:val="24"/>
           <w:szCs w:val="24"/>
         </w:rPr>
-        <w:t xml:space="preserve">and </w:t>
-      </w:r>
-      <w:r>
-        <w:rPr>
-          <w:rFonts w:ascii="Times New Roman" w:hAnsi="Times New Roman" w:cs="Times New Roman"/>
-          <w:sz w:val="24"/>
-          <w:szCs w:val="24"/>
-        </w:rPr>
-        <w:t xml:space="preserve">experimental block </w:t>
+        <w:t xml:space="preserve">and experimental block </w:t>
       </w:r>
       <w:r>
         <w:rPr>
@@ -1781,15 +1720,7 @@
           <w:sz w:val="24"/>
           <w:szCs w:val="24"/>
         </w:rPr>
-        <w:t>a random effect</w:t>
-      </w:r>
-      <w:r>
-        <w:rPr>
-          <w:rFonts w:ascii="Times New Roman" w:hAnsi="Times New Roman" w:cs="Times New Roman"/>
-          <w:sz w:val="24"/>
-          <w:szCs w:val="24"/>
-        </w:rPr>
-        <w:t>.</w:t>
+        <w:t>a random effect.</w:t>
       </w:r>
       <w:r>
         <w:rPr>
@@ -2599,23 +2530,7 @@
           <w:sz w:val="24"/>
           <w:szCs w:val="24"/>
         </w:rPr>
-        <w:t xml:space="preserve"> </w:t>
-      </w:r>
-      <w:r>
-        <w:rPr>
-          <w:rFonts w:ascii="Times New Roman" w:hAnsi="Times New Roman" w:cs="Times New Roman"/>
-          <w:sz w:val="24"/>
-          <w:szCs w:val="24"/>
-        </w:rPr>
-        <w:t>When fitting, size</w:t>
-      </w:r>
-      <w:r>
-        <w:rPr>
-          <w:rFonts w:ascii="Times New Roman" w:hAnsi="Times New Roman" w:cs="Times New Roman"/>
-          <w:sz w:val="24"/>
-          <w:szCs w:val="24"/>
-        </w:rPr>
-        <w:t xml:space="preserve">s at </w:t>
+        <w:t xml:space="preserve"> When fitting, sizes at </w:t>
       </w:r>
       <m:oMath>
         <m:sSub>
@@ -2699,31 +2614,7 @@
           <w:sz w:val="24"/>
           <w:szCs w:val="24"/>
         </w:rPr>
-        <w:t xml:space="preserve"> </w:t>
-      </w:r>
-      <w:r>
-        <w:rPr>
-          <w:rFonts w:ascii="Times New Roman" w:hAnsi="Times New Roman" w:cs="Times New Roman"/>
-          <w:sz w:val="24"/>
-          <w:szCs w:val="24"/>
-        </w:rPr>
-        <w:t>w</w:t>
-      </w:r>
-      <w:r>
-        <w:rPr>
-          <w:rFonts w:ascii="Times New Roman" w:hAnsi="Times New Roman" w:cs="Times New Roman"/>
-          <w:sz w:val="24"/>
-          <w:szCs w:val="24"/>
-        </w:rPr>
-        <w:t>ere</w:t>
-      </w:r>
-      <w:r>
-        <w:rPr>
-          <w:rFonts w:ascii="Times New Roman" w:hAnsi="Times New Roman" w:cs="Times New Roman"/>
-          <w:sz w:val="24"/>
-          <w:szCs w:val="24"/>
-        </w:rPr>
-        <w:t xml:space="preserve"> plot-</w:t>
+        <w:t xml:space="preserve"> were plot-</w:t>
       </w:r>
       <w:r>
         <w:rPr>
@@ -2732,25 +2623,7 @@
           <w:szCs w:val="24"/>
         </w:rPr>
         <w:lastRenderedPageBreak/>
-        <w:t xml:space="preserve">averaged to avoid </w:t>
-      </w:r>
-      <w:proofErr w:type="spellStart"/>
-      <w:r>
-        <w:rPr>
-          <w:rFonts w:ascii="Times New Roman" w:hAnsi="Times New Roman" w:cs="Times New Roman"/>
-          <w:sz w:val="24"/>
-          <w:szCs w:val="24"/>
-        </w:rPr>
-        <w:t>pseudoreplication</w:t>
-      </w:r>
-      <w:proofErr w:type="spellEnd"/>
-      <w:r>
-        <w:rPr>
-          <w:rFonts w:ascii="Times New Roman" w:hAnsi="Times New Roman" w:cs="Times New Roman"/>
-          <w:sz w:val="24"/>
-          <w:szCs w:val="24"/>
-        </w:rPr>
-        <w:t>.</w:t>
+        <w:t>averaged to avoid pseudoreplication.</w:t>
       </w:r>
       <w:r>
         <w:rPr>
@@ -3063,23 +2936,7 @@
                 <w:sz w:val="24"/>
                 <w:szCs w:val="24"/>
               </w:rPr>
-              <w:t>[S</w:t>
-            </w:r>
-            <w:r>
-              <w:rPr>
-                <w:rFonts w:ascii="Times New Roman" w:hAnsi="Times New Roman" w:cs="Times New Roman"/>
-                <w:sz w:val="24"/>
-                <w:szCs w:val="24"/>
-              </w:rPr>
-              <w:t>2</w:t>
-            </w:r>
-            <w:r>
-              <w:rPr>
-                <w:rFonts w:ascii="Times New Roman" w:hAnsi="Times New Roman" w:cs="Times New Roman"/>
-                <w:sz w:val="24"/>
-                <w:szCs w:val="24"/>
-              </w:rPr>
-              <w:t>]</w:t>
+              <w:t>[S2]</w:t>
             </w:r>
           </w:p>
         </w:tc>
@@ -3616,7 +3473,33 @@
           <w:sz w:val="24"/>
           <w:szCs w:val="24"/>
         </w:rPr>
-        <w:t xml:space="preserve"> the intercept to match how the equations are formatted in the simulation code; this means that </w:t>
+        <w:t xml:space="preserve"> the intercept to match how the equations are formatted in the </w:t>
+      </w:r>
+      <w:proofErr w:type="spellStart"/>
+      <w:r>
+        <w:rPr>
+          <w:rFonts w:ascii="Times New Roman" w:eastAsiaTheme="minorEastAsia" w:hAnsi="Times New Roman" w:cs="Times New Roman"/>
+          <w:sz w:val="24"/>
+          <w:szCs w:val="24"/>
+        </w:rPr>
+        <w:t>wavespeed</w:t>
+      </w:r>
+      <w:proofErr w:type="spellEnd"/>
+      <w:r>
+        <w:rPr>
+          <w:rFonts w:ascii="Times New Roman" w:eastAsiaTheme="minorEastAsia" w:hAnsi="Times New Roman" w:cs="Times New Roman"/>
+          <w:sz w:val="24"/>
+          <w:szCs w:val="24"/>
+        </w:rPr>
+        <w:t xml:space="preserve"> model </w:t>
+      </w:r>
+      <w:r>
+        <w:rPr>
+          <w:rFonts w:ascii="Times New Roman" w:eastAsiaTheme="minorEastAsia" w:hAnsi="Times New Roman" w:cs="Times New Roman"/>
+          <w:sz w:val="24"/>
+          <w:szCs w:val="24"/>
+        </w:rPr>
+        <w:t xml:space="preserve">code; this means that </w:t>
       </w:r>
       <m:oMath>
         <m:sSub>
@@ -3896,15 +3779,7 @@
           <w:sz w:val="24"/>
           <w:szCs w:val="24"/>
         </w:rPr>
-        <w:t xml:space="preserve"> treatment groups</w:t>
-      </w:r>
-      <w:r>
-        <w:rPr>
-          <w:rFonts w:ascii="Times New Roman" w:eastAsiaTheme="minorEastAsia" w:hAnsi="Times New Roman" w:cs="Times New Roman"/>
-          <w:sz w:val="24"/>
-          <w:szCs w:val="24"/>
-        </w:rPr>
-        <w:t xml:space="preserve"> </w:t>
+        <w:t xml:space="preserve"> treatment groups </w:t>
       </w:r>
       <w:r>
         <w:rPr>
@@ -4430,15 +4305,7 @@
           <w:sz w:val="24"/>
           <w:szCs w:val="24"/>
         </w:rPr>
-        <w:t xml:space="preserve">Thus, flowering </w:t>
-      </w:r>
-      <w:r>
-        <w:rPr>
-          <w:rFonts w:ascii="Times New Roman" w:eastAsiaTheme="minorEastAsia" w:hAnsi="Times New Roman" w:cs="Times New Roman"/>
-          <w:sz w:val="24"/>
-          <w:szCs w:val="24"/>
-        </w:rPr>
-        <w:t xml:space="preserve">was estimated independent of rosette size as a single flat rate </w:t>
+        <w:t xml:space="preserve">Thus, flowering was estimated independent of rosette size as a single flat rate </w:t>
       </w:r>
       <m:oMath>
         <m:sSub>
@@ -4480,47 +4347,15 @@
           <w:sz w:val="24"/>
           <w:szCs w:val="24"/>
         </w:rPr>
-        <w:t xml:space="preserve">, using the mean plot-averaged </w:t>
-      </w:r>
-      <w:r>
-        <w:rPr>
-          <w:rFonts w:ascii="Times New Roman" w:eastAsiaTheme="minorEastAsia" w:hAnsi="Times New Roman" w:cs="Times New Roman"/>
-          <w:sz w:val="24"/>
-          <w:szCs w:val="24"/>
-        </w:rPr>
-        <w:t>flowering</w:t>
-      </w:r>
-      <w:r>
-        <w:rPr>
-          <w:rFonts w:ascii="Times New Roman" w:eastAsiaTheme="minorEastAsia" w:hAnsi="Times New Roman" w:cs="Times New Roman"/>
-          <w:sz w:val="24"/>
-          <w:szCs w:val="24"/>
-        </w:rPr>
-        <w:t xml:space="preserve"> probability. </w:t>
-      </w:r>
-      <w:r>
-        <w:rPr>
-          <w:rFonts w:ascii="Times New Roman" w:eastAsiaTheme="minorEastAsia" w:hAnsi="Times New Roman" w:cs="Times New Roman"/>
-          <w:sz w:val="24"/>
-          <w:szCs w:val="24"/>
-        </w:rPr>
-        <w:t xml:space="preserve">Simulation of </w:t>
-      </w:r>
-      <w:r>
-        <w:rPr>
-          <w:rFonts w:ascii="Times New Roman" w:eastAsiaTheme="minorEastAsia" w:hAnsi="Times New Roman" w:cs="Times New Roman"/>
-          <w:sz w:val="24"/>
-          <w:szCs w:val="24"/>
-        </w:rPr>
-        <w:t>flowering</w:t>
-      </w:r>
-      <w:r>
-        <w:rPr>
-          <w:rFonts w:ascii="Times New Roman" w:eastAsiaTheme="minorEastAsia" w:hAnsi="Times New Roman" w:cs="Times New Roman"/>
-          <w:sz w:val="24"/>
-          <w:szCs w:val="24"/>
-        </w:rPr>
-        <w:t xml:space="preserve"> for a given individual was performed by sampling from a</w:t>
+        <w:t xml:space="preserve">, using the mean plot-averaged flowering probability. </w:t>
+      </w:r>
+      <w:r>
+        <w:rPr>
+          <w:rFonts w:ascii="Times New Roman" w:eastAsiaTheme="minorEastAsia" w:hAnsi="Times New Roman" w:cs="Times New Roman"/>
+          <w:sz w:val="24"/>
+          <w:szCs w:val="24"/>
+        </w:rPr>
+        <w:t>Simulation of flowering for a given individual was performed by sampling from a</w:t>
       </w:r>
       <w:r>
         <w:rPr>
@@ -4780,25 +4615,7 @@
           <w:sz w:val="24"/>
           <w:szCs w:val="24"/>
         </w:rPr>
-        <w:t xml:space="preserve"> were plot-averaged to avoid </w:t>
-      </w:r>
-      <w:proofErr w:type="spellStart"/>
-      <w:r>
-        <w:rPr>
-          <w:rFonts w:ascii="Times New Roman" w:hAnsi="Times New Roman" w:cs="Times New Roman"/>
-          <w:sz w:val="24"/>
-          <w:szCs w:val="24"/>
-        </w:rPr>
-        <w:t>pseudoreplication</w:t>
-      </w:r>
-      <w:proofErr w:type="spellEnd"/>
-      <w:r>
-        <w:rPr>
-          <w:rFonts w:ascii="Times New Roman" w:hAnsi="Times New Roman" w:cs="Times New Roman"/>
-          <w:sz w:val="24"/>
-          <w:szCs w:val="24"/>
-        </w:rPr>
-        <w:t xml:space="preserve">. Model selection was performed by minimizing AIC, which involved dropping the interaction term, yielding the </w:t>
+        <w:t xml:space="preserve"> were plot-averaged to avoid pseudoreplication. Model selection was performed by minimizing AIC, which involved dropping the interaction term, yielding the </w:t>
       </w:r>
       <w:proofErr w:type="gramStart"/>
       <w:r>
@@ -5015,23 +4832,7 @@
                 <w:sz w:val="24"/>
                 <w:szCs w:val="24"/>
               </w:rPr>
-              <w:t>[S</w:t>
-            </w:r>
-            <w:r>
-              <w:rPr>
-                <w:rFonts w:ascii="Times New Roman" w:hAnsi="Times New Roman" w:cs="Times New Roman"/>
-                <w:sz w:val="24"/>
-                <w:szCs w:val="24"/>
-              </w:rPr>
-              <w:t>3</w:t>
-            </w:r>
-            <w:r>
-              <w:rPr>
-                <w:rFonts w:ascii="Times New Roman" w:hAnsi="Times New Roman" w:cs="Times New Roman"/>
-                <w:sz w:val="24"/>
-                <w:szCs w:val="24"/>
-              </w:rPr>
-              <w:t>]</w:t>
+              <w:t>[S3]</w:t>
             </w:r>
           </w:p>
         </w:tc>
@@ -5042,6 +4843,8 @@
         <w:jc w:val="both"/>
         <w:rPr>
           <w:rFonts w:ascii="Times New Roman" w:eastAsiaTheme="minorEastAsia" w:hAnsi="Times New Roman" w:cs="Times New Roman"/>
+          <w:sz w:val="24"/>
+          <w:szCs w:val="24"/>
         </w:rPr>
       </w:pPr>
       <w:r>
@@ -5059,15 +4862,7 @@
             <w:sz w:val="24"/>
             <w:szCs w:val="24"/>
           </w:rPr>
-          <m:t xml:space="preserve"> </m:t>
-        </m:r>
-        <m:r>
-          <w:rPr>
-            <w:rFonts w:ascii="Cambria Math" w:hAnsi="Cambria Math" w:cs="Times New Roman"/>
-            <w:sz w:val="24"/>
-            <w:szCs w:val="24"/>
-          </w:rPr>
-          <m:t>ϕ</m:t>
+          <m:t xml:space="preserve"> ϕ</m:t>
         </m:r>
       </m:oMath>
       <w:r>
@@ -5234,15 +5029,7 @@
           <w:sz w:val="24"/>
           <w:szCs w:val="24"/>
         </w:rPr>
-        <w:t xml:space="preserve"> </w:t>
-      </w:r>
-      <w:r>
-        <w:rPr>
-          <w:rFonts w:ascii="Times New Roman" w:eastAsiaTheme="minorEastAsia" w:hAnsi="Times New Roman" w:cs="Times New Roman"/>
-          <w:sz w:val="24"/>
-          <w:szCs w:val="24"/>
-        </w:rPr>
-        <w:t>(</w:t>
+        <w:t xml:space="preserve"> (</w:t>
       </w:r>
       <w:r>
         <w:rPr>
@@ -5999,15 +5786,7 @@
           <w:sz w:val="24"/>
           <w:szCs w:val="24"/>
         </w:rPr>
-        <w:t xml:space="preserve"> </w:t>
-      </w:r>
-      <w:r>
-        <w:rPr>
-          <w:rFonts w:ascii="Times New Roman" w:hAnsi="Times New Roman" w:cs="Times New Roman"/>
-          <w:sz w:val="24"/>
-          <w:szCs w:val="24"/>
-        </w:rPr>
-        <w:t>in centimeters</w:t>
+        <w:t xml:space="preserve"> in centimeters</w:t>
       </w:r>
       <w:r>
         <w:rPr>
@@ -6295,25 +6074,7 @@
           <w:sz w:val="24"/>
           <w:szCs w:val="24"/>
         </w:rPr>
-        <w:t xml:space="preserve"> were plot-averaged to avoid </w:t>
-      </w:r>
-      <w:proofErr w:type="spellStart"/>
-      <w:r>
-        <w:rPr>
-          <w:rFonts w:ascii="Times New Roman" w:hAnsi="Times New Roman" w:cs="Times New Roman"/>
-          <w:sz w:val="24"/>
-          <w:szCs w:val="24"/>
-        </w:rPr>
-        <w:t>pseudoreplication</w:t>
-      </w:r>
-      <w:proofErr w:type="spellEnd"/>
-      <w:r>
-        <w:rPr>
-          <w:rFonts w:ascii="Times New Roman" w:hAnsi="Times New Roman" w:cs="Times New Roman"/>
-          <w:sz w:val="24"/>
-          <w:szCs w:val="24"/>
-        </w:rPr>
-        <w:t xml:space="preserve">. Model selection was performed by minimizing AIC, which involved dropping the interaction term, yielding the </w:t>
+        <w:t xml:space="preserve"> were plot-averaged to avoid pseudoreplication. Model selection was performed by minimizing AIC, which involved dropping the interaction term, yielding the </w:t>
       </w:r>
       <w:proofErr w:type="gramStart"/>
       <w:r>
@@ -6385,15 +6146,7 @@
                     <w:sz w:val="24"/>
                     <w:szCs w:val="24"/>
                   </w:rPr>
-                  <m:t>h</m:t>
-                </m:r>
-                <m:r>
-                  <w:rPr>
-                    <w:rFonts w:ascii="Cambria Math" w:hAnsi="Cambria Math" w:cs="Times New Roman"/>
-                    <w:sz w:val="24"/>
-                    <w:szCs w:val="24"/>
-                  </w:rPr>
-                  <m:t>=</m:t>
+                  <m:t>h=</m:t>
                 </m:r>
                 <m:sSub>
                   <m:sSubPr>
@@ -6584,15 +6337,7 @@
             <w:sz w:val="24"/>
             <w:szCs w:val="24"/>
           </w:rPr>
-          <m:t xml:space="preserve"> </m:t>
-        </m:r>
-        <m:r>
-          <w:rPr>
-            <w:rFonts w:ascii="Cambria Math" w:hAnsi="Cambria Math" w:cs="Times New Roman"/>
-            <w:sz w:val="24"/>
-            <w:szCs w:val="24"/>
-          </w:rPr>
-          <m:t>h</m:t>
+          <m:t xml:space="preserve"> h</m:t>
         </m:r>
       </m:oMath>
       <w:r>
@@ -6957,25 +6702,7 @@
           <w:sz w:val="24"/>
           <w:szCs w:val="24"/>
         </w:rPr>
-        <w:t xml:space="preserve"> is different between treatments, equal to the model intercept for </w:t>
-      </w:r>
-      <w:proofErr w:type="spellStart"/>
-      <w:r>
-        <w:rPr>
-          <w:rFonts w:ascii="Times New Roman" w:eastAsiaTheme="minorEastAsia" w:hAnsi="Times New Roman" w:cs="Times New Roman"/>
-          <w:sz w:val="24"/>
-          <w:szCs w:val="24"/>
-        </w:rPr>
-        <w:t>unwamed</w:t>
-      </w:r>
-      <w:proofErr w:type="spellEnd"/>
-      <w:r>
-        <w:rPr>
-          <w:rFonts w:ascii="Times New Roman" w:eastAsiaTheme="minorEastAsia" w:hAnsi="Times New Roman" w:cs="Times New Roman"/>
-          <w:sz w:val="24"/>
-          <w:szCs w:val="24"/>
-        </w:rPr>
-        <w:t xml:space="preserve"> individuals, and the model intercept plus </w:t>
+        <w:t xml:space="preserve"> is different between treatments, equal to the model intercept for unwamed individuals, and the model intercept plus </w:t>
       </w:r>
       <w:r>
         <w:rPr>
@@ -7060,23 +6787,7 @@
           <w:sz w:val="24"/>
           <w:szCs w:val="24"/>
         </w:rPr>
-        <w:t xml:space="preserve"> = </w:t>
-      </w:r>
-      <w:r>
-        <w:rPr>
-          <w:rFonts w:ascii="Times New Roman" w:eastAsiaTheme="minorEastAsia" w:hAnsi="Times New Roman" w:cs="Times New Roman"/>
-          <w:sz w:val="24"/>
-          <w:szCs w:val="24"/>
-        </w:rPr>
-        <w:t>309</w:t>
-      </w:r>
-      <w:r>
-        <w:rPr>
-          <w:rFonts w:ascii="Times New Roman" w:eastAsiaTheme="minorEastAsia" w:hAnsi="Times New Roman" w:cs="Times New Roman"/>
-          <w:sz w:val="24"/>
-          <w:szCs w:val="24"/>
-        </w:rPr>
-        <w:t>, d.f.</w:t>
+        <w:t xml:space="preserve"> = 309, d.f.</w:t>
       </w:r>
       <w:r>
         <w:rPr>
@@ -7093,23 +6804,7 @@
           <w:sz w:val="24"/>
           <w:szCs w:val="24"/>
         </w:rPr>
-        <w:t xml:space="preserve"> = </w:t>
-      </w:r>
-      <w:r>
-        <w:rPr>
-          <w:rFonts w:ascii="Times New Roman" w:eastAsiaTheme="minorEastAsia" w:hAnsi="Times New Roman" w:cs="Times New Roman"/>
-          <w:sz w:val="24"/>
-          <w:szCs w:val="24"/>
-        </w:rPr>
-        <w:t>1093</w:t>
-      </w:r>
-      <w:r>
-        <w:rPr>
-          <w:rFonts w:ascii="Times New Roman" w:eastAsiaTheme="minorEastAsia" w:hAnsi="Times New Roman" w:cs="Times New Roman"/>
-          <w:sz w:val="24"/>
-          <w:szCs w:val="24"/>
-        </w:rPr>
-        <w:t xml:space="preserve">, </w:t>
+        <w:t xml:space="preserve"> = 1093, </w:t>
       </w:r>
       <m:oMath>
         <m:r>
@@ -7127,23 +6822,7 @@
           <w:sz w:val="24"/>
           <w:szCs w:val="24"/>
         </w:rPr>
-        <w:t xml:space="preserve"> = </w:t>
-      </w:r>
-      <w:r>
-        <w:rPr>
-          <w:rFonts w:ascii="Times New Roman" w:eastAsiaTheme="minorEastAsia" w:hAnsi="Times New Roman" w:cs="Times New Roman"/>
-          <w:sz w:val="24"/>
-          <w:szCs w:val="24"/>
-        </w:rPr>
-        <w:t>1.039</w:t>
-      </w:r>
-      <w:r>
-        <w:rPr>
-          <w:rFonts w:ascii="Times New Roman" w:eastAsiaTheme="minorEastAsia" w:hAnsi="Times New Roman" w:cs="Times New Roman"/>
-          <w:sz w:val="24"/>
-          <w:szCs w:val="24"/>
-        </w:rPr>
-        <w:t xml:space="preserve">, </w:t>
+        <w:t xml:space="preserve"> = 1.039, </w:t>
       </w:r>
       <m:oMath>
         <m:r>
@@ -7161,23 +6840,7 @@
           <w:sz w:val="24"/>
           <w:szCs w:val="24"/>
         </w:rPr>
-        <w:t xml:space="preserve"> = </w:t>
-      </w:r>
-      <w:r>
-        <w:rPr>
-          <w:rFonts w:ascii="Times New Roman" w:eastAsiaTheme="minorEastAsia" w:hAnsi="Times New Roman" w:cs="Times New Roman"/>
-          <w:sz w:val="24"/>
-          <w:szCs w:val="24"/>
-        </w:rPr>
-        <w:t>1404</w:t>
-      </w:r>
-      <w:r>
-        <w:rPr>
-          <w:rFonts w:ascii="Times New Roman" w:eastAsiaTheme="minorEastAsia" w:hAnsi="Times New Roman" w:cs="Times New Roman"/>
-          <w:sz w:val="24"/>
-          <w:szCs w:val="24"/>
-        </w:rPr>
-        <w:t xml:space="preserve">, </w:t>
+        <w:t xml:space="preserve"> = 1404, </w:t>
       </w:r>
       <m:oMath>
         <m:r>
@@ -7195,23 +6858,7 @@
           <w:sz w:val="24"/>
           <w:szCs w:val="24"/>
         </w:rPr>
-        <w:t xml:space="preserve"> = 0.</w:t>
-      </w:r>
-      <w:r>
-        <w:rPr>
-          <w:rFonts w:ascii="Times New Roman" w:eastAsiaTheme="minorEastAsia" w:hAnsi="Times New Roman" w:cs="Times New Roman"/>
-          <w:sz w:val="24"/>
-          <w:szCs w:val="24"/>
-        </w:rPr>
-        <w:t>663</w:t>
-      </w:r>
-      <w:r>
-        <w:rPr>
-          <w:rFonts w:ascii="Times New Roman" w:eastAsiaTheme="minorEastAsia" w:hAnsi="Times New Roman" w:cs="Times New Roman"/>
-          <w:sz w:val="24"/>
-          <w:szCs w:val="24"/>
-        </w:rPr>
-        <w:t xml:space="preserve">), so we thus model </w:t>
+        <w:t xml:space="preserve"> = 0.663), so we thus model </w:t>
       </w:r>
       <m:oMath>
         <m:r>
@@ -7499,15 +7146,7 @@
           <w:sz w:val="24"/>
           <w:szCs w:val="24"/>
         </w:rPr>
-        <w:t>)</w:t>
-      </w:r>
-      <w:r>
-        <w:rPr>
-          <w:rFonts w:ascii="Times New Roman" w:hAnsi="Times New Roman" w:cs="Times New Roman"/>
-          <w:sz w:val="24"/>
-          <w:szCs w:val="24"/>
-        </w:rPr>
-        <w:t xml:space="preserve"> where, while plot-averaged heights were used to fit the mixed-effects models, the true distribution of heights w</w:t>
+        <w:t>) where, while plot-averaged heights were used to fit the mixed-effects models, the true distribution of heights w</w:t>
       </w:r>
       <w:r>
         <w:rPr>
@@ -7645,6 +7284,32 @@
         </w:rPr>
         <w:t xml:space="preserve"> distribution.</w:t>
       </w:r>
+      <w:r>
+        <w:rPr>
+          <w:rFonts w:ascii="Times New Roman" w:eastAsiaTheme="minorEastAsia" w:hAnsi="Times New Roman" w:cs="Times New Roman"/>
+          <w:sz w:val="24"/>
+          <w:szCs w:val="24"/>
+        </w:rPr>
+        <w:t xml:space="preserve"> All seeds within a flower head were assumed to </w:t>
+      </w:r>
+      <w:proofErr w:type="gramStart"/>
+      <w:r>
+        <w:rPr>
+          <w:rFonts w:ascii="Times New Roman" w:eastAsiaTheme="minorEastAsia" w:hAnsi="Times New Roman" w:cs="Times New Roman"/>
+          <w:sz w:val="24"/>
+          <w:szCs w:val="24"/>
+        </w:rPr>
+        <w:t>release</w:t>
+      </w:r>
+      <w:proofErr w:type="gramEnd"/>
+      <w:r>
+        <w:rPr>
+          <w:rFonts w:ascii="Times New Roman" w:eastAsiaTheme="minorEastAsia" w:hAnsi="Times New Roman" w:cs="Times New Roman"/>
+          <w:sz w:val="24"/>
+          <w:szCs w:val="24"/>
+        </w:rPr>
+        <w:t xml:space="preserve"> from the same height.</w:t>
+      </w:r>
     </w:p>
     <w:p>
       <w:pPr>
@@ -7695,8 +7360,6 @@
         <w:jc w:val="both"/>
         <w:rPr>
           <w:rFonts w:ascii="Times New Roman" w:eastAsiaTheme="minorEastAsia" w:hAnsi="Times New Roman" w:cs="Times New Roman"/>
-          <w:sz w:val="24"/>
-          <w:szCs w:val="24"/>
         </w:rPr>
       </w:pPr>
       <w:r>
@@ -7705,15 +7368,39 @@
           <w:sz w:val="24"/>
           <w:szCs w:val="24"/>
         </w:rPr>
-        <w:t>Data on seed count per capitulum</w:t>
-      </w:r>
-      <w:r>
-        <w:rPr>
-          <w:rFonts w:ascii="Times New Roman" w:eastAsiaTheme="minorEastAsia" w:hAnsi="Times New Roman" w:cs="Times New Roman"/>
-          <w:sz w:val="24"/>
-          <w:szCs w:val="24"/>
-        </w:rPr>
-        <w:t xml:space="preserve"> and </w:t>
+        <w:t>Both</w:t>
+      </w:r>
+      <w:r>
+        <w:rPr>
+          <w:rFonts w:ascii="Times New Roman" w:eastAsiaTheme="minorEastAsia" w:hAnsi="Times New Roman" w:cs="Times New Roman"/>
+          <w:sz w:val="24"/>
+          <w:szCs w:val="24"/>
+        </w:rPr>
+        <w:t xml:space="preserve"> </w:t>
+      </w:r>
+      <w:r>
+        <w:rPr>
+          <w:rFonts w:ascii="Times New Roman" w:eastAsiaTheme="minorEastAsia" w:hAnsi="Times New Roman" w:cs="Times New Roman"/>
+          <w:sz w:val="24"/>
+          <w:szCs w:val="24"/>
+        </w:rPr>
+        <w:t xml:space="preserve">per-capitulum </w:t>
+      </w:r>
+      <w:r>
+        <w:rPr>
+          <w:rFonts w:ascii="Times New Roman" w:eastAsiaTheme="minorEastAsia" w:hAnsi="Times New Roman" w:cs="Times New Roman"/>
+          <w:sz w:val="24"/>
+          <w:szCs w:val="24"/>
+        </w:rPr>
+        <w:t xml:space="preserve">seed count </w:t>
+      </w:r>
+      <w:r>
+        <w:rPr>
+          <w:rFonts w:ascii="Times New Roman" w:eastAsiaTheme="minorEastAsia" w:hAnsi="Times New Roman" w:cs="Times New Roman"/>
+          <w:sz w:val="24"/>
+          <w:szCs w:val="24"/>
+        </w:rPr>
+        <w:t xml:space="preserve">and </w:t>
       </w:r>
       <w:proofErr w:type="spellStart"/>
       <w:r>
@@ -7731,15 +7418,31 @@
           <w:sz w:val="24"/>
           <w:szCs w:val="24"/>
         </w:rPr>
-        <w:t xml:space="preserve"> rates</w:t>
-      </w:r>
-      <w:r>
-        <w:rPr>
-          <w:rFonts w:ascii="Times New Roman" w:eastAsiaTheme="minorEastAsia" w:hAnsi="Times New Roman" w:cs="Times New Roman"/>
-          <w:sz w:val="24"/>
-          <w:szCs w:val="24"/>
-        </w:rPr>
-        <w:t xml:space="preserve"> w</w:t>
+        <w:t xml:space="preserve"> </w:t>
+      </w:r>
+      <w:r>
+        <w:rPr>
+          <w:rFonts w:ascii="Times New Roman" w:eastAsiaTheme="minorEastAsia" w:hAnsi="Times New Roman" w:cs="Times New Roman"/>
+          <w:sz w:val="24"/>
+          <w:szCs w:val="24"/>
+        </w:rPr>
+        <w:t xml:space="preserve">survival </w:t>
+      </w:r>
+      <w:r>
+        <w:rPr>
+          <w:rFonts w:ascii="Times New Roman" w:eastAsiaTheme="minorEastAsia" w:hAnsi="Times New Roman" w:cs="Times New Roman"/>
+          <w:sz w:val="24"/>
+          <w:szCs w:val="24"/>
+        </w:rPr>
+        <w:t xml:space="preserve">rate </w:t>
+      </w:r>
+      <w:r>
+        <w:rPr>
+          <w:rFonts w:ascii="Times New Roman" w:eastAsiaTheme="minorEastAsia" w:hAnsi="Times New Roman" w:cs="Times New Roman"/>
+          <w:sz w:val="24"/>
+          <w:szCs w:val="24"/>
+        </w:rPr>
+        <w:t>w</w:t>
       </w:r>
       <w:r>
         <w:rPr>
@@ -7781,7 +7484,23 @@
           <w:sz w:val="24"/>
           <w:szCs w:val="24"/>
         </w:rPr>
-        <w:t xml:space="preserve">, as shown in </w:t>
+        <w:t xml:space="preserve"> and are </w:t>
+      </w:r>
+      <w:r>
+        <w:rPr>
+          <w:rFonts w:ascii="Times New Roman" w:eastAsiaTheme="minorEastAsia" w:hAnsi="Times New Roman" w:cs="Times New Roman"/>
+          <w:sz w:val="24"/>
+          <w:szCs w:val="24"/>
+        </w:rPr>
+        <w:t>given</w:t>
+      </w:r>
+      <w:r>
+        <w:rPr>
+          <w:rFonts w:ascii="Times New Roman" w:eastAsiaTheme="minorEastAsia" w:hAnsi="Times New Roman" w:cs="Times New Roman"/>
+          <w:sz w:val="24"/>
+          <w:szCs w:val="24"/>
+        </w:rPr>
+        <w:t xml:space="preserve"> in </w:t>
       </w:r>
       <w:r>
         <w:rPr>
@@ -7805,7 +7524,31 @@
           <w:sz w:val="24"/>
           <w:szCs w:val="24"/>
         </w:rPr>
-        <w:t xml:space="preserve"> For seed count per capitulum, we use the mean value for the control (i.e. </w:t>
+        <w:t xml:space="preserve"> For seed count per capitulum, we use the mean value for the control</w:t>
+      </w:r>
+      <w:r>
+        <w:rPr>
+          <w:rFonts w:ascii="Times New Roman" w:eastAsiaTheme="minorEastAsia" w:hAnsi="Times New Roman" w:cs="Times New Roman"/>
+          <w:sz w:val="24"/>
+          <w:szCs w:val="24"/>
+        </w:rPr>
+        <w:t xml:space="preserve"> group</w:t>
+      </w:r>
+      <w:r>
+        <w:rPr>
+          <w:rFonts w:ascii="Times New Roman" w:eastAsiaTheme="minorEastAsia" w:hAnsi="Times New Roman" w:cs="Times New Roman"/>
+          <w:sz w:val="24"/>
+          <w:szCs w:val="24"/>
+        </w:rPr>
+        <w:t xml:space="preserve"> </w:t>
+      </w:r>
+      <w:r>
+        <w:rPr>
+          <w:rFonts w:ascii="Times New Roman" w:eastAsiaTheme="minorEastAsia" w:hAnsi="Times New Roman" w:cs="Times New Roman"/>
+          <w:sz w:val="24"/>
+          <w:szCs w:val="24"/>
+        </w:rPr>
+        <w:t xml:space="preserve">(i.e. </w:t>
       </w:r>
       <w:proofErr w:type="spellStart"/>
       <w:r>
@@ -7823,7 +7566,49 @@
           <w:sz w:val="24"/>
           <w:szCs w:val="24"/>
         </w:rPr>
-        <w:t xml:space="preserve"> individuals) since the study in question found that this parameter does not differ significantly between the </w:t>
+        <w:t xml:space="preserve"> individuals)</w:t>
+      </w:r>
+      <w:r>
+        <w:rPr>
+          <w:rFonts w:ascii="Times New Roman" w:eastAsiaTheme="minorEastAsia" w:hAnsi="Times New Roman" w:cs="Times New Roman"/>
+          <w:sz w:val="24"/>
+          <w:szCs w:val="24"/>
+        </w:rPr>
+        <w:t xml:space="preserve"> since the </w:t>
+      </w:r>
+      <w:proofErr w:type="gramStart"/>
+      <w:r>
+        <w:rPr>
+          <w:rFonts w:ascii="Times New Roman" w:eastAsiaTheme="minorEastAsia" w:hAnsi="Times New Roman" w:cs="Times New Roman"/>
+          <w:sz w:val="24"/>
+          <w:szCs w:val="24"/>
+        </w:rPr>
+        <w:t>aforementioned study</w:t>
+      </w:r>
+      <w:proofErr w:type="gramEnd"/>
+      <w:r>
+        <w:rPr>
+          <w:rFonts w:ascii="Times New Roman" w:eastAsiaTheme="minorEastAsia" w:hAnsi="Times New Roman" w:cs="Times New Roman"/>
+          <w:sz w:val="24"/>
+          <w:szCs w:val="24"/>
+        </w:rPr>
+        <w:t xml:space="preserve"> found no significant difference</w:t>
+      </w:r>
+      <w:r>
+        <w:rPr>
+          <w:rFonts w:ascii="Times New Roman" w:eastAsiaTheme="minorEastAsia" w:hAnsi="Times New Roman" w:cs="Times New Roman"/>
+          <w:sz w:val="24"/>
+          <w:szCs w:val="24"/>
+        </w:rPr>
+        <w:t xml:space="preserve"> in per-capitulum seed production</w:t>
+      </w:r>
+      <w:r>
+        <w:rPr>
+          <w:rFonts w:ascii="Times New Roman" w:eastAsiaTheme="minorEastAsia" w:hAnsi="Times New Roman" w:cs="Times New Roman"/>
+          <w:sz w:val="24"/>
+          <w:szCs w:val="24"/>
+        </w:rPr>
+        <w:t xml:space="preserve"> between the </w:t>
       </w:r>
       <w:proofErr w:type="spellStart"/>
       <w:r>
@@ -7841,7 +7626,40 @@
           <w:sz w:val="24"/>
           <w:szCs w:val="24"/>
         </w:rPr>
-        <w:t xml:space="preserve"> and warmed treatments.</w:t>
+        <w:t xml:space="preserve"> and warmed treatments. The </w:t>
+      </w:r>
+      <w:r>
+        <w:rPr>
+          <w:rFonts w:ascii="Times New Roman" w:eastAsiaTheme="minorEastAsia" w:hAnsi="Times New Roman" w:cs="Times New Roman"/>
+          <w:sz w:val="24"/>
+          <w:szCs w:val="24"/>
+        </w:rPr>
+        <w:t xml:space="preserve">rate at </w:t>
+      </w:r>
+      <w:r>
+        <w:rPr>
+          <w:rFonts w:ascii="Times New Roman" w:eastAsiaTheme="minorEastAsia" w:hAnsi="Times New Roman" w:cs="Times New Roman"/>
+          <w:sz w:val="24"/>
+          <w:szCs w:val="24"/>
+        </w:rPr>
+        <w:lastRenderedPageBreak/>
+        <w:t>which seeds</w:t>
+      </w:r>
+      <w:r>
+        <w:rPr>
+          <w:rFonts w:ascii="Times New Roman" w:eastAsiaTheme="minorEastAsia" w:hAnsi="Times New Roman" w:cs="Times New Roman"/>
+          <w:sz w:val="24"/>
+          <w:szCs w:val="24"/>
+        </w:rPr>
+        <w:t xml:space="preserve"> surviv</w:t>
+      </w:r>
+      <w:r>
+        <w:rPr>
+          <w:rFonts w:ascii="Times New Roman" w:eastAsiaTheme="minorEastAsia" w:hAnsi="Times New Roman" w:cs="Times New Roman"/>
+          <w:sz w:val="24"/>
+          <w:szCs w:val="24"/>
+        </w:rPr>
+        <w:t>ed</w:t>
       </w:r>
       <w:r>
         <w:rPr>
@@ -7851,24 +7669,6 @@
         </w:rPr>
         <w:t xml:space="preserve"> </w:t>
       </w:r>
-      <w:proofErr w:type="gramStart"/>
-      <w:r>
-        <w:rPr>
-          <w:rFonts w:ascii="Times New Roman" w:eastAsiaTheme="minorEastAsia" w:hAnsi="Times New Roman" w:cs="Times New Roman"/>
-          <w:sz w:val="24"/>
-          <w:szCs w:val="24"/>
-        </w:rPr>
-        <w:t>Probability</w:t>
-      </w:r>
-      <w:proofErr w:type="gramEnd"/>
-      <w:r>
-        <w:rPr>
-          <w:rFonts w:ascii="Times New Roman" w:eastAsiaTheme="minorEastAsia" w:hAnsi="Times New Roman" w:cs="Times New Roman"/>
-          <w:sz w:val="24"/>
-          <w:szCs w:val="24"/>
-        </w:rPr>
-        <w:t xml:space="preserve"> of surviving </w:t>
-      </w:r>
       <w:proofErr w:type="spellStart"/>
       <w:r>
         <w:rPr>
@@ -7885,42 +7685,145 @@
           <w:sz w:val="24"/>
           <w:szCs w:val="24"/>
         </w:rPr>
-        <w:t xml:space="preserve"> was treated as a fixed value independent of treatment group.</w:t>
-      </w:r>
-      <w:r>
-        <w:rPr>
-          <w:rFonts w:ascii="Times New Roman" w:eastAsiaTheme="minorEastAsia" w:hAnsi="Times New Roman" w:cs="Times New Roman"/>
-          <w:sz w:val="24"/>
-          <w:szCs w:val="24"/>
-        </w:rPr>
-        <w:t xml:space="preserve"> For a given individual, both of these </w:t>
-      </w:r>
-      <w:r>
-        <w:rPr>
-          <w:rFonts w:ascii="Times New Roman" w:eastAsiaTheme="minorEastAsia" w:hAnsi="Times New Roman" w:cs="Times New Roman"/>
-          <w:sz w:val="24"/>
-          <w:szCs w:val="24"/>
-        </w:rPr>
-        <w:lastRenderedPageBreak/>
-        <w:t xml:space="preserve">parameters were multiplied by </w:t>
-      </w:r>
-      <w:proofErr w:type="gramStart"/>
-      <w:r>
-        <w:rPr>
-          <w:rFonts w:ascii="Times New Roman" w:eastAsiaTheme="minorEastAsia" w:hAnsi="Times New Roman" w:cs="Times New Roman"/>
-          <w:sz w:val="24"/>
-          <w:szCs w:val="24"/>
-        </w:rPr>
-        <w:t>each other</w:t>
-      </w:r>
-      <w:proofErr w:type="gramEnd"/>
-      <w:r>
-        <w:rPr>
-          <w:rFonts w:ascii="Times New Roman" w:eastAsiaTheme="minorEastAsia" w:hAnsi="Times New Roman" w:cs="Times New Roman"/>
-          <w:sz w:val="24"/>
-          <w:szCs w:val="24"/>
-        </w:rPr>
-        <w:t xml:space="preserve"> and the resulting product multiplied by the number of flower heads at a given height to determine the number of seeds that could potentially be released from said height.</w:t>
+        <w:t xml:space="preserve"> was treated as a </w:t>
+      </w:r>
+      <w:r>
+        <w:rPr>
+          <w:rFonts w:ascii="Times New Roman" w:eastAsiaTheme="minorEastAsia" w:hAnsi="Times New Roman" w:cs="Times New Roman"/>
+          <w:sz w:val="24"/>
+          <w:szCs w:val="24"/>
+        </w:rPr>
+        <w:t>constant</w:t>
+      </w:r>
+      <w:r>
+        <w:rPr>
+          <w:rFonts w:ascii="Times New Roman" w:eastAsiaTheme="minorEastAsia" w:hAnsi="Times New Roman" w:cs="Times New Roman"/>
+          <w:sz w:val="24"/>
+          <w:szCs w:val="24"/>
+        </w:rPr>
+        <w:t>,</w:t>
+      </w:r>
+      <w:r>
+        <w:rPr>
+          <w:rFonts w:ascii="Times New Roman" w:eastAsiaTheme="minorEastAsia" w:hAnsi="Times New Roman" w:cs="Times New Roman"/>
+          <w:sz w:val="24"/>
+          <w:szCs w:val="24"/>
+        </w:rPr>
+        <w:t xml:space="preserve"> independent of treatment group. For </w:t>
+      </w:r>
+      <w:r>
+        <w:rPr>
+          <w:rFonts w:ascii="Times New Roman" w:eastAsiaTheme="minorEastAsia" w:hAnsi="Times New Roman" w:cs="Times New Roman"/>
+          <w:sz w:val="24"/>
+          <w:szCs w:val="24"/>
+        </w:rPr>
+        <w:t>each capitulum</w:t>
+      </w:r>
+      <w:r>
+        <w:rPr>
+          <w:rFonts w:ascii="Times New Roman" w:eastAsiaTheme="minorEastAsia" w:hAnsi="Times New Roman" w:cs="Times New Roman"/>
+          <w:sz w:val="24"/>
+          <w:szCs w:val="24"/>
+        </w:rPr>
+        <w:t>, both</w:t>
+      </w:r>
+      <w:r>
+        <w:rPr>
+          <w:rFonts w:ascii="Times New Roman" w:eastAsiaTheme="minorEastAsia" w:hAnsi="Times New Roman" w:cs="Times New Roman"/>
+          <w:sz w:val="24"/>
+          <w:szCs w:val="24"/>
+        </w:rPr>
+        <w:t xml:space="preserve"> the</w:t>
+      </w:r>
+      <w:r>
+        <w:rPr>
+          <w:rFonts w:ascii="Times New Roman" w:eastAsiaTheme="minorEastAsia" w:hAnsi="Times New Roman" w:cs="Times New Roman"/>
+          <w:sz w:val="24"/>
+          <w:szCs w:val="24"/>
+        </w:rPr>
+        <w:t xml:space="preserve"> </w:t>
+      </w:r>
+      <w:r>
+        <w:rPr>
+          <w:rFonts w:ascii="Times New Roman" w:eastAsiaTheme="minorEastAsia" w:hAnsi="Times New Roman" w:cs="Times New Roman"/>
+          <w:sz w:val="24"/>
+          <w:szCs w:val="24"/>
+        </w:rPr>
+        <w:t xml:space="preserve">seed count and </w:t>
+      </w:r>
+      <w:proofErr w:type="spellStart"/>
+      <w:r>
+        <w:rPr>
+          <w:rFonts w:ascii="Times New Roman" w:eastAsiaTheme="minorEastAsia" w:hAnsi="Times New Roman" w:cs="Times New Roman"/>
+          <w:sz w:val="24"/>
+          <w:szCs w:val="24"/>
+        </w:rPr>
+        <w:t>florivory</w:t>
+      </w:r>
+      <w:proofErr w:type="spellEnd"/>
+      <w:r>
+        <w:rPr>
+          <w:rFonts w:ascii="Times New Roman" w:eastAsiaTheme="minorEastAsia" w:hAnsi="Times New Roman" w:cs="Times New Roman"/>
+          <w:sz w:val="24"/>
+          <w:szCs w:val="24"/>
+        </w:rPr>
+        <w:t xml:space="preserve"> survival rate</w:t>
+      </w:r>
+      <w:r>
+        <w:rPr>
+          <w:rFonts w:ascii="Times New Roman" w:eastAsiaTheme="minorEastAsia" w:hAnsi="Times New Roman" w:cs="Times New Roman"/>
+          <w:sz w:val="24"/>
+          <w:szCs w:val="24"/>
+        </w:rPr>
+        <w:t xml:space="preserve"> were multiplied together to determine the</w:t>
+      </w:r>
+      <w:r>
+        <w:rPr>
+          <w:rFonts w:ascii="Times New Roman" w:eastAsiaTheme="minorEastAsia" w:hAnsi="Times New Roman" w:cs="Times New Roman"/>
+          <w:sz w:val="24"/>
+          <w:szCs w:val="24"/>
+        </w:rPr>
+        <w:t xml:space="preserve"> total</w:t>
+      </w:r>
+      <w:r>
+        <w:rPr>
+          <w:rFonts w:ascii="Times New Roman" w:eastAsiaTheme="minorEastAsia" w:hAnsi="Times New Roman" w:cs="Times New Roman"/>
+          <w:sz w:val="24"/>
+          <w:szCs w:val="24"/>
+        </w:rPr>
+        <w:t xml:space="preserve"> number of </w:t>
+      </w:r>
+      <w:r>
+        <w:rPr>
+          <w:rFonts w:ascii="Times New Roman" w:eastAsiaTheme="minorEastAsia" w:hAnsi="Times New Roman" w:cs="Times New Roman"/>
+          <w:sz w:val="24"/>
+          <w:szCs w:val="24"/>
+        </w:rPr>
+        <w:t xml:space="preserve">viable </w:t>
+      </w:r>
+      <w:r>
+        <w:rPr>
+          <w:rFonts w:ascii="Times New Roman" w:eastAsiaTheme="minorEastAsia" w:hAnsi="Times New Roman" w:cs="Times New Roman"/>
+          <w:sz w:val="24"/>
+          <w:szCs w:val="24"/>
+        </w:rPr>
+        <w:t xml:space="preserve">seeds within </w:t>
+      </w:r>
+      <w:r>
+        <w:rPr>
+          <w:rFonts w:ascii="Times New Roman" w:eastAsiaTheme="minorEastAsia" w:hAnsi="Times New Roman" w:cs="Times New Roman"/>
+          <w:sz w:val="24"/>
+          <w:szCs w:val="24"/>
+        </w:rPr>
+        <w:t>the capitulum</w:t>
+      </w:r>
+      <w:r>
+        <w:rPr>
+          <w:rFonts w:ascii="Times New Roman" w:eastAsiaTheme="minorEastAsia" w:hAnsi="Times New Roman" w:cs="Times New Roman"/>
+          <w:sz w:val="24"/>
+          <w:szCs w:val="24"/>
+        </w:rPr>
+        <w:t xml:space="preserve"> that were available for dispersal.</w:t>
       </w:r>
     </w:p>
     <w:p>
@@ -7968,53 +7871,369 @@
       </w:pPr>
       <w:r>
         <w:rPr>
-          <w:rFonts w:ascii="Times New Roman" w:hAnsi="Times New Roman" w:cs="Times New Roman"/>
-          <w:sz w:val="24"/>
-          <w:szCs w:val="24"/>
-        </w:rPr>
-        <w:t>For all seeds above the ground surface, establishment was simulated using a Bernoulli distribution, as was entry of non-establishing seeds into the seed bank. Survival of seeds within the seed bank, as well as establishment of said seeds, were simulated in the same fashion.</w:t>
-      </w:r>
-      <w:r>
-        <w:rPr>
-          <w:rFonts w:ascii="Times New Roman" w:hAnsi="Times New Roman" w:cs="Times New Roman"/>
+          <w:rFonts w:ascii="Times New Roman" w:eastAsiaTheme="minorEastAsia" w:hAnsi="Times New Roman" w:cs="Times New Roman"/>
+          <w:sz w:val="24"/>
+          <w:szCs w:val="24"/>
+        </w:rPr>
+        <w:t xml:space="preserve">Because </w:t>
+      </w:r>
+      <w:r>
+        <w:rPr>
+          <w:rFonts w:ascii="Times New Roman" w:eastAsiaTheme="minorEastAsia" w:hAnsi="Times New Roman" w:cs="Times New Roman"/>
+          <w:sz w:val="24"/>
+          <w:szCs w:val="24"/>
+        </w:rPr>
+        <w:t>seed death after surviving post-dispersal predation (but failing to establish or enter the seed bank)</w:t>
+      </w:r>
+      <w:r>
+        <w:rPr>
+          <w:rFonts w:ascii="Times New Roman" w:eastAsiaTheme="minorEastAsia" w:hAnsi="Times New Roman" w:cs="Times New Roman"/>
+          <w:sz w:val="24"/>
+          <w:szCs w:val="24"/>
+        </w:rPr>
+        <w:t xml:space="preserve"> was assumed to occur independent of seed location, </w:t>
+      </w:r>
+      <w:r>
+        <w:rPr>
+          <w:rFonts w:ascii="Times New Roman" w:eastAsiaTheme="minorEastAsia" w:hAnsi="Times New Roman" w:cs="Times New Roman"/>
+          <w:sz w:val="24"/>
+          <w:szCs w:val="24"/>
+        </w:rPr>
+        <w:t>said seeds</w:t>
+      </w:r>
+      <w:r>
+        <w:rPr>
+          <w:rFonts w:ascii="Times New Roman" w:eastAsiaTheme="minorEastAsia" w:hAnsi="Times New Roman" w:cs="Times New Roman"/>
+          <w:sz w:val="24"/>
+          <w:szCs w:val="24"/>
+        </w:rPr>
+        <w:t xml:space="preserve"> were filtered out before being fed into the wind and ant dispersal simulations; this was achieved by multiplying the number of seeds available for dispersal by 1 minus the </w:t>
+      </w:r>
+      <w:r>
+        <w:rPr>
+          <w:rFonts w:ascii="Times New Roman" w:eastAsiaTheme="minorEastAsia" w:hAnsi="Times New Roman" w:cs="Times New Roman"/>
+          <w:sz w:val="24"/>
+          <w:szCs w:val="24"/>
+        </w:rPr>
+        <w:t>sum of the establishment and seed bank entry rates</w:t>
+      </w:r>
+      <w:r>
+        <w:rPr>
+          <w:rFonts w:ascii="Times New Roman" w:eastAsiaTheme="minorEastAsia" w:hAnsi="Times New Roman" w:cs="Times New Roman"/>
+          <w:sz w:val="24"/>
+          <w:szCs w:val="24"/>
+        </w:rPr>
+        <w:t>. This yields</w:t>
+      </w:r>
+      <w:r>
+        <w:rPr>
+          <w:rFonts w:ascii="Times New Roman" w:eastAsiaTheme="minorEastAsia" w:hAnsi="Times New Roman" w:cs="Times New Roman"/>
+          <w:sz w:val="24"/>
+          <w:szCs w:val="24"/>
+        </w:rPr>
+        <w:t xml:space="preserve"> approximately</w:t>
+      </w:r>
+      <w:r>
+        <w:rPr>
+          <w:rFonts w:ascii="Times New Roman" w:eastAsiaTheme="minorEastAsia" w:hAnsi="Times New Roman" w:cs="Times New Roman"/>
+          <w:sz w:val="24"/>
+          <w:szCs w:val="24"/>
+        </w:rPr>
+        <w:t xml:space="preserve"> the same results as</w:t>
+      </w:r>
+      <w:r>
+        <w:rPr>
+          <w:rFonts w:ascii="Times New Roman" w:eastAsiaTheme="minorEastAsia" w:hAnsi="Times New Roman" w:cs="Times New Roman"/>
+          <w:sz w:val="24"/>
+          <w:szCs w:val="24"/>
+        </w:rPr>
+        <w:t xml:space="preserve"> using a </w:t>
+      </w:r>
+      <w:r>
+        <w:rPr>
+          <w:rFonts w:ascii="Times New Roman" w:hAnsi="Times New Roman" w:cs="Times New Roman"/>
+          <w:sz w:val="24"/>
+          <w:szCs w:val="24"/>
+        </w:rPr>
+        <w:t>Bernoulli distribution</w:t>
+      </w:r>
+      <w:r>
+        <w:rPr>
+          <w:rFonts w:ascii="Times New Roman" w:eastAsiaTheme="minorEastAsia" w:hAnsi="Times New Roman" w:cs="Times New Roman"/>
           <w:sz w:val="24"/>
           <w:szCs w:val="24"/>
         </w:rPr>
         <w:t xml:space="preserve"> </w:t>
       </w:r>
+      <w:r>
+        <w:rPr>
+          <w:rFonts w:ascii="Times New Roman" w:eastAsiaTheme="minorEastAsia" w:hAnsi="Times New Roman" w:cs="Times New Roman"/>
+          <w:sz w:val="24"/>
+          <w:szCs w:val="24"/>
+        </w:rPr>
+        <w:t>to simulate</w:t>
+      </w:r>
+      <w:r>
+        <w:rPr>
+          <w:rFonts w:ascii="Times New Roman" w:eastAsiaTheme="minorEastAsia" w:hAnsi="Times New Roman" w:cs="Times New Roman"/>
+          <w:sz w:val="24"/>
+          <w:szCs w:val="24"/>
+        </w:rPr>
+        <w:t xml:space="preserve"> </w:t>
+      </w:r>
+      <w:r>
+        <w:rPr>
+          <w:rFonts w:ascii="Times New Roman" w:eastAsiaTheme="minorEastAsia" w:hAnsi="Times New Roman" w:cs="Times New Roman"/>
+          <w:sz w:val="24"/>
+          <w:szCs w:val="24"/>
+        </w:rPr>
+        <w:t>seed death after surviving post-dispersal predation</w:t>
+      </w:r>
+      <w:r>
+        <w:rPr>
+          <w:rFonts w:ascii="Times New Roman" w:eastAsiaTheme="minorEastAsia" w:hAnsi="Times New Roman" w:cs="Times New Roman"/>
+          <w:sz w:val="24"/>
+          <w:szCs w:val="24"/>
+        </w:rPr>
+        <w:t>, but with the advantage of reducing computational burden by</w:t>
+      </w:r>
+      <w:r>
+        <w:rPr>
+          <w:rFonts w:ascii="Times New Roman" w:eastAsiaTheme="minorEastAsia" w:hAnsi="Times New Roman" w:cs="Times New Roman"/>
+          <w:sz w:val="24"/>
+          <w:szCs w:val="24"/>
+        </w:rPr>
+        <w:t xml:space="preserve"> greatly</w:t>
+      </w:r>
+      <w:r>
+        <w:rPr>
+          <w:rFonts w:ascii="Times New Roman" w:eastAsiaTheme="minorEastAsia" w:hAnsi="Times New Roman" w:cs="Times New Roman"/>
+          <w:sz w:val="24"/>
+          <w:szCs w:val="24"/>
+        </w:rPr>
+        <w:t xml:space="preserve"> decreasing the</w:t>
+      </w:r>
+      <w:r>
+        <w:rPr>
+          <w:rFonts w:ascii="Times New Roman" w:eastAsiaTheme="minorEastAsia" w:hAnsi="Times New Roman" w:cs="Times New Roman"/>
+          <w:sz w:val="24"/>
+          <w:szCs w:val="24"/>
+        </w:rPr>
+        <w:t xml:space="preserve"> total</w:t>
+      </w:r>
+      <w:r>
+        <w:rPr>
+          <w:rFonts w:ascii="Times New Roman" w:eastAsiaTheme="minorEastAsia" w:hAnsi="Times New Roman" w:cs="Times New Roman"/>
+          <w:sz w:val="24"/>
+          <w:szCs w:val="24"/>
+        </w:rPr>
+        <w:t xml:space="preserve"> number of dispersal simulations, which are where </w:t>
+      </w:r>
       <w:proofErr w:type="gramStart"/>
       <w:r>
         <w:rPr>
-          <w:rFonts w:ascii="Times New Roman" w:hAnsi="Times New Roman" w:cs="Times New Roman"/>
-          <w:sz w:val="24"/>
-          <w:szCs w:val="24"/>
-        </w:rPr>
-        <w:t>P</w:t>
-      </w:r>
-      <w:r>
-        <w:rPr>
-          <w:rFonts w:ascii="Times New Roman" w:hAnsi="Times New Roman" w:cs="Times New Roman"/>
-          <w:sz w:val="24"/>
-          <w:szCs w:val="24"/>
-        </w:rPr>
-        <w:t>robability</w:t>
+          <w:rFonts w:ascii="Times New Roman" w:eastAsiaTheme="minorEastAsia" w:hAnsi="Times New Roman" w:cs="Times New Roman"/>
+          <w:sz w:val="24"/>
+          <w:szCs w:val="24"/>
+        </w:rPr>
+        <w:t>the overwhelming majority of</w:t>
       </w:r>
       <w:proofErr w:type="gramEnd"/>
       <w:r>
         <w:rPr>
-          <w:rFonts w:ascii="Times New Roman" w:hAnsi="Times New Roman" w:cs="Times New Roman"/>
-          <w:sz w:val="24"/>
-          <w:szCs w:val="24"/>
-        </w:rPr>
-        <w:t xml:space="preserve"> of success for each of these processes is given in Table S1</w:t>
-      </w:r>
-      <w:r>
-        <w:rPr>
-          <w:rFonts w:ascii="Times New Roman" w:hAnsi="Times New Roman" w:cs="Times New Roman"/>
-          <w:sz w:val="24"/>
-          <w:szCs w:val="24"/>
-        </w:rPr>
-        <w:t xml:space="preserve"> and are </w:t>
+          <w:rFonts w:ascii="Times New Roman" w:eastAsiaTheme="minorEastAsia" w:hAnsi="Times New Roman" w:cs="Times New Roman"/>
+          <w:sz w:val="24"/>
+          <w:szCs w:val="24"/>
+        </w:rPr>
+        <w:t xml:space="preserve"> computational resources within the </w:t>
+      </w:r>
+      <w:proofErr w:type="spellStart"/>
+      <w:r>
+        <w:rPr>
+          <w:rFonts w:ascii="Times New Roman" w:eastAsiaTheme="minorEastAsia" w:hAnsi="Times New Roman" w:cs="Times New Roman"/>
+          <w:sz w:val="24"/>
+          <w:szCs w:val="24"/>
+        </w:rPr>
+        <w:t>wavespeed</w:t>
+      </w:r>
+      <w:proofErr w:type="spellEnd"/>
+      <w:r>
+        <w:rPr>
+          <w:rFonts w:ascii="Times New Roman" w:eastAsiaTheme="minorEastAsia" w:hAnsi="Times New Roman" w:cs="Times New Roman"/>
+          <w:sz w:val="24"/>
+          <w:szCs w:val="24"/>
+        </w:rPr>
+        <w:t xml:space="preserve"> </w:t>
+      </w:r>
+      <w:r>
+        <w:rPr>
+          <w:rFonts w:ascii="Times New Roman" w:eastAsiaTheme="minorEastAsia" w:hAnsi="Times New Roman" w:cs="Times New Roman"/>
+          <w:sz w:val="24"/>
+          <w:szCs w:val="24"/>
+        </w:rPr>
+        <w:t>model are spent.</w:t>
+      </w:r>
+      <w:r>
+        <w:rPr>
+          <w:rFonts w:ascii="Times New Roman" w:hAnsi="Times New Roman" w:cs="Times New Roman"/>
+          <w:sz w:val="24"/>
+          <w:szCs w:val="24"/>
+        </w:rPr>
+        <w:t xml:space="preserve"> </w:t>
+      </w:r>
+      <w:r>
+        <w:rPr>
+          <w:rFonts w:ascii="Times New Roman" w:hAnsi="Times New Roman" w:cs="Times New Roman"/>
+          <w:sz w:val="24"/>
+          <w:szCs w:val="24"/>
+        </w:rPr>
+        <w:t xml:space="preserve">After </w:t>
+      </w:r>
+      <w:r>
+        <w:rPr>
+          <w:rFonts w:ascii="Times New Roman" w:hAnsi="Times New Roman" w:cs="Times New Roman"/>
+          <w:sz w:val="24"/>
+          <w:szCs w:val="24"/>
+        </w:rPr>
+        <w:t xml:space="preserve">primary and secondary </w:t>
+      </w:r>
+      <w:r>
+        <w:rPr>
+          <w:rFonts w:ascii="Times New Roman" w:hAnsi="Times New Roman" w:cs="Times New Roman"/>
+          <w:sz w:val="24"/>
+          <w:szCs w:val="24"/>
+        </w:rPr>
+        <w:t>dispersal w</w:t>
+      </w:r>
+      <w:r>
+        <w:rPr>
+          <w:rFonts w:ascii="Times New Roman" w:hAnsi="Times New Roman" w:cs="Times New Roman"/>
+          <w:sz w:val="24"/>
+          <w:szCs w:val="24"/>
+        </w:rPr>
+        <w:t>ere</w:t>
+      </w:r>
+      <w:r>
+        <w:rPr>
+          <w:rFonts w:ascii="Times New Roman" w:hAnsi="Times New Roman" w:cs="Times New Roman"/>
+          <w:sz w:val="24"/>
+          <w:szCs w:val="24"/>
+        </w:rPr>
+        <w:t xml:space="preserve"> complete</w:t>
+      </w:r>
+      <w:r>
+        <w:rPr>
+          <w:rFonts w:ascii="Times New Roman" w:hAnsi="Times New Roman" w:cs="Times New Roman"/>
+          <w:sz w:val="24"/>
+          <w:szCs w:val="24"/>
+        </w:rPr>
+        <w:t>, establishment</w:t>
+      </w:r>
+      <w:r>
+        <w:rPr>
+          <w:rFonts w:ascii="Times New Roman" w:hAnsi="Times New Roman" w:cs="Times New Roman"/>
+          <w:sz w:val="24"/>
+          <w:szCs w:val="24"/>
+        </w:rPr>
+        <w:t xml:space="preserve"> for seeds not in the seed bank</w:t>
+      </w:r>
+      <w:r>
+        <w:rPr>
+          <w:rFonts w:ascii="Times New Roman" w:hAnsi="Times New Roman" w:cs="Times New Roman"/>
+          <w:sz w:val="24"/>
+          <w:szCs w:val="24"/>
+        </w:rPr>
+        <w:t xml:space="preserve"> was simulated using a Bernoulli distribution, as was entry of non-establishing seeds into the seed bank. </w:t>
+      </w:r>
+      <w:proofErr w:type="gramStart"/>
+      <w:r>
+        <w:rPr>
+          <w:rFonts w:ascii="Times New Roman" w:hAnsi="Times New Roman" w:cs="Times New Roman"/>
+          <w:sz w:val="24"/>
+          <w:szCs w:val="24"/>
+        </w:rPr>
+        <w:t>Survival</w:t>
+      </w:r>
+      <w:proofErr w:type="gramEnd"/>
+      <w:r>
+        <w:rPr>
+          <w:rFonts w:ascii="Times New Roman" w:hAnsi="Times New Roman" w:cs="Times New Roman"/>
+          <w:sz w:val="24"/>
+          <w:szCs w:val="24"/>
+        </w:rPr>
+        <w:t xml:space="preserve"> of seeds</w:t>
+      </w:r>
+      <w:r>
+        <w:rPr>
+          <w:rFonts w:ascii="Times New Roman" w:hAnsi="Times New Roman" w:cs="Times New Roman"/>
+          <w:sz w:val="24"/>
+          <w:szCs w:val="24"/>
+        </w:rPr>
+        <w:t xml:space="preserve"> already</w:t>
+      </w:r>
+      <w:r>
+        <w:rPr>
+          <w:rFonts w:ascii="Times New Roman" w:hAnsi="Times New Roman" w:cs="Times New Roman"/>
+          <w:sz w:val="24"/>
+          <w:szCs w:val="24"/>
+        </w:rPr>
+        <w:t xml:space="preserve"> within the seed bank, as well as establishment of seeds</w:t>
+      </w:r>
+      <w:r>
+        <w:rPr>
+          <w:rFonts w:ascii="Times New Roman" w:hAnsi="Times New Roman" w:cs="Times New Roman"/>
+          <w:sz w:val="24"/>
+          <w:szCs w:val="24"/>
+        </w:rPr>
+        <w:t xml:space="preserve"> from the seed bank</w:t>
+      </w:r>
+      <w:r>
+        <w:rPr>
+          <w:rFonts w:ascii="Times New Roman" w:hAnsi="Times New Roman" w:cs="Times New Roman"/>
+          <w:sz w:val="24"/>
+          <w:szCs w:val="24"/>
+        </w:rPr>
+        <w:t>, were simulated in the same fashion.</w:t>
+      </w:r>
+      <w:r>
+        <w:rPr>
+          <w:rFonts w:ascii="Times New Roman" w:hAnsi="Times New Roman" w:cs="Times New Roman"/>
+          <w:sz w:val="24"/>
+          <w:szCs w:val="24"/>
+        </w:rPr>
+        <w:t xml:space="preserve"> Probability of success for </w:t>
+      </w:r>
+      <w:r>
+        <w:rPr>
+          <w:rFonts w:ascii="Times New Roman" w:hAnsi="Times New Roman" w:cs="Times New Roman"/>
+          <w:sz w:val="24"/>
+          <w:szCs w:val="24"/>
+        </w:rPr>
+        <w:t xml:space="preserve">these processes, </w:t>
+      </w:r>
+      <w:r>
+        <w:rPr>
+          <w:rFonts w:ascii="Times New Roman" w:hAnsi="Times New Roman" w:cs="Times New Roman"/>
+          <w:sz w:val="24"/>
+          <w:szCs w:val="24"/>
+        </w:rPr>
+        <w:t>given in Table S1</w:t>
+      </w:r>
+      <w:r>
+        <w:rPr>
+          <w:rFonts w:ascii="Times New Roman" w:hAnsi="Times New Roman" w:cs="Times New Roman"/>
+          <w:sz w:val="24"/>
+          <w:szCs w:val="24"/>
+        </w:rPr>
+        <w:t>,</w:t>
+      </w:r>
+      <w:r>
+        <w:rPr>
+          <w:rFonts w:ascii="Times New Roman" w:hAnsi="Times New Roman" w:cs="Times New Roman"/>
+          <w:sz w:val="24"/>
+          <w:szCs w:val="24"/>
+        </w:rPr>
+        <w:t xml:space="preserve"> are </w:t>
       </w:r>
       <w:r>
         <w:rPr>
@@ -8087,21 +8306,35 @@
       <w:pPr>
         <w:jc w:val="both"/>
         <w:rPr>
-          <w:rFonts w:ascii="Times New Roman" w:eastAsiaTheme="minorEastAsia" w:hAnsi="Times New Roman" w:cs="Times New Roman"/>
-          <w:sz w:val="24"/>
-          <w:szCs w:val="24"/>
-        </w:rPr>
-      </w:pPr>
-      <w:r>
-        <w:rPr>
-          <w:rFonts w:ascii="Times New Roman" w:eastAsiaTheme="minorEastAsia" w:hAnsi="Times New Roman" w:cs="Times New Roman"/>
+          <w:rFonts w:ascii="Times New Roman" w:hAnsi="Times New Roman" w:cs="Times New Roman"/>
           <w:i/>
           <w:iCs/>
           <w:sz w:val="24"/>
           <w:szCs w:val="24"/>
         </w:rPr>
-        <w:t>Seed release</w:t>
-      </w:r>
+      </w:pPr>
+      <w:r>
+        <w:rPr>
+          <w:rFonts w:ascii="Times New Roman" w:hAnsi="Times New Roman" w:cs="Times New Roman"/>
+          <w:i/>
+          <w:iCs/>
+          <w:sz w:val="24"/>
+          <w:szCs w:val="24"/>
+        </w:rPr>
+        <w:t xml:space="preserve">Wind speed and terminal velocity </w:t>
+      </w:r>
+      <w:proofErr w:type="gramStart"/>
+      <w:r>
+        <w:rPr>
+          <w:rFonts w:ascii="Times New Roman" w:hAnsi="Times New Roman" w:cs="Times New Roman"/>
+          <w:i/>
+          <w:iCs/>
+          <w:sz w:val="24"/>
+          <w:szCs w:val="24"/>
+        </w:rPr>
+        <w:t>distributions</w:t>
+      </w:r>
+      <w:proofErr w:type="gramEnd"/>
     </w:p>
     <w:p>
       <w:pPr>
@@ -8114,56 +8347,628 @@
       </w:pPr>
       <w:r>
         <w:rPr>
-          <w:rFonts w:ascii="Times New Roman" w:hAnsi="Times New Roman" w:cs="Times New Roman"/>
-          <w:sz w:val="24"/>
-          <w:szCs w:val="24"/>
-        </w:rPr>
-        <w:t xml:space="preserve">Seed release was modeled similar to Teller </w:t>
-      </w:r>
-      <w:r>
-        <w:rPr>
-          <w:rFonts w:ascii="Times New Roman" w:hAnsi="Times New Roman" w:cs="Times New Roman"/>
+          <w:rFonts w:ascii="Times New Roman" w:eastAsiaTheme="minorEastAsia" w:hAnsi="Times New Roman" w:cs="Times New Roman"/>
+          <w:sz w:val="24"/>
+          <w:szCs w:val="24"/>
+        </w:rPr>
+        <w:t>W</w:t>
+      </w:r>
+      <w:r>
+        <w:rPr>
+          <w:rFonts w:ascii="Times New Roman" w:eastAsiaTheme="minorEastAsia" w:hAnsi="Times New Roman" w:cs="Times New Roman"/>
+          <w:sz w:val="24"/>
+          <w:szCs w:val="24"/>
+        </w:rPr>
+        <w:t xml:space="preserve">ind speed data, obtained from a weather station a </w:t>
+      </w:r>
+      <w:r>
+        <w:rPr>
+          <w:rFonts w:ascii="Times New Roman" w:eastAsiaTheme="minorEastAsia" w:hAnsi="Times New Roman" w:cs="Times New Roman"/>
+          <w:sz w:val="24"/>
+          <w:szCs w:val="24"/>
+        </w:rPr>
+        <w:t>several</w:t>
+      </w:r>
+      <w:r>
+        <w:rPr>
+          <w:rFonts w:ascii="Times New Roman" w:eastAsiaTheme="minorEastAsia" w:hAnsi="Times New Roman" w:cs="Times New Roman"/>
+          <w:sz w:val="24"/>
+          <w:szCs w:val="24"/>
+        </w:rPr>
+        <w:t xml:space="preserve"> </w:t>
+      </w:r>
+      <w:r>
+        <w:rPr>
+          <w:rFonts w:ascii="Times New Roman" w:eastAsiaTheme="minorEastAsia" w:hAnsi="Times New Roman" w:cs="Times New Roman"/>
+          <w:sz w:val="24"/>
+          <w:szCs w:val="24"/>
+        </w:rPr>
+        <w:t>kilometers</w:t>
+      </w:r>
+      <w:r>
+        <w:rPr>
+          <w:rFonts w:ascii="Times New Roman" w:eastAsiaTheme="minorEastAsia" w:hAnsi="Times New Roman" w:cs="Times New Roman"/>
+          <w:sz w:val="24"/>
+          <w:szCs w:val="24"/>
+        </w:rPr>
+        <w:t xml:space="preserve"> from the study site, </w:t>
+      </w:r>
+      <w:r>
+        <w:rPr>
+          <w:rFonts w:ascii="Times New Roman" w:eastAsiaTheme="minorEastAsia" w:hAnsi="Times New Roman" w:cs="Times New Roman"/>
+          <w:sz w:val="24"/>
+          <w:szCs w:val="24"/>
+        </w:rPr>
+        <w:t xml:space="preserve">was reasonably approximated using a Weibull distribution, which has </w:t>
+      </w:r>
+      <w:r>
+        <w:rPr>
+          <w:rFonts w:ascii="Times New Roman" w:eastAsiaTheme="minorEastAsia" w:hAnsi="Times New Roman" w:cs="Times New Roman"/>
+          <w:sz w:val="24"/>
+          <w:szCs w:val="24"/>
+        </w:rPr>
+        <w:t xml:space="preserve">been used to model wind speeds in general (e.g. Bowden </w:t>
+      </w:r>
+      <w:r>
+        <w:rPr>
+          <w:rFonts w:ascii="Times New Roman" w:eastAsiaTheme="minorEastAsia" w:hAnsi="Times New Roman" w:cs="Times New Roman"/>
           <w:i/>
           <w:iCs/>
           <w:sz w:val="24"/>
           <w:szCs w:val="24"/>
         </w:rPr>
+        <w:t xml:space="preserve">et al. </w:t>
+      </w:r>
+      <w:r>
+        <w:rPr>
+          <w:rFonts w:ascii="Times New Roman" w:eastAsiaTheme="minorEastAsia" w:hAnsi="Times New Roman" w:cs="Times New Roman"/>
+          <w:sz w:val="24"/>
+          <w:szCs w:val="24"/>
+        </w:rPr>
+        <w:t xml:space="preserve">1982; Conradsen </w:t>
+      </w:r>
+      <w:r>
+        <w:rPr>
+          <w:rFonts w:ascii="Times New Roman" w:eastAsiaTheme="minorEastAsia" w:hAnsi="Times New Roman" w:cs="Times New Roman"/>
+          <w:i/>
+          <w:iCs/>
+          <w:sz w:val="24"/>
+          <w:szCs w:val="24"/>
+        </w:rPr>
         <w:t>et al</w:t>
       </w:r>
       <w:r>
         <w:rPr>
-          <w:rFonts w:ascii="Times New Roman" w:hAnsi="Times New Roman" w:cs="Times New Roman"/>
-          <w:sz w:val="24"/>
-          <w:szCs w:val="24"/>
-        </w:rPr>
-        <w:t xml:space="preserve">. (2016), with only a small proportion of </w:t>
-      </w:r>
-      <w:proofErr w:type="gramStart"/>
-      <w:r>
-        <w:rPr>
-          <w:rFonts w:ascii="Times New Roman" w:hAnsi="Times New Roman" w:cs="Times New Roman"/>
-          <w:sz w:val="24"/>
-          <w:szCs w:val="24"/>
-        </w:rPr>
-        <w:t>seeds</w:t>
-      </w:r>
-      <w:proofErr w:type="gramEnd"/>
-      <w:r>
-        <w:rPr>
-          <w:rFonts w:ascii="Times New Roman" w:hAnsi="Times New Roman" w:cs="Times New Roman"/>
+          <w:rFonts w:ascii="Times New Roman" w:eastAsiaTheme="minorEastAsia" w:hAnsi="Times New Roman" w:cs="Times New Roman"/>
+          <w:sz w:val="24"/>
+          <w:szCs w:val="24"/>
+        </w:rPr>
+        <w:t xml:space="preserve">. 1984; </w:t>
+      </w:r>
+      <w:proofErr w:type="spellStart"/>
+      <w:r>
+        <w:rPr>
+          <w:rFonts w:ascii="Times New Roman" w:eastAsiaTheme="minorEastAsia" w:hAnsi="Times New Roman" w:cs="Times New Roman"/>
+          <w:sz w:val="24"/>
+          <w:szCs w:val="24"/>
+        </w:rPr>
+        <w:t>Wais</w:t>
+      </w:r>
+      <w:proofErr w:type="spellEnd"/>
+      <w:r>
+        <w:rPr>
+          <w:rFonts w:ascii="Times New Roman" w:eastAsiaTheme="minorEastAsia" w:hAnsi="Times New Roman" w:cs="Times New Roman"/>
           <w:sz w:val="24"/>
           <w:szCs w:val="24"/>
         </w:rPr>
         <w:t xml:space="preserve"> </w:t>
       </w:r>
+      <w:r>
+        <w:rPr>
+          <w:rFonts w:ascii="Times New Roman" w:eastAsiaTheme="minorEastAsia" w:hAnsi="Times New Roman" w:cs="Times New Roman"/>
+          <w:i/>
+          <w:iCs/>
+          <w:sz w:val="24"/>
+          <w:szCs w:val="24"/>
+        </w:rPr>
+        <w:t>et al</w:t>
+      </w:r>
+      <w:r>
+        <w:rPr>
+          <w:rFonts w:ascii="Times New Roman" w:eastAsiaTheme="minorEastAsia" w:hAnsi="Times New Roman" w:cs="Times New Roman"/>
+          <w:sz w:val="24"/>
+          <w:szCs w:val="24"/>
+        </w:rPr>
+        <w:t>. 2017)</w:t>
+      </w:r>
+      <w:r>
+        <w:rPr>
+          <w:rFonts w:ascii="Times New Roman" w:eastAsiaTheme="minorEastAsia" w:hAnsi="Times New Roman" w:cs="Times New Roman"/>
+          <w:sz w:val="24"/>
+          <w:szCs w:val="24"/>
+        </w:rPr>
+        <w:t>,</w:t>
+      </w:r>
+      <w:r>
+        <w:rPr>
+          <w:rFonts w:ascii="Times New Roman" w:eastAsiaTheme="minorEastAsia" w:hAnsi="Times New Roman" w:cs="Times New Roman"/>
+          <w:sz w:val="24"/>
+          <w:szCs w:val="24"/>
+        </w:rPr>
+        <w:t xml:space="preserve"> including previous </w:t>
+      </w:r>
+      <w:r>
+        <w:rPr>
+          <w:rFonts w:ascii="Times New Roman" w:eastAsiaTheme="minorEastAsia" w:hAnsi="Times New Roman" w:cs="Times New Roman"/>
+          <w:i/>
+          <w:iCs/>
+          <w:sz w:val="24"/>
+          <w:szCs w:val="24"/>
+        </w:rPr>
+        <w:t>C. nutans</w:t>
+      </w:r>
+      <w:r>
+        <w:rPr>
+          <w:rFonts w:ascii="Times New Roman" w:eastAsiaTheme="minorEastAsia" w:hAnsi="Times New Roman" w:cs="Times New Roman"/>
+          <w:sz w:val="24"/>
+          <w:szCs w:val="24"/>
+        </w:rPr>
+        <w:t xml:space="preserve"> dispersal</w:t>
+      </w:r>
+      <w:r>
+        <w:rPr>
+          <w:rFonts w:ascii="Times New Roman" w:eastAsiaTheme="minorEastAsia" w:hAnsi="Times New Roman" w:cs="Times New Roman"/>
+          <w:sz w:val="24"/>
+          <w:szCs w:val="24"/>
+        </w:rPr>
+        <w:t xml:space="preserve"> studies</w:t>
+      </w:r>
+      <w:r>
+        <w:rPr>
+          <w:rFonts w:ascii="Times New Roman" w:eastAsiaTheme="minorEastAsia" w:hAnsi="Times New Roman" w:cs="Times New Roman"/>
+          <w:sz w:val="24"/>
+          <w:szCs w:val="24"/>
+        </w:rPr>
+        <w:t xml:space="preserve"> (</w:t>
+      </w:r>
+      <w:r>
+        <w:rPr>
+          <w:rFonts w:ascii="Times New Roman" w:hAnsi="Times New Roman" w:cs="Times New Roman"/>
+          <w:color w:val="222222"/>
+          <w:sz w:val="24"/>
+          <w:szCs w:val="24"/>
+          <w:shd w:val="clear" w:color="auto" w:fill="FFFFFF"/>
+        </w:rPr>
+        <w:t xml:space="preserve">Zhang </w:t>
+      </w:r>
+      <w:r>
+        <w:rPr>
+          <w:rFonts w:ascii="Times New Roman" w:hAnsi="Times New Roman" w:cs="Times New Roman"/>
+          <w:i/>
+          <w:iCs/>
+          <w:color w:val="222222"/>
+          <w:sz w:val="24"/>
+          <w:szCs w:val="24"/>
+          <w:shd w:val="clear" w:color="auto" w:fill="FFFFFF"/>
+        </w:rPr>
+        <w:t>et al</w:t>
+      </w:r>
+      <w:r>
+        <w:rPr>
+          <w:rFonts w:ascii="Times New Roman" w:hAnsi="Times New Roman" w:cs="Times New Roman"/>
+          <w:color w:val="222222"/>
+          <w:sz w:val="24"/>
+          <w:szCs w:val="24"/>
+          <w:shd w:val="clear" w:color="auto" w:fill="FFFFFF"/>
+        </w:rPr>
+        <w:t xml:space="preserve">. 2011, Teller </w:t>
+      </w:r>
+      <w:r>
+        <w:rPr>
+          <w:rFonts w:ascii="Times New Roman" w:hAnsi="Times New Roman" w:cs="Times New Roman"/>
+          <w:i/>
+          <w:iCs/>
+          <w:color w:val="222222"/>
+          <w:sz w:val="24"/>
+          <w:szCs w:val="24"/>
+          <w:shd w:val="clear" w:color="auto" w:fill="FFFFFF"/>
+        </w:rPr>
+        <w:t>et al</w:t>
+      </w:r>
+      <w:r>
+        <w:rPr>
+          <w:rFonts w:ascii="Times New Roman" w:hAnsi="Times New Roman" w:cs="Times New Roman"/>
+          <w:color w:val="222222"/>
+          <w:sz w:val="24"/>
+          <w:szCs w:val="24"/>
+          <w:shd w:val="clear" w:color="auto" w:fill="FFFFFF"/>
+        </w:rPr>
+        <w:t>. 2016</w:t>
+      </w:r>
+      <w:r>
+        <w:rPr>
+          <w:rFonts w:ascii="Times New Roman" w:eastAsiaTheme="minorEastAsia" w:hAnsi="Times New Roman" w:cs="Times New Roman"/>
+          <w:sz w:val="24"/>
+          <w:szCs w:val="24"/>
+        </w:rPr>
+        <w:t>).</w:t>
+      </w:r>
+      <w:r>
+        <w:rPr>
+          <w:rFonts w:ascii="Times New Roman" w:eastAsiaTheme="minorEastAsia" w:hAnsi="Times New Roman" w:cs="Times New Roman"/>
+          <w:sz w:val="24"/>
+          <w:szCs w:val="24"/>
+        </w:rPr>
+        <w:t xml:space="preserve"> Wind speeds of zero were removed from the data </w:t>
+      </w:r>
+      <w:r>
+        <w:rPr>
+          <w:rFonts w:ascii="Times New Roman" w:eastAsiaTheme="minorEastAsia" w:hAnsi="Times New Roman" w:cs="Times New Roman"/>
+          <w:sz w:val="24"/>
+          <w:szCs w:val="24"/>
+        </w:rPr>
+        <w:t>with</w:t>
+      </w:r>
+      <w:r>
+        <w:rPr>
+          <w:rFonts w:ascii="Times New Roman" w:eastAsiaTheme="minorEastAsia" w:hAnsi="Times New Roman" w:cs="Times New Roman"/>
+          <w:sz w:val="24"/>
+          <w:szCs w:val="24"/>
+        </w:rPr>
+        <w:t xml:space="preserve"> the assumption that nonzero dispersal distances occur for wind speeds greater than zero.</w:t>
+      </w:r>
+      <w:r>
+        <w:rPr>
+          <w:rFonts w:ascii="Times New Roman" w:eastAsiaTheme="minorEastAsia" w:hAnsi="Times New Roman" w:cs="Times New Roman"/>
+          <w:sz w:val="24"/>
+          <w:szCs w:val="24"/>
+        </w:rPr>
+        <w:t xml:space="preserve"> Seed terminal velocities were calculated </w:t>
+      </w:r>
+      <w:bookmarkStart w:id="1" w:name="_Hlk157714632"/>
+      <w:r>
+        <w:rPr>
+          <w:rFonts w:ascii="Times New Roman" w:eastAsiaTheme="minorEastAsia" w:hAnsi="Times New Roman" w:cs="Times New Roman"/>
+          <w:sz w:val="24"/>
+          <w:szCs w:val="24"/>
+        </w:rPr>
+        <w:t>from a series of seed drop experiments in a laboratory setting</w:t>
+      </w:r>
+      <w:bookmarkEnd w:id="1"/>
+      <w:r>
+        <w:rPr>
+          <w:rFonts w:ascii="Times New Roman" w:eastAsiaTheme="minorEastAsia" w:hAnsi="Times New Roman" w:cs="Times New Roman"/>
+          <w:sz w:val="24"/>
+          <w:szCs w:val="24"/>
+        </w:rPr>
+        <w:t>, with the distribution estimated as lognormal in accordance with previous</w:t>
+      </w:r>
+      <w:r>
+        <w:rPr>
+          <w:rFonts w:ascii="Times New Roman" w:eastAsiaTheme="minorEastAsia" w:hAnsi="Times New Roman" w:cs="Times New Roman"/>
+          <w:sz w:val="24"/>
+          <w:szCs w:val="24"/>
+        </w:rPr>
+        <w:t xml:space="preserve"> </w:t>
+      </w:r>
+      <w:r>
+        <w:rPr>
+          <w:rFonts w:ascii="Times New Roman" w:eastAsiaTheme="minorEastAsia" w:hAnsi="Times New Roman" w:cs="Times New Roman"/>
+          <w:i/>
+          <w:iCs/>
+          <w:sz w:val="24"/>
+          <w:szCs w:val="24"/>
+        </w:rPr>
+        <w:t>C. nutans</w:t>
+      </w:r>
+      <w:r>
+        <w:rPr>
+          <w:rFonts w:ascii="Times New Roman" w:eastAsiaTheme="minorEastAsia" w:hAnsi="Times New Roman" w:cs="Times New Roman"/>
+          <w:sz w:val="24"/>
+          <w:szCs w:val="24"/>
+        </w:rPr>
+        <w:t xml:space="preserve"> studies (e.g. </w:t>
+      </w:r>
+      <w:proofErr w:type="spellStart"/>
+      <w:r>
+        <w:rPr>
+          <w:rFonts w:ascii="Times New Roman" w:hAnsi="Times New Roman" w:cs="Times New Roman"/>
+          <w:sz w:val="24"/>
+          <w:szCs w:val="24"/>
+        </w:rPr>
+        <w:t>Skarpaas</w:t>
+      </w:r>
+      <w:proofErr w:type="spellEnd"/>
+      <w:r>
+        <w:rPr>
+          <w:rFonts w:ascii="Times New Roman" w:hAnsi="Times New Roman" w:cs="Times New Roman"/>
+          <w:sz w:val="24"/>
+          <w:szCs w:val="24"/>
+        </w:rPr>
+        <w:t xml:space="preserve"> and Shea</w:t>
+      </w:r>
+      <w:r>
+        <w:rPr>
+          <w:rFonts w:ascii="Times New Roman" w:hAnsi="Times New Roman" w:cs="Times New Roman"/>
+          <w:sz w:val="24"/>
+          <w:szCs w:val="24"/>
+        </w:rPr>
+        <w:t xml:space="preserve"> 2007, </w:t>
+      </w:r>
+      <w:proofErr w:type="spellStart"/>
+      <w:r>
+        <w:rPr>
+          <w:rFonts w:ascii="Times New Roman" w:hAnsi="Times New Roman" w:cs="Times New Roman"/>
+          <w:color w:val="222222"/>
+          <w:sz w:val="24"/>
+          <w:szCs w:val="24"/>
+          <w:shd w:val="clear" w:color="auto" w:fill="FFFFFF"/>
+        </w:rPr>
+        <w:t>Jongejans</w:t>
+      </w:r>
+      <w:proofErr w:type="spellEnd"/>
+      <w:r>
+        <w:rPr>
+          <w:rFonts w:ascii="Times New Roman" w:hAnsi="Times New Roman" w:cs="Times New Roman"/>
+          <w:color w:val="222222"/>
+          <w:sz w:val="24"/>
+          <w:szCs w:val="24"/>
+          <w:shd w:val="clear" w:color="auto" w:fill="FFFFFF"/>
+        </w:rPr>
+        <w:t xml:space="preserve"> </w:t>
+      </w:r>
+      <w:r>
+        <w:rPr>
+          <w:rFonts w:ascii="Times New Roman" w:hAnsi="Times New Roman" w:cs="Times New Roman"/>
+          <w:i/>
+          <w:iCs/>
+          <w:color w:val="222222"/>
+          <w:sz w:val="24"/>
+          <w:szCs w:val="24"/>
+          <w:shd w:val="clear" w:color="auto" w:fill="FFFFFF"/>
+        </w:rPr>
+        <w:t>et al.</w:t>
+      </w:r>
+      <w:r>
+        <w:rPr>
+          <w:rFonts w:ascii="Times New Roman" w:hAnsi="Times New Roman" w:cs="Times New Roman"/>
+          <w:color w:val="222222"/>
+          <w:sz w:val="24"/>
+          <w:szCs w:val="24"/>
+          <w:shd w:val="clear" w:color="auto" w:fill="FFFFFF"/>
+        </w:rPr>
+        <w:t xml:space="preserve"> 2011, Zhang </w:t>
+      </w:r>
+      <w:r>
+        <w:rPr>
+          <w:rFonts w:ascii="Times New Roman" w:hAnsi="Times New Roman" w:cs="Times New Roman"/>
+          <w:i/>
+          <w:iCs/>
+          <w:color w:val="222222"/>
+          <w:sz w:val="24"/>
+          <w:szCs w:val="24"/>
+          <w:shd w:val="clear" w:color="auto" w:fill="FFFFFF"/>
+        </w:rPr>
+        <w:t>et al</w:t>
+      </w:r>
+      <w:r>
+        <w:rPr>
+          <w:rFonts w:ascii="Times New Roman" w:hAnsi="Times New Roman" w:cs="Times New Roman"/>
+          <w:color w:val="222222"/>
+          <w:sz w:val="24"/>
+          <w:szCs w:val="24"/>
+          <w:shd w:val="clear" w:color="auto" w:fill="FFFFFF"/>
+        </w:rPr>
+        <w:t>. 2011</w:t>
+      </w:r>
+      <w:r>
+        <w:rPr>
+          <w:rFonts w:ascii="Times New Roman" w:eastAsiaTheme="minorEastAsia" w:hAnsi="Times New Roman" w:cs="Times New Roman"/>
+          <w:sz w:val="24"/>
+          <w:szCs w:val="24"/>
+        </w:rPr>
+        <w:t>).</w:t>
+      </w:r>
+      <w:r>
+        <w:rPr>
+          <w:rFonts w:ascii="Times New Roman" w:hAnsi="Times New Roman" w:cs="Times New Roman"/>
+          <w:sz w:val="24"/>
+          <w:szCs w:val="24"/>
+        </w:rPr>
+        <w:t xml:space="preserve"> </w:t>
+      </w:r>
+      <w:r>
+        <w:rPr>
+          <w:rFonts w:ascii="Times New Roman" w:eastAsiaTheme="minorEastAsia" w:hAnsi="Times New Roman" w:cs="Times New Roman"/>
+          <w:sz w:val="24"/>
+          <w:szCs w:val="24"/>
+        </w:rPr>
+        <w:t>Both wind speed and seed terminal velocity</w:t>
+      </w:r>
+      <w:r>
+        <w:rPr>
+          <w:rFonts w:ascii="Times New Roman" w:eastAsiaTheme="minorEastAsia" w:hAnsi="Times New Roman" w:cs="Times New Roman"/>
+          <w:sz w:val="24"/>
+          <w:szCs w:val="24"/>
+        </w:rPr>
+        <w:t xml:space="preserve"> distributions were parameterized</w:t>
+      </w:r>
+      <w:r>
+        <w:rPr>
+          <w:rFonts w:ascii="Times New Roman" w:eastAsiaTheme="minorEastAsia" w:hAnsi="Times New Roman" w:cs="Times New Roman"/>
+          <w:sz w:val="24"/>
+          <w:szCs w:val="24"/>
+        </w:rPr>
+        <w:t xml:space="preserve"> </w:t>
+      </w:r>
+      <w:r>
+        <w:rPr>
+          <w:rFonts w:ascii="Times New Roman" w:eastAsiaTheme="minorEastAsia" w:hAnsi="Times New Roman" w:cs="Times New Roman"/>
+          <w:sz w:val="24"/>
+          <w:szCs w:val="24"/>
+        </w:rPr>
+        <w:t xml:space="preserve">using </w:t>
+      </w:r>
+      <w:r>
+        <w:rPr>
+          <w:rFonts w:ascii="Times New Roman" w:eastAsiaTheme="minorEastAsia" w:hAnsi="Times New Roman" w:cs="Times New Roman"/>
+          <w:sz w:val="24"/>
+          <w:szCs w:val="24"/>
+        </w:rPr>
+        <w:t xml:space="preserve">the </w:t>
+      </w:r>
+      <w:proofErr w:type="spellStart"/>
+      <w:r>
+        <w:rPr>
+          <w:rFonts w:ascii="Consolas" w:eastAsiaTheme="minorEastAsia" w:hAnsi="Consolas" w:cs="Times New Roman"/>
+          <w:b/>
+          <w:bCs/>
+          <w:sz w:val="23"/>
+          <w:szCs w:val="23"/>
+        </w:rPr>
+        <w:t>fitdistr</w:t>
+      </w:r>
+      <w:proofErr w:type="spellEnd"/>
+      <w:r>
+        <w:rPr>
+          <w:rFonts w:ascii="Times New Roman" w:eastAsiaTheme="minorEastAsia" w:hAnsi="Times New Roman" w:cs="Times New Roman"/>
+          <w:sz w:val="24"/>
+          <w:szCs w:val="24"/>
+        </w:rPr>
+        <w:t xml:space="preserve"> command from the </w:t>
+      </w:r>
+      <w:r>
+        <w:rPr>
+          <w:rFonts w:ascii="Consolas" w:eastAsiaTheme="minorEastAsia" w:hAnsi="Consolas" w:cs="Times New Roman"/>
+          <w:b/>
+          <w:bCs/>
+          <w:sz w:val="23"/>
+          <w:szCs w:val="23"/>
+        </w:rPr>
+        <w:t>MASS</w:t>
+      </w:r>
+      <w:r>
+        <w:rPr>
+          <w:rFonts w:ascii="Times New Roman" w:eastAsiaTheme="minorEastAsia" w:hAnsi="Times New Roman" w:cs="Times New Roman"/>
+          <w:sz w:val="24"/>
+          <w:szCs w:val="24"/>
+        </w:rPr>
+        <w:t xml:space="preserve"> package version </w:t>
+      </w:r>
+      <w:r>
+        <w:rPr>
+          <w:rFonts w:ascii="Times New Roman" w:eastAsiaTheme="minorEastAsia" w:hAnsi="Times New Roman" w:cs="Times New Roman"/>
+          <w:sz w:val="24"/>
+          <w:szCs w:val="24"/>
+        </w:rPr>
+        <w:t>7.3-58.1</w:t>
+      </w:r>
+      <w:r>
+        <w:rPr>
+          <w:rFonts w:ascii="Times New Roman" w:eastAsiaTheme="minorEastAsia" w:hAnsi="Times New Roman" w:cs="Times New Roman"/>
+          <w:sz w:val="24"/>
+          <w:szCs w:val="24"/>
+        </w:rPr>
+        <w:t xml:space="preserve"> (Ripley </w:t>
+      </w:r>
+      <w:r>
+        <w:rPr>
+          <w:rFonts w:ascii="Times New Roman" w:eastAsiaTheme="minorEastAsia" w:hAnsi="Times New Roman" w:cs="Times New Roman"/>
+          <w:i/>
+          <w:iCs/>
+          <w:sz w:val="24"/>
+          <w:szCs w:val="24"/>
+        </w:rPr>
+        <w:t>et al</w:t>
+      </w:r>
+      <w:r>
+        <w:rPr>
+          <w:rFonts w:ascii="Times New Roman" w:eastAsiaTheme="minorEastAsia" w:hAnsi="Times New Roman" w:cs="Times New Roman"/>
+          <w:sz w:val="24"/>
+          <w:szCs w:val="24"/>
+        </w:rPr>
+        <w:t xml:space="preserve">. 2022); we </w:t>
+      </w:r>
+      <w:r>
+        <w:rPr>
+          <w:rFonts w:ascii="Times New Roman" w:eastAsiaTheme="minorEastAsia" w:hAnsi="Times New Roman" w:cs="Times New Roman"/>
+          <w:sz w:val="24"/>
+          <w:szCs w:val="24"/>
+        </w:rPr>
+        <w:t>parameterize</w:t>
+      </w:r>
+      <w:r>
+        <w:rPr>
+          <w:rFonts w:ascii="Times New Roman" w:eastAsiaTheme="minorEastAsia" w:hAnsi="Times New Roman" w:cs="Times New Roman"/>
+          <w:sz w:val="24"/>
+          <w:szCs w:val="24"/>
+        </w:rPr>
+        <w:t xml:space="preserve"> these distributions rather than using empirical distributions </w:t>
+      </w:r>
+      <w:bookmarkStart w:id="2" w:name="_Hlk157714684"/>
+      <w:r>
+        <w:rPr>
+          <w:rFonts w:ascii="Times New Roman" w:eastAsiaTheme="minorEastAsia" w:hAnsi="Times New Roman" w:cs="Times New Roman"/>
+          <w:sz w:val="24"/>
+          <w:szCs w:val="24"/>
+        </w:rPr>
+        <w:t xml:space="preserve">so that the mean and variance can easily be </w:t>
+      </w:r>
+      <w:r>
+        <w:rPr>
+          <w:rFonts w:ascii="Times New Roman" w:eastAsiaTheme="minorEastAsia" w:hAnsi="Times New Roman" w:cs="Times New Roman"/>
+          <w:sz w:val="24"/>
+          <w:szCs w:val="24"/>
+        </w:rPr>
+        <w:t>changed</w:t>
+      </w:r>
+      <w:r>
+        <w:rPr>
+          <w:rFonts w:ascii="Times New Roman" w:eastAsiaTheme="minorEastAsia" w:hAnsi="Times New Roman" w:cs="Times New Roman"/>
+          <w:sz w:val="24"/>
+          <w:szCs w:val="24"/>
+        </w:rPr>
+        <w:t xml:space="preserve">, which </w:t>
+      </w:r>
+      <w:r>
+        <w:rPr>
+          <w:rFonts w:ascii="Times New Roman" w:eastAsiaTheme="minorEastAsia" w:hAnsi="Times New Roman" w:cs="Times New Roman"/>
+          <w:sz w:val="24"/>
+          <w:szCs w:val="24"/>
+        </w:rPr>
+        <w:t>is</w:t>
+      </w:r>
+      <w:r>
+        <w:rPr>
+          <w:rFonts w:ascii="Times New Roman" w:eastAsiaTheme="minorEastAsia" w:hAnsi="Times New Roman" w:cs="Times New Roman"/>
+          <w:sz w:val="24"/>
+          <w:szCs w:val="24"/>
+        </w:rPr>
+        <w:t xml:space="preserve"> </w:t>
+      </w:r>
+      <w:r>
+        <w:rPr>
+          <w:rFonts w:ascii="Times New Roman" w:eastAsiaTheme="minorEastAsia" w:hAnsi="Times New Roman" w:cs="Times New Roman"/>
+          <w:sz w:val="24"/>
+          <w:szCs w:val="24"/>
+        </w:rPr>
+        <w:t>essential</w:t>
+      </w:r>
+      <w:r>
+        <w:rPr>
+          <w:rFonts w:ascii="Times New Roman" w:eastAsiaTheme="minorEastAsia" w:hAnsi="Times New Roman" w:cs="Times New Roman"/>
+          <w:sz w:val="24"/>
+          <w:szCs w:val="24"/>
+        </w:rPr>
+        <w:t xml:space="preserve"> for conducting sensitivity analyses on our models.</w:t>
+      </w:r>
+      <w:bookmarkEnd w:id="2"/>
     </w:p>
     <w:p>
       <w:pPr>
         <w:jc w:val="both"/>
         <w:rPr>
-          <w:rFonts w:ascii="Times New Roman" w:hAnsi="Times New Roman" w:cs="Times New Roman"/>
-          <w:b/>
-          <w:bCs/>
+          <w:rFonts w:ascii="Times New Roman" w:eastAsiaTheme="minorEastAsia" w:hAnsi="Times New Roman" w:cs="Times New Roman"/>
           <w:sz w:val="24"/>
           <w:szCs w:val="24"/>
         </w:rPr>
@@ -8173,7 +8978,7 @@
       <w:pPr>
         <w:jc w:val="both"/>
         <w:rPr>
-          <w:rFonts w:ascii="Times New Roman" w:hAnsi="Times New Roman" w:cs="Times New Roman"/>
+          <w:rFonts w:ascii="Times New Roman" w:eastAsiaTheme="minorEastAsia" w:hAnsi="Times New Roman" w:cs="Times New Roman"/>
           <w:i/>
           <w:iCs/>
           <w:sz w:val="24"/>
@@ -8182,137 +8987,110 @@
       </w:pPr>
       <w:r>
         <w:rPr>
-          <w:rFonts w:ascii="Times New Roman" w:hAnsi="Times New Roman" w:cs="Times New Roman"/>
+          <w:rFonts w:ascii="Times New Roman" w:eastAsiaTheme="minorEastAsia" w:hAnsi="Times New Roman" w:cs="Times New Roman"/>
           <w:i/>
           <w:iCs/>
           <w:sz w:val="24"/>
           <w:szCs w:val="24"/>
         </w:rPr>
-        <w:t>Wind speed and terminal velocity distributions</w:t>
+        <w:t>Seed release</w:t>
       </w:r>
     </w:p>
     <w:p>
       <w:pPr>
         <w:jc w:val="both"/>
         <w:rPr>
-          <w:rFonts w:ascii="Times New Roman" w:hAnsi="Times New Roman" w:cs="Times New Roman"/>
-          <w:sz w:val="24"/>
-          <w:szCs w:val="24"/>
-        </w:rPr>
-      </w:pPr>
-      <w:r>
-        <w:rPr>
-          <w:rFonts w:ascii="Times New Roman" w:eastAsiaTheme="minorEastAsia" w:hAnsi="Times New Roman" w:cs="Times New Roman"/>
-          <w:sz w:val="24"/>
-          <w:szCs w:val="24"/>
-        </w:rPr>
-        <w:t>W</w:t>
-      </w:r>
-      <w:r>
-        <w:rPr>
-          <w:rFonts w:ascii="Times New Roman" w:eastAsiaTheme="minorEastAsia" w:hAnsi="Times New Roman" w:cs="Times New Roman"/>
-          <w:sz w:val="24"/>
-          <w:szCs w:val="24"/>
-        </w:rPr>
-        <w:t xml:space="preserve">ind speed data, obtained from a weather station a </w:t>
-      </w:r>
-      <w:r>
-        <w:rPr>
-          <w:rFonts w:ascii="Times New Roman" w:eastAsiaTheme="minorEastAsia" w:hAnsi="Times New Roman" w:cs="Times New Roman"/>
-          <w:sz w:val="24"/>
-          <w:szCs w:val="24"/>
-        </w:rPr>
-        <w:t>several</w:t>
-      </w:r>
-      <w:r>
-        <w:rPr>
-          <w:rFonts w:ascii="Times New Roman" w:eastAsiaTheme="minorEastAsia" w:hAnsi="Times New Roman" w:cs="Times New Roman"/>
-          <w:sz w:val="24"/>
-          <w:szCs w:val="24"/>
-        </w:rPr>
-        <w:t xml:space="preserve"> </w:t>
-      </w:r>
-      <w:r>
-        <w:rPr>
-          <w:rFonts w:ascii="Times New Roman" w:eastAsiaTheme="minorEastAsia" w:hAnsi="Times New Roman" w:cs="Times New Roman"/>
-          <w:sz w:val="24"/>
-          <w:szCs w:val="24"/>
-        </w:rPr>
-        <w:t>kilometers</w:t>
-      </w:r>
-      <w:r>
-        <w:rPr>
-          <w:rFonts w:ascii="Times New Roman" w:eastAsiaTheme="minorEastAsia" w:hAnsi="Times New Roman" w:cs="Times New Roman"/>
-          <w:sz w:val="24"/>
-          <w:szCs w:val="24"/>
-        </w:rPr>
-        <w:t xml:space="preserve"> from the study site,</w:t>
-      </w:r>
-      <w:r>
-        <w:rPr>
-          <w:rFonts w:ascii="Times New Roman" w:eastAsiaTheme="minorEastAsia" w:hAnsi="Times New Roman" w:cs="Times New Roman"/>
-          <w:sz w:val="24"/>
-          <w:szCs w:val="24"/>
-        </w:rPr>
-        <w:t xml:space="preserve"> </w:t>
-      </w:r>
-      <w:r>
-        <w:rPr>
-          <w:rFonts w:ascii="Times New Roman" w:eastAsiaTheme="minorEastAsia" w:hAnsi="Times New Roman" w:cs="Times New Roman"/>
-          <w:sz w:val="24"/>
-          <w:szCs w:val="24"/>
-        </w:rPr>
-        <w:t xml:space="preserve">was reasonably approximated using a Weibull distribution, which has </w:t>
-      </w:r>
-      <w:r>
-        <w:rPr>
-          <w:rFonts w:ascii="Times New Roman" w:eastAsiaTheme="minorEastAsia" w:hAnsi="Times New Roman" w:cs="Times New Roman"/>
-          <w:sz w:val="24"/>
-          <w:szCs w:val="24"/>
-        </w:rPr>
-        <w:t>been</w:t>
-      </w:r>
-      <w:r>
-        <w:rPr>
-          <w:rFonts w:ascii="Times New Roman" w:eastAsiaTheme="minorEastAsia" w:hAnsi="Times New Roman" w:cs="Times New Roman"/>
-          <w:sz w:val="24"/>
-          <w:szCs w:val="24"/>
-        </w:rPr>
-        <w:t xml:space="preserve"> used to model wind speeds</w:t>
-      </w:r>
-      <w:r>
-        <w:rPr>
-          <w:rFonts w:ascii="Times New Roman" w:eastAsiaTheme="minorEastAsia" w:hAnsi="Times New Roman" w:cs="Times New Roman"/>
-          <w:sz w:val="24"/>
-          <w:szCs w:val="24"/>
-        </w:rPr>
-        <w:t xml:space="preserve"> in general</w:t>
-      </w:r>
-      <w:r>
-        <w:rPr>
-          <w:rFonts w:ascii="Times New Roman" w:eastAsiaTheme="minorEastAsia" w:hAnsi="Times New Roman" w:cs="Times New Roman"/>
-          <w:sz w:val="24"/>
-          <w:szCs w:val="24"/>
-        </w:rPr>
-        <w:t xml:space="preserve"> (e.g. Bowden </w:t>
-      </w:r>
-      <w:r>
-        <w:rPr>
           <w:rFonts w:ascii="Times New Roman" w:eastAsiaTheme="minorEastAsia" w:hAnsi="Times New Roman" w:cs="Times New Roman"/>
           <w:i/>
           <w:iCs/>
           <w:sz w:val="24"/>
           <w:szCs w:val="24"/>
         </w:rPr>
-        <w:t xml:space="preserve">et al. </w:t>
-      </w:r>
-      <w:r>
-        <w:rPr>
-          <w:rFonts w:ascii="Times New Roman" w:eastAsiaTheme="minorEastAsia" w:hAnsi="Times New Roman" w:cs="Times New Roman"/>
-          <w:sz w:val="24"/>
-          <w:szCs w:val="24"/>
-        </w:rPr>
-        <w:t xml:space="preserve">1982; Conradsen </w:t>
+      </w:pPr>
+      <w:r>
+        <w:rPr>
+          <w:rFonts w:ascii="Times New Roman" w:hAnsi="Times New Roman" w:cs="Times New Roman"/>
+          <w:sz w:val="24"/>
+          <w:szCs w:val="24"/>
+        </w:rPr>
+        <w:t xml:space="preserve">Seed release was modeled with only a small proportion of seeds </w:t>
+      </w:r>
+      <w:proofErr w:type="gramStart"/>
+      <w:r>
+        <w:rPr>
+          <w:rFonts w:ascii="Times New Roman" w:hAnsi="Times New Roman" w:cs="Times New Roman"/>
+          <w:sz w:val="24"/>
+          <w:szCs w:val="24"/>
+        </w:rPr>
+        <w:t>actually released</w:t>
+      </w:r>
+      <w:proofErr w:type="gramEnd"/>
+      <w:r>
+        <w:rPr>
+          <w:rFonts w:ascii="Times New Roman" w:hAnsi="Times New Roman" w:cs="Times New Roman"/>
+          <w:sz w:val="24"/>
+          <w:szCs w:val="24"/>
+        </w:rPr>
+        <w:t xml:space="preserve"> from each flower head, and the number of seeds released per flower head equal to said proportion multiplied by the total number of seeds per flower head that survived </w:t>
+      </w:r>
+      <w:proofErr w:type="spellStart"/>
+      <w:r>
+        <w:rPr>
+          <w:rFonts w:ascii="Times New Roman" w:hAnsi="Times New Roman" w:cs="Times New Roman"/>
+          <w:sz w:val="24"/>
+          <w:szCs w:val="24"/>
+        </w:rPr>
+        <w:t>florivory</w:t>
+      </w:r>
+      <w:proofErr w:type="spellEnd"/>
+      <w:r>
+        <w:rPr>
+          <w:rFonts w:ascii="Times New Roman" w:eastAsiaTheme="minorEastAsia" w:hAnsi="Times New Roman" w:cs="Times New Roman"/>
+          <w:sz w:val="24"/>
+          <w:szCs w:val="24"/>
+        </w:rPr>
+        <w:t>.</w:t>
+      </w:r>
+      <w:r>
+        <w:rPr>
+          <w:rFonts w:ascii="Times New Roman" w:hAnsi="Times New Roman" w:cs="Times New Roman"/>
+          <w:sz w:val="24"/>
+          <w:szCs w:val="24"/>
+        </w:rPr>
+        <w:t xml:space="preserve"> Seeds that were not released were </w:t>
+      </w:r>
+      <w:r>
+        <w:rPr>
+          <w:rFonts w:ascii="Times New Roman" w:hAnsi="Times New Roman" w:cs="Times New Roman"/>
+          <w:sz w:val="24"/>
+          <w:szCs w:val="24"/>
+        </w:rPr>
+        <w:lastRenderedPageBreak/>
+        <w:t xml:space="preserve">assumed to travel zero distance, representing flower heads decaying and falling to the ground after releasing their seeds. The proportion of seeds released from any given flower head is given in Table S1 and is </w:t>
+      </w:r>
+      <w:r>
+        <w:rPr>
+          <w:rFonts w:ascii="Times New Roman" w:eastAsiaTheme="minorEastAsia" w:hAnsi="Times New Roman" w:cs="Times New Roman"/>
+          <w:sz w:val="24"/>
+          <w:szCs w:val="24"/>
+        </w:rPr>
+        <w:t xml:space="preserve">sourced from </w:t>
+      </w:r>
+      <w:r>
+        <w:rPr>
+          <w:rFonts w:ascii="Times New Roman" w:eastAsiaTheme="minorEastAsia" w:hAnsi="Times New Roman" w:cs="Times New Roman"/>
+          <w:sz w:val="24"/>
+          <w:szCs w:val="24"/>
+        </w:rPr>
+        <w:t>Teller</w:t>
+      </w:r>
+      <w:r>
+        <w:rPr>
+          <w:rFonts w:ascii="Times New Roman" w:eastAsiaTheme="minorEastAsia" w:hAnsi="Times New Roman" w:cs="Times New Roman"/>
+          <w:sz w:val="24"/>
+          <w:szCs w:val="24"/>
+        </w:rPr>
+        <w:t xml:space="preserve"> </w:t>
       </w:r>
       <w:r>
         <w:rPr>
@@ -8330,183 +9108,13 @@
           <w:sz w:val="24"/>
           <w:szCs w:val="24"/>
         </w:rPr>
-        <w:t xml:space="preserve">. 1984; </w:t>
-      </w:r>
-      <w:proofErr w:type="spellStart"/>
-      <w:r>
-        <w:rPr>
-          <w:rFonts w:ascii="Times New Roman" w:eastAsiaTheme="minorEastAsia" w:hAnsi="Times New Roman" w:cs="Times New Roman"/>
-          <w:sz w:val="24"/>
-          <w:szCs w:val="24"/>
-        </w:rPr>
-        <w:t>Wais</w:t>
-      </w:r>
-      <w:proofErr w:type="spellEnd"/>
-      <w:r>
-        <w:rPr>
-          <w:rFonts w:ascii="Times New Roman" w:eastAsiaTheme="minorEastAsia" w:hAnsi="Times New Roman" w:cs="Times New Roman"/>
-          <w:sz w:val="24"/>
-          <w:szCs w:val="24"/>
-        </w:rPr>
-        <w:t xml:space="preserve"> </w:t>
-      </w:r>
-      <w:r>
-        <w:rPr>
-          <w:rFonts w:ascii="Times New Roman" w:eastAsiaTheme="minorEastAsia" w:hAnsi="Times New Roman" w:cs="Times New Roman"/>
-          <w:i/>
-          <w:iCs/>
-          <w:sz w:val="24"/>
-          <w:szCs w:val="24"/>
-        </w:rPr>
-        <w:t>et al</w:t>
-      </w:r>
-      <w:r>
-        <w:rPr>
-          <w:rFonts w:ascii="Times New Roman" w:eastAsiaTheme="minorEastAsia" w:hAnsi="Times New Roman" w:cs="Times New Roman"/>
-          <w:sz w:val="24"/>
-          <w:szCs w:val="24"/>
-        </w:rPr>
-        <w:t>. 2017)</w:t>
-      </w:r>
-      <w:r>
-        <w:rPr>
-          <w:rFonts w:ascii="Times New Roman" w:eastAsiaTheme="minorEastAsia" w:hAnsi="Times New Roman" w:cs="Times New Roman"/>
-          <w:sz w:val="24"/>
-          <w:szCs w:val="24"/>
-        </w:rPr>
-        <w:t>,</w:t>
-      </w:r>
-      <w:r>
-        <w:rPr>
-          <w:rFonts w:ascii="Times New Roman" w:eastAsiaTheme="minorEastAsia" w:hAnsi="Times New Roman" w:cs="Times New Roman"/>
-          <w:sz w:val="24"/>
-          <w:szCs w:val="24"/>
-        </w:rPr>
-        <w:t xml:space="preserve"> including previous </w:t>
-      </w:r>
-      <w:r>
-        <w:rPr>
-          <w:rFonts w:ascii="Times New Roman" w:eastAsiaTheme="minorEastAsia" w:hAnsi="Times New Roman" w:cs="Times New Roman"/>
-          <w:i/>
-          <w:iCs/>
-          <w:sz w:val="24"/>
-          <w:szCs w:val="24"/>
-        </w:rPr>
-        <w:t>C. nutans</w:t>
-      </w:r>
-      <w:r>
-        <w:rPr>
-          <w:rFonts w:ascii="Times New Roman" w:eastAsiaTheme="minorEastAsia" w:hAnsi="Times New Roman" w:cs="Times New Roman"/>
-          <w:sz w:val="24"/>
-          <w:szCs w:val="24"/>
-        </w:rPr>
-        <w:t xml:space="preserve"> dispersal</w:t>
-      </w:r>
-      <w:r>
-        <w:rPr>
-          <w:rFonts w:ascii="Times New Roman" w:eastAsiaTheme="minorEastAsia" w:hAnsi="Times New Roman" w:cs="Times New Roman"/>
-          <w:sz w:val="24"/>
-          <w:szCs w:val="24"/>
-        </w:rPr>
-        <w:t xml:space="preserve"> </w:t>
-      </w:r>
-      <w:r>
-        <w:rPr>
-          <w:rFonts w:ascii="Times New Roman" w:eastAsiaTheme="minorEastAsia" w:hAnsi="Times New Roman" w:cs="Times New Roman"/>
-          <w:sz w:val="24"/>
-          <w:szCs w:val="24"/>
-        </w:rPr>
-        <w:t>studies</w:t>
-      </w:r>
-      <w:r>
-        <w:rPr>
-          <w:rFonts w:ascii="Times New Roman" w:eastAsiaTheme="minorEastAsia" w:hAnsi="Times New Roman" w:cs="Times New Roman"/>
-          <w:sz w:val="24"/>
-          <w:szCs w:val="24"/>
-        </w:rPr>
-        <w:t xml:space="preserve"> (</w:t>
-      </w:r>
-      <w:r>
-        <w:rPr>
-          <w:rFonts w:ascii="Times New Roman" w:hAnsi="Times New Roman" w:cs="Times New Roman"/>
-          <w:color w:val="222222"/>
-          <w:sz w:val="24"/>
-          <w:szCs w:val="24"/>
-          <w:shd w:val="clear" w:color="auto" w:fill="FFFFFF"/>
-        </w:rPr>
-        <w:t xml:space="preserve">Zhang </w:t>
-      </w:r>
-      <w:r>
-        <w:rPr>
-          <w:rFonts w:ascii="Times New Roman" w:hAnsi="Times New Roman" w:cs="Times New Roman"/>
-          <w:i/>
-          <w:iCs/>
-          <w:color w:val="222222"/>
-          <w:sz w:val="24"/>
-          <w:szCs w:val="24"/>
-          <w:shd w:val="clear" w:color="auto" w:fill="FFFFFF"/>
-        </w:rPr>
-        <w:t>et al</w:t>
-      </w:r>
-      <w:r>
-        <w:rPr>
-          <w:rFonts w:ascii="Times New Roman" w:hAnsi="Times New Roman" w:cs="Times New Roman"/>
-          <w:color w:val="222222"/>
-          <w:sz w:val="24"/>
-          <w:szCs w:val="24"/>
-          <w:shd w:val="clear" w:color="auto" w:fill="FFFFFF"/>
-        </w:rPr>
-        <w:t>. 2011</w:t>
-      </w:r>
-      <w:r>
-        <w:rPr>
-          <w:rFonts w:ascii="Times New Roman" w:hAnsi="Times New Roman" w:cs="Times New Roman"/>
-          <w:color w:val="222222"/>
-          <w:sz w:val="24"/>
-          <w:szCs w:val="24"/>
-          <w:shd w:val="clear" w:color="auto" w:fill="FFFFFF"/>
-        </w:rPr>
-        <w:t>, Teller</w:t>
-      </w:r>
-      <w:r>
-        <w:rPr>
-          <w:rFonts w:ascii="Times New Roman" w:hAnsi="Times New Roman" w:cs="Times New Roman"/>
-          <w:color w:val="222222"/>
-          <w:sz w:val="24"/>
-          <w:szCs w:val="24"/>
-          <w:shd w:val="clear" w:color="auto" w:fill="FFFFFF"/>
-        </w:rPr>
-        <w:t xml:space="preserve"> </w:t>
-      </w:r>
-      <w:r>
-        <w:rPr>
-          <w:rFonts w:ascii="Times New Roman" w:hAnsi="Times New Roman" w:cs="Times New Roman"/>
-          <w:i/>
-          <w:iCs/>
-          <w:color w:val="222222"/>
-          <w:sz w:val="24"/>
-          <w:szCs w:val="24"/>
-          <w:shd w:val="clear" w:color="auto" w:fill="FFFFFF"/>
-        </w:rPr>
-        <w:t>et al</w:t>
-      </w:r>
-      <w:r>
-        <w:rPr>
-          <w:rFonts w:ascii="Times New Roman" w:hAnsi="Times New Roman" w:cs="Times New Roman"/>
-          <w:color w:val="222222"/>
-          <w:sz w:val="24"/>
-          <w:szCs w:val="24"/>
-          <w:shd w:val="clear" w:color="auto" w:fill="FFFFFF"/>
-        </w:rPr>
-        <w:t>. 201</w:t>
-      </w:r>
-      <w:r>
-        <w:rPr>
-          <w:rFonts w:ascii="Times New Roman" w:hAnsi="Times New Roman" w:cs="Times New Roman"/>
-          <w:color w:val="222222"/>
-          <w:sz w:val="24"/>
-          <w:szCs w:val="24"/>
-          <w:shd w:val="clear" w:color="auto" w:fill="FFFFFF"/>
+        <w:t>. (201</w:t>
+      </w:r>
+      <w:r>
+        <w:rPr>
+          <w:rFonts w:ascii="Times New Roman" w:eastAsiaTheme="minorEastAsia" w:hAnsi="Times New Roman" w:cs="Times New Roman"/>
+          <w:sz w:val="24"/>
+          <w:szCs w:val="24"/>
         </w:rPr>
         <w:t>6</w:t>
       </w:r>
@@ -8526,376 +9134,6 @@
         </w:rPr>
         <w:t>.</w:t>
       </w:r>
-      <w:r>
-        <w:rPr>
-          <w:rFonts w:ascii="Times New Roman" w:eastAsiaTheme="minorEastAsia" w:hAnsi="Times New Roman" w:cs="Times New Roman"/>
-          <w:sz w:val="24"/>
-          <w:szCs w:val="24"/>
-        </w:rPr>
-        <w:t xml:space="preserve"> Wind speeds of zero were removed from the data </w:t>
-      </w:r>
-      <w:r>
-        <w:rPr>
-          <w:rFonts w:ascii="Times New Roman" w:eastAsiaTheme="minorEastAsia" w:hAnsi="Times New Roman" w:cs="Times New Roman"/>
-          <w:sz w:val="24"/>
-          <w:szCs w:val="24"/>
-        </w:rPr>
-        <w:t>with</w:t>
-      </w:r>
-      <w:r>
-        <w:rPr>
-          <w:rFonts w:ascii="Times New Roman" w:eastAsiaTheme="minorEastAsia" w:hAnsi="Times New Roman" w:cs="Times New Roman"/>
-          <w:sz w:val="24"/>
-          <w:szCs w:val="24"/>
-        </w:rPr>
-        <w:t xml:space="preserve"> the assumption that nonzero dispersal distances occur for wind speeds greater than zero.</w:t>
-      </w:r>
-      <w:r>
-        <w:rPr>
-          <w:rFonts w:ascii="Times New Roman" w:eastAsiaTheme="minorEastAsia" w:hAnsi="Times New Roman" w:cs="Times New Roman"/>
-          <w:sz w:val="24"/>
-          <w:szCs w:val="24"/>
-        </w:rPr>
-        <w:t xml:space="preserve"> Seed terminal velocities were calculated </w:t>
-      </w:r>
-      <w:bookmarkStart w:id="0" w:name="_Hlk157714632"/>
-      <w:r>
-        <w:rPr>
-          <w:rFonts w:ascii="Times New Roman" w:eastAsiaTheme="minorEastAsia" w:hAnsi="Times New Roman" w:cs="Times New Roman"/>
-          <w:sz w:val="24"/>
-          <w:szCs w:val="24"/>
-        </w:rPr>
-        <w:t>from a series of seed drop experiments in a laboratory setting</w:t>
-      </w:r>
-      <w:bookmarkEnd w:id="0"/>
-      <w:r>
-        <w:rPr>
-          <w:rFonts w:ascii="Times New Roman" w:eastAsiaTheme="minorEastAsia" w:hAnsi="Times New Roman" w:cs="Times New Roman"/>
-          <w:sz w:val="24"/>
-          <w:szCs w:val="24"/>
-        </w:rPr>
-        <w:t>, with the distribution estimated as lognormal in accordance with previous</w:t>
-      </w:r>
-      <w:r>
-        <w:rPr>
-          <w:rFonts w:ascii="Times New Roman" w:eastAsiaTheme="minorEastAsia" w:hAnsi="Times New Roman" w:cs="Times New Roman"/>
-          <w:sz w:val="24"/>
-          <w:szCs w:val="24"/>
-        </w:rPr>
-        <w:t xml:space="preserve"> </w:t>
-      </w:r>
-      <w:r>
-        <w:rPr>
-          <w:rFonts w:ascii="Times New Roman" w:eastAsiaTheme="minorEastAsia" w:hAnsi="Times New Roman" w:cs="Times New Roman"/>
-          <w:i/>
-          <w:iCs/>
-          <w:sz w:val="24"/>
-          <w:szCs w:val="24"/>
-        </w:rPr>
-        <w:t>C. nutans</w:t>
-      </w:r>
-      <w:r>
-        <w:rPr>
-          <w:rFonts w:ascii="Times New Roman" w:eastAsiaTheme="minorEastAsia" w:hAnsi="Times New Roman" w:cs="Times New Roman"/>
-          <w:sz w:val="24"/>
-          <w:szCs w:val="24"/>
-        </w:rPr>
-        <w:t xml:space="preserve"> studies (e.g. </w:t>
-      </w:r>
-      <w:proofErr w:type="spellStart"/>
-      <w:r>
-        <w:rPr>
-          <w:rFonts w:ascii="Times New Roman" w:hAnsi="Times New Roman" w:cs="Times New Roman"/>
-          <w:sz w:val="24"/>
-          <w:szCs w:val="24"/>
-        </w:rPr>
-        <w:t>Skarpaas</w:t>
-      </w:r>
-      <w:proofErr w:type="spellEnd"/>
-      <w:r>
-        <w:rPr>
-          <w:rFonts w:ascii="Times New Roman" w:hAnsi="Times New Roman" w:cs="Times New Roman"/>
-          <w:sz w:val="24"/>
-          <w:szCs w:val="24"/>
-        </w:rPr>
-        <w:t xml:space="preserve"> and Shea</w:t>
-      </w:r>
-      <w:r>
-        <w:rPr>
-          <w:rFonts w:ascii="Times New Roman" w:hAnsi="Times New Roman" w:cs="Times New Roman"/>
-          <w:sz w:val="24"/>
-          <w:szCs w:val="24"/>
-        </w:rPr>
-        <w:t xml:space="preserve"> 2007, </w:t>
-      </w:r>
-      <w:proofErr w:type="spellStart"/>
-      <w:r>
-        <w:rPr>
-          <w:rFonts w:ascii="Times New Roman" w:hAnsi="Times New Roman" w:cs="Times New Roman"/>
-          <w:color w:val="222222"/>
-          <w:sz w:val="24"/>
-          <w:szCs w:val="24"/>
-          <w:shd w:val="clear" w:color="auto" w:fill="FFFFFF"/>
-        </w:rPr>
-        <w:t>Jongejans</w:t>
-      </w:r>
-      <w:proofErr w:type="spellEnd"/>
-      <w:r>
-        <w:rPr>
-          <w:rFonts w:ascii="Times New Roman" w:hAnsi="Times New Roman" w:cs="Times New Roman"/>
-          <w:color w:val="222222"/>
-          <w:sz w:val="24"/>
-          <w:szCs w:val="24"/>
-          <w:shd w:val="clear" w:color="auto" w:fill="FFFFFF"/>
-        </w:rPr>
-        <w:t xml:space="preserve"> </w:t>
-      </w:r>
-      <w:r>
-        <w:rPr>
-          <w:rFonts w:ascii="Times New Roman" w:hAnsi="Times New Roman" w:cs="Times New Roman"/>
-          <w:i/>
-          <w:iCs/>
-          <w:color w:val="222222"/>
-          <w:sz w:val="24"/>
-          <w:szCs w:val="24"/>
-          <w:shd w:val="clear" w:color="auto" w:fill="FFFFFF"/>
-        </w:rPr>
-        <w:t>et al.</w:t>
-      </w:r>
-      <w:r>
-        <w:rPr>
-          <w:rFonts w:ascii="Times New Roman" w:hAnsi="Times New Roman" w:cs="Times New Roman"/>
-          <w:color w:val="222222"/>
-          <w:sz w:val="24"/>
-          <w:szCs w:val="24"/>
-          <w:shd w:val="clear" w:color="auto" w:fill="FFFFFF"/>
-        </w:rPr>
-        <w:t xml:space="preserve"> 2011, Zhang </w:t>
-      </w:r>
-      <w:r>
-        <w:rPr>
-          <w:rFonts w:ascii="Times New Roman" w:hAnsi="Times New Roman" w:cs="Times New Roman"/>
-          <w:i/>
-          <w:iCs/>
-          <w:color w:val="222222"/>
-          <w:sz w:val="24"/>
-          <w:szCs w:val="24"/>
-          <w:shd w:val="clear" w:color="auto" w:fill="FFFFFF"/>
-        </w:rPr>
-        <w:t>et al</w:t>
-      </w:r>
-      <w:r>
-        <w:rPr>
-          <w:rFonts w:ascii="Times New Roman" w:hAnsi="Times New Roman" w:cs="Times New Roman"/>
-          <w:color w:val="222222"/>
-          <w:sz w:val="24"/>
-          <w:szCs w:val="24"/>
-          <w:shd w:val="clear" w:color="auto" w:fill="FFFFFF"/>
-        </w:rPr>
-        <w:t>. 2011</w:t>
-      </w:r>
-      <w:r>
-        <w:rPr>
-          <w:rFonts w:ascii="Times New Roman" w:eastAsiaTheme="minorEastAsia" w:hAnsi="Times New Roman" w:cs="Times New Roman"/>
-          <w:sz w:val="24"/>
-          <w:szCs w:val="24"/>
-        </w:rPr>
-        <w:t>).</w:t>
-      </w:r>
-      <w:r>
-        <w:rPr>
-          <w:rFonts w:ascii="Times New Roman" w:hAnsi="Times New Roman" w:cs="Times New Roman"/>
-          <w:sz w:val="24"/>
-          <w:szCs w:val="24"/>
-        </w:rPr>
-        <w:t xml:space="preserve"> </w:t>
-      </w:r>
-      <w:r>
-        <w:rPr>
-          <w:rFonts w:ascii="Times New Roman" w:eastAsiaTheme="minorEastAsia" w:hAnsi="Times New Roman" w:cs="Times New Roman"/>
-          <w:sz w:val="24"/>
-          <w:szCs w:val="24"/>
-        </w:rPr>
-        <w:t>Both wind speed and seed terminal velocity</w:t>
-      </w:r>
-      <w:r>
-        <w:rPr>
-          <w:rFonts w:ascii="Times New Roman" w:eastAsiaTheme="minorEastAsia" w:hAnsi="Times New Roman" w:cs="Times New Roman"/>
-          <w:sz w:val="24"/>
-          <w:szCs w:val="24"/>
-        </w:rPr>
-        <w:t xml:space="preserve"> distributions were parameterized</w:t>
-      </w:r>
-      <w:r>
-        <w:rPr>
-          <w:rFonts w:ascii="Times New Roman" w:eastAsiaTheme="minorEastAsia" w:hAnsi="Times New Roman" w:cs="Times New Roman"/>
-          <w:sz w:val="24"/>
-          <w:szCs w:val="24"/>
-        </w:rPr>
-        <w:t xml:space="preserve"> </w:t>
-      </w:r>
-      <w:r>
-        <w:rPr>
-          <w:rFonts w:ascii="Times New Roman" w:eastAsiaTheme="minorEastAsia" w:hAnsi="Times New Roman" w:cs="Times New Roman"/>
-          <w:sz w:val="24"/>
-          <w:szCs w:val="24"/>
-        </w:rPr>
-        <w:t xml:space="preserve">using </w:t>
-      </w:r>
-      <w:r>
-        <w:rPr>
-          <w:rFonts w:ascii="Times New Roman" w:eastAsiaTheme="minorEastAsia" w:hAnsi="Times New Roman" w:cs="Times New Roman"/>
-          <w:sz w:val="24"/>
-          <w:szCs w:val="24"/>
-        </w:rPr>
-        <w:t xml:space="preserve">the </w:t>
-      </w:r>
-      <w:proofErr w:type="spellStart"/>
-      <w:r>
-        <w:rPr>
-          <w:rFonts w:ascii="Consolas" w:eastAsiaTheme="minorEastAsia" w:hAnsi="Consolas" w:cs="Times New Roman"/>
-          <w:b/>
-          <w:bCs/>
-          <w:sz w:val="23"/>
-          <w:szCs w:val="23"/>
-        </w:rPr>
-        <w:t>fitdistr</w:t>
-      </w:r>
-      <w:proofErr w:type="spellEnd"/>
-      <w:r>
-        <w:rPr>
-          <w:rFonts w:ascii="Times New Roman" w:eastAsiaTheme="minorEastAsia" w:hAnsi="Times New Roman" w:cs="Times New Roman"/>
-          <w:sz w:val="24"/>
-          <w:szCs w:val="24"/>
-        </w:rPr>
-        <w:t xml:space="preserve"> command from the </w:t>
-      </w:r>
-      <w:r>
-        <w:rPr>
-          <w:rFonts w:ascii="Consolas" w:eastAsiaTheme="minorEastAsia" w:hAnsi="Consolas" w:cs="Times New Roman"/>
-          <w:b/>
-          <w:bCs/>
-          <w:sz w:val="23"/>
-          <w:szCs w:val="23"/>
-        </w:rPr>
-        <w:t>MASS</w:t>
-      </w:r>
-      <w:r>
-        <w:rPr>
-          <w:rFonts w:ascii="Times New Roman" w:eastAsiaTheme="minorEastAsia" w:hAnsi="Times New Roman" w:cs="Times New Roman"/>
-          <w:sz w:val="24"/>
-          <w:szCs w:val="24"/>
-        </w:rPr>
-        <w:t xml:space="preserve"> package version </w:t>
-      </w:r>
-      <w:r>
-        <w:rPr>
-          <w:rFonts w:ascii="Times New Roman" w:eastAsiaTheme="minorEastAsia" w:hAnsi="Times New Roman" w:cs="Times New Roman"/>
-          <w:sz w:val="24"/>
-          <w:szCs w:val="24"/>
-        </w:rPr>
-        <w:t>7.3-58.1</w:t>
-      </w:r>
-      <w:r>
-        <w:rPr>
-          <w:rFonts w:ascii="Times New Roman" w:eastAsiaTheme="minorEastAsia" w:hAnsi="Times New Roman" w:cs="Times New Roman"/>
-          <w:sz w:val="24"/>
-          <w:szCs w:val="24"/>
-        </w:rPr>
-        <w:t xml:space="preserve"> (Ripley </w:t>
-      </w:r>
-      <w:r>
-        <w:rPr>
-          <w:rFonts w:ascii="Times New Roman" w:eastAsiaTheme="minorEastAsia" w:hAnsi="Times New Roman" w:cs="Times New Roman"/>
-          <w:i/>
-          <w:iCs/>
-          <w:sz w:val="24"/>
-          <w:szCs w:val="24"/>
-        </w:rPr>
-        <w:t>et al</w:t>
-      </w:r>
-      <w:r>
-        <w:rPr>
-          <w:rFonts w:ascii="Times New Roman" w:eastAsiaTheme="minorEastAsia" w:hAnsi="Times New Roman" w:cs="Times New Roman"/>
-          <w:sz w:val="24"/>
-          <w:szCs w:val="24"/>
-        </w:rPr>
-        <w:t xml:space="preserve">. 2022); we </w:t>
-      </w:r>
-      <w:r>
-        <w:rPr>
-          <w:rFonts w:ascii="Times New Roman" w:eastAsiaTheme="minorEastAsia" w:hAnsi="Times New Roman" w:cs="Times New Roman"/>
-          <w:sz w:val="24"/>
-          <w:szCs w:val="24"/>
-        </w:rPr>
-        <w:t>parameterize</w:t>
-      </w:r>
-      <w:r>
-        <w:rPr>
-          <w:rFonts w:ascii="Times New Roman" w:eastAsiaTheme="minorEastAsia" w:hAnsi="Times New Roman" w:cs="Times New Roman"/>
-          <w:sz w:val="24"/>
-          <w:szCs w:val="24"/>
-        </w:rPr>
-        <w:t xml:space="preserve"> these distributions rather than using empirical distributions </w:t>
-      </w:r>
-      <w:bookmarkStart w:id="1" w:name="_Hlk157714684"/>
-      <w:r>
-        <w:rPr>
-          <w:rFonts w:ascii="Times New Roman" w:eastAsiaTheme="minorEastAsia" w:hAnsi="Times New Roman" w:cs="Times New Roman"/>
-          <w:sz w:val="24"/>
-          <w:szCs w:val="24"/>
-        </w:rPr>
-        <w:t xml:space="preserve">so that the mean and variance can easily be </w:t>
-      </w:r>
-      <w:r>
-        <w:rPr>
-          <w:rFonts w:ascii="Times New Roman" w:eastAsiaTheme="minorEastAsia" w:hAnsi="Times New Roman" w:cs="Times New Roman"/>
-          <w:sz w:val="24"/>
-          <w:szCs w:val="24"/>
-        </w:rPr>
-        <w:t>changed</w:t>
-      </w:r>
-      <w:r>
-        <w:rPr>
-          <w:rFonts w:ascii="Times New Roman" w:eastAsiaTheme="minorEastAsia" w:hAnsi="Times New Roman" w:cs="Times New Roman"/>
-          <w:sz w:val="24"/>
-          <w:szCs w:val="24"/>
-        </w:rPr>
-        <w:t xml:space="preserve">, which </w:t>
-      </w:r>
-      <w:r>
-        <w:rPr>
-          <w:rFonts w:ascii="Times New Roman" w:eastAsiaTheme="minorEastAsia" w:hAnsi="Times New Roman" w:cs="Times New Roman"/>
-          <w:sz w:val="24"/>
-          <w:szCs w:val="24"/>
-        </w:rPr>
-        <w:t>is</w:t>
-      </w:r>
-      <w:r>
-        <w:rPr>
-          <w:rFonts w:ascii="Times New Roman" w:eastAsiaTheme="minorEastAsia" w:hAnsi="Times New Roman" w:cs="Times New Roman"/>
-          <w:sz w:val="24"/>
-          <w:szCs w:val="24"/>
-        </w:rPr>
-        <w:t xml:space="preserve"> </w:t>
-      </w:r>
-      <w:r>
-        <w:rPr>
-          <w:rFonts w:ascii="Times New Roman" w:eastAsiaTheme="minorEastAsia" w:hAnsi="Times New Roman" w:cs="Times New Roman"/>
-          <w:sz w:val="24"/>
-          <w:szCs w:val="24"/>
-        </w:rPr>
-        <w:t>essential</w:t>
-      </w:r>
-      <w:r>
-        <w:rPr>
-          <w:rFonts w:ascii="Times New Roman" w:eastAsiaTheme="minorEastAsia" w:hAnsi="Times New Roman" w:cs="Times New Roman"/>
-          <w:sz w:val="24"/>
-          <w:szCs w:val="24"/>
-        </w:rPr>
-        <w:t xml:space="preserve"> for conducting sensitivity analyses on our models.</w:t>
-      </w:r>
-      <w:bookmarkEnd w:id="1"/>
     </w:p>
     <w:p>
       <w:pPr>
@@ -8926,7 +9164,507 @@
           <w:sz w:val="24"/>
           <w:szCs w:val="24"/>
         </w:rPr>
-        <w:t>WALD model</w:t>
+        <w:t xml:space="preserve">Wind </w:t>
+      </w:r>
+      <w:proofErr w:type="gramStart"/>
+      <w:r>
+        <w:rPr>
+          <w:rFonts w:ascii="Times New Roman" w:eastAsiaTheme="minorEastAsia" w:hAnsi="Times New Roman" w:cs="Times New Roman"/>
+          <w:i/>
+          <w:iCs/>
+          <w:sz w:val="24"/>
+          <w:szCs w:val="24"/>
+        </w:rPr>
+        <w:t>dispersal</w:t>
+      </w:r>
+      <w:proofErr w:type="gramEnd"/>
+    </w:p>
+    <w:p>
+      <w:pPr>
+        <w:jc w:val="both"/>
+        <w:rPr>
+          <w:rFonts w:ascii="Times New Roman" w:hAnsi="Times New Roman" w:cs="Times New Roman"/>
+          <w:sz w:val="24"/>
+          <w:szCs w:val="24"/>
+        </w:rPr>
+      </w:pPr>
+      <w:r>
+        <w:rPr>
+          <w:rFonts w:ascii="Times New Roman" w:eastAsiaTheme="minorEastAsia" w:hAnsi="Times New Roman" w:cs="Times New Roman"/>
+          <w:sz w:val="24"/>
+          <w:szCs w:val="24"/>
+        </w:rPr>
+        <w:t xml:space="preserve">For </w:t>
+      </w:r>
+      <w:r>
+        <w:rPr>
+          <w:rFonts w:ascii="Times New Roman" w:eastAsiaTheme="minorEastAsia" w:hAnsi="Times New Roman" w:cs="Times New Roman"/>
+          <w:sz w:val="24"/>
+          <w:szCs w:val="24"/>
+        </w:rPr>
+        <w:t xml:space="preserve">any </w:t>
+      </w:r>
+      <w:r>
+        <w:rPr>
+          <w:rFonts w:ascii="Times New Roman" w:eastAsiaTheme="minorEastAsia" w:hAnsi="Times New Roman" w:cs="Times New Roman"/>
+          <w:sz w:val="24"/>
+          <w:szCs w:val="24"/>
+        </w:rPr>
+        <w:t>seeds that were released, the</w:t>
+      </w:r>
+      <w:r>
+        <w:rPr>
+          <w:rFonts w:ascii="Times New Roman" w:eastAsiaTheme="minorEastAsia" w:hAnsi="Times New Roman" w:cs="Times New Roman"/>
+          <w:sz w:val="24"/>
+          <w:szCs w:val="24"/>
+        </w:rPr>
+        <w:t xml:space="preserve"> </w:t>
+      </w:r>
+      <w:r>
+        <w:rPr>
+          <w:rFonts w:ascii="Times New Roman" w:hAnsi="Times New Roman" w:cs="Times New Roman"/>
+          <w:sz w:val="24"/>
+          <w:szCs w:val="24"/>
+        </w:rPr>
+        <w:t>Wald analytical long-distance dispersal (WALD) model</w:t>
+      </w:r>
+      <w:r>
+        <w:rPr>
+          <w:rFonts w:ascii="Times New Roman" w:hAnsi="Times New Roman" w:cs="Times New Roman"/>
+          <w:sz w:val="24"/>
+          <w:szCs w:val="24"/>
+        </w:rPr>
+        <w:t>, described in greater detail in the main text, was used to model all wind dispersal events.</w:t>
+      </w:r>
+      <w:r>
+        <w:rPr>
+          <w:rFonts w:ascii="Times New Roman" w:hAnsi="Times New Roman" w:cs="Times New Roman"/>
+          <w:sz w:val="24"/>
+          <w:szCs w:val="24"/>
+        </w:rPr>
+        <w:t xml:space="preserve"> Each seed’s dispersal distance was randomly sampled using Equation 1, with</w:t>
+      </w:r>
+      <w:r>
+        <w:rPr>
+          <w:rFonts w:ascii="Times New Roman" w:hAnsi="Times New Roman" w:cs="Times New Roman"/>
+          <w:sz w:val="24"/>
+          <w:szCs w:val="24"/>
+        </w:rPr>
+        <w:t xml:space="preserve"> the</w:t>
+      </w:r>
+      <w:r>
+        <w:rPr>
+          <w:rFonts w:ascii="Times New Roman" w:hAnsi="Times New Roman" w:cs="Times New Roman"/>
+          <w:sz w:val="24"/>
+          <w:szCs w:val="24"/>
+        </w:rPr>
+        <w:t xml:space="preserve"> </w:t>
+      </w:r>
+      <w:r>
+        <w:rPr>
+          <w:rFonts w:ascii="Times New Roman" w:hAnsi="Times New Roman" w:cs="Times New Roman"/>
+          <w:sz w:val="24"/>
+          <w:szCs w:val="24"/>
+        </w:rPr>
+        <w:t xml:space="preserve">location parameter </w:t>
+      </w:r>
+      <m:oMath>
+        <m:sSup>
+          <m:sSupPr>
+            <m:ctrlPr>
+              <w:rPr>
+                <w:rFonts w:ascii="Cambria Math" w:eastAsiaTheme="minorEastAsia" w:hAnsi="Cambria Math" w:cs="Times New Roman"/>
+                <w:i/>
+                <w:sz w:val="24"/>
+                <w:szCs w:val="24"/>
+              </w:rPr>
+            </m:ctrlPr>
+          </m:sSupPr>
+          <m:e>
+            <m:r>
+              <w:rPr>
+                <w:rFonts w:ascii="Cambria Math" w:eastAsiaTheme="minorEastAsia" w:hAnsi="Cambria Math" w:cs="Times New Roman"/>
+                <w:sz w:val="24"/>
+                <w:szCs w:val="24"/>
+              </w:rPr>
+              <m:t>λ</m:t>
+            </m:r>
+          </m:e>
+          <m:sup>
+            <m:r>
+              <w:rPr>
+                <w:rFonts w:ascii="Cambria Math" w:eastAsiaTheme="minorEastAsia" w:hAnsi="Cambria Math" w:cs="Times New Roman"/>
+                <w:sz w:val="24"/>
+                <w:szCs w:val="24"/>
+              </w:rPr>
+              <m:t>'</m:t>
+            </m:r>
+          </m:sup>
+        </m:sSup>
+      </m:oMath>
+      <w:r>
+        <w:rPr>
+          <w:rFonts w:ascii="Times New Roman" w:eastAsiaTheme="minorEastAsia" w:hAnsi="Times New Roman" w:cs="Times New Roman"/>
+          <w:sz w:val="24"/>
+          <w:szCs w:val="24"/>
+        </w:rPr>
+        <w:t xml:space="preserve"> and scale parameter </w:t>
+      </w:r>
+      <m:oMath>
+        <m:sSup>
+          <m:sSupPr>
+            <m:ctrlPr>
+              <w:rPr>
+                <w:rFonts w:ascii="Cambria Math" w:eastAsiaTheme="minorEastAsia" w:hAnsi="Cambria Math" w:cs="Times New Roman"/>
+                <w:i/>
+                <w:sz w:val="24"/>
+                <w:szCs w:val="24"/>
+              </w:rPr>
+            </m:ctrlPr>
+          </m:sSupPr>
+          <m:e>
+            <m:r>
+              <w:rPr>
+                <w:rFonts w:ascii="Cambria Math" w:eastAsiaTheme="minorEastAsia" w:hAnsi="Cambria Math" w:cs="Times New Roman"/>
+                <w:sz w:val="24"/>
+                <w:szCs w:val="24"/>
+              </w:rPr>
+              <m:t>μ</m:t>
+            </m:r>
+          </m:e>
+          <m:sup>
+            <m:r>
+              <w:rPr>
+                <w:rFonts w:ascii="Cambria Math" w:eastAsiaTheme="minorEastAsia" w:hAnsi="Cambria Math" w:cs="Times New Roman"/>
+                <w:sz w:val="24"/>
+                <w:szCs w:val="24"/>
+              </w:rPr>
+              <m:t>'</m:t>
+            </m:r>
+          </m:sup>
+        </m:sSup>
+      </m:oMath>
+      <w:r>
+        <w:rPr>
+          <w:rFonts w:ascii="Times New Roman" w:eastAsiaTheme="minorEastAsia" w:hAnsi="Times New Roman" w:cs="Times New Roman"/>
+          <w:sz w:val="24"/>
+          <w:szCs w:val="24"/>
+        </w:rPr>
+        <w:t xml:space="preserve"> </w:t>
+      </w:r>
+      <w:r>
+        <w:rPr>
+          <w:rFonts w:ascii="Times New Roman" w:eastAsiaTheme="minorEastAsia" w:hAnsi="Times New Roman" w:cs="Times New Roman"/>
+          <w:sz w:val="24"/>
+          <w:szCs w:val="24"/>
+        </w:rPr>
+        <w:t>calculated</w:t>
+      </w:r>
+      <w:r>
+        <w:rPr>
+          <w:rFonts w:ascii="Times New Roman" w:eastAsiaTheme="minorEastAsia" w:hAnsi="Times New Roman" w:cs="Times New Roman"/>
+          <w:sz w:val="24"/>
+          <w:szCs w:val="24"/>
+        </w:rPr>
+        <w:t xml:space="preserve"> using the seed</w:t>
+      </w:r>
+      <w:r>
+        <w:rPr>
+          <w:rFonts w:ascii="Times New Roman" w:eastAsiaTheme="minorEastAsia" w:hAnsi="Times New Roman" w:cs="Times New Roman"/>
+          <w:sz w:val="24"/>
+          <w:szCs w:val="24"/>
+        </w:rPr>
+        <w:t>’</w:t>
+      </w:r>
+      <w:r>
+        <w:rPr>
+          <w:rFonts w:ascii="Times New Roman" w:eastAsiaTheme="minorEastAsia" w:hAnsi="Times New Roman" w:cs="Times New Roman"/>
+          <w:sz w:val="24"/>
+          <w:szCs w:val="24"/>
+        </w:rPr>
+        <w:t xml:space="preserve">s release height, a wind speed randomly sampled from </w:t>
+      </w:r>
+      <w:r>
+        <w:rPr>
+          <w:rFonts w:ascii="Times New Roman" w:eastAsiaTheme="minorEastAsia" w:hAnsi="Times New Roman" w:cs="Times New Roman"/>
+          <w:sz w:val="24"/>
+          <w:szCs w:val="24"/>
+        </w:rPr>
+        <w:t>the</w:t>
+      </w:r>
+      <w:r>
+        <w:rPr>
+          <w:rFonts w:ascii="Times New Roman" w:eastAsiaTheme="minorEastAsia" w:hAnsi="Times New Roman" w:cs="Times New Roman"/>
+          <w:sz w:val="24"/>
+          <w:szCs w:val="24"/>
+        </w:rPr>
+        <w:t xml:space="preserve"> corresponding Weibull distribution, and a </w:t>
+      </w:r>
+      <w:r>
+        <w:rPr>
+          <w:rFonts w:ascii="Times New Roman" w:eastAsiaTheme="minorEastAsia" w:hAnsi="Times New Roman" w:cs="Times New Roman"/>
+          <w:sz w:val="24"/>
+          <w:szCs w:val="24"/>
+        </w:rPr>
+        <w:t xml:space="preserve">seed </w:t>
+      </w:r>
+      <w:r>
+        <w:rPr>
+          <w:rFonts w:ascii="Times New Roman" w:eastAsiaTheme="minorEastAsia" w:hAnsi="Times New Roman" w:cs="Times New Roman"/>
+          <w:sz w:val="24"/>
+          <w:szCs w:val="24"/>
+        </w:rPr>
+        <w:t xml:space="preserve">terminal velocity sampled from </w:t>
+      </w:r>
+      <w:r>
+        <w:rPr>
+          <w:rFonts w:ascii="Times New Roman" w:eastAsiaTheme="minorEastAsia" w:hAnsi="Times New Roman" w:cs="Times New Roman"/>
+          <w:sz w:val="24"/>
+          <w:szCs w:val="24"/>
+        </w:rPr>
+        <w:t>the</w:t>
+      </w:r>
+      <w:r>
+        <w:rPr>
+          <w:rFonts w:ascii="Times New Roman" w:eastAsiaTheme="minorEastAsia" w:hAnsi="Times New Roman" w:cs="Times New Roman"/>
+          <w:sz w:val="24"/>
+          <w:szCs w:val="24"/>
+        </w:rPr>
+        <w:t xml:space="preserve"> corresponding lognormal distribution.</w:t>
+      </w:r>
+      <w:r>
+        <w:rPr>
+          <w:rFonts w:ascii="Times New Roman" w:eastAsiaTheme="minorEastAsia" w:hAnsi="Times New Roman" w:cs="Times New Roman"/>
+          <w:sz w:val="24"/>
+          <w:szCs w:val="24"/>
+        </w:rPr>
+        <w:t xml:space="preserve"> Note that u</w:t>
+      </w:r>
+      <w:r>
+        <w:rPr>
+          <w:rFonts w:ascii="Times New Roman" w:eastAsiaTheme="minorEastAsia" w:hAnsi="Times New Roman" w:cs="Times New Roman"/>
+          <w:sz w:val="24"/>
+          <w:szCs w:val="24"/>
+        </w:rPr>
+        <w:t xml:space="preserve">nlike similar studies at the same location (e.g. </w:t>
+      </w:r>
+      <w:r>
+        <w:rPr>
+          <w:rFonts w:ascii="Times New Roman" w:hAnsi="Times New Roman" w:cs="Times New Roman"/>
+          <w:color w:val="222222"/>
+          <w:sz w:val="24"/>
+          <w:szCs w:val="24"/>
+          <w:shd w:val="clear" w:color="auto" w:fill="FFFFFF"/>
+        </w:rPr>
+        <w:t xml:space="preserve">Zhang </w:t>
+      </w:r>
+      <w:r>
+        <w:rPr>
+          <w:rFonts w:ascii="Times New Roman" w:hAnsi="Times New Roman" w:cs="Times New Roman"/>
+          <w:i/>
+          <w:iCs/>
+          <w:color w:val="222222"/>
+          <w:sz w:val="24"/>
+          <w:szCs w:val="24"/>
+          <w:shd w:val="clear" w:color="auto" w:fill="FFFFFF"/>
+        </w:rPr>
+        <w:t>et al</w:t>
+      </w:r>
+      <w:r>
+        <w:rPr>
+          <w:rFonts w:ascii="Times New Roman" w:hAnsi="Times New Roman" w:cs="Times New Roman"/>
+          <w:color w:val="222222"/>
+          <w:sz w:val="24"/>
+          <w:szCs w:val="24"/>
+          <w:shd w:val="clear" w:color="auto" w:fill="FFFFFF"/>
+        </w:rPr>
+        <w:t>. 2011,</w:t>
+      </w:r>
+      <w:r>
+        <w:rPr>
+          <w:rFonts w:ascii="Times New Roman" w:eastAsiaTheme="minorEastAsia" w:hAnsi="Times New Roman" w:cs="Times New Roman"/>
+          <w:sz w:val="24"/>
+          <w:szCs w:val="24"/>
+        </w:rPr>
+        <w:t xml:space="preserve"> Teller</w:t>
+      </w:r>
+      <w:r>
+        <w:rPr>
+          <w:rFonts w:ascii="Times New Roman" w:eastAsiaTheme="minorEastAsia" w:hAnsi="Times New Roman" w:cs="Times New Roman"/>
+          <w:sz w:val="24"/>
+          <w:szCs w:val="24"/>
+        </w:rPr>
+        <w:t xml:space="preserve"> </w:t>
+      </w:r>
+      <w:r>
+        <w:rPr>
+          <w:rFonts w:ascii="Times New Roman" w:eastAsiaTheme="minorEastAsia" w:hAnsi="Times New Roman" w:cs="Times New Roman"/>
+          <w:i/>
+          <w:iCs/>
+          <w:sz w:val="24"/>
+          <w:szCs w:val="24"/>
+        </w:rPr>
+        <w:t>et al</w:t>
+      </w:r>
+      <w:r>
+        <w:rPr>
+          <w:rFonts w:ascii="Times New Roman" w:eastAsiaTheme="minorEastAsia" w:hAnsi="Times New Roman" w:cs="Times New Roman"/>
+          <w:sz w:val="24"/>
+          <w:szCs w:val="24"/>
+        </w:rPr>
+        <w:t>.</w:t>
+      </w:r>
+      <w:r>
+        <w:rPr>
+          <w:rFonts w:ascii="Times New Roman" w:eastAsiaTheme="minorEastAsia" w:hAnsi="Times New Roman" w:cs="Times New Roman"/>
+          <w:sz w:val="24"/>
+          <w:szCs w:val="24"/>
+        </w:rPr>
+        <w:t xml:space="preserve"> 2016), we use a </w:t>
+      </w:r>
+      <w:r>
+        <w:rPr>
+          <w:rFonts w:ascii="Times New Roman" w:eastAsiaTheme="minorEastAsia" w:hAnsi="Times New Roman" w:cs="Times New Roman"/>
+          <w:sz w:val="24"/>
+          <w:szCs w:val="24"/>
+        </w:rPr>
+        <w:t>surrounding vegetation height of 0.15 m rather than 0.5 m</w:t>
+      </w:r>
+      <w:r>
+        <w:rPr>
+          <w:rFonts w:ascii="Times New Roman" w:eastAsiaTheme="minorEastAsia" w:hAnsi="Times New Roman" w:cs="Times New Roman"/>
+          <w:sz w:val="24"/>
+          <w:szCs w:val="24"/>
+        </w:rPr>
+        <w:t xml:space="preserve"> due to a different field maintenance regime</w:t>
+      </w:r>
+      <w:r>
+        <w:rPr>
+          <w:rFonts w:ascii="Times New Roman" w:eastAsiaTheme="minorEastAsia" w:hAnsi="Times New Roman" w:cs="Times New Roman"/>
+          <w:sz w:val="24"/>
+          <w:szCs w:val="24"/>
+        </w:rPr>
+        <w:t>.</w:t>
+      </w:r>
+      <w:r>
+        <w:rPr>
+          <w:rFonts w:ascii="Times New Roman" w:eastAsiaTheme="minorEastAsia" w:hAnsi="Times New Roman" w:cs="Times New Roman"/>
+          <w:sz w:val="24"/>
+          <w:szCs w:val="24"/>
+        </w:rPr>
+        <w:t xml:space="preserve"> Dimension reduction of the </w:t>
+      </w:r>
+      <w:r>
+        <w:rPr>
+          <w:rFonts w:ascii="Times New Roman" w:eastAsiaTheme="minorEastAsia" w:hAnsi="Times New Roman" w:cs="Times New Roman"/>
+          <w:sz w:val="24"/>
+          <w:szCs w:val="24"/>
+        </w:rPr>
+        <w:t>resulting dispersal distances was necessary, as our</w:t>
+      </w:r>
+      <w:r>
+        <w:rPr>
+          <w:rFonts w:ascii="Times New Roman" w:eastAsiaTheme="minorEastAsia" w:hAnsi="Times New Roman" w:cs="Times New Roman"/>
+          <w:sz w:val="24"/>
+          <w:szCs w:val="24"/>
+        </w:rPr>
+        <w:t xml:space="preserve"> population</w:t>
+      </w:r>
+      <w:r>
+        <w:rPr>
+          <w:rFonts w:ascii="Times New Roman" w:eastAsiaTheme="minorEastAsia" w:hAnsi="Times New Roman" w:cs="Times New Roman"/>
+          <w:sz w:val="24"/>
+          <w:szCs w:val="24"/>
+        </w:rPr>
+        <w:t>’s</w:t>
+      </w:r>
+      <w:r>
+        <w:rPr>
+          <w:rFonts w:ascii="Times New Roman" w:eastAsiaTheme="minorEastAsia" w:hAnsi="Times New Roman" w:cs="Times New Roman"/>
+          <w:sz w:val="24"/>
+          <w:szCs w:val="24"/>
+        </w:rPr>
+        <w:t xml:space="preserve"> movement here was modeled in one dimension</w:t>
+      </w:r>
+      <w:r>
+        <w:rPr>
+          <w:rFonts w:ascii="Times New Roman" w:eastAsiaTheme="minorEastAsia" w:hAnsi="Times New Roman" w:cs="Times New Roman"/>
+          <w:sz w:val="24"/>
+          <w:szCs w:val="24"/>
+        </w:rPr>
+        <w:t>; thus,</w:t>
+      </w:r>
+      <w:r>
+        <w:rPr>
+          <w:rFonts w:ascii="Times New Roman" w:eastAsiaTheme="minorEastAsia" w:hAnsi="Times New Roman" w:cs="Times New Roman"/>
+          <w:sz w:val="24"/>
+          <w:szCs w:val="24"/>
+        </w:rPr>
+        <w:t xml:space="preserve"> </w:t>
+      </w:r>
+      <w:r>
+        <w:rPr>
+          <w:rFonts w:ascii="Times New Roman" w:eastAsiaTheme="minorEastAsia" w:hAnsi="Times New Roman" w:cs="Times New Roman"/>
+          <w:sz w:val="24"/>
+          <w:szCs w:val="24"/>
+        </w:rPr>
+        <w:t>the initial radial dispersal distances</w:t>
+      </w:r>
+      <w:r>
+        <w:rPr>
+          <w:rFonts w:ascii="Times New Roman" w:eastAsiaTheme="minorEastAsia" w:hAnsi="Times New Roman" w:cs="Times New Roman"/>
+          <w:sz w:val="24"/>
+          <w:szCs w:val="24"/>
+        </w:rPr>
+        <w:t xml:space="preserve"> </w:t>
+      </w:r>
+      <w:r>
+        <w:rPr>
+          <w:rFonts w:ascii="Times New Roman" w:eastAsiaTheme="minorEastAsia" w:hAnsi="Times New Roman" w:cs="Times New Roman"/>
+          <w:sz w:val="24"/>
+          <w:szCs w:val="24"/>
+        </w:rPr>
+        <w:t>were randomly assigned angles</w:t>
+      </w:r>
+      <w:r>
+        <w:rPr>
+          <w:rFonts w:ascii="Times New Roman" w:eastAsiaTheme="minorEastAsia" w:hAnsi="Times New Roman" w:cs="Times New Roman"/>
+          <w:sz w:val="24"/>
+          <w:szCs w:val="24"/>
+        </w:rPr>
+        <w:t xml:space="preserve"> from a uniform distribution between 0 and 2π</w:t>
+      </w:r>
+      <w:r>
+        <w:rPr>
+          <w:rFonts w:ascii="Times New Roman" w:eastAsiaTheme="minorEastAsia" w:hAnsi="Times New Roman" w:cs="Times New Roman"/>
+          <w:sz w:val="24"/>
+          <w:szCs w:val="24"/>
+        </w:rPr>
+        <w:t xml:space="preserve"> before then being</w:t>
+      </w:r>
+      <w:r>
+        <w:rPr>
+          <w:rFonts w:ascii="Times New Roman" w:eastAsiaTheme="minorEastAsia" w:hAnsi="Times New Roman" w:cs="Times New Roman"/>
+          <w:sz w:val="24"/>
+          <w:szCs w:val="24"/>
+        </w:rPr>
+        <w:t xml:space="preserve"> marginalized onto a single spatial axis</w:t>
+      </w:r>
+      <w:r>
+        <w:rPr>
+          <w:rFonts w:ascii="Times New Roman" w:eastAsiaTheme="minorEastAsia" w:hAnsi="Times New Roman" w:cs="Times New Roman"/>
+          <w:sz w:val="24"/>
+          <w:szCs w:val="24"/>
+        </w:rPr>
+        <w:t>.</w:t>
+      </w:r>
+      <w:r>
+        <w:rPr>
+          <w:rFonts w:ascii="Times New Roman" w:eastAsiaTheme="minorEastAsia" w:hAnsi="Times New Roman" w:cs="Times New Roman"/>
+          <w:sz w:val="24"/>
+          <w:szCs w:val="24"/>
+        </w:rPr>
+        <w:t xml:space="preserve"> The assumption of a uniform distribution for simulating wind direction was made since wind direction data at the study site were not available.</w:t>
       </w:r>
     </w:p>
     <w:p>
@@ -8967,7 +9705,391 @@
       <w:pPr>
         <w:jc w:val="both"/>
         <w:rPr>
-          <w:rFonts w:ascii="Times New Roman" w:hAnsi="Times New Roman" w:cs="Times New Roman"/>
+          <w:rFonts w:ascii="Times New Roman" w:eastAsiaTheme="minorEastAsia" w:hAnsi="Times New Roman" w:cs="Times New Roman"/>
+          <w:sz w:val="24"/>
+          <w:szCs w:val="24"/>
+        </w:rPr>
+      </w:pPr>
+      <w:r>
+        <w:rPr>
+          <w:rFonts w:ascii="Times New Roman" w:eastAsiaTheme="minorEastAsia" w:hAnsi="Times New Roman" w:cs="Times New Roman"/>
+          <w:sz w:val="24"/>
+          <w:szCs w:val="24"/>
+        </w:rPr>
+        <w:t>All seeds that experienced primary dispersal</w:t>
+      </w:r>
+      <w:r>
+        <w:rPr>
+          <w:rFonts w:ascii="Times New Roman" w:eastAsiaTheme="minorEastAsia" w:hAnsi="Times New Roman" w:cs="Times New Roman"/>
+          <w:sz w:val="24"/>
+          <w:szCs w:val="24"/>
+        </w:rPr>
+        <w:t>, either</w:t>
+      </w:r>
+      <w:r>
+        <w:rPr>
+          <w:rFonts w:ascii="Times New Roman" w:eastAsiaTheme="minorEastAsia" w:hAnsi="Times New Roman" w:cs="Times New Roman"/>
+          <w:sz w:val="24"/>
+          <w:szCs w:val="24"/>
+        </w:rPr>
+        <w:t xml:space="preserve"> </w:t>
+      </w:r>
+      <w:r>
+        <w:rPr>
+          <w:rFonts w:ascii="Times New Roman" w:eastAsiaTheme="minorEastAsia" w:hAnsi="Times New Roman" w:cs="Times New Roman"/>
+          <w:sz w:val="24"/>
+          <w:szCs w:val="24"/>
+        </w:rPr>
+        <w:t xml:space="preserve">by </w:t>
+      </w:r>
+      <w:r>
+        <w:rPr>
+          <w:rFonts w:ascii="Times New Roman" w:eastAsiaTheme="minorEastAsia" w:hAnsi="Times New Roman" w:cs="Times New Roman"/>
+          <w:sz w:val="24"/>
+          <w:szCs w:val="24"/>
+        </w:rPr>
+        <w:t>being</w:t>
+      </w:r>
+      <w:r>
+        <w:rPr>
+          <w:rFonts w:ascii="Times New Roman" w:eastAsiaTheme="minorEastAsia" w:hAnsi="Times New Roman" w:cs="Times New Roman"/>
+          <w:sz w:val="24"/>
+          <w:szCs w:val="24"/>
+        </w:rPr>
+        <w:t xml:space="preserve"> released and</w:t>
+      </w:r>
+      <w:r>
+        <w:rPr>
+          <w:rFonts w:ascii="Times New Roman" w:eastAsiaTheme="minorEastAsia" w:hAnsi="Times New Roman" w:cs="Times New Roman"/>
+          <w:sz w:val="24"/>
+          <w:szCs w:val="24"/>
+        </w:rPr>
+        <w:t xml:space="preserve"> dispersed </w:t>
+      </w:r>
+      <w:r>
+        <w:rPr>
+          <w:rFonts w:ascii="Times New Roman" w:eastAsiaTheme="minorEastAsia" w:hAnsi="Times New Roman" w:cs="Times New Roman"/>
+          <w:sz w:val="24"/>
+          <w:szCs w:val="24"/>
+        </w:rPr>
+        <w:t>via</w:t>
+      </w:r>
+      <w:r>
+        <w:rPr>
+          <w:rFonts w:ascii="Times New Roman" w:eastAsiaTheme="minorEastAsia" w:hAnsi="Times New Roman" w:cs="Times New Roman"/>
+          <w:sz w:val="24"/>
+          <w:szCs w:val="24"/>
+        </w:rPr>
+        <w:t xml:space="preserve"> wind or</w:t>
+      </w:r>
+      <w:r>
+        <w:rPr>
+          <w:rFonts w:ascii="Times New Roman" w:eastAsiaTheme="minorEastAsia" w:hAnsi="Times New Roman" w:cs="Times New Roman"/>
+          <w:sz w:val="24"/>
+          <w:szCs w:val="24"/>
+        </w:rPr>
+        <w:t xml:space="preserve"> by</w:t>
+      </w:r>
+      <w:r>
+        <w:rPr>
+          <w:rFonts w:ascii="Times New Roman" w:eastAsiaTheme="minorEastAsia" w:hAnsi="Times New Roman" w:cs="Times New Roman"/>
+          <w:sz w:val="24"/>
+          <w:szCs w:val="24"/>
+        </w:rPr>
+        <w:t xml:space="preserve"> falling to the ground in a capitulum, were subject to </w:t>
+      </w:r>
+      <w:r>
+        <w:rPr>
+          <w:rFonts w:ascii="Times New Roman" w:eastAsiaTheme="minorEastAsia" w:hAnsi="Times New Roman" w:cs="Times New Roman"/>
+          <w:sz w:val="24"/>
+          <w:szCs w:val="24"/>
+        </w:rPr>
+        <w:t xml:space="preserve">potential </w:t>
+      </w:r>
+      <w:r>
+        <w:rPr>
+          <w:rFonts w:ascii="Times New Roman" w:eastAsiaTheme="minorEastAsia" w:hAnsi="Times New Roman" w:cs="Times New Roman"/>
+          <w:sz w:val="24"/>
+          <w:szCs w:val="24"/>
+        </w:rPr>
+        <w:t xml:space="preserve">ant dispersal. For each seed, the probability of </w:t>
+      </w:r>
+      <w:r>
+        <w:rPr>
+          <w:rFonts w:ascii="Times New Roman" w:eastAsiaTheme="minorEastAsia" w:hAnsi="Times New Roman" w:cs="Times New Roman"/>
+          <w:sz w:val="24"/>
+          <w:szCs w:val="24"/>
+        </w:rPr>
+        <w:t>being taken</w:t>
+      </w:r>
+      <w:r>
+        <w:rPr>
+          <w:rFonts w:ascii="Times New Roman" w:eastAsiaTheme="minorEastAsia" w:hAnsi="Times New Roman" w:cs="Times New Roman"/>
+          <w:sz w:val="24"/>
+          <w:szCs w:val="24"/>
+        </w:rPr>
+        <w:t xml:space="preserve"> </w:t>
+      </w:r>
+      <w:r>
+        <w:rPr>
+          <w:rFonts w:ascii="Times New Roman" w:eastAsiaTheme="minorEastAsia" w:hAnsi="Times New Roman" w:cs="Times New Roman"/>
+          <w:sz w:val="24"/>
+          <w:szCs w:val="24"/>
+        </w:rPr>
+        <w:t xml:space="preserve">to </w:t>
+      </w:r>
+      <w:r>
+        <w:rPr>
+          <w:rFonts w:ascii="Times New Roman" w:eastAsiaTheme="minorEastAsia" w:hAnsi="Times New Roman" w:cs="Times New Roman"/>
+          <w:sz w:val="24"/>
+          <w:szCs w:val="24"/>
+        </w:rPr>
+        <w:t>an ant nest</w:t>
+      </w:r>
+      <w:r>
+        <w:rPr>
+          <w:rFonts w:ascii="Times New Roman" w:eastAsiaTheme="minorEastAsia" w:hAnsi="Times New Roman" w:cs="Times New Roman"/>
+          <w:sz w:val="24"/>
+          <w:szCs w:val="24"/>
+        </w:rPr>
+        <w:t xml:space="preserve"> was calculated for each nest</w:t>
+      </w:r>
+      <w:r>
+        <w:rPr>
+          <w:rFonts w:ascii="Times New Roman" w:eastAsiaTheme="minorEastAsia" w:hAnsi="Times New Roman" w:cs="Times New Roman"/>
+          <w:sz w:val="24"/>
+          <w:szCs w:val="24"/>
+        </w:rPr>
+        <w:t xml:space="preserve"> </w:t>
+      </w:r>
+      <w:r>
+        <w:rPr>
+          <w:rFonts w:ascii="Times New Roman" w:eastAsiaTheme="minorEastAsia" w:hAnsi="Times New Roman" w:cs="Times New Roman"/>
+          <w:sz w:val="24"/>
+          <w:szCs w:val="24"/>
+        </w:rPr>
+        <w:t>within 50 m of the seed</w:t>
+      </w:r>
+      <w:r>
+        <w:rPr>
+          <w:rFonts w:ascii="Times New Roman" w:eastAsiaTheme="minorEastAsia" w:hAnsi="Times New Roman" w:cs="Times New Roman"/>
+          <w:sz w:val="24"/>
+          <w:szCs w:val="24"/>
+        </w:rPr>
+        <w:t>, with probability of success as a function of distance to the nearest nest calculated</w:t>
+      </w:r>
+      <w:r>
+        <w:rPr>
+          <w:rFonts w:ascii="Times New Roman" w:eastAsiaTheme="minorEastAsia" w:hAnsi="Times New Roman" w:cs="Times New Roman"/>
+          <w:sz w:val="24"/>
+          <w:szCs w:val="24"/>
+        </w:rPr>
+        <w:t xml:space="preserve"> using the probability curve from </w:t>
+      </w:r>
+      <w:r>
+        <w:rPr>
+          <w:rFonts w:ascii="Times New Roman" w:eastAsiaTheme="minorEastAsia" w:hAnsi="Times New Roman" w:cs="Times New Roman"/>
+          <w:sz w:val="24"/>
+          <w:szCs w:val="24"/>
+        </w:rPr>
+        <w:t xml:space="preserve">Rabelo </w:t>
+      </w:r>
+      <w:r>
+        <w:rPr>
+          <w:rFonts w:ascii="Times New Roman" w:eastAsiaTheme="minorEastAsia" w:hAnsi="Times New Roman" w:cs="Times New Roman"/>
+          <w:i/>
+          <w:iCs/>
+          <w:sz w:val="24"/>
+          <w:szCs w:val="24"/>
+        </w:rPr>
+        <w:t>et al</w:t>
+      </w:r>
+      <w:r>
+        <w:rPr>
+          <w:rFonts w:ascii="Times New Roman" w:eastAsiaTheme="minorEastAsia" w:hAnsi="Times New Roman" w:cs="Times New Roman"/>
+          <w:sz w:val="24"/>
+          <w:szCs w:val="24"/>
+        </w:rPr>
+        <w:t>. (2021)</w:t>
+      </w:r>
+      <w:r>
+        <w:rPr>
+          <w:rFonts w:ascii="Times New Roman" w:eastAsiaTheme="minorEastAsia" w:hAnsi="Times New Roman" w:cs="Times New Roman"/>
+          <w:sz w:val="24"/>
+          <w:szCs w:val="24"/>
+        </w:rPr>
+        <w:t>.</w:t>
+      </w:r>
+      <w:r>
+        <w:rPr>
+          <w:rFonts w:ascii="Times New Roman" w:eastAsiaTheme="minorEastAsia" w:hAnsi="Times New Roman" w:cs="Times New Roman"/>
+          <w:sz w:val="24"/>
+          <w:szCs w:val="24"/>
+        </w:rPr>
+        <w:t xml:space="preserve"> </w:t>
+      </w:r>
+      <w:r>
+        <w:rPr>
+          <w:rFonts w:ascii="Times New Roman" w:eastAsiaTheme="minorEastAsia" w:hAnsi="Times New Roman" w:cs="Times New Roman"/>
+          <w:sz w:val="24"/>
+          <w:szCs w:val="24"/>
+        </w:rPr>
+        <w:t xml:space="preserve">Success or failure to disperse to each nest was then simulated, and the seed was taken </w:t>
+      </w:r>
+      <w:r>
+        <w:rPr>
+          <w:rFonts w:ascii="Times New Roman" w:eastAsiaTheme="minorEastAsia" w:hAnsi="Times New Roman" w:cs="Times New Roman"/>
+          <w:sz w:val="24"/>
+          <w:szCs w:val="24"/>
+        </w:rPr>
+        <w:t>to the nearest nest where</w:t>
+      </w:r>
+      <w:r>
+        <w:rPr>
+          <w:rFonts w:ascii="Times New Roman" w:eastAsiaTheme="minorEastAsia" w:hAnsi="Times New Roman" w:cs="Times New Roman"/>
+          <w:sz w:val="24"/>
+          <w:szCs w:val="24"/>
+        </w:rPr>
+        <w:t xml:space="preserve"> dispersal was</w:t>
+      </w:r>
+      <w:r>
+        <w:rPr>
+          <w:rFonts w:ascii="Times New Roman" w:eastAsiaTheme="minorEastAsia" w:hAnsi="Times New Roman" w:cs="Times New Roman"/>
+          <w:sz w:val="24"/>
+          <w:szCs w:val="24"/>
+        </w:rPr>
+        <w:t xml:space="preserve"> successful.</w:t>
+      </w:r>
+      <w:r>
+        <w:rPr>
+          <w:rFonts w:ascii="Times New Roman" w:eastAsiaTheme="minorEastAsia" w:hAnsi="Times New Roman" w:cs="Times New Roman"/>
+          <w:sz w:val="24"/>
+          <w:szCs w:val="24"/>
+        </w:rPr>
+        <w:t xml:space="preserve"> No calculations were</w:t>
+      </w:r>
+      <w:r>
+        <w:rPr>
+          <w:rFonts w:ascii="Times New Roman" w:eastAsiaTheme="minorEastAsia" w:hAnsi="Times New Roman" w:cs="Times New Roman"/>
+          <w:sz w:val="24"/>
+          <w:szCs w:val="24"/>
+        </w:rPr>
+        <w:t xml:space="preserve"> </w:t>
+      </w:r>
+      <w:r>
+        <w:rPr>
+          <w:rFonts w:ascii="Times New Roman" w:eastAsiaTheme="minorEastAsia" w:hAnsi="Times New Roman" w:cs="Times New Roman"/>
+          <w:sz w:val="24"/>
+          <w:szCs w:val="24"/>
+        </w:rPr>
+        <w:t xml:space="preserve">performed for nests further than </w:t>
+      </w:r>
+      <w:r>
+        <w:rPr>
+          <w:rFonts w:ascii="Times New Roman" w:eastAsiaTheme="minorEastAsia" w:hAnsi="Times New Roman" w:cs="Times New Roman"/>
+          <w:sz w:val="24"/>
+          <w:szCs w:val="24"/>
+        </w:rPr>
+        <w:t>50 m</w:t>
+      </w:r>
+      <w:r>
+        <w:rPr>
+          <w:rFonts w:ascii="Times New Roman" w:eastAsiaTheme="minorEastAsia" w:hAnsi="Times New Roman" w:cs="Times New Roman"/>
+          <w:sz w:val="24"/>
+          <w:szCs w:val="24"/>
+        </w:rPr>
+        <w:t xml:space="preserve"> from a given seed, with this</w:t>
+      </w:r>
+      <w:r>
+        <w:rPr>
+          <w:rFonts w:ascii="Times New Roman" w:eastAsiaTheme="minorEastAsia" w:hAnsi="Times New Roman" w:cs="Times New Roman"/>
+          <w:sz w:val="24"/>
+          <w:szCs w:val="24"/>
+        </w:rPr>
+        <w:t xml:space="preserve"> limit chosen to reduce computational burden with little to no impact on median </w:t>
+      </w:r>
+      <w:proofErr w:type="spellStart"/>
+      <w:r>
+        <w:rPr>
+          <w:rFonts w:ascii="Times New Roman" w:eastAsiaTheme="minorEastAsia" w:hAnsi="Times New Roman" w:cs="Times New Roman"/>
+          <w:sz w:val="24"/>
+          <w:szCs w:val="24"/>
+        </w:rPr>
+        <w:t>wavespeed</w:t>
+      </w:r>
+      <w:proofErr w:type="spellEnd"/>
+      <w:r>
+        <w:rPr>
+          <w:rFonts w:ascii="Times New Roman" w:eastAsiaTheme="minorEastAsia" w:hAnsi="Times New Roman" w:cs="Times New Roman"/>
+          <w:sz w:val="24"/>
+          <w:szCs w:val="24"/>
+        </w:rPr>
+        <w:t xml:space="preserve"> since</w:t>
+      </w:r>
+      <w:r>
+        <w:rPr>
+          <w:rFonts w:ascii="Times New Roman" w:eastAsiaTheme="minorEastAsia" w:hAnsi="Times New Roman" w:cs="Times New Roman"/>
+          <w:sz w:val="24"/>
+          <w:szCs w:val="24"/>
+        </w:rPr>
+        <w:t xml:space="preserve"> the estimated likelihood of a seed exceeding 50 m of ant dispersal was less than 1 in 100 million. </w:t>
+      </w:r>
+      <w:r>
+        <w:rPr>
+          <w:rFonts w:ascii="Times New Roman" w:eastAsiaTheme="minorEastAsia" w:hAnsi="Times New Roman" w:cs="Times New Roman"/>
+          <w:sz w:val="24"/>
+          <w:szCs w:val="24"/>
+        </w:rPr>
+        <w:t>The locations of all ant nests were randomly generated a</w:t>
+      </w:r>
+      <w:r>
+        <w:rPr>
+          <w:rFonts w:ascii="Times New Roman" w:eastAsiaTheme="minorEastAsia" w:hAnsi="Times New Roman" w:cs="Times New Roman"/>
+          <w:sz w:val="24"/>
+          <w:szCs w:val="24"/>
+        </w:rPr>
+        <w:t xml:space="preserve">t the beginning of the </w:t>
+      </w:r>
+      <w:proofErr w:type="spellStart"/>
+      <w:r>
+        <w:rPr>
+          <w:rFonts w:ascii="Times New Roman" w:eastAsiaTheme="minorEastAsia" w:hAnsi="Times New Roman" w:cs="Times New Roman"/>
+          <w:sz w:val="24"/>
+          <w:szCs w:val="24"/>
+        </w:rPr>
+        <w:t>wavespeed</w:t>
+      </w:r>
+      <w:proofErr w:type="spellEnd"/>
+      <w:r>
+        <w:rPr>
+          <w:rFonts w:ascii="Times New Roman" w:eastAsiaTheme="minorEastAsia" w:hAnsi="Times New Roman" w:cs="Times New Roman"/>
+          <w:sz w:val="24"/>
+          <w:szCs w:val="24"/>
+        </w:rPr>
+        <w:t xml:space="preserve"> simulations</w:t>
+      </w:r>
+      <w:r>
+        <w:rPr>
+          <w:rFonts w:ascii="Times New Roman" w:eastAsiaTheme="minorEastAsia" w:hAnsi="Times New Roman" w:cs="Times New Roman"/>
+          <w:sz w:val="24"/>
+          <w:szCs w:val="24"/>
+        </w:rPr>
+        <w:t>,</w:t>
+      </w:r>
+      <w:r>
+        <w:rPr>
+          <w:rFonts w:ascii="Times New Roman" w:eastAsiaTheme="minorEastAsia" w:hAnsi="Times New Roman" w:cs="Times New Roman"/>
+          <w:sz w:val="24"/>
+          <w:szCs w:val="24"/>
+        </w:rPr>
+        <w:t xml:space="preserve"> with an average density of 0.2 nests per meter.</w:t>
+      </w:r>
+    </w:p>
+    <w:p>
+      <w:pPr>
+        <w:jc w:val="both"/>
+        <w:rPr>
+          <w:rFonts w:ascii="Times New Roman" w:eastAsiaTheme="minorEastAsia" w:hAnsi="Times New Roman" w:cs="Times New Roman"/>
           <w:sz w:val="24"/>
           <w:szCs w:val="24"/>
         </w:rPr>
@@ -8977,825 +10099,289 @@
       <w:pPr>
         <w:jc w:val="both"/>
         <w:rPr>
-          <w:rFonts w:ascii="Times New Roman" w:hAnsi="Times New Roman" w:cs="Times New Roman"/>
-          <w:b/>
-          <w:bCs/>
+          <w:rFonts w:ascii="Times New Roman" w:eastAsiaTheme="minorEastAsia" w:hAnsi="Times New Roman" w:cs="Times New Roman"/>
           <w:sz w:val="24"/>
           <w:szCs w:val="24"/>
         </w:rPr>
       </w:pPr>
       <w:r>
         <w:rPr>
-          <w:rFonts w:ascii="Times New Roman" w:hAnsi="Times New Roman" w:cs="Times New Roman"/>
-          <w:b/>
-          <w:bCs/>
-          <w:sz w:val="24"/>
-          <w:szCs w:val="24"/>
-        </w:rPr>
-        <w:t>Spread Models</w:t>
+          <w:rFonts w:ascii="Times New Roman" w:eastAsiaTheme="minorEastAsia" w:hAnsi="Times New Roman" w:cs="Times New Roman"/>
+          <w:i/>
+          <w:iCs/>
+          <w:sz w:val="24"/>
+          <w:szCs w:val="24"/>
+        </w:rPr>
+        <w:t>Post-dispersal predation</w:t>
       </w:r>
     </w:p>
     <w:p>
       <w:pPr>
-        <w:spacing w:after="240"/>
         <w:jc w:val="both"/>
         <w:rPr>
-          <w:rFonts w:ascii="Times New Roman" w:hAnsi="Times New Roman" w:cs="Times New Roman"/>
+          <w:rFonts w:ascii="Times New Roman" w:eastAsiaTheme="minorEastAsia" w:hAnsi="Times New Roman" w:cs="Times New Roman"/>
           <w:sz w:val="24"/>
           <w:szCs w:val="24"/>
         </w:rPr>
       </w:pPr>
       <w:r>
         <w:rPr>
+          <w:rFonts w:ascii="Times New Roman" w:eastAsiaTheme="minorEastAsia" w:hAnsi="Times New Roman" w:cs="Times New Roman"/>
+          <w:sz w:val="24"/>
+          <w:szCs w:val="24"/>
+        </w:rPr>
+        <w:t xml:space="preserve">Much like </w:t>
+      </w:r>
+      <w:r>
+        <w:rPr>
+          <w:rFonts w:ascii="Times New Roman" w:eastAsiaTheme="minorEastAsia" w:hAnsi="Times New Roman" w:cs="Times New Roman"/>
+          <w:sz w:val="24"/>
+          <w:szCs w:val="24"/>
+        </w:rPr>
+        <w:t>seed death after surviving post-dispersal predation</w:t>
+      </w:r>
+      <w:r>
+        <w:rPr>
+          <w:rFonts w:ascii="Times New Roman" w:eastAsiaTheme="minorEastAsia" w:hAnsi="Times New Roman" w:cs="Times New Roman"/>
+          <w:sz w:val="24"/>
+          <w:szCs w:val="24"/>
+        </w:rPr>
+        <w:t>,</w:t>
+      </w:r>
+      <w:r>
+        <w:rPr>
+          <w:rFonts w:ascii="Times New Roman" w:eastAsiaTheme="minorEastAsia" w:hAnsi="Times New Roman" w:cs="Times New Roman"/>
+          <w:sz w:val="24"/>
+          <w:szCs w:val="24"/>
+        </w:rPr>
+        <w:t xml:space="preserve"> post-dispersal predation</w:t>
+      </w:r>
+      <w:r>
+        <w:rPr>
+          <w:rFonts w:ascii="Times New Roman" w:eastAsiaTheme="minorEastAsia" w:hAnsi="Times New Roman" w:cs="Times New Roman"/>
+          <w:sz w:val="24"/>
+          <w:szCs w:val="24"/>
+        </w:rPr>
+        <w:t xml:space="preserve"> itself</w:t>
+      </w:r>
+      <w:r>
+        <w:rPr>
+          <w:rFonts w:ascii="Times New Roman" w:eastAsiaTheme="minorEastAsia" w:hAnsi="Times New Roman" w:cs="Times New Roman"/>
+          <w:sz w:val="24"/>
+          <w:szCs w:val="24"/>
+        </w:rPr>
+        <w:t xml:space="preserve"> was </w:t>
+      </w:r>
+      <w:r>
+        <w:rPr>
+          <w:rFonts w:ascii="Times New Roman" w:eastAsiaTheme="minorEastAsia" w:hAnsi="Times New Roman" w:cs="Times New Roman"/>
+          <w:sz w:val="24"/>
+          <w:szCs w:val="24"/>
+        </w:rPr>
+        <w:t xml:space="preserve">also </w:t>
+      </w:r>
+      <w:r>
+        <w:rPr>
+          <w:rFonts w:ascii="Times New Roman" w:eastAsiaTheme="minorEastAsia" w:hAnsi="Times New Roman" w:cs="Times New Roman"/>
+          <w:sz w:val="24"/>
+          <w:szCs w:val="24"/>
+        </w:rPr>
+        <w:t>assumed to occur independent of seed location,</w:t>
+      </w:r>
+      <w:r>
+        <w:rPr>
+          <w:rFonts w:ascii="Times New Roman" w:eastAsiaTheme="minorEastAsia" w:hAnsi="Times New Roman" w:cs="Times New Roman"/>
+          <w:sz w:val="24"/>
+          <w:szCs w:val="24"/>
+        </w:rPr>
+        <w:t xml:space="preserve"> and thus</w:t>
+      </w:r>
+      <w:r>
+        <w:rPr>
+          <w:rFonts w:ascii="Times New Roman" w:eastAsiaTheme="minorEastAsia" w:hAnsi="Times New Roman" w:cs="Times New Roman"/>
+          <w:sz w:val="24"/>
+          <w:szCs w:val="24"/>
+        </w:rPr>
+        <w:t xml:space="preserve"> seeds that were determined to not survive said predation were</w:t>
+      </w:r>
+      <w:r>
+        <w:rPr>
+          <w:rFonts w:ascii="Times New Roman" w:eastAsiaTheme="minorEastAsia" w:hAnsi="Times New Roman" w:cs="Times New Roman"/>
+          <w:sz w:val="24"/>
+          <w:szCs w:val="24"/>
+        </w:rPr>
+        <w:t xml:space="preserve"> also</w:t>
+      </w:r>
+      <w:r>
+        <w:rPr>
+          <w:rFonts w:ascii="Times New Roman" w:eastAsiaTheme="minorEastAsia" w:hAnsi="Times New Roman" w:cs="Times New Roman"/>
+          <w:sz w:val="24"/>
+          <w:szCs w:val="24"/>
+        </w:rPr>
+        <w:t xml:space="preserve"> filtered out before being fed into the wind and ant dispersal </w:t>
+      </w:r>
+      <w:r>
+        <w:rPr>
+          <w:rFonts w:ascii="Times New Roman" w:eastAsiaTheme="minorEastAsia" w:hAnsi="Times New Roman" w:cs="Times New Roman"/>
+          <w:sz w:val="24"/>
+          <w:szCs w:val="24"/>
+        </w:rPr>
+        <w:t>simulations</w:t>
+      </w:r>
+      <w:r>
+        <w:rPr>
+          <w:rFonts w:ascii="Times New Roman" w:eastAsiaTheme="minorEastAsia" w:hAnsi="Times New Roman" w:cs="Times New Roman"/>
+          <w:sz w:val="24"/>
+          <w:szCs w:val="24"/>
+        </w:rPr>
+        <w:t>; this was achieved by multiplying the number of seeds available for dispersal by the post-dispersal predation</w:t>
+      </w:r>
+      <w:r>
+        <w:rPr>
+          <w:rFonts w:ascii="Times New Roman" w:eastAsiaTheme="minorEastAsia" w:hAnsi="Times New Roman" w:cs="Times New Roman"/>
+          <w:sz w:val="24"/>
+          <w:szCs w:val="24"/>
+        </w:rPr>
+        <w:t xml:space="preserve"> survival</w:t>
+      </w:r>
+      <w:r>
+        <w:rPr>
+          <w:rFonts w:ascii="Times New Roman" w:eastAsiaTheme="minorEastAsia" w:hAnsi="Times New Roman" w:cs="Times New Roman"/>
+          <w:sz w:val="24"/>
+          <w:szCs w:val="24"/>
+        </w:rPr>
+        <w:t xml:space="preserve"> rate. </w:t>
+      </w:r>
+      <w:r>
+        <w:rPr>
+          <w:rFonts w:ascii="Times New Roman" w:eastAsiaTheme="minorEastAsia" w:hAnsi="Times New Roman" w:cs="Times New Roman"/>
+          <w:sz w:val="24"/>
+          <w:szCs w:val="24"/>
+        </w:rPr>
+        <w:t>T</w:t>
+      </w:r>
+      <w:r>
+        <w:rPr>
+          <w:rFonts w:ascii="Times New Roman" w:eastAsiaTheme="minorEastAsia" w:hAnsi="Times New Roman" w:cs="Times New Roman"/>
+          <w:sz w:val="24"/>
+          <w:szCs w:val="24"/>
+        </w:rPr>
+        <w:t>his</w:t>
+      </w:r>
+      <w:r>
+        <w:rPr>
+          <w:rFonts w:ascii="Times New Roman" w:eastAsiaTheme="minorEastAsia" w:hAnsi="Times New Roman" w:cs="Times New Roman"/>
+          <w:sz w:val="24"/>
+          <w:szCs w:val="24"/>
+        </w:rPr>
+        <w:t xml:space="preserve"> again</w:t>
+      </w:r>
+      <w:r>
+        <w:rPr>
+          <w:rFonts w:ascii="Times New Roman" w:eastAsiaTheme="minorEastAsia" w:hAnsi="Times New Roman" w:cs="Times New Roman"/>
+          <w:sz w:val="24"/>
+          <w:szCs w:val="24"/>
+        </w:rPr>
+        <w:t xml:space="preserve"> yields the same results as</w:t>
+      </w:r>
+      <w:r>
+        <w:rPr>
+          <w:rFonts w:ascii="Times New Roman" w:eastAsiaTheme="minorEastAsia" w:hAnsi="Times New Roman" w:cs="Times New Roman"/>
+          <w:sz w:val="24"/>
+          <w:szCs w:val="24"/>
+        </w:rPr>
+        <w:t xml:space="preserve"> </w:t>
+      </w:r>
+      <w:r>
+        <w:rPr>
+          <w:rFonts w:ascii="Times New Roman" w:hAnsi="Times New Roman" w:cs="Times New Roman"/>
+          <w:sz w:val="24"/>
+          <w:szCs w:val="24"/>
+        </w:rPr>
+        <w:t xml:space="preserve">using a Bernoulli </w:t>
+      </w:r>
+      <w:r>
+        <w:rPr>
           <w:rFonts w:ascii="Times New Roman" w:hAnsi="Times New Roman" w:cs="Times New Roman"/>
           <w:sz w:val="24"/>
           <w:szCs w:val="24"/>
         </w:rPr>
         <w:lastRenderedPageBreak/>
-        <w:t xml:space="preserve">Population spread was modeled in an identical manner to the analyses performed in Zhang </w:t>
-      </w:r>
-      <w:r>
-        <w:rPr>
-          <w:rFonts w:ascii="Times New Roman" w:hAnsi="Times New Roman" w:cs="Times New Roman"/>
-          <w:i/>
-          <w:iCs/>
-          <w:sz w:val="24"/>
-          <w:szCs w:val="24"/>
-        </w:rPr>
-        <w:t>et al</w:t>
-      </w:r>
-      <w:r>
-        <w:rPr>
-          <w:rFonts w:ascii="Times New Roman" w:hAnsi="Times New Roman" w:cs="Times New Roman"/>
-          <w:sz w:val="24"/>
-          <w:szCs w:val="24"/>
-        </w:rPr>
-        <w:t xml:space="preserve">. (2011) and Teller </w:t>
-      </w:r>
-      <w:r>
-        <w:rPr>
-          <w:rFonts w:ascii="Times New Roman" w:hAnsi="Times New Roman" w:cs="Times New Roman"/>
-          <w:i/>
-          <w:iCs/>
-          <w:sz w:val="24"/>
-          <w:szCs w:val="24"/>
-        </w:rPr>
-        <w:t>et al</w:t>
-      </w:r>
-      <w:r>
-        <w:rPr>
-          <w:rFonts w:ascii="Times New Roman" w:hAnsi="Times New Roman" w:cs="Times New Roman"/>
-          <w:sz w:val="24"/>
-          <w:szCs w:val="24"/>
-        </w:rPr>
-        <w:t>. (2016), based on the spread rate analyses for structured populations outlined in Neubert and Caswell (2000). Movement of the population was modeled as a traveling wave in one dimension; as such, dispersal events were initially simulated as a two-dimensional kernel with angles randomly sampled from a uniform distribution between 0 and 2</w:t>
-      </w:r>
-      <m:oMath>
-        <m:r>
-          <w:rPr>
-            <w:rFonts w:ascii="Cambria Math" w:hAnsi="Cambria Math" w:cs="Times New Roman"/>
-            <w:sz w:val="24"/>
-            <w:szCs w:val="24"/>
-          </w:rPr>
-          <m:t>π</m:t>
-        </m:r>
-      </m:oMath>
-      <w:r>
-        <w:rPr>
-          <w:rFonts w:ascii="Times New Roman" w:hAnsi="Times New Roman" w:cs="Times New Roman"/>
-          <w:sz w:val="24"/>
-          <w:szCs w:val="24"/>
-        </w:rPr>
-        <w:t>, and were then marginalized onto a single spatial axis. The simulated dispersal distances were then used to calculate the empirical moment generating function (MGF)</w:t>
+        <w:t>distribution</w:t>
+      </w:r>
+      <w:r>
+        <w:rPr>
+          <w:rFonts w:ascii="Times New Roman" w:hAnsi="Times New Roman" w:cs="Times New Roman"/>
+          <w:sz w:val="24"/>
+          <w:szCs w:val="24"/>
+        </w:rPr>
+        <w:t xml:space="preserve"> to</w:t>
+      </w:r>
+      <w:r>
+        <w:rPr>
+          <w:rFonts w:ascii="Times New Roman" w:eastAsiaTheme="minorEastAsia" w:hAnsi="Times New Roman" w:cs="Times New Roman"/>
+          <w:sz w:val="24"/>
+          <w:szCs w:val="24"/>
+        </w:rPr>
+        <w:t xml:space="preserve"> simulat</w:t>
+      </w:r>
+      <w:r>
+        <w:rPr>
+          <w:rFonts w:ascii="Times New Roman" w:eastAsiaTheme="minorEastAsia" w:hAnsi="Times New Roman" w:cs="Times New Roman"/>
+          <w:sz w:val="24"/>
+          <w:szCs w:val="24"/>
+        </w:rPr>
+        <w:t>e</w:t>
+      </w:r>
+      <w:r>
+        <w:rPr>
+          <w:rFonts w:ascii="Times New Roman" w:eastAsiaTheme="minorEastAsia" w:hAnsi="Times New Roman" w:cs="Times New Roman"/>
+          <w:sz w:val="24"/>
+          <w:szCs w:val="24"/>
+        </w:rPr>
+        <w:t xml:space="preserve"> predation after the seeds have been dispersed, but </w:t>
+      </w:r>
+      <w:r>
+        <w:rPr>
+          <w:rFonts w:ascii="Times New Roman" w:eastAsiaTheme="minorEastAsia" w:hAnsi="Times New Roman" w:cs="Times New Roman"/>
+          <w:sz w:val="24"/>
+          <w:szCs w:val="24"/>
+        </w:rPr>
+        <w:t xml:space="preserve">with the advantage of </w:t>
+      </w:r>
+      <w:r>
+        <w:rPr>
+          <w:rFonts w:ascii="Times New Roman" w:eastAsiaTheme="minorEastAsia" w:hAnsi="Times New Roman" w:cs="Times New Roman"/>
+          <w:sz w:val="24"/>
+          <w:szCs w:val="24"/>
+        </w:rPr>
+        <w:t>reduc</w:t>
+      </w:r>
+      <w:r>
+        <w:rPr>
+          <w:rFonts w:ascii="Times New Roman" w:eastAsiaTheme="minorEastAsia" w:hAnsi="Times New Roman" w:cs="Times New Roman"/>
+          <w:sz w:val="24"/>
+          <w:szCs w:val="24"/>
+        </w:rPr>
+        <w:t>ing</w:t>
+      </w:r>
+      <w:r>
+        <w:rPr>
+          <w:rFonts w:ascii="Times New Roman" w:eastAsiaTheme="minorEastAsia" w:hAnsi="Times New Roman" w:cs="Times New Roman"/>
+          <w:sz w:val="24"/>
+          <w:szCs w:val="24"/>
+        </w:rPr>
+        <w:t xml:space="preserve"> computational burden by decreasing the number of dispersal simulations</w:t>
+      </w:r>
+      <w:r>
+        <w:rPr>
+          <w:rFonts w:ascii="Times New Roman" w:eastAsiaTheme="minorEastAsia" w:hAnsi="Times New Roman" w:cs="Times New Roman"/>
+          <w:sz w:val="24"/>
+          <w:szCs w:val="24"/>
+        </w:rPr>
+        <w:t>.</w:t>
       </w:r>
     </w:p>
-    <w:tbl>
-      <w:tblPr>
-        <w:tblStyle w:val="TableGrid"/>
-        <w:tblW w:w="9354" w:type="dxa"/>
-        <w:tblBorders>
-          <w:top w:val="none" w:sz="0" w:space="0" w:color="auto"/>
-          <w:left w:val="none" w:sz="0" w:space="0" w:color="auto"/>
-          <w:bottom w:val="none" w:sz="0" w:space="0" w:color="auto"/>
-          <w:right w:val="none" w:sz="0" w:space="0" w:color="auto"/>
-          <w:insideH w:val="none" w:sz="0" w:space="0" w:color="auto"/>
-          <w:insideV w:val="none" w:sz="0" w:space="0" w:color="auto"/>
-        </w:tblBorders>
-        <w:tblLook w:val="04A0" w:firstRow="1" w:lastRow="0" w:firstColumn="1" w:lastColumn="0" w:noHBand="0" w:noVBand="1"/>
-      </w:tblPr>
-      <w:tblGrid>
-        <w:gridCol w:w="850"/>
-        <w:gridCol w:w="7654"/>
-        <w:gridCol w:w="850"/>
-      </w:tblGrid>
-      <w:tr>
-        <w:tc>
-          <w:tcPr>
-            <w:tcW w:w="850" w:type="dxa"/>
-            <w:vAlign w:val="center"/>
-          </w:tcPr>
-          <w:p>
-            <w:pPr>
-              <w:spacing w:after="120" w:line="480" w:lineRule="auto"/>
-              <w:rPr>
-                <w:rFonts w:ascii="Times New Roman" w:hAnsi="Times New Roman" w:cs="Times New Roman"/>
-                <w:sz w:val="24"/>
-                <w:szCs w:val="24"/>
-              </w:rPr>
-            </w:pPr>
-          </w:p>
-        </w:tc>
-        <w:tc>
-          <w:tcPr>
-            <w:tcW w:w="7654" w:type="dxa"/>
-            <w:vAlign w:val="center"/>
-          </w:tcPr>
-          <w:p>
-            <w:pPr>
-              <w:spacing w:after="40" w:line="480" w:lineRule="auto"/>
-              <w:rPr>
-                <w:rFonts w:ascii="Times New Roman" w:hAnsi="Times New Roman" w:cs="Times New Roman"/>
-                <w:sz w:val="24"/>
-                <w:szCs w:val="24"/>
-              </w:rPr>
-            </w:pPr>
-            <m:oMathPara>
-              <m:oMath>
-                <m:r>
-                  <w:rPr>
-                    <w:rFonts w:ascii="Cambria Math" w:hAnsi="Cambria Math" w:cs="Times New Roman"/>
-                    <w:sz w:val="24"/>
-                    <w:szCs w:val="24"/>
-                  </w:rPr>
-                  <m:t>M(s)=</m:t>
-                </m:r>
-                <m:f>
-                  <m:fPr>
-                    <m:ctrlPr>
-                      <w:rPr>
-                        <w:rFonts w:ascii="Cambria Math" w:hAnsi="Cambria Math" w:cs="Times New Roman"/>
-                        <w:i/>
-                        <w:sz w:val="24"/>
-                        <w:szCs w:val="24"/>
-                      </w:rPr>
-                    </m:ctrlPr>
-                  </m:fPr>
-                  <m:num>
-                    <m:r>
-                      <w:rPr>
-                        <w:rFonts w:ascii="Cambria Math" w:hAnsi="Cambria Math" w:cs="Times New Roman"/>
-                        <w:sz w:val="24"/>
-                        <w:szCs w:val="24"/>
-                      </w:rPr>
-                      <m:t>1</m:t>
-                    </m:r>
-                  </m:num>
-                  <m:den>
-                    <m:r>
-                      <w:rPr>
-                        <w:rFonts w:ascii="Cambria Math" w:hAnsi="Cambria Math" w:cs="Times New Roman"/>
-                        <w:sz w:val="24"/>
-                        <w:szCs w:val="24"/>
-                      </w:rPr>
-                      <m:t>N</m:t>
-                    </m:r>
-                  </m:den>
-                </m:f>
-                <m:nary>
-                  <m:naryPr>
-                    <m:chr m:val="∑"/>
-                    <m:limLoc m:val="undOvr"/>
-                    <m:ctrlPr>
-                      <w:rPr>
-                        <w:rFonts w:ascii="Cambria Math" w:hAnsi="Cambria Math" w:cs="Times New Roman"/>
-                        <w:i/>
-                        <w:sz w:val="24"/>
-                        <w:szCs w:val="24"/>
-                      </w:rPr>
-                    </m:ctrlPr>
-                  </m:naryPr>
-                  <m:sub>
-                    <m:r>
-                      <w:rPr>
-                        <w:rFonts w:ascii="Cambria Math" w:hAnsi="Cambria Math" w:cs="Times New Roman"/>
-                        <w:sz w:val="24"/>
-                        <w:szCs w:val="24"/>
-                      </w:rPr>
-                      <m:t>i=1</m:t>
-                    </m:r>
-                  </m:sub>
-                  <m:sup>
-                    <m:r>
-                      <w:rPr>
-                        <w:rFonts w:ascii="Cambria Math" w:hAnsi="Cambria Math" w:cs="Times New Roman"/>
-                        <w:sz w:val="24"/>
-                        <w:szCs w:val="24"/>
-                      </w:rPr>
-                      <m:t>N</m:t>
-                    </m:r>
-                  </m:sup>
-                  <m:e>
-                    <m:sSup>
-                      <m:sSupPr>
-                        <m:ctrlPr>
-                          <w:rPr>
-                            <w:rFonts w:ascii="Cambria Math" w:hAnsi="Cambria Math" w:cs="Times New Roman"/>
-                            <w:i/>
-                            <w:sz w:val="24"/>
-                            <w:szCs w:val="24"/>
-                          </w:rPr>
-                        </m:ctrlPr>
-                      </m:sSupPr>
-                      <m:e>
-                        <m:r>
-                          <w:rPr>
-                            <w:rFonts w:ascii="Cambria Math" w:hAnsi="Cambria Math" w:cs="Times New Roman"/>
-                            <w:sz w:val="24"/>
-                            <w:szCs w:val="24"/>
-                          </w:rPr>
-                          <m:t>e</m:t>
-                        </m:r>
-                      </m:e>
-                      <m:sup>
-                        <m:r>
-                          <w:rPr>
-                            <w:rFonts w:ascii="Cambria Math" w:hAnsi="Cambria Math" w:cs="Times New Roman"/>
-                            <w:sz w:val="24"/>
-                            <w:szCs w:val="24"/>
-                          </w:rPr>
-                          <m:t>sr</m:t>
-                        </m:r>
-                      </m:sup>
-                    </m:sSup>
-                  </m:e>
-                </m:nary>
-              </m:oMath>
-            </m:oMathPara>
-          </w:p>
-        </w:tc>
-        <w:tc>
-          <w:tcPr>
-            <w:tcW w:w="850" w:type="dxa"/>
-            <w:vAlign w:val="center"/>
-          </w:tcPr>
-          <w:p>
-            <w:pPr>
-              <w:spacing w:after="40" w:line="480" w:lineRule="auto"/>
-              <w:jc w:val="right"/>
-              <w:rPr>
-                <w:rFonts w:ascii="Times New Roman" w:hAnsi="Times New Roman" w:cs="Times New Roman"/>
-                <w:sz w:val="24"/>
-                <w:szCs w:val="24"/>
-              </w:rPr>
-            </w:pPr>
-            <w:r>
-              <w:rPr>
-                <w:rFonts w:ascii="Times New Roman" w:hAnsi="Times New Roman" w:cs="Times New Roman"/>
-                <w:sz w:val="24"/>
-                <w:szCs w:val="24"/>
-              </w:rPr>
-              <w:t>[</w:t>
-            </w:r>
-            <w:r>
-              <w:rPr>
-                <w:rFonts w:ascii="Times New Roman" w:hAnsi="Times New Roman" w:cs="Times New Roman"/>
-                <w:sz w:val="24"/>
-                <w:szCs w:val="24"/>
-              </w:rPr>
-              <w:t>S2</w:t>
-            </w:r>
-            <w:r>
-              <w:rPr>
-                <w:rFonts w:ascii="Times New Roman" w:hAnsi="Times New Roman" w:cs="Times New Roman"/>
-                <w:sz w:val="24"/>
-                <w:szCs w:val="24"/>
-              </w:rPr>
-              <w:t>]</w:t>
-            </w:r>
-          </w:p>
-        </w:tc>
-      </w:tr>
-    </w:tbl>
-    <w:p>
-      <w:pPr>
-        <w:spacing w:after="240"/>
-        <w:jc w:val="both"/>
-        <w:rPr>
-          <w:rFonts w:ascii="Times New Roman" w:eastAsiaTheme="minorEastAsia" w:hAnsi="Times New Roman" w:cs="Times New Roman"/>
-          <w:iCs/>
-          <w:sz w:val="24"/>
-          <w:szCs w:val="24"/>
-        </w:rPr>
-      </w:pPr>
-      <w:r>
-        <w:rPr>
-          <w:rFonts w:ascii="Times New Roman" w:hAnsi="Times New Roman" w:cs="Times New Roman"/>
-          <w:sz w:val="24"/>
-          <w:szCs w:val="24"/>
-        </w:rPr>
-        <w:t xml:space="preserve">where </w:t>
-      </w:r>
-      <m:oMath>
-        <m:r>
-          <w:rPr>
-            <w:rFonts w:ascii="Cambria Math" w:hAnsi="Cambria Math" w:cs="Times New Roman"/>
-            <w:sz w:val="24"/>
-            <w:szCs w:val="24"/>
-          </w:rPr>
-          <m:t>N</m:t>
-        </m:r>
-      </m:oMath>
-      <w:r>
-        <w:rPr>
-          <w:rFonts w:ascii="Times New Roman" w:hAnsi="Times New Roman" w:cs="Times New Roman"/>
-          <w:sz w:val="24"/>
-          <w:szCs w:val="24"/>
-        </w:rPr>
-        <w:t xml:space="preserve"> is the total number of dispersal events, </w:t>
-      </w:r>
-      <m:oMath>
-        <m:r>
-          <w:rPr>
-            <w:rFonts w:ascii="Cambria Math" w:hAnsi="Cambria Math" w:cs="Times New Roman"/>
-            <w:sz w:val="24"/>
-            <w:szCs w:val="24"/>
-          </w:rPr>
-          <m:t>r</m:t>
-        </m:r>
-      </m:oMath>
-      <w:r>
-        <w:rPr>
-          <w:rFonts w:ascii="Times New Roman" w:hAnsi="Times New Roman" w:cs="Times New Roman"/>
-          <w:sz w:val="24"/>
-          <w:szCs w:val="24"/>
-        </w:rPr>
-        <w:t xml:space="preserve"> is dispersal distance for a given dispersal event, and </w:t>
-      </w:r>
-      <m:oMath>
-        <m:r>
-          <w:rPr>
-            <w:rFonts w:ascii="Cambria Math" w:hAnsi="Cambria Math" w:cs="Times New Roman"/>
-            <w:sz w:val="24"/>
-            <w:szCs w:val="24"/>
-          </w:rPr>
-          <m:t>s</m:t>
-        </m:r>
-      </m:oMath>
-      <w:r>
-        <w:rPr>
-          <w:rFonts w:ascii="Times New Roman" w:hAnsi="Times New Roman" w:cs="Times New Roman"/>
-          <w:sz w:val="24"/>
-          <w:szCs w:val="24"/>
-        </w:rPr>
-        <w:t xml:space="preserve"> is an auxiliary variable that describes the steepness of the wave. We then calculate </w:t>
-      </w:r>
-      <m:oMath>
-        <m:r>
-          <w:rPr>
-            <w:rFonts w:ascii="Cambria Math" w:hAnsi="Cambria Math" w:cs="Times New Roman"/>
-            <w:sz w:val="24"/>
-            <w:szCs w:val="24"/>
-          </w:rPr>
-          <m:t>ρ</m:t>
-        </m:r>
-      </m:oMath>
-      <w:r>
-        <w:rPr>
-          <w:rFonts w:ascii="Times New Roman" w:eastAsiaTheme="minorEastAsia" w:hAnsi="Times New Roman" w:cs="Times New Roman"/>
-          <w:sz w:val="24"/>
-          <w:szCs w:val="24"/>
-        </w:rPr>
-        <w:t xml:space="preserve"> as the dominant eigenvalue of the Hadamard product </w:t>
-      </w:r>
-      <m:oMath>
-        <m:r>
-          <m:rPr>
-            <m:sty m:val="b"/>
-          </m:rPr>
-          <w:rPr>
-            <w:rFonts w:ascii="Cambria Math" w:eastAsiaTheme="minorEastAsia" w:hAnsi="Cambria Math" w:cs="Times New Roman"/>
-            <w:sz w:val="24"/>
-            <w:szCs w:val="24"/>
-          </w:rPr>
-          <m:t>A∘M</m:t>
-        </m:r>
-        <m:r>
-          <w:rPr>
-            <w:rFonts w:ascii="Cambria Math" w:eastAsiaTheme="minorEastAsia" w:hAnsi="Cambria Math" w:cs="Times New Roman"/>
-            <w:sz w:val="24"/>
-            <w:szCs w:val="24"/>
-          </w:rPr>
-          <m:t>(s)</m:t>
-        </m:r>
-      </m:oMath>
-      <w:r>
-        <w:rPr>
-          <w:rFonts w:ascii="Times New Roman" w:eastAsiaTheme="minorEastAsia" w:hAnsi="Times New Roman" w:cs="Times New Roman"/>
-          <w:iCs/>
-          <w:sz w:val="24"/>
-          <w:szCs w:val="24"/>
-        </w:rPr>
-        <w:t xml:space="preserve">, where </w:t>
-      </w:r>
-      <m:oMath>
-        <m:r>
-          <m:rPr>
-            <m:sty m:val="b"/>
-          </m:rPr>
-          <w:rPr>
-            <w:rFonts w:ascii="Cambria Math" w:eastAsiaTheme="minorEastAsia" w:hAnsi="Cambria Math" w:cs="Times New Roman"/>
-            <w:sz w:val="24"/>
-            <w:szCs w:val="24"/>
-          </w:rPr>
-          <m:t>A</m:t>
-        </m:r>
-      </m:oMath>
-      <w:r>
-        <w:rPr>
-          <w:rFonts w:ascii="Times New Roman" w:eastAsiaTheme="minorEastAsia" w:hAnsi="Times New Roman" w:cs="Times New Roman"/>
-          <w:iCs/>
-          <w:sz w:val="24"/>
-          <w:szCs w:val="24"/>
-        </w:rPr>
-        <w:t xml:space="preserve"> is the demographic matrix, and </w:t>
-      </w:r>
-      <m:oMath>
-        <m:r>
-          <m:rPr>
-            <m:sty m:val="b"/>
-          </m:rPr>
-          <w:rPr>
-            <w:rFonts w:ascii="Cambria Math" w:eastAsiaTheme="minorEastAsia" w:hAnsi="Cambria Math" w:cs="Times New Roman"/>
-            <w:sz w:val="24"/>
-            <w:szCs w:val="24"/>
-          </w:rPr>
-          <m:t>M</m:t>
-        </m:r>
-        <m:r>
-          <w:rPr>
-            <w:rFonts w:ascii="Cambria Math" w:eastAsiaTheme="minorEastAsia" w:hAnsi="Cambria Math" w:cs="Times New Roman"/>
-            <w:sz w:val="24"/>
-            <w:szCs w:val="24"/>
-          </w:rPr>
-          <m:t>(s)</m:t>
-        </m:r>
-      </m:oMath>
-      <w:r>
-        <w:rPr>
-          <w:rFonts w:ascii="Times New Roman" w:eastAsiaTheme="minorEastAsia" w:hAnsi="Times New Roman" w:cs="Times New Roman"/>
-          <w:iCs/>
-          <w:sz w:val="24"/>
-          <w:szCs w:val="24"/>
-        </w:rPr>
-        <w:t xml:space="preserve"> is a matrix containing the MGF </w:t>
-      </w:r>
-      <m:oMath>
-        <m:r>
-          <w:rPr>
-            <w:rFonts w:ascii="Cambria Math" w:hAnsi="Cambria Math" w:cs="Times New Roman"/>
-            <w:sz w:val="24"/>
-            <w:szCs w:val="24"/>
-          </w:rPr>
-          <m:t>M(s)</m:t>
-        </m:r>
-      </m:oMath>
-      <w:r>
-        <w:rPr>
-          <w:rFonts w:ascii="Times New Roman" w:eastAsiaTheme="minorEastAsia" w:hAnsi="Times New Roman" w:cs="Times New Roman"/>
-          <w:iCs/>
-          <w:sz w:val="24"/>
-          <w:szCs w:val="24"/>
-        </w:rPr>
-        <w:t xml:space="preserve"> for dispersing stages and the Dirac delta MGF of 1 for non-dispersing stages. The </w:t>
-      </w:r>
-      <w:r>
-        <w:rPr>
-          <w:rFonts w:ascii="Times New Roman" w:hAnsi="Times New Roman" w:cs="Times New Roman"/>
-          <w:sz w:val="24"/>
-          <w:szCs w:val="24"/>
-        </w:rPr>
-        <w:t xml:space="preserve">spread rate </w:t>
-      </w:r>
-      <m:oMath>
-        <m:sSup>
-          <m:sSupPr>
-            <m:ctrlPr>
-              <w:rPr>
-                <w:rFonts w:ascii="Cambria Math" w:hAnsi="Cambria Math" w:cs="Times New Roman"/>
-                <w:i/>
-                <w:sz w:val="24"/>
-                <w:szCs w:val="24"/>
-              </w:rPr>
-            </m:ctrlPr>
-          </m:sSupPr>
-          <m:e>
-            <m:r>
-              <w:rPr>
-                <w:rFonts w:ascii="Cambria Math" w:hAnsi="Cambria Math" w:cs="Times New Roman"/>
-                <w:sz w:val="24"/>
-                <w:szCs w:val="24"/>
-              </w:rPr>
-              <m:t>c</m:t>
-            </m:r>
-          </m:e>
-          <m:sup>
-            <m:r>
-              <w:rPr>
-                <w:rFonts w:ascii="Cambria Math" w:hAnsi="Cambria Math" w:cs="Times New Roman"/>
-                <w:sz w:val="24"/>
-                <w:szCs w:val="24"/>
-              </w:rPr>
-              <m:t>*</m:t>
-            </m:r>
-          </m:sup>
-        </m:sSup>
-      </m:oMath>
-      <w:r>
-        <w:rPr>
-          <w:rFonts w:ascii="Times New Roman" w:eastAsiaTheme="minorEastAsia" w:hAnsi="Times New Roman" w:cs="Times New Roman"/>
-          <w:sz w:val="24"/>
-          <w:szCs w:val="24"/>
-        </w:rPr>
-        <w:t xml:space="preserve"> </w:t>
-      </w:r>
-      <w:r>
-        <w:rPr>
-          <w:rFonts w:ascii="Times New Roman" w:eastAsiaTheme="minorEastAsia" w:hAnsi="Times New Roman" w:cs="Times New Roman"/>
-          <w:iCs/>
-          <w:sz w:val="24"/>
-          <w:szCs w:val="24"/>
-        </w:rPr>
-        <w:t xml:space="preserve">can then be found by </w:t>
-      </w:r>
-      <w:proofErr w:type="gramStart"/>
-      <w:r>
-        <w:rPr>
-          <w:rFonts w:ascii="Times New Roman" w:eastAsiaTheme="minorEastAsia" w:hAnsi="Times New Roman" w:cs="Times New Roman"/>
-          <w:iCs/>
-          <w:sz w:val="24"/>
-          <w:szCs w:val="24"/>
-        </w:rPr>
-        <w:t>minimizing</w:t>
-      </w:r>
-      <w:proofErr w:type="gramEnd"/>
-    </w:p>
-    <w:tbl>
-      <w:tblPr>
-        <w:tblStyle w:val="TableGrid"/>
-        <w:tblW w:w="9354" w:type="dxa"/>
-        <w:tblBorders>
-          <w:top w:val="none" w:sz="0" w:space="0" w:color="auto"/>
-          <w:left w:val="none" w:sz="0" w:space="0" w:color="auto"/>
-          <w:bottom w:val="none" w:sz="0" w:space="0" w:color="auto"/>
-          <w:right w:val="none" w:sz="0" w:space="0" w:color="auto"/>
-          <w:insideH w:val="none" w:sz="0" w:space="0" w:color="auto"/>
-          <w:insideV w:val="none" w:sz="0" w:space="0" w:color="auto"/>
-        </w:tblBorders>
-        <w:tblLook w:val="04A0" w:firstRow="1" w:lastRow="0" w:firstColumn="1" w:lastColumn="0" w:noHBand="0" w:noVBand="1"/>
-      </w:tblPr>
-      <w:tblGrid>
-        <w:gridCol w:w="850"/>
-        <w:gridCol w:w="7654"/>
-        <w:gridCol w:w="850"/>
-      </w:tblGrid>
-      <w:tr>
-        <w:tc>
-          <w:tcPr>
-            <w:tcW w:w="850" w:type="dxa"/>
-            <w:vAlign w:val="center"/>
-          </w:tcPr>
-          <w:p>
-            <w:pPr>
-              <w:spacing w:after="120" w:line="480" w:lineRule="auto"/>
-              <w:rPr>
-                <w:rFonts w:ascii="Times New Roman" w:hAnsi="Times New Roman" w:cs="Times New Roman"/>
-                <w:sz w:val="24"/>
-                <w:szCs w:val="24"/>
-              </w:rPr>
-            </w:pPr>
-          </w:p>
-        </w:tc>
-        <w:tc>
-          <w:tcPr>
-            <w:tcW w:w="7654" w:type="dxa"/>
-            <w:vAlign w:val="center"/>
-          </w:tcPr>
-          <w:p>
-            <w:pPr>
-              <w:spacing w:after="40" w:line="480" w:lineRule="auto"/>
-              <w:rPr>
-                <w:rFonts w:ascii="Times New Roman" w:hAnsi="Times New Roman" w:cs="Times New Roman"/>
-                <w:sz w:val="24"/>
-                <w:szCs w:val="24"/>
-              </w:rPr>
-            </w:pPr>
-            <m:oMathPara>
-              <m:oMath>
-                <m:sSup>
-                  <m:sSupPr>
-                    <m:ctrlPr>
-                      <w:rPr>
-                        <w:rFonts w:ascii="Cambria Math" w:hAnsi="Cambria Math" w:cs="Times New Roman"/>
-                        <w:i/>
-                        <w:sz w:val="24"/>
-                        <w:szCs w:val="24"/>
-                      </w:rPr>
-                    </m:ctrlPr>
-                  </m:sSupPr>
-                  <m:e>
-                    <m:r>
-                      <w:rPr>
-                        <w:rFonts w:ascii="Cambria Math" w:hAnsi="Cambria Math" w:cs="Times New Roman"/>
-                        <w:sz w:val="24"/>
-                        <w:szCs w:val="24"/>
-                      </w:rPr>
-                      <m:t>c</m:t>
-                    </m:r>
-                  </m:e>
-                  <m:sup>
-                    <m:r>
-                      <w:rPr>
-                        <w:rFonts w:ascii="Cambria Math" w:hAnsi="Cambria Math" w:cs="Times New Roman"/>
-                        <w:sz w:val="24"/>
-                        <w:szCs w:val="24"/>
-                      </w:rPr>
-                      <m:t>*</m:t>
-                    </m:r>
-                  </m:sup>
-                </m:sSup>
-                <m:r>
-                  <w:rPr>
-                    <w:rFonts w:ascii="Cambria Math" w:hAnsi="Cambria Math" w:cs="Times New Roman"/>
-                    <w:sz w:val="24"/>
-                    <w:szCs w:val="24"/>
-                  </w:rPr>
-                  <m:t>=</m:t>
-                </m:r>
-                <m:func>
-                  <m:funcPr>
-                    <m:ctrlPr>
-                      <w:rPr>
-                        <w:rFonts w:ascii="Cambria Math" w:hAnsi="Cambria Math" w:cs="Times New Roman"/>
-                        <w:i/>
-                        <w:sz w:val="24"/>
-                        <w:szCs w:val="24"/>
-                      </w:rPr>
-                    </m:ctrlPr>
-                  </m:funcPr>
-                  <m:fName>
-                    <m:limLow>
-                      <m:limLowPr>
-                        <m:ctrlPr>
-                          <w:rPr>
-                            <w:rFonts w:ascii="Cambria Math" w:hAnsi="Cambria Math" w:cs="Times New Roman"/>
-                            <w:i/>
-                            <w:sz w:val="24"/>
-                            <w:szCs w:val="24"/>
-                          </w:rPr>
-                        </m:ctrlPr>
-                      </m:limLowPr>
-                      <m:e>
-                        <m:r>
-                          <m:rPr>
-                            <m:sty m:val="p"/>
-                          </m:rPr>
-                          <w:rPr>
-                            <w:rFonts w:ascii="Cambria Math" w:hAnsi="Cambria Math" w:cs="Times New Roman"/>
-                            <w:sz w:val="24"/>
-                            <w:szCs w:val="24"/>
-                          </w:rPr>
-                          <m:t>min</m:t>
-                        </m:r>
-                      </m:e>
-                      <m:lim>
-                        <m:r>
-                          <w:rPr>
-                            <w:rFonts w:ascii="Cambria Math" w:hAnsi="Cambria Math" w:cs="Times New Roman"/>
-                            <w:sz w:val="24"/>
-                            <w:szCs w:val="24"/>
-                          </w:rPr>
-                          <m:t>s&gt;0</m:t>
-                        </m:r>
-                      </m:lim>
-                    </m:limLow>
-                  </m:fName>
-                  <m:e>
-                    <m:d>
-                      <m:dPr>
-                        <m:begChr m:val="["/>
-                        <m:endChr m:val="]"/>
-                        <m:ctrlPr>
-                          <w:rPr>
-                            <w:rFonts w:ascii="Cambria Math" w:hAnsi="Cambria Math" w:cs="Times New Roman"/>
-                            <w:i/>
-                            <w:sz w:val="24"/>
-                            <w:szCs w:val="24"/>
-                          </w:rPr>
-                        </m:ctrlPr>
-                      </m:dPr>
-                      <m:e>
-                        <m:f>
-                          <m:fPr>
-                            <m:ctrlPr>
-                              <w:rPr>
-                                <w:rFonts w:ascii="Cambria Math" w:hAnsi="Cambria Math" w:cs="Times New Roman"/>
-                                <w:i/>
-                                <w:sz w:val="24"/>
-                                <w:szCs w:val="24"/>
-                              </w:rPr>
-                            </m:ctrlPr>
-                          </m:fPr>
-                          <m:num>
-                            <m:r>
-                              <w:rPr>
-                                <w:rFonts w:ascii="Cambria Math" w:hAnsi="Cambria Math" w:cs="Times New Roman"/>
-                                <w:sz w:val="24"/>
-                                <w:szCs w:val="24"/>
-                              </w:rPr>
-                              <m:t>1</m:t>
-                            </m:r>
-                          </m:num>
-                          <m:den>
-                            <m:r>
-                              <w:rPr>
-                                <w:rFonts w:ascii="Cambria Math" w:hAnsi="Cambria Math" w:cs="Times New Roman"/>
-                                <w:sz w:val="24"/>
-                                <w:szCs w:val="24"/>
-                              </w:rPr>
-                              <m:t>s</m:t>
-                            </m:r>
-                          </m:den>
-                        </m:f>
-                        <m:r>
-                          <m:rPr>
-                            <m:sty m:val="p"/>
-                          </m:rPr>
-                          <w:rPr>
-                            <w:rFonts w:ascii="Cambria Math" w:hAnsi="Cambria Math" w:cs="Times New Roman"/>
-                            <w:sz w:val="24"/>
-                            <w:szCs w:val="24"/>
-                          </w:rPr>
-                          <m:t>ln⁡</m:t>
-                        </m:r>
-                        <m:r>
-                          <w:rPr>
-                            <w:rFonts w:ascii="Cambria Math" w:hAnsi="Cambria Math" w:cs="Times New Roman"/>
-                            <w:sz w:val="24"/>
-                            <w:szCs w:val="24"/>
-                          </w:rPr>
-                          <m:t>(ρ)</m:t>
-                        </m:r>
-                      </m:e>
-                    </m:d>
-                  </m:e>
-                </m:func>
-              </m:oMath>
-            </m:oMathPara>
-          </w:p>
-        </w:tc>
-        <w:tc>
-          <w:tcPr>
-            <w:tcW w:w="850" w:type="dxa"/>
-            <w:vAlign w:val="center"/>
-          </w:tcPr>
-          <w:p>
-            <w:pPr>
-              <w:spacing w:after="40" w:line="480" w:lineRule="auto"/>
-              <w:jc w:val="right"/>
-              <w:rPr>
-                <w:rFonts w:ascii="Times New Roman" w:hAnsi="Times New Roman" w:cs="Times New Roman"/>
-                <w:sz w:val="24"/>
-                <w:szCs w:val="24"/>
-              </w:rPr>
-            </w:pPr>
-            <w:r>
-              <w:rPr>
-                <w:rFonts w:ascii="Times New Roman" w:hAnsi="Times New Roman" w:cs="Times New Roman"/>
-                <w:sz w:val="24"/>
-                <w:szCs w:val="24"/>
-              </w:rPr>
-              <w:t>[</w:t>
-            </w:r>
-            <w:r>
-              <w:rPr>
-                <w:rFonts w:ascii="Times New Roman" w:hAnsi="Times New Roman" w:cs="Times New Roman"/>
-                <w:sz w:val="24"/>
-                <w:szCs w:val="24"/>
-              </w:rPr>
-              <w:t>S3</w:t>
-            </w:r>
-            <w:r>
-              <w:rPr>
-                <w:rFonts w:ascii="Times New Roman" w:hAnsi="Times New Roman" w:cs="Times New Roman"/>
-                <w:sz w:val="24"/>
-                <w:szCs w:val="24"/>
-              </w:rPr>
-              <w:t>]</w:t>
-            </w:r>
-          </w:p>
-        </w:tc>
-      </w:tr>
-    </w:tbl>
     <w:p>
       <w:pPr>
         <w:jc w:val="both"/>
@@ -9805,31 +10391,295 @@
           <w:szCs w:val="24"/>
         </w:rPr>
       </w:pPr>
-      <w:r>
-        <w:rPr>
-          <w:rFonts w:ascii="Times New Roman" w:hAnsi="Times New Roman" w:cs="Times New Roman"/>
-          <w:sz w:val="24"/>
-          <w:szCs w:val="24"/>
-        </w:rPr>
-        <w:t xml:space="preserve">over a range of </w:t>
-      </w:r>
-      <m:oMath>
-        <m:r>
-          <w:rPr>
-            <w:rFonts w:ascii="Cambria Math" w:hAnsi="Cambria Math" w:cs="Times New Roman"/>
-            <w:sz w:val="24"/>
-            <w:szCs w:val="24"/>
-          </w:rPr>
-          <m:t>s</m:t>
-        </m:r>
-      </m:oMath>
-      <w:r>
-        <w:rPr>
-          <w:rFonts w:ascii="Times New Roman" w:hAnsi="Times New Roman" w:cs="Times New Roman"/>
-          <w:sz w:val="24"/>
-          <w:szCs w:val="24"/>
-        </w:rPr>
-        <w:t>. For each combination of warmed/</w:t>
+    </w:p>
+    <w:p>
+      <w:pPr>
+        <w:jc w:val="both"/>
+        <w:rPr>
+          <w:rFonts w:ascii="Times New Roman" w:hAnsi="Times New Roman" w:cs="Times New Roman"/>
+          <w:b/>
+          <w:bCs/>
+          <w:sz w:val="24"/>
+          <w:szCs w:val="24"/>
+        </w:rPr>
+      </w:pPr>
+      <w:r>
+        <w:rPr>
+          <w:rFonts w:ascii="Times New Roman" w:hAnsi="Times New Roman" w:cs="Times New Roman"/>
+          <w:b/>
+          <w:bCs/>
+          <w:sz w:val="24"/>
+          <w:szCs w:val="24"/>
+        </w:rPr>
+        <w:t>Spread Model</w:t>
+      </w:r>
+      <w:r>
+        <w:rPr>
+          <w:rFonts w:ascii="Times New Roman" w:hAnsi="Times New Roman" w:cs="Times New Roman"/>
+          <w:b/>
+          <w:bCs/>
+          <w:sz w:val="24"/>
+          <w:szCs w:val="24"/>
+        </w:rPr>
+        <w:t>s</w:t>
+      </w:r>
+    </w:p>
+    <w:p>
+      <w:pPr>
+        <w:jc w:val="both"/>
+        <w:rPr>
+          <w:rFonts w:ascii="Times New Roman" w:hAnsi="Times New Roman" w:cs="Times New Roman"/>
+          <w:sz w:val="24"/>
+          <w:szCs w:val="24"/>
+        </w:rPr>
+      </w:pPr>
+      <w:r>
+        <w:rPr>
+          <w:rFonts w:ascii="Times New Roman" w:hAnsi="Times New Roman" w:cs="Times New Roman"/>
+          <w:sz w:val="24"/>
+          <w:szCs w:val="24"/>
+        </w:rPr>
+        <w:t>Population spread was simulated</w:t>
+      </w:r>
+      <w:r>
+        <w:rPr>
+          <w:rFonts w:ascii="Times New Roman" w:hAnsi="Times New Roman" w:cs="Times New Roman"/>
+          <w:sz w:val="24"/>
+          <w:szCs w:val="24"/>
+        </w:rPr>
+        <w:t xml:space="preserve"> in one-dimensional space</w:t>
+      </w:r>
+      <w:r>
+        <w:rPr>
+          <w:rFonts w:ascii="Times New Roman" w:hAnsi="Times New Roman" w:cs="Times New Roman"/>
+          <w:sz w:val="24"/>
+          <w:szCs w:val="24"/>
+        </w:rPr>
+        <w:t xml:space="preserve"> using an individual-based model</w:t>
+      </w:r>
+      <w:r>
+        <w:rPr>
+          <w:rFonts w:ascii="Times New Roman" w:hAnsi="Times New Roman" w:cs="Times New Roman"/>
+          <w:sz w:val="24"/>
+          <w:szCs w:val="24"/>
+        </w:rPr>
+        <w:t xml:space="preserve"> that tracks</w:t>
+      </w:r>
+      <w:r>
+        <w:rPr>
+          <w:rFonts w:ascii="Times New Roman" w:hAnsi="Times New Roman" w:cs="Times New Roman"/>
+          <w:sz w:val="24"/>
+          <w:szCs w:val="24"/>
+        </w:rPr>
+        <w:t xml:space="preserve"> each</w:t>
+      </w:r>
+      <w:r>
+        <w:rPr>
+          <w:rFonts w:ascii="Times New Roman" w:hAnsi="Times New Roman" w:cs="Times New Roman"/>
+          <w:sz w:val="24"/>
+          <w:szCs w:val="24"/>
+        </w:rPr>
+        <w:t xml:space="preserve"> rosette, adult, and seed</w:t>
+      </w:r>
+      <w:r>
+        <w:rPr>
+          <w:rFonts w:ascii="Times New Roman" w:hAnsi="Times New Roman" w:cs="Times New Roman"/>
+          <w:sz w:val="24"/>
+          <w:szCs w:val="24"/>
+        </w:rPr>
+        <w:t xml:space="preserve">; see the main text for more details, including a graphical representation of the algorithm used to model </w:t>
+      </w:r>
+      <w:r>
+        <w:rPr>
+          <w:rFonts w:ascii="Times New Roman" w:hAnsi="Times New Roman" w:cs="Times New Roman"/>
+          <w:sz w:val="24"/>
+          <w:szCs w:val="24"/>
+        </w:rPr>
+        <w:t xml:space="preserve">year-on-year </w:t>
+      </w:r>
+      <w:r>
+        <w:rPr>
+          <w:rFonts w:ascii="Times New Roman" w:hAnsi="Times New Roman" w:cs="Times New Roman"/>
+          <w:sz w:val="24"/>
+          <w:szCs w:val="24"/>
+        </w:rPr>
+        <w:t>spread (Figure 1).</w:t>
+      </w:r>
+      <w:r>
+        <w:rPr>
+          <w:rFonts w:ascii="Times New Roman" w:hAnsi="Times New Roman" w:cs="Times New Roman"/>
+          <w:sz w:val="24"/>
+          <w:szCs w:val="24"/>
+        </w:rPr>
+        <w:t xml:space="preserve"> Each simulation was initialized with a single rosette at the origin, whose size was randomly generated using Equation S1, and was allowed to run for 1000 consecutive generations.</w:t>
+      </w:r>
+      <w:r>
+        <w:rPr>
+          <w:rFonts w:ascii="Times New Roman" w:hAnsi="Times New Roman" w:cs="Times New Roman"/>
+          <w:sz w:val="24"/>
+          <w:szCs w:val="24"/>
+        </w:rPr>
+        <w:t xml:space="preserve"> Because</w:t>
+      </w:r>
+      <w:r>
+        <w:rPr>
+          <w:rFonts w:ascii="Times New Roman" w:hAnsi="Times New Roman" w:cs="Times New Roman"/>
+          <w:sz w:val="24"/>
+          <w:szCs w:val="24"/>
+        </w:rPr>
+        <w:t xml:space="preserve"> simulations </w:t>
+      </w:r>
+      <w:r>
+        <w:rPr>
+          <w:rFonts w:ascii="Times New Roman" w:hAnsi="Times New Roman" w:cs="Times New Roman"/>
+          <w:sz w:val="24"/>
+          <w:szCs w:val="24"/>
+        </w:rPr>
+        <w:t xml:space="preserve">became </w:t>
+      </w:r>
+      <w:r>
+        <w:rPr>
+          <w:rFonts w:ascii="Times New Roman" w:hAnsi="Times New Roman" w:cs="Times New Roman"/>
+          <w:sz w:val="24"/>
+          <w:szCs w:val="24"/>
+        </w:rPr>
+        <w:t>computationally intensive</w:t>
+      </w:r>
+      <w:r>
+        <w:rPr>
+          <w:rFonts w:ascii="Times New Roman" w:hAnsi="Times New Roman" w:cs="Times New Roman"/>
+          <w:sz w:val="24"/>
+          <w:szCs w:val="24"/>
+        </w:rPr>
+        <w:t xml:space="preserve"> when</w:t>
+      </w:r>
+      <w:r>
+        <w:rPr>
+          <w:rFonts w:ascii="Times New Roman" w:hAnsi="Times New Roman" w:cs="Times New Roman"/>
+          <w:sz w:val="24"/>
+          <w:szCs w:val="24"/>
+        </w:rPr>
+        <w:t xml:space="preserve"> population size</w:t>
+      </w:r>
+      <w:r>
+        <w:rPr>
+          <w:rFonts w:ascii="Times New Roman" w:hAnsi="Times New Roman" w:cs="Times New Roman"/>
+          <w:sz w:val="24"/>
+          <w:szCs w:val="24"/>
+        </w:rPr>
+        <w:t>s</w:t>
+      </w:r>
+      <w:r>
+        <w:rPr>
+          <w:rFonts w:ascii="Times New Roman" w:hAnsi="Times New Roman" w:cs="Times New Roman"/>
+          <w:sz w:val="24"/>
+          <w:szCs w:val="24"/>
+        </w:rPr>
+        <w:t xml:space="preserve"> increase</w:t>
+      </w:r>
+      <w:r>
+        <w:rPr>
+          <w:rFonts w:ascii="Times New Roman" w:hAnsi="Times New Roman" w:cs="Times New Roman"/>
+          <w:sz w:val="24"/>
+          <w:szCs w:val="24"/>
+        </w:rPr>
+        <w:t>d</w:t>
+      </w:r>
+      <w:r>
+        <w:rPr>
+          <w:rFonts w:ascii="Times New Roman" w:hAnsi="Times New Roman" w:cs="Times New Roman"/>
+          <w:sz w:val="24"/>
+          <w:szCs w:val="24"/>
+        </w:rPr>
+        <w:t xml:space="preserve"> beyond several thousand individuals, individuals </w:t>
+      </w:r>
+      <w:r>
+        <w:rPr>
+          <w:rFonts w:ascii="Times New Roman" w:hAnsi="Times New Roman" w:cs="Times New Roman"/>
+          <w:sz w:val="24"/>
+          <w:szCs w:val="24"/>
+        </w:rPr>
+        <w:t>more than</w:t>
+      </w:r>
+      <w:r>
+        <w:rPr>
+          <w:rFonts w:ascii="Times New Roman" w:hAnsi="Times New Roman" w:cs="Times New Roman"/>
+          <w:sz w:val="24"/>
+          <w:szCs w:val="24"/>
+        </w:rPr>
+        <w:t xml:space="preserve"> 1</w:t>
+      </w:r>
+      <w:r>
+        <w:rPr>
+          <w:rFonts w:ascii="Times New Roman" w:hAnsi="Times New Roman" w:cs="Times New Roman"/>
+          <w:sz w:val="24"/>
+          <w:szCs w:val="24"/>
+        </w:rPr>
+        <w:t>0</w:t>
+      </w:r>
+      <w:r>
+        <w:rPr>
+          <w:rFonts w:ascii="Times New Roman" w:hAnsi="Times New Roman" w:cs="Times New Roman"/>
+          <w:sz w:val="24"/>
+          <w:szCs w:val="24"/>
+        </w:rPr>
+        <w:t xml:space="preserve">00 m behind the wavefront were </w:t>
+      </w:r>
+      <w:r>
+        <w:rPr>
+          <w:rFonts w:ascii="Times New Roman" w:hAnsi="Times New Roman" w:cs="Times New Roman"/>
+          <w:sz w:val="24"/>
+          <w:szCs w:val="24"/>
+        </w:rPr>
+        <w:t>removed</w:t>
+      </w:r>
+      <w:r>
+        <w:rPr>
+          <w:rFonts w:ascii="Times New Roman" w:hAnsi="Times New Roman" w:cs="Times New Roman"/>
+          <w:sz w:val="24"/>
+          <w:szCs w:val="24"/>
+        </w:rPr>
+        <w:t xml:space="preserve"> from the simulation to save computational resources; this distance was found to be sufficiently distant from the wavefront such that dispersal events from position</w:t>
+      </w:r>
+      <w:r>
+        <w:rPr>
+          <w:rFonts w:ascii="Times New Roman" w:hAnsi="Times New Roman" w:cs="Times New Roman"/>
+          <w:sz w:val="24"/>
+          <w:szCs w:val="24"/>
+        </w:rPr>
+        <w:t>s</w:t>
+      </w:r>
+      <w:r>
+        <w:rPr>
+          <w:rFonts w:ascii="Times New Roman" w:hAnsi="Times New Roman" w:cs="Times New Roman"/>
+          <w:sz w:val="24"/>
+          <w:szCs w:val="24"/>
+        </w:rPr>
+        <w:t xml:space="preserve"> before this point had </w:t>
+      </w:r>
+      <w:r>
+        <w:rPr>
+          <w:rFonts w:ascii="Times New Roman" w:hAnsi="Times New Roman" w:cs="Times New Roman"/>
+          <w:sz w:val="24"/>
+          <w:szCs w:val="24"/>
+        </w:rPr>
+        <w:t>little to no</w:t>
+      </w:r>
+      <w:r>
+        <w:rPr>
+          <w:rFonts w:ascii="Times New Roman" w:hAnsi="Times New Roman" w:cs="Times New Roman"/>
+          <w:sz w:val="24"/>
+          <w:szCs w:val="24"/>
+        </w:rPr>
+        <w:t xml:space="preserve"> influence on </w:t>
+      </w:r>
+      <w:r>
+        <w:rPr>
+          <w:rFonts w:ascii="Times New Roman" w:hAnsi="Times New Roman" w:cs="Times New Roman"/>
+          <w:sz w:val="24"/>
+          <w:szCs w:val="24"/>
+        </w:rPr>
+        <w:t xml:space="preserve">median </w:t>
       </w:r>
       <w:proofErr w:type="spellStart"/>
       <w:r>
@@ -9838,7 +10688,7 @@
           <w:sz w:val="24"/>
           <w:szCs w:val="24"/>
         </w:rPr>
-        <w:t>unwarmed</w:t>
+        <w:t>wavespeed</w:t>
       </w:r>
       <w:proofErr w:type="spellEnd"/>
       <w:r>
@@ -9847,73 +10697,97 @@
           <w:sz w:val="24"/>
           <w:szCs w:val="24"/>
         </w:rPr>
-        <w:t xml:space="preserve"> treatment and distributed/maximum height, we simulated </w:t>
-      </w:r>
-      <m:oMath>
-        <m:sSup>
-          <m:sSupPr>
-            <m:ctrlPr>
-              <w:rPr>
-                <w:rFonts w:ascii="Cambria Math" w:hAnsi="Cambria Math" w:cs="Times New Roman"/>
-                <w:i/>
-                <w:sz w:val="24"/>
-                <w:szCs w:val="24"/>
-              </w:rPr>
-            </m:ctrlPr>
-          </m:sSupPr>
-          <m:e>
-            <m:r>
-              <w:rPr>
-                <w:rFonts w:ascii="Cambria Math" w:hAnsi="Cambria Math" w:cs="Times New Roman"/>
-                <w:sz w:val="24"/>
-                <w:szCs w:val="24"/>
-              </w:rPr>
-              <m:t>c</m:t>
-            </m:r>
-          </m:e>
-          <m:sup>
-            <m:r>
-              <w:rPr>
-                <w:rFonts w:ascii="Cambria Math" w:hAnsi="Cambria Math" w:cs="Times New Roman"/>
-                <w:sz w:val="24"/>
-                <w:szCs w:val="24"/>
-              </w:rPr>
-              <m:t>*</m:t>
-            </m:r>
-          </m:sup>
-        </m:sSup>
-      </m:oMath>
-      <w:r>
-        <w:rPr>
-          <w:rFonts w:ascii="Times New Roman" w:eastAsiaTheme="minorEastAsia" w:hAnsi="Times New Roman" w:cs="Times New Roman"/>
-          <w:sz w:val="24"/>
-          <w:szCs w:val="24"/>
-        </w:rPr>
-        <w:t xml:space="preserve"> </w:t>
-      </w:r>
-      <w:r>
-        <w:rPr>
-          <w:rFonts w:ascii="Times New Roman" w:hAnsi="Times New Roman" w:cs="Times New Roman"/>
-          <w:sz w:val="24"/>
-          <w:szCs w:val="24"/>
-        </w:rPr>
-        <w:t xml:space="preserve">100,000 times; summary results can be found in </w:t>
-      </w:r>
-      <w:r>
-        <w:rPr>
-          <w:rFonts w:ascii="Times New Roman" w:hAnsi="Times New Roman" w:cs="Times New Roman"/>
-          <w:sz w:val="24"/>
-          <w:szCs w:val="24"/>
-        </w:rPr>
-        <w:t>Table S2</w:t>
-      </w:r>
-      <w:r>
-        <w:rPr>
-          <w:rFonts w:ascii="Times New Roman" w:hAnsi="Times New Roman" w:cs="Times New Roman"/>
-          <w:sz w:val="24"/>
-          <w:szCs w:val="24"/>
-        </w:rPr>
         <w:t>.</w:t>
+      </w:r>
+      <w:r>
+        <w:rPr>
+          <w:rFonts w:ascii="Times New Roman" w:hAnsi="Times New Roman" w:cs="Times New Roman"/>
+          <w:sz w:val="24"/>
+          <w:szCs w:val="24"/>
+        </w:rPr>
+        <w:t xml:space="preserve"> To avoid areas behind the wavefront becoming infinitely dense, </w:t>
+      </w:r>
+      <w:r>
+        <w:rPr>
+          <w:rFonts w:ascii="Times New Roman" w:hAnsi="Times New Roman" w:cs="Times New Roman"/>
+          <w:sz w:val="24"/>
+          <w:szCs w:val="24"/>
+        </w:rPr>
+        <w:t xml:space="preserve">thistle </w:t>
+      </w:r>
+      <w:r>
+        <w:rPr>
+          <w:rFonts w:ascii="Times New Roman" w:hAnsi="Times New Roman" w:cs="Times New Roman"/>
+          <w:sz w:val="24"/>
+          <w:szCs w:val="24"/>
+        </w:rPr>
+        <w:t>density was capped at ten individuals per meter</w:t>
+      </w:r>
+      <w:r>
+        <w:rPr>
+          <w:rFonts w:ascii="Times New Roman" w:hAnsi="Times New Roman" w:cs="Times New Roman"/>
+          <w:sz w:val="24"/>
+          <w:szCs w:val="24"/>
+        </w:rPr>
+        <w:t>, though higher densities have been observed in previous work at the study site (Rauschert and Shea 2012</w:t>
+      </w:r>
+      <w:r>
+        <w:rPr>
+          <w:rFonts w:ascii="Times New Roman" w:hAnsi="Times New Roman" w:cs="Times New Roman"/>
+          <w:sz w:val="24"/>
+          <w:szCs w:val="24"/>
+        </w:rPr>
+        <w:t>; note that densities here are reported in square meters rather than meters</w:t>
+      </w:r>
+      <w:r>
+        <w:rPr>
+          <w:rFonts w:ascii="Times New Roman" w:hAnsi="Times New Roman" w:cs="Times New Roman"/>
+          <w:sz w:val="24"/>
+          <w:szCs w:val="24"/>
+        </w:rPr>
+        <w:t>)</w:t>
+      </w:r>
+      <w:r>
+        <w:rPr>
+          <w:rFonts w:ascii="Times New Roman" w:hAnsi="Times New Roman" w:cs="Times New Roman"/>
+          <w:sz w:val="24"/>
+          <w:szCs w:val="24"/>
+        </w:rPr>
+        <w:t xml:space="preserve">; because the true maximum </w:t>
+      </w:r>
+      <w:r>
+        <w:rPr>
+          <w:rFonts w:ascii="Times New Roman" w:hAnsi="Times New Roman" w:cs="Times New Roman"/>
+          <w:sz w:val="24"/>
+          <w:szCs w:val="24"/>
+        </w:rPr>
+        <w:t xml:space="preserve">thistle </w:t>
+      </w:r>
+      <w:r>
+        <w:rPr>
+          <w:rFonts w:ascii="Times New Roman" w:hAnsi="Times New Roman" w:cs="Times New Roman"/>
+          <w:sz w:val="24"/>
+          <w:szCs w:val="24"/>
+        </w:rPr>
+        <w:t xml:space="preserve">density is unknown, we include density as a variable in our sensitivity analyses to better understand how strongly it impacts </w:t>
+      </w:r>
+      <w:proofErr w:type="spellStart"/>
+      <w:r>
+        <w:rPr>
+          <w:rFonts w:ascii="Times New Roman" w:hAnsi="Times New Roman" w:cs="Times New Roman"/>
+          <w:sz w:val="24"/>
+          <w:szCs w:val="24"/>
+        </w:rPr>
+        <w:t>wavespeed</w:t>
+      </w:r>
+      <w:proofErr w:type="spellEnd"/>
+      <w:r>
+        <w:rPr>
+          <w:rFonts w:ascii="Times New Roman" w:hAnsi="Times New Roman" w:cs="Times New Roman"/>
+          <w:sz w:val="24"/>
+          <w:szCs w:val="24"/>
+        </w:rPr>
+        <w:t xml:space="preserve"> and whether it is an important factor.</w:t>
       </w:r>
     </w:p>
     <w:p>
@@ -10207,95 +11081,55 @@
           <w:sz w:val="24"/>
           <w:szCs w:val="24"/>
         </w:rPr>
-        <w:t>Ripley, B., Venables, B., Bates, D.M., Hornik, K., Gebhardt, A.,</w:t>
-      </w:r>
-      <w:r>
-        <w:rPr>
-          <w:rFonts w:ascii="Times New Roman" w:hAnsi="Times New Roman" w:cs="Times New Roman"/>
-          <w:sz w:val="24"/>
-          <w:szCs w:val="24"/>
-        </w:rPr>
-        <w:t xml:space="preserve"> &amp;</w:t>
-      </w:r>
-      <w:r>
-        <w:rPr>
-          <w:rFonts w:ascii="Times New Roman" w:hAnsi="Times New Roman" w:cs="Times New Roman"/>
-          <w:sz w:val="24"/>
-          <w:szCs w:val="24"/>
-        </w:rPr>
-        <w:t xml:space="preserve"> Firth, D</w:t>
-      </w:r>
-      <w:r>
-        <w:rPr>
-          <w:rFonts w:ascii="Times New Roman" w:hAnsi="Times New Roman" w:cs="Times New Roman"/>
-          <w:sz w:val="24"/>
-          <w:szCs w:val="24"/>
-        </w:rPr>
-        <w:t>.</w:t>
-      </w:r>
-      <w:r>
-        <w:rPr>
-          <w:rFonts w:ascii="Times New Roman" w:hAnsi="Times New Roman" w:cs="Times New Roman"/>
-          <w:sz w:val="24"/>
-          <w:szCs w:val="24"/>
-        </w:rPr>
-        <w:t xml:space="preserve"> (2022). Package ‘</w:t>
-      </w:r>
-      <w:r>
-        <w:rPr>
-          <w:rFonts w:ascii="Times New Roman" w:hAnsi="Times New Roman" w:cs="Times New Roman"/>
-          <w:sz w:val="24"/>
-          <w:szCs w:val="24"/>
-        </w:rPr>
-        <w:t>MASS</w:t>
-      </w:r>
-      <w:r>
-        <w:rPr>
-          <w:rFonts w:ascii="Times New Roman" w:hAnsi="Times New Roman" w:cs="Times New Roman"/>
-          <w:sz w:val="24"/>
-          <w:szCs w:val="24"/>
-        </w:rPr>
-        <w:t xml:space="preserve">’, version </w:t>
-      </w:r>
-      <w:r>
-        <w:rPr>
-          <w:rFonts w:ascii="Times New Roman" w:hAnsi="Times New Roman" w:cs="Times New Roman"/>
-          <w:sz w:val="24"/>
-          <w:szCs w:val="24"/>
-        </w:rPr>
-        <w:t>7</w:t>
-      </w:r>
-      <w:r>
-        <w:rPr>
-          <w:rFonts w:ascii="Times New Roman" w:hAnsi="Times New Roman" w:cs="Times New Roman"/>
-          <w:sz w:val="24"/>
-          <w:szCs w:val="24"/>
-        </w:rPr>
-        <w:t>.</w:t>
-      </w:r>
-      <w:r>
-        <w:rPr>
-          <w:rFonts w:ascii="Times New Roman" w:hAnsi="Times New Roman" w:cs="Times New Roman"/>
-          <w:sz w:val="24"/>
-          <w:szCs w:val="24"/>
-        </w:rPr>
-        <w:t>3-58.1</w:t>
-      </w:r>
-      <w:r>
-        <w:rPr>
-          <w:rFonts w:ascii="Times New Roman" w:hAnsi="Times New Roman" w:cs="Times New Roman"/>
-          <w:sz w:val="24"/>
-          <w:szCs w:val="24"/>
-        </w:rPr>
-        <w:t xml:space="preserve">. </w:t>
-      </w:r>
-      <w:r>
-        <w:rPr>
-          <w:rFonts w:ascii="Times New Roman" w:hAnsi="Times New Roman" w:cs="Times New Roman"/>
-          <w:sz w:val="24"/>
-          <w:szCs w:val="24"/>
-        </w:rPr>
-        <w:t>https://cran.r-project.org/web/packages/MASS/index.html</w:t>
+        <w:t xml:space="preserve">Rabelo, M.A., Angotti, M.A., da Silva, G.S., da Cruz Reis, A., &amp; </w:t>
+      </w:r>
+      <w:proofErr w:type="spellStart"/>
+      <w:r>
+        <w:rPr>
+          <w:rFonts w:ascii="Times New Roman" w:hAnsi="Times New Roman" w:cs="Times New Roman"/>
+          <w:sz w:val="24"/>
+          <w:szCs w:val="24"/>
+        </w:rPr>
+        <w:t>Ribas</w:t>
+      </w:r>
+      <w:proofErr w:type="spellEnd"/>
+      <w:r>
+        <w:rPr>
+          <w:rFonts w:ascii="Times New Roman" w:hAnsi="Times New Roman" w:cs="Times New Roman"/>
+          <w:sz w:val="24"/>
+          <w:szCs w:val="24"/>
+        </w:rPr>
+        <w:t xml:space="preserve">, C.R. (2021). Removal of diaspores by ants: What factors to evaluate? </w:t>
+      </w:r>
+      <w:r>
+        <w:rPr>
+          <w:rFonts w:ascii="Times New Roman" w:hAnsi="Times New Roman" w:cs="Times New Roman"/>
+          <w:i/>
+          <w:iCs/>
+          <w:sz w:val="24"/>
+          <w:szCs w:val="24"/>
+        </w:rPr>
+        <w:t xml:space="preserve">Acta </w:t>
+      </w:r>
+      <w:proofErr w:type="spellStart"/>
+      <w:r>
+        <w:rPr>
+          <w:rFonts w:ascii="Times New Roman" w:hAnsi="Times New Roman" w:cs="Times New Roman"/>
+          <w:i/>
+          <w:iCs/>
+          <w:sz w:val="24"/>
+          <w:szCs w:val="24"/>
+        </w:rPr>
+        <w:t>Oecologica</w:t>
+      </w:r>
+      <w:proofErr w:type="spellEnd"/>
+      <w:r>
+        <w:rPr>
+          <w:rFonts w:ascii="Times New Roman" w:hAnsi="Times New Roman" w:cs="Times New Roman"/>
+          <w:sz w:val="24"/>
+          <w:szCs w:val="24"/>
+        </w:rPr>
+        <w:t>, 111, 103736.</w:t>
       </w:r>
     </w:p>
     <w:p>
@@ -10309,6 +11143,14 @@
           <w:szCs w:val="24"/>
         </w:rPr>
       </w:pPr>
+      <w:r>
+        <w:rPr>
+          <w:rFonts w:ascii="Times New Roman" w:hAnsi="Times New Roman" w:cs="Times New Roman"/>
+          <w:sz w:val="24"/>
+          <w:szCs w:val="24"/>
+        </w:rPr>
+        <w:t xml:space="preserve">Rauschert, E.S.J., &amp; Shea, K. (2012). </w:t>
+      </w:r>
       <w:proofErr w:type="spellStart"/>
       <w:r>
         <w:rPr>
@@ -10316,6 +11158,163 @@
           <w:sz w:val="24"/>
           <w:szCs w:val="24"/>
         </w:rPr>
+        <w:t>Invasional</w:t>
+      </w:r>
+      <w:proofErr w:type="spellEnd"/>
+      <w:r>
+        <w:rPr>
+          <w:rFonts w:ascii="Times New Roman" w:hAnsi="Times New Roman" w:cs="Times New Roman"/>
+          <w:sz w:val="24"/>
+          <w:szCs w:val="24"/>
+        </w:rPr>
+        <w:t xml:space="preserve"> interference due to similar inter‐and intraspecific competition between invaders may affect management. </w:t>
+      </w:r>
+      <w:r>
+        <w:rPr>
+          <w:rFonts w:ascii="Times New Roman" w:hAnsi="Times New Roman" w:cs="Times New Roman"/>
+          <w:i/>
+          <w:iCs/>
+          <w:sz w:val="24"/>
+          <w:szCs w:val="24"/>
+        </w:rPr>
+        <w:t>Ecological Applications</w:t>
+      </w:r>
+      <w:r>
+        <w:rPr>
+          <w:rFonts w:ascii="Times New Roman" w:hAnsi="Times New Roman" w:cs="Times New Roman"/>
+          <w:sz w:val="24"/>
+          <w:szCs w:val="24"/>
+        </w:rPr>
+        <w:t>, 22(5), 1413-1420.</w:t>
+      </w:r>
+    </w:p>
+    <w:p>
+      <w:pPr>
+        <w:spacing w:line="22" w:lineRule="atLeast"/>
+        <w:ind w:left="284" w:hanging="284"/>
+        <w:jc w:val="both"/>
+        <w:rPr>
+          <w:rFonts w:ascii="Times New Roman" w:hAnsi="Times New Roman" w:cs="Times New Roman"/>
+          <w:sz w:val="24"/>
+          <w:szCs w:val="24"/>
+        </w:rPr>
+      </w:pPr>
+      <w:r>
+        <w:rPr>
+          <w:rFonts w:ascii="Times New Roman" w:hAnsi="Times New Roman" w:cs="Times New Roman"/>
+          <w:sz w:val="24"/>
+          <w:szCs w:val="24"/>
+        </w:rPr>
+        <w:t>Ripley, B., Venables, B., Bates, D.M., Hornik, K., Gebhardt, A.,</w:t>
+      </w:r>
+      <w:r>
+        <w:rPr>
+          <w:rFonts w:ascii="Times New Roman" w:hAnsi="Times New Roman" w:cs="Times New Roman"/>
+          <w:sz w:val="24"/>
+          <w:szCs w:val="24"/>
+        </w:rPr>
+        <w:t xml:space="preserve"> &amp;</w:t>
+      </w:r>
+      <w:r>
+        <w:rPr>
+          <w:rFonts w:ascii="Times New Roman" w:hAnsi="Times New Roman" w:cs="Times New Roman"/>
+          <w:sz w:val="24"/>
+          <w:szCs w:val="24"/>
+        </w:rPr>
+        <w:t xml:space="preserve"> Firth, D</w:t>
+      </w:r>
+      <w:r>
+        <w:rPr>
+          <w:rFonts w:ascii="Times New Roman" w:hAnsi="Times New Roman" w:cs="Times New Roman"/>
+          <w:sz w:val="24"/>
+          <w:szCs w:val="24"/>
+        </w:rPr>
+        <w:t>.</w:t>
+      </w:r>
+      <w:r>
+        <w:rPr>
+          <w:rFonts w:ascii="Times New Roman" w:hAnsi="Times New Roman" w:cs="Times New Roman"/>
+          <w:sz w:val="24"/>
+          <w:szCs w:val="24"/>
+        </w:rPr>
+        <w:t xml:space="preserve"> (2022). Package ‘</w:t>
+      </w:r>
+      <w:r>
+        <w:rPr>
+          <w:rFonts w:ascii="Times New Roman" w:hAnsi="Times New Roman" w:cs="Times New Roman"/>
+          <w:sz w:val="24"/>
+          <w:szCs w:val="24"/>
+        </w:rPr>
+        <w:t>MASS</w:t>
+      </w:r>
+      <w:r>
+        <w:rPr>
+          <w:rFonts w:ascii="Times New Roman" w:hAnsi="Times New Roman" w:cs="Times New Roman"/>
+          <w:sz w:val="24"/>
+          <w:szCs w:val="24"/>
+        </w:rPr>
+        <w:t xml:space="preserve">’, version </w:t>
+      </w:r>
+      <w:r>
+        <w:rPr>
+          <w:rFonts w:ascii="Times New Roman" w:hAnsi="Times New Roman" w:cs="Times New Roman"/>
+          <w:sz w:val="24"/>
+          <w:szCs w:val="24"/>
+        </w:rPr>
+        <w:t>7</w:t>
+      </w:r>
+      <w:r>
+        <w:rPr>
+          <w:rFonts w:ascii="Times New Roman" w:hAnsi="Times New Roman" w:cs="Times New Roman"/>
+          <w:sz w:val="24"/>
+          <w:szCs w:val="24"/>
+        </w:rPr>
+        <w:t>.</w:t>
+      </w:r>
+      <w:r>
+        <w:rPr>
+          <w:rFonts w:ascii="Times New Roman" w:hAnsi="Times New Roman" w:cs="Times New Roman"/>
+          <w:sz w:val="24"/>
+          <w:szCs w:val="24"/>
+        </w:rPr>
+        <w:t>3-58.1</w:t>
+      </w:r>
+      <w:r>
+        <w:rPr>
+          <w:rFonts w:ascii="Times New Roman" w:hAnsi="Times New Roman" w:cs="Times New Roman"/>
+          <w:sz w:val="24"/>
+          <w:szCs w:val="24"/>
+        </w:rPr>
+        <w:t xml:space="preserve">. </w:t>
+      </w:r>
+      <w:r>
+        <w:rPr>
+          <w:rFonts w:ascii="Times New Roman" w:hAnsi="Times New Roman" w:cs="Times New Roman"/>
+          <w:sz w:val="24"/>
+          <w:szCs w:val="24"/>
+        </w:rPr>
+        <w:t>https://cran.r-project.org/web/packages/MASS/index.html</w:t>
+      </w:r>
+    </w:p>
+    <w:p>
+      <w:pPr>
+        <w:spacing w:line="22" w:lineRule="atLeast"/>
+        <w:ind w:left="284" w:hanging="284"/>
+        <w:jc w:val="both"/>
+        <w:rPr>
+          <w:rFonts w:ascii="Times New Roman" w:hAnsi="Times New Roman" w:cs="Times New Roman"/>
+          <w:sz w:val="24"/>
+          <w:szCs w:val="24"/>
+        </w:rPr>
+      </w:pPr>
+      <w:proofErr w:type="spellStart"/>
+      <w:r>
+        <w:rPr>
+          <w:rFonts w:ascii="Times New Roman" w:hAnsi="Times New Roman" w:cs="Times New Roman"/>
+          <w:sz w:val="24"/>
+          <w:szCs w:val="24"/>
+        </w:rPr>
+        <w:lastRenderedPageBreak/>
         <w:t>Skarpaas</w:t>
       </w:r>
       <w:proofErr w:type="spellEnd"/>
@@ -10367,7 +11366,6 @@
           <w:szCs w:val="24"/>
           <w:shd w:val="clear" w:color="auto" w:fill="FFFFFF"/>
         </w:rPr>
-        <w:lastRenderedPageBreak/>
         <w:t xml:space="preserve">Teller, B.J., Zhang, R., &amp; Shea, K. (2016). Seed release in a changing climate: initiation of movement increases spread of an invasive species under simulated climate warming. </w:t>
       </w:r>
       <w:r>
@@ -10443,6 +11441,7 @@
     </w:p>
     <w:p>
       <w:pPr>
+        <w:ind w:left="284" w:hanging="284"/>
         <w:rPr>
           <w:rFonts w:ascii="Times New Roman" w:hAnsi="Times New Roman" w:cs="Times New Roman"/>
           <w:b/>
@@ -10732,15 +11731,15 @@
         <w:tblLook w:val="04A0" w:firstRow="1" w:lastRow="0" w:firstColumn="1" w:lastColumn="0" w:noHBand="0" w:noVBand="1"/>
       </w:tblPr>
       <w:tblGrid>
-        <w:gridCol w:w="5245"/>
-        <w:gridCol w:w="992"/>
-        <w:gridCol w:w="993"/>
-        <w:gridCol w:w="2126"/>
+        <w:gridCol w:w="5243"/>
+        <w:gridCol w:w="931"/>
+        <w:gridCol w:w="931"/>
+        <w:gridCol w:w="2251"/>
       </w:tblGrid>
       <w:tr>
         <w:tc>
           <w:tcPr>
-            <w:tcW w:w="5245" w:type="dxa"/>
+            <w:tcW w:w="5243" w:type="dxa"/>
             <w:tcBorders>
               <w:bottom w:val="single" w:sz="4" w:space="0" w:color="auto"/>
             </w:tcBorders>
@@ -10770,10 +11769,11 @@
         </w:tc>
         <w:tc>
           <w:tcPr>
-            <w:tcW w:w="992" w:type="dxa"/>
+            <w:tcW w:w="931" w:type="dxa"/>
             <w:tcBorders>
               <w:bottom w:val="single" w:sz="4" w:space="0" w:color="auto"/>
             </w:tcBorders>
+            <w:vAlign w:val="center"/>
           </w:tcPr>
           <w:p>
             <w:pPr>
@@ -10800,10 +11800,11 @@
         </w:tc>
         <w:tc>
           <w:tcPr>
-            <w:tcW w:w="993" w:type="dxa"/>
+            <w:tcW w:w="931" w:type="dxa"/>
             <w:tcBorders>
               <w:bottom w:val="single" w:sz="4" w:space="0" w:color="auto"/>
             </w:tcBorders>
+            <w:vAlign w:val="center"/>
           </w:tcPr>
           <w:p>
             <w:pPr>
@@ -10830,7 +11831,7 @@
         </w:tc>
         <w:tc>
           <w:tcPr>
-            <w:tcW w:w="2126" w:type="dxa"/>
+            <w:tcW w:w="2251" w:type="dxa"/>
             <w:tcBorders>
               <w:bottom w:val="single" w:sz="4" w:space="0" w:color="auto"/>
             </w:tcBorders>
@@ -10902,7 +11903,7 @@
         </w:trPr>
         <w:tc>
           <w:tcPr>
-            <w:tcW w:w="5245" w:type="dxa"/>
+            <w:tcW w:w="5243" w:type="dxa"/>
           </w:tcPr>
           <w:p>
             <w:pPr>
@@ -10973,11 +11974,12 @@
         </w:tc>
         <w:tc>
           <w:tcPr>
-            <w:tcW w:w="992" w:type="dxa"/>
+            <w:tcW w:w="931" w:type="dxa"/>
+            <w:vAlign w:val="center"/>
           </w:tcPr>
           <w:p>
             <w:pPr>
-              <w:jc w:val="center"/>
+              <w:jc w:val="right"/>
               <w:rPr>
                 <w:rFonts w:ascii="Times New Roman" w:hAnsi="Times New Roman" w:cs="Times New Roman"/>
               </w:rPr>
@@ -10992,11 +11994,12 @@
         </w:tc>
         <w:tc>
           <w:tcPr>
-            <w:tcW w:w="993" w:type="dxa"/>
+            <w:tcW w:w="931" w:type="dxa"/>
+            <w:vAlign w:val="center"/>
           </w:tcPr>
           <w:p>
             <w:pPr>
-              <w:jc w:val="center"/>
+              <w:jc w:val="right"/>
               <w:rPr>
                 <w:rFonts w:ascii="Times New Roman" w:hAnsi="Times New Roman" w:cs="Times New Roman"/>
               </w:rPr>
@@ -11011,7 +12014,7 @@
         </w:tc>
         <w:tc>
           <w:tcPr>
-            <w:tcW w:w="2126" w:type="dxa"/>
+            <w:tcW w:w="2251" w:type="dxa"/>
           </w:tcPr>
           <w:p>
             <w:pPr>
@@ -11029,7 +12032,7 @@
         </w:trPr>
         <w:tc>
           <w:tcPr>
-            <w:tcW w:w="5245" w:type="dxa"/>
+            <w:tcW w:w="5243" w:type="dxa"/>
           </w:tcPr>
           <w:p>
             <w:pPr>
@@ -11094,11 +12097,12 @@
         </w:tc>
         <w:tc>
           <w:tcPr>
-            <w:tcW w:w="992" w:type="dxa"/>
+            <w:tcW w:w="931" w:type="dxa"/>
+            <w:vAlign w:val="center"/>
           </w:tcPr>
           <w:p>
             <w:pPr>
-              <w:jc w:val="center"/>
+              <w:jc w:val="right"/>
               <w:rPr>
                 <w:rFonts w:ascii="Times New Roman" w:hAnsi="Times New Roman" w:cs="Times New Roman"/>
               </w:rPr>
@@ -11113,11 +12117,12 @@
         </w:tc>
         <w:tc>
           <w:tcPr>
-            <w:tcW w:w="993" w:type="dxa"/>
+            <w:tcW w:w="931" w:type="dxa"/>
+            <w:vAlign w:val="center"/>
           </w:tcPr>
           <w:p>
             <w:pPr>
-              <w:jc w:val="center"/>
+              <w:jc w:val="right"/>
               <w:rPr>
                 <w:rFonts w:ascii="Times New Roman" w:hAnsi="Times New Roman" w:cs="Times New Roman"/>
               </w:rPr>
@@ -11132,7 +12137,7 @@
         </w:tc>
         <w:tc>
           <w:tcPr>
-            <w:tcW w:w="2126" w:type="dxa"/>
+            <w:tcW w:w="2251" w:type="dxa"/>
           </w:tcPr>
           <w:p>
             <w:pPr>
@@ -11150,7 +12155,7 @@
         </w:trPr>
         <w:tc>
           <w:tcPr>
-            <w:tcW w:w="5245" w:type="dxa"/>
+            <w:tcW w:w="5243" w:type="dxa"/>
           </w:tcPr>
           <w:p>
             <w:pPr>
@@ -11209,11 +12214,12 @@
         </w:tc>
         <w:tc>
           <w:tcPr>
-            <w:tcW w:w="992" w:type="dxa"/>
+            <w:tcW w:w="931" w:type="dxa"/>
+            <w:vAlign w:val="center"/>
           </w:tcPr>
           <w:p>
             <w:pPr>
-              <w:jc w:val="center"/>
+              <w:jc w:val="right"/>
               <w:rPr>
                 <w:rFonts w:ascii="Times New Roman" w:hAnsi="Times New Roman" w:cs="Times New Roman"/>
               </w:rPr>
@@ -11228,11 +12234,12 @@
         </w:tc>
         <w:tc>
           <w:tcPr>
-            <w:tcW w:w="993" w:type="dxa"/>
+            <w:tcW w:w="931" w:type="dxa"/>
+            <w:vAlign w:val="center"/>
           </w:tcPr>
           <w:p>
             <w:pPr>
-              <w:jc w:val="center"/>
+              <w:jc w:val="right"/>
               <w:rPr>
                 <w:rFonts w:ascii="Times New Roman" w:hAnsi="Times New Roman" w:cs="Times New Roman"/>
               </w:rPr>
@@ -11247,7 +12254,7 @@
         </w:tc>
         <w:tc>
           <w:tcPr>
-            <w:tcW w:w="2126" w:type="dxa"/>
+            <w:tcW w:w="2251" w:type="dxa"/>
           </w:tcPr>
           <w:p>
             <w:pPr>
@@ -11265,7 +12272,7 @@
         </w:trPr>
         <w:tc>
           <w:tcPr>
-            <w:tcW w:w="5245" w:type="dxa"/>
+            <w:tcW w:w="5243" w:type="dxa"/>
           </w:tcPr>
           <w:p>
             <w:pPr>
@@ -11348,11 +12355,12 @@
         </w:tc>
         <w:tc>
           <w:tcPr>
-            <w:tcW w:w="992" w:type="dxa"/>
+            <w:tcW w:w="931" w:type="dxa"/>
+            <w:vAlign w:val="center"/>
           </w:tcPr>
           <w:p>
             <w:pPr>
-              <w:jc w:val="center"/>
+              <w:jc w:val="right"/>
               <w:rPr>
                 <w:rFonts w:ascii="Times New Roman" w:hAnsi="Times New Roman" w:cs="Times New Roman"/>
               </w:rPr>
@@ -11367,11 +12375,12 @@
         </w:tc>
         <w:tc>
           <w:tcPr>
-            <w:tcW w:w="993" w:type="dxa"/>
+            <w:tcW w:w="931" w:type="dxa"/>
+            <w:vAlign w:val="center"/>
           </w:tcPr>
           <w:p>
             <w:pPr>
-              <w:jc w:val="center"/>
+              <w:jc w:val="right"/>
               <w:rPr>
                 <w:rFonts w:ascii="Times New Roman" w:hAnsi="Times New Roman" w:cs="Times New Roman"/>
               </w:rPr>
@@ -11386,7 +12395,7 @@
         </w:tc>
         <w:tc>
           <w:tcPr>
-            <w:tcW w:w="2126" w:type="dxa"/>
+            <w:tcW w:w="2251" w:type="dxa"/>
           </w:tcPr>
           <w:p>
             <w:pPr>
@@ -11404,7 +12413,7 @@
         </w:trPr>
         <w:tc>
           <w:tcPr>
-            <w:tcW w:w="5245" w:type="dxa"/>
+            <w:tcW w:w="5243" w:type="dxa"/>
           </w:tcPr>
           <w:p>
             <w:pPr>
@@ -11423,13 +12432,7 @@
               <w:rPr>
                 <w:rFonts w:ascii="Times New Roman" w:hAnsi="Times New Roman" w:cs="Times New Roman"/>
               </w:rPr>
-              <w:t>-slope</w:t>
-            </w:r>
-            <w:r>
-              <w:rPr>
-                <w:rFonts w:ascii="Times New Roman" w:hAnsi="Times New Roman" w:cs="Times New Roman"/>
-              </w:rPr>
-              <w:t xml:space="preserve"> rosette </w:t>
+              <w:t xml:space="preserve">-slope rosette </w:t>
             </w:r>
             <w:r>
               <w:rPr>
@@ -11447,13 +12450,7 @@
               <w:rPr>
                 <w:rFonts w:ascii="Times New Roman" w:hAnsi="Times New Roman" w:cs="Times New Roman"/>
               </w:rPr>
-              <w:t>after growth</w:t>
-            </w:r>
-            <w:r>
-              <w:rPr>
-                <w:rFonts w:ascii="Times New Roman" w:hAnsi="Times New Roman" w:cs="Times New Roman"/>
-              </w:rPr>
-              <w:t xml:space="preserve"> </w:t>
+              <w:t xml:space="preserve">after growth </w:t>
             </w:r>
             <m:oMath>
               <m:sSub>
@@ -11493,11 +12490,12 @@
         </w:tc>
         <w:tc>
           <w:tcPr>
-            <w:tcW w:w="992" w:type="dxa"/>
+            <w:tcW w:w="931" w:type="dxa"/>
+            <w:vAlign w:val="center"/>
           </w:tcPr>
           <w:p>
             <w:pPr>
-              <w:jc w:val="center"/>
+              <w:jc w:val="right"/>
               <w:rPr>
                 <w:rFonts w:ascii="Times New Roman" w:hAnsi="Times New Roman" w:cs="Times New Roman"/>
               </w:rPr>
@@ -11512,11 +12510,12 @@
         </w:tc>
         <w:tc>
           <w:tcPr>
-            <w:tcW w:w="993" w:type="dxa"/>
+            <w:tcW w:w="931" w:type="dxa"/>
+            <w:vAlign w:val="center"/>
           </w:tcPr>
           <w:p>
             <w:pPr>
-              <w:jc w:val="center"/>
+              <w:jc w:val="right"/>
               <w:rPr>
                 <w:rFonts w:ascii="Times New Roman" w:hAnsi="Times New Roman" w:cs="Times New Roman"/>
               </w:rPr>
@@ -11531,7 +12530,7 @@
         </w:tc>
         <w:tc>
           <w:tcPr>
-            <w:tcW w:w="2126" w:type="dxa"/>
+            <w:tcW w:w="2251" w:type="dxa"/>
           </w:tcPr>
           <w:p>
             <w:pPr>
@@ -11549,7 +12548,7 @@
         </w:trPr>
         <w:tc>
           <w:tcPr>
-            <w:tcW w:w="5245" w:type="dxa"/>
+            <w:tcW w:w="5243" w:type="dxa"/>
           </w:tcPr>
           <w:p>
             <w:pPr>
@@ -11614,11 +12613,12 @@
         </w:tc>
         <w:tc>
           <w:tcPr>
-            <w:tcW w:w="992" w:type="dxa"/>
+            <w:tcW w:w="931" w:type="dxa"/>
+            <w:vAlign w:val="center"/>
           </w:tcPr>
           <w:p>
             <w:pPr>
-              <w:jc w:val="center"/>
+              <w:jc w:val="right"/>
               <w:rPr>
                 <w:rFonts w:ascii="Times New Roman" w:hAnsi="Times New Roman" w:cs="Times New Roman"/>
               </w:rPr>
@@ -11633,11 +12633,12 @@
         </w:tc>
         <w:tc>
           <w:tcPr>
-            <w:tcW w:w="993" w:type="dxa"/>
+            <w:tcW w:w="931" w:type="dxa"/>
+            <w:vAlign w:val="center"/>
           </w:tcPr>
           <w:p>
             <w:pPr>
-              <w:jc w:val="center"/>
+              <w:jc w:val="right"/>
               <w:rPr>
                 <w:rFonts w:ascii="Times New Roman" w:hAnsi="Times New Roman" w:cs="Times New Roman"/>
               </w:rPr>
@@ -11646,19 +12647,13 @@
               <w:rPr>
                 <w:rFonts w:ascii="Times New Roman" w:hAnsi="Times New Roman" w:cs="Times New Roman"/>
               </w:rPr>
-              <w:t>0.</w:t>
-            </w:r>
-            <w:r>
-              <w:rPr>
-                <w:rFonts w:ascii="Times New Roman" w:hAnsi="Times New Roman" w:cs="Times New Roman"/>
-              </w:rPr>
-              <w:t>239</w:t>
+              <w:t>0.239</w:t>
             </w:r>
           </w:p>
         </w:tc>
         <w:tc>
           <w:tcPr>
-            <w:tcW w:w="2126" w:type="dxa"/>
+            <w:tcW w:w="2251" w:type="dxa"/>
           </w:tcPr>
           <w:p>
             <w:pPr>
@@ -11676,7 +12671,7 @@
         </w:trPr>
         <w:tc>
           <w:tcPr>
-            <w:tcW w:w="5245" w:type="dxa"/>
+            <w:tcW w:w="5243" w:type="dxa"/>
           </w:tcPr>
           <w:p>
             <w:pPr>
@@ -11741,11 +12736,12 @@
         </w:tc>
         <w:tc>
           <w:tcPr>
-            <w:tcW w:w="992" w:type="dxa"/>
+            <w:tcW w:w="931" w:type="dxa"/>
+            <w:vAlign w:val="center"/>
           </w:tcPr>
           <w:p>
             <w:pPr>
-              <w:jc w:val="center"/>
+              <w:jc w:val="right"/>
               <w:rPr>
                 <w:rFonts w:ascii="Times New Roman" w:hAnsi="Times New Roman" w:cs="Times New Roman"/>
               </w:rPr>
@@ -11760,11 +12756,12 @@
         </w:tc>
         <w:tc>
           <w:tcPr>
-            <w:tcW w:w="993" w:type="dxa"/>
+            <w:tcW w:w="931" w:type="dxa"/>
+            <w:vAlign w:val="center"/>
           </w:tcPr>
           <w:p>
             <w:pPr>
-              <w:jc w:val="center"/>
+              <w:jc w:val="right"/>
               <w:rPr>
                 <w:rFonts w:ascii="Times New Roman" w:hAnsi="Times New Roman" w:cs="Times New Roman"/>
               </w:rPr>
@@ -11779,7 +12776,7 @@
         </w:tc>
         <w:tc>
           <w:tcPr>
-            <w:tcW w:w="2126" w:type="dxa"/>
+            <w:tcW w:w="2251" w:type="dxa"/>
           </w:tcPr>
           <w:p>
             <w:pPr>
@@ -11797,7 +12794,7 @@
         </w:trPr>
         <w:tc>
           <w:tcPr>
-            <w:tcW w:w="5245" w:type="dxa"/>
+            <w:tcW w:w="5243" w:type="dxa"/>
           </w:tcPr>
           <w:p>
             <w:pPr>
@@ -11862,11 +12859,12 @@
         </w:tc>
         <w:tc>
           <w:tcPr>
-            <w:tcW w:w="992" w:type="dxa"/>
+            <w:tcW w:w="931" w:type="dxa"/>
+            <w:vAlign w:val="center"/>
           </w:tcPr>
           <w:p>
             <w:pPr>
-              <w:jc w:val="center"/>
+              <w:jc w:val="right"/>
               <w:rPr>
                 <w:rFonts w:ascii="Times New Roman" w:hAnsi="Times New Roman" w:cs="Times New Roman"/>
               </w:rPr>
@@ -11881,11 +12879,12 @@
         </w:tc>
         <w:tc>
           <w:tcPr>
-            <w:tcW w:w="993" w:type="dxa"/>
+            <w:tcW w:w="931" w:type="dxa"/>
+            <w:vAlign w:val="center"/>
           </w:tcPr>
           <w:p>
             <w:pPr>
-              <w:jc w:val="center"/>
+              <w:jc w:val="right"/>
               <w:rPr>
                 <w:rFonts w:ascii="Times New Roman" w:hAnsi="Times New Roman" w:cs="Times New Roman"/>
               </w:rPr>
@@ -11900,7 +12899,7 @@
         </w:tc>
         <w:tc>
           <w:tcPr>
-            <w:tcW w:w="2126" w:type="dxa"/>
+            <w:tcW w:w="2251" w:type="dxa"/>
           </w:tcPr>
           <w:p>
             <w:pPr>
@@ -11918,7 +12917,7 @@
         </w:trPr>
         <w:tc>
           <w:tcPr>
-            <w:tcW w:w="5245" w:type="dxa"/>
+            <w:tcW w:w="5243" w:type="dxa"/>
           </w:tcPr>
           <w:p>
             <w:pPr>
@@ -11983,11 +12982,12 @@
         </w:tc>
         <w:tc>
           <w:tcPr>
-            <w:tcW w:w="992" w:type="dxa"/>
+            <w:tcW w:w="931" w:type="dxa"/>
+            <w:vAlign w:val="center"/>
           </w:tcPr>
           <w:p>
             <w:pPr>
-              <w:jc w:val="center"/>
+              <w:jc w:val="right"/>
               <w:rPr>
                 <w:rFonts w:ascii="Times New Roman" w:hAnsi="Times New Roman" w:cs="Times New Roman"/>
               </w:rPr>
@@ -12002,11 +13002,12 @@
         </w:tc>
         <w:tc>
           <w:tcPr>
-            <w:tcW w:w="993" w:type="dxa"/>
+            <w:tcW w:w="931" w:type="dxa"/>
+            <w:vAlign w:val="center"/>
           </w:tcPr>
           <w:p>
             <w:pPr>
-              <w:jc w:val="center"/>
+              <w:jc w:val="right"/>
               <w:rPr>
                 <w:rFonts w:ascii="Times New Roman" w:hAnsi="Times New Roman" w:cs="Times New Roman"/>
               </w:rPr>
@@ -12021,7 +13022,7 @@
         </w:tc>
         <w:tc>
           <w:tcPr>
-            <w:tcW w:w="2126" w:type="dxa"/>
+            <w:tcW w:w="2251" w:type="dxa"/>
           </w:tcPr>
           <w:p>
             <w:pPr>
@@ -12039,7 +13040,7 @@
         </w:trPr>
         <w:tc>
           <w:tcPr>
-            <w:tcW w:w="5245" w:type="dxa"/>
+            <w:tcW w:w="5243" w:type="dxa"/>
           </w:tcPr>
           <w:p>
             <w:pPr>
@@ -12086,11 +13087,12 @@
         </w:tc>
         <w:tc>
           <w:tcPr>
-            <w:tcW w:w="992" w:type="dxa"/>
+            <w:tcW w:w="931" w:type="dxa"/>
+            <w:vAlign w:val="center"/>
           </w:tcPr>
           <w:p>
             <w:pPr>
-              <w:jc w:val="center"/>
+              <w:jc w:val="right"/>
               <w:rPr>
                 <w:rFonts w:ascii="Times New Roman" w:hAnsi="Times New Roman" w:cs="Times New Roman"/>
               </w:rPr>
@@ -12105,11 +13107,12 @@
         </w:tc>
         <w:tc>
           <w:tcPr>
-            <w:tcW w:w="993" w:type="dxa"/>
+            <w:tcW w:w="931" w:type="dxa"/>
+            <w:vAlign w:val="center"/>
           </w:tcPr>
           <w:p>
             <w:pPr>
-              <w:jc w:val="center"/>
+              <w:jc w:val="right"/>
               <w:rPr>
                 <w:rFonts w:ascii="Times New Roman" w:hAnsi="Times New Roman" w:cs="Times New Roman"/>
               </w:rPr>
@@ -12124,7 +13127,7 @@
         </w:tc>
         <w:tc>
           <w:tcPr>
-            <w:tcW w:w="2126" w:type="dxa"/>
+            <w:tcW w:w="2251" w:type="dxa"/>
           </w:tcPr>
           <w:p>
             <w:pPr>
@@ -12142,7 +13145,7 @@
         </w:trPr>
         <w:tc>
           <w:tcPr>
-            <w:tcW w:w="5245" w:type="dxa"/>
+            <w:tcW w:w="5243" w:type="dxa"/>
           </w:tcPr>
           <w:p>
             <w:pPr>
@@ -12213,11 +13216,12 @@
         </w:tc>
         <w:tc>
           <w:tcPr>
-            <w:tcW w:w="992" w:type="dxa"/>
+            <w:tcW w:w="931" w:type="dxa"/>
+            <w:vAlign w:val="center"/>
           </w:tcPr>
           <w:p>
             <w:pPr>
-              <w:jc w:val="center"/>
+              <w:jc w:val="right"/>
               <w:rPr>
                 <w:rFonts w:ascii="Times New Roman" w:hAnsi="Times New Roman" w:cs="Times New Roman"/>
               </w:rPr>
@@ -12232,11 +13236,12 @@
         </w:tc>
         <w:tc>
           <w:tcPr>
-            <w:tcW w:w="993" w:type="dxa"/>
+            <w:tcW w:w="931" w:type="dxa"/>
+            <w:vAlign w:val="center"/>
           </w:tcPr>
           <w:p>
             <w:pPr>
-              <w:jc w:val="center"/>
+              <w:jc w:val="right"/>
               <w:rPr>
                 <w:rFonts w:ascii="Times New Roman" w:hAnsi="Times New Roman" w:cs="Times New Roman"/>
               </w:rPr>
@@ -12251,7 +13256,7 @@
         </w:tc>
         <w:tc>
           <w:tcPr>
-            <w:tcW w:w="2126" w:type="dxa"/>
+            <w:tcW w:w="2251" w:type="dxa"/>
           </w:tcPr>
           <w:p>
             <w:pPr>
@@ -12269,7 +13274,7 @@
         </w:trPr>
         <w:tc>
           <w:tcPr>
-            <w:tcW w:w="5245" w:type="dxa"/>
+            <w:tcW w:w="5243" w:type="dxa"/>
           </w:tcPr>
           <w:p>
             <w:pPr>
@@ -12334,11 +13339,12 @@
         </w:tc>
         <w:tc>
           <w:tcPr>
-            <w:tcW w:w="992" w:type="dxa"/>
+            <w:tcW w:w="931" w:type="dxa"/>
+            <w:vAlign w:val="center"/>
           </w:tcPr>
           <w:p>
             <w:pPr>
-              <w:jc w:val="center"/>
+              <w:jc w:val="right"/>
               <w:rPr>
                 <w:rFonts w:ascii="Times New Roman" w:hAnsi="Times New Roman" w:cs="Times New Roman"/>
               </w:rPr>
@@ -12353,11 +13359,12 @@
         </w:tc>
         <w:tc>
           <w:tcPr>
-            <w:tcW w:w="993" w:type="dxa"/>
+            <w:tcW w:w="931" w:type="dxa"/>
+            <w:vAlign w:val="center"/>
           </w:tcPr>
           <w:p>
             <w:pPr>
-              <w:jc w:val="center"/>
+              <w:jc w:val="right"/>
               <w:rPr>
                 <w:rFonts w:ascii="Times New Roman" w:hAnsi="Times New Roman" w:cs="Times New Roman"/>
               </w:rPr>
@@ -12372,7 +13379,7 @@
         </w:tc>
         <w:tc>
           <w:tcPr>
-            <w:tcW w:w="2126" w:type="dxa"/>
+            <w:tcW w:w="2251" w:type="dxa"/>
           </w:tcPr>
           <w:p>
             <w:pPr>
@@ -12390,7 +13397,7 @@
         </w:trPr>
         <w:tc>
           <w:tcPr>
-            <w:tcW w:w="5245" w:type="dxa"/>
+            <w:tcW w:w="5243" w:type="dxa"/>
           </w:tcPr>
           <w:p>
             <w:pPr>
@@ -12449,11 +13456,12 @@
         </w:tc>
         <w:tc>
           <w:tcPr>
-            <w:tcW w:w="992" w:type="dxa"/>
+            <w:tcW w:w="931" w:type="dxa"/>
+            <w:vAlign w:val="center"/>
           </w:tcPr>
           <w:p>
             <w:pPr>
-              <w:jc w:val="center"/>
+              <w:jc w:val="right"/>
               <w:rPr>
                 <w:rFonts w:ascii="Times New Roman" w:hAnsi="Times New Roman" w:cs="Times New Roman"/>
               </w:rPr>
@@ -12468,11 +13476,12 @@
         </w:tc>
         <w:tc>
           <w:tcPr>
-            <w:tcW w:w="993" w:type="dxa"/>
+            <w:tcW w:w="931" w:type="dxa"/>
+            <w:vAlign w:val="center"/>
           </w:tcPr>
           <w:p>
             <w:pPr>
-              <w:jc w:val="center"/>
+              <w:jc w:val="right"/>
               <w:rPr>
                 <w:rFonts w:ascii="Times New Roman" w:hAnsi="Times New Roman" w:cs="Times New Roman"/>
               </w:rPr>
@@ -12487,7 +13496,7 @@
         </w:tc>
         <w:tc>
           <w:tcPr>
-            <w:tcW w:w="2126" w:type="dxa"/>
+            <w:tcW w:w="2251" w:type="dxa"/>
           </w:tcPr>
           <w:p>
             <w:pPr>
@@ -12505,7 +13514,7 @@
         </w:trPr>
         <w:tc>
           <w:tcPr>
-            <w:tcW w:w="5245" w:type="dxa"/>
+            <w:tcW w:w="5243" w:type="dxa"/>
           </w:tcPr>
           <w:p>
             <w:pPr>
@@ -12531,11 +13540,12 @@
         </w:tc>
         <w:tc>
           <w:tcPr>
-            <w:tcW w:w="992" w:type="dxa"/>
+            <w:tcW w:w="931" w:type="dxa"/>
+            <w:vAlign w:val="center"/>
           </w:tcPr>
           <w:p>
             <w:pPr>
-              <w:jc w:val="center"/>
+              <w:jc w:val="right"/>
               <w:rPr>
                 <w:rFonts w:ascii="Times New Roman" w:hAnsi="Times New Roman" w:cs="Times New Roman"/>
               </w:rPr>
@@ -12545,16 +13555,23 @@
                 <w:rFonts w:ascii="Times New Roman" w:hAnsi="Times New Roman" w:cs="Times New Roman"/>
               </w:rPr>
               <w:t>476</w:t>
+            </w:r>
+            <w:r>
+              <w:rPr>
+                <w:rFonts w:ascii="Times New Roman" w:hAnsi="Times New Roman" w:cs="Times New Roman"/>
+              </w:rPr>
+              <w:t>.000</w:t>
             </w:r>
           </w:p>
         </w:tc>
         <w:tc>
           <w:tcPr>
-            <w:tcW w:w="993" w:type="dxa"/>
+            <w:tcW w:w="931" w:type="dxa"/>
+            <w:vAlign w:val="center"/>
           </w:tcPr>
           <w:p>
             <w:pPr>
-              <w:jc w:val="center"/>
+              <w:jc w:val="right"/>
               <w:rPr>
                 <w:rFonts w:ascii="Times New Roman" w:hAnsi="Times New Roman" w:cs="Times New Roman"/>
               </w:rPr>
@@ -12564,12 +13581,18 @@
                 <w:rFonts w:ascii="Times New Roman" w:hAnsi="Times New Roman" w:cs="Times New Roman"/>
               </w:rPr>
               <w:t>476</w:t>
+            </w:r>
+            <w:r>
+              <w:rPr>
+                <w:rFonts w:ascii="Times New Roman" w:hAnsi="Times New Roman" w:cs="Times New Roman"/>
+              </w:rPr>
+              <w:t>.000</w:t>
             </w:r>
           </w:p>
         </w:tc>
         <w:tc>
           <w:tcPr>
-            <w:tcW w:w="2126" w:type="dxa"/>
+            <w:tcW w:w="2251" w:type="dxa"/>
           </w:tcPr>
           <w:p>
             <w:pPr>
@@ -12607,7 +13630,7 @@
         </w:trPr>
         <w:tc>
           <w:tcPr>
-            <w:tcW w:w="5245" w:type="dxa"/>
+            <w:tcW w:w="5243" w:type="dxa"/>
           </w:tcPr>
           <w:p>
             <w:pPr>
@@ -12632,11 +13655,12 @@
         </w:tc>
         <w:tc>
           <w:tcPr>
-            <w:tcW w:w="992" w:type="dxa"/>
+            <w:tcW w:w="931" w:type="dxa"/>
+            <w:vAlign w:val="center"/>
           </w:tcPr>
           <w:p>
             <w:pPr>
-              <w:jc w:val="center"/>
+              <w:jc w:val="right"/>
               <w:rPr>
                 <w:rFonts w:ascii="Times New Roman" w:hAnsi="Times New Roman" w:cs="Times New Roman"/>
               </w:rPr>
@@ -12651,11 +13675,12 @@
         </w:tc>
         <w:tc>
           <w:tcPr>
-            <w:tcW w:w="993" w:type="dxa"/>
+            <w:tcW w:w="931" w:type="dxa"/>
+            <w:vAlign w:val="center"/>
           </w:tcPr>
           <w:p>
             <w:pPr>
-              <w:jc w:val="center"/>
+              <w:jc w:val="right"/>
               <w:rPr>
                 <w:rFonts w:ascii="Times New Roman" w:hAnsi="Times New Roman" w:cs="Times New Roman"/>
               </w:rPr>
@@ -12670,7 +13695,7 @@
         </w:tc>
         <w:tc>
           <w:tcPr>
-            <w:tcW w:w="2126" w:type="dxa"/>
+            <w:tcW w:w="2251" w:type="dxa"/>
           </w:tcPr>
           <w:p>
             <w:pPr>
@@ -12708,7 +13733,7 @@
         </w:trPr>
         <w:tc>
           <w:tcPr>
-            <w:tcW w:w="5245" w:type="dxa"/>
+            <w:tcW w:w="5243" w:type="dxa"/>
           </w:tcPr>
           <w:p>
             <w:pPr>
@@ -12721,17 +13746,24 @@
               <w:rPr>
                 <w:rFonts w:ascii="Times New Roman" w:hAnsi="Times New Roman" w:cs="Times New Roman"/>
               </w:rPr>
-              <w:t>Probability of seed entering seed bank</w:t>
+              <w:t xml:space="preserve">Probability of seed </w:t>
+            </w:r>
+            <w:r>
+              <w:rPr>
+                <w:rFonts w:ascii="Times New Roman" w:hAnsi="Times New Roman" w:cs="Times New Roman"/>
+              </w:rPr>
+              <w:t>survival in seed bank</w:t>
             </w:r>
           </w:p>
         </w:tc>
         <w:tc>
           <w:tcPr>
-            <w:tcW w:w="992" w:type="dxa"/>
+            <w:tcW w:w="931" w:type="dxa"/>
+            <w:vAlign w:val="center"/>
           </w:tcPr>
           <w:p>
             <w:pPr>
-              <w:jc w:val="center"/>
+              <w:jc w:val="right"/>
               <w:rPr>
                 <w:rFonts w:ascii="Times New Roman" w:hAnsi="Times New Roman" w:cs="Times New Roman"/>
               </w:rPr>
@@ -12740,17 +13772,24 @@
               <w:rPr>
                 <w:rFonts w:ascii="Times New Roman" w:hAnsi="Times New Roman" w:cs="Times New Roman"/>
               </w:rPr>
-              <w:t>0.233</w:t>
+              <w:t>0.2</w:t>
+            </w:r>
+            <w:r>
+              <w:rPr>
+                <w:rFonts w:ascii="Times New Roman" w:hAnsi="Times New Roman" w:cs="Times New Roman"/>
+              </w:rPr>
+              <w:t>60</w:t>
             </w:r>
           </w:p>
         </w:tc>
         <w:tc>
           <w:tcPr>
-            <w:tcW w:w="993" w:type="dxa"/>
+            <w:tcW w:w="931" w:type="dxa"/>
+            <w:vAlign w:val="center"/>
           </w:tcPr>
           <w:p>
             <w:pPr>
-              <w:jc w:val="center"/>
+              <w:jc w:val="right"/>
               <w:rPr>
                 <w:rFonts w:ascii="Times New Roman" w:hAnsi="Times New Roman" w:cs="Times New Roman"/>
               </w:rPr>
@@ -12759,13 +13798,19 @@
               <w:rPr>
                 <w:rFonts w:ascii="Times New Roman" w:hAnsi="Times New Roman" w:cs="Times New Roman"/>
               </w:rPr>
-              <w:t>0.233</w:t>
+              <w:t>0.2</w:t>
+            </w:r>
+            <w:r>
+              <w:rPr>
+                <w:rFonts w:ascii="Times New Roman" w:hAnsi="Times New Roman" w:cs="Times New Roman"/>
+              </w:rPr>
+              <w:t>60</w:t>
             </w:r>
           </w:p>
         </w:tc>
         <w:tc>
           <w:tcPr>
-            <w:tcW w:w="2126" w:type="dxa"/>
+            <w:tcW w:w="2251" w:type="dxa"/>
           </w:tcPr>
           <w:p>
             <w:pPr>
@@ -12803,7 +13848,7 @@
         </w:trPr>
         <w:tc>
           <w:tcPr>
-            <w:tcW w:w="5245" w:type="dxa"/>
+            <w:tcW w:w="5243" w:type="dxa"/>
           </w:tcPr>
           <w:p>
             <w:pPr>
@@ -12828,11 +13873,12 @@
         </w:tc>
         <w:tc>
           <w:tcPr>
-            <w:tcW w:w="992" w:type="dxa"/>
+            <w:tcW w:w="931" w:type="dxa"/>
+            <w:vAlign w:val="center"/>
           </w:tcPr>
           <w:p>
             <w:pPr>
-              <w:jc w:val="center"/>
+              <w:jc w:val="right"/>
               <w:rPr>
                 <w:rFonts w:ascii="Times New Roman" w:hAnsi="Times New Roman" w:cs="Times New Roman"/>
               </w:rPr>
@@ -12847,11 +13893,12 @@
         </w:tc>
         <w:tc>
           <w:tcPr>
-            <w:tcW w:w="993" w:type="dxa"/>
+            <w:tcW w:w="931" w:type="dxa"/>
+            <w:vAlign w:val="center"/>
           </w:tcPr>
           <w:p>
             <w:pPr>
-              <w:jc w:val="center"/>
+              <w:jc w:val="right"/>
               <w:rPr>
                 <w:rFonts w:ascii="Times New Roman" w:hAnsi="Times New Roman" w:cs="Times New Roman"/>
               </w:rPr>
@@ -12866,7 +13913,7 @@
         </w:tc>
         <w:tc>
           <w:tcPr>
-            <w:tcW w:w="2126" w:type="dxa"/>
+            <w:tcW w:w="2251" w:type="dxa"/>
           </w:tcPr>
           <w:p>
             <w:pPr>
@@ -12904,7 +13951,7 @@
         </w:trPr>
         <w:tc>
           <w:tcPr>
-            <w:tcW w:w="5245" w:type="dxa"/>
+            <w:tcW w:w="5243" w:type="dxa"/>
           </w:tcPr>
           <w:p>
             <w:pPr>
@@ -12917,17 +13964,24 @@
               <w:rPr>
                 <w:rFonts w:ascii="Times New Roman" w:hAnsi="Times New Roman" w:cs="Times New Roman"/>
               </w:rPr>
-              <w:t>Probability of seed survival in seed bank</w:t>
+              <w:t xml:space="preserve">Probability of seed </w:t>
+            </w:r>
+            <w:r>
+              <w:rPr>
+                <w:rFonts w:ascii="Times New Roman" w:hAnsi="Times New Roman" w:cs="Times New Roman"/>
+              </w:rPr>
+              <w:t>entering seed bank</w:t>
             </w:r>
           </w:p>
         </w:tc>
         <w:tc>
           <w:tcPr>
-            <w:tcW w:w="992" w:type="dxa"/>
+            <w:tcW w:w="931" w:type="dxa"/>
+            <w:vAlign w:val="center"/>
           </w:tcPr>
           <w:p>
             <w:pPr>
-              <w:jc w:val="center"/>
+              <w:jc w:val="right"/>
               <w:rPr>
                 <w:rFonts w:ascii="Times New Roman" w:hAnsi="Times New Roman" w:cs="Times New Roman"/>
               </w:rPr>
@@ -12936,17 +13990,24 @@
               <w:rPr>
                 <w:rFonts w:ascii="Times New Roman" w:hAnsi="Times New Roman" w:cs="Times New Roman"/>
               </w:rPr>
-              <w:t>0.260</w:t>
+              <w:t>0.2</w:t>
+            </w:r>
+            <w:r>
+              <w:rPr>
+                <w:rFonts w:ascii="Times New Roman" w:hAnsi="Times New Roman" w:cs="Times New Roman"/>
+              </w:rPr>
+              <w:t>33</w:t>
             </w:r>
           </w:p>
         </w:tc>
         <w:tc>
           <w:tcPr>
-            <w:tcW w:w="993" w:type="dxa"/>
+            <w:tcW w:w="931" w:type="dxa"/>
+            <w:vAlign w:val="center"/>
           </w:tcPr>
           <w:p>
             <w:pPr>
-              <w:jc w:val="center"/>
+              <w:jc w:val="right"/>
               <w:rPr>
                 <w:rFonts w:ascii="Times New Roman" w:hAnsi="Times New Roman" w:cs="Times New Roman"/>
               </w:rPr>
@@ -12955,13 +14016,19 @@
               <w:rPr>
                 <w:rFonts w:ascii="Times New Roman" w:hAnsi="Times New Roman" w:cs="Times New Roman"/>
               </w:rPr>
-              <w:t>0.260</w:t>
+              <w:t>0.2</w:t>
+            </w:r>
+            <w:r>
+              <w:rPr>
+                <w:rFonts w:ascii="Times New Roman" w:hAnsi="Times New Roman" w:cs="Times New Roman"/>
+              </w:rPr>
+              <w:t>33</w:t>
             </w:r>
           </w:p>
         </w:tc>
         <w:tc>
           <w:tcPr>
-            <w:tcW w:w="2126" w:type="dxa"/>
+            <w:tcW w:w="2251" w:type="dxa"/>
           </w:tcPr>
           <w:p>
             <w:pPr>
@@ -12999,7 +14066,7 @@
         </w:trPr>
         <w:tc>
           <w:tcPr>
-            <w:tcW w:w="5245" w:type="dxa"/>
+            <w:tcW w:w="5243" w:type="dxa"/>
           </w:tcPr>
           <w:p>
             <w:pPr>
@@ -13012,7 +14079,25 @@
               <w:rPr>
                 <w:rFonts w:ascii="Times New Roman" w:hAnsi="Times New Roman" w:cs="Times New Roman"/>
               </w:rPr>
-              <w:t xml:space="preserve">Probability of seed escaping </w:t>
+              <w:t>Proportion</w:t>
+            </w:r>
+            <w:r>
+              <w:rPr>
+                <w:rFonts w:ascii="Times New Roman" w:hAnsi="Times New Roman" w:cs="Times New Roman"/>
+              </w:rPr>
+              <w:t xml:space="preserve"> of seed</w:t>
+            </w:r>
+            <w:r>
+              <w:rPr>
+                <w:rFonts w:ascii="Times New Roman" w:hAnsi="Times New Roman" w:cs="Times New Roman"/>
+              </w:rPr>
+              <w:t>s</w:t>
+            </w:r>
+            <w:r>
+              <w:rPr>
+                <w:rFonts w:ascii="Times New Roman" w:hAnsi="Times New Roman" w:cs="Times New Roman"/>
+              </w:rPr>
+              <w:t xml:space="preserve"> escaping </w:t>
             </w:r>
             <w:proofErr w:type="spellStart"/>
             <w:r>
@@ -13026,11 +14111,12 @@
         </w:tc>
         <w:tc>
           <w:tcPr>
-            <w:tcW w:w="992" w:type="dxa"/>
+            <w:tcW w:w="931" w:type="dxa"/>
+            <w:vAlign w:val="center"/>
           </w:tcPr>
           <w:p>
             <w:pPr>
-              <w:jc w:val="center"/>
+              <w:jc w:val="right"/>
               <w:rPr>
                 <w:rFonts w:ascii="Times New Roman" w:hAnsi="Times New Roman" w:cs="Times New Roman"/>
               </w:rPr>
@@ -13045,11 +14131,12 @@
         </w:tc>
         <w:tc>
           <w:tcPr>
-            <w:tcW w:w="993" w:type="dxa"/>
+            <w:tcW w:w="931" w:type="dxa"/>
+            <w:vAlign w:val="center"/>
           </w:tcPr>
           <w:p>
             <w:pPr>
-              <w:jc w:val="center"/>
+              <w:jc w:val="right"/>
               <w:rPr>
                 <w:rFonts w:ascii="Times New Roman" w:hAnsi="Times New Roman" w:cs="Times New Roman"/>
               </w:rPr>
@@ -13064,7 +14151,7 @@
         </w:tc>
         <w:tc>
           <w:tcPr>
-            <w:tcW w:w="2126" w:type="dxa"/>
+            <w:tcW w:w="2251" w:type="dxa"/>
           </w:tcPr>
           <w:p>
             <w:pPr>
@@ -13138,7 +14225,7 @@
         </w:trPr>
         <w:tc>
           <w:tcPr>
-            <w:tcW w:w="5245" w:type="dxa"/>
+            <w:tcW w:w="5243" w:type="dxa"/>
             <w:tcBorders>
               <w:top w:val="single" w:sz="4" w:space="0" w:color="auto"/>
             </w:tcBorders>
@@ -13154,20 +14241,51 @@
               <w:rPr>
                 <w:rFonts w:ascii="Times New Roman" w:hAnsi="Times New Roman" w:cs="Times New Roman"/>
               </w:rPr>
-              <w:t>Probability of seed release</w:t>
+              <w:t>P</w:t>
+            </w:r>
+            <w:r>
+              <w:rPr>
+                <w:rFonts w:ascii="Times New Roman" w:hAnsi="Times New Roman" w:cs="Times New Roman"/>
+              </w:rPr>
+              <w:t>roportion</w:t>
+            </w:r>
+            <w:r>
+              <w:rPr>
+                <w:rFonts w:ascii="Times New Roman" w:hAnsi="Times New Roman" w:cs="Times New Roman"/>
+              </w:rPr>
+              <w:t xml:space="preserve"> of seed</w:t>
+            </w:r>
+            <w:r>
+              <w:rPr>
+                <w:rFonts w:ascii="Times New Roman" w:hAnsi="Times New Roman" w:cs="Times New Roman"/>
+              </w:rPr>
+              <w:t>s</w:t>
+            </w:r>
+            <w:r>
+              <w:rPr>
+                <w:rFonts w:ascii="Times New Roman" w:hAnsi="Times New Roman" w:cs="Times New Roman"/>
+              </w:rPr>
+              <w:t xml:space="preserve"> release</w:t>
+            </w:r>
+            <w:r>
+              <w:rPr>
+                <w:rFonts w:ascii="Times New Roman" w:hAnsi="Times New Roman" w:cs="Times New Roman"/>
+              </w:rPr>
+              <w:t>d</w:t>
             </w:r>
           </w:p>
         </w:tc>
         <w:tc>
           <w:tcPr>
-            <w:tcW w:w="992" w:type="dxa"/>
+            <w:tcW w:w="931" w:type="dxa"/>
             <w:tcBorders>
               <w:top w:val="single" w:sz="4" w:space="0" w:color="auto"/>
             </w:tcBorders>
+            <w:vAlign w:val="center"/>
           </w:tcPr>
           <w:p>
             <w:pPr>
-              <w:jc w:val="center"/>
+              <w:jc w:val="right"/>
               <w:rPr>
                 <w:rFonts w:ascii="Times New Roman" w:hAnsi="Times New Roman" w:cs="Times New Roman"/>
               </w:rPr>
@@ -13182,14 +14300,15 @@
         </w:tc>
         <w:tc>
           <w:tcPr>
-            <w:tcW w:w="993" w:type="dxa"/>
+            <w:tcW w:w="931" w:type="dxa"/>
             <w:tcBorders>
               <w:top w:val="single" w:sz="4" w:space="0" w:color="auto"/>
             </w:tcBorders>
+            <w:vAlign w:val="center"/>
           </w:tcPr>
           <w:p>
             <w:pPr>
-              <w:jc w:val="center"/>
+              <w:jc w:val="right"/>
               <w:rPr>
                 <w:rFonts w:ascii="Times New Roman" w:hAnsi="Times New Roman" w:cs="Times New Roman"/>
               </w:rPr>
@@ -13204,7 +14323,7 @@
         </w:tc>
         <w:tc>
           <w:tcPr>
-            <w:tcW w:w="2126" w:type="dxa"/>
+            <w:tcW w:w="2251" w:type="dxa"/>
             <w:tcBorders>
               <w:top w:val="single" w:sz="4" w:space="0" w:color="auto"/>
             </w:tcBorders>
@@ -13245,7 +14364,7 @@
         </w:trPr>
         <w:tc>
           <w:tcPr>
-            <w:tcW w:w="5245" w:type="dxa"/>
+            <w:tcW w:w="5243" w:type="dxa"/>
           </w:tcPr>
           <w:p>
             <w:pPr>
@@ -13264,11 +14383,12 @@
         </w:tc>
         <w:tc>
           <w:tcPr>
-            <w:tcW w:w="992" w:type="dxa"/>
+            <w:tcW w:w="931" w:type="dxa"/>
+            <w:vAlign w:val="center"/>
           </w:tcPr>
           <w:p>
             <w:pPr>
-              <w:jc w:val="center"/>
+              <w:jc w:val="right"/>
               <w:rPr>
                 <w:rFonts w:ascii="Times New Roman" w:hAnsi="Times New Roman" w:cs="Times New Roman"/>
               </w:rPr>
@@ -13283,11 +14403,12 @@
         </w:tc>
         <w:tc>
           <w:tcPr>
-            <w:tcW w:w="993" w:type="dxa"/>
+            <w:tcW w:w="931" w:type="dxa"/>
+            <w:vAlign w:val="center"/>
           </w:tcPr>
           <w:p>
             <w:pPr>
-              <w:jc w:val="center"/>
+              <w:jc w:val="right"/>
               <w:rPr>
                 <w:rFonts w:ascii="Times New Roman" w:hAnsi="Times New Roman" w:cs="Times New Roman"/>
               </w:rPr>
@@ -13302,7 +14423,7 @@
         </w:tc>
         <w:tc>
           <w:tcPr>
-            <w:tcW w:w="2126" w:type="dxa"/>
+            <w:tcW w:w="2251" w:type="dxa"/>
           </w:tcPr>
           <w:p>
             <w:pPr>
@@ -13320,7 +14441,7 @@
         </w:trPr>
         <w:tc>
           <w:tcPr>
-            <w:tcW w:w="5245" w:type="dxa"/>
+            <w:tcW w:w="5243" w:type="dxa"/>
           </w:tcPr>
           <w:p>
             <w:pPr>
@@ -13345,11 +14466,12 @@
         </w:tc>
         <w:tc>
           <w:tcPr>
-            <w:tcW w:w="992" w:type="dxa"/>
+            <w:tcW w:w="931" w:type="dxa"/>
+            <w:vAlign w:val="center"/>
           </w:tcPr>
           <w:p>
             <w:pPr>
-              <w:jc w:val="center"/>
+              <w:jc w:val="right"/>
               <w:rPr>
                 <w:rFonts w:ascii="Times New Roman" w:hAnsi="Times New Roman" w:cs="Times New Roman"/>
               </w:rPr>
@@ -13364,11 +14486,12 @@
         </w:tc>
         <w:tc>
           <w:tcPr>
-            <w:tcW w:w="993" w:type="dxa"/>
+            <w:tcW w:w="931" w:type="dxa"/>
+            <w:vAlign w:val="center"/>
           </w:tcPr>
           <w:p>
             <w:pPr>
-              <w:jc w:val="center"/>
+              <w:jc w:val="right"/>
               <w:rPr>
                 <w:rFonts w:ascii="Times New Roman" w:hAnsi="Times New Roman" w:cs="Times New Roman"/>
               </w:rPr>
@@ -13383,7 +14506,7 @@
         </w:tc>
         <w:tc>
           <w:tcPr>
-            <w:tcW w:w="2126" w:type="dxa"/>
+            <w:tcW w:w="2251" w:type="dxa"/>
           </w:tcPr>
           <w:p>
             <w:pPr>
@@ -13401,7 +14524,7 @@
         </w:trPr>
         <w:tc>
           <w:tcPr>
-            <w:tcW w:w="5245" w:type="dxa"/>
+            <w:tcW w:w="5243" w:type="dxa"/>
           </w:tcPr>
           <w:p>
             <w:pPr>
@@ -13420,11 +14543,12 @@
         </w:tc>
         <w:tc>
           <w:tcPr>
-            <w:tcW w:w="992" w:type="dxa"/>
+            <w:tcW w:w="931" w:type="dxa"/>
+            <w:vAlign w:val="center"/>
           </w:tcPr>
           <w:p>
             <w:pPr>
-              <w:jc w:val="center"/>
+              <w:jc w:val="right"/>
               <w:rPr>
                 <w:rFonts w:ascii="Times New Roman" w:hAnsi="Times New Roman" w:cs="Times New Roman"/>
               </w:rPr>
@@ -13439,11 +14563,12 @@
         </w:tc>
         <w:tc>
           <w:tcPr>
-            <w:tcW w:w="993" w:type="dxa"/>
+            <w:tcW w:w="931" w:type="dxa"/>
+            <w:vAlign w:val="center"/>
           </w:tcPr>
           <w:p>
             <w:pPr>
-              <w:jc w:val="center"/>
+              <w:jc w:val="right"/>
               <w:rPr>
                 <w:rFonts w:ascii="Times New Roman" w:hAnsi="Times New Roman" w:cs="Times New Roman"/>
               </w:rPr>
@@ -13458,7 +14583,7 @@
         </w:tc>
         <w:tc>
           <w:tcPr>
-            <w:tcW w:w="2126" w:type="dxa"/>
+            <w:tcW w:w="2251" w:type="dxa"/>
           </w:tcPr>
           <w:p>
             <w:pPr>
@@ -13476,7 +14601,7 @@
         </w:trPr>
         <w:tc>
           <w:tcPr>
-            <w:tcW w:w="5245" w:type="dxa"/>
+            <w:tcW w:w="5243" w:type="dxa"/>
           </w:tcPr>
           <w:p>
             <w:pPr>
@@ -13501,11 +14626,12 @@
         </w:tc>
         <w:tc>
           <w:tcPr>
-            <w:tcW w:w="992" w:type="dxa"/>
+            <w:tcW w:w="931" w:type="dxa"/>
+            <w:vAlign w:val="center"/>
           </w:tcPr>
           <w:p>
             <w:pPr>
-              <w:jc w:val="center"/>
+              <w:jc w:val="right"/>
               <w:rPr>
                 <w:rFonts w:ascii="Times New Roman" w:hAnsi="Times New Roman" w:cs="Times New Roman"/>
               </w:rPr>
@@ -13520,11 +14646,12 @@
         </w:tc>
         <w:tc>
           <w:tcPr>
-            <w:tcW w:w="993" w:type="dxa"/>
+            <w:tcW w:w="931" w:type="dxa"/>
+            <w:vAlign w:val="center"/>
           </w:tcPr>
           <w:p>
             <w:pPr>
-              <w:jc w:val="center"/>
+              <w:jc w:val="right"/>
               <w:rPr>
                 <w:rFonts w:ascii="Times New Roman" w:hAnsi="Times New Roman" w:cs="Times New Roman"/>
               </w:rPr>
@@ -13539,7 +14666,7 @@
         </w:tc>
         <w:tc>
           <w:tcPr>
-            <w:tcW w:w="2126" w:type="dxa"/>
+            <w:tcW w:w="2251" w:type="dxa"/>
           </w:tcPr>
           <w:p>
             <w:pPr>
@@ -13557,7 +14684,7 @@
         </w:trPr>
         <w:tc>
           <w:tcPr>
-            <w:tcW w:w="5245" w:type="dxa"/>
+            <w:tcW w:w="5243" w:type="dxa"/>
           </w:tcPr>
           <w:p>
             <w:pPr>
@@ -13576,11 +14703,12 @@
         </w:tc>
         <w:tc>
           <w:tcPr>
-            <w:tcW w:w="992" w:type="dxa"/>
+            <w:tcW w:w="931" w:type="dxa"/>
+            <w:vAlign w:val="center"/>
           </w:tcPr>
           <w:p>
             <w:pPr>
-              <w:jc w:val="center"/>
+              <w:jc w:val="right"/>
               <w:rPr>
                 <w:rFonts w:ascii="Times New Roman" w:hAnsi="Times New Roman" w:cs="Times New Roman"/>
               </w:rPr>
@@ -13595,11 +14723,12 @@
         </w:tc>
         <w:tc>
           <w:tcPr>
-            <w:tcW w:w="993" w:type="dxa"/>
+            <w:tcW w:w="931" w:type="dxa"/>
+            <w:vAlign w:val="center"/>
           </w:tcPr>
           <w:p>
             <w:pPr>
-              <w:jc w:val="center"/>
+              <w:jc w:val="right"/>
               <w:rPr>
                 <w:rFonts w:ascii="Times New Roman" w:hAnsi="Times New Roman" w:cs="Times New Roman"/>
               </w:rPr>
@@ -13614,7 +14743,7 @@
         </w:tc>
         <w:tc>
           <w:tcPr>
-            <w:tcW w:w="2126" w:type="dxa"/>
+            <w:tcW w:w="2251" w:type="dxa"/>
           </w:tcPr>
           <w:p>
             <w:pPr>
@@ -13632,7 +14761,7 @@
         </w:trPr>
         <w:tc>
           <w:tcPr>
-            <w:tcW w:w="5245" w:type="dxa"/>
+            <w:tcW w:w="5243" w:type="dxa"/>
           </w:tcPr>
           <w:p>
             <w:pPr>
@@ -13645,7 +14774,13 @@
               <w:rPr>
                 <w:rFonts w:ascii="Times New Roman" w:hAnsi="Times New Roman" w:cs="Times New Roman"/>
               </w:rPr>
-              <w:t>Probability of seed predation after wind dispersal</w:t>
+              <w:t xml:space="preserve">Probability of </w:t>
+            </w:r>
+            <w:r>
+              <w:rPr>
+                <w:rFonts w:ascii="Times New Roman" w:hAnsi="Times New Roman" w:cs="Times New Roman"/>
+              </w:rPr>
+              <w:t>surviving post-dispersal predation</w:t>
             </w:r>
             <w:r>
               <w:rPr>
@@ -13658,11 +14793,12 @@
         </w:tc>
         <w:tc>
           <w:tcPr>
-            <w:tcW w:w="992" w:type="dxa"/>
+            <w:tcW w:w="931" w:type="dxa"/>
+            <w:vAlign w:val="center"/>
           </w:tcPr>
           <w:p>
             <w:pPr>
-              <w:jc w:val="center"/>
+              <w:jc w:val="right"/>
               <w:rPr>
                 <w:rFonts w:ascii="Times New Roman" w:hAnsi="Times New Roman" w:cs="Times New Roman"/>
               </w:rPr>
@@ -13671,17 +14807,30 @@
               <w:rPr>
                 <w:rFonts w:ascii="Times New Roman" w:hAnsi="Times New Roman" w:cs="Times New Roman"/>
               </w:rPr>
-              <w:t>0.900</w:t>
+              <w:t>0.</w:t>
+            </w:r>
+            <w:r>
+              <w:rPr>
+                <w:rFonts w:ascii="Times New Roman" w:hAnsi="Times New Roman" w:cs="Times New Roman"/>
+              </w:rPr>
+              <w:t>1</w:t>
+            </w:r>
+            <w:r>
+              <w:rPr>
+                <w:rFonts w:ascii="Times New Roman" w:hAnsi="Times New Roman" w:cs="Times New Roman"/>
+              </w:rPr>
+              <w:t>00</w:t>
             </w:r>
           </w:p>
         </w:tc>
         <w:tc>
           <w:tcPr>
-            <w:tcW w:w="993" w:type="dxa"/>
+            <w:tcW w:w="931" w:type="dxa"/>
+            <w:vAlign w:val="center"/>
           </w:tcPr>
           <w:p>
             <w:pPr>
-              <w:jc w:val="center"/>
+              <w:jc w:val="right"/>
               <w:rPr>
                 <w:rFonts w:ascii="Times New Roman" w:hAnsi="Times New Roman" w:cs="Times New Roman"/>
               </w:rPr>
@@ -13690,13 +14839,25 @@
               <w:rPr>
                 <w:rFonts w:ascii="Times New Roman" w:hAnsi="Times New Roman" w:cs="Times New Roman"/>
               </w:rPr>
-              <w:t>0.900</w:t>
+              <w:t>0.</w:t>
+            </w:r>
+            <w:r>
+              <w:rPr>
+                <w:rFonts w:ascii="Times New Roman" w:hAnsi="Times New Roman" w:cs="Times New Roman"/>
+              </w:rPr>
+              <w:t>1</w:t>
+            </w:r>
+            <w:r>
+              <w:rPr>
+                <w:rFonts w:ascii="Times New Roman" w:hAnsi="Times New Roman" w:cs="Times New Roman"/>
+              </w:rPr>
+              <w:t>00</w:t>
             </w:r>
           </w:p>
         </w:tc>
         <w:tc>
           <w:tcPr>
-            <w:tcW w:w="2126" w:type="dxa"/>
+            <w:tcW w:w="2251" w:type="dxa"/>
           </w:tcPr>
           <w:p>
             <w:pPr>
@@ -13714,7 +14875,7 @@
         </w:trPr>
         <w:tc>
           <w:tcPr>
-            <w:tcW w:w="5245" w:type="dxa"/>
+            <w:tcW w:w="5243" w:type="dxa"/>
           </w:tcPr>
           <w:p>
             <w:pPr>
@@ -13740,11 +14901,12 @@
         </w:tc>
         <w:tc>
           <w:tcPr>
-            <w:tcW w:w="992" w:type="dxa"/>
+            <w:tcW w:w="931" w:type="dxa"/>
+            <w:vAlign w:val="center"/>
           </w:tcPr>
           <w:p>
             <w:pPr>
-              <w:jc w:val="center"/>
+              <w:jc w:val="right"/>
               <w:rPr>
                 <w:rFonts w:ascii="Times New Roman" w:hAnsi="Times New Roman" w:cs="Times New Roman"/>
               </w:rPr>
@@ -13753,17 +14915,30 @@
               <w:rPr>
                 <w:rFonts w:ascii="Times New Roman" w:hAnsi="Times New Roman" w:cs="Times New Roman"/>
               </w:rPr>
-              <w:t>0.500</w:t>
+              <w:t>0.</w:t>
+            </w:r>
+            <w:r>
+              <w:rPr>
+                <w:rFonts w:ascii="Times New Roman" w:hAnsi="Times New Roman" w:cs="Times New Roman"/>
+              </w:rPr>
+              <w:t>2</w:t>
+            </w:r>
+            <w:r>
+              <w:rPr>
+                <w:rFonts w:ascii="Times New Roman" w:hAnsi="Times New Roman" w:cs="Times New Roman"/>
+              </w:rPr>
+              <w:t>00</w:t>
             </w:r>
           </w:p>
         </w:tc>
         <w:tc>
           <w:tcPr>
-            <w:tcW w:w="993" w:type="dxa"/>
+            <w:tcW w:w="931" w:type="dxa"/>
+            <w:vAlign w:val="center"/>
           </w:tcPr>
           <w:p>
             <w:pPr>
-              <w:jc w:val="center"/>
+              <w:jc w:val="right"/>
               <w:rPr>
                 <w:rFonts w:ascii="Times New Roman" w:hAnsi="Times New Roman" w:cs="Times New Roman"/>
               </w:rPr>
@@ -13772,13 +14947,25 @@
               <w:rPr>
                 <w:rFonts w:ascii="Times New Roman" w:hAnsi="Times New Roman" w:cs="Times New Roman"/>
               </w:rPr>
-              <w:t>0.500</w:t>
+              <w:t>0.</w:t>
+            </w:r>
+            <w:r>
+              <w:rPr>
+                <w:rFonts w:ascii="Times New Roman" w:hAnsi="Times New Roman" w:cs="Times New Roman"/>
+              </w:rPr>
+              <w:t>2</w:t>
+            </w:r>
+            <w:r>
+              <w:rPr>
+                <w:rFonts w:ascii="Times New Roman" w:hAnsi="Times New Roman" w:cs="Times New Roman"/>
+              </w:rPr>
+              <w:t>00</w:t>
             </w:r>
           </w:p>
         </w:tc>
         <w:tc>
           <w:tcPr>
-            <w:tcW w:w="2126" w:type="dxa"/>
+            <w:tcW w:w="2251" w:type="dxa"/>
           </w:tcPr>
           <w:p>
             <w:pPr>
@@ -13796,7 +14983,7 @@
         </w:trPr>
         <w:tc>
           <w:tcPr>
-            <w:tcW w:w="5245" w:type="dxa"/>
+            <w:tcW w:w="5243" w:type="dxa"/>
           </w:tcPr>
           <w:p>
             <w:pPr>
@@ -13822,11 +15009,12 @@
         </w:tc>
         <w:tc>
           <w:tcPr>
-            <w:tcW w:w="992" w:type="dxa"/>
+            <w:tcW w:w="931" w:type="dxa"/>
+            <w:vAlign w:val="center"/>
           </w:tcPr>
           <w:p>
             <w:pPr>
-              <w:jc w:val="center"/>
+              <w:jc w:val="right"/>
               <w:rPr>
                 <w:rFonts w:ascii="Times New Roman" w:hAnsi="Times New Roman" w:cs="Times New Roman"/>
               </w:rPr>
@@ -13841,11 +15029,12 @@
         </w:tc>
         <w:tc>
           <w:tcPr>
-            <w:tcW w:w="993" w:type="dxa"/>
+            <w:tcW w:w="931" w:type="dxa"/>
+            <w:vAlign w:val="center"/>
           </w:tcPr>
           <w:p>
             <w:pPr>
-              <w:jc w:val="center"/>
+              <w:jc w:val="right"/>
               <w:rPr>
                 <w:rFonts w:ascii="Times New Roman" w:hAnsi="Times New Roman" w:cs="Times New Roman"/>
               </w:rPr>
@@ -13860,7 +15049,7 @@
         </w:tc>
         <w:tc>
           <w:tcPr>
-            <w:tcW w:w="2126" w:type="dxa"/>
+            <w:tcW w:w="2251" w:type="dxa"/>
           </w:tcPr>
           <w:p>
             <w:pPr>
@@ -13898,7 +15087,7 @@
         </w:trPr>
         <w:tc>
           <w:tcPr>
-            <w:tcW w:w="5245" w:type="dxa"/>
+            <w:tcW w:w="5243" w:type="dxa"/>
             <w:tcBorders>
               <w:bottom w:val="single" w:sz="4" w:space="0" w:color="auto"/>
             </w:tcBorders>
@@ -13927,14 +15116,15 @@
         </w:tc>
         <w:tc>
           <w:tcPr>
-            <w:tcW w:w="992" w:type="dxa"/>
+            <w:tcW w:w="931" w:type="dxa"/>
             <w:tcBorders>
               <w:bottom w:val="single" w:sz="4" w:space="0" w:color="auto"/>
             </w:tcBorders>
+            <w:vAlign w:val="center"/>
           </w:tcPr>
           <w:p>
             <w:pPr>
-              <w:jc w:val="center"/>
+              <w:jc w:val="right"/>
               <w:rPr>
                 <w:rFonts w:ascii="Times New Roman" w:hAnsi="Times New Roman" w:cs="Times New Roman"/>
               </w:rPr>
@@ -13949,14 +15139,15 @@
         </w:tc>
         <w:tc>
           <w:tcPr>
-            <w:tcW w:w="993" w:type="dxa"/>
+            <w:tcW w:w="931" w:type="dxa"/>
             <w:tcBorders>
               <w:bottom w:val="single" w:sz="4" w:space="0" w:color="auto"/>
             </w:tcBorders>
+            <w:vAlign w:val="center"/>
           </w:tcPr>
           <w:p>
             <w:pPr>
-              <w:jc w:val="center"/>
+              <w:jc w:val="right"/>
               <w:rPr>
                 <w:rFonts w:ascii="Times New Roman" w:hAnsi="Times New Roman" w:cs="Times New Roman"/>
               </w:rPr>
@@ -13971,7 +15162,7 @@
         </w:tc>
         <w:tc>
           <w:tcPr>
-            <w:tcW w:w="2126" w:type="dxa"/>
+            <w:tcW w:w="2251" w:type="dxa"/>
             <w:tcBorders>
               <w:bottom w:val="single" w:sz="4" w:space="0" w:color="auto"/>
             </w:tcBorders>
@@ -14140,6 +15331,53 @@
     </w:sectPr>
   </w:body>
 </w:document>
+</file>
+
+<file path=word/comments.xml><?xml version="1.0" encoding="utf-8"?>
+<w:comments xmlns:wpc="http://schemas.microsoft.com/office/word/2010/wordprocessingCanvas" xmlns:cx="http://schemas.microsoft.com/office/drawing/2014/chartex" xmlns:cx1="http://schemas.microsoft.com/office/drawing/2015/9/8/chartex" xmlns:cx2="http://schemas.microsoft.com/office/drawing/2015/10/21/chartex" xmlns:cx3="http://schemas.microsoft.com/office/drawing/2016/5/9/chartex" xmlns:cx4="http://schemas.microsoft.com/office/drawing/2016/5/10/chartex" xmlns:cx5="http://schemas.microsoft.com/office/drawing/2016/5/11/chartex" xmlns:cx6="http://schemas.microsoft.com/office/drawing/2016/5/12/chartex" xmlns:cx7="http://schemas.microsoft.com/office/drawing/2016/5/13/chartex" xmlns:cx8="http://schemas.microsoft.com/office/drawing/2016/5/14/chartex" xmlns:mc="http://schemas.openxmlformats.org/markup-compatibility/2006" xmlns:aink="http://schemas.microsoft.com/office/drawing/2016/ink" xmlns:am3d="http://schemas.microsoft.com/office/drawing/2017/model3d" xmlns:o="urn:schemas-microsoft-com:office:office" xmlns:oel="http://schemas.microsoft.com/office/2019/extlst" xmlns:r="http://schemas.openxmlformats.org/officeDocument/2006/relationships" xmlns:m="http://schemas.openxmlformats.org/officeDocument/2006/math" xmlns:v="urn:schemas-microsoft-com:vml" xmlns:wp14="http://schemas.microsoft.com/office/word/2010/wordprocessingDrawing" xmlns:wp="http://schemas.openxmlformats.org/drawingml/2006/wordprocessingDrawing" xmlns:w10="urn:schemas-microsoft-com:office:word" xmlns:w="http://schemas.openxmlformats.org/wordprocessingml/2006/main" xmlns:w14="http://schemas.microsoft.com/office/word/2010/wordml" xmlns:w15="http://schemas.microsoft.com/office/word/2012/wordml" xmlns:w16cex="http://schemas.microsoft.com/office/word/2018/wordml/cex" xmlns:w16cid="http://schemas.microsoft.com/office/word/2016/wordml/cid" xmlns:w16="http://schemas.microsoft.com/office/word/2018/wordml" xmlns:w16sdtdh="http://schemas.microsoft.com/office/word/2020/wordml/sdtdatahash" xmlns:w16se="http://schemas.microsoft.com/office/word/2015/wordml/symex" xmlns:wpg="http://schemas.microsoft.com/office/word/2010/wordprocessingGroup" xmlns:wpi="http://schemas.microsoft.com/office/word/2010/wordprocessingInk" xmlns:wne="http://schemas.microsoft.com/office/word/2006/wordml" xmlns:wps="http://schemas.microsoft.com/office/word/2010/wordprocessingShape" mc:Ignorable="w14 w15 w16se w16cid w16 w16cex w16sdtdh wp14">
+  <w:comment w:id="0" w:author="Trevor Drees" w:date="2024-02-20T19:39:00Z" w:initials="TD">
+    <w:p>
+      <w:pPr>
+        <w:pStyle w:val="CommentText"/>
+      </w:pPr>
+      <w:r>
+        <w:rPr>
+          <w:rStyle w:val="CommentReference"/>
+        </w:rPr>
+        <w:annotationRef/>
+      </w:r>
+      <w:r>
+        <w:t>Title is a placeholder.</w:t>
+      </w:r>
+    </w:p>
+  </w:comment>
+</w:comments>
+</file>
+
+<file path=word/commentsExtended.xml><?xml version="1.0" encoding="utf-8"?>
+<w15:commentsEx xmlns:wpc="http://schemas.microsoft.com/office/word/2010/wordprocessingCanvas" xmlns:cx="http://schemas.microsoft.com/office/drawing/2014/chartex" xmlns:cx1="http://schemas.microsoft.com/office/drawing/2015/9/8/chartex" xmlns:cx2="http://schemas.microsoft.com/office/drawing/2015/10/21/chartex" xmlns:cx3="http://schemas.microsoft.com/office/drawing/2016/5/9/chartex" xmlns:cx4="http://schemas.microsoft.com/office/drawing/2016/5/10/chartex" xmlns:cx5="http://schemas.microsoft.com/office/drawing/2016/5/11/chartex" xmlns:cx6="http://schemas.microsoft.com/office/drawing/2016/5/12/chartex" xmlns:cx7="http://schemas.microsoft.com/office/drawing/2016/5/13/chartex" xmlns:cx8="http://schemas.microsoft.com/office/drawing/2016/5/14/chartex" xmlns:mc="http://schemas.openxmlformats.org/markup-compatibility/2006" xmlns:aink="http://schemas.microsoft.com/office/drawing/2016/ink" xmlns:am3d="http://schemas.microsoft.com/office/drawing/2017/model3d" xmlns:o="urn:schemas-microsoft-com:office:office" xmlns:oel="http://schemas.microsoft.com/office/2019/extlst" xmlns:r="http://schemas.openxmlformats.org/officeDocument/2006/relationships" xmlns:m="http://schemas.openxmlformats.org/officeDocument/2006/math" xmlns:v="urn:schemas-microsoft-com:vml" xmlns:wp14="http://schemas.microsoft.com/office/word/2010/wordprocessingDrawing" xmlns:wp="http://schemas.openxmlformats.org/drawingml/2006/wordprocessingDrawing" xmlns:w10="urn:schemas-microsoft-com:office:word" xmlns:w="http://schemas.openxmlformats.org/wordprocessingml/2006/main" xmlns:w14="http://schemas.microsoft.com/office/word/2010/wordml" xmlns:w15="http://schemas.microsoft.com/office/word/2012/wordml" xmlns:w16cex="http://schemas.microsoft.com/office/word/2018/wordml/cex" xmlns:w16cid="http://schemas.microsoft.com/office/word/2016/wordml/cid" xmlns:w16="http://schemas.microsoft.com/office/word/2018/wordml" xmlns:w16sdtdh="http://schemas.microsoft.com/office/word/2020/wordml/sdtdatahash" xmlns:w16se="http://schemas.microsoft.com/office/word/2015/wordml/symex" xmlns:wpg="http://schemas.microsoft.com/office/word/2010/wordprocessingGroup" xmlns:wpi="http://schemas.microsoft.com/office/word/2010/wordprocessingInk" xmlns:wne="http://schemas.microsoft.com/office/word/2006/wordml" xmlns:wps="http://schemas.microsoft.com/office/word/2010/wordprocessingShape" mc:Ignorable="w14 w15 w16se w16cid w16 w16cex w16sdtdh wp14">
+  <w15:commentEx w15:paraId="4B0AD3F6" w15:done="0"/>
+</w15:commentsEx>
+</file>
+
+<file path=word/commentsExtensible.xml><?xml version="1.0" encoding="utf-8"?>
+<w16cex:commentsExtensible xmlns:wpc="http://schemas.microsoft.com/office/word/2010/wordprocessingCanvas" xmlns:cx="http://schemas.microsoft.com/office/drawing/2014/chartex" xmlns:cx1="http://schemas.microsoft.com/office/drawing/2015/9/8/chartex" xmlns:cx2="http://schemas.microsoft.com/office/drawing/2015/10/21/chartex" xmlns:cx3="http://schemas.microsoft.com/office/drawing/2016/5/9/chartex" xmlns:cx4="http://schemas.microsoft.com/office/drawing/2016/5/10/chartex" xmlns:cx5="http://schemas.microsoft.com/office/drawing/2016/5/11/chartex" xmlns:cx6="http://schemas.microsoft.com/office/drawing/2016/5/12/chartex" xmlns:cx7="http://schemas.microsoft.com/office/drawing/2016/5/13/chartex" xmlns:cx8="http://schemas.microsoft.com/office/drawing/2016/5/14/chartex" xmlns:cr="http://schemas.microsoft.com/office/comments/2020/reactions" xmlns:mc="http://schemas.openxmlformats.org/markup-compatibility/2006" xmlns:aink="http://schemas.microsoft.com/office/drawing/2016/ink" xmlns:am3d="http://schemas.microsoft.com/office/drawing/2017/model3d" xmlns:o="urn:schemas-microsoft-com:office:office" xmlns:oel="http://schemas.microsoft.com/office/2019/extlst" xmlns:r="http://schemas.openxmlformats.org/officeDocument/2006/relationships" xmlns:m="http://schemas.openxmlformats.org/officeDocument/2006/math" xmlns:v="urn:schemas-microsoft-com:vml" xmlns:wp14="http://schemas.microsoft.com/office/word/2010/wordprocessingDrawing" xmlns:wp="http://schemas.openxmlformats.org/drawingml/2006/wordprocessingDrawing" xmlns:w10="urn:schemas-microsoft-com:office:word" xmlns:w="http://schemas.openxmlformats.org/wordprocessingml/2006/main" xmlns:w14="http://schemas.microsoft.com/office/word/2010/wordml" xmlns:w15="http://schemas.microsoft.com/office/word/2012/wordml" xmlns:w16cex="http://schemas.microsoft.com/office/word/2018/wordml/cex" xmlns:w16cid="http://schemas.microsoft.com/office/word/2016/wordml/cid" xmlns:w16="http://schemas.microsoft.com/office/word/2018/wordml" xmlns:w16sdtdh="http://schemas.microsoft.com/office/word/2020/wordml/sdtdatahash" xmlns:w16se="http://schemas.microsoft.com/office/word/2015/wordml/symex" xmlns:wpg="http://schemas.microsoft.com/office/word/2010/wordprocessingGroup" xmlns:wpi="http://schemas.microsoft.com/office/word/2010/wordprocessingInk" xmlns:wne="http://schemas.microsoft.com/office/word/2006/wordml" xmlns:wps="http://schemas.microsoft.com/office/word/2010/wordprocessingShape" mc:Ignorable="w14 w15 w16se w16cid w16 w16cex w16sdtdh cr wp14">
+  <w16cex:commentExtensible w16cex:durableId="13939CA8" w16cex:dateUtc="2024-02-21T03:39:00Z"/>
+</w16cex:commentsExtensible>
+</file>
+
+<file path=word/commentsIds.xml><?xml version="1.0" encoding="utf-8"?>
+<w16cid:commentsIds xmlns:wpc="http://schemas.microsoft.com/office/word/2010/wordprocessingCanvas" xmlns:cx="http://schemas.microsoft.com/office/drawing/2014/chartex" xmlns:cx1="http://schemas.microsoft.com/office/drawing/2015/9/8/chartex" xmlns:cx2="http://schemas.microsoft.com/office/drawing/2015/10/21/chartex" xmlns:cx3="http://schemas.microsoft.com/office/drawing/2016/5/9/chartex" xmlns:cx4="http://schemas.microsoft.com/office/drawing/2016/5/10/chartex" xmlns:cx5="http://schemas.microsoft.com/office/drawing/2016/5/11/chartex" xmlns:cx6="http://schemas.microsoft.com/office/drawing/2016/5/12/chartex" xmlns:cx7="http://schemas.microsoft.com/office/drawing/2016/5/13/chartex" xmlns:cx8="http://schemas.microsoft.com/office/drawing/2016/5/14/chartex" xmlns:mc="http://schemas.openxmlformats.org/markup-compatibility/2006" xmlns:aink="http://schemas.microsoft.com/office/drawing/2016/ink" xmlns:am3d="http://schemas.microsoft.com/office/drawing/2017/model3d" xmlns:o="urn:schemas-microsoft-com:office:office" xmlns:oel="http://schemas.microsoft.com/office/2019/extlst" xmlns:r="http://schemas.openxmlformats.org/officeDocument/2006/relationships" xmlns:m="http://schemas.openxmlformats.org/officeDocument/2006/math" xmlns:v="urn:schemas-microsoft-com:vml" xmlns:wp14="http://schemas.microsoft.com/office/word/2010/wordprocessingDrawing" xmlns:wp="http://schemas.openxmlformats.org/drawingml/2006/wordprocessingDrawing" xmlns:w10="urn:schemas-microsoft-com:office:word" xmlns:w="http://schemas.openxmlformats.org/wordprocessingml/2006/main" xmlns:w14="http://schemas.microsoft.com/office/word/2010/wordml" xmlns:w15="http://schemas.microsoft.com/office/word/2012/wordml" xmlns:w16cex="http://schemas.microsoft.com/office/word/2018/wordml/cex" xmlns:w16cid="http://schemas.microsoft.com/office/word/2016/wordml/cid" xmlns:w16="http://schemas.microsoft.com/office/word/2018/wordml" xmlns:w16sdtdh="http://schemas.microsoft.com/office/word/2020/wordml/sdtdatahash" xmlns:w16se="http://schemas.microsoft.com/office/word/2015/wordml/symex" xmlns:wpg="http://schemas.microsoft.com/office/word/2010/wordprocessingGroup" xmlns:wpi="http://schemas.microsoft.com/office/word/2010/wordprocessingInk" xmlns:wne="http://schemas.microsoft.com/office/word/2006/wordml" xmlns:wps="http://schemas.microsoft.com/office/word/2010/wordprocessingShape" mc:Ignorable="w14 w15 w16se w16cid w16 w16cex w16sdtdh wp14">
+  <w16cid:commentId w16cid:paraId="4B0AD3F6" w16cid:durableId="13939CA8"/>
+</w16cid:commentsIds>
+</file>
+
+<file path=word/people.xml><?xml version="1.0" encoding="utf-8"?>
+<w15:people xmlns:wpc="http://schemas.microsoft.com/office/word/2010/wordprocessingCanvas" xmlns:cx="http://schemas.microsoft.com/office/drawing/2014/chartex" xmlns:cx1="http://schemas.microsoft.com/office/drawing/2015/9/8/chartex" xmlns:cx2="http://schemas.microsoft.com/office/drawing/2015/10/21/chartex" xmlns:cx3="http://schemas.microsoft.com/office/drawing/2016/5/9/chartex" xmlns:cx4="http://schemas.microsoft.com/office/drawing/2016/5/10/chartex" xmlns:cx5="http://schemas.microsoft.com/office/drawing/2016/5/11/chartex" xmlns:cx6="http://schemas.microsoft.com/office/drawing/2016/5/12/chartex" xmlns:cx7="http://schemas.microsoft.com/office/drawing/2016/5/13/chartex" xmlns:cx8="http://schemas.microsoft.com/office/drawing/2016/5/14/chartex" xmlns:mc="http://schemas.openxmlformats.org/markup-compatibility/2006" xmlns:aink="http://schemas.microsoft.com/office/drawing/2016/ink" xmlns:am3d="http://schemas.microsoft.com/office/drawing/2017/model3d" xmlns:o="urn:schemas-microsoft-com:office:office" xmlns:oel="http://schemas.microsoft.com/office/2019/extlst" xmlns:r="http://schemas.openxmlformats.org/officeDocument/2006/relationships" xmlns:m="http://schemas.openxmlformats.org/officeDocument/2006/math" xmlns:v="urn:schemas-microsoft-com:vml" xmlns:wp14="http://schemas.microsoft.com/office/word/2010/wordprocessingDrawing" xmlns:wp="http://schemas.openxmlformats.org/drawingml/2006/wordprocessingDrawing" xmlns:w10="urn:schemas-microsoft-com:office:word" xmlns:w="http://schemas.openxmlformats.org/wordprocessingml/2006/main" xmlns:w14="http://schemas.microsoft.com/office/word/2010/wordml" xmlns:w15="http://schemas.microsoft.com/office/word/2012/wordml" xmlns:w16cex="http://schemas.microsoft.com/office/word/2018/wordml/cex" xmlns:w16cid="http://schemas.microsoft.com/office/word/2016/wordml/cid" xmlns:w16="http://schemas.microsoft.com/office/word/2018/wordml" xmlns:w16sdtdh="http://schemas.microsoft.com/office/word/2020/wordml/sdtdatahash" xmlns:w16se="http://schemas.microsoft.com/office/word/2015/wordml/symex" xmlns:wpg="http://schemas.microsoft.com/office/word/2010/wordprocessingGroup" xmlns:wpi="http://schemas.microsoft.com/office/word/2010/wordprocessingInk" xmlns:wne="http://schemas.microsoft.com/office/word/2006/wordml" xmlns:wps="http://schemas.microsoft.com/office/word/2010/wordprocessingShape" mc:Ignorable="w14 w15 w16se w16cid w16 w16cex w16sdtdh wp14">
+  <w15:person w15:author="Trevor Drees">
+    <w15:presenceInfo w15:providerId="Windows Live" w15:userId="e4666eeaa5b7951d"/>
+  </w15:person>
+</w15:people>
 </file>
 
 <file path=word/styles.xml><?xml version="1.0" encoding="utf-8"?>
@@ -14548,6 +15786,7 @@
   <w:style w:type="character" w:default="1" w:styleId="DefaultParagraphFont">
     <w:name w:val="Default Paragraph Font"/>
     <w:uiPriority w:val="1"/>
+    <w:semiHidden/>
     <w:unhideWhenUsed/>
   </w:style>
   <w:style w:type="table" w:default="1" w:styleId="TableNormal">
@@ -14601,6 +15840,74 @@
     <w:rsid w:val="000C7CF7"/>
     <w:rPr>
       <w:color w:val="666666"/>
+    </w:rPr>
+  </w:style>
+  <w:style w:type="character" w:styleId="CommentReference">
+    <w:name w:val="annotation reference"/>
+    <w:basedOn w:val="DefaultParagraphFont"/>
+    <w:uiPriority w:val="99"/>
+    <w:semiHidden/>
+    <w:unhideWhenUsed/>
+    <w:rsid w:val="00EC7A53"/>
+    <w:rPr>
+      <w:sz w:val="16"/>
+      <w:szCs w:val="16"/>
+    </w:rPr>
+  </w:style>
+  <w:style w:type="paragraph" w:styleId="CommentText">
+    <w:name w:val="annotation text"/>
+    <w:basedOn w:val="Normal"/>
+    <w:link w:val="CommentTextChar"/>
+    <w:uiPriority w:val="99"/>
+    <w:unhideWhenUsed/>
+    <w:rsid w:val="00EC7A53"/>
+    <w:pPr>
+      <w:spacing w:line="240" w:lineRule="auto"/>
+    </w:pPr>
+    <w:rPr>
+      <w:sz w:val="20"/>
+      <w:szCs w:val="20"/>
+    </w:rPr>
+  </w:style>
+  <w:style w:type="character" w:customStyle="1" w:styleId="CommentTextChar">
+    <w:name w:val="Comment Text Char"/>
+    <w:basedOn w:val="DefaultParagraphFont"/>
+    <w:link w:val="CommentText"/>
+    <w:uiPriority w:val="99"/>
+    <w:rsid w:val="00EC7A53"/>
+    <w:rPr>
+      <w:sz w:val="20"/>
+      <w:szCs w:val="20"/>
+      <w14:ligatures w14:val="standardContextual"/>
+    </w:rPr>
+  </w:style>
+  <w:style w:type="paragraph" w:styleId="CommentSubject">
+    <w:name w:val="annotation subject"/>
+    <w:basedOn w:val="CommentText"/>
+    <w:next w:val="CommentText"/>
+    <w:link w:val="CommentSubjectChar"/>
+    <w:uiPriority w:val="99"/>
+    <w:semiHidden/>
+    <w:unhideWhenUsed/>
+    <w:rsid w:val="00EC7A53"/>
+    <w:rPr>
+      <w:b/>
+      <w:bCs/>
+    </w:rPr>
+  </w:style>
+  <w:style w:type="character" w:customStyle="1" w:styleId="CommentSubjectChar">
+    <w:name w:val="Comment Subject Char"/>
+    <w:basedOn w:val="CommentTextChar"/>
+    <w:link w:val="CommentSubject"/>
+    <w:uiPriority w:val="99"/>
+    <w:semiHidden/>
+    <w:rsid w:val="00EC7A53"/>
+    <w:rPr>
+      <w:b/>
+      <w:bCs/>
+      <w:sz w:val="20"/>
+      <w:szCs w:val="20"/>
+      <w14:ligatures w14:val="standardContextual"/>
     </w:rPr>
   </w:style>
 </w:styles>

--- a/CombinedDispersalMS_v1_Appendix_S1.docx
+++ b/CombinedDispersalMS_v1_Appendix_S1.docx
@@ -1,6 +1,6 @@
 
 <file path=word/document.xml><?xml version="1.0" encoding="utf-8"?>
-<w:document xmlns:wpc="http://schemas.microsoft.com/office/word/2010/wordprocessingCanvas" xmlns:cx="http://schemas.microsoft.com/office/drawing/2014/chartex" xmlns:cx1="http://schemas.microsoft.com/office/drawing/2015/9/8/chartex" xmlns:cx2="http://schemas.microsoft.com/office/drawing/2015/10/21/chartex" xmlns:cx3="http://schemas.microsoft.com/office/drawing/2016/5/9/chartex" xmlns:cx4="http://schemas.microsoft.com/office/drawing/2016/5/10/chartex" xmlns:cx5="http://schemas.microsoft.com/office/drawing/2016/5/11/chartex" xmlns:cx6="http://schemas.microsoft.com/office/drawing/2016/5/12/chartex" xmlns:cx7="http://schemas.microsoft.com/office/drawing/2016/5/13/chartex" xmlns:cx8="http://schemas.microsoft.com/office/drawing/2016/5/14/chartex" xmlns:mc="http://schemas.openxmlformats.org/markup-compatibility/2006" xmlns:aink="http://schemas.microsoft.com/office/drawing/2016/ink" xmlns:am3d="http://schemas.microsoft.com/office/drawing/2017/model3d" xmlns:o="urn:schemas-microsoft-com:office:office" xmlns:oel="http://schemas.microsoft.com/office/2019/extlst" xmlns:r="http://schemas.openxmlformats.org/officeDocument/2006/relationships" xmlns:m="http://schemas.openxmlformats.org/officeDocument/2006/math" xmlns:v="urn:schemas-microsoft-com:vml" xmlns:wp14="http://schemas.microsoft.com/office/word/2010/wordprocessingDrawing" xmlns:wp="http://schemas.openxmlformats.org/drawingml/2006/wordprocessingDrawing" xmlns:w10="urn:schemas-microsoft-com:office:word" xmlns:w="http://schemas.openxmlformats.org/wordprocessingml/2006/main" xmlns:w14="http://schemas.microsoft.com/office/word/2010/wordml" xmlns:w15="http://schemas.microsoft.com/office/word/2012/wordml" xmlns:w16cex="http://schemas.microsoft.com/office/word/2018/wordml/cex" xmlns:w16cid="http://schemas.microsoft.com/office/word/2016/wordml/cid" xmlns:w16="http://schemas.microsoft.com/office/word/2018/wordml" xmlns:w16sdtdh="http://schemas.microsoft.com/office/word/2020/wordml/sdtdatahash" xmlns:w16se="http://schemas.microsoft.com/office/word/2015/wordml/symex" xmlns:wpg="http://schemas.microsoft.com/office/word/2010/wordprocessingGroup" xmlns:wpi="http://schemas.microsoft.com/office/word/2010/wordprocessingInk" xmlns:wne="http://schemas.microsoft.com/office/word/2006/wordml" xmlns:wps="http://schemas.microsoft.com/office/word/2010/wordprocessingShape" mc:Ignorable="w14 w15 w16se w16cid w16 w16cex w16sdtdh wp14">
+<w:document xmlns:wpc="http://schemas.microsoft.com/office/word/2010/wordprocessingCanvas" xmlns:cx="http://schemas.microsoft.com/office/drawing/2014/chartex" xmlns:cx1="http://schemas.microsoft.com/office/drawing/2015/9/8/chartex" xmlns:cx2="http://schemas.microsoft.com/office/drawing/2015/10/21/chartex" xmlns:cx3="http://schemas.microsoft.com/office/drawing/2016/5/9/chartex" xmlns:cx4="http://schemas.microsoft.com/office/drawing/2016/5/10/chartex" xmlns:cx5="http://schemas.microsoft.com/office/drawing/2016/5/11/chartex" xmlns:cx6="http://schemas.microsoft.com/office/drawing/2016/5/12/chartex" xmlns:cx7="http://schemas.microsoft.com/office/drawing/2016/5/13/chartex" xmlns:cx8="http://schemas.microsoft.com/office/drawing/2016/5/14/chartex" xmlns:mc="http://schemas.openxmlformats.org/markup-compatibility/2006" xmlns:aink="http://schemas.microsoft.com/office/drawing/2016/ink" xmlns:am3d="http://schemas.microsoft.com/office/drawing/2017/model3d" xmlns:o="urn:schemas-microsoft-com:office:office" xmlns:oel="http://schemas.microsoft.com/office/2019/extlst" xmlns:r="http://schemas.openxmlformats.org/officeDocument/2006/relationships" xmlns:m="http://schemas.openxmlformats.org/officeDocument/2006/math" xmlns:v="urn:schemas-microsoft-com:vml" xmlns:wp14="http://schemas.microsoft.com/office/word/2010/wordprocessingDrawing" xmlns:wp="http://schemas.openxmlformats.org/drawingml/2006/wordprocessingDrawing" xmlns:w10="urn:schemas-microsoft-com:office:word" xmlns:w="http://schemas.openxmlformats.org/wordprocessingml/2006/main" xmlns:w14="http://schemas.microsoft.com/office/word/2010/wordml" xmlns:w15="http://schemas.microsoft.com/office/word/2012/wordml" xmlns:w16cex="http://schemas.microsoft.com/office/word/2018/wordml/cex" xmlns:w16cid="http://schemas.microsoft.com/office/word/2016/wordml/cid" xmlns:w16="http://schemas.microsoft.com/office/word/2018/wordml" xmlns:w16du="http://schemas.microsoft.com/office/word/2023/wordml/word16du" xmlns:w16sdtdh="http://schemas.microsoft.com/office/word/2020/wordml/sdtdatahash" xmlns:w16se="http://schemas.microsoft.com/office/word/2015/wordml/symex" xmlns:wpg="http://schemas.microsoft.com/office/word/2010/wordprocessingGroup" xmlns:wpi="http://schemas.microsoft.com/office/word/2010/wordprocessingInk" xmlns:wne="http://schemas.microsoft.com/office/word/2006/wordml" xmlns:wps="http://schemas.microsoft.com/office/word/2010/wordprocessingShape" mc:Ignorable="w14 w15 w16se w16cid w16 w16cex w16sdtdh w16du wp14">
   <w:body>
     <w:p>
       <w:pPr>
@@ -1966,15 +1966,7 @@
           <w:sz w:val="24"/>
           <w:szCs w:val="24"/>
         </w:rPr>
-        <w:t xml:space="preserve"> from the simulation</w:t>
-      </w:r>
-      <w:r>
-        <w:rPr>
-          <w:rFonts w:ascii="Times New Roman" w:hAnsi="Times New Roman" w:cs="Times New Roman"/>
-          <w:sz w:val="24"/>
-          <w:szCs w:val="24"/>
-        </w:rPr>
-        <w:t>.</w:t>
+        <w:t xml:space="preserve"> from the simulation.</w:t>
       </w:r>
     </w:p>
     <w:p>
@@ -7153,15 +7145,7 @@
           <w:sz w:val="24"/>
           <w:szCs w:val="24"/>
         </w:rPr>
-        <w:t xml:space="preserve"> from the simulation</w:t>
-      </w:r>
-      <w:r>
-        <w:rPr>
-          <w:rFonts w:ascii="Times New Roman" w:hAnsi="Times New Roman" w:cs="Times New Roman"/>
-          <w:sz w:val="24"/>
-          <w:szCs w:val="24"/>
-        </w:rPr>
-        <w:t>.</w:t>
+        <w:t xml:space="preserve"> from the simulation.</w:t>
       </w:r>
     </w:p>
     <w:p>
@@ -8492,31 +8476,7 @@
           <w:sz w:val="24"/>
           <w:szCs w:val="24"/>
         </w:rPr>
-        <w:t xml:space="preserve"> At the beginning of the wavespeed simulations, t</w:t>
-      </w:r>
-      <w:r>
-        <w:rPr>
-          <w:rFonts w:ascii="Times New Roman" w:eastAsiaTheme="minorEastAsia" w:hAnsi="Times New Roman" w:cs="Times New Roman"/>
-          <w:sz w:val="24"/>
-          <w:szCs w:val="24"/>
-        </w:rPr>
-        <w:t>he locations of all ant nests</w:t>
-      </w:r>
-      <w:r>
-        <w:rPr>
-          <w:rFonts w:ascii="Times New Roman" w:eastAsiaTheme="minorEastAsia" w:hAnsi="Times New Roman" w:cs="Times New Roman"/>
-          <w:sz w:val="24"/>
-          <w:szCs w:val="24"/>
-        </w:rPr>
-        <w:t xml:space="preserve"> within the simulation space</w:t>
-      </w:r>
-      <w:r>
-        <w:rPr>
-          <w:rFonts w:ascii="Times New Roman" w:eastAsiaTheme="minorEastAsia" w:hAnsi="Times New Roman" w:cs="Times New Roman"/>
-          <w:sz w:val="24"/>
-          <w:szCs w:val="24"/>
-        </w:rPr>
-        <w:t xml:space="preserve"> were randomly generated, with an average density of 0.2 nests per meter</w:t>
+        <w:t xml:space="preserve"> At the beginning of the wavespeed simulations, the locations of all ant nests within the simulation space were randomly generated, with an average density of 0.2 nests per meter</w:t>
       </w:r>
       <w:r>
         <w:rPr>
@@ -8588,15 +8548,7 @@
           <w:sz w:val="24"/>
           <w:szCs w:val="24"/>
         </w:rPr>
-        <w:t>Drees</w:t>
-      </w:r>
-      <w:r>
-        <w:rPr>
-          <w:rFonts w:ascii="Times New Roman" w:eastAsiaTheme="minorEastAsia" w:hAnsi="Times New Roman" w:cs="Times New Roman"/>
-          <w:sz w:val="24"/>
-          <w:szCs w:val="24"/>
-        </w:rPr>
-        <w:t xml:space="preserve"> </w:t>
+        <w:t xml:space="preserve">Drees </w:t>
       </w:r>
       <w:r>
         <w:rPr>
@@ -8614,23 +8566,7 @@
           <w:sz w:val="24"/>
           <w:szCs w:val="24"/>
         </w:rPr>
-        <w:t>. (20</w:t>
-      </w:r>
-      <w:r>
-        <w:rPr>
-          <w:rFonts w:ascii="Times New Roman" w:eastAsiaTheme="minorEastAsia" w:hAnsi="Times New Roman" w:cs="Times New Roman"/>
-          <w:sz w:val="24"/>
-          <w:szCs w:val="24"/>
-        </w:rPr>
-        <w:t>24b</w:t>
-      </w:r>
-      <w:r>
-        <w:rPr>
-          <w:rFonts w:ascii="Times New Roman" w:eastAsiaTheme="minorEastAsia" w:hAnsi="Times New Roman" w:cs="Times New Roman"/>
-          <w:sz w:val="24"/>
-          <w:szCs w:val="24"/>
-        </w:rPr>
-        <w:t xml:space="preserve">) and given in </w:t>
+        <w:t xml:space="preserve">. (2024b) and given in </w:t>
       </w:r>
       <w:r>
         <w:rPr>
@@ -8738,39 +8674,7 @@
           <w:sz w:val="24"/>
           <w:szCs w:val="24"/>
         </w:rPr>
-        <w:t xml:space="preserve">for a given seed could be </w:t>
-      </w:r>
-      <w:r>
-        <w:rPr>
-          <w:rFonts w:ascii="Times New Roman" w:eastAsiaTheme="minorEastAsia" w:hAnsi="Times New Roman" w:cs="Times New Roman"/>
-          <w:sz w:val="24"/>
-          <w:szCs w:val="24"/>
-        </w:rPr>
-        <w:t xml:space="preserve">with </w:t>
-      </w:r>
-      <w:r>
-        <w:rPr>
-          <w:rFonts w:ascii="Times New Roman" w:eastAsiaTheme="minorEastAsia" w:hAnsi="Times New Roman" w:cs="Times New Roman"/>
-          <w:sz w:val="24"/>
-          <w:szCs w:val="24"/>
-        </w:rPr>
-        <w:t>or</w:t>
-      </w:r>
-      <w:r>
-        <w:rPr>
-          <w:rFonts w:ascii="Times New Roman" w:eastAsiaTheme="minorEastAsia" w:hAnsi="Times New Roman" w:cs="Times New Roman"/>
-          <w:sz w:val="24"/>
-          <w:szCs w:val="24"/>
-        </w:rPr>
-        <w:t xml:space="preserve"> against the direction of population spread</w:t>
-      </w:r>
-      <w:r>
-        <w:rPr>
-          <w:rFonts w:ascii="Times New Roman" w:eastAsiaTheme="minorEastAsia" w:hAnsi="Times New Roman" w:cs="Times New Roman"/>
-          <w:sz w:val="24"/>
-          <w:szCs w:val="24"/>
-        </w:rPr>
-        <w:t xml:space="preserve">, negative dispersal distances were possible. The search distance of </w:t>
+        <w:t xml:space="preserve">for a given seed could be with or against the direction of population spread, negative dispersal distances were possible. The search distance of </w:t>
       </w:r>
       <w:r>
         <w:rPr>
@@ -8954,27 +8858,7 @@
           <w:sz w:val="24"/>
           <w:szCs w:val="24"/>
         </w:rPr>
-        <w:t>P</w:t>
-      </w:r>
-      <w:r>
-        <w:rPr>
-          <w:rFonts w:ascii="Times New Roman" w:hAnsi="Times New Roman" w:cs="Times New Roman"/>
-          <w:b/>
-          <w:bCs/>
-          <w:sz w:val="24"/>
-          <w:szCs w:val="24"/>
-        </w:rPr>
-        <w:t>ost</w:t>
-      </w:r>
-      <w:r>
-        <w:rPr>
-          <w:rFonts w:ascii="Times New Roman" w:hAnsi="Times New Roman" w:cs="Times New Roman"/>
-          <w:b/>
-          <w:bCs/>
-          <w:sz w:val="24"/>
-          <w:szCs w:val="24"/>
-        </w:rPr>
-        <w:t>-Dispersal Demography</w:t>
+        <w:t>Post-Dispersal Demography</w:t>
       </w:r>
     </w:p>
     <w:p>
@@ -9014,15 +8898,7 @@
           <w:sz w:val="24"/>
           <w:szCs w:val="24"/>
         </w:rPr>
-        <w:t xml:space="preserve">Because post-dispersal predation </w:t>
-      </w:r>
-      <w:r>
-        <w:rPr>
-          <w:rFonts w:ascii="Times New Roman" w:eastAsiaTheme="minorEastAsia" w:hAnsi="Times New Roman" w:cs="Times New Roman"/>
-          <w:sz w:val="24"/>
-          <w:szCs w:val="24"/>
-        </w:rPr>
-        <w:t>was assumed to occur independent of seed location</w:t>
+        <w:t>Because post-dispersal predation was assumed to occur independent of seed location</w:t>
       </w:r>
       <w:r>
         <w:rPr>
@@ -9206,23 +9082,7 @@
           <w:sz w:val="24"/>
           <w:szCs w:val="24"/>
         </w:rPr>
-        <w:t xml:space="preserve"> multiplying </w:t>
-      </w:r>
-      <w:r>
-        <w:rPr>
-          <w:rFonts w:ascii="Times New Roman" w:eastAsiaTheme="minorEastAsia" w:hAnsi="Times New Roman" w:cs="Times New Roman"/>
-          <w:sz w:val="24"/>
-          <w:szCs w:val="24"/>
-        </w:rPr>
-        <w:t>the number of viable seeds available for dispersal</w:t>
-      </w:r>
-      <w:r>
-        <w:rPr>
-          <w:rFonts w:ascii="Times New Roman" w:eastAsiaTheme="minorEastAsia" w:hAnsi="Times New Roman" w:cs="Times New Roman"/>
-          <w:sz w:val="24"/>
-          <w:szCs w:val="24"/>
-        </w:rPr>
-        <w:t xml:space="preserve"> by 1 minus the ant removal rate (yielding the number of seeds that were not</w:t>
+        <w:t xml:space="preserve"> multiplying the number of viable seeds available for dispersal by 1 minus the ant removal rate (yielding the number of seeds that were not</w:t>
       </w:r>
       <w:r>
         <w:rPr>
@@ -9358,23 +9218,7 @@
           <w:sz w:val="24"/>
           <w:szCs w:val="24"/>
         </w:rPr>
-        <w:t xml:space="preserve"> dispersed</w:t>
-      </w:r>
-      <w:r>
-        <w:rPr>
-          <w:rFonts w:ascii="Times New Roman" w:eastAsiaTheme="minorEastAsia" w:hAnsi="Times New Roman" w:cs="Times New Roman"/>
-          <w:sz w:val="24"/>
-          <w:szCs w:val="24"/>
-        </w:rPr>
-        <w:t xml:space="preserve">, </w:t>
-      </w:r>
-      <w:r>
-        <w:rPr>
-          <w:rFonts w:ascii="Times New Roman" w:eastAsiaTheme="minorEastAsia" w:hAnsi="Times New Roman" w:cs="Times New Roman"/>
-          <w:sz w:val="24"/>
-          <w:szCs w:val="24"/>
-        </w:rPr>
-        <w:t xml:space="preserve">but with the advantage of reducing computational burden by greatly decreasing the total number of </w:t>
+        <w:t xml:space="preserve"> dispersed, but with the advantage of reducing computational burden by greatly decreasing the total number of </w:t>
       </w:r>
       <w:r>
         <w:rPr>
@@ -9430,6 +9274,30 @@
           <w:sz w:val="24"/>
           <w:szCs w:val="24"/>
         </w:rPr>
+        <w:t xml:space="preserve"> Seeds that</w:t>
+      </w:r>
+      <w:r>
+        <w:rPr>
+          <w:rFonts w:ascii="Times New Roman" w:eastAsiaTheme="minorEastAsia" w:hAnsi="Times New Roman" w:cs="Times New Roman"/>
+          <w:sz w:val="24"/>
+          <w:szCs w:val="24"/>
+        </w:rPr>
+        <w:t xml:space="preserve"> were removed by ants but</w:t>
+      </w:r>
+      <w:r>
+        <w:rPr>
+          <w:rFonts w:ascii="Times New Roman" w:eastAsiaTheme="minorEastAsia" w:hAnsi="Times New Roman" w:cs="Times New Roman"/>
+          <w:sz w:val="24"/>
+          <w:szCs w:val="24"/>
+        </w:rPr>
+        <w:t xml:space="preserve"> did not</w:t>
+      </w:r>
+      <w:r>
+        <w:rPr>
+          <w:rFonts w:ascii="Times New Roman" w:eastAsiaTheme="minorEastAsia" w:hAnsi="Times New Roman" w:cs="Times New Roman"/>
+          <w:sz w:val="24"/>
+          <w:szCs w:val="24"/>
+        </w:rPr>
         <w:t xml:space="preserve"> </w:t>
       </w:r>
       <w:r>
@@ -9438,38 +9306,6 @@
           <w:sz w:val="24"/>
           <w:szCs w:val="24"/>
         </w:rPr>
-        <w:t>Seeds that</w:t>
-      </w:r>
-      <w:r>
-        <w:rPr>
-          <w:rFonts w:ascii="Times New Roman" w:eastAsiaTheme="minorEastAsia" w:hAnsi="Times New Roman" w:cs="Times New Roman"/>
-          <w:sz w:val="24"/>
-          <w:szCs w:val="24"/>
-        </w:rPr>
-        <w:t xml:space="preserve"> were removed by ants but</w:t>
-      </w:r>
-      <w:r>
-        <w:rPr>
-          <w:rFonts w:ascii="Times New Roman" w:eastAsiaTheme="minorEastAsia" w:hAnsi="Times New Roman" w:cs="Times New Roman"/>
-          <w:sz w:val="24"/>
-          <w:szCs w:val="24"/>
-        </w:rPr>
-        <w:t xml:space="preserve"> did not</w:t>
-      </w:r>
-      <w:r>
-        <w:rPr>
-          <w:rFonts w:ascii="Times New Roman" w:eastAsiaTheme="minorEastAsia" w:hAnsi="Times New Roman" w:cs="Times New Roman"/>
-          <w:sz w:val="24"/>
-          <w:szCs w:val="24"/>
-        </w:rPr>
-        <w:t xml:space="preserve"> </w:t>
-      </w:r>
-      <w:r>
-        <w:rPr>
-          <w:rFonts w:ascii="Times New Roman" w:eastAsiaTheme="minorEastAsia" w:hAnsi="Times New Roman" w:cs="Times New Roman"/>
-          <w:sz w:val="24"/>
-          <w:szCs w:val="24"/>
-        </w:rPr>
         <w:t xml:space="preserve">survive </w:t>
       </w:r>
       <w:r>
@@ -9486,15 +9322,7 @@
           <w:sz w:val="24"/>
           <w:szCs w:val="24"/>
         </w:rPr>
-        <w:t>post-disp</w:t>
-      </w:r>
-      <w:r>
-        <w:rPr>
-          <w:rFonts w:ascii="Times New Roman" w:eastAsiaTheme="minorEastAsia" w:hAnsi="Times New Roman" w:cs="Times New Roman"/>
-          <w:sz w:val="24"/>
-          <w:szCs w:val="24"/>
-        </w:rPr>
-        <w:t xml:space="preserve">ersal predation were </w:t>
+        <w:t xml:space="preserve">post-dispersal predation were </w:t>
       </w:r>
       <w:r>
         <w:rPr>
@@ -9510,15 +9338,7 @@
           <w:sz w:val="24"/>
           <w:szCs w:val="24"/>
         </w:rPr>
-        <w:t xml:space="preserve"> from the simulation</w:t>
-      </w:r>
-      <w:r>
-        <w:rPr>
-          <w:rFonts w:ascii="Times New Roman" w:hAnsi="Times New Roman" w:cs="Times New Roman"/>
-          <w:sz w:val="24"/>
-          <w:szCs w:val="24"/>
-        </w:rPr>
-        <w:t>.</w:t>
+        <w:t xml:space="preserve"> from the simulation.</w:t>
       </w:r>
     </w:p>
     <w:p>
@@ -9567,15 +9387,7 @@
           <w:sz w:val="24"/>
           <w:szCs w:val="24"/>
         </w:rPr>
-        <w:t xml:space="preserve">Much like post-dispersal predation, </w:t>
-      </w:r>
-      <w:r>
-        <w:rPr>
-          <w:rFonts w:ascii="Times New Roman" w:eastAsiaTheme="minorEastAsia" w:hAnsi="Times New Roman" w:cs="Times New Roman"/>
-          <w:sz w:val="24"/>
-          <w:szCs w:val="24"/>
-        </w:rPr>
-        <w:t xml:space="preserve">seed death after surviving post-dispersal predation (but failing to establish or enter the seed bank) was </w:t>
+        <w:t xml:space="preserve">Much like post-dispersal predation, seed death after surviving post-dispersal predation (but failing to establish or enter the seed bank) was </w:t>
       </w:r>
       <w:r>
         <w:rPr>
@@ -9599,6 +9411,70 @@
           <w:sz w:val="24"/>
           <w:szCs w:val="24"/>
         </w:rPr>
+        <w:t xml:space="preserve"> or proximity to other individuals</w:t>
+      </w:r>
+      <w:r>
+        <w:rPr>
+          <w:rFonts w:ascii="Times New Roman" w:eastAsiaTheme="minorEastAsia" w:hAnsi="Times New Roman" w:cs="Times New Roman"/>
+          <w:sz w:val="24"/>
+          <w:szCs w:val="24"/>
+        </w:rPr>
+        <w:t xml:space="preserve">, and said seeds were filtered out before being fed into the wind and ant dispersal simulations; this was achieved by multiplying the </w:t>
+      </w:r>
+      <w:r>
+        <w:rPr>
+          <w:rFonts w:ascii="Times New Roman" w:eastAsiaTheme="minorEastAsia" w:hAnsi="Times New Roman" w:cs="Times New Roman"/>
+          <w:sz w:val="24"/>
+          <w:szCs w:val="24"/>
+        </w:rPr>
+        <w:t>total number of seeds that did not experience post-dispersal predation</w:t>
+      </w:r>
+      <w:r>
+        <w:rPr>
+          <w:rFonts w:ascii="Times New Roman" w:eastAsiaTheme="minorEastAsia" w:hAnsi="Times New Roman" w:cs="Times New Roman"/>
+          <w:sz w:val="24"/>
+          <w:szCs w:val="24"/>
+        </w:rPr>
+        <w:t xml:space="preserve"> by 1 minus the sum of the establishment and seed bank entry rates. </w:t>
+      </w:r>
+      <w:r>
+        <w:rPr>
+          <w:rFonts w:ascii="Times New Roman" w:eastAsiaTheme="minorEastAsia" w:hAnsi="Times New Roman" w:cs="Times New Roman"/>
+          <w:sz w:val="24"/>
+          <w:szCs w:val="24"/>
+        </w:rPr>
+        <w:t>Again, filtering out seed deaths prior to dispersal gives</w:t>
+      </w:r>
+      <w:r>
+        <w:rPr>
+          <w:rFonts w:ascii="Times New Roman" w:eastAsiaTheme="minorEastAsia" w:hAnsi="Times New Roman" w:cs="Times New Roman"/>
+          <w:sz w:val="24"/>
+          <w:szCs w:val="24"/>
+        </w:rPr>
+        <w:t xml:space="preserve"> yields the same results as using a </w:t>
+      </w:r>
+      <w:r>
+        <w:rPr>
+          <w:rFonts w:ascii="Times New Roman" w:hAnsi="Times New Roman" w:cs="Times New Roman"/>
+          <w:sz w:val="24"/>
+          <w:szCs w:val="24"/>
+        </w:rPr>
+        <w:t>Bernoulli distribution</w:t>
+      </w:r>
+      <w:r>
+        <w:rPr>
+          <w:rFonts w:ascii="Times New Roman" w:eastAsiaTheme="minorEastAsia" w:hAnsi="Times New Roman" w:cs="Times New Roman"/>
+          <w:sz w:val="24"/>
+          <w:szCs w:val="24"/>
+        </w:rPr>
+        <w:t xml:space="preserve"> to simulate seed death after surviving post-dispersal predation, but with the advantage of reducing computational burden by decreasing the number of dispersal simulations.</w:t>
+      </w:r>
+      <w:r>
+        <w:rPr>
+          <w:rFonts w:ascii="Times New Roman" w:eastAsiaTheme="minorEastAsia" w:hAnsi="Times New Roman" w:cs="Times New Roman"/>
+          <w:sz w:val="24"/>
+          <w:szCs w:val="24"/>
+        </w:rPr>
         <w:t xml:space="preserve"> </w:t>
       </w:r>
       <w:r>
@@ -9607,150 +9483,6 @@
           <w:sz w:val="24"/>
           <w:szCs w:val="24"/>
         </w:rPr>
-        <w:t>or proximity to other individuals</w:t>
-      </w:r>
-      <w:r>
-        <w:rPr>
-          <w:rFonts w:ascii="Times New Roman" w:eastAsiaTheme="minorEastAsia" w:hAnsi="Times New Roman" w:cs="Times New Roman"/>
-          <w:sz w:val="24"/>
-          <w:szCs w:val="24"/>
-        </w:rPr>
-        <w:t xml:space="preserve">, </w:t>
-      </w:r>
-      <w:r>
-        <w:rPr>
-          <w:rFonts w:ascii="Times New Roman" w:eastAsiaTheme="minorEastAsia" w:hAnsi="Times New Roman" w:cs="Times New Roman"/>
-          <w:sz w:val="24"/>
-          <w:szCs w:val="24"/>
-        </w:rPr>
-        <w:t xml:space="preserve">and </w:t>
-      </w:r>
-      <w:r>
-        <w:rPr>
-          <w:rFonts w:ascii="Times New Roman" w:eastAsiaTheme="minorEastAsia" w:hAnsi="Times New Roman" w:cs="Times New Roman"/>
-          <w:sz w:val="24"/>
-          <w:szCs w:val="24"/>
-        </w:rPr>
-        <w:t xml:space="preserve">said seeds were filtered out before being fed into the wind and ant dispersal simulations; this was achieved by multiplying the </w:t>
-      </w:r>
-      <w:r>
-        <w:rPr>
-          <w:rFonts w:ascii="Times New Roman" w:eastAsiaTheme="minorEastAsia" w:hAnsi="Times New Roman" w:cs="Times New Roman"/>
-          <w:sz w:val="24"/>
-          <w:szCs w:val="24"/>
-        </w:rPr>
-        <w:t xml:space="preserve">total number of seeds </w:t>
-      </w:r>
-      <w:r>
-        <w:rPr>
-          <w:rFonts w:ascii="Times New Roman" w:eastAsiaTheme="minorEastAsia" w:hAnsi="Times New Roman" w:cs="Times New Roman"/>
-          <w:sz w:val="24"/>
-          <w:szCs w:val="24"/>
-        </w:rPr>
-        <w:t>that did not experience post-dispersal predation</w:t>
-      </w:r>
-      <w:r>
-        <w:rPr>
-          <w:rFonts w:ascii="Times New Roman" w:eastAsiaTheme="minorEastAsia" w:hAnsi="Times New Roman" w:cs="Times New Roman"/>
-          <w:sz w:val="24"/>
-          <w:szCs w:val="24"/>
-        </w:rPr>
-        <w:t xml:space="preserve"> by 1 minus the sum of the establishment and seed bank entry rates.</w:t>
-      </w:r>
-      <w:r>
-        <w:rPr>
-          <w:rFonts w:ascii="Times New Roman" w:eastAsiaTheme="minorEastAsia" w:hAnsi="Times New Roman" w:cs="Times New Roman"/>
-          <w:sz w:val="24"/>
-          <w:szCs w:val="24"/>
-        </w:rPr>
-        <w:t xml:space="preserve"> </w:t>
-      </w:r>
-      <w:r>
-        <w:rPr>
-          <w:rFonts w:ascii="Times New Roman" w:eastAsiaTheme="minorEastAsia" w:hAnsi="Times New Roman" w:cs="Times New Roman"/>
-          <w:sz w:val="24"/>
-          <w:szCs w:val="24"/>
-        </w:rPr>
-        <w:t>Again, f</w:t>
-      </w:r>
-      <w:r>
-        <w:rPr>
-          <w:rFonts w:ascii="Times New Roman" w:eastAsiaTheme="minorEastAsia" w:hAnsi="Times New Roman" w:cs="Times New Roman"/>
-          <w:sz w:val="24"/>
-          <w:szCs w:val="24"/>
-        </w:rPr>
-        <w:t>iltering out seed deaths prior to dispersal gives</w:t>
-      </w:r>
-      <w:r>
-        <w:rPr>
-          <w:rFonts w:ascii="Times New Roman" w:eastAsiaTheme="minorEastAsia" w:hAnsi="Times New Roman" w:cs="Times New Roman"/>
-          <w:sz w:val="24"/>
-          <w:szCs w:val="24"/>
-        </w:rPr>
-        <w:t xml:space="preserve"> yields the same results</w:t>
-      </w:r>
-      <w:r>
-        <w:rPr>
-          <w:rFonts w:ascii="Times New Roman" w:eastAsiaTheme="minorEastAsia" w:hAnsi="Times New Roman" w:cs="Times New Roman"/>
-          <w:sz w:val="24"/>
-          <w:szCs w:val="24"/>
-        </w:rPr>
-        <w:t xml:space="preserve"> </w:t>
-      </w:r>
-      <w:r>
-        <w:rPr>
-          <w:rFonts w:ascii="Times New Roman" w:eastAsiaTheme="minorEastAsia" w:hAnsi="Times New Roman" w:cs="Times New Roman"/>
-          <w:sz w:val="24"/>
-          <w:szCs w:val="24"/>
-        </w:rPr>
-        <w:t xml:space="preserve">as using a </w:t>
-      </w:r>
-      <w:r>
-        <w:rPr>
-          <w:rFonts w:ascii="Times New Roman" w:hAnsi="Times New Roman" w:cs="Times New Roman"/>
-          <w:sz w:val="24"/>
-          <w:szCs w:val="24"/>
-        </w:rPr>
-        <w:t>Bernoulli distribution</w:t>
-      </w:r>
-      <w:r>
-        <w:rPr>
-          <w:rFonts w:ascii="Times New Roman" w:eastAsiaTheme="minorEastAsia" w:hAnsi="Times New Roman" w:cs="Times New Roman"/>
-          <w:sz w:val="24"/>
-          <w:szCs w:val="24"/>
-        </w:rPr>
-        <w:t xml:space="preserve"> to simulate seed death after surviving post-dispersal predation</w:t>
-      </w:r>
-      <w:r>
-        <w:rPr>
-          <w:rFonts w:ascii="Times New Roman" w:eastAsiaTheme="minorEastAsia" w:hAnsi="Times New Roman" w:cs="Times New Roman"/>
-          <w:sz w:val="24"/>
-          <w:szCs w:val="24"/>
-        </w:rPr>
-        <w:t xml:space="preserve">, </w:t>
-      </w:r>
-      <w:r>
-        <w:rPr>
-          <w:rFonts w:ascii="Times New Roman" w:eastAsiaTheme="minorEastAsia" w:hAnsi="Times New Roman" w:cs="Times New Roman"/>
-          <w:sz w:val="24"/>
-          <w:szCs w:val="24"/>
-        </w:rPr>
-        <w:t>but with the advantage of reducing computational burden by decreasing the number of dispersal simulations.</w:t>
-      </w:r>
-      <w:r>
-        <w:rPr>
-          <w:rFonts w:ascii="Times New Roman" w:eastAsiaTheme="minorEastAsia" w:hAnsi="Times New Roman" w:cs="Times New Roman"/>
-          <w:sz w:val="24"/>
-          <w:szCs w:val="24"/>
-        </w:rPr>
-        <w:t xml:space="preserve"> </w:t>
-      </w:r>
-      <w:r>
-        <w:rPr>
-          <w:rFonts w:ascii="Times New Roman" w:eastAsiaTheme="minorEastAsia" w:hAnsi="Times New Roman" w:cs="Times New Roman"/>
-          <w:sz w:val="24"/>
-          <w:szCs w:val="24"/>
-        </w:rPr>
         <w:t xml:space="preserve">Seeds that died because they failed to establish or enter the seed bank were eliminated from the simulation. </w:t>
       </w:r>
       <w:r>
@@ -9759,15 +9491,7 @@
           <w:sz w:val="24"/>
           <w:szCs w:val="24"/>
         </w:rPr>
-        <w:t xml:space="preserve">For the remaining seeds, establishment was </w:t>
-      </w:r>
-      <w:r>
-        <w:rPr>
-          <w:rFonts w:ascii="Times New Roman" w:eastAsiaTheme="minorEastAsia" w:hAnsi="Times New Roman" w:cs="Times New Roman"/>
-          <w:sz w:val="24"/>
-          <w:szCs w:val="24"/>
-        </w:rPr>
-        <w:t xml:space="preserve">simulated </w:t>
+        <w:t xml:space="preserve">For the remaining seeds, establishment was simulated </w:t>
       </w:r>
       <w:r>
         <w:rPr>
@@ -9937,15 +9661,7 @@
           <w:sz w:val="24"/>
           <w:szCs w:val="24"/>
         </w:rPr>
-        <w:t>using a Bernoulli distribution</w:t>
-      </w:r>
-      <w:r>
-        <w:rPr>
-          <w:rFonts w:ascii="Times New Roman" w:hAnsi="Times New Roman" w:cs="Times New Roman"/>
-          <w:sz w:val="24"/>
-          <w:szCs w:val="24"/>
-        </w:rPr>
-        <w:t xml:space="preserve">, with the probability of success sourced from </w:t>
+        <w:t xml:space="preserve">using a Bernoulli distribution, with the probability of success sourced from </w:t>
       </w:r>
       <w:r>
         <w:rPr>
@@ -9971,31 +9687,15 @@
           <w:sz w:val="24"/>
           <w:szCs w:val="24"/>
         </w:rPr>
-        <w:t>. (2011)</w:t>
-      </w:r>
-      <w:r>
-        <w:rPr>
-          <w:rFonts w:ascii="Times New Roman" w:eastAsiaTheme="minorEastAsia" w:hAnsi="Times New Roman" w:cs="Times New Roman"/>
-          <w:sz w:val="24"/>
-          <w:szCs w:val="24"/>
-        </w:rPr>
-        <w:t xml:space="preserve"> and given in </w:t>
-      </w:r>
-      <w:r>
-        <w:rPr>
-          <w:rFonts w:ascii="Times New Roman" w:hAnsi="Times New Roman" w:cs="Times New Roman"/>
-          <w:sz w:val="24"/>
-          <w:szCs w:val="24"/>
-        </w:rPr>
-        <w:t>Table S1</w:t>
-      </w:r>
-      <w:r>
-        <w:rPr>
-          <w:rFonts w:ascii="Times New Roman" w:hAnsi="Times New Roman" w:cs="Times New Roman"/>
-          <w:sz w:val="24"/>
-          <w:szCs w:val="24"/>
-        </w:rPr>
-        <w:t>. Seeds that failed to establish remained in the seed bank.</w:t>
+        <w:t xml:space="preserve">. (2011) and given in </w:t>
+      </w:r>
+      <w:r>
+        <w:rPr>
+          <w:rFonts w:ascii="Times New Roman" w:hAnsi="Times New Roman" w:cs="Times New Roman"/>
+          <w:sz w:val="24"/>
+          <w:szCs w:val="24"/>
+        </w:rPr>
+        <w:t>Table S1. Seeds that failed to establish remained in the seed bank.</w:t>
       </w:r>
     </w:p>
     <w:p>
@@ -10047,15 +9747,7 @@
           <w:sz w:val="24"/>
           <w:szCs w:val="24"/>
         </w:rPr>
-        <w:t xml:space="preserve">Winter survival of seeds in the seed bank was also simulated using </w:t>
-      </w:r>
-      <w:r>
-        <w:rPr>
-          <w:rFonts w:ascii="Times New Roman" w:hAnsi="Times New Roman" w:cs="Times New Roman"/>
-          <w:sz w:val="24"/>
-          <w:szCs w:val="24"/>
-        </w:rPr>
-        <w:t xml:space="preserve">a Bernoulli distribution, with the probability of success sourced from </w:t>
+        <w:t xml:space="preserve">Winter survival of seeds in the seed bank was also simulated using a Bernoulli distribution, with the probability of success sourced from </w:t>
       </w:r>
       <w:r>
         <w:rPr>
@@ -10089,15 +9781,7 @@
           <w:sz w:val="24"/>
           <w:szCs w:val="24"/>
         </w:rPr>
-        <w:t>Table S1</w:t>
-      </w:r>
-      <w:r>
-        <w:rPr>
-          <w:rFonts w:ascii="Times New Roman" w:hAnsi="Times New Roman" w:cs="Times New Roman"/>
-          <w:sz w:val="24"/>
-          <w:szCs w:val="24"/>
-        </w:rPr>
-        <w:t>.</w:t>
+        <w:t>Table S1.</w:t>
       </w:r>
       <w:r>
         <w:rPr>
@@ -11018,27 +10702,7 @@
           <w:szCs w:val="24"/>
           <w:shd w:val="clear" w:color="auto" w:fill="FFFFFF"/>
         </w:rPr>
-        <w:t>Drees, T. H. &amp; Shea, K. (2024</w:t>
-      </w:r>
-      <w:r>
-        <w:rPr>
-          <w:rFonts w:ascii="Times New Roman" w:hAnsi="Times New Roman" w:cs="Times New Roman"/>
-          <w:color w:val="222222"/>
-          <w:sz w:val="24"/>
-          <w:szCs w:val="24"/>
-          <w:shd w:val="clear" w:color="auto" w:fill="FFFFFF"/>
-        </w:rPr>
-        <w:t>b</w:t>
-      </w:r>
-      <w:r>
-        <w:rPr>
-          <w:rFonts w:ascii="Times New Roman" w:hAnsi="Times New Roman" w:cs="Times New Roman"/>
-          <w:color w:val="222222"/>
-          <w:sz w:val="24"/>
-          <w:szCs w:val="24"/>
-          <w:shd w:val="clear" w:color="auto" w:fill="FFFFFF"/>
-        </w:rPr>
-        <w:t xml:space="preserve">). Climate warming increases insect‐driven seed removal of two elaiosome‐bearing invasive thistle species. </w:t>
+        <w:t xml:space="preserve">Drees, T. H. &amp; Shea, K. (2024b). Climate warming increases insect‐driven seed removal of two elaiosome‐bearing invasive thistle species. </w:t>
       </w:r>
       <w:r>
         <w:rPr>
@@ -12034,19 +11698,7 @@
               <w:rPr>
                 <w:rFonts w:ascii="Times New Roman" w:hAnsi="Times New Roman" w:cs="Times New Roman"/>
               </w:rPr>
-              <w:t xml:space="preserve">Prob. of post-establishment </w:t>
-            </w:r>
-            <w:r>
-              <w:rPr>
-                <w:rFonts w:ascii="Times New Roman" w:hAnsi="Times New Roman" w:cs="Times New Roman"/>
-              </w:rPr>
-              <w:t>rosette survival</w:t>
-            </w:r>
-            <w:r>
-              <w:rPr>
-                <w:rFonts w:ascii="Times New Roman" w:hAnsi="Times New Roman" w:cs="Times New Roman"/>
-              </w:rPr>
-              <w:t xml:space="preserve"> </w:t>
+              <w:t xml:space="preserve">Prob. of post-establishment rosette survival </w:t>
             </w:r>
             <m:oMath>
               <m:sSub>
@@ -13516,7 +13168,7 @@
               <w:rPr>
                 <w:rFonts w:ascii="Times New Roman" w:hAnsi="Times New Roman" w:cs="Times New Roman"/>
               </w:rPr>
-              <w:t>Seeds per flower head</w:t>
+              <w:t>Max thistle density per meter</w:t>
             </w:r>
             <w:r>
               <w:rPr>
@@ -13526,6 +13178,104 @@
                 <w:vertAlign w:val="superscript"/>
               </w:rPr>
               <w:t>†</w:t>
+            </w:r>
+          </w:p>
+        </w:tc>
+        <w:tc>
+          <w:tcPr>
+            <w:tcW w:w="933" w:type="dxa"/>
+          </w:tcPr>
+          <w:p>
+            <w:pPr>
+              <w:rPr>
+                <w:rFonts w:ascii="Times New Roman" w:hAnsi="Times New Roman" w:cs="Times New Roman"/>
+              </w:rPr>
+            </w:pPr>
+          </w:p>
+        </w:tc>
+        <w:tc>
+          <w:tcPr>
+            <w:tcW w:w="931" w:type="dxa"/>
+            <w:vAlign w:val="center"/>
+          </w:tcPr>
+          <w:p>
+            <w:pPr>
+              <w:jc w:val="right"/>
+              <w:rPr>
+                <w:rFonts w:ascii="Times New Roman" w:hAnsi="Times New Roman" w:cs="Times New Roman"/>
+              </w:rPr>
+            </w:pPr>
+            <w:r>
+              <w:rPr>
+                <w:rFonts w:ascii="Times New Roman" w:hAnsi="Times New Roman" w:cs="Times New Roman"/>
+              </w:rPr>
+              <w:t>10.000</w:t>
+            </w:r>
+          </w:p>
+        </w:tc>
+        <w:tc>
+          <w:tcPr>
+            <w:tcW w:w="931" w:type="dxa"/>
+            <w:vAlign w:val="center"/>
+          </w:tcPr>
+          <w:p>
+            <w:pPr>
+              <w:jc w:val="right"/>
+              <w:rPr>
+                <w:rFonts w:ascii="Times New Roman" w:hAnsi="Times New Roman" w:cs="Times New Roman"/>
+              </w:rPr>
+            </w:pPr>
+            <w:r>
+              <w:rPr>
+                <w:rFonts w:ascii="Times New Roman" w:hAnsi="Times New Roman" w:cs="Times New Roman"/>
+              </w:rPr>
+              <w:t>10.000</w:t>
+            </w:r>
+          </w:p>
+        </w:tc>
+        <w:tc>
+          <w:tcPr>
+            <w:tcW w:w="2029" w:type="dxa"/>
+          </w:tcPr>
+          <w:p>
+            <w:pPr>
+              <w:jc w:val="both"/>
+              <w:rPr>
+                <w:rFonts w:ascii="Times New Roman" w:hAnsi="Times New Roman" w:cs="Times New Roman"/>
+              </w:rPr>
+            </w:pPr>
+          </w:p>
+        </w:tc>
+      </w:tr>
+      <w:tr>
+        <w:trPr>
+          <w:trHeight w:val="295"/>
+        </w:trPr>
+        <w:tc>
+          <w:tcPr>
+            <w:tcW w:w="4541" w:type="dxa"/>
+          </w:tcPr>
+          <w:p>
+            <w:pPr>
+              <w:jc w:val="both"/>
+              <w:rPr>
+                <w:rFonts w:ascii="Times New Roman" w:hAnsi="Times New Roman" w:cs="Times New Roman"/>
+              </w:rPr>
+            </w:pPr>
+            <w:r>
+              <w:rPr>
+                <w:rFonts w:ascii="Times New Roman" w:hAnsi="Times New Roman" w:cs="Times New Roman"/>
+              </w:rPr>
+              <w:t>Seeds per flower head</w:t>
+            </w:r>
+            <w:r>
+              <w:rPr>
+                <w:rFonts w:ascii="Times New Roman" w:hAnsi="Times New Roman" w:cs="Times New Roman"/>
+                <w:sz w:val="20"/>
+                <w:szCs w:val="20"/>
+                <w:vertAlign w:val="superscript"/>
+              </w:rPr>
+              <w:t>‡</w:t>
             </w:r>
           </w:p>
         </w:tc>
@@ -15150,7 +14900,7 @@
                 <w:szCs w:val="20"/>
                 <w:vertAlign w:val="superscript"/>
               </w:rPr>
-              <w:t>‡</w:t>
+              <w:t>†</w:t>
             </w:r>
           </w:p>
         </w:tc>
@@ -15279,7 +15029,7 @@
                 <w:szCs w:val="20"/>
                 <w:vertAlign w:val="superscript"/>
               </w:rPr>
-              <w:t>‡</w:t>
+              <w:t>†</w:t>
             </w:r>
           </w:p>
         </w:tc>
@@ -15402,7 +15152,7 @@
                 <w:szCs w:val="20"/>
                 <w:vertAlign w:val="superscript"/>
               </w:rPr>
-              <w:t>‡</w:t>
+              <w:t>†</w:t>
             </w:r>
           </w:p>
         </w:tc>
@@ -15545,15 +15295,7 @@
           <w:sz w:val="20"/>
           <w:szCs w:val="20"/>
         </w:rPr>
-        <w:t xml:space="preserve"> </w:t>
-      </w:r>
-      <w:r>
-        <w:rPr>
-          <w:rFonts w:ascii="Times New Roman" w:hAnsi="Times New Roman" w:cs="Times New Roman"/>
-          <w:sz w:val="20"/>
-          <w:szCs w:val="20"/>
-        </w:rPr>
-        <w:t>Warmed case assumed to be equal to control since source study shows no significant difference</w:t>
+        <w:t xml:space="preserve"> Assumed value, given no information is available; see text for more information</w:t>
       </w:r>
     </w:p>
     <w:p>
@@ -15582,7 +15324,7 @@
           <w:sz w:val="20"/>
           <w:szCs w:val="20"/>
         </w:rPr>
-        <w:t xml:space="preserve"> Assumed value, given no information is available; see </w:t>
+        <w:t xml:space="preserve"> </w:t>
       </w:r>
       <w:r>
         <w:rPr>
@@ -15590,15 +15332,7 @@
           <w:sz w:val="20"/>
           <w:szCs w:val="20"/>
         </w:rPr>
-        <w:t>text</w:t>
-      </w:r>
-      <w:r>
-        <w:rPr>
-          <w:rFonts w:ascii="Times New Roman" w:hAnsi="Times New Roman" w:cs="Times New Roman"/>
-          <w:sz w:val="20"/>
-          <w:szCs w:val="20"/>
-        </w:rPr>
-        <w:t xml:space="preserve"> for more information</w:t>
+        <w:t>Warmed case assumed to be equal to control since source study shows no significant difference</w:t>
       </w:r>
     </w:p>
     <w:p/>
@@ -15613,7 +15347,7 @@
 </file>
 
 <file path=word/comments.xml><?xml version="1.0" encoding="utf-8"?>
-<w:comments xmlns:wpc="http://schemas.microsoft.com/office/word/2010/wordprocessingCanvas" xmlns:cx="http://schemas.microsoft.com/office/drawing/2014/chartex" xmlns:cx1="http://schemas.microsoft.com/office/drawing/2015/9/8/chartex" xmlns:cx2="http://schemas.microsoft.com/office/drawing/2015/10/21/chartex" xmlns:cx3="http://schemas.microsoft.com/office/drawing/2016/5/9/chartex" xmlns:cx4="http://schemas.microsoft.com/office/drawing/2016/5/10/chartex" xmlns:cx5="http://schemas.microsoft.com/office/drawing/2016/5/11/chartex" xmlns:cx6="http://schemas.microsoft.com/office/drawing/2016/5/12/chartex" xmlns:cx7="http://schemas.microsoft.com/office/drawing/2016/5/13/chartex" xmlns:cx8="http://schemas.microsoft.com/office/drawing/2016/5/14/chartex" xmlns:mc="http://schemas.openxmlformats.org/markup-compatibility/2006" xmlns:aink="http://schemas.microsoft.com/office/drawing/2016/ink" xmlns:am3d="http://schemas.microsoft.com/office/drawing/2017/model3d" xmlns:o="urn:schemas-microsoft-com:office:office" xmlns:oel="http://schemas.microsoft.com/office/2019/extlst" xmlns:r="http://schemas.openxmlformats.org/officeDocument/2006/relationships" xmlns:m="http://schemas.openxmlformats.org/officeDocument/2006/math" xmlns:v="urn:schemas-microsoft-com:vml" xmlns:wp14="http://schemas.microsoft.com/office/word/2010/wordprocessingDrawing" xmlns:wp="http://schemas.openxmlformats.org/drawingml/2006/wordprocessingDrawing" xmlns:w10="urn:schemas-microsoft-com:office:word" xmlns:w="http://schemas.openxmlformats.org/wordprocessingml/2006/main" xmlns:w14="http://schemas.microsoft.com/office/word/2010/wordml" xmlns:w15="http://schemas.microsoft.com/office/word/2012/wordml" xmlns:w16cex="http://schemas.microsoft.com/office/word/2018/wordml/cex" xmlns:w16cid="http://schemas.microsoft.com/office/word/2016/wordml/cid" xmlns:w16="http://schemas.microsoft.com/office/word/2018/wordml" xmlns:w16sdtdh="http://schemas.microsoft.com/office/word/2020/wordml/sdtdatahash" xmlns:w16se="http://schemas.microsoft.com/office/word/2015/wordml/symex" xmlns:wpg="http://schemas.microsoft.com/office/word/2010/wordprocessingGroup" xmlns:wpi="http://schemas.microsoft.com/office/word/2010/wordprocessingInk" xmlns:wne="http://schemas.microsoft.com/office/word/2006/wordml" xmlns:wps="http://schemas.microsoft.com/office/word/2010/wordprocessingShape" mc:Ignorable="w14 w15 w16se w16cid w16 w16cex w16sdtdh wp14">
+<w:comments xmlns:wpc="http://schemas.microsoft.com/office/word/2010/wordprocessingCanvas" xmlns:cx="http://schemas.microsoft.com/office/drawing/2014/chartex" xmlns:cx1="http://schemas.microsoft.com/office/drawing/2015/9/8/chartex" xmlns:cx2="http://schemas.microsoft.com/office/drawing/2015/10/21/chartex" xmlns:cx3="http://schemas.microsoft.com/office/drawing/2016/5/9/chartex" xmlns:cx4="http://schemas.microsoft.com/office/drawing/2016/5/10/chartex" xmlns:cx5="http://schemas.microsoft.com/office/drawing/2016/5/11/chartex" xmlns:cx6="http://schemas.microsoft.com/office/drawing/2016/5/12/chartex" xmlns:cx7="http://schemas.microsoft.com/office/drawing/2016/5/13/chartex" xmlns:cx8="http://schemas.microsoft.com/office/drawing/2016/5/14/chartex" xmlns:mc="http://schemas.openxmlformats.org/markup-compatibility/2006" xmlns:aink="http://schemas.microsoft.com/office/drawing/2016/ink" xmlns:am3d="http://schemas.microsoft.com/office/drawing/2017/model3d" xmlns:o="urn:schemas-microsoft-com:office:office" xmlns:oel="http://schemas.microsoft.com/office/2019/extlst" xmlns:r="http://schemas.openxmlformats.org/officeDocument/2006/relationships" xmlns:m="http://schemas.openxmlformats.org/officeDocument/2006/math" xmlns:v="urn:schemas-microsoft-com:vml" xmlns:wp14="http://schemas.microsoft.com/office/word/2010/wordprocessingDrawing" xmlns:wp="http://schemas.openxmlformats.org/drawingml/2006/wordprocessingDrawing" xmlns:w10="urn:schemas-microsoft-com:office:word" xmlns:w="http://schemas.openxmlformats.org/wordprocessingml/2006/main" xmlns:w14="http://schemas.microsoft.com/office/word/2010/wordml" xmlns:w15="http://schemas.microsoft.com/office/word/2012/wordml" xmlns:w16cex="http://schemas.microsoft.com/office/word/2018/wordml/cex" xmlns:w16cid="http://schemas.microsoft.com/office/word/2016/wordml/cid" xmlns:w16="http://schemas.microsoft.com/office/word/2018/wordml" xmlns:w16du="http://schemas.microsoft.com/office/word/2023/wordml/word16du" xmlns:w16sdtdh="http://schemas.microsoft.com/office/word/2020/wordml/sdtdatahash" xmlns:w16se="http://schemas.microsoft.com/office/word/2015/wordml/symex" xmlns:wpg="http://schemas.microsoft.com/office/word/2010/wordprocessingGroup" xmlns:wpi="http://schemas.microsoft.com/office/word/2010/wordprocessingInk" xmlns:wne="http://schemas.microsoft.com/office/word/2006/wordml" xmlns:wps="http://schemas.microsoft.com/office/word/2010/wordprocessingShape" mc:Ignorable="w14 w15 w16se w16cid w16 w16cex w16sdtdh w16du wp14">
   <w:comment w:id="0" w:author="Trevor Drees" w:date="2024-02-20T19:39:00Z" w:initials="TD">
     <w:p>
       <w:pPr>
@@ -15634,25 +15368,25 @@
 </file>
 
 <file path=word/commentsExtended.xml><?xml version="1.0" encoding="utf-8"?>
-<w15:commentsEx xmlns:wpc="http://schemas.microsoft.com/office/word/2010/wordprocessingCanvas" xmlns:cx="http://schemas.microsoft.com/office/drawing/2014/chartex" xmlns:cx1="http://schemas.microsoft.com/office/drawing/2015/9/8/chartex" xmlns:cx2="http://schemas.microsoft.com/office/drawing/2015/10/21/chartex" xmlns:cx3="http://schemas.microsoft.com/office/drawing/2016/5/9/chartex" xmlns:cx4="http://schemas.microsoft.com/office/drawing/2016/5/10/chartex" xmlns:cx5="http://schemas.microsoft.com/office/drawing/2016/5/11/chartex" xmlns:cx6="http://schemas.microsoft.com/office/drawing/2016/5/12/chartex" xmlns:cx7="http://schemas.microsoft.com/office/drawing/2016/5/13/chartex" xmlns:cx8="http://schemas.microsoft.com/office/drawing/2016/5/14/chartex" xmlns:mc="http://schemas.openxmlformats.org/markup-compatibility/2006" xmlns:aink="http://schemas.microsoft.com/office/drawing/2016/ink" xmlns:am3d="http://schemas.microsoft.com/office/drawing/2017/model3d" xmlns:o="urn:schemas-microsoft-com:office:office" xmlns:oel="http://schemas.microsoft.com/office/2019/extlst" xmlns:r="http://schemas.openxmlformats.org/officeDocument/2006/relationships" xmlns:m="http://schemas.openxmlformats.org/officeDocument/2006/math" xmlns:v="urn:schemas-microsoft-com:vml" xmlns:wp14="http://schemas.microsoft.com/office/word/2010/wordprocessingDrawing" xmlns:wp="http://schemas.openxmlformats.org/drawingml/2006/wordprocessingDrawing" xmlns:w10="urn:schemas-microsoft-com:office:word" xmlns:w="http://schemas.openxmlformats.org/wordprocessingml/2006/main" xmlns:w14="http://schemas.microsoft.com/office/word/2010/wordml" xmlns:w15="http://schemas.microsoft.com/office/word/2012/wordml" xmlns:w16cex="http://schemas.microsoft.com/office/word/2018/wordml/cex" xmlns:w16cid="http://schemas.microsoft.com/office/word/2016/wordml/cid" xmlns:w16="http://schemas.microsoft.com/office/word/2018/wordml" xmlns:w16sdtdh="http://schemas.microsoft.com/office/word/2020/wordml/sdtdatahash" xmlns:w16se="http://schemas.microsoft.com/office/word/2015/wordml/symex" xmlns:wpg="http://schemas.microsoft.com/office/word/2010/wordprocessingGroup" xmlns:wpi="http://schemas.microsoft.com/office/word/2010/wordprocessingInk" xmlns:wne="http://schemas.microsoft.com/office/word/2006/wordml" xmlns:wps="http://schemas.microsoft.com/office/word/2010/wordprocessingShape" mc:Ignorable="w14 w15 w16se w16cid w16 w16cex w16sdtdh wp14">
+<w15:commentsEx xmlns:wpc="http://schemas.microsoft.com/office/word/2010/wordprocessingCanvas" xmlns:cx="http://schemas.microsoft.com/office/drawing/2014/chartex" xmlns:cx1="http://schemas.microsoft.com/office/drawing/2015/9/8/chartex" xmlns:cx2="http://schemas.microsoft.com/office/drawing/2015/10/21/chartex" xmlns:cx3="http://schemas.microsoft.com/office/drawing/2016/5/9/chartex" xmlns:cx4="http://schemas.microsoft.com/office/drawing/2016/5/10/chartex" xmlns:cx5="http://schemas.microsoft.com/office/drawing/2016/5/11/chartex" xmlns:cx6="http://schemas.microsoft.com/office/drawing/2016/5/12/chartex" xmlns:cx7="http://schemas.microsoft.com/office/drawing/2016/5/13/chartex" xmlns:cx8="http://schemas.microsoft.com/office/drawing/2016/5/14/chartex" xmlns:mc="http://schemas.openxmlformats.org/markup-compatibility/2006" xmlns:aink="http://schemas.microsoft.com/office/drawing/2016/ink" xmlns:am3d="http://schemas.microsoft.com/office/drawing/2017/model3d" xmlns:o="urn:schemas-microsoft-com:office:office" xmlns:oel="http://schemas.microsoft.com/office/2019/extlst" xmlns:r="http://schemas.openxmlformats.org/officeDocument/2006/relationships" xmlns:m="http://schemas.openxmlformats.org/officeDocument/2006/math" xmlns:v="urn:schemas-microsoft-com:vml" xmlns:wp14="http://schemas.microsoft.com/office/word/2010/wordprocessingDrawing" xmlns:wp="http://schemas.openxmlformats.org/drawingml/2006/wordprocessingDrawing" xmlns:w10="urn:schemas-microsoft-com:office:word" xmlns:w="http://schemas.openxmlformats.org/wordprocessingml/2006/main" xmlns:w14="http://schemas.microsoft.com/office/word/2010/wordml" xmlns:w15="http://schemas.microsoft.com/office/word/2012/wordml" xmlns:w16cex="http://schemas.microsoft.com/office/word/2018/wordml/cex" xmlns:w16cid="http://schemas.microsoft.com/office/word/2016/wordml/cid" xmlns:w16="http://schemas.microsoft.com/office/word/2018/wordml" xmlns:w16du="http://schemas.microsoft.com/office/word/2023/wordml/word16du" xmlns:w16sdtdh="http://schemas.microsoft.com/office/word/2020/wordml/sdtdatahash" xmlns:w16se="http://schemas.microsoft.com/office/word/2015/wordml/symex" xmlns:wpg="http://schemas.microsoft.com/office/word/2010/wordprocessingGroup" xmlns:wpi="http://schemas.microsoft.com/office/word/2010/wordprocessingInk" xmlns:wne="http://schemas.microsoft.com/office/word/2006/wordml" xmlns:wps="http://schemas.microsoft.com/office/word/2010/wordprocessingShape" mc:Ignorable="w14 w15 w16se w16cid w16 w16cex w16sdtdh w16du wp14">
   <w15:commentEx w15:paraId="4B0AD3F6" w15:done="0"/>
 </w15:commentsEx>
 </file>
 
 <file path=word/commentsExtensible.xml><?xml version="1.0" encoding="utf-8"?>
-<w16cex:commentsExtensible xmlns:wpc="http://schemas.microsoft.com/office/word/2010/wordprocessingCanvas" xmlns:cx="http://schemas.microsoft.com/office/drawing/2014/chartex" xmlns:cx1="http://schemas.microsoft.com/office/drawing/2015/9/8/chartex" xmlns:cx2="http://schemas.microsoft.com/office/drawing/2015/10/21/chartex" xmlns:cx3="http://schemas.microsoft.com/office/drawing/2016/5/9/chartex" xmlns:cx4="http://schemas.microsoft.com/office/drawing/2016/5/10/chartex" xmlns:cx5="http://schemas.microsoft.com/office/drawing/2016/5/11/chartex" xmlns:cx6="http://schemas.microsoft.com/office/drawing/2016/5/12/chartex" xmlns:cx7="http://schemas.microsoft.com/office/drawing/2016/5/13/chartex" xmlns:cx8="http://schemas.microsoft.com/office/drawing/2016/5/14/chartex" xmlns:cr="http://schemas.microsoft.com/office/comments/2020/reactions" xmlns:mc="http://schemas.openxmlformats.org/markup-compatibility/2006" xmlns:aink="http://schemas.microsoft.com/office/drawing/2016/ink" xmlns:am3d="http://schemas.microsoft.com/office/drawing/2017/model3d" xmlns:o="urn:schemas-microsoft-com:office:office" xmlns:oel="http://schemas.microsoft.com/office/2019/extlst" xmlns:r="http://schemas.openxmlformats.org/officeDocument/2006/relationships" xmlns:m="http://schemas.openxmlformats.org/officeDocument/2006/math" xmlns:v="urn:schemas-microsoft-com:vml" xmlns:wp14="http://schemas.microsoft.com/office/word/2010/wordprocessingDrawing" xmlns:wp="http://schemas.openxmlformats.org/drawingml/2006/wordprocessingDrawing" xmlns:w10="urn:schemas-microsoft-com:office:word" xmlns:w="http://schemas.openxmlformats.org/wordprocessingml/2006/main" xmlns:w14="http://schemas.microsoft.com/office/word/2010/wordml" xmlns:w15="http://schemas.microsoft.com/office/word/2012/wordml" xmlns:w16cex="http://schemas.microsoft.com/office/word/2018/wordml/cex" xmlns:w16cid="http://schemas.microsoft.com/office/word/2016/wordml/cid" xmlns:w16="http://schemas.microsoft.com/office/word/2018/wordml" xmlns:w16sdtdh="http://schemas.microsoft.com/office/word/2020/wordml/sdtdatahash" xmlns:w16se="http://schemas.microsoft.com/office/word/2015/wordml/symex" xmlns:wpg="http://schemas.microsoft.com/office/word/2010/wordprocessingGroup" xmlns:wpi="http://schemas.microsoft.com/office/word/2010/wordprocessingInk" xmlns:wne="http://schemas.microsoft.com/office/word/2006/wordml" xmlns:wps="http://schemas.microsoft.com/office/word/2010/wordprocessingShape" mc:Ignorable="w14 w15 w16se w16cid w16 w16cex w16sdtdh cr wp14">
+<w16cex:commentsExtensible xmlns:wpc="http://schemas.microsoft.com/office/word/2010/wordprocessingCanvas" xmlns:cx="http://schemas.microsoft.com/office/drawing/2014/chartex" xmlns:cx1="http://schemas.microsoft.com/office/drawing/2015/9/8/chartex" xmlns:cx2="http://schemas.microsoft.com/office/drawing/2015/10/21/chartex" xmlns:cx3="http://schemas.microsoft.com/office/drawing/2016/5/9/chartex" xmlns:cx4="http://schemas.microsoft.com/office/drawing/2016/5/10/chartex" xmlns:cx5="http://schemas.microsoft.com/office/drawing/2016/5/11/chartex" xmlns:cx6="http://schemas.microsoft.com/office/drawing/2016/5/12/chartex" xmlns:cx7="http://schemas.microsoft.com/office/drawing/2016/5/13/chartex" xmlns:cx8="http://schemas.microsoft.com/office/drawing/2016/5/14/chartex" xmlns:cr="http://schemas.microsoft.com/office/comments/2020/reactions" xmlns:mc="http://schemas.openxmlformats.org/markup-compatibility/2006" xmlns:aink="http://schemas.microsoft.com/office/drawing/2016/ink" xmlns:am3d="http://schemas.microsoft.com/office/drawing/2017/model3d" xmlns:o="urn:schemas-microsoft-com:office:office" xmlns:oel="http://schemas.microsoft.com/office/2019/extlst" xmlns:r="http://schemas.openxmlformats.org/officeDocument/2006/relationships" xmlns:m="http://schemas.openxmlformats.org/officeDocument/2006/math" xmlns:v="urn:schemas-microsoft-com:vml" xmlns:wp14="http://schemas.microsoft.com/office/word/2010/wordprocessingDrawing" xmlns:wp="http://schemas.openxmlformats.org/drawingml/2006/wordprocessingDrawing" xmlns:w10="urn:schemas-microsoft-com:office:word" xmlns:w="http://schemas.openxmlformats.org/wordprocessingml/2006/main" xmlns:w14="http://schemas.microsoft.com/office/word/2010/wordml" xmlns:w15="http://schemas.microsoft.com/office/word/2012/wordml" xmlns:w16cex="http://schemas.microsoft.com/office/word/2018/wordml/cex" xmlns:w16cid="http://schemas.microsoft.com/office/word/2016/wordml/cid" xmlns:w16="http://schemas.microsoft.com/office/word/2018/wordml" xmlns:w16du="http://schemas.microsoft.com/office/word/2023/wordml/word16du" xmlns:w16sdtdh="http://schemas.microsoft.com/office/word/2020/wordml/sdtdatahash" xmlns:w16se="http://schemas.microsoft.com/office/word/2015/wordml/symex" xmlns:wpg="http://schemas.microsoft.com/office/word/2010/wordprocessingGroup" xmlns:wpi="http://schemas.microsoft.com/office/word/2010/wordprocessingInk" xmlns:wne="http://schemas.microsoft.com/office/word/2006/wordml" xmlns:wps="http://schemas.microsoft.com/office/word/2010/wordprocessingShape" mc:Ignorable="w14 w15 w16se w16cid w16 w16cex w16sdtdh cr w16du wp14">
   <w16cex:commentExtensible w16cex:durableId="13939CA8" w16cex:dateUtc="2024-02-21T03:39:00Z"/>
 </w16cex:commentsExtensible>
 </file>
 
 <file path=word/commentsIds.xml><?xml version="1.0" encoding="utf-8"?>
-<w16cid:commentsIds xmlns:wpc="http://schemas.microsoft.com/office/word/2010/wordprocessingCanvas" xmlns:cx="http://schemas.microsoft.com/office/drawing/2014/chartex" xmlns:cx1="http://schemas.microsoft.com/office/drawing/2015/9/8/chartex" xmlns:cx2="http://schemas.microsoft.com/office/drawing/2015/10/21/chartex" xmlns:cx3="http://schemas.microsoft.com/office/drawing/2016/5/9/chartex" xmlns:cx4="http://schemas.microsoft.com/office/drawing/2016/5/10/chartex" xmlns:cx5="http://schemas.microsoft.com/office/drawing/2016/5/11/chartex" xmlns:cx6="http://schemas.microsoft.com/office/drawing/2016/5/12/chartex" xmlns:cx7="http://schemas.microsoft.com/office/drawing/2016/5/13/chartex" xmlns:cx8="http://schemas.microsoft.com/office/drawing/2016/5/14/chartex" xmlns:mc="http://schemas.openxmlformats.org/markup-compatibility/2006" xmlns:aink="http://schemas.microsoft.com/office/drawing/2016/ink" xmlns:am3d="http://schemas.microsoft.com/office/drawing/2017/model3d" xmlns:o="urn:schemas-microsoft-com:office:office" xmlns:oel="http://schemas.microsoft.com/office/2019/extlst" xmlns:r="http://schemas.openxmlformats.org/officeDocument/2006/relationships" xmlns:m="http://schemas.openxmlformats.org/officeDocument/2006/math" xmlns:v="urn:schemas-microsoft-com:vml" xmlns:wp14="http://schemas.microsoft.com/office/word/2010/wordprocessingDrawing" xmlns:wp="http://schemas.openxmlformats.org/drawingml/2006/wordprocessingDrawing" xmlns:w10="urn:schemas-microsoft-com:office:word" xmlns:w="http://schemas.openxmlformats.org/wordprocessingml/2006/main" xmlns:w14="http://schemas.microsoft.com/office/word/2010/wordml" xmlns:w15="http://schemas.microsoft.com/office/word/2012/wordml" xmlns:w16cex="http://schemas.microsoft.com/office/word/2018/wordml/cex" xmlns:w16cid="http://schemas.microsoft.com/office/word/2016/wordml/cid" xmlns:w16="http://schemas.microsoft.com/office/word/2018/wordml" xmlns:w16sdtdh="http://schemas.microsoft.com/office/word/2020/wordml/sdtdatahash" xmlns:w16se="http://schemas.microsoft.com/office/word/2015/wordml/symex" xmlns:wpg="http://schemas.microsoft.com/office/word/2010/wordprocessingGroup" xmlns:wpi="http://schemas.microsoft.com/office/word/2010/wordprocessingInk" xmlns:wne="http://schemas.microsoft.com/office/word/2006/wordml" xmlns:wps="http://schemas.microsoft.com/office/word/2010/wordprocessingShape" mc:Ignorable="w14 w15 w16se w16cid w16 w16cex w16sdtdh wp14">
+<w16cid:commentsIds xmlns:wpc="http://schemas.microsoft.com/office/word/2010/wordprocessingCanvas" xmlns:cx="http://schemas.microsoft.com/office/drawing/2014/chartex" xmlns:cx1="http://schemas.microsoft.com/office/drawing/2015/9/8/chartex" xmlns:cx2="http://schemas.microsoft.com/office/drawing/2015/10/21/chartex" xmlns:cx3="http://schemas.microsoft.com/office/drawing/2016/5/9/chartex" xmlns:cx4="http://schemas.microsoft.com/office/drawing/2016/5/10/chartex" xmlns:cx5="http://schemas.microsoft.com/office/drawing/2016/5/11/chartex" xmlns:cx6="http://schemas.microsoft.com/office/drawing/2016/5/12/chartex" xmlns:cx7="http://schemas.microsoft.com/office/drawing/2016/5/13/chartex" xmlns:cx8="http://schemas.microsoft.com/office/drawing/2016/5/14/chartex" xmlns:mc="http://schemas.openxmlformats.org/markup-compatibility/2006" xmlns:aink="http://schemas.microsoft.com/office/drawing/2016/ink" xmlns:am3d="http://schemas.microsoft.com/office/drawing/2017/model3d" xmlns:o="urn:schemas-microsoft-com:office:office" xmlns:oel="http://schemas.microsoft.com/office/2019/extlst" xmlns:r="http://schemas.openxmlformats.org/officeDocument/2006/relationships" xmlns:m="http://schemas.openxmlformats.org/officeDocument/2006/math" xmlns:v="urn:schemas-microsoft-com:vml" xmlns:wp14="http://schemas.microsoft.com/office/word/2010/wordprocessingDrawing" xmlns:wp="http://schemas.openxmlformats.org/drawingml/2006/wordprocessingDrawing" xmlns:w10="urn:schemas-microsoft-com:office:word" xmlns:w="http://schemas.openxmlformats.org/wordprocessingml/2006/main" xmlns:w14="http://schemas.microsoft.com/office/word/2010/wordml" xmlns:w15="http://schemas.microsoft.com/office/word/2012/wordml" xmlns:w16cex="http://schemas.microsoft.com/office/word/2018/wordml/cex" xmlns:w16cid="http://schemas.microsoft.com/office/word/2016/wordml/cid" xmlns:w16="http://schemas.microsoft.com/office/word/2018/wordml" xmlns:w16du="http://schemas.microsoft.com/office/word/2023/wordml/word16du" xmlns:w16sdtdh="http://schemas.microsoft.com/office/word/2020/wordml/sdtdatahash" xmlns:w16se="http://schemas.microsoft.com/office/word/2015/wordml/symex" xmlns:wpg="http://schemas.microsoft.com/office/word/2010/wordprocessingGroup" xmlns:wpi="http://schemas.microsoft.com/office/word/2010/wordprocessingInk" xmlns:wne="http://schemas.microsoft.com/office/word/2006/wordml" xmlns:wps="http://schemas.microsoft.com/office/word/2010/wordprocessingShape" mc:Ignorable="w14 w15 w16se w16cid w16 w16cex w16sdtdh w16du wp14">
   <w16cid:commentId w16cid:paraId="4B0AD3F6" w16cid:durableId="13939CA8"/>
 </w16cid:commentsIds>
 </file>
 
 <file path=word/people.xml><?xml version="1.0" encoding="utf-8"?>
-<w15:people xmlns:wpc="http://schemas.microsoft.com/office/word/2010/wordprocessingCanvas" xmlns:cx="http://schemas.microsoft.com/office/drawing/2014/chartex" xmlns:cx1="http://schemas.microsoft.com/office/drawing/2015/9/8/chartex" xmlns:cx2="http://schemas.microsoft.com/office/drawing/2015/10/21/chartex" xmlns:cx3="http://schemas.microsoft.com/office/drawing/2016/5/9/chartex" xmlns:cx4="http://schemas.microsoft.com/office/drawing/2016/5/10/chartex" xmlns:cx5="http://schemas.microsoft.com/office/drawing/2016/5/11/chartex" xmlns:cx6="http://schemas.microsoft.com/office/drawing/2016/5/12/chartex" xmlns:cx7="http://schemas.microsoft.com/office/drawing/2016/5/13/chartex" xmlns:cx8="http://schemas.microsoft.com/office/drawing/2016/5/14/chartex" xmlns:mc="http://schemas.openxmlformats.org/markup-compatibility/2006" xmlns:aink="http://schemas.microsoft.com/office/drawing/2016/ink" xmlns:am3d="http://schemas.microsoft.com/office/drawing/2017/model3d" xmlns:o="urn:schemas-microsoft-com:office:office" xmlns:oel="http://schemas.microsoft.com/office/2019/extlst" xmlns:r="http://schemas.openxmlformats.org/officeDocument/2006/relationships" xmlns:m="http://schemas.openxmlformats.org/officeDocument/2006/math" xmlns:v="urn:schemas-microsoft-com:vml" xmlns:wp14="http://schemas.microsoft.com/office/word/2010/wordprocessingDrawing" xmlns:wp="http://schemas.openxmlformats.org/drawingml/2006/wordprocessingDrawing" xmlns:w10="urn:schemas-microsoft-com:office:word" xmlns:w="http://schemas.openxmlformats.org/wordprocessingml/2006/main" xmlns:w14="http://schemas.microsoft.com/office/word/2010/wordml" xmlns:w15="http://schemas.microsoft.com/office/word/2012/wordml" xmlns:w16cex="http://schemas.microsoft.com/office/word/2018/wordml/cex" xmlns:w16cid="http://schemas.microsoft.com/office/word/2016/wordml/cid" xmlns:w16="http://schemas.microsoft.com/office/word/2018/wordml" xmlns:w16sdtdh="http://schemas.microsoft.com/office/word/2020/wordml/sdtdatahash" xmlns:w16se="http://schemas.microsoft.com/office/word/2015/wordml/symex" xmlns:wpg="http://schemas.microsoft.com/office/word/2010/wordprocessingGroup" xmlns:wpi="http://schemas.microsoft.com/office/word/2010/wordprocessingInk" xmlns:wne="http://schemas.microsoft.com/office/word/2006/wordml" xmlns:wps="http://schemas.microsoft.com/office/word/2010/wordprocessingShape" mc:Ignorable="w14 w15 w16se w16cid w16 w16cex w16sdtdh wp14">
+<w15:people xmlns:wpc="http://schemas.microsoft.com/office/word/2010/wordprocessingCanvas" xmlns:cx="http://schemas.microsoft.com/office/drawing/2014/chartex" xmlns:cx1="http://schemas.microsoft.com/office/drawing/2015/9/8/chartex" xmlns:cx2="http://schemas.microsoft.com/office/drawing/2015/10/21/chartex" xmlns:cx3="http://schemas.microsoft.com/office/drawing/2016/5/9/chartex" xmlns:cx4="http://schemas.microsoft.com/office/drawing/2016/5/10/chartex" xmlns:cx5="http://schemas.microsoft.com/office/drawing/2016/5/11/chartex" xmlns:cx6="http://schemas.microsoft.com/office/drawing/2016/5/12/chartex" xmlns:cx7="http://schemas.microsoft.com/office/drawing/2016/5/13/chartex" xmlns:cx8="http://schemas.microsoft.com/office/drawing/2016/5/14/chartex" xmlns:mc="http://schemas.openxmlformats.org/markup-compatibility/2006" xmlns:aink="http://schemas.microsoft.com/office/drawing/2016/ink" xmlns:am3d="http://schemas.microsoft.com/office/drawing/2017/model3d" xmlns:o="urn:schemas-microsoft-com:office:office" xmlns:oel="http://schemas.microsoft.com/office/2019/extlst" xmlns:r="http://schemas.openxmlformats.org/officeDocument/2006/relationships" xmlns:m="http://schemas.openxmlformats.org/officeDocument/2006/math" xmlns:v="urn:schemas-microsoft-com:vml" xmlns:wp14="http://schemas.microsoft.com/office/word/2010/wordprocessingDrawing" xmlns:wp="http://schemas.openxmlformats.org/drawingml/2006/wordprocessingDrawing" xmlns:w10="urn:schemas-microsoft-com:office:word" xmlns:w="http://schemas.openxmlformats.org/wordprocessingml/2006/main" xmlns:w14="http://schemas.microsoft.com/office/word/2010/wordml" xmlns:w15="http://schemas.microsoft.com/office/word/2012/wordml" xmlns:w16cex="http://schemas.microsoft.com/office/word/2018/wordml/cex" xmlns:w16cid="http://schemas.microsoft.com/office/word/2016/wordml/cid" xmlns:w16="http://schemas.microsoft.com/office/word/2018/wordml" xmlns:w16du="http://schemas.microsoft.com/office/word/2023/wordml/word16du" xmlns:w16sdtdh="http://schemas.microsoft.com/office/word/2020/wordml/sdtdatahash" xmlns:w16se="http://schemas.microsoft.com/office/word/2015/wordml/symex" xmlns:wpg="http://schemas.microsoft.com/office/word/2010/wordprocessingGroup" xmlns:wpi="http://schemas.microsoft.com/office/word/2010/wordprocessingInk" xmlns:wne="http://schemas.microsoft.com/office/word/2006/wordml" xmlns:wps="http://schemas.microsoft.com/office/word/2010/wordprocessingShape" mc:Ignorable="w14 w15 w16se w16cid w16 w16cex w16sdtdh w16du wp14">
   <w15:person w15:author="Trevor Drees">
     <w15:presenceInfo w15:providerId="Windows Live" w15:userId="e4666eeaa5b7951d"/>
   </w15:person>
@@ -15660,7 +15394,7 @@
 </file>
 
 <file path=word/styles.xml><?xml version="1.0" encoding="utf-8"?>
-<w:styles xmlns:mc="http://schemas.openxmlformats.org/markup-compatibility/2006" xmlns:r="http://schemas.openxmlformats.org/officeDocument/2006/relationships" xmlns:w="http://schemas.openxmlformats.org/wordprocessingml/2006/main" xmlns:w14="http://schemas.microsoft.com/office/word/2010/wordml" xmlns:w15="http://schemas.microsoft.com/office/word/2012/wordml" xmlns:w16cex="http://schemas.microsoft.com/office/word/2018/wordml/cex" xmlns:w16cid="http://schemas.microsoft.com/office/word/2016/wordml/cid" xmlns:w16="http://schemas.microsoft.com/office/word/2018/wordml" xmlns:w16sdtdh="http://schemas.microsoft.com/office/word/2020/wordml/sdtdatahash" xmlns:w16se="http://schemas.microsoft.com/office/word/2015/wordml/symex" mc:Ignorable="w14 w15 w16se w16cid w16 w16cex w16sdtdh">
+<w:styles xmlns:mc="http://schemas.openxmlformats.org/markup-compatibility/2006" xmlns:r="http://schemas.openxmlformats.org/officeDocument/2006/relationships" xmlns:w="http://schemas.openxmlformats.org/wordprocessingml/2006/main" xmlns:w14="http://schemas.microsoft.com/office/word/2010/wordml" xmlns:w15="http://schemas.microsoft.com/office/word/2012/wordml" xmlns:w16cex="http://schemas.microsoft.com/office/word/2018/wordml/cex" xmlns:w16cid="http://schemas.microsoft.com/office/word/2016/wordml/cid" xmlns:w16="http://schemas.microsoft.com/office/word/2018/wordml" xmlns:w16du="http://schemas.microsoft.com/office/word/2023/wordml/word16du" xmlns:w16sdtdh="http://schemas.microsoft.com/office/word/2020/wordml/sdtdatahash" xmlns:w16se="http://schemas.microsoft.com/office/word/2015/wordml/symex" mc:Ignorable="w14 w15 w16se w16cid w16 w16cex w16sdtdh w16du">
   <w:docDefaults>
     <w:rPrDefault>
       <w:rPr>

--- a/CombinedDispersalMS_v1_Appendix_S1.docx
+++ b/CombinedDispersalMS_v1_Appendix_S1.docx
@@ -9937,6 +9937,16 @@
         </w:rPr>
         <w:t>s</w:t>
       </w:r>
+      <w:r>
+        <w:rPr>
+          <w:rFonts w:ascii="Times New Roman" w:hAnsi="Times New Roman" w:cs="Times New Roman"/>
+          <w:b/>
+          <w:bCs/>
+          <w:sz w:val="24"/>
+          <w:szCs w:val="24"/>
+        </w:rPr>
+        <w:t xml:space="preserve"> and Sensitivity Analyses</w:t>
+      </w:r>
     </w:p>
     <w:p>
       <w:pPr>
@@ -10386,7 +10396,23 @@
           <w:sz w:val="24"/>
           <w:szCs w:val="24"/>
         </w:rPr>
-        <w:t xml:space="preserve"> seeds. When the maximum density within a</w:t>
+        <w:t xml:space="preserve"> seeds</w:t>
+      </w:r>
+      <w:r>
+        <w:rPr>
+          <w:rFonts w:ascii="Times New Roman" w:hAnsi="Times New Roman" w:cs="Times New Roman"/>
+          <w:sz w:val="24"/>
+          <w:szCs w:val="24"/>
+        </w:rPr>
+        <w:t xml:space="preserve"> (including those in the seed bank)</w:t>
+      </w:r>
+      <w:r>
+        <w:rPr>
+          <w:rFonts w:ascii="Times New Roman" w:hAnsi="Times New Roman" w:cs="Times New Roman"/>
+          <w:sz w:val="24"/>
+          <w:szCs w:val="24"/>
+        </w:rPr>
+        <w:t>. When the maximum density within a</w:t>
       </w:r>
       <w:r>
         <w:rPr>
@@ -10442,15 +10468,7 @@
           <w:sz w:val="24"/>
           <w:szCs w:val="24"/>
         </w:rPr>
-        <w:t>the</w:t>
-      </w:r>
-      <w:r>
-        <w:rPr>
-          <w:rFonts w:ascii="Times New Roman" w:hAnsi="Times New Roman" w:cs="Times New Roman"/>
-          <w:sz w:val="24"/>
-          <w:szCs w:val="24"/>
-        </w:rPr>
-        <w:t xml:space="preserve"> adjustments</w:t>
+        <w:t>changes in spacing</w:t>
       </w:r>
       <w:r>
         <w:rPr>
@@ -10507,6 +10525,122 @@
           <w:szCs w:val="24"/>
         </w:rPr>
         <w:t xml:space="preserve"> sufficiently distant from the wavefront.</w:t>
+      </w:r>
+    </w:p>
+    <w:p>
+      <w:pPr>
+        <w:jc w:val="both"/>
+        <w:rPr>
+          <w:rFonts w:ascii="Times New Roman" w:hAnsi="Times New Roman" w:cs="Times New Roman"/>
+          <w:sz w:val="24"/>
+          <w:szCs w:val="24"/>
+        </w:rPr>
+      </w:pPr>
+      <w:r>
+        <w:rPr>
+          <w:rFonts w:ascii="Times New Roman" w:hAnsi="Times New Roman" w:cs="Times New Roman"/>
+          <w:sz w:val="24"/>
+          <w:szCs w:val="24"/>
+        </w:rPr>
+        <w:t>For all 30 parameters in Table S1, sensitivity analyses were conducted by assuming a 20% decrease in parameter value</w:t>
+      </w:r>
+      <w:r>
+        <w:rPr>
+          <w:rFonts w:ascii="Times New Roman" w:hAnsi="Times New Roman" w:cs="Times New Roman"/>
+          <w:sz w:val="24"/>
+          <w:szCs w:val="24"/>
+        </w:rPr>
+        <w:t xml:space="preserve">, calculating elasticities using Equation 3, and then </w:t>
+      </w:r>
+      <w:r>
+        <w:rPr>
+          <w:rFonts w:ascii="Times New Roman" w:hAnsi="Times New Roman" w:cs="Times New Roman"/>
+          <w:sz w:val="24"/>
+          <w:szCs w:val="24"/>
+        </w:rPr>
+        <w:t>then rescal</w:t>
+      </w:r>
+      <w:r>
+        <w:rPr>
+          <w:rFonts w:ascii="Times New Roman" w:hAnsi="Times New Roman" w:cs="Times New Roman"/>
+          <w:sz w:val="24"/>
+          <w:szCs w:val="24"/>
+        </w:rPr>
+        <w:t>ing</w:t>
+      </w:r>
+      <w:r>
+        <w:rPr>
+          <w:rFonts w:ascii="Times New Roman" w:hAnsi="Times New Roman" w:cs="Times New Roman"/>
+          <w:sz w:val="24"/>
+          <w:szCs w:val="24"/>
+        </w:rPr>
+        <w:t xml:space="preserve"> by dividing by the sum of their absolute values</w:t>
+      </w:r>
+      <w:r>
+        <w:rPr>
+          <w:rFonts w:ascii="Times New Roman" w:hAnsi="Times New Roman" w:cs="Times New Roman"/>
+          <w:sz w:val="24"/>
+          <w:szCs w:val="24"/>
+        </w:rPr>
+        <w:t xml:space="preserve"> as done by </w:t>
+      </w:r>
+      <w:r>
+        <w:rPr>
+          <w:rFonts w:ascii="Times New Roman" w:hAnsi="Times New Roman" w:cs="Times New Roman"/>
+          <w:sz w:val="24"/>
+          <w:szCs w:val="24"/>
+        </w:rPr>
+        <w:t xml:space="preserve">Jongejans </w:t>
+      </w:r>
+      <w:r>
+        <w:rPr>
+          <w:rFonts w:ascii="Times New Roman" w:hAnsi="Times New Roman" w:cs="Times New Roman"/>
+          <w:i/>
+          <w:iCs/>
+          <w:sz w:val="24"/>
+          <w:szCs w:val="24"/>
+        </w:rPr>
+        <w:t>et al.</w:t>
+      </w:r>
+      <w:r>
+        <w:rPr>
+          <w:rFonts w:ascii="Times New Roman" w:hAnsi="Times New Roman" w:cs="Times New Roman"/>
+          <w:sz w:val="24"/>
+          <w:szCs w:val="24"/>
+        </w:rPr>
+        <w:t xml:space="preserve"> (2008</w:t>
+      </w:r>
+      <w:r>
+        <w:rPr>
+          <w:rFonts w:ascii="Times New Roman" w:hAnsi="Times New Roman" w:cs="Times New Roman"/>
+          <w:sz w:val="24"/>
+          <w:szCs w:val="24"/>
+        </w:rPr>
+        <w:t>, 2011</w:t>
+      </w:r>
+      <w:r>
+        <w:rPr>
+          <w:rFonts w:ascii="Times New Roman" w:hAnsi="Times New Roman" w:cs="Times New Roman"/>
+          <w:sz w:val="24"/>
+          <w:szCs w:val="24"/>
+        </w:rPr>
+        <w:t>)</w:t>
+      </w:r>
+      <w:r>
+        <w:rPr>
+          <w:rFonts w:ascii="Times New Roman" w:hAnsi="Times New Roman" w:cs="Times New Roman"/>
+          <w:sz w:val="24"/>
+          <w:szCs w:val="24"/>
+        </w:rPr>
+        <w:t xml:space="preserve">. This magnitude of perturbation was chosen to help better distinguish any differences from the base case as actual effects of parameter perturbation, rather than any random variations due to the stochastic nature of the model. </w:t>
+      </w:r>
+      <w:r>
+        <w:rPr>
+          <w:rFonts w:ascii="Times New Roman" w:hAnsi="Times New Roman" w:cs="Times New Roman"/>
+          <w:sz w:val="24"/>
+          <w:szCs w:val="24"/>
+        </w:rPr>
+        <w:t>Here, we face a tradeoff between the number of runs and the perturbation size, with computational capacity as the limiting factor; larger numbers of runs are significantly more computationally expensive but can allow for smaller perturbations to be made while minimizing noise from stochasticity, while smaller numbers of runs are less computationally expensive but require larger perturbations to sufficiently reduce the magnitude of noise relative to actual perturbation effects.</w:t>
       </w:r>
     </w:p>
     <w:p>
@@ -10726,6 +10860,85 @@
         </w:rPr>
         <w:t>, 105(2), e4223.</w:t>
       </w:r>
+    </w:p>
+    <w:p>
+      <w:pPr>
+        <w:spacing w:line="22" w:lineRule="atLeast"/>
+        <w:ind w:left="284" w:hanging="284"/>
+        <w:jc w:val="both"/>
+        <w:rPr>
+          <w:rFonts w:ascii="Times New Roman" w:hAnsi="Times New Roman" w:cs="Times New Roman"/>
+          <w:sz w:val="24"/>
+          <w:szCs w:val="24"/>
+        </w:rPr>
+      </w:pPr>
+      <w:r>
+        <w:rPr>
+          <w:rFonts w:ascii="Times New Roman" w:hAnsi="Times New Roman" w:cs="Times New Roman"/>
+          <w:sz w:val="24"/>
+          <w:szCs w:val="24"/>
+        </w:rPr>
+        <w:t xml:space="preserve">Jongejans, E., Shea, K., Skarpaas, O., Kelly, D., Sheppard, A.W., &amp; Woodburn, T.L. (2008). Dispersal and demography contributions to population spread of Carduus nutans in its native and invaded ranges. </w:t>
+      </w:r>
+      <w:r>
+        <w:rPr>
+          <w:rFonts w:ascii="Times New Roman" w:hAnsi="Times New Roman" w:cs="Times New Roman"/>
+          <w:i/>
+          <w:iCs/>
+          <w:sz w:val="24"/>
+          <w:szCs w:val="24"/>
+        </w:rPr>
+        <w:t>Journal of Ecology</w:t>
+      </w:r>
+      <w:r>
+        <w:rPr>
+          <w:rFonts w:ascii="Times New Roman" w:hAnsi="Times New Roman" w:cs="Times New Roman"/>
+          <w:sz w:val="24"/>
+          <w:szCs w:val="24"/>
+        </w:rPr>
+        <w:t>, 96(4), 687-697.</w:t>
+      </w:r>
+    </w:p>
+    <w:p>
+      <w:pPr>
+        <w:spacing w:line="22" w:lineRule="atLeast"/>
+        <w:ind w:left="284" w:hanging="284"/>
+        <w:jc w:val="both"/>
+        <w:rPr>
+          <w:rFonts w:ascii="Times New Roman" w:hAnsi="Times New Roman" w:cs="Times New Roman"/>
+          <w:sz w:val="24"/>
+          <w:szCs w:val="24"/>
+        </w:rPr>
+      </w:pPr>
+      <w:bookmarkStart w:id="3" w:name="_Hlk157714922"/>
+      <w:r>
+        <w:rPr>
+          <w:rFonts w:ascii="Times New Roman" w:hAnsi="Times New Roman" w:cs="Times New Roman"/>
+          <w:sz w:val="24"/>
+          <w:szCs w:val="24"/>
+        </w:rPr>
+        <w:lastRenderedPageBreak/>
+        <w:t xml:space="preserve">Jongejans, E., Shea, K., Skarpaas, O., Kelly, D., &amp; Ellner, S.P. (2011). Importance of individual and environmental variation for invasive species spread: a spatial integral projection model. </w:t>
+      </w:r>
+      <w:r>
+        <w:rPr>
+          <w:rFonts w:ascii="Times New Roman" w:hAnsi="Times New Roman" w:cs="Times New Roman"/>
+          <w:i/>
+          <w:iCs/>
+          <w:sz w:val="24"/>
+          <w:szCs w:val="24"/>
+        </w:rPr>
+        <w:t>Ecology</w:t>
+      </w:r>
+      <w:r>
+        <w:rPr>
+          <w:rFonts w:ascii="Times New Roman" w:hAnsi="Times New Roman" w:cs="Times New Roman"/>
+          <w:sz w:val="24"/>
+          <w:szCs w:val="24"/>
+        </w:rPr>
+        <w:t>, 92(1), 86-97.</w:t>
+      </w:r>
+      <w:bookmarkEnd w:id="3"/>
     </w:p>
     <w:p>
       <w:pPr>

--- a/CombinedDispersalMS_v1_Appendix_S1.docx
+++ b/CombinedDispersalMS_v1_Appendix_S1.docx
@@ -310,15 +310,63 @@
           <w:sz w:val="24"/>
           <w:szCs w:val="24"/>
         </w:rPr>
-        <w:t>osette size</w:t>
-      </w:r>
-      <w:r>
-        <w:rPr>
-          <w:rFonts w:ascii="Times New Roman" w:hAnsi="Times New Roman" w:cs="Times New Roman"/>
-          <w:sz w:val="24"/>
-          <w:szCs w:val="24"/>
-        </w:rPr>
-        <w:t xml:space="preserve"> upon establishment</w:t>
+        <w:t xml:space="preserve">osette </w:t>
+      </w:r>
+      <w:r>
+        <w:rPr>
+          <w:rFonts w:ascii="Times New Roman" w:hAnsi="Times New Roman" w:cs="Times New Roman"/>
+          <w:sz w:val="24"/>
+          <w:szCs w:val="24"/>
+        </w:rPr>
+        <w:t xml:space="preserve">diameter in centimeters </w:t>
+      </w:r>
+      <w:r>
+        <w:rPr>
+          <w:rFonts w:ascii="Times New Roman" w:hAnsi="Times New Roman" w:cs="Times New Roman"/>
+          <w:sz w:val="24"/>
+          <w:szCs w:val="24"/>
+        </w:rPr>
+        <w:t>(henceforth “size”</w:t>
+      </w:r>
+      <w:r>
+        <w:rPr>
+          <w:rFonts w:ascii="Times New Roman" w:hAnsi="Times New Roman" w:cs="Times New Roman"/>
+          <w:sz w:val="24"/>
+          <w:szCs w:val="24"/>
+        </w:rPr>
+        <w:t xml:space="preserve"> for brevity</w:t>
+      </w:r>
+      <w:r>
+        <w:rPr>
+          <w:rFonts w:ascii="Times New Roman" w:hAnsi="Times New Roman" w:cs="Times New Roman"/>
+          <w:sz w:val="24"/>
+          <w:szCs w:val="24"/>
+        </w:rPr>
+        <w:t>)</w:t>
+      </w:r>
+      <w:r>
+        <w:rPr>
+          <w:rFonts w:ascii="Times New Roman" w:hAnsi="Times New Roman" w:cs="Times New Roman"/>
+          <w:sz w:val="24"/>
+          <w:szCs w:val="24"/>
+        </w:rPr>
+        <w:t xml:space="preserve"> </w:t>
+      </w:r>
+      <w:r>
+        <w:rPr>
+          <w:rFonts w:ascii="Times New Roman" w:hAnsi="Times New Roman" w:cs="Times New Roman"/>
+          <w:sz w:val="24"/>
+          <w:szCs w:val="24"/>
+        </w:rPr>
+        <w:t xml:space="preserve">upon </w:t>
+      </w:r>
+      <w:r>
+        <w:rPr>
+          <w:rFonts w:ascii="Times New Roman" w:hAnsi="Times New Roman" w:cs="Times New Roman"/>
+          <w:sz w:val="24"/>
+          <w:szCs w:val="24"/>
+        </w:rPr>
+        <w:t>autumn establishment</w:t>
       </w:r>
       <w:r>
         <w:rPr>
@@ -342,15 +390,15 @@
           <w:sz w:val="24"/>
           <w:szCs w:val="24"/>
         </w:rPr>
-        <w:t xml:space="preserve"> using a mixed-effects linear model with a Gaussian link. Log of rosette area</w:t>
-      </w:r>
-      <w:r>
-        <w:rPr>
-          <w:rFonts w:ascii="Times New Roman" w:hAnsi="Times New Roman" w:cs="Times New Roman"/>
-          <w:sz w:val="24"/>
-          <w:szCs w:val="24"/>
-        </w:rPr>
-        <w:t xml:space="preserve"> in square centimeters</w:t>
+        <w:t xml:space="preserve"> using a mixed-effects linear model with a Gaussian link. </w:t>
+      </w:r>
+      <w:r>
+        <w:rPr>
+          <w:rFonts w:ascii="Times New Roman" w:hAnsi="Times New Roman" w:cs="Times New Roman"/>
+          <w:sz w:val="24"/>
+          <w:szCs w:val="24"/>
+        </w:rPr>
+        <w:t>The size</w:t>
       </w:r>
       <w:r>
         <w:rPr>
@@ -359,22 +407,6 @@
           <w:szCs w:val="24"/>
         </w:rPr>
         <w:t xml:space="preserve"> </w:t>
-      </w:r>
-      <w:r>
-        <w:rPr>
-          <w:rFonts w:ascii="Times New Roman" w:hAnsi="Times New Roman" w:cs="Times New Roman"/>
-          <w:sz w:val="24"/>
-          <w:szCs w:val="24"/>
-        </w:rPr>
-        <w:t>(henceforth “size”)</w:t>
-      </w:r>
-      <w:r>
-        <w:rPr>
-          <w:rFonts w:ascii="Times New Roman" w:hAnsi="Times New Roman" w:cs="Times New Roman"/>
-          <w:sz w:val="24"/>
-          <w:szCs w:val="24"/>
-        </w:rPr>
-        <w:t xml:space="preserve"> at </w:t>
       </w:r>
       <m:oMath>
         <m:sSub>
@@ -395,7 +427,7 @@
                 <w:sz w:val="24"/>
                 <w:szCs w:val="24"/>
               </w:rPr>
-              <m:t>t</m:t>
+              <m:t>z</m:t>
             </m:r>
           </m:e>
           <m:sub>
@@ -424,6 +456,14 @@
           <w:sz w:val="24"/>
           <w:szCs w:val="24"/>
         </w:rPr>
+        <w:t xml:space="preserve"> set</w:t>
+      </w:r>
+      <w:r>
+        <w:rPr>
+          <w:rFonts w:ascii="Times New Roman" w:hAnsi="Times New Roman" w:cs="Times New Roman"/>
+          <w:sz w:val="24"/>
+          <w:szCs w:val="24"/>
+        </w:rPr>
         <w:t xml:space="preserve"> as</w:t>
       </w:r>
       <w:r>
@@ -432,15 +472,47 @@
           <w:sz w:val="24"/>
           <w:szCs w:val="24"/>
         </w:rPr>
-        <w:t xml:space="preserve"> the response, with warmed/unwarmed treatment as a fixed effect and experimental block as a random effect.</w:t>
-      </w:r>
-      <w:r>
-        <w:rPr>
-          <w:rFonts w:ascii="Times New Roman" w:hAnsi="Times New Roman" w:cs="Times New Roman"/>
-          <w:sz w:val="24"/>
-          <w:szCs w:val="24"/>
-        </w:rPr>
-        <w:t xml:space="preserve"> When fitting, size was plot-averaged to avoid pseudoreplication.</w:t>
+        <w:t xml:space="preserve"> the response, with </w:t>
+      </w:r>
+      <w:r>
+        <w:rPr>
+          <w:rFonts w:ascii="Times New Roman" w:hAnsi="Times New Roman" w:cs="Times New Roman"/>
+          <w:sz w:val="24"/>
+          <w:szCs w:val="24"/>
+        </w:rPr>
+        <w:t>warming</w:t>
+      </w:r>
+      <w:r>
+        <w:rPr>
+          <w:rFonts w:ascii="Times New Roman" w:hAnsi="Times New Roman" w:cs="Times New Roman"/>
+          <w:sz w:val="24"/>
+          <w:szCs w:val="24"/>
+        </w:rPr>
+        <w:t xml:space="preserve"> treatment as a fixed effect and experimental block as a random effect.</w:t>
+      </w:r>
+      <w:r>
+        <w:rPr>
+          <w:rFonts w:ascii="Times New Roman" w:hAnsi="Times New Roman" w:cs="Times New Roman"/>
+          <w:sz w:val="24"/>
+          <w:szCs w:val="24"/>
+        </w:rPr>
+        <w:t xml:space="preserve"> When fitting, </w:t>
+      </w:r>
+      <w:r>
+        <w:rPr>
+          <w:rFonts w:ascii="Times New Roman" w:hAnsi="Times New Roman" w:cs="Times New Roman"/>
+          <w:sz w:val="24"/>
+          <w:szCs w:val="24"/>
+        </w:rPr>
+        <w:t xml:space="preserve">rosette </w:t>
+      </w:r>
+      <w:r>
+        <w:rPr>
+          <w:rFonts w:ascii="Times New Roman" w:hAnsi="Times New Roman" w:cs="Times New Roman"/>
+          <w:sz w:val="24"/>
+          <w:szCs w:val="24"/>
+        </w:rPr>
+        <w:t>size was plot-averaged to avoid pseudoreplication.</w:t>
       </w:r>
       <w:r>
         <w:rPr>
@@ -464,7 +536,31 @@
           <w:sz w:val="24"/>
           <w:szCs w:val="24"/>
         </w:rPr>
-        <w:t xml:space="preserve"> performed by minimizing AIC, which involved dropping the treatment term. This yields the model</w:t>
+        <w:t xml:space="preserve"> </w:t>
+      </w:r>
+      <w:r>
+        <w:rPr>
+          <w:rFonts w:ascii="Times New Roman" w:hAnsi="Times New Roman" w:cs="Times New Roman"/>
+          <w:sz w:val="24"/>
+          <w:szCs w:val="24"/>
+        </w:rPr>
+        <w:t>performed by minimizing AIC, which involved dropping the treatment term</w:t>
+      </w:r>
+      <w:r>
+        <w:rPr>
+          <w:rFonts w:ascii="Times New Roman" w:hAnsi="Times New Roman" w:cs="Times New Roman"/>
+          <w:sz w:val="24"/>
+          <w:szCs w:val="24"/>
+        </w:rPr>
+        <w:t>, yielding</w:t>
+      </w:r>
+      <w:r>
+        <w:rPr>
+          <w:rFonts w:ascii="Times New Roman" w:hAnsi="Times New Roman" w:cs="Times New Roman"/>
+          <w:sz w:val="24"/>
+          <w:szCs w:val="24"/>
+        </w:rPr>
+        <w:t xml:space="preserve"> the model</w:t>
       </w:r>
     </w:p>
     <w:tbl>
@@ -560,38 +656,14 @@
                   </w:rPr>
                   <m:t>=</m:t>
                 </m:r>
-                <m:sSub>
-                  <m:sSubPr>
-                    <m:ctrlPr>
-                      <w:rPr>
-                        <w:rFonts w:ascii="Cambria Math" w:hAnsi="Cambria Math" w:cs="Times New Roman"/>
-                        <w:i/>
-                        <w:sz w:val="24"/>
-                        <w:szCs w:val="24"/>
-                      </w:rPr>
-                    </m:ctrlPr>
-                  </m:sSubPr>
-                  <m:e>
-                    <m:r>
-                      <w:rPr>
-                        <w:rFonts w:ascii="Cambria Math" w:hAnsi="Cambria Math" w:cs="Times New Roman"/>
-                        <w:sz w:val="24"/>
-                        <w:szCs w:val="24"/>
-                      </w:rPr>
-                      <m:t>α</m:t>
-                    </m:r>
-                  </m:e>
-                  <m:sub>
-                    <m:r>
-                      <w:rPr>
-                        <w:rFonts w:ascii="Cambria Math" w:hAnsi="Cambria Math" w:cs="Times New Roman"/>
-                        <w:sz w:val="24"/>
-                        <w:szCs w:val="24"/>
-                      </w:rPr>
-                      <m:t>0</m:t>
-                    </m:r>
-                  </m:sub>
-                </m:sSub>
+                <m:r>
+                  <w:rPr>
+                    <w:rFonts w:ascii="Cambria Math" w:hAnsi="Cambria Math" w:cs="Times New Roman"/>
+                    <w:sz w:val="24"/>
+                    <w:szCs w:val="24"/>
+                  </w:rPr>
+                  <m:t>α</m:t>
+                </m:r>
                 <m:r>
                   <w:rPr>
                     <w:rFonts w:ascii="Cambria Math" w:hAnsi="Cambria Math" w:cs="Times New Roman"/>
@@ -710,41 +782,33 @@
           <w:sz w:val="24"/>
           <w:szCs w:val="24"/>
         </w:rPr>
-        <w:t xml:space="preserve"> at time </w:t>
+        <w:t xml:space="preserve"> at </w:t>
+      </w:r>
+      <w:r>
+        <w:rPr>
+          <w:rFonts w:ascii="Times New Roman" w:eastAsiaTheme="minorEastAsia" w:hAnsi="Times New Roman" w:cs="Times New Roman"/>
+          <w:sz w:val="24"/>
+          <w:szCs w:val="24"/>
+        </w:rPr>
+        <w:t>establishment</w:t>
+      </w:r>
+      <w:r>
+        <w:rPr>
+          <w:rFonts w:ascii="Times New Roman" w:eastAsiaTheme="minorEastAsia" w:hAnsi="Times New Roman" w:cs="Times New Roman"/>
+          <w:sz w:val="24"/>
+          <w:szCs w:val="24"/>
+        </w:rPr>
+        <w:t xml:space="preserve">, </w:t>
       </w:r>
       <m:oMath>
-        <m:sSub>
-          <m:sSubPr>
-            <m:ctrlPr>
-              <w:rPr>
-                <w:rFonts w:ascii="Cambria Math" w:hAnsi="Cambria Math" w:cs="Times New Roman"/>
-                <w:i/>
-                <w:sz w:val="24"/>
-                <w:szCs w:val="24"/>
-              </w:rPr>
-            </m:ctrlPr>
-          </m:sSubPr>
-          <m:e>
-            <m:r>
-              <w:rPr>
-                <w:rFonts w:ascii="Cambria Math" w:hAnsi="Cambria Math" w:cs="Times New Roman"/>
-                <w:sz w:val="24"/>
-                <w:szCs w:val="24"/>
-              </w:rPr>
-              <m:t>t</m:t>
-            </m:r>
-          </m:e>
-          <m:sub>
-            <m:r>
-              <w:rPr>
-                <w:rFonts w:ascii="Cambria Math" w:hAnsi="Cambria Math" w:cs="Times New Roman"/>
-                <w:sz w:val="24"/>
-                <w:szCs w:val="24"/>
-              </w:rPr>
-              <m:t>0</m:t>
-            </m:r>
-          </m:sub>
-        </m:sSub>
+        <m:r>
+          <w:rPr>
+            <w:rFonts w:ascii="Cambria Math" w:hAnsi="Cambria Math" w:cs="Times New Roman"/>
+            <w:sz w:val="24"/>
+            <w:szCs w:val="24"/>
+          </w:rPr>
+          <m:t>α</m:t>
+        </m:r>
       </m:oMath>
       <w:r>
         <w:rPr>
@@ -752,48 +816,6 @@
           <w:sz w:val="24"/>
           <w:szCs w:val="24"/>
         </w:rPr>
-        <w:t xml:space="preserve">, </w:t>
-      </w:r>
-      <m:oMath>
-        <m:sSub>
-          <m:sSubPr>
-            <m:ctrlPr>
-              <w:rPr>
-                <w:rFonts w:ascii="Cambria Math" w:hAnsi="Cambria Math" w:cs="Times New Roman"/>
-                <w:i/>
-                <w:sz w:val="24"/>
-                <w:szCs w:val="24"/>
-              </w:rPr>
-            </m:ctrlPr>
-          </m:sSubPr>
-          <m:e>
-            <m:r>
-              <w:rPr>
-                <w:rFonts w:ascii="Cambria Math" w:hAnsi="Cambria Math" w:cs="Times New Roman"/>
-                <w:sz w:val="24"/>
-                <w:szCs w:val="24"/>
-              </w:rPr>
-              <m:t>α</m:t>
-            </m:r>
-          </m:e>
-          <m:sub>
-            <m:r>
-              <w:rPr>
-                <w:rFonts w:ascii="Cambria Math" w:hAnsi="Cambria Math" w:cs="Times New Roman"/>
-                <w:sz w:val="24"/>
-                <w:szCs w:val="24"/>
-              </w:rPr>
-              <m:t>0</m:t>
-            </m:r>
-          </m:sub>
-        </m:sSub>
-      </m:oMath>
-      <w:r>
-        <w:rPr>
-          <w:rFonts w:ascii="Times New Roman" w:eastAsiaTheme="minorEastAsia" w:hAnsi="Times New Roman" w:cs="Times New Roman"/>
-          <w:sz w:val="24"/>
-          <w:szCs w:val="24"/>
-        </w:rPr>
         <w:t xml:space="preserve"> is the mean rosette </w:t>
       </w:r>
       <w:r>
@@ -810,42 +832,16 @@
           <w:sz w:val="24"/>
           <w:szCs w:val="24"/>
         </w:rPr>
-        <w:t xml:space="preserve"> at time </w:t>
-      </w:r>
-      <m:oMath>
-        <m:sSub>
-          <m:sSubPr>
-            <m:ctrlPr>
-              <w:rPr>
-                <w:rFonts w:ascii="Cambria Math" w:hAnsi="Cambria Math" w:cs="Times New Roman"/>
-                <w:i/>
-                <w:sz w:val="24"/>
-                <w:szCs w:val="24"/>
-              </w:rPr>
-            </m:ctrlPr>
-          </m:sSubPr>
-          <m:e>
-            <m:r>
-              <w:rPr>
-                <w:rFonts w:ascii="Cambria Math" w:hAnsi="Cambria Math" w:cs="Times New Roman"/>
-                <w:sz w:val="24"/>
-                <w:szCs w:val="24"/>
-              </w:rPr>
-              <m:t>t</m:t>
-            </m:r>
-          </m:e>
-          <m:sub>
-            <m:r>
-              <w:rPr>
-                <w:rFonts w:ascii="Cambria Math" w:hAnsi="Cambria Math" w:cs="Times New Roman"/>
-                <w:sz w:val="24"/>
-                <w:szCs w:val="24"/>
-              </w:rPr>
-              <m:t>0</m:t>
-            </m:r>
-          </m:sub>
-        </m:sSub>
-      </m:oMath>
+        <w:t xml:space="preserve"> at </w:t>
+      </w:r>
+      <w:r>
+        <w:rPr>
+          <w:rFonts w:ascii="Times New Roman" w:eastAsiaTheme="minorEastAsia" w:hAnsi="Times New Roman" w:cs="Times New Roman"/>
+          <w:sz w:val="24"/>
+          <w:szCs w:val="24"/>
+        </w:rPr>
+        <w:t>establishment</w:t>
+      </w:r>
       <w:r>
         <w:rPr>
           <w:rFonts w:ascii="Times New Roman" w:eastAsiaTheme="minorEastAsia" w:hAnsi="Times New Roman" w:cs="Times New Roman"/>
@@ -936,7 +932,15 @@
           <w:sz w:val="24"/>
           <w:szCs w:val="24"/>
         </w:rPr>
-        <w:t xml:space="preserve"> that the error variances do not differ significantly</w:t>
+        <w:t xml:space="preserve"> </w:t>
+      </w:r>
+      <w:r>
+        <w:rPr>
+          <w:rFonts w:ascii="Times New Roman" w:eastAsiaTheme="minorEastAsia" w:hAnsi="Times New Roman" w:cs="Times New Roman"/>
+          <w:sz w:val="24"/>
+          <w:szCs w:val="24"/>
+        </w:rPr>
+        <w:t>no significant difference in error variance</w:t>
       </w:r>
       <w:r>
         <w:rPr>
@@ -960,7 +964,23 @@
           <w:sz w:val="24"/>
           <w:szCs w:val="24"/>
         </w:rPr>
-        <w:t>warmed/unwarmed</w:t>
+        <w:t>warmed</w:t>
+      </w:r>
+      <w:r>
+        <w:rPr>
+          <w:rFonts w:ascii="Times New Roman" w:hAnsi="Times New Roman" w:cs="Times New Roman"/>
+          <w:sz w:val="24"/>
+          <w:szCs w:val="24"/>
+        </w:rPr>
+        <w:t xml:space="preserve"> and </w:t>
+      </w:r>
+      <w:r>
+        <w:rPr>
+          <w:rFonts w:ascii="Times New Roman" w:hAnsi="Times New Roman" w:cs="Times New Roman"/>
+          <w:sz w:val="24"/>
+          <w:szCs w:val="24"/>
+        </w:rPr>
+        <w:t>unwarmed</w:t>
       </w:r>
       <w:r>
         <w:rPr>
@@ -1084,7 +1104,15 @@
           <w:sz w:val="24"/>
           <w:szCs w:val="24"/>
         </w:rPr>
-        <w:t>0.585</w:t>
+        <w:t>0.</w:t>
+      </w:r>
+      <w:r>
+        <w:rPr>
+          <w:rFonts w:ascii="Times New Roman" w:eastAsiaTheme="minorEastAsia" w:hAnsi="Times New Roman" w:cs="Times New Roman"/>
+          <w:sz w:val="24"/>
+          <w:szCs w:val="24"/>
+        </w:rPr>
+        <w:t>602</w:t>
       </w:r>
       <w:r>
         <w:rPr>
@@ -1128,7 +1156,15 @@
           <w:sz w:val="24"/>
           <w:szCs w:val="24"/>
         </w:rPr>
-        <w:t xml:space="preserve"> = 0.338</w:t>
+        <w:t xml:space="preserve"> = 0.3</w:t>
+      </w:r>
+      <w:r>
+        <w:rPr>
+          <w:rFonts w:ascii="Times New Roman" w:eastAsiaTheme="minorEastAsia" w:hAnsi="Times New Roman" w:cs="Times New Roman"/>
+          <w:sz w:val="24"/>
+          <w:szCs w:val="24"/>
+        </w:rPr>
+        <w:t>67</w:t>
       </w:r>
       <w:r>
         <w:rPr>
@@ -1160,15 +1196,15 @@
           <w:sz w:val="24"/>
           <w:szCs w:val="24"/>
         </w:rPr>
-        <w:t xml:space="preserve"> thus</w:t>
-      </w:r>
-      <w:r>
-        <w:rPr>
-          <w:rFonts w:ascii="Times New Roman" w:eastAsiaTheme="minorEastAsia" w:hAnsi="Times New Roman" w:cs="Times New Roman"/>
-          <w:sz w:val="24"/>
-          <w:szCs w:val="24"/>
-        </w:rPr>
-        <w:t xml:space="preserve"> model </w:t>
+        <w:t xml:space="preserve"> </w:t>
+      </w:r>
+      <w:r>
+        <w:rPr>
+          <w:rFonts w:ascii="Times New Roman" w:eastAsiaTheme="minorEastAsia" w:hAnsi="Times New Roman" w:cs="Times New Roman"/>
+          <w:sz w:val="24"/>
+          <w:szCs w:val="24"/>
+        </w:rPr>
+        <w:t xml:space="preserve">model </w:t>
       </w:r>
       <m:oMath>
         <m:r>
@@ -1386,31 +1422,7 @@
           <w:sz w:val="24"/>
           <w:szCs w:val="24"/>
         </w:rPr>
-        <w:t xml:space="preserve">post-establishment </w:t>
-      </w:r>
-      <w:r>
-        <w:rPr>
-          <w:rFonts w:ascii="Times New Roman" w:hAnsi="Times New Roman" w:cs="Times New Roman"/>
-          <w:sz w:val="24"/>
-          <w:szCs w:val="24"/>
-        </w:rPr>
-        <w:t xml:space="preserve">winter </w:t>
-      </w:r>
-      <w:r>
-        <w:rPr>
-          <w:rFonts w:ascii="Times New Roman" w:hAnsi="Times New Roman" w:cs="Times New Roman"/>
-          <w:sz w:val="24"/>
-          <w:szCs w:val="24"/>
-        </w:rPr>
-        <w:t>survival</w:t>
-      </w:r>
-      <w:r>
-        <w:rPr>
-          <w:rFonts w:ascii="Times New Roman" w:hAnsi="Times New Roman" w:cs="Times New Roman"/>
-          <w:sz w:val="24"/>
-          <w:szCs w:val="24"/>
-        </w:rPr>
-        <w:t xml:space="preserve"> rate</w:t>
+        <w:t>the rate of post-establishment survival over winter</w:t>
       </w:r>
       <w:r>
         <w:rPr>
@@ -1474,7 +1486,15 @@
           <w:sz w:val="24"/>
           <w:szCs w:val="24"/>
         </w:rPr>
-        <w:t xml:space="preserve"> survival status as the response;</w:t>
+        <w:t xml:space="preserve"> survival status as the response</w:t>
+      </w:r>
+      <w:r>
+        <w:rPr>
+          <w:rFonts w:ascii="Times New Roman" w:hAnsi="Times New Roman" w:cs="Times New Roman"/>
+          <w:sz w:val="24"/>
+          <w:szCs w:val="24"/>
+        </w:rPr>
+        <w:t>.</w:t>
       </w:r>
       <w:r>
         <w:rPr>
@@ -1490,7 +1510,15 @@
           <w:sz w:val="24"/>
           <w:szCs w:val="24"/>
         </w:rPr>
-        <w:t xml:space="preserve">plot-averaged </w:t>
+        <w:t>P</w:t>
+      </w:r>
+      <w:r>
+        <w:rPr>
+          <w:rFonts w:ascii="Times New Roman" w:hAnsi="Times New Roman" w:cs="Times New Roman"/>
+          <w:sz w:val="24"/>
+          <w:szCs w:val="24"/>
+        </w:rPr>
+        <w:t xml:space="preserve">lot-averaged </w:t>
       </w:r>
       <w:r>
         <w:rPr>
@@ -1506,7 +1534,7 @@
           <w:sz w:val="24"/>
           <w:szCs w:val="24"/>
         </w:rPr>
-        <w:t xml:space="preserve"> and initial rosette size </w:t>
+        <w:t xml:space="preserve"> and rosette size </w:t>
       </w:r>
       <m:oMath>
         <m:sSub>
@@ -1564,6 +1592,14 @@
           <w:sz w:val="24"/>
           <w:szCs w:val="24"/>
         </w:rPr>
+        <w:t xml:space="preserve"> set as</w:t>
+      </w:r>
+      <w:r>
+        <w:rPr>
+          <w:rFonts w:ascii="Times New Roman" w:eastAsiaTheme="minorEastAsia" w:hAnsi="Times New Roman" w:cs="Times New Roman"/>
+          <w:sz w:val="24"/>
+          <w:szCs w:val="24"/>
+        </w:rPr>
         <w:t xml:space="preserve"> </w:t>
       </w:r>
       <w:r>
@@ -1580,31 +1616,39 @@
           <w:sz w:val="24"/>
           <w:szCs w:val="24"/>
         </w:rPr>
-        <w:t>,</w:t>
-      </w:r>
-      <w:r>
-        <w:rPr>
-          <w:rFonts w:ascii="Times New Roman" w:eastAsiaTheme="minorEastAsia" w:hAnsi="Times New Roman" w:cs="Times New Roman"/>
-          <w:sz w:val="24"/>
-          <w:szCs w:val="24"/>
-        </w:rPr>
-        <w:t xml:space="preserve"> with an interaction between the effects included,</w:t>
-      </w:r>
-      <w:r>
-        <w:rPr>
-          <w:rFonts w:ascii="Times New Roman" w:hAnsi="Times New Roman" w:cs="Times New Roman"/>
-          <w:sz w:val="24"/>
-          <w:szCs w:val="24"/>
-        </w:rPr>
-        <w:t xml:space="preserve"> and experimental block </w:t>
-      </w:r>
-      <w:r>
-        <w:rPr>
-          <w:rFonts w:ascii="Times New Roman" w:hAnsi="Times New Roman" w:cs="Times New Roman"/>
-          <w:sz w:val="24"/>
-          <w:szCs w:val="24"/>
-        </w:rPr>
-        <w:t xml:space="preserve">was </w:t>
+        <w:t xml:space="preserve">, with an interaction between the two effects also included; </w:t>
+      </w:r>
+      <w:r>
+        <w:rPr>
+          <w:rFonts w:ascii="Times New Roman" w:hAnsi="Times New Roman" w:cs="Times New Roman"/>
+          <w:sz w:val="24"/>
+          <w:szCs w:val="24"/>
+        </w:rPr>
+        <w:t xml:space="preserve">experimental block </w:t>
+      </w:r>
+      <w:r>
+        <w:rPr>
+          <w:rFonts w:ascii="Times New Roman" w:hAnsi="Times New Roman" w:cs="Times New Roman"/>
+          <w:sz w:val="24"/>
+          <w:szCs w:val="24"/>
+        </w:rPr>
+        <w:t>was</w:t>
+      </w:r>
+      <w:r>
+        <w:rPr>
+          <w:rFonts w:ascii="Times New Roman" w:hAnsi="Times New Roman" w:cs="Times New Roman"/>
+          <w:sz w:val="24"/>
+          <w:szCs w:val="24"/>
+        </w:rPr>
+        <w:t xml:space="preserve"> set as</w:t>
+      </w:r>
+      <w:r>
+        <w:rPr>
+          <w:rFonts w:ascii="Times New Roman" w:hAnsi="Times New Roman" w:cs="Times New Roman"/>
+          <w:sz w:val="24"/>
+          <w:szCs w:val="24"/>
+        </w:rPr>
+        <w:t xml:space="preserve"> </w:t>
       </w:r>
       <w:r>
         <w:rPr>
@@ -1637,6 +1681,22 @@
           <w:szCs w:val="24"/>
         </w:rPr>
         <w:t>his</w:t>
+      </w:r>
+      <w:r>
+        <w:rPr>
+          <w:rFonts w:ascii="Times New Roman" w:eastAsiaTheme="minorEastAsia" w:hAnsi="Times New Roman" w:cs="Times New Roman"/>
+          <w:sz w:val="24"/>
+          <w:szCs w:val="24"/>
+        </w:rPr>
+        <w:t xml:space="preserve"> </w:t>
+      </w:r>
+      <w:r>
+        <w:rPr>
+          <w:rFonts w:ascii="Times New Roman" w:eastAsiaTheme="minorEastAsia" w:hAnsi="Times New Roman" w:cs="Times New Roman"/>
+          <w:sz w:val="24"/>
+          <w:szCs w:val="24"/>
+        </w:rPr>
+        <w:t>model</w:t>
       </w:r>
       <w:r>
         <w:rPr>
@@ -2014,7 +2074,15 @@
           <w:sz w:val="24"/>
           <w:szCs w:val="24"/>
         </w:rPr>
-        <w:t>Rosette g</w:t>
+        <w:t>Spring r</w:t>
+      </w:r>
+      <w:r>
+        <w:rPr>
+          <w:rFonts w:ascii="Times New Roman" w:hAnsi="Times New Roman" w:cs="Times New Roman"/>
+          <w:sz w:val="24"/>
+          <w:szCs w:val="24"/>
+        </w:rPr>
+        <w:t>osette g</w:t>
       </w:r>
       <w:r>
         <w:rPr>
@@ -2030,39 +2098,7 @@
           <w:sz w:val="24"/>
           <w:szCs w:val="24"/>
         </w:rPr>
-        <w:t>between</w:t>
-      </w:r>
-      <w:r>
-        <w:rPr>
-          <w:rFonts w:ascii="Times New Roman" w:hAnsi="Times New Roman" w:cs="Times New Roman"/>
-          <w:sz w:val="24"/>
-          <w:szCs w:val="24"/>
-        </w:rPr>
-        <w:t xml:space="preserve"> </w:t>
-      </w:r>
-      <w:r>
-        <w:rPr>
-          <w:rFonts w:ascii="Times New Roman" w:eastAsiaTheme="minorEastAsia" w:hAnsi="Times New Roman" w:cs="Times New Roman"/>
-          <w:sz w:val="24"/>
-          <w:szCs w:val="24"/>
-        </w:rPr>
-        <w:t>time</w:t>
-      </w:r>
-      <w:r>
-        <w:rPr>
-          <w:rFonts w:ascii="Times New Roman" w:eastAsiaTheme="minorEastAsia" w:hAnsi="Times New Roman" w:cs="Times New Roman"/>
-          <w:sz w:val="24"/>
-          <w:szCs w:val="24"/>
-        </w:rPr>
-        <w:t>s</w:t>
-      </w:r>
-      <w:r>
-        <w:rPr>
-          <w:rFonts w:ascii="Times New Roman" w:eastAsiaTheme="minorEastAsia" w:hAnsi="Times New Roman" w:cs="Times New Roman"/>
-          <w:sz w:val="24"/>
-          <w:szCs w:val="24"/>
-        </w:rPr>
-        <w:t xml:space="preserve"> </w:t>
+        <w:t xml:space="preserve">to size </w:t>
       </w:r>
       <m:oMath>
         <m:sSub>
@@ -2083,7 +2119,211 @@
                 <w:sz w:val="24"/>
                 <w:szCs w:val="24"/>
               </w:rPr>
-              <m:t>t</m:t>
+              <m:t>z</m:t>
+            </m:r>
+          </m:e>
+          <m:sub>
+            <m:r>
+              <w:rPr>
+                <w:rFonts w:ascii="Cambria Math" w:hAnsi="Cambria Math" w:cs="Times New Roman"/>
+                <w:sz w:val="24"/>
+                <w:szCs w:val="24"/>
+              </w:rPr>
+              <m:t>1</m:t>
+            </m:r>
+          </m:sub>
+        </m:sSub>
+      </m:oMath>
+      <w:r>
+        <w:rPr>
+          <w:rFonts w:ascii="Times New Roman" w:hAnsi="Times New Roman" w:cs="Times New Roman"/>
+          <w:sz w:val="24"/>
+          <w:szCs w:val="24"/>
+        </w:rPr>
+        <w:t xml:space="preserve"> was </w:t>
+      </w:r>
+      <w:r>
+        <w:rPr>
+          <w:rFonts w:ascii="Times New Roman" w:hAnsi="Times New Roman" w:cs="Times New Roman"/>
+          <w:sz w:val="24"/>
+          <w:szCs w:val="24"/>
+        </w:rPr>
+        <w:t>estimated</w:t>
+      </w:r>
+      <w:r>
+        <w:rPr>
+          <w:rFonts w:ascii="Times New Roman" w:hAnsi="Times New Roman" w:cs="Times New Roman"/>
+          <w:sz w:val="24"/>
+          <w:szCs w:val="24"/>
+        </w:rPr>
+        <w:t xml:space="preserve"> using a mixed-effects linear model with a Gaussian link. </w:t>
+      </w:r>
+      <w:r>
+        <w:rPr>
+          <w:rFonts w:ascii="Times New Roman" w:hAnsi="Times New Roman" w:cs="Times New Roman"/>
+          <w:sz w:val="24"/>
+          <w:szCs w:val="24"/>
+        </w:rPr>
+        <w:t>Rosette size</w:t>
+      </w:r>
+      <w:r>
+        <w:rPr>
+          <w:rFonts w:ascii="Times New Roman" w:hAnsi="Times New Roman" w:cs="Times New Roman"/>
+          <w:sz w:val="24"/>
+          <w:szCs w:val="24"/>
+        </w:rPr>
+        <w:t xml:space="preserve"> at </w:t>
+      </w:r>
+      <m:oMath>
+        <m:sSub>
+          <m:sSubPr>
+            <m:ctrlPr>
+              <w:rPr>
+                <w:rFonts w:ascii="Cambria Math" w:hAnsi="Cambria Math" w:cs="Times New Roman"/>
+                <w:i/>
+                <w:sz w:val="24"/>
+                <w:szCs w:val="24"/>
+              </w:rPr>
+            </m:ctrlPr>
+          </m:sSubPr>
+          <m:e>
+            <m:r>
+              <w:rPr>
+                <w:rFonts w:ascii="Cambria Math" w:hAnsi="Cambria Math" w:cs="Times New Roman"/>
+                <w:sz w:val="24"/>
+                <w:szCs w:val="24"/>
+              </w:rPr>
+              <m:t>z</m:t>
+            </m:r>
+          </m:e>
+          <m:sub>
+            <m:r>
+              <w:rPr>
+                <w:rFonts w:ascii="Cambria Math" w:hAnsi="Cambria Math" w:cs="Times New Roman"/>
+                <w:sz w:val="24"/>
+                <w:szCs w:val="24"/>
+              </w:rPr>
+              <m:t>1</m:t>
+            </m:r>
+          </m:sub>
+        </m:sSub>
+      </m:oMath>
+      <w:r>
+        <w:rPr>
+          <w:rFonts w:ascii="Times New Roman" w:eastAsiaTheme="minorEastAsia" w:hAnsi="Times New Roman" w:cs="Times New Roman"/>
+          <w:sz w:val="24"/>
+          <w:szCs w:val="24"/>
+        </w:rPr>
+        <w:t xml:space="preserve"> </w:t>
+      </w:r>
+      <w:r>
+        <w:rPr>
+          <w:rFonts w:ascii="Times New Roman" w:hAnsi="Times New Roman" w:cs="Times New Roman"/>
+          <w:sz w:val="24"/>
+          <w:szCs w:val="24"/>
+        </w:rPr>
+        <w:t>was</w:t>
+      </w:r>
+      <w:r>
+        <w:rPr>
+          <w:rFonts w:ascii="Times New Roman" w:hAnsi="Times New Roman" w:cs="Times New Roman"/>
+          <w:sz w:val="24"/>
+          <w:szCs w:val="24"/>
+        </w:rPr>
+        <w:t xml:space="preserve"> </w:t>
+      </w:r>
+      <w:r>
+        <w:rPr>
+          <w:rFonts w:ascii="Times New Roman" w:hAnsi="Times New Roman" w:cs="Times New Roman"/>
+          <w:sz w:val="24"/>
+          <w:szCs w:val="24"/>
+        </w:rPr>
+        <w:t>set</w:t>
+      </w:r>
+      <w:r>
+        <w:rPr>
+          <w:rFonts w:ascii="Times New Roman" w:hAnsi="Times New Roman" w:cs="Times New Roman"/>
+          <w:sz w:val="24"/>
+          <w:szCs w:val="24"/>
+        </w:rPr>
+        <w:t xml:space="preserve"> as</w:t>
+      </w:r>
+      <w:r>
+        <w:rPr>
+          <w:rFonts w:ascii="Times New Roman" w:hAnsi="Times New Roman" w:cs="Times New Roman"/>
+          <w:sz w:val="24"/>
+          <w:szCs w:val="24"/>
+        </w:rPr>
+        <w:t xml:space="preserve"> the response, with </w:t>
+      </w:r>
+      <w:r>
+        <w:rPr>
+          <w:rFonts w:ascii="Times New Roman" w:hAnsi="Times New Roman" w:cs="Times New Roman"/>
+          <w:sz w:val="24"/>
+          <w:szCs w:val="24"/>
+        </w:rPr>
+        <w:t>warming</w:t>
+      </w:r>
+      <w:r>
+        <w:rPr>
+          <w:rFonts w:ascii="Times New Roman" w:hAnsi="Times New Roman" w:cs="Times New Roman"/>
+          <w:sz w:val="24"/>
+          <w:szCs w:val="24"/>
+        </w:rPr>
+        <w:t xml:space="preserve"> treatment</w:t>
+      </w:r>
+      <w:r>
+        <w:rPr>
+          <w:rFonts w:ascii="Times New Roman" w:hAnsi="Times New Roman" w:cs="Times New Roman"/>
+          <w:sz w:val="24"/>
+          <w:szCs w:val="24"/>
+        </w:rPr>
+        <w:t xml:space="preserve"> and </w:t>
+      </w:r>
+      <w:r>
+        <w:rPr>
+          <w:rFonts w:ascii="Times New Roman" w:hAnsi="Times New Roman" w:cs="Times New Roman"/>
+          <w:sz w:val="24"/>
+          <w:szCs w:val="24"/>
+        </w:rPr>
+        <w:t xml:space="preserve">previous </w:t>
+      </w:r>
+      <w:r>
+        <w:rPr>
+          <w:rFonts w:ascii="Times New Roman" w:hAnsi="Times New Roman" w:cs="Times New Roman"/>
+          <w:sz w:val="24"/>
+          <w:szCs w:val="24"/>
+        </w:rPr>
+        <w:t>rosette size</w:t>
+      </w:r>
+      <w:r>
+        <w:rPr>
+          <w:rFonts w:ascii="Times New Roman" w:hAnsi="Times New Roman" w:cs="Times New Roman"/>
+          <w:sz w:val="24"/>
+          <w:szCs w:val="24"/>
+        </w:rPr>
+        <w:t xml:space="preserve"> </w:t>
+      </w:r>
+      <m:oMath>
+        <m:sSub>
+          <m:sSubPr>
+            <m:ctrlPr>
+              <w:rPr>
+                <w:rFonts w:ascii="Cambria Math" w:hAnsi="Cambria Math" w:cs="Times New Roman"/>
+                <w:i/>
+                <w:sz w:val="24"/>
+                <w:szCs w:val="24"/>
+              </w:rPr>
+            </m:ctrlPr>
+          </m:sSubPr>
+          <m:e>
+            <m:r>
+              <w:rPr>
+                <w:rFonts w:ascii="Cambria Math" w:hAnsi="Cambria Math" w:cs="Times New Roman"/>
+                <w:sz w:val="24"/>
+                <w:szCs w:val="24"/>
+              </w:rPr>
+              <m:t>z</m:t>
             </m:r>
           </m:e>
           <m:sub>
@@ -2104,23 +2344,80 @@
           <w:sz w:val="24"/>
           <w:szCs w:val="24"/>
         </w:rPr>
-        <w:t xml:space="preserve"> </w:t>
-      </w:r>
-      <w:r>
-        <w:rPr>
-          <w:rFonts w:ascii="Times New Roman" w:eastAsiaTheme="minorEastAsia" w:hAnsi="Times New Roman" w:cs="Times New Roman"/>
-          <w:sz w:val="24"/>
-          <w:szCs w:val="24"/>
-        </w:rPr>
-        <w:t>and</w:t>
-      </w:r>
-      <w:r>
-        <w:rPr>
-          <w:rFonts w:ascii="Times New Roman" w:eastAsiaTheme="minorEastAsia" w:hAnsi="Times New Roman" w:cs="Times New Roman"/>
-          <w:sz w:val="24"/>
-          <w:szCs w:val="24"/>
-        </w:rPr>
-        <w:t xml:space="preserve"> </w:t>
+        <w:t xml:space="preserve"> as fixed effects</w:t>
+      </w:r>
+      <w:r>
+        <w:rPr>
+          <w:rFonts w:ascii="Times New Roman" w:hAnsi="Times New Roman" w:cs="Times New Roman"/>
+          <w:sz w:val="24"/>
+          <w:szCs w:val="24"/>
+        </w:rPr>
+        <w:t>,</w:t>
+      </w:r>
+      <w:r>
+        <w:rPr>
+          <w:rFonts w:ascii="Times New Roman" w:hAnsi="Times New Roman" w:cs="Times New Roman"/>
+          <w:sz w:val="24"/>
+          <w:szCs w:val="24"/>
+        </w:rPr>
+        <w:t xml:space="preserve"> and experimental block as a random effect.</w:t>
+      </w:r>
+      <w:r>
+        <w:rPr>
+          <w:rFonts w:ascii="Times New Roman" w:hAnsi="Times New Roman" w:cs="Times New Roman"/>
+          <w:sz w:val="24"/>
+          <w:szCs w:val="24"/>
+        </w:rPr>
+        <w:t xml:space="preserve"> An interaction </w:t>
+      </w:r>
+      <w:r>
+        <w:rPr>
+          <w:rFonts w:ascii="Times New Roman" w:hAnsi="Times New Roman" w:cs="Times New Roman"/>
+          <w:sz w:val="24"/>
+          <w:szCs w:val="24"/>
+        </w:rPr>
+        <w:t xml:space="preserve">term </w:t>
+      </w:r>
+      <w:r>
+        <w:rPr>
+          <w:rFonts w:ascii="Times New Roman" w:hAnsi="Times New Roman" w:cs="Times New Roman"/>
+          <w:sz w:val="24"/>
+          <w:szCs w:val="24"/>
+        </w:rPr>
+        <w:t xml:space="preserve">between </w:t>
+      </w:r>
+      <w:r>
+        <w:rPr>
+          <w:rFonts w:ascii="Times New Roman" w:hAnsi="Times New Roman" w:cs="Times New Roman"/>
+          <w:sz w:val="24"/>
+          <w:szCs w:val="24"/>
+        </w:rPr>
+        <w:t xml:space="preserve">the </w:t>
+      </w:r>
+      <w:r>
+        <w:rPr>
+          <w:rFonts w:ascii="Times New Roman" w:hAnsi="Times New Roman" w:cs="Times New Roman"/>
+          <w:sz w:val="24"/>
+          <w:szCs w:val="24"/>
+        </w:rPr>
+        <w:lastRenderedPageBreak/>
+        <w:t>two fixed effects was</w:t>
+      </w:r>
+      <w:r>
+        <w:rPr>
+          <w:rFonts w:ascii="Times New Roman" w:hAnsi="Times New Roman" w:cs="Times New Roman"/>
+          <w:sz w:val="24"/>
+          <w:szCs w:val="24"/>
+        </w:rPr>
+        <w:t xml:space="preserve"> also included.</w:t>
+      </w:r>
+      <w:r>
+        <w:rPr>
+          <w:rFonts w:ascii="Times New Roman" w:hAnsi="Times New Roman" w:cs="Times New Roman"/>
+          <w:sz w:val="24"/>
+          <w:szCs w:val="24"/>
+        </w:rPr>
+        <w:t xml:space="preserve"> When fitting, sizes at </w:t>
       </w:r>
       <m:oMath>
         <m:sSub>
@@ -2141,7 +2438,49 @@
                 <w:sz w:val="24"/>
                 <w:szCs w:val="24"/>
               </w:rPr>
-              <m:t>t</m:t>
+              <m:t>z</m:t>
+            </m:r>
+          </m:e>
+          <m:sub>
+            <m:r>
+              <w:rPr>
+                <w:rFonts w:ascii="Cambria Math" w:hAnsi="Cambria Math" w:cs="Times New Roman"/>
+                <w:sz w:val="24"/>
+                <w:szCs w:val="24"/>
+              </w:rPr>
+              <m:t>0</m:t>
+            </m:r>
+          </m:sub>
+        </m:sSub>
+      </m:oMath>
+      <w:r>
+        <w:rPr>
+          <w:rFonts w:ascii="Times New Roman" w:eastAsiaTheme="minorEastAsia" w:hAnsi="Times New Roman" w:cs="Times New Roman"/>
+          <w:sz w:val="24"/>
+          <w:szCs w:val="24"/>
+        </w:rPr>
+        <w:t xml:space="preserve"> and </w:t>
+      </w:r>
+      <m:oMath>
+        <m:sSub>
+          <m:sSubPr>
+            <m:ctrlPr>
+              <w:rPr>
+                <w:rFonts w:ascii="Cambria Math" w:hAnsi="Cambria Math" w:cs="Times New Roman"/>
+                <w:i/>
+                <w:sz w:val="24"/>
+                <w:szCs w:val="24"/>
+              </w:rPr>
+            </m:ctrlPr>
+          </m:sSubPr>
+          <m:e>
+            <m:r>
+              <w:rPr>
+                <w:rFonts w:ascii="Cambria Math" w:hAnsi="Cambria Math" w:cs="Times New Roman"/>
+                <w:sz w:val="24"/>
+                <w:szCs w:val="24"/>
+              </w:rPr>
+              <m:t>z</m:t>
             </m:r>
           </m:e>
           <m:sub>
@@ -2162,77 +2501,27 @@
           <w:sz w:val="24"/>
           <w:szCs w:val="24"/>
         </w:rPr>
-        <w:t xml:space="preserve"> was </w:t>
-      </w:r>
-      <w:r>
-        <w:rPr>
-          <w:rFonts w:ascii="Times New Roman" w:hAnsi="Times New Roman" w:cs="Times New Roman"/>
-          <w:sz w:val="24"/>
-          <w:szCs w:val="24"/>
-        </w:rPr>
-        <w:t>estimated</w:t>
-      </w:r>
-      <w:r>
-        <w:rPr>
-          <w:rFonts w:ascii="Times New Roman" w:hAnsi="Times New Roman" w:cs="Times New Roman"/>
-          <w:sz w:val="24"/>
-          <w:szCs w:val="24"/>
-        </w:rPr>
-        <w:t xml:space="preserve"> using a mixed-effects linear model with a Gaussian link. </w:t>
-      </w:r>
-      <w:r>
-        <w:rPr>
-          <w:rFonts w:ascii="Times New Roman" w:hAnsi="Times New Roman" w:cs="Times New Roman"/>
-          <w:sz w:val="24"/>
-          <w:szCs w:val="24"/>
-        </w:rPr>
-        <w:t>Rosette size</w:t>
-      </w:r>
-      <w:r>
-        <w:rPr>
-          <w:rFonts w:ascii="Times New Roman" w:hAnsi="Times New Roman" w:cs="Times New Roman"/>
-          <w:sz w:val="24"/>
-          <w:szCs w:val="24"/>
-        </w:rPr>
-        <w:t xml:space="preserve"> at </w:t>
-      </w:r>
-      <m:oMath>
-        <m:sSub>
-          <m:sSubPr>
-            <m:ctrlPr>
-              <w:rPr>
-                <w:rFonts w:ascii="Cambria Math" w:hAnsi="Cambria Math" w:cs="Times New Roman"/>
-                <w:i/>
-                <w:sz w:val="24"/>
-                <w:szCs w:val="24"/>
-              </w:rPr>
-            </m:ctrlPr>
-          </m:sSubPr>
-          <m:e>
-            <m:r>
-              <w:rPr>
-                <w:rFonts w:ascii="Cambria Math" w:hAnsi="Cambria Math" w:cs="Times New Roman"/>
-                <w:sz w:val="24"/>
-                <w:szCs w:val="24"/>
-              </w:rPr>
-              <m:t>t</m:t>
-            </m:r>
-          </m:e>
-          <m:sub>
-            <m:r>
-              <w:rPr>
-                <w:rFonts w:ascii="Cambria Math" w:hAnsi="Cambria Math" w:cs="Times New Roman"/>
-                <w:sz w:val="24"/>
-                <w:szCs w:val="24"/>
-              </w:rPr>
-              <m:t>1</m:t>
-            </m:r>
-          </m:sub>
-        </m:sSub>
-      </m:oMath>
-      <w:r>
-        <w:rPr>
-          <w:rFonts w:ascii="Times New Roman" w:eastAsiaTheme="minorEastAsia" w:hAnsi="Times New Roman" w:cs="Times New Roman"/>
+        <w:t xml:space="preserve"> were </w:t>
+      </w:r>
+      <w:r>
+        <w:rPr>
+          <w:rFonts w:ascii="Times New Roman" w:hAnsi="Times New Roman" w:cs="Times New Roman"/>
+          <w:sz w:val="24"/>
+          <w:szCs w:val="24"/>
+        </w:rPr>
+        <w:t xml:space="preserve">both </w:t>
+      </w:r>
+      <w:r>
+        <w:rPr>
+          <w:rFonts w:ascii="Times New Roman" w:hAnsi="Times New Roman" w:cs="Times New Roman"/>
+          <w:sz w:val="24"/>
+          <w:szCs w:val="24"/>
+        </w:rPr>
+        <w:t>plot-averaged to avoid pseudoreplication.</w:t>
+      </w:r>
+      <w:r>
+        <w:rPr>
+          <w:rFonts w:ascii="Times New Roman" w:hAnsi="Times New Roman" w:cs="Times New Roman"/>
           <w:sz w:val="24"/>
           <w:szCs w:val="24"/>
         </w:rPr>
@@ -2244,254 +2533,23 @@
           <w:sz w:val="24"/>
           <w:szCs w:val="24"/>
         </w:rPr>
-        <w:t>was</w:t>
-      </w:r>
-      <w:r>
-        <w:rPr>
-          <w:rFonts w:ascii="Times New Roman" w:hAnsi="Times New Roman" w:cs="Times New Roman"/>
-          <w:sz w:val="24"/>
-          <w:szCs w:val="24"/>
-        </w:rPr>
-        <w:t xml:space="preserve"> defined as</w:t>
-      </w:r>
-      <w:r>
-        <w:rPr>
-          <w:rFonts w:ascii="Times New Roman" w:hAnsi="Times New Roman" w:cs="Times New Roman"/>
-          <w:sz w:val="24"/>
-          <w:szCs w:val="24"/>
-        </w:rPr>
-        <w:t xml:space="preserve"> the response, with warmed/unwarmed treatment</w:t>
-      </w:r>
-      <w:r>
-        <w:rPr>
-          <w:rFonts w:ascii="Times New Roman" w:hAnsi="Times New Roman" w:cs="Times New Roman"/>
-          <w:sz w:val="24"/>
-          <w:szCs w:val="24"/>
-        </w:rPr>
-        <w:t xml:space="preserve"> and </w:t>
-      </w:r>
-      <w:r>
-        <w:rPr>
-          <w:rFonts w:ascii="Times New Roman" w:hAnsi="Times New Roman" w:cs="Times New Roman"/>
-          <w:sz w:val="24"/>
-          <w:szCs w:val="24"/>
-        </w:rPr>
-        <w:t>rosette size</w:t>
-      </w:r>
-      <w:r>
-        <w:rPr>
-          <w:rFonts w:ascii="Times New Roman" w:hAnsi="Times New Roman" w:cs="Times New Roman"/>
-          <w:sz w:val="24"/>
-          <w:szCs w:val="24"/>
-        </w:rPr>
-        <w:t xml:space="preserve"> at </w:t>
-      </w:r>
-      <m:oMath>
-        <m:sSub>
-          <m:sSubPr>
-            <m:ctrlPr>
-              <w:rPr>
-                <w:rFonts w:ascii="Cambria Math" w:hAnsi="Cambria Math" w:cs="Times New Roman"/>
-                <w:i/>
-                <w:sz w:val="24"/>
-                <w:szCs w:val="24"/>
-              </w:rPr>
-            </m:ctrlPr>
-          </m:sSubPr>
-          <m:e>
-            <m:r>
-              <w:rPr>
-                <w:rFonts w:ascii="Cambria Math" w:hAnsi="Cambria Math" w:cs="Times New Roman"/>
-                <w:sz w:val="24"/>
-                <w:szCs w:val="24"/>
-              </w:rPr>
-              <m:t>t</m:t>
-            </m:r>
-          </m:e>
-          <m:sub>
-            <m:r>
-              <w:rPr>
-                <w:rFonts w:ascii="Cambria Math" w:hAnsi="Cambria Math" w:cs="Times New Roman"/>
-                <w:sz w:val="24"/>
-                <w:szCs w:val="24"/>
-              </w:rPr>
-              <m:t>0</m:t>
-            </m:r>
-          </m:sub>
-        </m:sSub>
-      </m:oMath>
-      <w:r>
-        <w:rPr>
-          <w:rFonts w:ascii="Times New Roman" w:eastAsiaTheme="minorEastAsia" w:hAnsi="Times New Roman" w:cs="Times New Roman"/>
-          <w:sz w:val="24"/>
-          <w:szCs w:val="24"/>
-        </w:rPr>
-        <w:t xml:space="preserve"> as fixed effects</w:t>
-      </w:r>
-      <w:r>
-        <w:rPr>
-          <w:rFonts w:ascii="Times New Roman" w:hAnsi="Times New Roman" w:cs="Times New Roman"/>
-          <w:sz w:val="24"/>
-          <w:szCs w:val="24"/>
-        </w:rPr>
-        <w:t>,</w:t>
-      </w:r>
-      <w:r>
-        <w:rPr>
-          <w:rFonts w:ascii="Times New Roman" w:hAnsi="Times New Roman" w:cs="Times New Roman"/>
-          <w:sz w:val="24"/>
-          <w:szCs w:val="24"/>
-        </w:rPr>
-        <w:t xml:space="preserve"> and experimental block as a random effect.</w:t>
-      </w:r>
-      <w:r>
-        <w:rPr>
-          <w:rFonts w:ascii="Times New Roman" w:hAnsi="Times New Roman" w:cs="Times New Roman"/>
-          <w:sz w:val="24"/>
-          <w:szCs w:val="24"/>
-        </w:rPr>
-        <w:t xml:space="preserve"> An interaction </w:t>
-      </w:r>
-      <w:r>
-        <w:rPr>
-          <w:rFonts w:ascii="Times New Roman" w:hAnsi="Times New Roman" w:cs="Times New Roman"/>
-          <w:sz w:val="24"/>
-          <w:szCs w:val="24"/>
-        </w:rPr>
-        <w:lastRenderedPageBreak/>
-        <w:t xml:space="preserve">term </w:t>
-      </w:r>
-      <w:r>
-        <w:rPr>
-          <w:rFonts w:ascii="Times New Roman" w:hAnsi="Times New Roman" w:cs="Times New Roman"/>
-          <w:sz w:val="24"/>
-          <w:szCs w:val="24"/>
-        </w:rPr>
-        <w:t xml:space="preserve">between </w:t>
-      </w:r>
-      <w:r>
-        <w:rPr>
-          <w:rFonts w:ascii="Times New Roman" w:hAnsi="Times New Roman" w:cs="Times New Roman"/>
-          <w:sz w:val="24"/>
-          <w:szCs w:val="24"/>
-        </w:rPr>
-        <w:t>the two fixed effects was</w:t>
-      </w:r>
-      <w:r>
-        <w:rPr>
-          <w:rFonts w:ascii="Times New Roman" w:hAnsi="Times New Roman" w:cs="Times New Roman"/>
-          <w:sz w:val="24"/>
-          <w:szCs w:val="24"/>
-        </w:rPr>
-        <w:t xml:space="preserve"> also included.</w:t>
-      </w:r>
-      <w:r>
-        <w:rPr>
-          <w:rFonts w:ascii="Times New Roman" w:hAnsi="Times New Roman" w:cs="Times New Roman"/>
-          <w:sz w:val="24"/>
-          <w:szCs w:val="24"/>
-        </w:rPr>
-        <w:t xml:space="preserve"> When fitting, sizes at </w:t>
-      </w:r>
-      <m:oMath>
-        <m:sSub>
-          <m:sSubPr>
-            <m:ctrlPr>
-              <w:rPr>
-                <w:rFonts w:ascii="Cambria Math" w:hAnsi="Cambria Math" w:cs="Times New Roman"/>
-                <w:i/>
-                <w:sz w:val="24"/>
-                <w:szCs w:val="24"/>
-              </w:rPr>
-            </m:ctrlPr>
-          </m:sSubPr>
-          <m:e>
-            <m:r>
-              <w:rPr>
-                <w:rFonts w:ascii="Cambria Math" w:hAnsi="Cambria Math" w:cs="Times New Roman"/>
-                <w:sz w:val="24"/>
-                <w:szCs w:val="24"/>
-              </w:rPr>
-              <m:t>t</m:t>
-            </m:r>
-          </m:e>
-          <m:sub>
-            <m:r>
-              <w:rPr>
-                <w:rFonts w:ascii="Cambria Math" w:hAnsi="Cambria Math" w:cs="Times New Roman"/>
-                <w:sz w:val="24"/>
-                <w:szCs w:val="24"/>
-              </w:rPr>
-              <m:t>0</m:t>
-            </m:r>
-          </m:sub>
-        </m:sSub>
-      </m:oMath>
-      <w:r>
-        <w:rPr>
-          <w:rFonts w:ascii="Times New Roman" w:eastAsiaTheme="minorEastAsia" w:hAnsi="Times New Roman" w:cs="Times New Roman"/>
-          <w:sz w:val="24"/>
-          <w:szCs w:val="24"/>
-        </w:rPr>
-        <w:t xml:space="preserve"> and </w:t>
-      </w:r>
-      <m:oMath>
-        <m:sSub>
-          <m:sSubPr>
-            <m:ctrlPr>
-              <w:rPr>
-                <w:rFonts w:ascii="Cambria Math" w:hAnsi="Cambria Math" w:cs="Times New Roman"/>
-                <w:i/>
-                <w:sz w:val="24"/>
-                <w:szCs w:val="24"/>
-              </w:rPr>
-            </m:ctrlPr>
-          </m:sSubPr>
-          <m:e>
-            <m:r>
-              <w:rPr>
-                <w:rFonts w:ascii="Cambria Math" w:hAnsi="Cambria Math" w:cs="Times New Roman"/>
-                <w:sz w:val="24"/>
-                <w:szCs w:val="24"/>
-              </w:rPr>
-              <m:t>t</m:t>
-            </m:r>
-          </m:e>
-          <m:sub>
-            <m:r>
-              <w:rPr>
-                <w:rFonts w:ascii="Cambria Math" w:hAnsi="Cambria Math" w:cs="Times New Roman"/>
-                <w:sz w:val="24"/>
-                <w:szCs w:val="24"/>
-              </w:rPr>
-              <m:t>1</m:t>
-            </m:r>
-          </m:sub>
-        </m:sSub>
-      </m:oMath>
-      <w:r>
-        <w:rPr>
-          <w:rFonts w:ascii="Times New Roman" w:hAnsi="Times New Roman" w:cs="Times New Roman"/>
-          <w:sz w:val="24"/>
-          <w:szCs w:val="24"/>
-        </w:rPr>
-        <w:t xml:space="preserve"> were plot-averaged to avoid pseudoreplication.</w:t>
-      </w:r>
-      <w:r>
-        <w:rPr>
-          <w:rFonts w:ascii="Times New Roman" w:hAnsi="Times New Roman" w:cs="Times New Roman"/>
-          <w:sz w:val="24"/>
-          <w:szCs w:val="24"/>
-        </w:rPr>
-        <w:t xml:space="preserve"> </w:t>
-      </w:r>
-      <w:r>
-        <w:rPr>
-          <w:rFonts w:ascii="Times New Roman" w:hAnsi="Times New Roman" w:cs="Times New Roman"/>
-          <w:sz w:val="24"/>
-          <w:szCs w:val="24"/>
-        </w:rPr>
-        <w:t xml:space="preserve">Model selection was performed by minimizing AIC, which involved dropping the </w:t>
+        <w:t xml:space="preserve">Model selection was </w:t>
+      </w:r>
+      <w:r>
+        <w:rPr>
+          <w:rFonts w:ascii="Times New Roman" w:hAnsi="Times New Roman" w:cs="Times New Roman"/>
+          <w:sz w:val="24"/>
+          <w:szCs w:val="24"/>
+        </w:rPr>
+        <w:t xml:space="preserve">then </w:t>
+      </w:r>
+      <w:r>
+        <w:rPr>
+          <w:rFonts w:ascii="Times New Roman" w:hAnsi="Times New Roman" w:cs="Times New Roman"/>
+          <w:sz w:val="24"/>
+          <w:szCs w:val="24"/>
+        </w:rPr>
+        <w:t xml:space="preserve">performed by minimizing AIC, which involved dropping the </w:t>
       </w:r>
       <w:r>
         <w:rPr>
@@ -2905,100 +2963,16 @@
           <w:sz w:val="24"/>
           <w:szCs w:val="24"/>
         </w:rPr>
-        <w:t xml:space="preserve"> the rosette </w:t>
-      </w:r>
-      <w:r>
-        <w:rPr>
-          <w:rFonts w:ascii="Times New Roman" w:eastAsiaTheme="minorEastAsia" w:hAnsi="Times New Roman" w:cs="Times New Roman"/>
-          <w:sz w:val="24"/>
-          <w:szCs w:val="24"/>
-        </w:rPr>
-        <w:t>sizes</w:t>
-      </w:r>
-      <w:r>
-        <w:rPr>
-          <w:rFonts w:ascii="Times New Roman" w:eastAsiaTheme="minorEastAsia" w:hAnsi="Times New Roman" w:cs="Times New Roman"/>
-          <w:sz w:val="24"/>
-          <w:szCs w:val="24"/>
-        </w:rPr>
-        <w:t xml:space="preserve"> at time </w:t>
-      </w:r>
-      <m:oMath>
-        <m:sSub>
-          <m:sSubPr>
-            <m:ctrlPr>
-              <w:rPr>
-                <w:rFonts w:ascii="Cambria Math" w:hAnsi="Cambria Math" w:cs="Times New Roman"/>
-                <w:i/>
-                <w:sz w:val="24"/>
-                <w:szCs w:val="24"/>
-              </w:rPr>
-            </m:ctrlPr>
-          </m:sSubPr>
-          <m:e>
-            <m:r>
-              <w:rPr>
-                <w:rFonts w:ascii="Cambria Math" w:hAnsi="Cambria Math" w:cs="Times New Roman"/>
-                <w:sz w:val="24"/>
-                <w:szCs w:val="24"/>
-              </w:rPr>
-              <m:t>t</m:t>
-            </m:r>
-          </m:e>
-          <m:sub>
-            <m:r>
-              <w:rPr>
-                <w:rFonts w:ascii="Cambria Math" w:hAnsi="Cambria Math" w:cs="Times New Roman"/>
-                <w:sz w:val="24"/>
-                <w:szCs w:val="24"/>
-              </w:rPr>
-              <m:t>0</m:t>
-            </m:r>
-          </m:sub>
-        </m:sSub>
-      </m:oMath>
-      <w:r>
-        <w:rPr>
-          <w:rFonts w:ascii="Times New Roman" w:eastAsiaTheme="minorEastAsia" w:hAnsi="Times New Roman" w:cs="Times New Roman"/>
-          <w:sz w:val="24"/>
-          <w:szCs w:val="24"/>
-        </w:rPr>
-        <w:t xml:space="preserve"> and </w:t>
-      </w:r>
-      <m:oMath>
-        <m:sSub>
-          <m:sSubPr>
-            <m:ctrlPr>
-              <w:rPr>
-                <w:rFonts w:ascii="Cambria Math" w:hAnsi="Cambria Math" w:cs="Times New Roman"/>
-                <w:i/>
-                <w:sz w:val="24"/>
-                <w:szCs w:val="24"/>
-              </w:rPr>
-            </m:ctrlPr>
-          </m:sSubPr>
-          <m:e>
-            <m:r>
-              <w:rPr>
-                <w:rFonts w:ascii="Cambria Math" w:hAnsi="Cambria Math" w:cs="Times New Roman"/>
-                <w:sz w:val="24"/>
-                <w:szCs w:val="24"/>
-              </w:rPr>
-              <m:t>t</m:t>
-            </m:r>
-          </m:e>
-          <m:sub>
-            <m:r>
-              <w:rPr>
-                <w:rFonts w:ascii="Cambria Math" w:hAnsi="Cambria Math" w:cs="Times New Roman"/>
-                <w:sz w:val="24"/>
-                <w:szCs w:val="24"/>
-              </w:rPr>
-              <m:t>1</m:t>
-            </m:r>
-          </m:sub>
-        </m:sSub>
-      </m:oMath>
+        <w:t xml:space="preserve"> </w:t>
+      </w:r>
+      <w:r>
+        <w:rPr>
+          <w:rFonts w:ascii="Times New Roman" w:eastAsiaTheme="minorEastAsia" w:hAnsi="Times New Roman" w:cs="Times New Roman"/>
+          <w:sz w:val="24"/>
+          <w:szCs w:val="24"/>
+        </w:rPr>
+        <w:t>the previous and new rosette sizes</w:t>
+      </w:r>
       <w:r>
         <w:rPr>
           <w:rFonts w:ascii="Times New Roman" w:eastAsiaTheme="minorEastAsia" w:hAnsi="Times New Roman" w:cs="Times New Roman"/>
@@ -3267,7 +3241,7 @@
           <w:sz w:val="24"/>
           <w:szCs w:val="24"/>
         </w:rPr>
-        <w:t>When modelling growth for warmed individuals, t</w:t>
+        <w:t>When modeling growth for warmed individuals, t</w:t>
       </w:r>
       <w:r>
         <w:rPr>
@@ -3315,7 +3289,23 @@
           <w:sz w:val="24"/>
           <w:szCs w:val="24"/>
         </w:rPr>
-        <w:t xml:space="preserve"> the intercept to match how the equations are formatted in the </w:t>
+        <w:t xml:space="preserve"> the intercept to match how the equations are formatted</w:t>
+      </w:r>
+      <w:r>
+        <w:rPr>
+          <w:rFonts w:ascii="Times New Roman" w:eastAsiaTheme="minorEastAsia" w:hAnsi="Times New Roman" w:cs="Times New Roman"/>
+          <w:sz w:val="24"/>
+          <w:szCs w:val="24"/>
+        </w:rPr>
+        <w:t xml:space="preserve"> when used</w:t>
+      </w:r>
+      <w:r>
+        <w:rPr>
+          <w:rFonts w:ascii="Times New Roman" w:eastAsiaTheme="minorEastAsia" w:hAnsi="Times New Roman" w:cs="Times New Roman"/>
+          <w:sz w:val="24"/>
+          <w:szCs w:val="24"/>
+        </w:rPr>
+        <w:t xml:space="preserve"> in the </w:t>
       </w:r>
       <w:r>
         <w:rPr>
@@ -3421,7 +3411,23 @@
           <w:sz w:val="24"/>
           <w:szCs w:val="24"/>
         </w:rPr>
-        <w:t>intercept for unwamed individuals, and the</w:t>
+        <w:t>intercept for unwa</w:t>
+      </w:r>
+      <w:r>
+        <w:rPr>
+          <w:rFonts w:ascii="Times New Roman" w:eastAsiaTheme="minorEastAsia" w:hAnsi="Times New Roman" w:cs="Times New Roman"/>
+          <w:sz w:val="24"/>
+          <w:szCs w:val="24"/>
+        </w:rPr>
+        <w:t>r</w:t>
+      </w:r>
+      <w:r>
+        <w:rPr>
+          <w:rFonts w:ascii="Times New Roman" w:eastAsiaTheme="minorEastAsia" w:hAnsi="Times New Roman" w:cs="Times New Roman"/>
+          <w:sz w:val="24"/>
+          <w:szCs w:val="24"/>
+        </w:rPr>
+        <w:t>med individuals, and the</w:t>
       </w:r>
       <w:r>
         <w:rPr>
@@ -3469,7 +3475,23 @@
           <w:sz w:val="24"/>
           <w:szCs w:val="24"/>
         </w:rPr>
-        <w:t>this formulation of the model is</w:t>
+        <w:t>this</w:t>
+      </w:r>
+      <w:r>
+        <w:rPr>
+          <w:rFonts w:ascii="Times New Roman" w:eastAsiaTheme="minorEastAsia" w:hAnsi="Times New Roman" w:cs="Times New Roman"/>
+          <w:sz w:val="24"/>
+          <w:szCs w:val="24"/>
+        </w:rPr>
+        <w:t xml:space="preserve"> particular</w:t>
+      </w:r>
+      <w:r>
+        <w:rPr>
+          <w:rFonts w:ascii="Times New Roman" w:eastAsiaTheme="minorEastAsia" w:hAnsi="Times New Roman" w:cs="Times New Roman"/>
+          <w:sz w:val="24"/>
+          <w:szCs w:val="24"/>
+        </w:rPr>
+        <w:t xml:space="preserve"> formulation of the model is</w:t>
       </w:r>
       <w:r>
         <w:rPr>
@@ -3651,7 +3673,7 @@
           <w:sz w:val="24"/>
           <w:szCs w:val="24"/>
         </w:rPr>
-        <w:t>676</w:t>
+        <w:t>948</w:t>
       </w:r>
       <w:r>
         <w:rPr>
@@ -3703,7 +3725,7 @@
           <w:sz w:val="24"/>
           <w:szCs w:val="24"/>
         </w:rPr>
-        <w:t>495</w:t>
+        <w:t>989</w:t>
       </w:r>
       <w:r>
         <w:rPr>
@@ -3801,7 +3823,65 @@
           <w:sz w:val="24"/>
           <w:szCs w:val="24"/>
         </w:rPr>
-        <w:t xml:space="preserve"> growth to</w:t>
+        <w:t xml:space="preserve"> growth </w:t>
+      </w:r>
+      <w:r>
+        <w:rPr>
+          <w:rFonts w:ascii="Times New Roman" w:eastAsiaTheme="minorEastAsia" w:hAnsi="Times New Roman" w:cs="Times New Roman"/>
+          <w:sz w:val="24"/>
+          <w:szCs w:val="24"/>
+        </w:rPr>
+        <w:t xml:space="preserve">from </w:t>
+      </w:r>
+      <m:oMath>
+        <m:sSub>
+          <m:sSubPr>
+            <m:ctrlPr>
+              <w:rPr>
+                <w:rFonts w:ascii="Cambria Math" w:hAnsi="Cambria Math" w:cs="Times New Roman"/>
+                <w:i/>
+                <w:sz w:val="24"/>
+                <w:szCs w:val="24"/>
+              </w:rPr>
+            </m:ctrlPr>
+          </m:sSubPr>
+          <m:e>
+            <m:r>
+              <w:rPr>
+                <w:rFonts w:ascii="Cambria Math" w:hAnsi="Cambria Math" w:cs="Times New Roman"/>
+                <w:sz w:val="24"/>
+                <w:szCs w:val="24"/>
+              </w:rPr>
+              <m:t>z</m:t>
+            </m:r>
+          </m:e>
+          <m:sub>
+            <m:r>
+              <w:rPr>
+                <w:rFonts w:ascii="Cambria Math" w:hAnsi="Cambria Math" w:cs="Times New Roman"/>
+                <w:sz w:val="24"/>
+                <w:szCs w:val="24"/>
+              </w:rPr>
+              <m:t>0</m:t>
+            </m:r>
+          </m:sub>
+        </m:sSub>
+      </m:oMath>
+      <w:r>
+        <w:rPr>
+          <w:rFonts w:ascii="Times New Roman" w:eastAsiaTheme="minorEastAsia" w:hAnsi="Times New Roman" w:cs="Times New Roman"/>
+          <w:sz w:val="24"/>
+          <w:szCs w:val="24"/>
+        </w:rPr>
+        <w:t xml:space="preserve"> </w:t>
+      </w:r>
+      <w:r>
+        <w:rPr>
+          <w:rFonts w:ascii="Times New Roman" w:eastAsiaTheme="minorEastAsia" w:hAnsi="Times New Roman" w:cs="Times New Roman"/>
+          <w:sz w:val="24"/>
+          <w:szCs w:val="24"/>
+        </w:rPr>
+        <w:t>to</w:t>
       </w:r>
       <w:r>
         <w:rPr>
@@ -3871,6 +3951,164 @@
         </w:rPr>
         <w:t xml:space="preserve"> was randomly generated from the aforementioned normal distribution.</w:t>
       </w:r>
+      <w:r>
+        <w:rPr>
+          <w:rFonts w:ascii="Times New Roman" w:eastAsiaTheme="minorEastAsia" w:hAnsi="Times New Roman" w:cs="Times New Roman"/>
+          <w:sz w:val="24"/>
+          <w:szCs w:val="24"/>
+        </w:rPr>
+        <w:t xml:space="preserve"> </w:t>
+      </w:r>
+      <w:r>
+        <w:rPr>
+          <w:rFonts w:ascii="Times New Roman" w:eastAsiaTheme="minorEastAsia" w:hAnsi="Times New Roman" w:cs="Times New Roman"/>
+          <w:sz w:val="24"/>
+          <w:szCs w:val="24"/>
+        </w:rPr>
+        <w:t xml:space="preserve">Note that in this model, </w:t>
+      </w:r>
+      <m:oMath>
+        <m:sSub>
+          <m:sSubPr>
+            <m:ctrlPr>
+              <w:rPr>
+                <w:rFonts w:ascii="Cambria Math" w:hAnsi="Cambria Math" w:cs="Times New Roman"/>
+                <w:i/>
+                <w:sz w:val="24"/>
+                <w:szCs w:val="24"/>
+              </w:rPr>
+            </m:ctrlPr>
+          </m:sSubPr>
+          <m:e>
+            <m:r>
+              <w:rPr>
+                <w:rFonts w:ascii="Cambria Math" w:hAnsi="Cambria Math" w:cs="Times New Roman"/>
+                <w:sz w:val="24"/>
+                <w:szCs w:val="24"/>
+              </w:rPr>
+              <m:t>z</m:t>
+            </m:r>
+          </m:e>
+          <m:sub>
+            <m:r>
+              <w:rPr>
+                <w:rFonts w:ascii="Cambria Math" w:hAnsi="Cambria Math" w:cs="Times New Roman"/>
+                <w:sz w:val="24"/>
+                <w:szCs w:val="24"/>
+              </w:rPr>
+              <m:t>1</m:t>
+            </m:r>
+          </m:sub>
+        </m:sSub>
+      </m:oMath>
+      <w:r>
+        <w:rPr>
+          <w:rFonts w:ascii="Times New Roman" w:eastAsiaTheme="minorEastAsia" w:hAnsi="Times New Roman" w:cs="Times New Roman"/>
+          <w:sz w:val="24"/>
+          <w:szCs w:val="24"/>
+        </w:rPr>
+        <w:t xml:space="preserve"> always represents a rosette size measured in the spring before potential bolting, whereas </w:t>
+      </w:r>
+      <m:oMath>
+        <m:sSub>
+          <m:sSubPr>
+            <m:ctrlPr>
+              <w:rPr>
+                <w:rFonts w:ascii="Cambria Math" w:hAnsi="Cambria Math" w:cs="Times New Roman"/>
+                <w:i/>
+                <w:sz w:val="24"/>
+                <w:szCs w:val="24"/>
+              </w:rPr>
+            </m:ctrlPr>
+          </m:sSubPr>
+          <m:e>
+            <m:r>
+              <w:rPr>
+                <w:rFonts w:ascii="Cambria Math" w:hAnsi="Cambria Math" w:cs="Times New Roman"/>
+                <w:sz w:val="24"/>
+                <w:szCs w:val="24"/>
+              </w:rPr>
+              <m:t>z</m:t>
+            </m:r>
+          </m:e>
+          <m:sub>
+            <m:r>
+              <w:rPr>
+                <w:rFonts w:ascii="Cambria Math" w:hAnsi="Cambria Math" w:cs="Times New Roman"/>
+                <w:sz w:val="24"/>
+                <w:szCs w:val="24"/>
+              </w:rPr>
+              <m:t>0</m:t>
+            </m:r>
+          </m:sub>
+        </m:sSub>
+      </m:oMath>
+      <w:r>
+        <w:rPr>
+          <w:rFonts w:ascii="Times New Roman" w:eastAsiaTheme="minorEastAsia" w:hAnsi="Times New Roman" w:cs="Times New Roman"/>
+          <w:sz w:val="24"/>
+          <w:szCs w:val="24"/>
+        </w:rPr>
+        <w:t xml:space="preserve"> can represent either the size of a rosette that established the previous autumn, or the most recent spring size of one that established years ago but has not yet bolted; compare this to the model for size upon establishment, where </w:t>
+      </w:r>
+      <m:oMath>
+        <m:sSub>
+          <m:sSubPr>
+            <m:ctrlPr>
+              <w:rPr>
+                <w:rFonts w:ascii="Cambria Math" w:hAnsi="Cambria Math" w:cs="Times New Roman"/>
+                <w:i/>
+                <w:sz w:val="24"/>
+                <w:szCs w:val="24"/>
+              </w:rPr>
+            </m:ctrlPr>
+          </m:sSubPr>
+          <m:e>
+            <m:r>
+              <w:rPr>
+                <w:rFonts w:ascii="Cambria Math" w:hAnsi="Cambria Math" w:cs="Times New Roman"/>
+                <w:sz w:val="24"/>
+                <w:szCs w:val="24"/>
+              </w:rPr>
+              <m:t>z</m:t>
+            </m:r>
+          </m:e>
+          <m:sub>
+            <m:r>
+              <w:rPr>
+                <w:rFonts w:ascii="Cambria Math" w:hAnsi="Cambria Math" w:cs="Times New Roman"/>
+                <w:sz w:val="24"/>
+                <w:szCs w:val="24"/>
+              </w:rPr>
+              <m:t>0</m:t>
+            </m:r>
+          </m:sub>
+        </m:sSub>
+      </m:oMath>
+      <w:r>
+        <w:rPr>
+          <w:rFonts w:ascii="Times New Roman" w:eastAsiaTheme="minorEastAsia" w:hAnsi="Times New Roman" w:cs="Times New Roman"/>
+          <w:sz w:val="24"/>
+          <w:szCs w:val="24"/>
+        </w:rPr>
+        <w:t xml:space="preserve"> can only represent the size of a newly-established rosette</w:t>
+      </w:r>
+      <w:r>
+        <w:rPr>
+          <w:rFonts w:ascii="Times New Roman" w:eastAsiaTheme="minorEastAsia" w:hAnsi="Times New Roman" w:cs="Times New Roman"/>
+          <w:sz w:val="24"/>
+          <w:szCs w:val="24"/>
+        </w:rPr>
+        <w:t xml:space="preserve"> in autumn</w:t>
+      </w:r>
+      <w:r>
+        <w:rPr>
+          <w:rFonts w:ascii="Times New Roman" w:eastAsiaTheme="minorEastAsia" w:hAnsi="Times New Roman" w:cs="Times New Roman"/>
+          <w:sz w:val="24"/>
+          <w:szCs w:val="24"/>
+        </w:rPr>
+        <w:t>.</w:t>
+      </w:r>
     </w:p>
     <w:p>
       <w:pPr>
@@ -3919,31 +4157,39 @@
           <w:sz w:val="24"/>
           <w:szCs w:val="24"/>
         </w:rPr>
-        <w:t xml:space="preserve">Similar to survival, </w:t>
-      </w:r>
-      <w:r>
-        <w:rPr>
-          <w:rFonts w:ascii="Times New Roman" w:hAnsi="Times New Roman" w:cs="Times New Roman"/>
-          <w:sz w:val="24"/>
-          <w:szCs w:val="24"/>
-        </w:rPr>
-        <w:t xml:space="preserve">the initial proposal for estimating </w:t>
-      </w:r>
-      <w:r>
-        <w:rPr>
-          <w:rFonts w:ascii="Times New Roman" w:hAnsi="Times New Roman" w:cs="Times New Roman"/>
-          <w:sz w:val="24"/>
-          <w:szCs w:val="24"/>
-        </w:rPr>
-        <w:t>bolting (and subsequent flowering)</w:t>
-      </w:r>
-      <w:r>
-        <w:rPr>
-          <w:rFonts w:ascii="Times New Roman" w:hAnsi="Times New Roman" w:cs="Times New Roman"/>
-          <w:sz w:val="24"/>
-          <w:szCs w:val="24"/>
-        </w:rPr>
-        <w:t xml:space="preserve"> involved using a GLM</w:t>
+        <w:t>Similar to the process for fitting the winter survival model, t</w:t>
+      </w:r>
+      <w:r>
+        <w:rPr>
+          <w:rFonts w:ascii="Times New Roman" w:hAnsi="Times New Roman" w:cs="Times New Roman"/>
+          <w:sz w:val="24"/>
+          <w:szCs w:val="24"/>
+        </w:rPr>
+        <w:t xml:space="preserve">he initial proposal for estimating </w:t>
+      </w:r>
+      <w:r>
+        <w:rPr>
+          <w:rFonts w:ascii="Times New Roman" w:hAnsi="Times New Roman" w:cs="Times New Roman"/>
+          <w:sz w:val="24"/>
+          <w:szCs w:val="24"/>
+        </w:rPr>
+        <w:t>spring flowering/bolting</w:t>
+      </w:r>
+      <w:r>
+        <w:rPr>
+          <w:rFonts w:ascii="Times New Roman" w:hAnsi="Times New Roman" w:cs="Times New Roman"/>
+          <w:sz w:val="24"/>
+          <w:szCs w:val="24"/>
+        </w:rPr>
+        <w:t xml:space="preserve"> rate involved using a mixed effects generalized linear model (GLM) with a logit link and </w:t>
+      </w:r>
+      <w:r>
+        <w:rPr>
+          <w:rFonts w:ascii="Times New Roman" w:hAnsi="Times New Roman" w:cs="Times New Roman"/>
+          <w:sz w:val="24"/>
+          <w:szCs w:val="24"/>
+        </w:rPr>
+        <w:t>flowering/bolting</w:t>
       </w:r>
       <w:r>
         <w:rPr>
@@ -3959,15 +4205,15 @@
           <w:sz w:val="24"/>
           <w:szCs w:val="24"/>
         </w:rPr>
-        <w:t xml:space="preserve">with a logit link and similar covariate structure to the survival model, </w:t>
-      </w:r>
-      <w:r>
-        <w:rPr>
-          <w:rFonts w:ascii="Times New Roman" w:hAnsi="Times New Roman" w:cs="Times New Roman"/>
-          <w:sz w:val="24"/>
-          <w:szCs w:val="24"/>
-        </w:rPr>
-        <w:t>and</w:t>
+        <w:t>status as the response</w:t>
+      </w:r>
+      <w:r>
+        <w:rPr>
+          <w:rFonts w:ascii="Times New Roman" w:hAnsi="Times New Roman" w:cs="Times New Roman"/>
+          <w:sz w:val="24"/>
+          <w:szCs w:val="24"/>
+        </w:rPr>
+        <w:t>.</w:t>
       </w:r>
       <w:r>
         <w:rPr>
@@ -3983,51 +4229,53 @@
           <w:sz w:val="24"/>
           <w:szCs w:val="24"/>
         </w:rPr>
-        <w:t xml:space="preserve">was </w:t>
-      </w:r>
-      <w:r>
-        <w:rPr>
-          <w:rFonts w:ascii="Times New Roman" w:hAnsi="Times New Roman" w:cs="Times New Roman"/>
-          <w:sz w:val="24"/>
-          <w:szCs w:val="24"/>
-        </w:rPr>
-        <w:t xml:space="preserve">determined </w:t>
-      </w:r>
-      <w:r>
-        <w:rPr>
-          <w:rFonts w:ascii="Times New Roman" w:hAnsi="Times New Roman" w:cs="Times New Roman"/>
-          <w:sz w:val="24"/>
-          <w:szCs w:val="24"/>
-        </w:rPr>
-        <w:t>to be</w:t>
-      </w:r>
-      <w:r>
-        <w:rPr>
-          <w:rFonts w:ascii="Times New Roman" w:hAnsi="Times New Roman" w:cs="Times New Roman"/>
-          <w:sz w:val="24"/>
-          <w:szCs w:val="24"/>
-        </w:rPr>
-        <w:t xml:space="preserve"> infeasible</w:t>
-      </w:r>
-      <w:r>
-        <w:rPr>
-          <w:rFonts w:ascii="Times New Roman" w:hAnsi="Times New Roman" w:cs="Times New Roman"/>
-          <w:sz w:val="24"/>
-          <w:szCs w:val="24"/>
-        </w:rPr>
-        <w:t xml:space="preserve"> for the same reasons</w:t>
-      </w:r>
-      <w:r>
-        <w:rPr>
-          <w:rFonts w:ascii="Times New Roman" w:eastAsiaTheme="minorEastAsia" w:hAnsi="Times New Roman" w:cs="Times New Roman"/>
-          <w:sz w:val="24"/>
-          <w:szCs w:val="24"/>
-        </w:rPr>
-        <w:t>.</w:t>
-      </w:r>
-      <w:r>
-        <w:rPr>
-          <w:rFonts w:ascii="Times New Roman" w:eastAsiaTheme="minorEastAsia" w:hAnsi="Times New Roman" w:cs="Times New Roman"/>
+        <w:t>P</w:t>
+      </w:r>
+      <w:r>
+        <w:rPr>
+          <w:rFonts w:ascii="Times New Roman" w:hAnsi="Times New Roman" w:cs="Times New Roman"/>
+          <w:sz w:val="24"/>
+          <w:szCs w:val="24"/>
+        </w:rPr>
+        <w:t xml:space="preserve">lot-averaged warmed/unwarmed treatment and rosette size </w:t>
+      </w:r>
+      <m:oMath>
+        <m:sSub>
+          <m:sSubPr>
+            <m:ctrlPr>
+              <w:rPr>
+                <w:rFonts w:ascii="Cambria Math" w:hAnsi="Cambria Math" w:cs="Times New Roman"/>
+                <w:i/>
+                <w:sz w:val="24"/>
+                <w:szCs w:val="24"/>
+              </w:rPr>
+            </m:ctrlPr>
+          </m:sSubPr>
+          <m:e>
+            <m:r>
+              <w:rPr>
+                <w:rFonts w:ascii="Cambria Math" w:hAnsi="Cambria Math" w:cs="Times New Roman"/>
+                <w:sz w:val="24"/>
+                <w:szCs w:val="24"/>
+              </w:rPr>
+              <m:t>z</m:t>
+            </m:r>
+          </m:e>
+          <m:sub>
+            <m:r>
+              <w:rPr>
+                <w:rFonts w:ascii="Cambria Math" w:hAnsi="Cambria Math" w:cs="Times New Roman"/>
+                <w:sz w:val="24"/>
+                <w:szCs w:val="24"/>
+              </w:rPr>
+              <m:t>1</m:t>
+            </m:r>
+          </m:sub>
+        </m:sSub>
+      </m:oMath>
+      <w:r>
+        <w:rPr>
+          <w:rFonts w:ascii="Times New Roman" w:hAnsi="Times New Roman" w:cs="Times New Roman"/>
           <w:sz w:val="24"/>
           <w:szCs w:val="24"/>
         </w:rPr>
@@ -4039,23 +4287,95 @@
           <w:sz w:val="24"/>
           <w:szCs w:val="24"/>
         </w:rPr>
-        <w:t xml:space="preserve">Thus, </w:t>
-      </w:r>
-      <w:r>
-        <w:rPr>
-          <w:rFonts w:ascii="Times New Roman" w:eastAsiaTheme="minorEastAsia" w:hAnsi="Times New Roman" w:cs="Times New Roman"/>
-          <w:sz w:val="24"/>
-          <w:szCs w:val="24"/>
-        </w:rPr>
-        <w:t>bolting/</w:t>
-      </w:r>
-      <w:r>
-        <w:rPr>
-          <w:rFonts w:ascii="Times New Roman" w:eastAsiaTheme="minorEastAsia" w:hAnsi="Times New Roman" w:cs="Times New Roman"/>
-          <w:sz w:val="24"/>
-          <w:szCs w:val="24"/>
-        </w:rPr>
-        <w:t>flowering was</w:t>
+        <w:t>were</w:t>
+      </w:r>
+      <w:r>
+        <w:rPr>
+          <w:rFonts w:ascii="Times New Roman" w:eastAsiaTheme="minorEastAsia" w:hAnsi="Times New Roman" w:cs="Times New Roman"/>
+          <w:sz w:val="24"/>
+          <w:szCs w:val="24"/>
+        </w:rPr>
+        <w:t xml:space="preserve"> set as</w:t>
+      </w:r>
+      <w:r>
+        <w:rPr>
+          <w:rFonts w:ascii="Times New Roman" w:eastAsiaTheme="minorEastAsia" w:hAnsi="Times New Roman" w:cs="Times New Roman"/>
+          <w:sz w:val="24"/>
+          <w:szCs w:val="24"/>
+        </w:rPr>
+        <w:t xml:space="preserve"> fixed effects</w:t>
+      </w:r>
+      <w:r>
+        <w:rPr>
+          <w:rFonts w:ascii="Times New Roman" w:eastAsiaTheme="minorEastAsia" w:hAnsi="Times New Roman" w:cs="Times New Roman"/>
+          <w:sz w:val="24"/>
+          <w:szCs w:val="24"/>
+        </w:rPr>
+        <w:t xml:space="preserve">, with an interaction between the two effects also included; </w:t>
+      </w:r>
+      <w:r>
+        <w:rPr>
+          <w:rFonts w:ascii="Times New Roman" w:hAnsi="Times New Roman" w:cs="Times New Roman"/>
+          <w:sz w:val="24"/>
+          <w:szCs w:val="24"/>
+        </w:rPr>
+        <w:t>experimental block was</w:t>
+      </w:r>
+      <w:r>
+        <w:rPr>
+          <w:rFonts w:ascii="Times New Roman" w:hAnsi="Times New Roman" w:cs="Times New Roman"/>
+          <w:sz w:val="24"/>
+          <w:szCs w:val="24"/>
+        </w:rPr>
+        <w:t xml:space="preserve"> set as</w:t>
+      </w:r>
+      <w:r>
+        <w:rPr>
+          <w:rFonts w:ascii="Times New Roman" w:hAnsi="Times New Roman" w:cs="Times New Roman"/>
+          <w:sz w:val="24"/>
+          <w:szCs w:val="24"/>
+        </w:rPr>
+        <w:t xml:space="preserve"> a random effect.</w:t>
+      </w:r>
+      <w:r>
+        <w:rPr>
+          <w:rFonts w:ascii="Times New Roman" w:eastAsiaTheme="minorEastAsia" w:hAnsi="Times New Roman" w:cs="Times New Roman"/>
+          <w:sz w:val="24"/>
+          <w:szCs w:val="24"/>
+        </w:rPr>
+        <w:t xml:space="preserve"> </w:t>
+      </w:r>
+      <w:r>
+        <w:rPr>
+          <w:rFonts w:ascii="Times New Roman" w:eastAsiaTheme="minorEastAsia" w:hAnsi="Times New Roman" w:cs="Times New Roman"/>
+          <w:sz w:val="24"/>
+          <w:szCs w:val="24"/>
+        </w:rPr>
+        <w:t>T</w:t>
+      </w:r>
+      <w:r>
+        <w:rPr>
+          <w:rFonts w:ascii="Times New Roman" w:eastAsiaTheme="minorEastAsia" w:hAnsi="Times New Roman" w:cs="Times New Roman"/>
+          <w:sz w:val="24"/>
+          <w:szCs w:val="24"/>
+        </w:rPr>
+        <w:t>his</w:t>
+      </w:r>
+      <w:r>
+        <w:rPr>
+          <w:rFonts w:ascii="Times New Roman" w:eastAsiaTheme="minorEastAsia" w:hAnsi="Times New Roman" w:cs="Times New Roman"/>
+          <w:sz w:val="24"/>
+          <w:szCs w:val="24"/>
+        </w:rPr>
+        <w:t xml:space="preserve"> model</w:t>
+      </w:r>
+      <w:r>
+        <w:rPr>
+          <w:rFonts w:ascii="Times New Roman" w:eastAsiaTheme="minorEastAsia" w:hAnsi="Times New Roman" w:cs="Times New Roman"/>
+          <w:sz w:val="24"/>
+          <w:szCs w:val="24"/>
+        </w:rPr>
+        <w:t xml:space="preserve"> was</w:t>
       </w:r>
       <w:r>
         <w:rPr>
@@ -4064,6 +4384,54 @@
           <w:szCs w:val="24"/>
         </w:rPr>
         <w:t xml:space="preserve"> also</w:t>
+      </w:r>
+      <w:r>
+        <w:rPr>
+          <w:rFonts w:ascii="Times New Roman" w:eastAsiaTheme="minorEastAsia" w:hAnsi="Times New Roman" w:cs="Times New Roman"/>
+          <w:sz w:val="24"/>
+          <w:szCs w:val="24"/>
+        </w:rPr>
+        <w:t xml:space="preserve"> deemed infeasible </w:t>
+      </w:r>
+      <w:r>
+        <w:rPr>
+          <w:rFonts w:ascii="Times New Roman" w:eastAsiaTheme="minorEastAsia" w:hAnsi="Times New Roman" w:cs="Times New Roman"/>
+          <w:sz w:val="24"/>
+          <w:szCs w:val="24"/>
+        </w:rPr>
+        <w:t>for the same reasons as the survival model, namely</w:t>
+      </w:r>
+      <w:r>
+        <w:rPr>
+          <w:rFonts w:ascii="Times New Roman" w:eastAsiaTheme="minorEastAsia" w:hAnsi="Times New Roman" w:cs="Times New Roman"/>
+          <w:sz w:val="24"/>
+          <w:szCs w:val="24"/>
+        </w:rPr>
+        <w:t xml:space="preserve"> convergence issues and potential small-sample bias. </w:t>
+      </w:r>
+      <w:r>
+        <w:rPr>
+          <w:rFonts w:ascii="Times New Roman" w:eastAsiaTheme="minorEastAsia" w:hAnsi="Times New Roman" w:cs="Times New Roman"/>
+          <w:sz w:val="24"/>
+          <w:szCs w:val="24"/>
+        </w:rPr>
+        <w:t>Bolting/flowering</w:t>
+      </w:r>
+      <w:r>
+        <w:rPr>
+          <w:rFonts w:ascii="Times New Roman" w:eastAsiaTheme="minorEastAsia" w:hAnsi="Times New Roman" w:cs="Times New Roman"/>
+          <w:sz w:val="24"/>
+          <w:szCs w:val="24"/>
+        </w:rPr>
+        <w:t xml:space="preserve"> was</w:t>
+      </w:r>
+      <w:r>
+        <w:rPr>
+          <w:rFonts w:ascii="Times New Roman" w:eastAsiaTheme="minorEastAsia" w:hAnsi="Times New Roman" w:cs="Times New Roman"/>
+          <w:sz w:val="24"/>
+          <w:szCs w:val="24"/>
+        </w:rPr>
+        <w:t xml:space="preserve"> thus</w:t>
       </w:r>
       <w:r>
         <w:rPr>
@@ -4113,31 +4481,63 @@
           <w:sz w:val="24"/>
           <w:szCs w:val="24"/>
         </w:rPr>
-        <w:t xml:space="preserve">, using mean plot-averaged flowering probability. </w:t>
-      </w:r>
-      <w:r>
-        <w:rPr>
-          <w:rFonts w:ascii="Times New Roman" w:eastAsiaTheme="minorEastAsia" w:hAnsi="Times New Roman" w:cs="Times New Roman"/>
-          <w:sz w:val="24"/>
-          <w:szCs w:val="24"/>
-        </w:rPr>
-        <w:t xml:space="preserve">Simulation of </w:t>
-      </w:r>
-      <w:r>
-        <w:rPr>
-          <w:rFonts w:ascii="Times New Roman" w:eastAsiaTheme="minorEastAsia" w:hAnsi="Times New Roman" w:cs="Times New Roman"/>
-          <w:sz w:val="24"/>
-          <w:szCs w:val="24"/>
-        </w:rPr>
-        <w:t>bolting/</w:t>
-      </w:r>
-      <w:r>
-        <w:rPr>
-          <w:rFonts w:ascii="Times New Roman" w:eastAsiaTheme="minorEastAsia" w:hAnsi="Times New Roman" w:cs="Times New Roman"/>
-          <w:sz w:val="24"/>
-          <w:szCs w:val="24"/>
-        </w:rPr>
-        <w:t>flowering for a given individual was performed by sampling from a</w:t>
+        <w:t xml:space="preserve">, using the mean plot-averaged </w:t>
+      </w:r>
+      <w:r>
+        <w:rPr>
+          <w:rFonts w:ascii="Times New Roman" w:eastAsiaTheme="minorEastAsia" w:hAnsi="Times New Roman" w:cs="Times New Roman"/>
+          <w:sz w:val="24"/>
+          <w:szCs w:val="24"/>
+        </w:rPr>
+        <w:t>bolting/flowering</w:t>
+      </w:r>
+      <w:r>
+        <w:rPr>
+          <w:rFonts w:ascii="Times New Roman" w:eastAsiaTheme="minorEastAsia" w:hAnsi="Times New Roman" w:cs="Times New Roman"/>
+          <w:sz w:val="24"/>
+          <w:szCs w:val="24"/>
+        </w:rPr>
+        <w:t xml:space="preserve"> probability. Simulation of </w:t>
+      </w:r>
+      <w:r>
+        <w:rPr>
+          <w:rFonts w:ascii="Times New Roman" w:eastAsiaTheme="minorEastAsia" w:hAnsi="Times New Roman" w:cs="Times New Roman"/>
+          <w:sz w:val="24"/>
+          <w:szCs w:val="24"/>
+        </w:rPr>
+        <w:t>bolting/flowering</w:t>
+      </w:r>
+      <w:r>
+        <w:rPr>
+          <w:rFonts w:ascii="Times New Roman" w:eastAsiaTheme="minorEastAsia" w:hAnsi="Times New Roman" w:cs="Times New Roman"/>
+          <w:sz w:val="24"/>
+          <w:szCs w:val="24"/>
+        </w:rPr>
+        <w:t xml:space="preserve"> </w:t>
+      </w:r>
+      <w:r>
+        <w:rPr>
+          <w:rFonts w:ascii="Times New Roman" w:eastAsiaTheme="minorEastAsia" w:hAnsi="Times New Roman" w:cs="Times New Roman"/>
+          <w:sz w:val="24"/>
+          <w:szCs w:val="24"/>
+        </w:rPr>
+        <w:t xml:space="preserve">for </w:t>
+      </w:r>
+      <w:r>
+        <w:rPr>
+          <w:rFonts w:ascii="Times New Roman" w:eastAsiaTheme="minorEastAsia" w:hAnsi="Times New Roman" w:cs="Times New Roman"/>
+          <w:sz w:val="24"/>
+          <w:szCs w:val="24"/>
+        </w:rPr>
+        <w:t>a given</w:t>
+      </w:r>
+      <w:r>
+        <w:rPr>
+          <w:rFonts w:ascii="Times New Roman" w:eastAsiaTheme="minorEastAsia" w:hAnsi="Times New Roman" w:cs="Times New Roman"/>
+          <w:sz w:val="24"/>
+          <w:szCs w:val="24"/>
+        </w:rPr>
+        <w:t xml:space="preserve"> individual was performed by sampling from a</w:t>
       </w:r>
       <w:r>
         <w:rPr>
@@ -4149,19 +4549,107 @@
       </w:r>
       <w:r>
         <w:rPr>
-          <w:rFonts w:ascii="Times New Roman" w:hAnsi="Times New Roman" w:cs="Times New Roman"/>
-          <w:sz w:val="24"/>
-          <w:szCs w:val="24"/>
-        </w:rPr>
-        <w:t>flowering</w:t>
-      </w:r>
-      <w:r>
-        <w:rPr>
-          <w:rFonts w:ascii="Times New Roman" w:hAnsi="Times New Roman" w:cs="Times New Roman"/>
-          <w:sz w:val="24"/>
-          <w:szCs w:val="24"/>
-        </w:rPr>
-        <w:t xml:space="preserve"> rate.</w:t>
+          <w:rFonts w:ascii="Times New Roman" w:eastAsiaTheme="minorEastAsia" w:hAnsi="Times New Roman" w:cs="Times New Roman"/>
+          <w:sz w:val="24"/>
+          <w:szCs w:val="24"/>
+        </w:rPr>
+        <w:t>bolting/flowering</w:t>
+      </w:r>
+      <w:r>
+        <w:rPr>
+          <w:rFonts w:ascii="Times New Roman" w:eastAsiaTheme="minorEastAsia" w:hAnsi="Times New Roman" w:cs="Times New Roman"/>
+          <w:sz w:val="24"/>
+          <w:szCs w:val="24"/>
+        </w:rPr>
+        <w:t xml:space="preserve"> </w:t>
+      </w:r>
+      <w:r>
+        <w:rPr>
+          <w:rFonts w:ascii="Times New Roman" w:hAnsi="Times New Roman" w:cs="Times New Roman"/>
+          <w:sz w:val="24"/>
+          <w:szCs w:val="24"/>
+        </w:rPr>
+        <w:t>rate.</w:t>
+      </w:r>
+      <w:r>
+        <w:rPr>
+          <w:rFonts w:ascii="Times New Roman" w:hAnsi="Times New Roman" w:cs="Times New Roman"/>
+          <w:sz w:val="24"/>
+          <w:szCs w:val="24"/>
+        </w:rPr>
+        <w:t xml:space="preserve"> Note that </w:t>
+      </w:r>
+      <w:r>
+        <w:rPr>
+          <w:rFonts w:ascii="Times New Roman" w:eastAsiaTheme="minorEastAsia" w:hAnsi="Times New Roman" w:cs="Times New Roman"/>
+          <w:sz w:val="24"/>
+          <w:szCs w:val="24"/>
+        </w:rPr>
+        <w:t>b</w:t>
+      </w:r>
+      <w:r>
+        <w:rPr>
+          <w:rFonts w:ascii="Times New Roman" w:eastAsiaTheme="minorEastAsia" w:hAnsi="Times New Roman" w:cs="Times New Roman"/>
+          <w:sz w:val="24"/>
+          <w:szCs w:val="24"/>
+        </w:rPr>
+        <w:t>olting/flowering</w:t>
+      </w:r>
+      <w:r>
+        <w:rPr>
+          <w:rFonts w:ascii="Times New Roman" w:eastAsiaTheme="minorEastAsia" w:hAnsi="Times New Roman" w:cs="Times New Roman"/>
+          <w:sz w:val="24"/>
+          <w:szCs w:val="24"/>
+        </w:rPr>
+        <w:t xml:space="preserve"> simply indicates</w:t>
+      </w:r>
+      <w:r>
+        <w:rPr>
+          <w:rFonts w:ascii="Times New Roman" w:eastAsiaTheme="minorEastAsia" w:hAnsi="Times New Roman" w:cs="Times New Roman"/>
+          <w:sz w:val="24"/>
+          <w:szCs w:val="24"/>
+        </w:rPr>
+        <w:t xml:space="preserve"> that </w:t>
+      </w:r>
+      <w:r>
+        <w:rPr>
+          <w:rFonts w:ascii="Times New Roman" w:eastAsiaTheme="minorEastAsia" w:hAnsi="Times New Roman" w:cs="Times New Roman"/>
+          <w:sz w:val="24"/>
+          <w:szCs w:val="24"/>
+        </w:rPr>
+        <w:t>a</w:t>
+      </w:r>
+      <w:r>
+        <w:rPr>
+          <w:rFonts w:ascii="Times New Roman" w:eastAsiaTheme="minorEastAsia" w:hAnsi="Times New Roman" w:cs="Times New Roman"/>
+          <w:sz w:val="24"/>
+          <w:szCs w:val="24"/>
+        </w:rPr>
+        <w:t>n individual has reached</w:t>
+      </w:r>
+      <w:r>
+        <w:rPr>
+          <w:rFonts w:ascii="Times New Roman" w:eastAsiaTheme="minorEastAsia" w:hAnsi="Times New Roman" w:cs="Times New Roman"/>
+          <w:sz w:val="24"/>
+          <w:szCs w:val="24"/>
+        </w:rPr>
+        <w:t xml:space="preserve"> reproductive maturity, as plants that bolt will typically attempt to flower; </w:t>
+      </w:r>
+      <w:r>
+        <w:rPr>
+          <w:rFonts w:ascii="Times New Roman" w:eastAsiaTheme="minorEastAsia" w:hAnsi="Times New Roman" w:cs="Times New Roman"/>
+          <w:sz w:val="24"/>
+          <w:szCs w:val="24"/>
+        </w:rPr>
+        <w:t>it</w:t>
+      </w:r>
+      <w:r>
+        <w:rPr>
+          <w:rFonts w:ascii="Times New Roman" w:eastAsiaTheme="minorEastAsia" w:hAnsi="Times New Roman" w:cs="Times New Roman"/>
+          <w:sz w:val="24"/>
+          <w:szCs w:val="24"/>
+        </w:rPr>
+        <w:t xml:space="preserve"> does not guarantee that viable capitula or seeds are produced.</w:t>
       </w:r>
     </w:p>
     <w:p>
@@ -4237,31 +4725,71 @@
           <w:sz w:val="24"/>
           <w:szCs w:val="24"/>
         </w:rPr>
-        <w:t xml:space="preserve"> using a mixed-effects linear model with a Gaussian link. Number of flower heads</w:t>
-      </w:r>
-      <w:r>
-        <w:rPr>
-          <w:rFonts w:ascii="Times New Roman" w:hAnsi="Times New Roman" w:cs="Times New Roman"/>
-          <w:sz w:val="24"/>
-          <w:szCs w:val="24"/>
-        </w:rPr>
-        <w:t xml:space="preserve"> per individual</w:t>
-      </w:r>
-      <w:r>
-        <w:rPr>
-          <w:rFonts w:ascii="Times New Roman" w:hAnsi="Times New Roman" w:cs="Times New Roman"/>
-          <w:sz w:val="24"/>
-          <w:szCs w:val="24"/>
-        </w:rPr>
-        <w:t xml:space="preserve"> was the response, </w:t>
-      </w:r>
-      <w:r>
-        <w:rPr>
-          <w:rFonts w:ascii="Times New Roman" w:hAnsi="Times New Roman" w:cs="Times New Roman"/>
-          <w:sz w:val="24"/>
-          <w:szCs w:val="24"/>
-        </w:rPr>
-        <w:t xml:space="preserve">with warmed/unwarmed treatment and rosette size at </w:t>
+        <w:t xml:space="preserve"> using a mixed-effects linear model with a Gaussian link</w:t>
+      </w:r>
+      <w:r>
+        <w:rPr>
+          <w:rFonts w:ascii="Times New Roman" w:hAnsi="Times New Roman" w:cs="Times New Roman"/>
+          <w:sz w:val="24"/>
+          <w:szCs w:val="24"/>
+        </w:rPr>
+        <w:t>.</w:t>
+      </w:r>
+      <w:r>
+        <w:rPr>
+          <w:rFonts w:ascii="Times New Roman" w:hAnsi="Times New Roman" w:cs="Times New Roman"/>
+          <w:sz w:val="24"/>
+          <w:szCs w:val="24"/>
+        </w:rPr>
+        <w:t xml:space="preserve"> </w:t>
+      </w:r>
+      <w:r>
+        <w:rPr>
+          <w:rFonts w:ascii="Times New Roman" w:hAnsi="Times New Roman" w:cs="Times New Roman"/>
+          <w:sz w:val="24"/>
+          <w:szCs w:val="24"/>
+        </w:rPr>
+        <w:t xml:space="preserve">Capitulum count </w:t>
+      </w:r>
+      <w:r>
+        <w:rPr>
+          <w:rFonts w:ascii="Times New Roman" w:hAnsi="Times New Roman" w:cs="Times New Roman"/>
+          <w:sz w:val="24"/>
+          <w:szCs w:val="24"/>
+        </w:rPr>
+        <w:t xml:space="preserve">was </w:t>
+      </w:r>
+      <w:r>
+        <w:rPr>
+          <w:rFonts w:ascii="Times New Roman" w:hAnsi="Times New Roman" w:cs="Times New Roman"/>
+          <w:sz w:val="24"/>
+          <w:szCs w:val="24"/>
+        </w:rPr>
+        <w:t>set</w:t>
+      </w:r>
+      <w:r>
+        <w:rPr>
+          <w:rFonts w:ascii="Times New Roman" w:hAnsi="Times New Roman" w:cs="Times New Roman"/>
+          <w:sz w:val="24"/>
+          <w:szCs w:val="24"/>
+        </w:rPr>
+        <w:t xml:space="preserve"> as the response, with </w:t>
+      </w:r>
+      <w:r>
+        <w:rPr>
+          <w:rFonts w:ascii="Times New Roman" w:hAnsi="Times New Roman" w:cs="Times New Roman"/>
+          <w:sz w:val="24"/>
+          <w:szCs w:val="24"/>
+        </w:rPr>
+        <w:t>warming</w:t>
+      </w:r>
+      <w:r>
+        <w:rPr>
+          <w:rFonts w:ascii="Times New Roman" w:hAnsi="Times New Roman" w:cs="Times New Roman"/>
+          <w:sz w:val="24"/>
+          <w:szCs w:val="24"/>
+        </w:rPr>
+        <w:t xml:space="preserve"> treatment and rosette size </w:t>
       </w:r>
       <m:oMath>
         <m:sSub>
@@ -4282,7 +4810,7 @@
                 <w:sz w:val="24"/>
                 <w:szCs w:val="24"/>
               </w:rPr>
-              <m:t>t</m:t>
+              <m:t>z</m:t>
             </m:r>
           </m:e>
           <m:sub>
@@ -4311,23 +4839,31 @@
           <w:sz w:val="24"/>
           <w:szCs w:val="24"/>
         </w:rPr>
-        <w:t>, and experimental block as a random effect. An interaction term between the two fixed effects was also included. When fitting,</w:t>
-      </w:r>
-      <w:r>
-        <w:rPr>
-          <w:rFonts w:ascii="Times New Roman" w:hAnsi="Times New Roman" w:cs="Times New Roman"/>
-          <w:sz w:val="24"/>
-          <w:szCs w:val="24"/>
-        </w:rPr>
-        <w:t xml:space="preserve"> number of flower heads and</w:t>
-      </w:r>
-      <w:r>
-        <w:rPr>
-          <w:rFonts w:ascii="Times New Roman" w:hAnsi="Times New Roman" w:cs="Times New Roman"/>
-          <w:sz w:val="24"/>
-          <w:szCs w:val="24"/>
-        </w:rPr>
-        <w:t xml:space="preserve"> size at </w:t>
+        <w:t xml:space="preserve">, and experimental block as a random effect. An interaction term between the two fixed effects was also included. </w:t>
+      </w:r>
+      <w:r>
+        <w:rPr>
+          <w:rFonts w:ascii="Times New Roman" w:hAnsi="Times New Roman" w:cs="Times New Roman"/>
+          <w:sz w:val="24"/>
+          <w:szCs w:val="24"/>
+        </w:rPr>
+        <w:t>When fitting,</w:t>
+      </w:r>
+      <w:r>
+        <w:rPr>
+          <w:rFonts w:ascii="Times New Roman" w:hAnsi="Times New Roman" w:cs="Times New Roman"/>
+          <w:sz w:val="24"/>
+          <w:szCs w:val="24"/>
+        </w:rPr>
+        <w:t xml:space="preserve"> </w:t>
+      </w:r>
+      <w:r>
+        <w:rPr>
+          <w:rFonts w:ascii="Times New Roman" w:hAnsi="Times New Roman" w:cs="Times New Roman"/>
+          <w:sz w:val="24"/>
+          <w:szCs w:val="24"/>
+        </w:rPr>
+        <w:t xml:space="preserve">capitulum count and size </w:t>
       </w:r>
       <m:oMath>
         <m:sSub>
@@ -4348,7 +4884,7 @@
                 <w:sz w:val="24"/>
                 <w:szCs w:val="24"/>
               </w:rPr>
-              <m:t>t</m:t>
+              <m:t>z</m:t>
             </m:r>
           </m:e>
           <m:sub>
@@ -4365,11 +4901,147 @@
       </m:oMath>
       <w:r>
         <w:rPr>
-          <w:rFonts w:ascii="Times New Roman" w:hAnsi="Times New Roman" w:cs="Times New Roman"/>
-          <w:sz w:val="24"/>
-          <w:szCs w:val="24"/>
-        </w:rPr>
-        <w:t xml:space="preserve"> were plot-averaged to avoid pseudoreplication. Model selection was performed by minimizing AIC, which involved dropping the interaction term, yielding the model</w:t>
+          <w:rFonts w:ascii="Times New Roman" w:eastAsiaTheme="minorEastAsia" w:hAnsi="Times New Roman" w:cs="Times New Roman"/>
+          <w:sz w:val="24"/>
+          <w:szCs w:val="24"/>
+        </w:rPr>
+        <w:t xml:space="preserve"> </w:t>
+      </w:r>
+      <w:r>
+        <w:rPr>
+          <w:rFonts w:ascii="Times New Roman" w:hAnsi="Times New Roman" w:cs="Times New Roman"/>
+          <w:sz w:val="24"/>
+          <w:szCs w:val="24"/>
+        </w:rPr>
+        <w:t>were plot-averaged to avoid pseudoreplication</w:t>
+      </w:r>
+      <w:r>
+        <w:rPr>
+          <w:rFonts w:ascii="Times New Roman" w:hAnsi="Times New Roman" w:cs="Times New Roman"/>
+          <w:sz w:val="24"/>
+          <w:szCs w:val="24"/>
+        </w:rPr>
+        <w:t>.</w:t>
+      </w:r>
+      <w:r>
+        <w:rPr>
+          <w:rFonts w:ascii="Times New Roman" w:hAnsi="Times New Roman" w:cs="Times New Roman"/>
+          <w:sz w:val="24"/>
+          <w:szCs w:val="24"/>
+        </w:rPr>
+        <w:t xml:space="preserve"> </w:t>
+      </w:r>
+      <w:r>
+        <w:rPr>
+          <w:rFonts w:ascii="Times New Roman" w:hAnsi="Times New Roman" w:cs="Times New Roman"/>
+          <w:sz w:val="24"/>
+          <w:szCs w:val="24"/>
+        </w:rPr>
+        <w:t>E</w:t>
+      </w:r>
+      <w:r>
+        <w:rPr>
+          <w:rFonts w:ascii="Times New Roman" w:hAnsi="Times New Roman" w:cs="Times New Roman"/>
+          <w:sz w:val="24"/>
+          <w:szCs w:val="24"/>
+        </w:rPr>
+        <w:t xml:space="preserve">xploratory analyses revealed a trend that </w:t>
+      </w:r>
+      <w:r>
+        <w:rPr>
+          <w:rFonts w:ascii="Times New Roman" w:hAnsi="Times New Roman" w:cs="Times New Roman"/>
+          <w:sz w:val="24"/>
+          <w:szCs w:val="24"/>
+        </w:rPr>
+        <w:t>was exponential in nature</w:t>
+      </w:r>
+      <w:r>
+        <w:rPr>
+          <w:rFonts w:ascii="Times New Roman" w:hAnsi="Times New Roman" w:cs="Times New Roman"/>
+          <w:sz w:val="24"/>
+          <w:szCs w:val="24"/>
+        </w:rPr>
+        <w:t>,</w:t>
+      </w:r>
+      <w:r>
+        <w:rPr>
+          <w:rFonts w:ascii="Times New Roman" w:hAnsi="Times New Roman" w:cs="Times New Roman"/>
+          <w:sz w:val="24"/>
+          <w:szCs w:val="24"/>
+        </w:rPr>
+        <w:t xml:space="preserve"> </w:t>
+      </w:r>
+      <w:r>
+        <w:rPr>
+          <w:rFonts w:ascii="Times New Roman" w:hAnsi="Times New Roman" w:cs="Times New Roman"/>
+          <w:sz w:val="24"/>
+          <w:szCs w:val="24"/>
+        </w:rPr>
+        <w:t>so</w:t>
+      </w:r>
+      <w:r>
+        <w:rPr>
+          <w:rFonts w:ascii="Times New Roman" w:hAnsi="Times New Roman" w:cs="Times New Roman"/>
+          <w:sz w:val="24"/>
+          <w:szCs w:val="24"/>
+        </w:rPr>
+        <w:t xml:space="preserve"> </w:t>
+      </w:r>
+      <w:r>
+        <w:rPr>
+          <w:rFonts w:ascii="Times New Roman" w:hAnsi="Times New Roman" w:cs="Times New Roman"/>
+          <w:sz w:val="24"/>
+          <w:szCs w:val="24"/>
+        </w:rPr>
+        <w:t xml:space="preserve">the </w:t>
+      </w:r>
+      <w:r>
+        <w:rPr>
+          <w:rFonts w:ascii="Times New Roman" w:hAnsi="Times New Roman" w:cs="Times New Roman"/>
+          <w:sz w:val="24"/>
+          <w:szCs w:val="24"/>
+        </w:rPr>
+        <w:t>response</w:t>
+      </w:r>
+      <w:r>
+        <w:rPr>
+          <w:rFonts w:ascii="Times New Roman" w:hAnsi="Times New Roman" w:cs="Times New Roman"/>
+          <w:sz w:val="24"/>
+          <w:szCs w:val="24"/>
+        </w:rPr>
+        <w:t xml:space="preserve"> was log-transformed</w:t>
+      </w:r>
+      <w:r>
+        <w:rPr>
+          <w:rFonts w:ascii="Times New Roman" w:eastAsiaTheme="minorEastAsia" w:hAnsi="Times New Roman" w:cs="Times New Roman"/>
+          <w:sz w:val="24"/>
+          <w:szCs w:val="24"/>
+        </w:rPr>
+        <w:t xml:space="preserve"> to improve model fit.</w:t>
+      </w:r>
+      <w:r>
+        <w:rPr>
+          <w:rFonts w:ascii="Times New Roman" w:hAnsi="Times New Roman" w:cs="Times New Roman"/>
+          <w:sz w:val="24"/>
+          <w:szCs w:val="24"/>
+        </w:rPr>
+        <w:t xml:space="preserve"> Model selection was</w:t>
+      </w:r>
+      <w:r>
+        <w:rPr>
+          <w:rFonts w:ascii="Times New Roman" w:hAnsi="Times New Roman" w:cs="Times New Roman"/>
+          <w:sz w:val="24"/>
+          <w:szCs w:val="24"/>
+        </w:rPr>
+        <w:t xml:space="preserve"> then</w:t>
+      </w:r>
+      <w:r>
+        <w:rPr>
+          <w:rFonts w:ascii="Times New Roman" w:hAnsi="Times New Roman" w:cs="Times New Roman"/>
+          <w:sz w:val="24"/>
+          <w:szCs w:val="24"/>
+        </w:rPr>
+        <w:t xml:space="preserve"> performed by minimizing AIC, which involved dropping the interaction term, yielding the model</w:t>
       </w:r>
     </w:p>
     <w:tbl>
@@ -4445,6 +5117,25 @@
                     </m:ctrlPr>
                   </m:sSubPr>
                   <m:e>
+                    <m:r>
+                      <m:rPr>
+                        <m:sty m:val="p"/>
+                      </m:rPr>
+                      <w:rPr>
+                        <w:rFonts w:ascii="Cambria Math" w:hAnsi="Cambria Math" w:cs="Times New Roman"/>
+                        <w:sz w:val="24"/>
+                        <w:szCs w:val="24"/>
+                      </w:rPr>
+                      <m:t>exp⁡</m:t>
+                    </m:r>
+                    <m:r>
+                      <w:rPr>
+                        <w:rFonts w:ascii="Cambria Math" w:hAnsi="Cambria Math" w:cs="Times New Roman"/>
+                        <w:sz w:val="24"/>
+                        <w:szCs w:val="24"/>
+                      </w:rPr>
+                      <m:t>(</m:t>
+                    </m:r>
                     <m:r>
                       <w:rPr>
                         <w:rFonts w:ascii="Cambria Math" w:hAnsi="Cambria Math" w:cs="Times New Roman"/>
@@ -4545,6 +5236,14 @@
                   </w:rPr>
                   <m:t>+ε</m:t>
                 </m:r>
+                <m:r>
+                  <w:rPr>
+                    <w:rFonts w:ascii="Cambria Math" w:hAnsi="Cambria Math" w:cs="Times New Roman"/>
+                    <w:sz w:val="24"/>
+                    <w:szCs w:val="24"/>
+                  </w:rPr>
+                  <m:t>)</m:t>
+                </m:r>
               </m:oMath>
             </m:oMathPara>
           </w:p>
@@ -4597,7 +5296,23 @@
           <w:sz w:val="24"/>
           <w:szCs w:val="24"/>
         </w:rPr>
-        <w:t>where</w:t>
+        <w:t>after back-tr</w:t>
+      </w:r>
+      <w:r>
+        <w:rPr>
+          <w:rFonts w:ascii="Times New Roman" w:hAnsi="Times New Roman" w:cs="Times New Roman"/>
+          <w:sz w:val="24"/>
+          <w:szCs w:val="24"/>
+        </w:rPr>
+        <w:t>ansformation</w:t>
+      </w:r>
+      <w:r>
+        <w:rPr>
+          <w:rFonts w:ascii="Times New Roman" w:hAnsi="Times New Roman" w:cs="Times New Roman"/>
+          <w:sz w:val="24"/>
+          <w:szCs w:val="24"/>
+        </w:rPr>
+        <w:t>. Here,</w:t>
       </w:r>
       <m:oMath>
         <m:r>
@@ -4631,7 +5346,31 @@
           <w:sz w:val="24"/>
           <w:szCs w:val="24"/>
         </w:rPr>
-        <w:t xml:space="preserve"> number of flower heads on a given individual, </w:t>
+        <w:t xml:space="preserve"> per-individual</w:t>
+      </w:r>
+      <w:r>
+        <w:rPr>
+          <w:rFonts w:ascii="Times New Roman" w:eastAsiaTheme="minorEastAsia" w:hAnsi="Times New Roman" w:cs="Times New Roman"/>
+          <w:sz w:val="24"/>
+          <w:szCs w:val="24"/>
+        </w:rPr>
+        <w:t xml:space="preserve"> </w:t>
+      </w:r>
+      <w:r>
+        <w:rPr>
+          <w:rFonts w:ascii="Times New Roman" w:eastAsiaTheme="minorEastAsia" w:hAnsi="Times New Roman" w:cs="Times New Roman"/>
+          <w:sz w:val="24"/>
+          <w:szCs w:val="24"/>
+        </w:rPr>
+        <w:t>capitulum count</w:t>
+      </w:r>
+      <w:r>
+        <w:rPr>
+          <w:rFonts w:ascii="Times New Roman" w:eastAsiaTheme="minorEastAsia" w:hAnsi="Times New Roman" w:cs="Times New Roman"/>
+          <w:sz w:val="24"/>
+          <w:szCs w:val="24"/>
+        </w:rPr>
+        <w:t xml:space="preserve">, </w:t>
       </w:r>
       <m:oMath>
         <m:sSub>
@@ -4681,49 +5420,15 @@
           <w:sz w:val="24"/>
           <w:szCs w:val="24"/>
         </w:rPr>
-        <w:t xml:space="preserve"> rosette size at time </w:t>
-      </w:r>
-      <m:oMath>
-        <m:sSub>
-          <m:sSubPr>
-            <m:ctrlPr>
-              <w:rPr>
-                <w:rFonts w:ascii="Cambria Math" w:hAnsi="Cambria Math" w:cs="Times New Roman"/>
-                <w:i/>
-                <w:sz w:val="24"/>
-                <w:szCs w:val="24"/>
-              </w:rPr>
-            </m:ctrlPr>
-          </m:sSubPr>
-          <m:e>
-            <m:r>
-              <w:rPr>
-                <w:rFonts w:ascii="Cambria Math" w:hAnsi="Cambria Math" w:cs="Times New Roman"/>
-                <w:sz w:val="24"/>
-                <w:szCs w:val="24"/>
-              </w:rPr>
-              <m:t>t</m:t>
-            </m:r>
-          </m:e>
-          <m:sub>
-            <m:r>
-              <w:rPr>
-                <w:rFonts w:ascii="Cambria Math" w:hAnsi="Cambria Math" w:cs="Times New Roman"/>
-                <w:sz w:val="24"/>
-                <w:szCs w:val="24"/>
-              </w:rPr>
-              <m:t>1</m:t>
-            </m:r>
-          </m:sub>
-        </m:sSub>
-      </m:oMath>
-      <w:r>
-        <w:rPr>
-          <w:rFonts w:ascii="Times New Roman" w:eastAsiaTheme="minorEastAsia" w:hAnsi="Times New Roman" w:cs="Times New Roman"/>
-          <w:sz w:val="24"/>
-          <w:szCs w:val="24"/>
-        </w:rPr>
-        <w:t xml:space="preserve">, </w:t>
+        <w:t xml:space="preserve"> spring</w:t>
+      </w:r>
+      <w:r>
+        <w:rPr>
+          <w:rFonts w:ascii="Times New Roman" w:eastAsiaTheme="minorEastAsia" w:hAnsi="Times New Roman" w:cs="Times New Roman"/>
+          <w:sz w:val="24"/>
+          <w:szCs w:val="24"/>
+        </w:rPr>
+        <w:t xml:space="preserve"> rosette size, </w:t>
       </w:r>
       <m:oMath>
         <m:sSub>
@@ -4971,15 +5676,31 @@
           <w:sz w:val="24"/>
           <w:szCs w:val="24"/>
         </w:rPr>
-        <w:t xml:space="preserve"> the two</w:t>
-      </w:r>
-      <w:r>
-        <w:rPr>
-          <w:rFonts w:ascii="Times New Roman" w:eastAsiaTheme="minorEastAsia" w:hAnsi="Times New Roman" w:cs="Times New Roman"/>
-          <w:sz w:val="24"/>
-          <w:szCs w:val="24"/>
-        </w:rPr>
-        <w:t xml:space="preserve"> treatments, equal to the model intercept for unwamed individuals, and model intercept plus treatment term for warmed individuals. </w:t>
+        <w:t xml:space="preserve"> </w:t>
+      </w:r>
+      <w:r>
+        <w:rPr>
+          <w:rFonts w:ascii="Times New Roman" w:eastAsiaTheme="minorEastAsia" w:hAnsi="Times New Roman" w:cs="Times New Roman"/>
+          <w:sz w:val="24"/>
+          <w:szCs w:val="24"/>
+        </w:rPr>
+        <w:t>treatments, equal to the model intercept for unwa</w:t>
+      </w:r>
+      <w:r>
+        <w:rPr>
+          <w:rFonts w:ascii="Times New Roman" w:eastAsiaTheme="minorEastAsia" w:hAnsi="Times New Roman" w:cs="Times New Roman"/>
+          <w:sz w:val="24"/>
+          <w:szCs w:val="24"/>
+        </w:rPr>
+        <w:t>r</w:t>
+      </w:r>
+      <w:r>
+        <w:rPr>
+          <w:rFonts w:ascii="Times New Roman" w:eastAsiaTheme="minorEastAsia" w:hAnsi="Times New Roman" w:cs="Times New Roman"/>
+          <w:sz w:val="24"/>
+          <w:szCs w:val="24"/>
+        </w:rPr>
+        <w:t xml:space="preserve">med individuals, and model intercept plus treatment term for warmed individuals. </w:t>
       </w:r>
       <w:r>
         <w:rPr>
@@ -5005,16 +5726,7 @@
           <w:sz w:val="24"/>
           <w:szCs w:val="24"/>
         </w:rPr>
-        <w:t xml:space="preserve">-test indicates </w:t>
-      </w:r>
-      <w:r>
-        <w:rPr>
-          <w:rFonts w:ascii="Times New Roman" w:eastAsiaTheme="minorEastAsia" w:hAnsi="Times New Roman" w:cs="Times New Roman"/>
-          <w:sz w:val="24"/>
-          <w:szCs w:val="24"/>
-        </w:rPr>
-        <w:lastRenderedPageBreak/>
-        <w:t xml:space="preserve">that the error variances do not differ significantly between </w:t>
+        <w:t xml:space="preserve">-test indicates that the error variances do not differ significantly between </w:t>
       </w:r>
       <w:r>
         <w:rPr>
@@ -5090,15 +5802,15 @@
           <w:sz w:val="24"/>
           <w:szCs w:val="24"/>
         </w:rPr>
-        <w:t xml:space="preserve"> = 0.6</w:t>
-      </w:r>
-      <w:r>
-        <w:rPr>
-          <w:rFonts w:ascii="Times New Roman" w:eastAsiaTheme="minorEastAsia" w:hAnsi="Times New Roman" w:cs="Times New Roman"/>
-          <w:sz w:val="24"/>
-          <w:szCs w:val="24"/>
-        </w:rPr>
-        <w:t>90</w:t>
+        <w:t xml:space="preserve"> = 0.</w:t>
+      </w:r>
+      <w:r>
+        <w:rPr>
+          <w:rFonts w:ascii="Times New Roman" w:eastAsiaTheme="minorEastAsia" w:hAnsi="Times New Roman" w:cs="Times New Roman"/>
+          <w:sz w:val="24"/>
+          <w:szCs w:val="24"/>
+        </w:rPr>
+        <w:t>720</w:t>
       </w:r>
       <w:r>
         <w:rPr>
@@ -5150,7 +5862,7 @@
           <w:sz w:val="24"/>
           <w:szCs w:val="24"/>
         </w:rPr>
-        <w:t>519</w:t>
+        <w:t>573</w:t>
       </w:r>
       <w:r>
         <w:rPr>
@@ -5376,31 +6088,31 @@
           <w:sz w:val="24"/>
           <w:szCs w:val="24"/>
         </w:rPr>
-        <w:t xml:space="preserve">, with warmed/unwarmed treatment and rosette </w:t>
-      </w:r>
-      <w:r>
-        <w:rPr>
-          <w:rFonts w:ascii="Times New Roman" w:hAnsi="Times New Roman" w:cs="Times New Roman"/>
-          <w:sz w:val="24"/>
-          <w:szCs w:val="24"/>
-        </w:rPr>
-        <w:t>diameter</w:t>
-      </w:r>
-      <w:r>
-        <w:rPr>
-          <w:rFonts w:ascii="Times New Roman" w:hAnsi="Times New Roman" w:cs="Times New Roman"/>
-          <w:sz w:val="24"/>
-          <w:szCs w:val="24"/>
-        </w:rPr>
-        <w:t xml:space="preserve"> in centimeters</w:t>
-      </w:r>
-      <w:r>
-        <w:rPr>
-          <w:rFonts w:ascii="Times New Roman" w:hAnsi="Times New Roman" w:cs="Times New Roman"/>
-          <w:sz w:val="24"/>
-          <w:szCs w:val="24"/>
-        </w:rPr>
-        <w:t xml:space="preserve"> at </w:t>
+        <w:t xml:space="preserve">, </w:t>
+      </w:r>
+      <w:r>
+        <w:rPr>
+          <w:rFonts w:ascii="Times New Roman" w:hAnsi="Times New Roman" w:cs="Times New Roman"/>
+          <w:sz w:val="24"/>
+          <w:szCs w:val="24"/>
+        </w:rPr>
+        <w:t xml:space="preserve">with </w:t>
+      </w:r>
+      <w:r>
+        <w:rPr>
+          <w:rFonts w:ascii="Times New Roman" w:hAnsi="Times New Roman" w:cs="Times New Roman"/>
+          <w:sz w:val="24"/>
+          <w:szCs w:val="24"/>
+        </w:rPr>
+        <w:t>warming</w:t>
+      </w:r>
+      <w:r>
+        <w:rPr>
+          <w:rFonts w:ascii="Times New Roman" w:hAnsi="Times New Roman" w:cs="Times New Roman"/>
+          <w:sz w:val="24"/>
+          <w:szCs w:val="24"/>
+        </w:rPr>
+        <w:t xml:space="preserve"> treatment and rosette size </w:t>
       </w:r>
       <m:oMath>
         <m:sSub>
@@ -5421,7 +6133,7 @@
                 <w:sz w:val="24"/>
                 <w:szCs w:val="24"/>
               </w:rPr>
-              <m:t>t</m:t>
+              <m:t>z</m:t>
             </m:r>
           </m:e>
           <m:sub>
@@ -5450,31 +6162,31 @@
           <w:sz w:val="24"/>
           <w:szCs w:val="24"/>
         </w:rPr>
-        <w:t>, and experimental block as a random effect. An interaction term between the two fixed effects was also included.</w:t>
-      </w:r>
-      <w:r>
-        <w:rPr>
-          <w:rFonts w:ascii="Times New Roman" w:hAnsi="Times New Roman" w:cs="Times New Roman"/>
-          <w:sz w:val="24"/>
-          <w:szCs w:val="24"/>
-        </w:rPr>
-        <w:t xml:space="preserve"> The use of diameter rather than area for this equation is for consistency with</w:t>
-      </w:r>
-      <w:r>
-        <w:rPr>
-          <w:rFonts w:ascii="Times New Roman" w:hAnsi="Times New Roman" w:cs="Times New Roman"/>
-          <w:sz w:val="24"/>
-          <w:szCs w:val="24"/>
-        </w:rPr>
-        <w:t xml:space="preserve"> the flower head height models used in</w:t>
-      </w:r>
-      <w:r>
-        <w:rPr>
-          <w:rFonts w:ascii="Times New Roman" w:hAnsi="Times New Roman" w:cs="Times New Roman"/>
-          <w:sz w:val="24"/>
-          <w:szCs w:val="24"/>
-        </w:rPr>
-        <w:t xml:space="preserve"> Drees and Shea (202</w:t>
+        <w:t xml:space="preserve">, and experimental block as a random effect. An interaction term between the two fixed effects was also included. </w:t>
+      </w:r>
+      <w:r>
+        <w:rPr>
+          <w:rFonts w:ascii="Times New Roman" w:hAnsi="Times New Roman" w:cs="Times New Roman"/>
+          <w:sz w:val="24"/>
+          <w:szCs w:val="24"/>
+        </w:rPr>
+        <w:t>Note that unlike</w:t>
+      </w:r>
+      <w:r>
+        <w:rPr>
+          <w:rFonts w:ascii="Times New Roman" w:hAnsi="Times New Roman" w:cs="Times New Roman"/>
+          <w:sz w:val="24"/>
+          <w:szCs w:val="24"/>
+        </w:rPr>
+        <w:t xml:space="preserve"> the previous publication modelling the distribution of flower head heights (</w:t>
+      </w:r>
+      <w:r>
+        <w:rPr>
+          <w:rFonts w:ascii="Times New Roman" w:hAnsi="Times New Roman" w:cs="Times New Roman"/>
+          <w:sz w:val="24"/>
+          <w:szCs w:val="24"/>
+        </w:rPr>
+        <w:t>Drees and Shea 202</w:t>
       </w:r>
       <w:r>
         <w:rPr>
@@ -5498,7 +6210,23 @@
           <w:sz w:val="24"/>
           <w:szCs w:val="24"/>
         </w:rPr>
-        <w:t xml:space="preserve">); note the use of diameter at </w:t>
+        <w:t>)</w:t>
+      </w:r>
+      <w:r>
+        <w:rPr>
+          <w:rFonts w:ascii="Times New Roman" w:hAnsi="Times New Roman" w:cs="Times New Roman"/>
+          <w:sz w:val="24"/>
+          <w:szCs w:val="24"/>
+        </w:rPr>
+        <w:t>, we use</w:t>
+      </w:r>
+      <w:r>
+        <w:rPr>
+          <w:rFonts w:ascii="Times New Roman" w:hAnsi="Times New Roman" w:cs="Times New Roman"/>
+          <w:sz w:val="24"/>
+          <w:szCs w:val="24"/>
+        </w:rPr>
+        <w:t xml:space="preserve"> </w:t>
       </w:r>
       <m:oMath>
         <m:sSub>
@@ -5519,7 +6247,7 @@
                 <w:sz w:val="24"/>
                 <w:szCs w:val="24"/>
               </w:rPr>
-              <m:t>t</m:t>
+              <m:t>z</m:t>
             </m:r>
           </m:e>
           <m:sub>
@@ -5561,7 +6289,7 @@
                 <w:sz w:val="24"/>
                 <w:szCs w:val="24"/>
               </w:rPr>
-              <m:t>t</m:t>
+              <m:t>z</m:t>
             </m:r>
           </m:e>
           <m:sub>
@@ -5582,22 +6310,6 @@
           <w:sz w:val="24"/>
           <w:szCs w:val="24"/>
         </w:rPr>
-        <w:t xml:space="preserve">, which while </w:t>
-      </w:r>
-      <w:r>
-        <w:rPr>
-          <w:rFonts w:ascii="Times New Roman" w:eastAsiaTheme="minorEastAsia" w:hAnsi="Times New Roman" w:cs="Times New Roman"/>
-          <w:sz w:val="24"/>
-          <w:szCs w:val="24"/>
-        </w:rPr>
-        <w:t>better</w:t>
-      </w:r>
-      <w:r>
-        <w:rPr>
-          <w:rFonts w:ascii="Times New Roman" w:eastAsiaTheme="minorEastAsia" w:hAnsi="Times New Roman" w:cs="Times New Roman"/>
-          <w:sz w:val="24"/>
-          <w:szCs w:val="24"/>
-        </w:rPr>
         <w:t xml:space="preserve"> </w:t>
       </w:r>
       <w:r>
@@ -5606,15 +6318,87 @@
           <w:sz w:val="24"/>
           <w:szCs w:val="24"/>
         </w:rPr>
-        <w:t>aligned to the structure of our combined demography and dispersal model</w:t>
-      </w:r>
-      <w:r>
-        <w:rPr>
-          <w:rFonts w:ascii="Times New Roman" w:eastAsiaTheme="minorEastAsia" w:hAnsi="Times New Roman" w:cs="Times New Roman"/>
-          <w:sz w:val="24"/>
-          <w:szCs w:val="24"/>
-        </w:rPr>
-        <w:t>, leads to slightly different model parameters than in the previous publication.</w:t>
+        <w:t xml:space="preserve">as the size covariate </w:t>
+      </w:r>
+      <w:r>
+        <w:rPr>
+          <w:rFonts w:ascii="Times New Roman" w:eastAsiaTheme="minorEastAsia" w:hAnsi="Times New Roman" w:cs="Times New Roman"/>
+          <w:sz w:val="24"/>
+          <w:szCs w:val="24"/>
+        </w:rPr>
+        <w:t xml:space="preserve">since the former </w:t>
+      </w:r>
+      <w:r>
+        <w:rPr>
+          <w:rFonts w:ascii="Times New Roman" w:eastAsiaTheme="minorEastAsia" w:hAnsi="Times New Roman" w:cs="Times New Roman"/>
+          <w:sz w:val="24"/>
+          <w:szCs w:val="24"/>
+        </w:rPr>
+        <w:t>fits better within the framework</w:t>
+      </w:r>
+      <w:r>
+        <w:rPr>
+          <w:rFonts w:ascii="Times New Roman" w:eastAsiaTheme="minorEastAsia" w:hAnsi="Times New Roman" w:cs="Times New Roman"/>
+          <w:sz w:val="24"/>
+          <w:szCs w:val="24"/>
+        </w:rPr>
+        <w:t xml:space="preserve"> of our combined demography and dispersal model</w:t>
+      </w:r>
+      <w:r>
+        <w:rPr>
+          <w:rFonts w:ascii="Times New Roman" w:eastAsiaTheme="minorEastAsia" w:hAnsi="Times New Roman" w:cs="Times New Roman"/>
+          <w:sz w:val="24"/>
+          <w:szCs w:val="24"/>
+        </w:rPr>
+        <w:t>,</w:t>
+      </w:r>
+      <w:r>
+        <w:rPr>
+          <w:rFonts w:ascii="Times New Roman" w:eastAsiaTheme="minorEastAsia" w:hAnsi="Times New Roman" w:cs="Times New Roman"/>
+          <w:sz w:val="24"/>
+          <w:szCs w:val="24"/>
+        </w:rPr>
+        <w:t xml:space="preserve"> thus</w:t>
+      </w:r>
+      <w:r>
+        <w:rPr>
+          <w:rFonts w:ascii="Times New Roman" w:eastAsiaTheme="minorEastAsia" w:hAnsi="Times New Roman" w:cs="Times New Roman"/>
+          <w:sz w:val="24"/>
+          <w:szCs w:val="24"/>
+        </w:rPr>
+        <w:t xml:space="preserve"> </w:t>
+      </w:r>
+      <w:r>
+        <w:rPr>
+          <w:rFonts w:ascii="Times New Roman" w:eastAsiaTheme="minorEastAsia" w:hAnsi="Times New Roman" w:cs="Times New Roman"/>
+          <w:sz w:val="24"/>
+          <w:szCs w:val="24"/>
+        </w:rPr>
+        <w:t xml:space="preserve">resulting in </w:t>
+      </w:r>
+      <w:r>
+        <w:rPr>
+          <w:rFonts w:ascii="Times New Roman" w:eastAsiaTheme="minorEastAsia" w:hAnsi="Times New Roman" w:cs="Times New Roman"/>
+          <w:sz w:val="24"/>
+          <w:szCs w:val="24"/>
+        </w:rPr>
+        <w:t xml:space="preserve">different </w:t>
+      </w:r>
+      <w:r>
+        <w:rPr>
+          <w:rFonts w:ascii="Times New Roman" w:eastAsiaTheme="minorEastAsia" w:hAnsi="Times New Roman" w:cs="Times New Roman"/>
+          <w:sz w:val="24"/>
+          <w:szCs w:val="24"/>
+        </w:rPr>
+        <w:t>parameter estimates</w:t>
+      </w:r>
+      <w:r>
+        <w:rPr>
+          <w:rFonts w:ascii="Times New Roman" w:eastAsiaTheme="minorEastAsia" w:hAnsi="Times New Roman" w:cs="Times New Roman"/>
+          <w:sz w:val="24"/>
+          <w:szCs w:val="24"/>
+        </w:rPr>
+        <w:t>.</w:t>
       </w:r>
       <w:r>
         <w:rPr>
@@ -5638,15 +6422,15 @@
           <w:sz w:val="24"/>
           <w:szCs w:val="24"/>
         </w:rPr>
-        <w:t>head height and rosette diameter</w:t>
-      </w:r>
-      <w:r>
-        <w:rPr>
-          <w:rFonts w:ascii="Times New Roman" w:hAnsi="Times New Roman" w:cs="Times New Roman"/>
-          <w:sz w:val="24"/>
-          <w:szCs w:val="24"/>
-        </w:rPr>
-        <w:t xml:space="preserve"> at </w:t>
+        <w:t xml:space="preserve">head height and </w:t>
+      </w:r>
+      <w:r>
+        <w:rPr>
+          <w:rFonts w:ascii="Times New Roman" w:hAnsi="Times New Roman" w:cs="Times New Roman"/>
+          <w:sz w:val="24"/>
+          <w:szCs w:val="24"/>
+        </w:rPr>
+        <w:t xml:space="preserve">size </w:t>
       </w:r>
       <m:oMath>
         <m:sSub>
@@ -5667,7 +6451,7 @@
                 <w:sz w:val="24"/>
                 <w:szCs w:val="24"/>
               </w:rPr>
-              <m:t>t</m:t>
+              <m:t>z</m:t>
             </m:r>
           </m:e>
           <m:sub>
@@ -5842,7 +6626,7 @@
                         <w:sz w:val="24"/>
                         <w:szCs w:val="24"/>
                       </w:rPr>
-                      <m:t>d</m:t>
+                      <m:t>z</m:t>
                     </m:r>
                   </m:e>
                   <m:sub>
@@ -5987,7 +6771,7 @@
                 <w:sz w:val="24"/>
                 <w:szCs w:val="24"/>
               </w:rPr>
-              <m:t>d</m:t>
+              <m:t>z</m:t>
             </m:r>
           </m:e>
           <m:sub>
@@ -6008,23 +6792,31 @@
           <w:sz w:val="24"/>
           <w:szCs w:val="24"/>
         </w:rPr>
-        <w:t xml:space="preserve"> is the rosette </w:t>
-      </w:r>
-      <w:r>
-        <w:rPr>
-          <w:rFonts w:ascii="Times New Roman" w:eastAsiaTheme="minorEastAsia" w:hAnsi="Times New Roman" w:cs="Times New Roman"/>
-          <w:sz w:val="24"/>
-          <w:szCs w:val="24"/>
-        </w:rPr>
-        <w:t>diameter</w:t>
-      </w:r>
-      <w:r>
-        <w:rPr>
-          <w:rFonts w:ascii="Times New Roman" w:eastAsiaTheme="minorEastAsia" w:hAnsi="Times New Roman" w:cs="Times New Roman"/>
-          <w:sz w:val="24"/>
-          <w:szCs w:val="24"/>
-        </w:rPr>
-        <w:t xml:space="preserve"> at time </w:t>
+        <w:t xml:space="preserve"> is the</w:t>
+      </w:r>
+      <w:r>
+        <w:rPr>
+          <w:rFonts w:ascii="Times New Roman" w:eastAsiaTheme="minorEastAsia" w:hAnsi="Times New Roman" w:cs="Times New Roman"/>
+          <w:sz w:val="24"/>
+          <w:szCs w:val="24"/>
+        </w:rPr>
+        <w:t xml:space="preserve"> spring</w:t>
+      </w:r>
+      <w:r>
+        <w:rPr>
+          <w:rFonts w:ascii="Times New Roman" w:eastAsiaTheme="minorEastAsia" w:hAnsi="Times New Roman" w:cs="Times New Roman"/>
+          <w:sz w:val="24"/>
+          <w:szCs w:val="24"/>
+        </w:rPr>
+        <w:t xml:space="preserve"> rosette size</w:t>
+      </w:r>
+      <w:r>
+        <w:rPr>
+          <w:rFonts w:ascii="Times New Roman" w:eastAsiaTheme="minorEastAsia" w:hAnsi="Times New Roman" w:cs="Times New Roman"/>
+          <w:sz w:val="24"/>
+          <w:szCs w:val="24"/>
+        </w:rPr>
+        <w:t xml:space="preserve">, </w:t>
       </w:r>
       <m:oMath>
         <m:sSub>
@@ -6045,7 +6837,49 @@
                 <w:sz w:val="24"/>
                 <w:szCs w:val="24"/>
               </w:rPr>
-              <m:t>t</m:t>
+              <m:t>δ</m:t>
+            </m:r>
+          </m:e>
+          <m:sub>
+            <m:r>
+              <w:rPr>
+                <w:rFonts w:ascii="Cambria Math" w:hAnsi="Cambria Math" w:cs="Times New Roman"/>
+                <w:sz w:val="24"/>
+                <w:szCs w:val="24"/>
+              </w:rPr>
+              <m:t>0</m:t>
+            </m:r>
+          </m:sub>
+        </m:sSub>
+      </m:oMath>
+      <w:r>
+        <w:rPr>
+          <w:rFonts w:ascii="Times New Roman" w:eastAsiaTheme="minorEastAsia" w:hAnsi="Times New Roman" w:cs="Times New Roman"/>
+          <w:sz w:val="24"/>
+          <w:szCs w:val="24"/>
+        </w:rPr>
+        <w:t xml:space="preserve"> is the intercept (plus the warming effect for warmed individuals), </w:t>
+      </w:r>
+      <m:oMath>
+        <m:sSub>
+          <m:sSubPr>
+            <m:ctrlPr>
+              <w:rPr>
+                <w:rFonts w:ascii="Cambria Math" w:hAnsi="Cambria Math" w:cs="Times New Roman"/>
+                <w:i/>
+                <w:sz w:val="24"/>
+                <w:szCs w:val="24"/>
+              </w:rPr>
+            </m:ctrlPr>
+          </m:sSubPr>
+          <m:e>
+            <m:r>
+              <w:rPr>
+                <w:rFonts w:ascii="Cambria Math" w:hAnsi="Cambria Math" w:cs="Times New Roman"/>
+                <w:sz w:val="24"/>
+                <w:szCs w:val="24"/>
+              </w:rPr>
+              <m:t>δ</m:t>
             </m:r>
           </m:e>
           <m:sub>
@@ -6066,90 +6900,6 @@
           <w:sz w:val="24"/>
           <w:szCs w:val="24"/>
         </w:rPr>
-        <w:t xml:space="preserve">, </w:t>
-      </w:r>
-      <m:oMath>
-        <m:sSub>
-          <m:sSubPr>
-            <m:ctrlPr>
-              <w:rPr>
-                <w:rFonts w:ascii="Cambria Math" w:hAnsi="Cambria Math" w:cs="Times New Roman"/>
-                <w:i/>
-                <w:sz w:val="24"/>
-                <w:szCs w:val="24"/>
-              </w:rPr>
-            </m:ctrlPr>
-          </m:sSubPr>
-          <m:e>
-            <m:r>
-              <w:rPr>
-                <w:rFonts w:ascii="Cambria Math" w:hAnsi="Cambria Math" w:cs="Times New Roman"/>
-                <w:sz w:val="24"/>
-                <w:szCs w:val="24"/>
-              </w:rPr>
-              <m:t>δ</m:t>
-            </m:r>
-          </m:e>
-          <m:sub>
-            <m:r>
-              <w:rPr>
-                <w:rFonts w:ascii="Cambria Math" w:hAnsi="Cambria Math" w:cs="Times New Roman"/>
-                <w:sz w:val="24"/>
-                <w:szCs w:val="24"/>
-              </w:rPr>
-              <m:t>0</m:t>
-            </m:r>
-          </m:sub>
-        </m:sSub>
-      </m:oMath>
-      <w:r>
-        <w:rPr>
-          <w:rFonts w:ascii="Times New Roman" w:eastAsiaTheme="minorEastAsia" w:hAnsi="Times New Roman" w:cs="Times New Roman"/>
-          <w:sz w:val="24"/>
-          <w:szCs w:val="24"/>
-        </w:rPr>
-        <w:t xml:space="preserve"> is the intercept (plus the warming effect for warmed individuals), </w:t>
-      </w:r>
-      <m:oMath>
-        <m:sSub>
-          <m:sSubPr>
-            <m:ctrlPr>
-              <w:rPr>
-                <w:rFonts w:ascii="Cambria Math" w:hAnsi="Cambria Math" w:cs="Times New Roman"/>
-                <w:i/>
-                <w:sz w:val="24"/>
-                <w:szCs w:val="24"/>
-              </w:rPr>
-            </m:ctrlPr>
-          </m:sSubPr>
-          <m:e>
-            <m:r>
-              <w:rPr>
-                <w:rFonts w:ascii="Cambria Math" w:hAnsi="Cambria Math" w:cs="Times New Roman"/>
-                <w:sz w:val="24"/>
-                <w:szCs w:val="24"/>
-              </w:rPr>
-              <m:t>δ</m:t>
-            </m:r>
-          </m:e>
-          <m:sub>
-            <m:r>
-              <w:rPr>
-                <w:rFonts w:ascii="Cambria Math" w:hAnsi="Cambria Math" w:cs="Times New Roman"/>
-                <w:sz w:val="24"/>
-                <w:szCs w:val="24"/>
-              </w:rPr>
-              <m:t>1</m:t>
-            </m:r>
-          </m:sub>
-        </m:sSub>
-      </m:oMath>
-      <w:r>
-        <w:rPr>
-          <w:rFonts w:ascii="Times New Roman" w:eastAsiaTheme="minorEastAsia" w:hAnsi="Times New Roman" w:cs="Times New Roman"/>
-          <w:sz w:val="24"/>
-          <w:szCs w:val="24"/>
-        </w:rPr>
         <w:t xml:space="preserve"> is the </w:t>
       </w:r>
       <w:r>
@@ -6158,7 +6908,7 @@
           <w:sz w:val="24"/>
           <w:szCs w:val="24"/>
         </w:rPr>
-        <w:t>diameter</w:t>
+        <w:t>size</w:t>
       </w:r>
       <w:r>
         <w:rPr>
@@ -6192,23 +6942,47 @@
           <w:sz w:val="24"/>
           <w:szCs w:val="24"/>
         </w:rPr>
-        <w:t>Again, l</w:t>
-      </w:r>
-      <w:r>
-        <w:rPr>
-          <w:rFonts w:ascii="Times New Roman" w:eastAsiaTheme="minorEastAsia" w:hAnsi="Times New Roman" w:cs="Times New Roman"/>
-          <w:sz w:val="24"/>
-          <w:szCs w:val="24"/>
-        </w:rPr>
-        <w:t xml:space="preserve">ike in the growth </w:t>
-      </w:r>
-      <w:r>
-        <w:rPr>
-          <w:rFonts w:ascii="Times New Roman" w:eastAsiaTheme="minorEastAsia" w:hAnsi="Times New Roman" w:cs="Times New Roman"/>
-          <w:sz w:val="24"/>
-          <w:szCs w:val="24"/>
-        </w:rPr>
-        <w:t>and flower head count models</w:t>
+        <w:t>S</w:t>
+      </w:r>
+      <w:r>
+        <w:rPr>
+          <w:rFonts w:ascii="Times New Roman" w:eastAsiaTheme="minorEastAsia" w:hAnsi="Times New Roman" w:cs="Times New Roman"/>
+          <w:sz w:val="24"/>
+          <w:szCs w:val="24"/>
+        </w:rPr>
+        <w:t>imilar to</w:t>
+      </w:r>
+      <w:r>
+        <w:rPr>
+          <w:rFonts w:ascii="Times New Roman" w:eastAsiaTheme="minorEastAsia" w:hAnsi="Times New Roman" w:cs="Times New Roman"/>
+          <w:sz w:val="24"/>
+          <w:szCs w:val="24"/>
+        </w:rPr>
+        <w:t xml:space="preserve"> the growth </w:t>
+      </w:r>
+      <w:r>
+        <w:rPr>
+          <w:rFonts w:ascii="Times New Roman" w:eastAsiaTheme="minorEastAsia" w:hAnsi="Times New Roman" w:cs="Times New Roman"/>
+          <w:sz w:val="24"/>
+          <w:szCs w:val="24"/>
+        </w:rPr>
+        <w:t xml:space="preserve">and </w:t>
+      </w:r>
+      <w:r>
+        <w:rPr>
+          <w:rFonts w:ascii="Times New Roman" w:eastAsiaTheme="minorEastAsia" w:hAnsi="Times New Roman" w:cs="Times New Roman"/>
+          <w:sz w:val="24"/>
+          <w:szCs w:val="24"/>
+        </w:rPr>
+        <w:t>capitulum</w:t>
+      </w:r>
+      <w:r>
+        <w:rPr>
+          <w:rFonts w:ascii="Times New Roman" w:eastAsiaTheme="minorEastAsia" w:hAnsi="Times New Roman" w:cs="Times New Roman"/>
+          <w:sz w:val="24"/>
+          <w:szCs w:val="24"/>
+        </w:rPr>
+        <w:t xml:space="preserve"> count models</w:t>
       </w:r>
       <w:r>
         <w:rPr>
@@ -6258,7 +7032,39 @@
           <w:sz w:val="24"/>
           <w:szCs w:val="24"/>
         </w:rPr>
-        <w:t xml:space="preserve"> is different between treatments, equal to the model intercept for unwamed individuals, and the model intercept plus treatment term for warmed individuals. </w:t>
+        <w:t xml:space="preserve"> </w:t>
+      </w:r>
+      <w:r>
+        <w:rPr>
+          <w:rFonts w:ascii="Times New Roman" w:eastAsiaTheme="minorEastAsia" w:hAnsi="Times New Roman" w:cs="Times New Roman"/>
+          <w:sz w:val="24"/>
+          <w:szCs w:val="24"/>
+        </w:rPr>
+        <w:t>thus differs</w:t>
+      </w:r>
+      <w:r>
+        <w:rPr>
+          <w:rFonts w:ascii="Times New Roman" w:eastAsiaTheme="minorEastAsia" w:hAnsi="Times New Roman" w:cs="Times New Roman"/>
+          <w:sz w:val="24"/>
+          <w:szCs w:val="24"/>
+        </w:rPr>
+        <w:t xml:space="preserve"> between treatments, </w:t>
+      </w:r>
+      <w:r>
+        <w:rPr>
+          <w:rFonts w:ascii="Times New Roman" w:eastAsiaTheme="minorEastAsia" w:hAnsi="Times New Roman" w:cs="Times New Roman"/>
+          <w:sz w:val="24"/>
+          <w:szCs w:val="24"/>
+        </w:rPr>
+        <w:t xml:space="preserve">where it is </w:t>
+      </w:r>
+      <w:r>
+        <w:rPr>
+          <w:rFonts w:ascii="Times New Roman" w:eastAsiaTheme="minorEastAsia" w:hAnsi="Times New Roman" w:cs="Times New Roman"/>
+          <w:sz w:val="24"/>
+          <w:szCs w:val="24"/>
+        </w:rPr>
+        <w:t xml:space="preserve">equal to the model intercept for unwamed individuals, and the model intercept plus treatment term for warmed individuals. </w:t>
       </w:r>
       <w:r>
         <w:rPr>
@@ -6284,15 +7090,31 @@
           <w:sz w:val="24"/>
           <w:szCs w:val="24"/>
         </w:rPr>
-        <w:t xml:space="preserve">-test indicates that the error variances do not differ significantly between </w:t>
-      </w:r>
-      <w:r>
-        <w:rPr>
-          <w:rFonts w:ascii="Times New Roman" w:hAnsi="Times New Roman" w:cs="Times New Roman"/>
-          <w:sz w:val="24"/>
-          <w:szCs w:val="24"/>
-        </w:rPr>
-        <w:t>warmed/unwarmed</w:t>
+        <w:t xml:space="preserve">-test indicates that error variances do not differ significantly between </w:t>
+      </w:r>
+      <w:r>
+        <w:rPr>
+          <w:rFonts w:ascii="Times New Roman" w:hAnsi="Times New Roman" w:cs="Times New Roman"/>
+          <w:sz w:val="24"/>
+          <w:szCs w:val="24"/>
+        </w:rPr>
+        <w:t>warmed</w:t>
+      </w:r>
+      <w:r>
+        <w:rPr>
+          <w:rFonts w:ascii="Times New Roman" w:hAnsi="Times New Roman" w:cs="Times New Roman"/>
+          <w:sz w:val="24"/>
+          <w:szCs w:val="24"/>
+        </w:rPr>
+        <w:t xml:space="preserve"> and </w:t>
+      </w:r>
+      <w:r>
+        <w:rPr>
+          <w:rFonts w:ascii="Times New Roman" w:hAnsi="Times New Roman" w:cs="Times New Roman"/>
+          <w:sz w:val="24"/>
+          <w:szCs w:val="24"/>
+        </w:rPr>
+        <w:t>unwarmed</w:t>
       </w:r>
       <w:r>
         <w:rPr>
@@ -6594,7 +7416,23 @@
           <w:sz w:val="24"/>
           <w:szCs w:val="24"/>
         </w:rPr>
-        <w:t xml:space="preserve"> distribution of flower head heights rather than the plot-averaged distribution because the latter mutes the higher and lower ends of the true distribution, shrinking variance and </w:t>
+        <w:t xml:space="preserve"> distribution of flower head heights rather than the plot-averaged distribution because the latter mutes the higher and lower ends of the true distribution</w:t>
+      </w:r>
+      <w:r>
+        <w:rPr>
+          <w:rFonts w:ascii="Times New Roman" w:eastAsiaTheme="minorEastAsia" w:hAnsi="Times New Roman" w:cs="Times New Roman"/>
+          <w:sz w:val="24"/>
+          <w:szCs w:val="24"/>
+        </w:rPr>
+        <w:t xml:space="preserve"> of heights</w:t>
+      </w:r>
+      <w:r>
+        <w:rPr>
+          <w:rFonts w:ascii="Times New Roman" w:eastAsiaTheme="minorEastAsia" w:hAnsi="Times New Roman" w:cs="Times New Roman"/>
+          <w:sz w:val="24"/>
+          <w:szCs w:val="24"/>
+        </w:rPr>
+        <w:t xml:space="preserve">, shrinking variance and </w:t>
       </w:r>
       <w:r>
         <w:rPr>
@@ -6610,7 +7448,23 @@
           <w:sz w:val="24"/>
           <w:szCs w:val="24"/>
         </w:rPr>
-        <w:t xml:space="preserve"> over- or under-estimat</w:t>
+        <w:t xml:space="preserve"> </w:t>
+      </w:r>
+      <w:r>
+        <w:rPr>
+          <w:rFonts w:ascii="Times New Roman" w:eastAsiaTheme="minorEastAsia" w:hAnsi="Times New Roman" w:cs="Times New Roman"/>
+          <w:sz w:val="24"/>
+          <w:szCs w:val="24"/>
+        </w:rPr>
+        <w:t>mis</w:t>
+      </w:r>
+      <w:r>
+        <w:rPr>
+          <w:rFonts w:ascii="Times New Roman" w:eastAsiaTheme="minorEastAsia" w:hAnsi="Times New Roman" w:cs="Times New Roman"/>
+          <w:sz w:val="24"/>
+          <w:szCs w:val="24"/>
+        </w:rPr>
+        <w:t>-estimat</w:t>
       </w:r>
       <w:r>
         <w:rPr>
@@ -6626,7 +7480,39 @@
           <w:sz w:val="24"/>
           <w:szCs w:val="24"/>
         </w:rPr>
-        <w:t xml:space="preserve"> flower head height (and thus dispersal/spread).</w:t>
+        <w:t xml:space="preserve"> flower head height (</w:t>
+      </w:r>
+      <w:r>
+        <w:rPr>
+          <w:rFonts w:ascii="Times New Roman" w:eastAsiaTheme="minorEastAsia" w:hAnsi="Times New Roman" w:cs="Times New Roman"/>
+          <w:sz w:val="24"/>
+          <w:szCs w:val="24"/>
+        </w:rPr>
+        <w:t xml:space="preserve">thus impacting estimates of </w:t>
+      </w:r>
+      <w:r>
+        <w:rPr>
+          <w:rFonts w:ascii="Times New Roman" w:eastAsiaTheme="minorEastAsia" w:hAnsi="Times New Roman" w:cs="Times New Roman"/>
+          <w:sz w:val="24"/>
+          <w:szCs w:val="24"/>
+        </w:rPr>
+        <w:t>dispersal</w:t>
+      </w:r>
+      <w:r>
+        <w:rPr>
+          <w:rFonts w:ascii="Times New Roman" w:eastAsiaTheme="minorEastAsia" w:hAnsi="Times New Roman" w:cs="Times New Roman"/>
+          <w:sz w:val="24"/>
+          <w:szCs w:val="24"/>
+        </w:rPr>
+        <w:t xml:space="preserve"> and/or </w:t>
+      </w:r>
+      <w:r>
+        <w:rPr>
+          <w:rFonts w:ascii="Times New Roman" w:eastAsiaTheme="minorEastAsia" w:hAnsi="Times New Roman" w:cs="Times New Roman"/>
+          <w:sz w:val="24"/>
+          <w:szCs w:val="24"/>
+        </w:rPr>
+        <w:t>spread).</w:t>
       </w:r>
       <w:r>
         <w:rPr>
@@ -6666,7 +7552,16 @@
           <w:sz w:val="24"/>
           <w:szCs w:val="24"/>
         </w:rPr>
-        <w:t>) where, while plot-averaged heights were used to fit the mixed-effects models, the true distribution of heights w</w:t>
+        <w:t xml:space="preserve">) where, while plot-averaged heights were used </w:t>
+      </w:r>
+      <w:r>
+        <w:rPr>
+          <w:rFonts w:ascii="Times New Roman" w:hAnsi="Times New Roman" w:cs="Times New Roman"/>
+          <w:sz w:val="24"/>
+          <w:szCs w:val="24"/>
+        </w:rPr>
+        <w:lastRenderedPageBreak/>
+        <w:t>to fit the mixed-effects models, the true distribution of heights w</w:t>
       </w:r>
       <w:r>
         <w:rPr>
@@ -6682,15 +7577,79 @@
           <w:sz w:val="24"/>
           <w:szCs w:val="24"/>
         </w:rPr>
-        <w:t xml:space="preserve"> used when simulating dispersal and comparing the shape/location of</w:t>
-      </w:r>
-      <w:r>
-        <w:rPr>
-          <w:rFonts w:ascii="Times New Roman" w:hAnsi="Times New Roman" w:cs="Times New Roman"/>
-          <w:sz w:val="24"/>
-          <w:szCs w:val="24"/>
-        </w:rPr>
-        <w:t xml:space="preserve"> warmed/unwarmed variants of</w:t>
+        <w:t xml:space="preserve"> used when simulating dispersal</w:t>
+      </w:r>
+      <w:r>
+        <w:rPr>
+          <w:rFonts w:ascii="Times New Roman" w:hAnsi="Times New Roman" w:cs="Times New Roman"/>
+          <w:sz w:val="24"/>
+          <w:szCs w:val="24"/>
+        </w:rPr>
+        <w:t>,</w:t>
+      </w:r>
+      <w:r>
+        <w:rPr>
+          <w:rFonts w:ascii="Times New Roman" w:hAnsi="Times New Roman" w:cs="Times New Roman"/>
+          <w:sz w:val="24"/>
+          <w:szCs w:val="24"/>
+        </w:rPr>
+        <w:t xml:space="preserve"> and</w:t>
+      </w:r>
+      <w:r>
+        <w:rPr>
+          <w:rFonts w:ascii="Times New Roman" w:hAnsi="Times New Roman" w:cs="Times New Roman"/>
+          <w:sz w:val="24"/>
+          <w:szCs w:val="24"/>
+        </w:rPr>
+        <w:t xml:space="preserve"> when</w:t>
+      </w:r>
+      <w:r>
+        <w:rPr>
+          <w:rFonts w:ascii="Times New Roman" w:hAnsi="Times New Roman" w:cs="Times New Roman"/>
+          <w:sz w:val="24"/>
+          <w:szCs w:val="24"/>
+        </w:rPr>
+        <w:t xml:space="preserve"> comparing the shape</w:t>
+      </w:r>
+      <w:r>
+        <w:rPr>
+          <w:rFonts w:ascii="Times New Roman" w:hAnsi="Times New Roman" w:cs="Times New Roman"/>
+          <w:sz w:val="24"/>
+          <w:szCs w:val="24"/>
+        </w:rPr>
+        <w:t xml:space="preserve"> and </w:t>
+      </w:r>
+      <w:r>
+        <w:rPr>
+          <w:rFonts w:ascii="Times New Roman" w:hAnsi="Times New Roman" w:cs="Times New Roman"/>
+          <w:sz w:val="24"/>
+          <w:szCs w:val="24"/>
+        </w:rPr>
+        <w:t>location of</w:t>
+      </w:r>
+      <w:r>
+        <w:rPr>
+          <w:rFonts w:ascii="Times New Roman" w:hAnsi="Times New Roman" w:cs="Times New Roman"/>
+          <w:sz w:val="24"/>
+          <w:szCs w:val="24"/>
+        </w:rPr>
+        <w:t xml:space="preserve"> warmed</w:t>
+      </w:r>
+      <w:r>
+        <w:rPr>
+          <w:rFonts w:ascii="Times New Roman" w:hAnsi="Times New Roman" w:cs="Times New Roman"/>
+          <w:sz w:val="24"/>
+          <w:szCs w:val="24"/>
+        </w:rPr>
+        <w:t xml:space="preserve"> and </w:t>
+      </w:r>
+      <w:r>
+        <w:rPr>
+          <w:rFonts w:ascii="Times New Roman" w:hAnsi="Times New Roman" w:cs="Times New Roman"/>
+          <w:sz w:val="24"/>
+          <w:szCs w:val="24"/>
+        </w:rPr>
+        <w:t>unwarmed variants of</w:t>
       </w:r>
       <w:r>
         <w:rPr>
@@ -6782,7 +7741,31 @@
           <w:sz w:val="24"/>
           <w:szCs w:val="24"/>
         </w:rPr>
-        <w:t>from the same height.</w:t>
+        <w:t>from the same height</w:t>
+      </w:r>
+      <w:r>
+        <w:rPr>
+          <w:rFonts w:ascii="Times New Roman" w:eastAsiaTheme="minorEastAsia" w:hAnsi="Times New Roman" w:cs="Times New Roman"/>
+          <w:sz w:val="24"/>
+          <w:szCs w:val="24"/>
+        </w:rPr>
+        <w:t xml:space="preserve">; this assumption likely has little to no impact on dispersal distance, as the size of </w:t>
+      </w:r>
+      <w:r>
+        <w:rPr>
+          <w:rFonts w:ascii="Times New Roman" w:eastAsiaTheme="minorEastAsia" w:hAnsi="Times New Roman" w:cs="Times New Roman"/>
+          <w:sz w:val="24"/>
+          <w:szCs w:val="24"/>
+        </w:rPr>
+        <w:t>each</w:t>
+      </w:r>
+      <w:r>
+        <w:rPr>
+          <w:rFonts w:ascii="Times New Roman" w:eastAsiaTheme="minorEastAsia" w:hAnsi="Times New Roman" w:cs="Times New Roman"/>
+          <w:sz w:val="24"/>
+          <w:szCs w:val="24"/>
+        </w:rPr>
+        <w:t xml:space="preserve"> flower head is negligible compared to its height above the ground.</w:t>
       </w:r>
     </w:p>
     <w:p>
@@ -6960,16 +7943,7 @@
           <w:sz w:val="24"/>
           <w:szCs w:val="24"/>
         </w:rPr>
-        <w:t xml:space="preserve"> since the aforementioned study found no significant </w:t>
-      </w:r>
-      <w:r>
-        <w:rPr>
-          <w:rFonts w:ascii="Times New Roman" w:eastAsiaTheme="minorEastAsia" w:hAnsi="Times New Roman" w:cs="Times New Roman"/>
-          <w:sz w:val="24"/>
-          <w:szCs w:val="24"/>
-        </w:rPr>
-        <w:lastRenderedPageBreak/>
-        <w:t>difference</w:t>
+        <w:t xml:space="preserve"> since the aforementioned study found no significant difference</w:t>
       </w:r>
       <w:r>
         <w:rPr>
@@ -7289,14 +8263,6 @@
           <w:sz w:val="24"/>
           <w:szCs w:val="24"/>
         </w:rPr>
-        <w:t xml:space="preserve"> a history of</w:t>
-      </w:r>
-      <w:r>
-        <w:rPr>
-          <w:rFonts w:ascii="Times New Roman" w:eastAsiaTheme="minorEastAsia" w:hAnsi="Times New Roman" w:cs="Times New Roman"/>
-          <w:sz w:val="24"/>
-          <w:szCs w:val="24"/>
-        </w:rPr>
         <w:t xml:space="preserve"> </w:t>
       </w:r>
       <w:r>
@@ -7305,15 +8271,31 @@
           <w:sz w:val="24"/>
           <w:szCs w:val="24"/>
         </w:rPr>
-        <w:t>being</w:t>
-      </w:r>
-      <w:r>
-        <w:rPr>
-          <w:rFonts w:ascii="Times New Roman" w:eastAsiaTheme="minorEastAsia" w:hAnsi="Times New Roman" w:cs="Times New Roman"/>
-          <w:sz w:val="24"/>
-          <w:szCs w:val="24"/>
-        </w:rPr>
-        <w:t xml:space="preserve"> used to model wind speeds in </w:t>
+        <w:t>been</w:t>
+      </w:r>
+      <w:r>
+        <w:rPr>
+          <w:rFonts w:ascii="Times New Roman" w:eastAsiaTheme="minorEastAsia" w:hAnsi="Times New Roman" w:cs="Times New Roman"/>
+          <w:sz w:val="24"/>
+          <w:szCs w:val="24"/>
+        </w:rPr>
+        <w:t xml:space="preserve"> used to model wind speeds </w:t>
+      </w:r>
+      <w:r>
+        <w:rPr>
+          <w:rFonts w:ascii="Times New Roman" w:eastAsiaTheme="minorEastAsia" w:hAnsi="Times New Roman" w:cs="Times New Roman"/>
+          <w:sz w:val="24"/>
+          <w:szCs w:val="24"/>
+        </w:rPr>
+        <w:t>across</w:t>
+      </w:r>
+      <w:r>
+        <w:rPr>
+          <w:rFonts w:ascii="Times New Roman" w:eastAsiaTheme="minorEastAsia" w:hAnsi="Times New Roman" w:cs="Times New Roman"/>
+          <w:sz w:val="24"/>
+          <w:szCs w:val="24"/>
+        </w:rPr>
+        <w:t xml:space="preserve"> </w:t>
       </w:r>
       <w:r>
         <w:rPr>
@@ -7391,7 +8373,23 @@
           <w:sz w:val="24"/>
           <w:szCs w:val="24"/>
         </w:rPr>
-        <w:t>. 2017). Wind speeds of zero were removed from the data with the assumption that nonzero dispersal distances</w:t>
+        <w:t xml:space="preserve">. 2017). Wind speeds of zero were removed from the data </w:t>
+      </w:r>
+      <w:r>
+        <w:rPr>
+          <w:rFonts w:ascii="Times New Roman" w:eastAsiaTheme="minorEastAsia" w:hAnsi="Times New Roman" w:cs="Times New Roman"/>
+          <w:sz w:val="24"/>
+          <w:szCs w:val="24"/>
+        </w:rPr>
+        <w:t>under</w:t>
+      </w:r>
+      <w:r>
+        <w:rPr>
+          <w:rFonts w:ascii="Times New Roman" w:eastAsiaTheme="minorEastAsia" w:hAnsi="Times New Roman" w:cs="Times New Roman"/>
+          <w:sz w:val="24"/>
+          <w:szCs w:val="24"/>
+        </w:rPr>
+        <w:t xml:space="preserve"> the assumption that nonzero dispersal distances</w:t>
       </w:r>
       <w:r>
         <w:rPr>
@@ -7415,7 +8413,55 @@
           <w:sz w:val="24"/>
           <w:szCs w:val="24"/>
         </w:rPr>
-        <w:t>, also necessary for dispersal estimates,</w:t>
+        <w:t xml:space="preserve">, also </w:t>
+      </w:r>
+      <w:r>
+        <w:rPr>
+          <w:rFonts w:ascii="Times New Roman" w:eastAsiaTheme="minorEastAsia" w:hAnsi="Times New Roman" w:cs="Times New Roman"/>
+          <w:sz w:val="24"/>
+          <w:szCs w:val="24"/>
+        </w:rPr>
+        <w:t>needed to</w:t>
+      </w:r>
+      <w:r>
+        <w:rPr>
+          <w:rFonts w:ascii="Times New Roman" w:eastAsiaTheme="minorEastAsia" w:hAnsi="Times New Roman" w:cs="Times New Roman"/>
+          <w:sz w:val="24"/>
+          <w:szCs w:val="24"/>
+        </w:rPr>
+        <w:t xml:space="preserve"> </w:t>
+      </w:r>
+      <w:r>
+        <w:rPr>
+          <w:rFonts w:ascii="Times New Roman" w:eastAsiaTheme="minorEastAsia" w:hAnsi="Times New Roman" w:cs="Times New Roman"/>
+          <w:sz w:val="24"/>
+          <w:szCs w:val="24"/>
+        </w:rPr>
+        <w:t>estimat</w:t>
+      </w:r>
+      <w:r>
+        <w:rPr>
+          <w:rFonts w:ascii="Times New Roman" w:eastAsiaTheme="minorEastAsia" w:hAnsi="Times New Roman" w:cs="Times New Roman"/>
+          <w:sz w:val="24"/>
+          <w:szCs w:val="24"/>
+        </w:rPr>
+        <w:t>e</w:t>
+      </w:r>
+      <w:r>
+        <w:rPr>
+          <w:rFonts w:ascii="Times New Roman" w:eastAsiaTheme="minorEastAsia" w:hAnsi="Times New Roman" w:cs="Times New Roman"/>
+          <w:sz w:val="24"/>
+          <w:szCs w:val="24"/>
+        </w:rPr>
+        <w:t xml:space="preserve"> dispersal distances</w:t>
+      </w:r>
+      <w:r>
+        <w:rPr>
+          <w:rFonts w:ascii="Times New Roman" w:eastAsiaTheme="minorEastAsia" w:hAnsi="Times New Roman" w:cs="Times New Roman"/>
+          <w:sz w:val="24"/>
+          <w:szCs w:val="24"/>
+        </w:rPr>
+        <w:t>,</w:t>
       </w:r>
       <w:r>
         <w:rPr>
@@ -7449,33 +8495,23 @@
           <w:sz w:val="24"/>
           <w:szCs w:val="24"/>
         </w:rPr>
-        <w:t xml:space="preserve"> of these veolcities</w:t>
-      </w:r>
-      <w:r>
-        <w:rPr>
-          <w:rFonts w:ascii="Times New Roman" w:eastAsiaTheme="minorEastAsia" w:hAnsi="Times New Roman" w:cs="Times New Roman"/>
-          <w:sz w:val="24"/>
-          <w:szCs w:val="24"/>
-        </w:rPr>
-        <w:t xml:space="preserve"> estimated as lognormal in accordance with previous </w:t>
-      </w:r>
-      <w:r>
-        <w:rPr>
-          <w:rFonts w:ascii="Times New Roman" w:eastAsiaTheme="minorEastAsia" w:hAnsi="Times New Roman" w:cs="Times New Roman"/>
-          <w:i/>
-          <w:iCs/>
-          <w:sz w:val="24"/>
-          <w:szCs w:val="24"/>
-        </w:rPr>
-        <w:t>C. nutans</w:t>
-      </w:r>
-      <w:r>
-        <w:rPr>
-          <w:rFonts w:ascii="Times New Roman" w:eastAsiaTheme="minorEastAsia" w:hAnsi="Times New Roman" w:cs="Times New Roman"/>
-          <w:sz w:val="24"/>
-          <w:szCs w:val="24"/>
-        </w:rPr>
-        <w:t xml:space="preserve"> studies (e.g. </w:t>
+        <w:t xml:space="preserve"> of these </w:t>
+      </w:r>
+      <w:r>
+        <w:rPr>
+          <w:rFonts w:ascii="Times New Roman" w:eastAsiaTheme="minorEastAsia" w:hAnsi="Times New Roman" w:cs="Times New Roman"/>
+          <w:sz w:val="24"/>
+          <w:szCs w:val="24"/>
+        </w:rPr>
+        <w:t>velocities</w:t>
+      </w:r>
+      <w:r>
+        <w:rPr>
+          <w:rFonts w:ascii="Times New Roman" w:eastAsiaTheme="minorEastAsia" w:hAnsi="Times New Roman" w:cs="Times New Roman"/>
+          <w:sz w:val="24"/>
+          <w:szCs w:val="24"/>
+        </w:rPr>
+        <w:t xml:space="preserve"> estimated as lognormal in accordance with previous studies (e.g. </w:t>
       </w:r>
       <w:r>
         <w:rPr>
@@ -7571,7 +8607,41 @@
           <w:sz w:val="24"/>
           <w:szCs w:val="24"/>
         </w:rPr>
-        <w:t>).</w:t>
+        <w:t>)</w:t>
+      </w:r>
+      <w:r>
+        <w:rPr>
+          <w:rFonts w:ascii="Times New Roman" w:eastAsiaTheme="minorEastAsia" w:hAnsi="Times New Roman" w:cs="Times New Roman"/>
+          <w:sz w:val="24"/>
+          <w:szCs w:val="24"/>
+        </w:rPr>
+        <w:t xml:space="preserve"> on </w:t>
+      </w:r>
+      <w:r>
+        <w:rPr>
+          <w:rFonts w:ascii="Times New Roman" w:eastAsiaTheme="minorEastAsia" w:hAnsi="Times New Roman" w:cs="Times New Roman"/>
+          <w:i/>
+          <w:iCs/>
+          <w:sz w:val="24"/>
+          <w:szCs w:val="24"/>
+        </w:rPr>
+        <w:t>C. nutans</w:t>
+      </w:r>
+      <w:r>
+        <w:rPr>
+          <w:rFonts w:ascii="Times New Roman" w:eastAsiaTheme="minorEastAsia" w:hAnsi="Times New Roman" w:cs="Times New Roman"/>
+          <w:sz w:val="24"/>
+          <w:szCs w:val="24"/>
+        </w:rPr>
+        <w:t xml:space="preserve"> dispersal</w:t>
+      </w:r>
+      <w:r>
+        <w:rPr>
+          <w:rFonts w:ascii="Times New Roman" w:eastAsiaTheme="minorEastAsia" w:hAnsi="Times New Roman" w:cs="Times New Roman"/>
+          <w:sz w:val="24"/>
+          <w:szCs w:val="24"/>
+        </w:rPr>
+        <w:t>.</w:t>
       </w:r>
       <w:r>
         <w:rPr>
@@ -7703,7 +8773,39 @@
           <w:sz w:val="24"/>
           <w:szCs w:val="24"/>
         </w:rPr>
-        <w:t xml:space="preserve">Seed release was modeled with only a small proportion of seeds released from each flower head, </w:t>
+        <w:t xml:space="preserve">Seed release was modeled </w:t>
+      </w:r>
+      <w:r>
+        <w:rPr>
+          <w:rFonts w:ascii="Times New Roman" w:hAnsi="Times New Roman" w:cs="Times New Roman"/>
+          <w:sz w:val="24"/>
+          <w:szCs w:val="24"/>
+        </w:rPr>
+        <w:t>assuming that</w:t>
+      </w:r>
+      <w:r>
+        <w:rPr>
+          <w:rFonts w:ascii="Times New Roman" w:hAnsi="Times New Roman" w:cs="Times New Roman"/>
+          <w:sz w:val="24"/>
+          <w:szCs w:val="24"/>
+        </w:rPr>
+        <w:t xml:space="preserve"> only a small proportion of seeds </w:t>
+      </w:r>
+      <w:r>
+        <w:rPr>
+          <w:rFonts w:ascii="Times New Roman" w:hAnsi="Times New Roman" w:cs="Times New Roman"/>
+          <w:sz w:val="24"/>
+          <w:szCs w:val="24"/>
+        </w:rPr>
+        <w:t xml:space="preserve">are </w:t>
+      </w:r>
+      <w:r>
+        <w:rPr>
+          <w:rFonts w:ascii="Times New Roman" w:hAnsi="Times New Roman" w:cs="Times New Roman"/>
+          <w:sz w:val="24"/>
+          <w:szCs w:val="24"/>
+        </w:rPr>
+        <w:t xml:space="preserve">released from each flower head, </w:t>
       </w:r>
       <w:r>
         <w:rPr>
@@ -7719,7 +8821,23 @@
           <w:sz w:val="24"/>
           <w:szCs w:val="24"/>
         </w:rPr>
-        <w:t xml:space="preserve"> the number of seeds released per head equal to said proportion multiplied by the total number of seeds per head that </w:t>
+        <w:t xml:space="preserve"> the number of seeds released per head equal to said proportion multiplied by the total number of</w:t>
+      </w:r>
+      <w:r>
+        <w:rPr>
+          <w:rFonts w:ascii="Times New Roman" w:hAnsi="Times New Roman" w:cs="Times New Roman"/>
+          <w:sz w:val="24"/>
+          <w:szCs w:val="24"/>
+        </w:rPr>
+        <w:t xml:space="preserve"> viable</w:t>
+      </w:r>
+      <w:r>
+        <w:rPr>
+          <w:rFonts w:ascii="Times New Roman" w:hAnsi="Times New Roman" w:cs="Times New Roman"/>
+          <w:sz w:val="24"/>
+          <w:szCs w:val="24"/>
+        </w:rPr>
+        <w:t xml:space="preserve"> seeds per head that </w:t>
       </w:r>
       <w:r>
         <w:rPr>
@@ -7799,7 +8917,23 @@
           <w:sz w:val="24"/>
           <w:szCs w:val="24"/>
         </w:rPr>
-        <w:t xml:space="preserve"> their seeds. The proportion of seeds released from any given flower head is given in Table S1 and is </w:t>
+        <w:t xml:space="preserve"> their seeds. The proportion of seeds released from </w:t>
+      </w:r>
+      <w:r>
+        <w:rPr>
+          <w:rFonts w:ascii="Times New Roman" w:hAnsi="Times New Roman" w:cs="Times New Roman"/>
+          <w:sz w:val="24"/>
+          <w:szCs w:val="24"/>
+        </w:rPr>
+        <w:t>each</w:t>
+      </w:r>
+      <w:r>
+        <w:rPr>
+          <w:rFonts w:ascii="Times New Roman" w:hAnsi="Times New Roman" w:cs="Times New Roman"/>
+          <w:sz w:val="24"/>
+          <w:szCs w:val="24"/>
+        </w:rPr>
+        <w:t xml:space="preserve"> flower head is given in Table S1 and is </w:t>
       </w:r>
       <w:r>
         <w:rPr>
@@ -7843,6 +8977,7 @@
           <w:sz w:val="24"/>
           <w:szCs w:val="24"/>
         </w:rPr>
+        <w:lastRenderedPageBreak/>
         <w:t xml:space="preserve">For </w:t>
       </w:r>
       <w:r>
@@ -8023,7 +9158,23 @@
           <w:sz w:val="24"/>
           <w:szCs w:val="24"/>
         </w:rPr>
-        <w:t xml:space="preserve"> using the seed</w:t>
+        <w:t xml:space="preserve"> using </w:t>
+      </w:r>
+      <w:r>
+        <w:rPr>
+          <w:rFonts w:ascii="Times New Roman" w:eastAsiaTheme="minorEastAsia" w:hAnsi="Times New Roman" w:cs="Times New Roman"/>
+          <w:sz w:val="24"/>
+          <w:szCs w:val="24"/>
+        </w:rPr>
+        <w:t>each</w:t>
+      </w:r>
+      <w:r>
+        <w:rPr>
+          <w:rFonts w:ascii="Times New Roman" w:eastAsiaTheme="minorEastAsia" w:hAnsi="Times New Roman" w:cs="Times New Roman"/>
+          <w:sz w:val="24"/>
+          <w:szCs w:val="24"/>
+        </w:rPr>
+        <w:t xml:space="preserve"> seed</w:t>
       </w:r>
       <w:r>
         <w:rPr>
@@ -8185,7 +9336,7 @@
           <w:sz w:val="24"/>
           <w:szCs w:val="24"/>
         </w:rPr>
-        <w:t>; however, we also subject this parameter to sensitivity analysis in order to explore the extent of its effect on spread rates</w:t>
+        <w:t>; however, we also subject this parameter to sensitivity analysis to explore the extent of its effect on spread rates</w:t>
       </w:r>
       <w:r>
         <w:rPr>
@@ -8233,16 +9384,7 @@
           <w:sz w:val="24"/>
           <w:szCs w:val="24"/>
         </w:rPr>
-        <w:t xml:space="preserve"> the initial radial dispersal distances were randomly assigned angles from a uniform distribution between 0 and 2π before then being marginalized onto a single </w:t>
-      </w:r>
-      <w:r>
-        <w:rPr>
-          <w:rFonts w:ascii="Times New Roman" w:eastAsiaTheme="minorEastAsia" w:hAnsi="Times New Roman" w:cs="Times New Roman"/>
-          <w:sz w:val="24"/>
-          <w:szCs w:val="24"/>
-        </w:rPr>
-        <w:lastRenderedPageBreak/>
-        <w:t>spatial axis</w:t>
+        <w:t xml:space="preserve"> the initial radial dispersal distances were randomly assigned angles from a uniform distribution between 0 and 2π before then being marginalized onto a single spatial axis</w:t>
       </w:r>
       <w:r>
         <w:rPr>
@@ -8468,15 +9610,47 @@
           <w:sz w:val="24"/>
           <w:szCs w:val="24"/>
         </w:rPr>
-        <w:t xml:space="preserve"> dispersal.</w:t>
-      </w:r>
-      <w:r>
-        <w:rPr>
-          <w:rFonts w:ascii="Times New Roman" w:eastAsiaTheme="minorEastAsia" w:hAnsi="Times New Roman" w:cs="Times New Roman"/>
-          <w:sz w:val="24"/>
-          <w:szCs w:val="24"/>
-        </w:rPr>
-        <w:t xml:space="preserve"> At the beginning of the wavespeed simulations, the locations of all ant nests within the simulation space were randomly generated, with an average density of 0.2 nests per meter</w:t>
+        <w:t xml:space="preserve"> </w:t>
+      </w:r>
+      <w:r>
+        <w:rPr>
+          <w:rFonts w:ascii="Times New Roman" w:eastAsiaTheme="minorEastAsia" w:hAnsi="Times New Roman" w:cs="Times New Roman"/>
+          <w:sz w:val="24"/>
+          <w:szCs w:val="24"/>
+        </w:rPr>
+        <w:t xml:space="preserve">secondary </w:t>
+      </w:r>
+      <w:r>
+        <w:rPr>
+          <w:rFonts w:ascii="Times New Roman" w:eastAsiaTheme="minorEastAsia" w:hAnsi="Times New Roman" w:cs="Times New Roman"/>
+          <w:sz w:val="24"/>
+          <w:szCs w:val="24"/>
+        </w:rPr>
+        <w:t>dispersal.</w:t>
+      </w:r>
+      <w:r>
+        <w:rPr>
+          <w:rFonts w:ascii="Times New Roman" w:eastAsiaTheme="minorEastAsia" w:hAnsi="Times New Roman" w:cs="Times New Roman"/>
+          <w:sz w:val="24"/>
+          <w:szCs w:val="24"/>
+        </w:rPr>
+        <w:t xml:space="preserve"> At the beginning of the wavespeed simulations, the locations of all ant nests within the simulation space were randomly generated, with an average density of</w:t>
+      </w:r>
+      <w:r>
+        <w:rPr>
+          <w:rFonts w:ascii="Times New Roman" w:eastAsiaTheme="minorEastAsia" w:hAnsi="Times New Roman" w:cs="Times New Roman"/>
+          <w:sz w:val="24"/>
+          <w:szCs w:val="24"/>
+        </w:rPr>
+        <w:t xml:space="preserve"> approximately</w:t>
+      </w:r>
+      <w:r>
+        <w:rPr>
+          <w:rFonts w:ascii="Times New Roman" w:eastAsiaTheme="minorEastAsia" w:hAnsi="Times New Roman" w:cs="Times New Roman"/>
+          <w:sz w:val="24"/>
+          <w:szCs w:val="24"/>
+        </w:rPr>
+        <w:t xml:space="preserve"> 0.2 nests per meter</w:t>
       </w:r>
       <w:r>
         <w:rPr>
@@ -8516,7 +9690,23 @@
           <w:sz w:val="24"/>
           <w:szCs w:val="24"/>
         </w:rPr>
-        <w:t xml:space="preserve">or each seed, </w:t>
+        <w:t xml:space="preserve">or </w:t>
+      </w:r>
+      <w:r>
+        <w:rPr>
+          <w:rFonts w:ascii="Times New Roman" w:eastAsiaTheme="minorEastAsia" w:hAnsi="Times New Roman" w:cs="Times New Roman"/>
+          <w:sz w:val="24"/>
+          <w:szCs w:val="24"/>
+        </w:rPr>
+        <w:t>every seed not in the seed bank</w:t>
+      </w:r>
+      <w:r>
+        <w:rPr>
+          <w:rFonts w:ascii="Times New Roman" w:eastAsiaTheme="minorEastAsia" w:hAnsi="Times New Roman" w:cs="Times New Roman"/>
+          <w:sz w:val="24"/>
+          <w:szCs w:val="24"/>
+        </w:rPr>
+        <w:t xml:space="preserve">, </w:t>
       </w:r>
       <w:r>
         <w:rPr>
@@ -8540,41 +9730,47 @@
           <w:sz w:val="24"/>
           <w:szCs w:val="24"/>
         </w:rPr>
-        <w:t xml:space="preserve">a Bernoulli distribution with the probability of success sourced from </w:t>
-      </w:r>
-      <w:r>
-        <w:rPr>
-          <w:rFonts w:ascii="Times New Roman" w:eastAsiaTheme="minorEastAsia" w:hAnsi="Times New Roman" w:cs="Times New Roman"/>
-          <w:sz w:val="24"/>
-          <w:szCs w:val="24"/>
-        </w:rPr>
-        <w:t xml:space="preserve">Drees </w:t>
-      </w:r>
-      <w:r>
-        <w:rPr>
-          <w:rFonts w:ascii="Times New Roman" w:eastAsiaTheme="minorEastAsia" w:hAnsi="Times New Roman" w:cs="Times New Roman"/>
-          <w:i/>
-          <w:iCs/>
-          <w:sz w:val="24"/>
-          <w:szCs w:val="24"/>
-        </w:rPr>
-        <w:t>et al</w:t>
-      </w:r>
-      <w:r>
-        <w:rPr>
-          <w:rFonts w:ascii="Times New Roman" w:eastAsiaTheme="minorEastAsia" w:hAnsi="Times New Roman" w:cs="Times New Roman"/>
-          <w:sz w:val="24"/>
-          <w:szCs w:val="24"/>
-        </w:rPr>
-        <w:t xml:space="preserve">. (2024b) and given in </w:t>
-      </w:r>
-      <w:r>
-        <w:rPr>
-          <w:rFonts w:ascii="Times New Roman" w:hAnsi="Times New Roman" w:cs="Times New Roman"/>
-          <w:sz w:val="24"/>
-          <w:szCs w:val="24"/>
-        </w:rPr>
-        <w:t>Table S1.</w:t>
+        <w:t xml:space="preserve">a Bernoulli distribution with the probability of success </w:t>
+      </w:r>
+      <w:r>
+        <w:rPr>
+          <w:rFonts w:ascii="Times New Roman" w:hAnsi="Times New Roman" w:cs="Times New Roman"/>
+          <w:sz w:val="24"/>
+          <w:szCs w:val="24"/>
+        </w:rPr>
+        <w:t>conditional on surviving predation</w:t>
+      </w:r>
+      <w:r>
+        <w:rPr>
+          <w:rFonts w:ascii="Times New Roman" w:hAnsi="Times New Roman" w:cs="Times New Roman"/>
+          <w:sz w:val="24"/>
+          <w:szCs w:val="24"/>
+        </w:rPr>
+        <w:t xml:space="preserve"> by ants</w:t>
+      </w:r>
+      <w:r>
+        <w:rPr>
+          <w:rFonts w:ascii="Times New Roman" w:hAnsi="Times New Roman" w:cs="Times New Roman"/>
+          <w:sz w:val="24"/>
+          <w:szCs w:val="24"/>
+        </w:rPr>
+        <w:t xml:space="preserve"> (see “</w:t>
+      </w:r>
+      <w:r>
+        <w:rPr>
+          <w:rFonts w:ascii="Times New Roman" w:hAnsi="Times New Roman" w:cs="Times New Roman"/>
+          <w:sz w:val="24"/>
+          <w:szCs w:val="24"/>
+        </w:rPr>
+        <w:t>Post-dispersal predation</w:t>
+      </w:r>
+      <w:r>
+        <w:rPr>
+          <w:rFonts w:ascii="Times New Roman" w:hAnsi="Times New Roman" w:cs="Times New Roman"/>
+          <w:sz w:val="24"/>
+          <w:szCs w:val="24"/>
+        </w:rPr>
+        <w:t>” section below).</w:t>
       </w:r>
     </w:p>
     <w:p>
@@ -8887,7 +10083,7 @@
       <w:pPr>
         <w:jc w:val="both"/>
         <w:rPr>
-          <w:rFonts w:ascii="Times New Roman" w:eastAsiaTheme="minorEastAsia" w:hAnsi="Times New Roman" w:cs="Times New Roman"/>
+          <w:rFonts w:ascii="Times New Roman" w:hAnsi="Times New Roman" w:cs="Times New Roman"/>
           <w:sz w:val="24"/>
           <w:szCs w:val="24"/>
         </w:rPr>
@@ -8898,15 +10094,23 @@
           <w:sz w:val="24"/>
           <w:szCs w:val="24"/>
         </w:rPr>
-        <w:t>Because post-dispersal predation was assumed to occur independent of seed location</w:t>
-      </w:r>
-      <w:r>
-        <w:rPr>
-          <w:rFonts w:ascii="Times New Roman" w:eastAsiaTheme="minorEastAsia" w:hAnsi="Times New Roman" w:cs="Times New Roman"/>
-          <w:sz w:val="24"/>
-          <w:szCs w:val="24"/>
-        </w:rPr>
-        <w:t xml:space="preserve"> or proximity to other individuals</w:t>
+        <w:t>Post-dispersal p</w:t>
+      </w:r>
+      <w:r>
+        <w:rPr>
+          <w:rFonts w:ascii="Times New Roman" w:eastAsiaTheme="minorEastAsia" w:hAnsi="Times New Roman" w:cs="Times New Roman"/>
+          <w:sz w:val="24"/>
+          <w:szCs w:val="24"/>
+        </w:rPr>
+        <w:t xml:space="preserve">redation of seeds by ants was assumed only to occur for seeds removed by said ants. </w:t>
+      </w:r>
+      <w:r>
+        <w:rPr>
+          <w:rFonts w:ascii="Times New Roman" w:eastAsiaTheme="minorEastAsia" w:hAnsi="Times New Roman" w:cs="Times New Roman"/>
+          <w:sz w:val="24"/>
+          <w:szCs w:val="24"/>
+        </w:rPr>
+        <w:t>Additionally, to help simplify simulations</w:t>
       </w:r>
       <w:r>
         <w:rPr>
@@ -8922,39 +10126,80 @@
           <w:sz w:val="24"/>
           <w:szCs w:val="24"/>
         </w:rPr>
-        <w:t>seed</w:t>
-      </w:r>
-      <w:r>
-        <w:rPr>
-          <w:rFonts w:ascii="Times New Roman" w:eastAsiaTheme="minorEastAsia" w:hAnsi="Times New Roman" w:cs="Times New Roman"/>
-          <w:sz w:val="24"/>
-          <w:szCs w:val="24"/>
-        </w:rPr>
-        <w:t>s that</w:t>
-      </w:r>
-      <w:r>
-        <w:rPr>
-          <w:rFonts w:ascii="Times New Roman" w:eastAsiaTheme="minorEastAsia" w:hAnsi="Times New Roman" w:cs="Times New Roman"/>
-          <w:sz w:val="24"/>
-          <w:szCs w:val="24"/>
-        </w:rPr>
-        <w:t xml:space="preserve"> experienc</w:t>
-      </w:r>
-      <w:r>
-        <w:rPr>
-          <w:rFonts w:ascii="Times New Roman" w:eastAsiaTheme="minorEastAsia" w:hAnsi="Times New Roman" w:cs="Times New Roman"/>
-          <w:sz w:val="24"/>
-          <w:szCs w:val="24"/>
-        </w:rPr>
-        <w:t>ed</w:t>
-      </w:r>
-      <w:r>
-        <w:rPr>
-          <w:rFonts w:ascii="Times New Roman" w:eastAsiaTheme="minorEastAsia" w:hAnsi="Times New Roman" w:cs="Times New Roman"/>
-          <w:sz w:val="24"/>
-          <w:szCs w:val="24"/>
-        </w:rPr>
-        <w:t xml:space="preserve"> predation were</w:t>
+        <w:t>this</w:t>
+      </w:r>
+      <w:r>
+        <w:rPr>
+          <w:rFonts w:ascii="Times New Roman" w:eastAsiaTheme="minorEastAsia" w:hAnsi="Times New Roman" w:cs="Times New Roman"/>
+          <w:sz w:val="24"/>
+          <w:szCs w:val="24"/>
+        </w:rPr>
+        <w:t xml:space="preserve"> predation was assumed to occur independent </w:t>
+      </w:r>
+      <w:r>
+        <w:rPr>
+          <w:rFonts w:ascii="Times New Roman" w:eastAsiaTheme="minorEastAsia" w:hAnsi="Times New Roman" w:cs="Times New Roman"/>
+          <w:sz w:val="24"/>
+          <w:szCs w:val="24"/>
+        </w:rPr>
+        <w:lastRenderedPageBreak/>
+        <w:t>of seed location or proximity to other individuals</w:t>
+      </w:r>
+      <w:r>
+        <w:rPr>
+          <w:rFonts w:ascii="Times New Roman" w:eastAsiaTheme="minorEastAsia" w:hAnsi="Times New Roman" w:cs="Times New Roman"/>
+          <w:sz w:val="24"/>
+          <w:szCs w:val="24"/>
+        </w:rPr>
+        <w:t>, allowing us to filter out seed death via ant predation before</w:t>
+      </w:r>
+      <w:r>
+        <w:rPr>
+          <w:rFonts w:ascii="Times New Roman" w:eastAsiaTheme="minorEastAsia" w:hAnsi="Times New Roman" w:cs="Times New Roman"/>
+          <w:sz w:val="24"/>
+          <w:szCs w:val="24"/>
+        </w:rPr>
+        <w:t xml:space="preserve"> (rather than after) being fed into the wind and ant dispersal simulations. This was achieved by multiplying the number of viable seeds available for dispersal by the product of </w:t>
+      </w:r>
+      <w:r>
+        <w:rPr>
+          <w:rFonts w:ascii="Times New Roman" w:eastAsiaTheme="minorEastAsia" w:hAnsi="Times New Roman" w:cs="Times New Roman"/>
+          <w:sz w:val="24"/>
+          <w:szCs w:val="24"/>
+        </w:rPr>
+        <w:t xml:space="preserve">both </w:t>
+      </w:r>
+      <w:r>
+        <w:rPr>
+          <w:rFonts w:ascii="Times New Roman" w:eastAsiaTheme="minorEastAsia" w:hAnsi="Times New Roman" w:cs="Times New Roman"/>
+          <w:sz w:val="24"/>
+          <w:szCs w:val="24"/>
+        </w:rPr>
+        <w:t xml:space="preserve">the ant removal and post-dispersal predation survival rates (yielding the number of seeds that were removed by ants and then survived </w:t>
+      </w:r>
+      <w:r>
+        <w:rPr>
+          <w:rFonts w:ascii="Times New Roman" w:eastAsiaTheme="minorEastAsia" w:hAnsi="Times New Roman" w:cs="Times New Roman"/>
+          <w:sz w:val="24"/>
+          <w:szCs w:val="24"/>
+        </w:rPr>
+        <w:t>subsequent predation by those ants</w:t>
+      </w:r>
+      <w:r>
+        <w:rPr>
+          <w:rFonts w:ascii="Times New Roman" w:eastAsiaTheme="minorEastAsia" w:hAnsi="Times New Roman" w:cs="Times New Roman"/>
+          <w:sz w:val="24"/>
+          <w:szCs w:val="24"/>
+        </w:rPr>
+        <w:t>), multiplying the number of viable seeds available for dispersal by 1 minus the ant removal rate (yielding the number of seeds that were not removed by ants in the first place and thus not subject to</w:t>
+      </w:r>
+      <w:r>
+        <w:rPr>
+          <w:rFonts w:ascii="Times New Roman" w:eastAsiaTheme="minorEastAsia" w:hAnsi="Times New Roman" w:cs="Times New Roman"/>
+          <w:sz w:val="24"/>
+          <w:szCs w:val="24"/>
+        </w:rPr>
+        <w:t xml:space="preserve"> any</w:t>
       </w:r>
       <w:r>
         <w:rPr>
@@ -8970,39 +10215,87 @@
           <w:sz w:val="24"/>
           <w:szCs w:val="24"/>
         </w:rPr>
-        <w:t>filtered out</w:t>
-      </w:r>
-      <w:r>
-        <w:rPr>
-          <w:rFonts w:ascii="Times New Roman" w:eastAsiaTheme="minorEastAsia" w:hAnsi="Times New Roman" w:cs="Times New Roman"/>
-          <w:sz w:val="24"/>
-          <w:szCs w:val="24"/>
-        </w:rPr>
-        <w:t xml:space="preserve"> before</w:t>
-      </w:r>
-      <w:r>
-        <w:rPr>
-          <w:rFonts w:ascii="Times New Roman" w:eastAsiaTheme="minorEastAsia" w:hAnsi="Times New Roman" w:cs="Times New Roman"/>
-          <w:sz w:val="24"/>
-          <w:szCs w:val="24"/>
-        </w:rPr>
-        <w:t xml:space="preserve"> (rather than after)</w:t>
-      </w:r>
-      <w:r>
-        <w:rPr>
-          <w:rFonts w:ascii="Times New Roman" w:eastAsiaTheme="minorEastAsia" w:hAnsi="Times New Roman" w:cs="Times New Roman"/>
-          <w:sz w:val="24"/>
-          <w:szCs w:val="24"/>
-        </w:rPr>
-        <w:t xml:space="preserve"> being fed into the wind and ant dispersal simulations</w:t>
-      </w:r>
-      <w:r>
-        <w:rPr>
-          <w:rFonts w:ascii="Times New Roman" w:eastAsiaTheme="minorEastAsia" w:hAnsi="Times New Roman" w:cs="Times New Roman"/>
-          <w:sz w:val="24"/>
-          <w:szCs w:val="24"/>
-        </w:rPr>
-        <w:t>.</w:t>
+        <w:t>predation by ants</w:t>
+      </w:r>
+      <w:r>
+        <w:rPr>
+          <w:rFonts w:ascii="Times New Roman" w:eastAsiaTheme="minorEastAsia" w:hAnsi="Times New Roman" w:cs="Times New Roman"/>
+          <w:sz w:val="24"/>
+          <w:szCs w:val="24"/>
+        </w:rPr>
+        <w:t xml:space="preserve">), and then adding the two quantities to obtain the total number of seeds that did not experience post-dispersal predation. Filtering out seed deaths prior to dispersal gives approximately the same results as </w:t>
+      </w:r>
+      <w:r>
+        <w:rPr>
+          <w:rFonts w:ascii="Times New Roman" w:hAnsi="Times New Roman" w:cs="Times New Roman"/>
+          <w:sz w:val="24"/>
+          <w:szCs w:val="24"/>
+        </w:rPr>
+        <w:t>using a Bernoulli distribution to</w:t>
+      </w:r>
+      <w:r>
+        <w:rPr>
+          <w:rFonts w:ascii="Times New Roman" w:eastAsiaTheme="minorEastAsia" w:hAnsi="Times New Roman" w:cs="Times New Roman"/>
+          <w:sz w:val="24"/>
+          <w:szCs w:val="24"/>
+        </w:rPr>
+        <w:t xml:space="preserve"> simulate predation after </w:t>
+      </w:r>
+      <w:r>
+        <w:rPr>
+          <w:rFonts w:ascii="Times New Roman" w:eastAsiaTheme="minorEastAsia" w:hAnsi="Times New Roman" w:cs="Times New Roman"/>
+          <w:sz w:val="24"/>
+          <w:szCs w:val="24"/>
+        </w:rPr>
+        <w:t xml:space="preserve">all of </w:t>
+      </w:r>
+      <w:r>
+        <w:rPr>
+          <w:rFonts w:ascii="Times New Roman" w:eastAsiaTheme="minorEastAsia" w:hAnsi="Times New Roman" w:cs="Times New Roman"/>
+          <w:sz w:val="24"/>
+          <w:szCs w:val="24"/>
+        </w:rPr>
+        <w:t xml:space="preserve">the seeds are dispersed, but with </w:t>
+      </w:r>
+      <w:r>
+        <w:rPr>
+          <w:rFonts w:ascii="Times New Roman" w:eastAsiaTheme="minorEastAsia" w:hAnsi="Times New Roman" w:cs="Times New Roman"/>
+          <w:sz w:val="24"/>
+          <w:szCs w:val="24"/>
+        </w:rPr>
+        <w:t>the</w:t>
+      </w:r>
+      <w:r>
+        <w:rPr>
+          <w:rFonts w:ascii="Times New Roman" w:eastAsiaTheme="minorEastAsia" w:hAnsi="Times New Roman" w:cs="Times New Roman"/>
+          <w:sz w:val="24"/>
+          <w:szCs w:val="24"/>
+        </w:rPr>
+        <w:t xml:space="preserve"> advantage of reducing computational burden by greatly decreasing the total number of wind and ant dispersal simulations needed, which are where </w:t>
+      </w:r>
+      <w:r>
+        <w:rPr>
+          <w:rFonts w:ascii="Times New Roman" w:eastAsiaTheme="minorEastAsia" w:hAnsi="Times New Roman" w:cs="Times New Roman"/>
+          <w:sz w:val="24"/>
+          <w:szCs w:val="24"/>
+        </w:rPr>
+        <w:t>the overwhelming majority</w:t>
+      </w:r>
+      <w:r>
+        <w:rPr>
+          <w:rFonts w:ascii="Times New Roman" w:eastAsiaTheme="minorEastAsia" w:hAnsi="Times New Roman" w:cs="Times New Roman"/>
+          <w:sz w:val="24"/>
+          <w:szCs w:val="24"/>
+        </w:rPr>
+        <w:t xml:space="preserve"> of</w:t>
+      </w:r>
+      <w:r>
+        <w:rPr>
+          <w:rFonts w:ascii="Times New Roman" w:eastAsiaTheme="minorEastAsia" w:hAnsi="Times New Roman" w:cs="Times New Roman"/>
+          <w:sz w:val="24"/>
+          <w:szCs w:val="24"/>
+        </w:rPr>
+        <w:t xml:space="preserve"> computational resources within the wavespeed model are spent.</w:t>
       </w:r>
       <w:r>
         <w:rPr>
@@ -9018,103 +10311,15 @@
           <w:sz w:val="24"/>
           <w:szCs w:val="24"/>
         </w:rPr>
-        <w:t>T</w:t>
-      </w:r>
-      <w:r>
-        <w:rPr>
-          <w:rFonts w:ascii="Times New Roman" w:eastAsiaTheme="minorEastAsia" w:hAnsi="Times New Roman" w:cs="Times New Roman"/>
-          <w:sz w:val="24"/>
-          <w:szCs w:val="24"/>
-        </w:rPr>
-        <w:t>his was achieved by multiplying the number of</w:t>
-      </w:r>
-      <w:r>
-        <w:rPr>
-          <w:rFonts w:ascii="Times New Roman" w:eastAsiaTheme="minorEastAsia" w:hAnsi="Times New Roman" w:cs="Times New Roman"/>
-          <w:sz w:val="24"/>
-          <w:szCs w:val="24"/>
-        </w:rPr>
-        <w:t xml:space="preserve"> viable</w:t>
-      </w:r>
-      <w:r>
-        <w:rPr>
-          <w:rFonts w:ascii="Times New Roman" w:eastAsiaTheme="minorEastAsia" w:hAnsi="Times New Roman" w:cs="Times New Roman"/>
-          <w:sz w:val="24"/>
-          <w:szCs w:val="24"/>
-        </w:rPr>
-        <w:t xml:space="preserve"> seeds available for dispersal by the</w:t>
-      </w:r>
-      <w:r>
-        <w:rPr>
-          <w:rFonts w:ascii="Times New Roman" w:eastAsiaTheme="minorEastAsia" w:hAnsi="Times New Roman" w:cs="Times New Roman"/>
-          <w:sz w:val="24"/>
-          <w:szCs w:val="24"/>
-        </w:rPr>
-        <w:t xml:space="preserve"> product of the ant removal and</w:t>
-      </w:r>
-      <w:r>
-        <w:rPr>
-          <w:rFonts w:ascii="Times New Roman" w:eastAsiaTheme="minorEastAsia" w:hAnsi="Times New Roman" w:cs="Times New Roman"/>
-          <w:sz w:val="24"/>
-          <w:szCs w:val="24"/>
-        </w:rPr>
-        <w:t xml:space="preserve"> post-dispersal predation survival rate</w:t>
-      </w:r>
-      <w:r>
-        <w:rPr>
-          <w:rFonts w:ascii="Times New Roman" w:eastAsiaTheme="minorEastAsia" w:hAnsi="Times New Roman" w:cs="Times New Roman"/>
-          <w:sz w:val="24"/>
-          <w:szCs w:val="24"/>
-        </w:rPr>
-        <w:t>s (yielding the number of seeds that were removed by ants and then survived ant predation)</w:t>
-      </w:r>
-      <w:r>
-        <w:rPr>
-          <w:rFonts w:ascii="Times New Roman" w:eastAsiaTheme="minorEastAsia" w:hAnsi="Times New Roman" w:cs="Times New Roman"/>
-          <w:sz w:val="24"/>
-          <w:szCs w:val="24"/>
-        </w:rPr>
-        <w:t>,</w:t>
-      </w:r>
-      <w:r>
-        <w:rPr>
-          <w:rFonts w:ascii="Times New Roman" w:eastAsiaTheme="minorEastAsia" w:hAnsi="Times New Roman" w:cs="Times New Roman"/>
-          <w:sz w:val="24"/>
-          <w:szCs w:val="24"/>
-        </w:rPr>
-        <w:t xml:space="preserve"> multiplying the number of viable seeds available for dispersal by 1 minus the ant removal rate (yielding the number of seeds that were not</w:t>
-      </w:r>
-      <w:r>
-        <w:rPr>
-          <w:rFonts w:ascii="Times New Roman" w:eastAsiaTheme="minorEastAsia" w:hAnsi="Times New Roman" w:cs="Times New Roman"/>
-          <w:sz w:val="24"/>
-          <w:szCs w:val="24"/>
-        </w:rPr>
-        <w:t xml:space="preserve"> removed by ants in the first place and thus not</w:t>
-      </w:r>
-      <w:r>
-        <w:rPr>
-          <w:rFonts w:ascii="Times New Roman" w:eastAsiaTheme="minorEastAsia" w:hAnsi="Times New Roman" w:cs="Times New Roman"/>
-          <w:sz w:val="24"/>
-          <w:szCs w:val="24"/>
-        </w:rPr>
-        <w:t xml:space="preserve"> subject to ant predation), and then adding the two quantities to obtain </w:t>
-      </w:r>
-      <w:r>
-        <w:rPr>
-          <w:rFonts w:ascii="Times New Roman" w:eastAsiaTheme="minorEastAsia" w:hAnsi="Times New Roman" w:cs="Times New Roman"/>
-          <w:sz w:val="24"/>
-          <w:szCs w:val="24"/>
-        </w:rPr>
-        <w:t>the</w:t>
-      </w:r>
-      <w:r>
-        <w:rPr>
-          <w:rFonts w:ascii="Times New Roman" w:eastAsiaTheme="minorEastAsia" w:hAnsi="Times New Roman" w:cs="Times New Roman"/>
-          <w:sz w:val="24"/>
-          <w:szCs w:val="24"/>
-        </w:rPr>
-        <w:t xml:space="preserve"> total</w:t>
+        <w:t>While predation of seeds</w:t>
+      </w:r>
+      <w:r>
+        <w:rPr>
+          <w:rFonts w:ascii="Times New Roman" w:eastAsiaTheme="minorEastAsia" w:hAnsi="Times New Roman" w:cs="Times New Roman"/>
+          <w:sz w:val="24"/>
+          <w:szCs w:val="24"/>
+        </w:rPr>
+        <w:t xml:space="preserve"> by ants</w:t>
       </w:r>
       <w:r>
         <w:rPr>
@@ -9130,151 +10335,161 @@
           <w:sz w:val="24"/>
           <w:szCs w:val="24"/>
         </w:rPr>
-        <w:t>number of seeds that</w:t>
-      </w:r>
-      <w:r>
-        <w:rPr>
-          <w:rFonts w:ascii="Times New Roman" w:eastAsiaTheme="minorEastAsia" w:hAnsi="Times New Roman" w:cs="Times New Roman"/>
-          <w:sz w:val="24"/>
-          <w:szCs w:val="24"/>
-        </w:rPr>
-        <w:t xml:space="preserve"> did not experience</w:t>
-      </w:r>
-      <w:r>
-        <w:rPr>
-          <w:rFonts w:ascii="Times New Roman" w:eastAsiaTheme="minorEastAsia" w:hAnsi="Times New Roman" w:cs="Times New Roman"/>
-          <w:sz w:val="24"/>
-          <w:szCs w:val="24"/>
-        </w:rPr>
-        <w:t xml:space="preserve"> post-dispersal predation</w:t>
-      </w:r>
-      <w:r>
-        <w:rPr>
-          <w:rFonts w:ascii="Times New Roman" w:eastAsiaTheme="minorEastAsia" w:hAnsi="Times New Roman" w:cs="Times New Roman"/>
-          <w:sz w:val="24"/>
-          <w:szCs w:val="24"/>
-        </w:rPr>
-        <w:t xml:space="preserve">. </w:t>
-      </w:r>
-      <w:r>
-        <w:rPr>
-          <w:rFonts w:ascii="Times New Roman" w:eastAsiaTheme="minorEastAsia" w:hAnsi="Times New Roman" w:cs="Times New Roman"/>
-          <w:sz w:val="24"/>
-          <w:szCs w:val="24"/>
-        </w:rPr>
-        <w:t>Filtering out seed deaths prior to dispersal gives</w:t>
-      </w:r>
-      <w:r>
-        <w:rPr>
-          <w:rFonts w:ascii="Times New Roman" w:eastAsiaTheme="minorEastAsia" w:hAnsi="Times New Roman" w:cs="Times New Roman"/>
-          <w:sz w:val="24"/>
-          <w:szCs w:val="24"/>
-        </w:rPr>
-        <w:t xml:space="preserve"> approximately </w:t>
-      </w:r>
-      <w:r>
-        <w:rPr>
-          <w:rFonts w:ascii="Times New Roman" w:eastAsiaTheme="minorEastAsia" w:hAnsi="Times New Roman" w:cs="Times New Roman"/>
-          <w:sz w:val="24"/>
-          <w:szCs w:val="24"/>
-        </w:rPr>
-        <w:t xml:space="preserve">the same results </w:t>
-      </w:r>
-      <w:r>
-        <w:rPr>
-          <w:rFonts w:ascii="Times New Roman" w:eastAsiaTheme="minorEastAsia" w:hAnsi="Times New Roman" w:cs="Times New Roman"/>
-          <w:sz w:val="24"/>
-          <w:szCs w:val="24"/>
-        </w:rPr>
-        <w:t xml:space="preserve">as </w:t>
-      </w:r>
-      <w:r>
-        <w:rPr>
-          <w:rFonts w:ascii="Times New Roman" w:hAnsi="Times New Roman" w:cs="Times New Roman"/>
-          <w:sz w:val="24"/>
-          <w:szCs w:val="24"/>
-        </w:rPr>
-        <w:t>using a Bernoulli distribution to</w:t>
-      </w:r>
-      <w:r>
-        <w:rPr>
-          <w:rFonts w:ascii="Times New Roman" w:eastAsiaTheme="minorEastAsia" w:hAnsi="Times New Roman" w:cs="Times New Roman"/>
-          <w:sz w:val="24"/>
-          <w:szCs w:val="24"/>
-        </w:rPr>
-        <w:t xml:space="preserve"> simulate predation after the seeds </w:t>
-      </w:r>
-      <w:r>
-        <w:rPr>
-          <w:rFonts w:ascii="Times New Roman" w:eastAsiaTheme="minorEastAsia" w:hAnsi="Times New Roman" w:cs="Times New Roman"/>
-          <w:sz w:val="24"/>
-          <w:szCs w:val="24"/>
-        </w:rPr>
-        <w:t>are</w:t>
-      </w:r>
-      <w:r>
-        <w:rPr>
-          <w:rFonts w:ascii="Times New Roman" w:eastAsiaTheme="minorEastAsia" w:hAnsi="Times New Roman" w:cs="Times New Roman"/>
-          <w:sz w:val="24"/>
-          <w:szCs w:val="24"/>
-        </w:rPr>
-        <w:t xml:space="preserve"> dispersed, but with the advantage of reducing computational burden by greatly decreasing the total number of </w:t>
-      </w:r>
-      <w:r>
-        <w:rPr>
-          <w:rFonts w:ascii="Times New Roman" w:eastAsiaTheme="minorEastAsia" w:hAnsi="Times New Roman" w:cs="Times New Roman"/>
-          <w:sz w:val="24"/>
-          <w:szCs w:val="24"/>
-        </w:rPr>
-        <w:t xml:space="preserve">wind and ant </w:t>
-      </w:r>
-      <w:r>
-        <w:rPr>
-          <w:rFonts w:ascii="Times New Roman" w:eastAsiaTheme="minorEastAsia" w:hAnsi="Times New Roman" w:cs="Times New Roman"/>
-          <w:sz w:val="24"/>
-          <w:szCs w:val="24"/>
-        </w:rPr>
-        <w:t>dispersal simulations</w:t>
-      </w:r>
-      <w:r>
-        <w:rPr>
-          <w:rFonts w:ascii="Times New Roman" w:eastAsiaTheme="minorEastAsia" w:hAnsi="Times New Roman" w:cs="Times New Roman"/>
-          <w:sz w:val="24"/>
-          <w:szCs w:val="24"/>
-        </w:rPr>
-        <w:t xml:space="preserve"> needed</w:t>
-      </w:r>
-      <w:r>
-        <w:rPr>
-          <w:rFonts w:ascii="Times New Roman" w:eastAsiaTheme="minorEastAsia" w:hAnsi="Times New Roman" w:cs="Times New Roman"/>
-          <w:sz w:val="24"/>
-          <w:szCs w:val="24"/>
-        </w:rPr>
-        <w:t xml:space="preserve">, which are where </w:t>
-      </w:r>
-      <w:r>
-        <w:rPr>
-          <w:rFonts w:ascii="Times New Roman" w:eastAsiaTheme="minorEastAsia" w:hAnsi="Times New Roman" w:cs="Times New Roman"/>
-          <w:sz w:val="24"/>
-          <w:szCs w:val="24"/>
-        </w:rPr>
-        <w:t>most</w:t>
-      </w:r>
-      <w:r>
-        <w:rPr>
-          <w:rFonts w:ascii="Times New Roman" w:eastAsiaTheme="minorEastAsia" w:hAnsi="Times New Roman" w:cs="Times New Roman"/>
-          <w:sz w:val="24"/>
-          <w:szCs w:val="24"/>
-        </w:rPr>
-        <w:t xml:space="preserve"> computational resources within the wavespeed model are spent.</w:t>
-      </w:r>
-      <w:r>
-        <w:rPr>
-          <w:rFonts w:ascii="Times New Roman" w:eastAsiaTheme="minorEastAsia" w:hAnsi="Times New Roman" w:cs="Times New Roman"/>
-          <w:sz w:val="24"/>
-          <w:szCs w:val="24"/>
-        </w:rPr>
-        <w:t xml:space="preserve"> Seeds that</w:t>
+        <w:t>is</w:t>
+      </w:r>
+      <w:r>
+        <w:rPr>
+          <w:rFonts w:ascii="Times New Roman" w:eastAsiaTheme="minorEastAsia" w:hAnsi="Times New Roman" w:cs="Times New Roman"/>
+          <w:sz w:val="24"/>
+          <w:szCs w:val="24"/>
+        </w:rPr>
+        <w:t xml:space="preserve"> </w:t>
+      </w:r>
+      <w:r>
+        <w:rPr>
+          <w:rFonts w:ascii="Times New Roman" w:eastAsiaTheme="minorEastAsia" w:hAnsi="Times New Roman" w:cs="Times New Roman"/>
+          <w:i/>
+          <w:iCs/>
+          <w:sz w:val="24"/>
+          <w:szCs w:val="24"/>
+        </w:rPr>
+        <w:t>technically</w:t>
+      </w:r>
+      <w:r>
+        <w:rPr>
+          <w:rFonts w:ascii="Times New Roman" w:eastAsiaTheme="minorEastAsia" w:hAnsi="Times New Roman" w:cs="Times New Roman"/>
+          <w:sz w:val="24"/>
+          <w:szCs w:val="24"/>
+        </w:rPr>
+        <w:t xml:space="preserve"> location-dependent, since</w:t>
+      </w:r>
+      <w:r>
+        <w:rPr>
+          <w:rFonts w:ascii="Times New Roman" w:eastAsiaTheme="minorEastAsia" w:hAnsi="Times New Roman" w:cs="Times New Roman"/>
+          <w:sz w:val="24"/>
+          <w:szCs w:val="24"/>
+        </w:rPr>
+        <w:t xml:space="preserve"> seed</w:t>
+      </w:r>
+      <w:r>
+        <w:rPr>
+          <w:rFonts w:ascii="Times New Roman" w:eastAsiaTheme="minorEastAsia" w:hAnsi="Times New Roman" w:cs="Times New Roman"/>
+          <w:sz w:val="24"/>
+          <w:szCs w:val="24"/>
+        </w:rPr>
+        <w:t xml:space="preserve"> location governs proximity to an ant nest and thus whether or not ants </w:t>
+      </w:r>
+      <w:r>
+        <w:rPr>
+          <w:rFonts w:ascii="Times New Roman" w:eastAsiaTheme="minorEastAsia" w:hAnsi="Times New Roman" w:cs="Times New Roman"/>
+          <w:sz w:val="24"/>
+          <w:szCs w:val="24"/>
+        </w:rPr>
+        <w:t xml:space="preserve">will </w:t>
+      </w:r>
+      <w:r>
+        <w:rPr>
+          <w:rFonts w:ascii="Times New Roman" w:eastAsiaTheme="minorEastAsia" w:hAnsi="Times New Roman" w:cs="Times New Roman"/>
+          <w:sz w:val="24"/>
+          <w:szCs w:val="24"/>
+        </w:rPr>
+        <w:t>interact with a seed, th</w:t>
+      </w:r>
+      <w:r>
+        <w:rPr>
+          <w:rFonts w:ascii="Times New Roman" w:eastAsiaTheme="minorEastAsia" w:hAnsi="Times New Roman" w:cs="Times New Roman"/>
+          <w:sz w:val="24"/>
+          <w:szCs w:val="24"/>
+        </w:rPr>
+        <w:t>e</w:t>
+      </w:r>
+      <w:r>
+        <w:rPr>
+          <w:rFonts w:ascii="Times New Roman" w:eastAsiaTheme="minorEastAsia" w:hAnsi="Times New Roman" w:cs="Times New Roman"/>
+          <w:sz w:val="24"/>
+          <w:szCs w:val="24"/>
+        </w:rPr>
+        <w:t xml:space="preserve"> simplifying assumption </w:t>
+      </w:r>
+      <w:r>
+        <w:rPr>
+          <w:rFonts w:ascii="Times New Roman" w:eastAsiaTheme="minorEastAsia" w:hAnsi="Times New Roman" w:cs="Times New Roman"/>
+          <w:sz w:val="24"/>
+          <w:szCs w:val="24"/>
+        </w:rPr>
+        <w:t xml:space="preserve">of location-independent predation </w:t>
+      </w:r>
+      <w:r>
+        <w:rPr>
+          <w:rFonts w:ascii="Times New Roman" w:eastAsiaTheme="minorEastAsia" w:hAnsi="Times New Roman" w:cs="Times New Roman"/>
+          <w:sz w:val="24"/>
+          <w:szCs w:val="24"/>
+        </w:rPr>
+        <w:t>is reasonable</w:t>
+      </w:r>
+      <w:r>
+        <w:rPr>
+          <w:rFonts w:ascii="Times New Roman" w:eastAsiaTheme="minorEastAsia" w:hAnsi="Times New Roman" w:cs="Times New Roman"/>
+          <w:sz w:val="24"/>
+          <w:szCs w:val="24"/>
+        </w:rPr>
+        <w:t xml:space="preserve"> in the context of our model</w:t>
+      </w:r>
+      <w:r>
+        <w:rPr>
+          <w:rFonts w:ascii="Times New Roman" w:eastAsiaTheme="minorEastAsia" w:hAnsi="Times New Roman" w:cs="Times New Roman"/>
+          <w:sz w:val="24"/>
+          <w:szCs w:val="24"/>
+        </w:rPr>
+        <w:t xml:space="preserve">; </w:t>
+      </w:r>
+      <w:r>
+        <w:rPr>
+          <w:rFonts w:ascii="Times New Roman" w:eastAsiaTheme="minorEastAsia" w:hAnsi="Times New Roman" w:cs="Times New Roman"/>
+          <w:sz w:val="24"/>
+          <w:szCs w:val="24"/>
+        </w:rPr>
+        <w:t xml:space="preserve">because </w:t>
+      </w:r>
+      <w:r>
+        <w:rPr>
+          <w:rFonts w:ascii="Times New Roman" w:eastAsiaTheme="minorEastAsia" w:hAnsi="Times New Roman" w:cs="Times New Roman"/>
+          <w:sz w:val="24"/>
+          <w:szCs w:val="24"/>
+        </w:rPr>
+        <w:t>the maximum search radius (25 m) from each ant nest is far greater than the density of ant nests (1 per 5 m), almost all seeds</w:t>
+      </w:r>
+      <w:r>
+        <w:rPr>
+          <w:rFonts w:ascii="Times New Roman" w:eastAsiaTheme="minorEastAsia" w:hAnsi="Times New Roman" w:cs="Times New Roman"/>
+          <w:sz w:val="24"/>
+          <w:szCs w:val="24"/>
+        </w:rPr>
+        <w:t xml:space="preserve"> in the simulation</w:t>
+      </w:r>
+      <w:r>
+        <w:rPr>
+          <w:rFonts w:ascii="Times New Roman" w:eastAsiaTheme="minorEastAsia" w:hAnsi="Times New Roman" w:cs="Times New Roman"/>
+          <w:sz w:val="24"/>
+          <w:szCs w:val="24"/>
+        </w:rPr>
+        <w:t xml:space="preserve"> are within search distance of an ant nest and will thus be subject to potential predation.</w:t>
+      </w:r>
+      <w:r>
+        <w:rPr>
+          <w:rFonts w:ascii="Times New Roman" w:eastAsiaTheme="minorEastAsia" w:hAnsi="Times New Roman" w:cs="Times New Roman"/>
+          <w:sz w:val="24"/>
+          <w:szCs w:val="24"/>
+        </w:rPr>
+        <w:t xml:space="preserve"> </w:t>
+      </w:r>
+      <w:r>
+        <w:rPr>
+          <w:rFonts w:ascii="Times New Roman" w:eastAsiaTheme="minorEastAsia" w:hAnsi="Times New Roman" w:cs="Times New Roman"/>
+          <w:sz w:val="24"/>
+          <w:szCs w:val="24"/>
+        </w:rPr>
+        <w:t>Seeds that</w:t>
       </w:r>
       <w:r>
         <w:rPr>
@@ -9339,6 +10554,216 @@
           <w:szCs w:val="24"/>
         </w:rPr>
         <w:t xml:space="preserve"> from the simulation.</w:t>
+      </w:r>
+      <w:r>
+        <w:rPr>
+          <w:rFonts w:ascii="Times New Roman" w:hAnsi="Times New Roman" w:cs="Times New Roman"/>
+          <w:sz w:val="24"/>
+          <w:szCs w:val="24"/>
+        </w:rPr>
+        <w:t xml:space="preserve"> Rates of seed removal by ants were sourced from </w:t>
+      </w:r>
+      <w:r>
+        <w:rPr>
+          <w:rFonts w:ascii="Times New Roman" w:eastAsiaTheme="minorEastAsia" w:hAnsi="Times New Roman" w:cs="Times New Roman"/>
+          <w:sz w:val="24"/>
+          <w:szCs w:val="24"/>
+        </w:rPr>
+        <w:t xml:space="preserve">Drees </w:t>
+      </w:r>
+      <w:r>
+        <w:rPr>
+          <w:rFonts w:ascii="Times New Roman" w:eastAsiaTheme="minorEastAsia" w:hAnsi="Times New Roman" w:cs="Times New Roman"/>
+          <w:i/>
+          <w:iCs/>
+          <w:sz w:val="24"/>
+          <w:szCs w:val="24"/>
+        </w:rPr>
+        <w:t>et al</w:t>
+      </w:r>
+      <w:r>
+        <w:rPr>
+          <w:rFonts w:ascii="Times New Roman" w:eastAsiaTheme="minorEastAsia" w:hAnsi="Times New Roman" w:cs="Times New Roman"/>
+          <w:sz w:val="24"/>
+          <w:szCs w:val="24"/>
+        </w:rPr>
+        <w:t xml:space="preserve">. (2024b) and </w:t>
+      </w:r>
+      <w:r>
+        <w:rPr>
+          <w:rFonts w:ascii="Times New Roman" w:eastAsiaTheme="minorEastAsia" w:hAnsi="Times New Roman" w:cs="Times New Roman"/>
+          <w:sz w:val="24"/>
+          <w:szCs w:val="24"/>
+        </w:rPr>
+        <w:t xml:space="preserve">are </w:t>
+      </w:r>
+      <w:r>
+        <w:rPr>
+          <w:rFonts w:ascii="Times New Roman" w:eastAsiaTheme="minorEastAsia" w:hAnsi="Times New Roman" w:cs="Times New Roman"/>
+          <w:sz w:val="24"/>
+          <w:szCs w:val="24"/>
+        </w:rPr>
+        <w:t xml:space="preserve">given in </w:t>
+      </w:r>
+      <w:r>
+        <w:rPr>
+          <w:rFonts w:ascii="Times New Roman" w:hAnsi="Times New Roman" w:cs="Times New Roman"/>
+          <w:sz w:val="24"/>
+          <w:szCs w:val="24"/>
+        </w:rPr>
+        <w:t>Table S1.</w:t>
+      </w:r>
+      <w:r>
+        <w:rPr>
+          <w:rFonts w:ascii="Times New Roman" w:hAnsi="Times New Roman" w:cs="Times New Roman"/>
+          <w:sz w:val="24"/>
+          <w:szCs w:val="24"/>
+        </w:rPr>
+        <w:t xml:space="preserve"> </w:t>
+      </w:r>
+      <w:r>
+        <w:rPr>
+          <w:rFonts w:ascii="Times New Roman" w:hAnsi="Times New Roman" w:cs="Times New Roman"/>
+          <w:sz w:val="24"/>
+          <w:szCs w:val="24"/>
+        </w:rPr>
+        <w:t xml:space="preserve">Note that because we already filtered out seeds that </w:t>
+      </w:r>
+      <w:r>
+        <w:rPr>
+          <w:rFonts w:ascii="Times New Roman" w:hAnsi="Times New Roman" w:cs="Times New Roman"/>
+          <w:sz w:val="24"/>
+          <w:szCs w:val="24"/>
+        </w:rPr>
+        <w:t>did not survive predation by ants</w:t>
+      </w:r>
+      <w:r>
+        <w:rPr>
+          <w:rFonts w:ascii="Times New Roman" w:hAnsi="Times New Roman" w:cs="Times New Roman"/>
+          <w:sz w:val="24"/>
+          <w:szCs w:val="24"/>
+        </w:rPr>
+        <w:t xml:space="preserve">, before simulating </w:t>
+      </w:r>
+      <w:r>
+        <w:rPr>
+          <w:rFonts w:ascii="Times New Roman" w:hAnsi="Times New Roman" w:cs="Times New Roman"/>
+          <w:sz w:val="24"/>
+          <w:szCs w:val="24"/>
+        </w:rPr>
+        <w:t>whether remaining seeds were removed by ants</w:t>
+      </w:r>
+      <w:r>
+        <w:rPr>
+          <w:rFonts w:ascii="Times New Roman" w:hAnsi="Times New Roman" w:cs="Times New Roman"/>
+          <w:sz w:val="24"/>
+          <w:szCs w:val="24"/>
+        </w:rPr>
+        <w:t xml:space="preserve">, we recalculated the rate of </w:t>
+      </w:r>
+      <w:r>
+        <w:rPr>
+          <w:rFonts w:ascii="Times New Roman" w:hAnsi="Times New Roman" w:cs="Times New Roman"/>
+          <w:sz w:val="24"/>
+          <w:szCs w:val="24"/>
+        </w:rPr>
+        <w:t>seed removal</w:t>
+      </w:r>
+      <w:r>
+        <w:rPr>
+          <w:rFonts w:ascii="Times New Roman" w:hAnsi="Times New Roman" w:cs="Times New Roman"/>
+          <w:sz w:val="24"/>
+          <w:szCs w:val="24"/>
+        </w:rPr>
+        <w:t xml:space="preserve"> conditioned on seeds that </w:t>
+      </w:r>
+      <w:r>
+        <w:rPr>
+          <w:rFonts w:ascii="Times New Roman" w:hAnsi="Times New Roman" w:cs="Times New Roman"/>
+          <w:sz w:val="24"/>
+          <w:szCs w:val="24"/>
+        </w:rPr>
+        <w:t>were either not removed or were removed but survived predation by ants.</w:t>
+      </w:r>
+      <w:r>
+        <w:rPr>
+          <w:rFonts w:ascii="Times New Roman" w:hAnsi="Times New Roman" w:cs="Times New Roman"/>
+          <w:sz w:val="24"/>
+          <w:szCs w:val="24"/>
+        </w:rPr>
+        <w:t xml:space="preserve"> </w:t>
+      </w:r>
+      <w:r>
+        <w:rPr>
+          <w:rFonts w:ascii="Times New Roman" w:eastAsiaTheme="minorEastAsia" w:hAnsi="Times New Roman" w:cs="Times New Roman"/>
+          <w:sz w:val="24"/>
+          <w:szCs w:val="24"/>
+        </w:rPr>
+        <w:t>Seed removal by ants</w:t>
+      </w:r>
+      <w:r>
+        <w:rPr>
+          <w:rFonts w:ascii="Times New Roman" w:eastAsiaTheme="minorEastAsia" w:hAnsi="Times New Roman" w:cs="Times New Roman"/>
+          <w:sz w:val="24"/>
+          <w:szCs w:val="24"/>
+        </w:rPr>
+        <w:t xml:space="preserve"> was</w:t>
+      </w:r>
+      <w:r>
+        <w:rPr>
+          <w:rFonts w:ascii="Times New Roman" w:eastAsiaTheme="minorEastAsia" w:hAnsi="Times New Roman" w:cs="Times New Roman"/>
+          <w:sz w:val="24"/>
+          <w:szCs w:val="24"/>
+        </w:rPr>
+        <w:t xml:space="preserve"> then</w:t>
+      </w:r>
+      <w:r>
+        <w:rPr>
+          <w:rFonts w:ascii="Times New Roman" w:eastAsiaTheme="minorEastAsia" w:hAnsi="Times New Roman" w:cs="Times New Roman"/>
+          <w:sz w:val="24"/>
+          <w:szCs w:val="24"/>
+        </w:rPr>
+        <w:t xml:space="preserve"> </w:t>
+      </w:r>
+      <w:r>
+        <w:rPr>
+          <w:rFonts w:ascii="Times New Roman" w:eastAsiaTheme="minorEastAsia" w:hAnsi="Times New Roman" w:cs="Times New Roman"/>
+          <w:sz w:val="24"/>
+          <w:szCs w:val="24"/>
+        </w:rPr>
+        <w:t xml:space="preserve">simulated </w:t>
+      </w:r>
+      <w:r>
+        <w:rPr>
+          <w:rFonts w:ascii="Times New Roman" w:hAnsi="Times New Roman" w:cs="Times New Roman"/>
+          <w:sz w:val="24"/>
+          <w:szCs w:val="24"/>
+        </w:rPr>
+        <w:t>using a Bernoulli distribution, with the probability of success</w:t>
+      </w:r>
+      <w:r>
+        <w:rPr>
+          <w:rFonts w:ascii="Times New Roman" w:hAnsi="Times New Roman" w:cs="Times New Roman"/>
+          <w:sz w:val="24"/>
+          <w:szCs w:val="24"/>
+        </w:rPr>
+        <w:t xml:space="preserve"> equal to the recalculated </w:t>
+      </w:r>
+      <w:r>
+        <w:rPr>
+          <w:rFonts w:ascii="Times New Roman" w:hAnsi="Times New Roman" w:cs="Times New Roman"/>
+          <w:sz w:val="24"/>
+          <w:szCs w:val="24"/>
+        </w:rPr>
+        <w:t>seed removal</w:t>
+      </w:r>
+      <w:r>
+        <w:rPr>
+          <w:rFonts w:ascii="Times New Roman" w:hAnsi="Times New Roman" w:cs="Times New Roman"/>
+          <w:sz w:val="24"/>
+          <w:szCs w:val="24"/>
+        </w:rPr>
+        <w:t xml:space="preserve"> rate.  </w:t>
       </w:r>
     </w:p>
     <w:p>
@@ -9346,203 +10771,6 @@
         <w:jc w:val="both"/>
         <w:rPr>
           <w:rFonts w:ascii="Times New Roman" w:eastAsiaTheme="minorEastAsia" w:hAnsi="Times New Roman" w:cs="Times New Roman"/>
-          <w:i/>
-          <w:iCs/>
-          <w:sz w:val="24"/>
-          <w:szCs w:val="24"/>
-        </w:rPr>
-      </w:pPr>
-      <w:r>
-        <w:rPr>
-          <w:rFonts w:ascii="Times New Roman" w:eastAsiaTheme="minorEastAsia" w:hAnsi="Times New Roman" w:cs="Times New Roman"/>
-          <w:i/>
-          <w:iCs/>
-          <w:sz w:val="24"/>
-          <w:szCs w:val="24"/>
-        </w:rPr>
-        <w:lastRenderedPageBreak/>
-        <w:t>Establishment from seed</w:t>
-      </w:r>
-    </w:p>
-    <w:p>
-      <w:pPr>
-        <w:jc w:val="both"/>
-        <w:rPr>
-          <w:rFonts w:ascii="Times New Roman" w:eastAsiaTheme="minorEastAsia" w:hAnsi="Times New Roman" w:cs="Times New Roman"/>
-          <w:sz w:val="24"/>
-          <w:szCs w:val="24"/>
-        </w:rPr>
-      </w:pPr>
-      <w:r>
-        <w:rPr>
-          <w:rFonts w:ascii="Times New Roman" w:eastAsiaTheme="minorEastAsia" w:hAnsi="Times New Roman" w:cs="Times New Roman"/>
-          <w:sz w:val="24"/>
-          <w:szCs w:val="24"/>
-        </w:rPr>
-        <w:t xml:space="preserve">All seeds that survived post-dispersal predation experienced one of three mutually exclusive outcomes: establishment without entering the seed bank, entry into the seed bank, or death. </w:t>
-      </w:r>
-      <w:r>
-        <w:rPr>
-          <w:rFonts w:ascii="Times New Roman" w:eastAsiaTheme="minorEastAsia" w:hAnsi="Times New Roman" w:cs="Times New Roman"/>
-          <w:sz w:val="24"/>
-          <w:szCs w:val="24"/>
-        </w:rPr>
-        <w:t xml:space="preserve">Much like post-dispersal predation, seed death after surviving post-dispersal predation (but failing to establish or enter the seed bank) was </w:t>
-      </w:r>
-      <w:r>
-        <w:rPr>
-          <w:rFonts w:ascii="Times New Roman" w:eastAsiaTheme="minorEastAsia" w:hAnsi="Times New Roman" w:cs="Times New Roman"/>
-          <w:sz w:val="24"/>
-          <w:szCs w:val="24"/>
-        </w:rPr>
-        <w:t xml:space="preserve">also </w:t>
-      </w:r>
-      <w:r>
-        <w:rPr>
-          <w:rFonts w:ascii="Times New Roman" w:eastAsiaTheme="minorEastAsia" w:hAnsi="Times New Roman" w:cs="Times New Roman"/>
-          <w:sz w:val="24"/>
-          <w:szCs w:val="24"/>
-        </w:rPr>
-        <w:t>assumed to occur independent of seed location</w:t>
-      </w:r>
-      <w:r>
-        <w:rPr>
-          <w:rFonts w:ascii="Times New Roman" w:eastAsiaTheme="minorEastAsia" w:hAnsi="Times New Roman" w:cs="Times New Roman"/>
-          <w:sz w:val="24"/>
-          <w:szCs w:val="24"/>
-        </w:rPr>
-        <w:t xml:space="preserve"> or proximity to other individuals</w:t>
-      </w:r>
-      <w:r>
-        <w:rPr>
-          <w:rFonts w:ascii="Times New Roman" w:eastAsiaTheme="minorEastAsia" w:hAnsi="Times New Roman" w:cs="Times New Roman"/>
-          <w:sz w:val="24"/>
-          <w:szCs w:val="24"/>
-        </w:rPr>
-        <w:t xml:space="preserve">, and said seeds were filtered out before being fed into the wind and ant dispersal simulations; this was achieved by multiplying the </w:t>
-      </w:r>
-      <w:r>
-        <w:rPr>
-          <w:rFonts w:ascii="Times New Roman" w:eastAsiaTheme="minorEastAsia" w:hAnsi="Times New Roman" w:cs="Times New Roman"/>
-          <w:sz w:val="24"/>
-          <w:szCs w:val="24"/>
-        </w:rPr>
-        <w:t>total number of seeds that did not experience post-dispersal predation</w:t>
-      </w:r>
-      <w:r>
-        <w:rPr>
-          <w:rFonts w:ascii="Times New Roman" w:eastAsiaTheme="minorEastAsia" w:hAnsi="Times New Roman" w:cs="Times New Roman"/>
-          <w:sz w:val="24"/>
-          <w:szCs w:val="24"/>
-        </w:rPr>
-        <w:t xml:space="preserve"> by 1 minus the sum of the establishment and seed bank entry rates. </w:t>
-      </w:r>
-      <w:r>
-        <w:rPr>
-          <w:rFonts w:ascii="Times New Roman" w:eastAsiaTheme="minorEastAsia" w:hAnsi="Times New Roman" w:cs="Times New Roman"/>
-          <w:sz w:val="24"/>
-          <w:szCs w:val="24"/>
-        </w:rPr>
-        <w:t>Again, filtering out seed deaths prior to dispersal gives</w:t>
-      </w:r>
-      <w:r>
-        <w:rPr>
-          <w:rFonts w:ascii="Times New Roman" w:eastAsiaTheme="minorEastAsia" w:hAnsi="Times New Roman" w:cs="Times New Roman"/>
-          <w:sz w:val="24"/>
-          <w:szCs w:val="24"/>
-        </w:rPr>
-        <w:t xml:space="preserve"> yields the same results as using a </w:t>
-      </w:r>
-      <w:r>
-        <w:rPr>
-          <w:rFonts w:ascii="Times New Roman" w:hAnsi="Times New Roman" w:cs="Times New Roman"/>
-          <w:sz w:val="24"/>
-          <w:szCs w:val="24"/>
-        </w:rPr>
-        <w:t>Bernoulli distribution</w:t>
-      </w:r>
-      <w:r>
-        <w:rPr>
-          <w:rFonts w:ascii="Times New Roman" w:eastAsiaTheme="minorEastAsia" w:hAnsi="Times New Roman" w:cs="Times New Roman"/>
-          <w:sz w:val="24"/>
-          <w:szCs w:val="24"/>
-        </w:rPr>
-        <w:t xml:space="preserve"> to simulate seed death after surviving post-dispersal predation, but with the advantage of reducing computational burden by decreasing the number of dispersal simulations.</w:t>
-      </w:r>
-      <w:r>
-        <w:rPr>
-          <w:rFonts w:ascii="Times New Roman" w:eastAsiaTheme="minorEastAsia" w:hAnsi="Times New Roman" w:cs="Times New Roman"/>
-          <w:sz w:val="24"/>
-          <w:szCs w:val="24"/>
-        </w:rPr>
-        <w:t xml:space="preserve"> </w:t>
-      </w:r>
-      <w:r>
-        <w:rPr>
-          <w:rFonts w:ascii="Times New Roman" w:eastAsiaTheme="minorEastAsia" w:hAnsi="Times New Roman" w:cs="Times New Roman"/>
-          <w:sz w:val="24"/>
-          <w:szCs w:val="24"/>
-        </w:rPr>
-        <w:t xml:space="preserve">Seeds that died because they failed to establish or enter the seed bank were eliminated from the simulation. </w:t>
-      </w:r>
-      <w:r>
-        <w:rPr>
-          <w:rFonts w:ascii="Times New Roman" w:eastAsiaTheme="minorEastAsia" w:hAnsi="Times New Roman" w:cs="Times New Roman"/>
-          <w:sz w:val="24"/>
-          <w:szCs w:val="24"/>
-        </w:rPr>
-        <w:t xml:space="preserve">For the remaining seeds, establishment was simulated </w:t>
-      </w:r>
-      <w:r>
-        <w:rPr>
-          <w:rFonts w:ascii="Times New Roman" w:hAnsi="Times New Roman" w:cs="Times New Roman"/>
-          <w:sz w:val="24"/>
-          <w:szCs w:val="24"/>
-        </w:rPr>
-        <w:t xml:space="preserve">using a Bernoulli distribution, with the probability of success sourced from </w:t>
-      </w:r>
-      <w:r>
-        <w:rPr>
-          <w:rFonts w:ascii="Times New Roman" w:eastAsiaTheme="minorEastAsia" w:hAnsi="Times New Roman" w:cs="Times New Roman"/>
-          <w:sz w:val="24"/>
-          <w:szCs w:val="24"/>
-        </w:rPr>
-        <w:t xml:space="preserve">Zhang </w:t>
-      </w:r>
-      <w:r>
-        <w:rPr>
-          <w:rFonts w:ascii="Times New Roman" w:eastAsiaTheme="minorEastAsia" w:hAnsi="Times New Roman" w:cs="Times New Roman"/>
-          <w:i/>
-          <w:iCs/>
-          <w:sz w:val="24"/>
-          <w:szCs w:val="24"/>
-        </w:rPr>
-        <w:t>et al</w:t>
-      </w:r>
-      <w:r>
-        <w:rPr>
-          <w:rFonts w:ascii="Times New Roman" w:eastAsiaTheme="minorEastAsia" w:hAnsi="Times New Roman" w:cs="Times New Roman"/>
-          <w:sz w:val="24"/>
-          <w:szCs w:val="24"/>
-        </w:rPr>
-        <w:t xml:space="preserve">. (2011) and given in </w:t>
-      </w:r>
-      <w:r>
-        <w:rPr>
-          <w:rFonts w:ascii="Times New Roman" w:hAnsi="Times New Roman" w:cs="Times New Roman"/>
-          <w:sz w:val="24"/>
-          <w:szCs w:val="24"/>
-        </w:rPr>
-        <w:t>Table S1.</w:t>
-      </w:r>
-    </w:p>
-    <w:p>
-      <w:pPr>
-        <w:jc w:val="both"/>
-        <w:rPr>
-          <w:rFonts w:ascii="Times New Roman" w:eastAsiaTheme="minorEastAsia" w:hAnsi="Times New Roman" w:cs="Times New Roman"/>
-          <w:i/>
-          <w:iCs/>
           <w:sz w:val="24"/>
           <w:szCs w:val="24"/>
         </w:rPr>
@@ -9567,7 +10795,7 @@
           <w:sz w:val="24"/>
           <w:szCs w:val="24"/>
         </w:rPr>
-        <w:t>Entry into seed bank</w:t>
+        <w:t>Establishment from seed</w:t>
       </w:r>
     </w:p>
     <w:p>
@@ -9585,15 +10813,247 @@
           <w:sz w:val="24"/>
           <w:szCs w:val="24"/>
         </w:rPr>
-        <w:t xml:space="preserve">All seeds that </w:t>
-      </w:r>
-      <w:r>
-        <w:rPr>
-          <w:rFonts w:ascii="Times New Roman" w:eastAsiaTheme="minorEastAsia" w:hAnsi="Times New Roman" w:cs="Times New Roman"/>
-          <w:sz w:val="24"/>
-          <w:szCs w:val="24"/>
-        </w:rPr>
-        <w:t>neither established nor died after surviving post-dispersal predation were assumed to enter the seed bank at their post-dispersal location</w:t>
+        <w:t xml:space="preserve">All seeds that survived post-dispersal predation </w:t>
+      </w:r>
+      <w:r>
+        <w:rPr>
+          <w:rFonts w:ascii="Times New Roman" w:eastAsiaTheme="minorEastAsia" w:hAnsi="Times New Roman" w:cs="Times New Roman"/>
+          <w:sz w:val="24"/>
+          <w:szCs w:val="24"/>
+        </w:rPr>
+        <w:t>either</w:t>
+      </w:r>
+      <w:r>
+        <w:rPr>
+          <w:rFonts w:ascii="Times New Roman" w:eastAsiaTheme="minorEastAsia" w:hAnsi="Times New Roman" w:cs="Times New Roman"/>
+          <w:sz w:val="24"/>
+          <w:szCs w:val="24"/>
+        </w:rPr>
+        <w:t xml:space="preserve"> establish</w:t>
+      </w:r>
+      <w:r>
+        <w:rPr>
+          <w:rFonts w:ascii="Times New Roman" w:eastAsiaTheme="minorEastAsia" w:hAnsi="Times New Roman" w:cs="Times New Roman"/>
+          <w:sz w:val="24"/>
+          <w:szCs w:val="24"/>
+        </w:rPr>
+        <w:t>ed</w:t>
+      </w:r>
+      <w:r>
+        <w:rPr>
+          <w:rFonts w:ascii="Times New Roman" w:eastAsiaTheme="minorEastAsia" w:hAnsi="Times New Roman" w:cs="Times New Roman"/>
+          <w:sz w:val="24"/>
+          <w:szCs w:val="24"/>
+        </w:rPr>
+        <w:t xml:space="preserve"> without entering the seed bank,</w:t>
+      </w:r>
+      <w:r>
+        <w:rPr>
+          <w:rFonts w:ascii="Times New Roman" w:eastAsiaTheme="minorEastAsia" w:hAnsi="Times New Roman" w:cs="Times New Roman"/>
+          <w:sz w:val="24"/>
+          <w:szCs w:val="24"/>
+        </w:rPr>
+        <w:t xml:space="preserve"> failed to establish but entered the seed bank, or died without doing either of these</w:t>
+      </w:r>
+      <w:r>
+        <w:rPr>
+          <w:rFonts w:ascii="Times New Roman" w:eastAsiaTheme="minorEastAsia" w:hAnsi="Times New Roman" w:cs="Times New Roman"/>
+          <w:sz w:val="24"/>
+          <w:szCs w:val="24"/>
+        </w:rPr>
+        <w:t xml:space="preserve">. </w:t>
+      </w:r>
+      <w:r>
+        <w:rPr>
+          <w:rFonts w:ascii="Times New Roman" w:eastAsiaTheme="minorEastAsia" w:hAnsi="Times New Roman" w:cs="Times New Roman"/>
+          <w:sz w:val="24"/>
+          <w:szCs w:val="24"/>
+        </w:rPr>
+        <w:t xml:space="preserve">Much like post-dispersal predation, seed death after surviving post-dispersal predation (but failing to establish or enter the seed bank) was </w:t>
+      </w:r>
+      <w:r>
+        <w:rPr>
+          <w:rFonts w:ascii="Times New Roman" w:eastAsiaTheme="minorEastAsia" w:hAnsi="Times New Roman" w:cs="Times New Roman"/>
+          <w:sz w:val="24"/>
+          <w:szCs w:val="24"/>
+        </w:rPr>
+        <w:t xml:space="preserve">also </w:t>
+      </w:r>
+      <w:r>
+        <w:rPr>
+          <w:rFonts w:ascii="Times New Roman" w:eastAsiaTheme="minorEastAsia" w:hAnsi="Times New Roman" w:cs="Times New Roman"/>
+          <w:sz w:val="24"/>
+          <w:szCs w:val="24"/>
+        </w:rPr>
+        <w:t>assumed to occur independent of seed location</w:t>
+      </w:r>
+      <w:r>
+        <w:rPr>
+          <w:rFonts w:ascii="Times New Roman" w:eastAsiaTheme="minorEastAsia" w:hAnsi="Times New Roman" w:cs="Times New Roman"/>
+          <w:sz w:val="24"/>
+          <w:szCs w:val="24"/>
+        </w:rPr>
+        <w:t xml:space="preserve"> or proximity to other individuals</w:t>
+      </w:r>
+      <w:r>
+        <w:rPr>
+          <w:rFonts w:ascii="Times New Roman" w:eastAsiaTheme="minorEastAsia" w:hAnsi="Times New Roman" w:cs="Times New Roman"/>
+          <w:sz w:val="24"/>
+          <w:szCs w:val="24"/>
+        </w:rPr>
+        <w:t>, and said seeds were</w:t>
+      </w:r>
+      <w:r>
+        <w:rPr>
+          <w:rFonts w:ascii="Times New Roman" w:eastAsiaTheme="minorEastAsia" w:hAnsi="Times New Roman" w:cs="Times New Roman"/>
+          <w:sz w:val="24"/>
+          <w:szCs w:val="24"/>
+        </w:rPr>
+        <w:t xml:space="preserve"> thus</w:t>
+      </w:r>
+      <w:r>
+        <w:rPr>
+          <w:rFonts w:ascii="Times New Roman" w:eastAsiaTheme="minorEastAsia" w:hAnsi="Times New Roman" w:cs="Times New Roman"/>
+          <w:sz w:val="24"/>
+          <w:szCs w:val="24"/>
+        </w:rPr>
+        <w:t xml:space="preserve"> filtered out before being fed into the wind and ant dispersal simulations; this was achieved by</w:t>
+      </w:r>
+      <w:r>
+        <w:rPr>
+          <w:rFonts w:ascii="Times New Roman" w:eastAsiaTheme="minorEastAsia" w:hAnsi="Times New Roman" w:cs="Times New Roman"/>
+          <w:sz w:val="24"/>
+          <w:szCs w:val="24"/>
+        </w:rPr>
+        <w:t xml:space="preserve"> adding the </w:t>
+      </w:r>
+      <w:r>
+        <w:rPr>
+          <w:rFonts w:ascii="Times New Roman" w:eastAsiaTheme="minorEastAsia" w:hAnsi="Times New Roman" w:cs="Times New Roman"/>
+          <w:sz w:val="24"/>
+          <w:szCs w:val="24"/>
+        </w:rPr>
+        <w:t>establishment rate</w:t>
+      </w:r>
+      <w:r>
+        <w:rPr>
+          <w:rFonts w:ascii="Times New Roman" w:eastAsiaTheme="minorEastAsia" w:hAnsi="Times New Roman" w:cs="Times New Roman"/>
+          <w:sz w:val="24"/>
+          <w:szCs w:val="24"/>
+        </w:rPr>
+        <w:t xml:space="preserve"> (proportion of seeds establishing without entering the seed bank) to the product of </w:t>
+      </w:r>
+      <w:r>
+        <w:rPr>
+          <w:rFonts w:ascii="Times New Roman" w:eastAsiaTheme="minorEastAsia" w:hAnsi="Times New Roman" w:cs="Times New Roman"/>
+          <w:sz w:val="24"/>
+          <w:szCs w:val="24"/>
+        </w:rPr>
+        <w:t xml:space="preserve">both </w:t>
+      </w:r>
+      <w:r>
+        <w:rPr>
+          <w:rFonts w:ascii="Times New Roman" w:eastAsiaTheme="minorEastAsia" w:hAnsi="Times New Roman" w:cs="Times New Roman"/>
+          <w:sz w:val="24"/>
+          <w:szCs w:val="24"/>
+        </w:rPr>
+        <w:t>the seed bank entry rate</w:t>
+      </w:r>
+      <w:r>
+        <w:rPr>
+          <w:rFonts w:ascii="Times New Roman" w:eastAsiaTheme="minorEastAsia" w:hAnsi="Times New Roman" w:cs="Times New Roman"/>
+          <w:sz w:val="24"/>
+          <w:szCs w:val="24"/>
+        </w:rPr>
+        <w:t xml:space="preserve"> and </w:t>
+      </w:r>
+      <w:r>
+        <w:rPr>
+          <w:rFonts w:ascii="Times New Roman" w:eastAsiaTheme="minorEastAsia" w:hAnsi="Times New Roman" w:cs="Times New Roman"/>
+          <w:sz w:val="24"/>
+          <w:szCs w:val="24"/>
+        </w:rPr>
+        <w:t>1 minus the establishment rate</w:t>
+      </w:r>
+      <w:r>
+        <w:rPr>
+          <w:rFonts w:ascii="Times New Roman" w:eastAsiaTheme="minorEastAsia" w:hAnsi="Times New Roman" w:cs="Times New Roman"/>
+          <w:sz w:val="24"/>
+          <w:szCs w:val="24"/>
+        </w:rPr>
+        <w:t xml:space="preserve"> (proportion of seeds that </w:t>
+      </w:r>
+      <w:r>
+        <w:rPr>
+          <w:rFonts w:ascii="Times New Roman" w:eastAsiaTheme="minorEastAsia" w:hAnsi="Times New Roman" w:cs="Times New Roman"/>
+          <w:sz w:val="24"/>
+          <w:szCs w:val="24"/>
+        </w:rPr>
+        <w:t>failed to establish but</w:t>
+      </w:r>
+      <w:r>
+        <w:rPr>
+          <w:rFonts w:ascii="Times New Roman" w:eastAsiaTheme="minorEastAsia" w:hAnsi="Times New Roman" w:cs="Times New Roman"/>
+          <w:sz w:val="24"/>
+          <w:szCs w:val="24"/>
+        </w:rPr>
+        <w:t xml:space="preserve"> eventually</w:t>
+      </w:r>
+      <w:r>
+        <w:rPr>
+          <w:rFonts w:ascii="Times New Roman" w:eastAsiaTheme="minorEastAsia" w:hAnsi="Times New Roman" w:cs="Times New Roman"/>
+          <w:sz w:val="24"/>
+          <w:szCs w:val="24"/>
+        </w:rPr>
+        <w:t xml:space="preserve"> entered the seed bank</w:t>
+      </w:r>
+      <w:r>
+        <w:rPr>
+          <w:rFonts w:ascii="Times New Roman" w:eastAsiaTheme="minorEastAsia" w:hAnsi="Times New Roman" w:cs="Times New Roman"/>
+          <w:sz w:val="24"/>
+          <w:szCs w:val="24"/>
+        </w:rPr>
+        <w:t>)</w:t>
+      </w:r>
+      <w:r>
+        <w:rPr>
+          <w:rFonts w:ascii="Times New Roman" w:eastAsiaTheme="minorEastAsia" w:hAnsi="Times New Roman" w:cs="Times New Roman"/>
+          <w:sz w:val="24"/>
+          <w:szCs w:val="24"/>
+        </w:rPr>
+        <w:t>, then</w:t>
+      </w:r>
+      <w:r>
+        <w:rPr>
+          <w:rFonts w:ascii="Times New Roman" w:eastAsiaTheme="minorEastAsia" w:hAnsi="Times New Roman" w:cs="Times New Roman"/>
+          <w:sz w:val="24"/>
+          <w:szCs w:val="24"/>
+        </w:rPr>
+        <w:t xml:space="preserve"> multiplying </w:t>
+      </w:r>
+      <w:r>
+        <w:rPr>
+          <w:rFonts w:ascii="Times New Roman" w:eastAsiaTheme="minorEastAsia" w:hAnsi="Times New Roman" w:cs="Times New Roman"/>
+          <w:sz w:val="24"/>
+          <w:szCs w:val="24"/>
+        </w:rPr>
+        <w:t xml:space="preserve">by </w:t>
+      </w:r>
+      <w:r>
+        <w:rPr>
+          <w:rFonts w:ascii="Times New Roman" w:eastAsiaTheme="minorEastAsia" w:hAnsi="Times New Roman" w:cs="Times New Roman"/>
+          <w:sz w:val="24"/>
+          <w:szCs w:val="24"/>
+        </w:rPr>
+        <w:t xml:space="preserve">the </w:t>
+      </w:r>
+      <w:r>
+        <w:rPr>
+          <w:rFonts w:ascii="Times New Roman" w:eastAsiaTheme="minorEastAsia" w:hAnsi="Times New Roman" w:cs="Times New Roman"/>
+          <w:sz w:val="24"/>
+          <w:szCs w:val="24"/>
+        </w:rPr>
+        <w:t>number of seeds that did not experience post-dispersal predation</w:t>
       </w:r>
       <w:r>
         <w:rPr>
@@ -9602,6 +11062,249 @@
           <w:szCs w:val="24"/>
         </w:rPr>
         <w:t>.</w:t>
+      </w:r>
+      <w:r>
+        <w:rPr>
+          <w:rFonts w:ascii="Times New Roman" w:eastAsiaTheme="minorEastAsia" w:hAnsi="Times New Roman" w:cs="Times New Roman"/>
+          <w:sz w:val="24"/>
+          <w:szCs w:val="24"/>
+        </w:rPr>
+        <w:t xml:space="preserve"> Rates of establishment and seed bank entry were sourced from </w:t>
+      </w:r>
+      <w:r>
+        <w:rPr>
+          <w:rFonts w:ascii="Times New Roman" w:eastAsiaTheme="minorEastAsia" w:hAnsi="Times New Roman" w:cs="Times New Roman"/>
+          <w:sz w:val="24"/>
+          <w:szCs w:val="24"/>
+        </w:rPr>
+        <w:t xml:space="preserve">Zhang </w:t>
+      </w:r>
+      <w:r>
+        <w:rPr>
+          <w:rFonts w:ascii="Times New Roman" w:eastAsiaTheme="minorEastAsia" w:hAnsi="Times New Roman" w:cs="Times New Roman"/>
+          <w:i/>
+          <w:iCs/>
+          <w:sz w:val="24"/>
+          <w:szCs w:val="24"/>
+        </w:rPr>
+        <w:t>et al</w:t>
+      </w:r>
+      <w:r>
+        <w:rPr>
+          <w:rFonts w:ascii="Times New Roman" w:eastAsiaTheme="minorEastAsia" w:hAnsi="Times New Roman" w:cs="Times New Roman"/>
+          <w:sz w:val="24"/>
+          <w:szCs w:val="24"/>
+        </w:rPr>
+        <w:t xml:space="preserve">. (2011) and </w:t>
+      </w:r>
+      <w:r>
+        <w:rPr>
+          <w:rFonts w:ascii="Times New Roman" w:eastAsiaTheme="minorEastAsia" w:hAnsi="Times New Roman" w:cs="Times New Roman"/>
+          <w:sz w:val="24"/>
+          <w:szCs w:val="24"/>
+        </w:rPr>
+        <w:t xml:space="preserve">are </w:t>
+      </w:r>
+      <w:r>
+        <w:rPr>
+          <w:rFonts w:ascii="Times New Roman" w:eastAsiaTheme="minorEastAsia" w:hAnsi="Times New Roman" w:cs="Times New Roman"/>
+          <w:sz w:val="24"/>
+          <w:szCs w:val="24"/>
+        </w:rPr>
+        <w:t xml:space="preserve">given in </w:t>
+      </w:r>
+      <w:r>
+        <w:rPr>
+          <w:rFonts w:ascii="Times New Roman" w:hAnsi="Times New Roman" w:cs="Times New Roman"/>
+          <w:sz w:val="24"/>
+          <w:szCs w:val="24"/>
+        </w:rPr>
+        <w:t>Table S1</w:t>
+      </w:r>
+      <w:r>
+        <w:rPr>
+          <w:rFonts w:ascii="Times New Roman" w:hAnsi="Times New Roman" w:cs="Times New Roman"/>
+          <w:sz w:val="24"/>
+          <w:szCs w:val="24"/>
+        </w:rPr>
+        <w:t>.</w:t>
+      </w:r>
+      <w:r>
+        <w:rPr>
+          <w:rFonts w:ascii="Times New Roman" w:eastAsiaTheme="minorEastAsia" w:hAnsi="Times New Roman" w:cs="Times New Roman"/>
+          <w:sz w:val="24"/>
+          <w:szCs w:val="24"/>
+        </w:rPr>
+        <w:t xml:space="preserve"> </w:t>
+      </w:r>
+      <w:r>
+        <w:rPr>
+          <w:rFonts w:ascii="Times New Roman" w:eastAsiaTheme="minorEastAsia" w:hAnsi="Times New Roman" w:cs="Times New Roman"/>
+          <w:sz w:val="24"/>
+          <w:szCs w:val="24"/>
+        </w:rPr>
+        <w:t>Again, filtering out seed deaths prior to dispersal gives</w:t>
+      </w:r>
+      <w:r>
+        <w:rPr>
+          <w:rFonts w:ascii="Times New Roman" w:eastAsiaTheme="minorEastAsia" w:hAnsi="Times New Roman" w:cs="Times New Roman"/>
+          <w:sz w:val="24"/>
+          <w:szCs w:val="24"/>
+        </w:rPr>
+        <w:t xml:space="preserve"> yields the same results as using a </w:t>
+      </w:r>
+      <w:r>
+        <w:rPr>
+          <w:rFonts w:ascii="Times New Roman" w:hAnsi="Times New Roman" w:cs="Times New Roman"/>
+          <w:sz w:val="24"/>
+          <w:szCs w:val="24"/>
+        </w:rPr>
+        <w:t>Bernoulli distribution</w:t>
+      </w:r>
+      <w:r>
+        <w:rPr>
+          <w:rFonts w:ascii="Times New Roman" w:eastAsiaTheme="minorEastAsia" w:hAnsi="Times New Roman" w:cs="Times New Roman"/>
+          <w:sz w:val="24"/>
+          <w:szCs w:val="24"/>
+        </w:rPr>
+        <w:t xml:space="preserve"> to simulate seed death after surviving post-dispersal predation, but with the advantage of reducing computational burden by</w:t>
+      </w:r>
+      <w:r>
+        <w:rPr>
+          <w:rFonts w:ascii="Times New Roman" w:eastAsiaTheme="minorEastAsia" w:hAnsi="Times New Roman" w:cs="Times New Roman"/>
+          <w:sz w:val="24"/>
+          <w:szCs w:val="24"/>
+        </w:rPr>
+        <w:t xml:space="preserve"> greatly</w:t>
+      </w:r>
+      <w:r>
+        <w:rPr>
+          <w:rFonts w:ascii="Times New Roman" w:eastAsiaTheme="minorEastAsia" w:hAnsi="Times New Roman" w:cs="Times New Roman"/>
+          <w:sz w:val="24"/>
+          <w:szCs w:val="24"/>
+        </w:rPr>
+        <w:t xml:space="preserve"> decreasing the number of dispersal simulations.</w:t>
+      </w:r>
+      <w:r>
+        <w:rPr>
+          <w:rFonts w:ascii="Times New Roman" w:eastAsiaTheme="minorEastAsia" w:hAnsi="Times New Roman" w:cs="Times New Roman"/>
+          <w:sz w:val="24"/>
+          <w:szCs w:val="24"/>
+        </w:rPr>
+        <w:t xml:space="preserve"> </w:t>
+      </w:r>
+      <w:r>
+        <w:rPr>
+          <w:rFonts w:ascii="Times New Roman" w:eastAsiaTheme="minorEastAsia" w:hAnsi="Times New Roman" w:cs="Times New Roman"/>
+          <w:sz w:val="24"/>
+          <w:szCs w:val="24"/>
+        </w:rPr>
+        <w:t xml:space="preserve">Seeds that died because they failed to establish or enter the seed bank were eliminated </w:t>
+      </w:r>
+      <w:r>
+        <w:rPr>
+          <w:rFonts w:ascii="Times New Roman" w:eastAsiaTheme="minorEastAsia" w:hAnsi="Times New Roman" w:cs="Times New Roman"/>
+          <w:sz w:val="24"/>
+          <w:szCs w:val="24"/>
+        </w:rPr>
+        <w:lastRenderedPageBreak/>
+        <w:t>from the simulation.</w:t>
+      </w:r>
+      <w:r>
+        <w:rPr>
+          <w:rFonts w:ascii="Times New Roman" w:eastAsiaTheme="minorEastAsia" w:hAnsi="Times New Roman" w:cs="Times New Roman"/>
+          <w:sz w:val="24"/>
+          <w:szCs w:val="24"/>
+        </w:rPr>
+        <w:t xml:space="preserve"> </w:t>
+      </w:r>
+      <w:r>
+        <w:rPr>
+          <w:rFonts w:ascii="Times New Roman" w:hAnsi="Times New Roman" w:cs="Times New Roman"/>
+          <w:sz w:val="24"/>
+          <w:szCs w:val="24"/>
+        </w:rPr>
+        <w:t>Note that because we</w:t>
+      </w:r>
+      <w:r>
+        <w:rPr>
+          <w:rFonts w:ascii="Times New Roman" w:hAnsi="Times New Roman" w:cs="Times New Roman"/>
+          <w:sz w:val="24"/>
+          <w:szCs w:val="24"/>
+        </w:rPr>
+        <w:t xml:space="preserve"> already</w:t>
+      </w:r>
+      <w:r>
+        <w:rPr>
+          <w:rFonts w:ascii="Times New Roman" w:hAnsi="Times New Roman" w:cs="Times New Roman"/>
+          <w:sz w:val="24"/>
+          <w:szCs w:val="24"/>
+        </w:rPr>
+        <w:t xml:space="preserve"> filtered out seeds that failed to establish or enter the seed bank</w:t>
+      </w:r>
+      <w:r>
+        <w:rPr>
+          <w:rFonts w:ascii="Times New Roman" w:hAnsi="Times New Roman" w:cs="Times New Roman"/>
+          <w:sz w:val="24"/>
+          <w:szCs w:val="24"/>
+        </w:rPr>
+        <w:t xml:space="preserve">, before simulating establishment of surviving seeds, we recalculated the rate of establishment conditioned on seeds that established or entered the seed bank. </w:t>
+      </w:r>
+      <w:r>
+        <w:rPr>
+          <w:rFonts w:ascii="Times New Roman" w:eastAsiaTheme="minorEastAsia" w:hAnsi="Times New Roman" w:cs="Times New Roman"/>
+          <w:sz w:val="24"/>
+          <w:szCs w:val="24"/>
+        </w:rPr>
+        <w:t>E</w:t>
+      </w:r>
+      <w:r>
+        <w:rPr>
+          <w:rFonts w:ascii="Times New Roman" w:eastAsiaTheme="minorEastAsia" w:hAnsi="Times New Roman" w:cs="Times New Roman"/>
+          <w:sz w:val="24"/>
+          <w:szCs w:val="24"/>
+        </w:rPr>
+        <w:t>stablishment was</w:t>
+      </w:r>
+      <w:r>
+        <w:rPr>
+          <w:rFonts w:ascii="Times New Roman" w:eastAsiaTheme="minorEastAsia" w:hAnsi="Times New Roman" w:cs="Times New Roman"/>
+          <w:sz w:val="24"/>
+          <w:szCs w:val="24"/>
+        </w:rPr>
+        <w:t xml:space="preserve"> </w:t>
+      </w:r>
+      <w:r>
+        <w:rPr>
+          <w:rFonts w:ascii="Times New Roman" w:eastAsiaTheme="minorEastAsia" w:hAnsi="Times New Roman" w:cs="Times New Roman"/>
+          <w:sz w:val="24"/>
+          <w:szCs w:val="24"/>
+        </w:rPr>
+        <w:t xml:space="preserve">simulated </w:t>
+      </w:r>
+      <w:r>
+        <w:rPr>
+          <w:rFonts w:ascii="Times New Roman" w:hAnsi="Times New Roman" w:cs="Times New Roman"/>
+          <w:sz w:val="24"/>
+          <w:szCs w:val="24"/>
+        </w:rPr>
+        <w:t>using a Bernoulli distribution, with the probability of success</w:t>
+      </w:r>
+      <w:r>
+        <w:rPr>
+          <w:rFonts w:ascii="Times New Roman" w:hAnsi="Times New Roman" w:cs="Times New Roman"/>
+          <w:sz w:val="24"/>
+          <w:szCs w:val="24"/>
+        </w:rPr>
+        <w:t xml:space="preserve"> equal to the recalculated establishment rate.</w:t>
+      </w:r>
+      <w:r>
+        <w:rPr>
+          <w:rFonts w:ascii="Times New Roman" w:hAnsi="Times New Roman" w:cs="Times New Roman"/>
+          <w:sz w:val="24"/>
+          <w:szCs w:val="24"/>
+        </w:rPr>
+        <w:t xml:space="preserve">  </w:t>
       </w:r>
     </w:p>
     <w:p>
@@ -9635,7 +11338,7 @@
           <w:sz w:val="24"/>
           <w:szCs w:val="24"/>
         </w:rPr>
-        <w:t>Establishment from seed bank</w:t>
+        <w:t>Entry into seed bank</w:t>
       </w:r>
     </w:p>
     <w:p>
@@ -9653,49 +11356,47 @@
           <w:sz w:val="24"/>
           <w:szCs w:val="24"/>
         </w:rPr>
-        <w:t xml:space="preserve">Establishment from seeds in the seed bank was simulated </w:t>
-      </w:r>
-      <w:r>
-        <w:rPr>
-          <w:rFonts w:ascii="Times New Roman" w:hAnsi="Times New Roman" w:cs="Times New Roman"/>
-          <w:sz w:val="24"/>
-          <w:szCs w:val="24"/>
-        </w:rPr>
-        <w:t xml:space="preserve">using a Bernoulli distribution, with the probability of success sourced from </w:t>
-      </w:r>
-      <w:r>
-        <w:rPr>
-          <w:rFonts w:ascii="Times New Roman" w:eastAsiaTheme="minorEastAsia" w:hAnsi="Times New Roman" w:cs="Times New Roman"/>
-          <w:sz w:val="24"/>
-          <w:szCs w:val="24"/>
-        </w:rPr>
-        <w:t xml:space="preserve">Zhang </w:t>
-      </w:r>
-      <w:r>
-        <w:rPr>
-          <w:rFonts w:ascii="Times New Roman" w:eastAsiaTheme="minorEastAsia" w:hAnsi="Times New Roman" w:cs="Times New Roman"/>
-          <w:i/>
-          <w:iCs/>
-          <w:sz w:val="24"/>
-          <w:szCs w:val="24"/>
-        </w:rPr>
-        <w:t>et al</w:t>
-      </w:r>
-      <w:r>
-        <w:rPr>
-          <w:rFonts w:ascii="Times New Roman" w:eastAsiaTheme="minorEastAsia" w:hAnsi="Times New Roman" w:cs="Times New Roman"/>
-          <w:sz w:val="24"/>
-          <w:szCs w:val="24"/>
-        </w:rPr>
-        <w:t xml:space="preserve">. (2011) and given in </w:t>
-      </w:r>
-      <w:r>
-        <w:rPr>
-          <w:rFonts w:ascii="Times New Roman" w:hAnsi="Times New Roman" w:cs="Times New Roman"/>
-          <w:sz w:val="24"/>
-          <w:szCs w:val="24"/>
-        </w:rPr>
-        <w:t>Table S1. Seeds that failed to establish remained in the seed bank.</w:t>
+        <w:t>Because we filtered out seeds that neither established nor entered the seed bank, a</w:t>
+      </w:r>
+      <w:r>
+        <w:rPr>
+          <w:rFonts w:ascii="Times New Roman" w:eastAsiaTheme="minorEastAsia" w:hAnsi="Times New Roman" w:cs="Times New Roman"/>
+          <w:sz w:val="24"/>
+          <w:szCs w:val="24"/>
+        </w:rPr>
+        <w:t xml:space="preserve">ll seeds that </w:t>
+      </w:r>
+      <w:r>
+        <w:rPr>
+          <w:rFonts w:ascii="Times New Roman" w:eastAsiaTheme="minorEastAsia" w:hAnsi="Times New Roman" w:cs="Times New Roman"/>
+          <w:sz w:val="24"/>
+          <w:szCs w:val="24"/>
+        </w:rPr>
+        <w:t>died after surviving post-dispersal predation</w:t>
+      </w:r>
+      <w:r>
+        <w:rPr>
+          <w:rFonts w:ascii="Times New Roman" w:eastAsiaTheme="minorEastAsia" w:hAnsi="Times New Roman" w:cs="Times New Roman"/>
+          <w:sz w:val="24"/>
+          <w:szCs w:val="24"/>
+        </w:rPr>
+        <w:t xml:space="preserve"> or survived but did not establish</w:t>
+      </w:r>
+      <w:r>
+        <w:rPr>
+          <w:rFonts w:ascii="Times New Roman" w:eastAsiaTheme="minorEastAsia" w:hAnsi="Times New Roman" w:cs="Times New Roman"/>
+          <w:sz w:val="24"/>
+          <w:szCs w:val="24"/>
+        </w:rPr>
+        <w:t xml:space="preserve"> were assumed to enter the seed bank at their post-dispersal location</w:t>
+      </w:r>
+      <w:r>
+        <w:rPr>
+          <w:rFonts w:ascii="Times New Roman" w:eastAsiaTheme="minorEastAsia" w:hAnsi="Times New Roman" w:cs="Times New Roman"/>
+          <w:sz w:val="24"/>
+          <w:szCs w:val="24"/>
+        </w:rPr>
+        <w:t>.</w:t>
       </w:r>
     </w:p>
     <w:p>
@@ -9729,25 +11430,33 @@
           <w:sz w:val="24"/>
           <w:szCs w:val="24"/>
         </w:rPr>
-        <w:t>Seed bank winter survival</w:t>
+        <w:t>Establishment from seed bank</w:t>
       </w:r>
     </w:p>
     <w:p>
       <w:pPr>
         <w:jc w:val="both"/>
         <w:rPr>
-          <w:rFonts w:ascii="Times New Roman" w:hAnsi="Times New Roman" w:cs="Times New Roman"/>
+          <w:rFonts w:ascii="Times New Roman" w:eastAsiaTheme="minorEastAsia" w:hAnsi="Times New Roman" w:cs="Times New Roman"/>
           <w:sz w:val="24"/>
           <w:szCs w:val="24"/>
         </w:rPr>
       </w:pPr>
       <w:r>
         <w:rPr>
-          <w:rFonts w:ascii="Times New Roman" w:hAnsi="Times New Roman" w:cs="Times New Roman"/>
-          <w:sz w:val="24"/>
-          <w:szCs w:val="24"/>
-        </w:rPr>
-        <w:t xml:space="preserve">Winter survival of seeds in the seed bank was also simulated using a Bernoulli distribution, with the probability of success sourced from </w:t>
+          <w:rFonts w:ascii="Times New Roman" w:eastAsiaTheme="minorEastAsia" w:hAnsi="Times New Roman" w:cs="Times New Roman"/>
+          <w:sz w:val="24"/>
+          <w:szCs w:val="24"/>
+        </w:rPr>
+        <w:t xml:space="preserve">Establishment from seeds in the seed bank was simulated </w:t>
+      </w:r>
+      <w:r>
+        <w:rPr>
+          <w:rFonts w:ascii="Times New Roman" w:hAnsi="Times New Roman" w:cs="Times New Roman"/>
+          <w:sz w:val="24"/>
+          <w:szCs w:val="24"/>
+        </w:rPr>
+        <w:t xml:space="preserve">using a Bernoulli distribution, with the probability of success sourced from </w:t>
       </w:r>
       <w:r>
         <w:rPr>
@@ -9781,126 +11490,16 @@
           <w:sz w:val="24"/>
           <w:szCs w:val="24"/>
         </w:rPr>
-        <w:t>Table S1.</w:t>
-      </w:r>
-      <w:r>
-        <w:rPr>
-          <w:rFonts w:ascii="Times New Roman" w:hAnsi="Times New Roman" w:cs="Times New Roman"/>
-          <w:sz w:val="24"/>
-          <w:szCs w:val="24"/>
-        </w:rPr>
-        <w:t xml:space="preserve"> Seeds that failed to survive were </w:t>
-      </w:r>
-      <w:r>
-        <w:rPr>
-          <w:rFonts w:ascii="Times New Roman" w:hAnsi="Times New Roman" w:cs="Times New Roman"/>
-          <w:sz w:val="24"/>
-          <w:szCs w:val="24"/>
-        </w:rPr>
-        <w:t>eliminated</w:t>
-      </w:r>
-      <w:r>
-        <w:rPr>
-          <w:rFonts w:ascii="Times New Roman" w:hAnsi="Times New Roman" w:cs="Times New Roman"/>
-          <w:sz w:val="24"/>
-          <w:szCs w:val="24"/>
-        </w:rPr>
-        <w:t xml:space="preserve"> from the simulation.</w:t>
-      </w:r>
-      <w:r>
-        <w:rPr>
-          <w:rFonts w:ascii="Times New Roman" w:hAnsi="Times New Roman" w:cs="Times New Roman"/>
-          <w:sz w:val="24"/>
-          <w:szCs w:val="24"/>
-        </w:rPr>
-        <w:t xml:space="preserve"> </w:t>
-      </w:r>
-      <w:r>
-        <w:rPr>
-          <w:rFonts w:ascii="Times New Roman" w:hAnsi="Times New Roman" w:cs="Times New Roman"/>
-          <w:sz w:val="24"/>
-          <w:szCs w:val="24"/>
-        </w:rPr>
-        <w:t>While</w:t>
-      </w:r>
-      <w:r>
-        <w:rPr>
-          <w:rFonts w:ascii="Times New Roman" w:hAnsi="Times New Roman" w:cs="Times New Roman"/>
-          <w:sz w:val="24"/>
-          <w:szCs w:val="24"/>
-        </w:rPr>
-        <w:t xml:space="preserve"> the seed bank </w:t>
-      </w:r>
-      <w:r>
-        <w:rPr>
-          <w:rFonts w:ascii="Times New Roman" w:hAnsi="Times New Roman" w:cs="Times New Roman"/>
-          <w:sz w:val="24"/>
-          <w:szCs w:val="24"/>
-        </w:rPr>
-        <w:t>was</w:t>
-      </w:r>
-      <w:r>
-        <w:rPr>
-          <w:rFonts w:ascii="Times New Roman" w:hAnsi="Times New Roman" w:cs="Times New Roman"/>
-          <w:sz w:val="24"/>
-          <w:szCs w:val="24"/>
-        </w:rPr>
-        <w:t xml:space="preserve"> not reset every year and c</w:t>
-      </w:r>
-      <w:r>
-        <w:rPr>
-          <w:rFonts w:ascii="Times New Roman" w:hAnsi="Times New Roman" w:cs="Times New Roman"/>
-          <w:sz w:val="24"/>
-          <w:szCs w:val="24"/>
-        </w:rPr>
-        <w:t>ould</w:t>
-      </w:r>
-      <w:r>
-        <w:rPr>
-          <w:rFonts w:ascii="Times New Roman" w:hAnsi="Times New Roman" w:cs="Times New Roman"/>
-          <w:sz w:val="24"/>
-          <w:szCs w:val="24"/>
-        </w:rPr>
-        <w:t xml:space="preserve"> thus accumulate seeds from multiple generations, </w:t>
-      </w:r>
-      <w:r>
-        <w:rPr>
-          <w:rFonts w:ascii="Times New Roman" w:hAnsi="Times New Roman" w:cs="Times New Roman"/>
-          <w:sz w:val="24"/>
-          <w:szCs w:val="24"/>
-        </w:rPr>
-        <w:t>few seeds</w:t>
-      </w:r>
-      <w:r>
-        <w:rPr>
-          <w:rFonts w:ascii="Times New Roman" w:hAnsi="Times New Roman" w:cs="Times New Roman"/>
-          <w:sz w:val="24"/>
-          <w:szCs w:val="24"/>
-        </w:rPr>
-        <w:t xml:space="preserve"> survive</w:t>
-      </w:r>
-      <w:r>
-        <w:rPr>
-          <w:rFonts w:ascii="Times New Roman" w:hAnsi="Times New Roman" w:cs="Times New Roman"/>
-          <w:sz w:val="24"/>
-          <w:szCs w:val="24"/>
-        </w:rPr>
-        <w:t>d</w:t>
-      </w:r>
-      <w:r>
-        <w:rPr>
-          <w:rFonts w:ascii="Times New Roman" w:hAnsi="Times New Roman" w:cs="Times New Roman"/>
-          <w:sz w:val="24"/>
-          <w:szCs w:val="24"/>
-        </w:rPr>
-        <w:t xml:space="preserve"> beyond a few years.</w:t>
+        <w:t>Table S1. Seeds that failed to establish remained in the seed bank.</w:t>
       </w:r>
     </w:p>
     <w:p>
       <w:pPr>
         <w:jc w:val="both"/>
         <w:rPr>
-          <w:rFonts w:ascii="Times New Roman" w:hAnsi="Times New Roman" w:cs="Times New Roman"/>
+          <w:rFonts w:ascii="Times New Roman" w:eastAsiaTheme="minorEastAsia" w:hAnsi="Times New Roman" w:cs="Times New Roman"/>
+          <w:i/>
+          <w:iCs/>
           <w:sz w:val="24"/>
           <w:szCs w:val="24"/>
         </w:rPr>
@@ -9910,42 +11509,22 @@
       <w:pPr>
         <w:jc w:val="both"/>
         <w:rPr>
-          <w:rFonts w:ascii="Times New Roman" w:hAnsi="Times New Roman" w:cs="Times New Roman"/>
-          <w:b/>
-          <w:bCs/>
+          <w:rFonts w:ascii="Times New Roman" w:eastAsiaTheme="minorEastAsia" w:hAnsi="Times New Roman" w:cs="Times New Roman"/>
+          <w:i/>
+          <w:iCs/>
           <w:sz w:val="24"/>
           <w:szCs w:val="24"/>
         </w:rPr>
       </w:pPr>
       <w:r>
         <w:rPr>
-          <w:rFonts w:ascii="Times New Roman" w:hAnsi="Times New Roman" w:cs="Times New Roman"/>
-          <w:b/>
-          <w:bCs/>
-          <w:sz w:val="24"/>
-          <w:szCs w:val="24"/>
-        </w:rPr>
-        <w:t>Spread Model</w:t>
-      </w:r>
-      <w:r>
-        <w:rPr>
-          <w:rFonts w:ascii="Times New Roman" w:hAnsi="Times New Roman" w:cs="Times New Roman"/>
-          <w:b/>
-          <w:bCs/>
-          <w:sz w:val="24"/>
-          <w:szCs w:val="24"/>
-        </w:rPr>
-        <w:t>s</w:t>
-      </w:r>
-      <w:r>
-        <w:rPr>
-          <w:rFonts w:ascii="Times New Roman" w:hAnsi="Times New Roman" w:cs="Times New Roman"/>
-          <w:b/>
-          <w:bCs/>
-          <w:sz w:val="24"/>
-          <w:szCs w:val="24"/>
-        </w:rPr>
-        <w:t xml:space="preserve"> and Sensitivity Analyses</w:t>
+          <w:rFonts w:ascii="Times New Roman" w:eastAsiaTheme="minorEastAsia" w:hAnsi="Times New Roman" w:cs="Times New Roman"/>
+          <w:i/>
+          <w:iCs/>
+          <w:sz w:val="24"/>
+          <w:szCs w:val="24"/>
+        </w:rPr>
+        <w:t>Seed bank winter survival</w:t>
       </w:r>
     </w:p>
     <w:p>
@@ -9963,6 +11542,222 @@
           <w:sz w:val="24"/>
           <w:szCs w:val="24"/>
         </w:rPr>
+        <w:t xml:space="preserve">Winter survival of seeds in the seed bank was also simulated using a Bernoulli distribution, with the probability of success sourced from </w:t>
+      </w:r>
+      <w:r>
+        <w:rPr>
+          <w:rFonts w:ascii="Times New Roman" w:eastAsiaTheme="minorEastAsia" w:hAnsi="Times New Roman" w:cs="Times New Roman"/>
+          <w:sz w:val="24"/>
+          <w:szCs w:val="24"/>
+        </w:rPr>
+        <w:t xml:space="preserve">Zhang </w:t>
+      </w:r>
+      <w:r>
+        <w:rPr>
+          <w:rFonts w:ascii="Times New Roman" w:eastAsiaTheme="minorEastAsia" w:hAnsi="Times New Roman" w:cs="Times New Roman"/>
+          <w:i/>
+          <w:iCs/>
+          <w:sz w:val="24"/>
+          <w:szCs w:val="24"/>
+        </w:rPr>
+        <w:t>et al</w:t>
+      </w:r>
+      <w:r>
+        <w:rPr>
+          <w:rFonts w:ascii="Times New Roman" w:eastAsiaTheme="minorEastAsia" w:hAnsi="Times New Roman" w:cs="Times New Roman"/>
+          <w:sz w:val="24"/>
+          <w:szCs w:val="24"/>
+        </w:rPr>
+        <w:t xml:space="preserve">. (2011) and given in </w:t>
+      </w:r>
+      <w:r>
+        <w:rPr>
+          <w:rFonts w:ascii="Times New Roman" w:hAnsi="Times New Roman" w:cs="Times New Roman"/>
+          <w:sz w:val="24"/>
+          <w:szCs w:val="24"/>
+        </w:rPr>
+        <w:t>Table S1.</w:t>
+      </w:r>
+      <w:r>
+        <w:rPr>
+          <w:rFonts w:ascii="Times New Roman" w:hAnsi="Times New Roman" w:cs="Times New Roman"/>
+          <w:sz w:val="24"/>
+          <w:szCs w:val="24"/>
+        </w:rPr>
+        <w:t xml:space="preserve"> Seeds that failed to survive were </w:t>
+      </w:r>
+      <w:r>
+        <w:rPr>
+          <w:rFonts w:ascii="Times New Roman" w:hAnsi="Times New Roman" w:cs="Times New Roman"/>
+          <w:sz w:val="24"/>
+          <w:szCs w:val="24"/>
+        </w:rPr>
+        <w:t>eliminated</w:t>
+      </w:r>
+      <w:r>
+        <w:rPr>
+          <w:rFonts w:ascii="Times New Roman" w:hAnsi="Times New Roman" w:cs="Times New Roman"/>
+          <w:sz w:val="24"/>
+          <w:szCs w:val="24"/>
+        </w:rPr>
+        <w:t xml:space="preserve"> from the simulation.</w:t>
+      </w:r>
+      <w:r>
+        <w:rPr>
+          <w:rFonts w:ascii="Times New Roman" w:hAnsi="Times New Roman" w:cs="Times New Roman"/>
+          <w:sz w:val="24"/>
+          <w:szCs w:val="24"/>
+        </w:rPr>
+        <w:t xml:space="preserve"> </w:t>
+      </w:r>
+      <w:r>
+        <w:rPr>
+          <w:rFonts w:ascii="Times New Roman" w:hAnsi="Times New Roman" w:cs="Times New Roman"/>
+          <w:sz w:val="24"/>
+          <w:szCs w:val="24"/>
+        </w:rPr>
+        <w:t>While</w:t>
+      </w:r>
+      <w:r>
+        <w:rPr>
+          <w:rFonts w:ascii="Times New Roman" w:hAnsi="Times New Roman" w:cs="Times New Roman"/>
+          <w:sz w:val="24"/>
+          <w:szCs w:val="24"/>
+        </w:rPr>
+        <w:t xml:space="preserve"> the seed bank </w:t>
+      </w:r>
+      <w:r>
+        <w:rPr>
+          <w:rFonts w:ascii="Times New Roman" w:hAnsi="Times New Roman" w:cs="Times New Roman"/>
+          <w:sz w:val="24"/>
+          <w:szCs w:val="24"/>
+        </w:rPr>
+        <w:t>was</w:t>
+      </w:r>
+      <w:r>
+        <w:rPr>
+          <w:rFonts w:ascii="Times New Roman" w:hAnsi="Times New Roman" w:cs="Times New Roman"/>
+          <w:sz w:val="24"/>
+          <w:szCs w:val="24"/>
+        </w:rPr>
+        <w:t xml:space="preserve"> not reset every year and c</w:t>
+      </w:r>
+      <w:r>
+        <w:rPr>
+          <w:rFonts w:ascii="Times New Roman" w:hAnsi="Times New Roman" w:cs="Times New Roman"/>
+          <w:sz w:val="24"/>
+          <w:szCs w:val="24"/>
+        </w:rPr>
+        <w:t>ould</w:t>
+      </w:r>
+      <w:r>
+        <w:rPr>
+          <w:rFonts w:ascii="Times New Roman" w:hAnsi="Times New Roman" w:cs="Times New Roman"/>
+          <w:sz w:val="24"/>
+          <w:szCs w:val="24"/>
+        </w:rPr>
+        <w:t xml:space="preserve"> thus accumulate seeds from multiple generations, </w:t>
+      </w:r>
+      <w:r>
+        <w:rPr>
+          <w:rFonts w:ascii="Times New Roman" w:hAnsi="Times New Roman" w:cs="Times New Roman"/>
+          <w:sz w:val="24"/>
+          <w:szCs w:val="24"/>
+        </w:rPr>
+        <w:t>few seeds</w:t>
+      </w:r>
+      <w:r>
+        <w:rPr>
+          <w:rFonts w:ascii="Times New Roman" w:hAnsi="Times New Roman" w:cs="Times New Roman"/>
+          <w:sz w:val="24"/>
+          <w:szCs w:val="24"/>
+        </w:rPr>
+        <w:t xml:space="preserve"> survive</w:t>
+      </w:r>
+      <w:r>
+        <w:rPr>
+          <w:rFonts w:ascii="Times New Roman" w:hAnsi="Times New Roman" w:cs="Times New Roman"/>
+          <w:sz w:val="24"/>
+          <w:szCs w:val="24"/>
+        </w:rPr>
+        <w:t>d</w:t>
+      </w:r>
+      <w:r>
+        <w:rPr>
+          <w:rFonts w:ascii="Times New Roman" w:hAnsi="Times New Roman" w:cs="Times New Roman"/>
+          <w:sz w:val="24"/>
+          <w:szCs w:val="24"/>
+        </w:rPr>
+        <w:t xml:space="preserve"> beyond a few years.</w:t>
+      </w:r>
+    </w:p>
+    <w:p>
+      <w:pPr>
+        <w:jc w:val="both"/>
+        <w:rPr>
+          <w:rFonts w:ascii="Times New Roman" w:hAnsi="Times New Roman" w:cs="Times New Roman"/>
+          <w:sz w:val="24"/>
+          <w:szCs w:val="24"/>
+        </w:rPr>
+      </w:pPr>
+    </w:p>
+    <w:p>
+      <w:pPr>
+        <w:jc w:val="both"/>
+        <w:rPr>
+          <w:rFonts w:ascii="Times New Roman" w:hAnsi="Times New Roman" w:cs="Times New Roman"/>
+          <w:b/>
+          <w:bCs/>
+          <w:sz w:val="24"/>
+          <w:szCs w:val="24"/>
+        </w:rPr>
+      </w:pPr>
+      <w:r>
+        <w:rPr>
+          <w:rFonts w:ascii="Times New Roman" w:hAnsi="Times New Roman" w:cs="Times New Roman"/>
+          <w:b/>
+          <w:bCs/>
+          <w:sz w:val="24"/>
+          <w:szCs w:val="24"/>
+        </w:rPr>
+        <w:t>Spread Model</w:t>
+      </w:r>
+      <w:r>
+        <w:rPr>
+          <w:rFonts w:ascii="Times New Roman" w:hAnsi="Times New Roman" w:cs="Times New Roman"/>
+          <w:b/>
+          <w:bCs/>
+          <w:sz w:val="24"/>
+          <w:szCs w:val="24"/>
+        </w:rPr>
+        <w:t>s</w:t>
+      </w:r>
+      <w:r>
+        <w:rPr>
+          <w:rFonts w:ascii="Times New Roman" w:hAnsi="Times New Roman" w:cs="Times New Roman"/>
+          <w:b/>
+          <w:bCs/>
+          <w:sz w:val="24"/>
+          <w:szCs w:val="24"/>
+        </w:rPr>
+        <w:t xml:space="preserve"> and Sensitivity Analyses</w:t>
+      </w:r>
+    </w:p>
+    <w:p>
+      <w:pPr>
+        <w:jc w:val="both"/>
+        <w:rPr>
+          <w:rFonts w:ascii="Times New Roman" w:hAnsi="Times New Roman" w:cs="Times New Roman"/>
+          <w:sz w:val="24"/>
+          <w:szCs w:val="24"/>
+        </w:rPr>
+      </w:pPr>
+      <w:r>
+        <w:rPr>
+          <w:rFonts w:ascii="Times New Roman" w:hAnsi="Times New Roman" w:cs="Times New Roman"/>
+          <w:sz w:val="24"/>
+          <w:szCs w:val="24"/>
+        </w:rPr>
         <w:t>Population spread was simulated</w:t>
       </w:r>
       <w:r>
@@ -10099,7 +11894,303 @@
           <w:sz w:val="24"/>
           <w:szCs w:val="24"/>
         </w:rPr>
-        <w:t xml:space="preserve">simulations became computationally intensive </w:t>
+        <w:t xml:space="preserve">simulations became computationally intensive when population sizes increased beyond several thousand individuals, individuals more than 1000 m behind the wavefront were </w:t>
+      </w:r>
+      <w:r>
+        <w:rPr>
+          <w:rFonts w:ascii="Times New Roman" w:hAnsi="Times New Roman" w:cs="Times New Roman"/>
+          <w:sz w:val="24"/>
+          <w:szCs w:val="24"/>
+        </w:rPr>
+        <w:t>eliminated</w:t>
+      </w:r>
+      <w:r>
+        <w:rPr>
+          <w:rFonts w:ascii="Times New Roman" w:hAnsi="Times New Roman" w:cs="Times New Roman"/>
+          <w:sz w:val="24"/>
+          <w:szCs w:val="24"/>
+        </w:rPr>
+        <w:t xml:space="preserve"> from the simulation to save computational resources</w:t>
+      </w:r>
+      <w:r>
+        <w:rPr>
+          <w:rFonts w:ascii="Times New Roman" w:hAnsi="Times New Roman" w:cs="Times New Roman"/>
+          <w:sz w:val="24"/>
+          <w:szCs w:val="24"/>
+        </w:rPr>
+        <w:t>. T</w:t>
+      </w:r>
+      <w:r>
+        <w:rPr>
+          <w:rFonts w:ascii="Times New Roman" w:hAnsi="Times New Roman" w:cs="Times New Roman"/>
+          <w:sz w:val="24"/>
+          <w:szCs w:val="24"/>
+        </w:rPr>
+        <w:t xml:space="preserve">his distance was sufficiently distant from the wavefront </w:t>
+      </w:r>
+      <w:r>
+        <w:rPr>
+          <w:rFonts w:ascii="Times New Roman" w:hAnsi="Times New Roman" w:cs="Times New Roman"/>
+          <w:sz w:val="24"/>
+          <w:szCs w:val="24"/>
+        </w:rPr>
+        <w:t>so</w:t>
+      </w:r>
+      <w:r>
+        <w:rPr>
+          <w:rFonts w:ascii="Times New Roman" w:hAnsi="Times New Roman" w:cs="Times New Roman"/>
+          <w:sz w:val="24"/>
+          <w:szCs w:val="24"/>
+        </w:rPr>
+        <w:t xml:space="preserve"> that dispersal events from </w:t>
+      </w:r>
+      <w:r>
+        <w:rPr>
+          <w:rFonts w:ascii="Times New Roman" w:hAnsi="Times New Roman" w:cs="Times New Roman"/>
+          <w:sz w:val="24"/>
+          <w:szCs w:val="24"/>
+        </w:rPr>
+        <w:t>locations</w:t>
+      </w:r>
+      <w:r>
+        <w:rPr>
+          <w:rFonts w:ascii="Times New Roman" w:hAnsi="Times New Roman" w:cs="Times New Roman"/>
+          <w:sz w:val="24"/>
+          <w:szCs w:val="24"/>
+        </w:rPr>
+        <w:t xml:space="preserve"> before this point had </w:t>
+      </w:r>
+      <w:r>
+        <w:rPr>
+          <w:rFonts w:ascii="Times New Roman" w:hAnsi="Times New Roman" w:cs="Times New Roman"/>
+          <w:sz w:val="24"/>
+          <w:szCs w:val="24"/>
+        </w:rPr>
+        <w:t>little to no</w:t>
+      </w:r>
+      <w:r>
+        <w:rPr>
+          <w:rFonts w:ascii="Times New Roman" w:hAnsi="Times New Roman" w:cs="Times New Roman"/>
+          <w:sz w:val="24"/>
+          <w:szCs w:val="24"/>
+        </w:rPr>
+        <w:t xml:space="preserve"> influence on</w:t>
+      </w:r>
+      <w:r>
+        <w:rPr>
+          <w:rFonts w:ascii="Times New Roman" w:hAnsi="Times New Roman" w:cs="Times New Roman"/>
+          <w:sz w:val="24"/>
+          <w:szCs w:val="24"/>
+        </w:rPr>
+        <w:t xml:space="preserve"> </w:t>
+      </w:r>
+      <w:r>
+        <w:rPr>
+          <w:rFonts w:ascii="Times New Roman" w:hAnsi="Times New Roman" w:cs="Times New Roman"/>
+          <w:sz w:val="24"/>
+          <w:szCs w:val="24"/>
+        </w:rPr>
+        <w:t>median wavespeed.</w:t>
+      </w:r>
+      <w:r>
+        <w:rPr>
+          <w:rFonts w:ascii="Times New Roman" w:hAnsi="Times New Roman" w:cs="Times New Roman"/>
+          <w:sz w:val="24"/>
+          <w:szCs w:val="24"/>
+        </w:rPr>
+        <w:t xml:space="preserve"> To </w:t>
+      </w:r>
+      <w:r>
+        <w:rPr>
+          <w:rFonts w:ascii="Times New Roman" w:hAnsi="Times New Roman" w:cs="Times New Roman"/>
+          <w:sz w:val="24"/>
+          <w:szCs w:val="24"/>
+        </w:rPr>
+        <w:t>keep</w:t>
+      </w:r>
+      <w:r>
+        <w:rPr>
+          <w:rFonts w:ascii="Times New Roman" w:hAnsi="Times New Roman" w:cs="Times New Roman"/>
+          <w:sz w:val="24"/>
+          <w:szCs w:val="24"/>
+        </w:rPr>
+        <w:t xml:space="preserve"> </w:t>
+      </w:r>
+      <w:r>
+        <w:rPr>
+          <w:rFonts w:ascii="Times New Roman" w:hAnsi="Times New Roman" w:cs="Times New Roman"/>
+          <w:sz w:val="24"/>
+          <w:szCs w:val="24"/>
+        </w:rPr>
+        <w:t>the population from</w:t>
+      </w:r>
+      <w:r>
+        <w:rPr>
+          <w:rFonts w:ascii="Times New Roman" w:hAnsi="Times New Roman" w:cs="Times New Roman"/>
+          <w:sz w:val="24"/>
+          <w:szCs w:val="24"/>
+        </w:rPr>
+        <w:t xml:space="preserve"> becoming infinitely dense, </w:t>
+      </w:r>
+      <w:r>
+        <w:rPr>
+          <w:rFonts w:ascii="Times New Roman" w:hAnsi="Times New Roman" w:cs="Times New Roman"/>
+          <w:sz w:val="24"/>
+          <w:szCs w:val="24"/>
+        </w:rPr>
+        <w:t xml:space="preserve">thistle </w:t>
+      </w:r>
+      <w:r>
+        <w:rPr>
+          <w:rFonts w:ascii="Times New Roman" w:hAnsi="Times New Roman" w:cs="Times New Roman"/>
+          <w:sz w:val="24"/>
+          <w:szCs w:val="24"/>
+        </w:rPr>
+        <w:t>density was capped at ten individuals per meter</w:t>
+      </w:r>
+      <w:r>
+        <w:rPr>
+          <w:rFonts w:ascii="Times New Roman" w:hAnsi="Times New Roman" w:cs="Times New Roman"/>
+          <w:sz w:val="24"/>
+          <w:szCs w:val="24"/>
+        </w:rPr>
+        <w:t xml:space="preserve">, though higher densities have </w:t>
+      </w:r>
+      <w:r>
+        <w:rPr>
+          <w:rFonts w:ascii="Times New Roman" w:hAnsi="Times New Roman" w:cs="Times New Roman"/>
+          <w:sz w:val="24"/>
+          <w:szCs w:val="24"/>
+        </w:rPr>
+        <w:t>previously been observed</w:t>
+      </w:r>
+      <w:r>
+        <w:rPr>
+          <w:rFonts w:ascii="Times New Roman" w:hAnsi="Times New Roman" w:cs="Times New Roman"/>
+          <w:sz w:val="24"/>
+          <w:szCs w:val="24"/>
+        </w:rPr>
+        <w:t xml:space="preserve"> (Rauschert and Shea 2012</w:t>
+      </w:r>
+      <w:r>
+        <w:rPr>
+          <w:rFonts w:ascii="Times New Roman" w:hAnsi="Times New Roman" w:cs="Times New Roman"/>
+          <w:sz w:val="24"/>
+          <w:szCs w:val="24"/>
+        </w:rPr>
+        <w:t>; note that densities here are reported in square meters rather than meters</w:t>
+      </w:r>
+      <w:r>
+        <w:rPr>
+          <w:rFonts w:ascii="Times New Roman" w:hAnsi="Times New Roman" w:cs="Times New Roman"/>
+          <w:sz w:val="24"/>
+          <w:szCs w:val="24"/>
+        </w:rPr>
+        <w:t>)</w:t>
+      </w:r>
+      <w:r>
+        <w:rPr>
+          <w:rFonts w:ascii="Times New Roman" w:hAnsi="Times New Roman" w:cs="Times New Roman"/>
+          <w:sz w:val="24"/>
+          <w:szCs w:val="24"/>
+        </w:rPr>
+        <w:t xml:space="preserve">; because the true maximum </w:t>
+      </w:r>
+      <w:r>
+        <w:rPr>
+          <w:rFonts w:ascii="Times New Roman" w:hAnsi="Times New Roman" w:cs="Times New Roman"/>
+          <w:sz w:val="24"/>
+          <w:szCs w:val="24"/>
+        </w:rPr>
+        <w:t xml:space="preserve">thistle </w:t>
+      </w:r>
+      <w:r>
+        <w:rPr>
+          <w:rFonts w:ascii="Times New Roman" w:hAnsi="Times New Roman" w:cs="Times New Roman"/>
+          <w:sz w:val="24"/>
+          <w:szCs w:val="24"/>
+        </w:rPr>
+        <w:t xml:space="preserve">density is unknown, we include density in our sensitivity analyses to better understand </w:t>
+      </w:r>
+      <w:r>
+        <w:rPr>
+          <w:rFonts w:ascii="Times New Roman" w:hAnsi="Times New Roman" w:cs="Times New Roman"/>
+          <w:sz w:val="24"/>
+          <w:szCs w:val="24"/>
+        </w:rPr>
+        <w:t>its impacts on wavespeed</w:t>
+      </w:r>
+      <w:r>
+        <w:rPr>
+          <w:rFonts w:ascii="Times New Roman" w:hAnsi="Times New Roman" w:cs="Times New Roman"/>
+          <w:sz w:val="24"/>
+          <w:szCs w:val="24"/>
+        </w:rPr>
+        <w:t>.</w:t>
+      </w:r>
+      <w:r>
+        <w:rPr>
+          <w:rFonts w:ascii="Times New Roman" w:hAnsi="Times New Roman" w:cs="Times New Roman"/>
+          <w:sz w:val="24"/>
+          <w:szCs w:val="24"/>
+        </w:rPr>
+        <w:t xml:space="preserve"> This density limit was only applicable for rosettes and adults, </w:t>
+      </w:r>
+      <w:r>
+        <w:rPr>
+          <w:rFonts w:ascii="Times New Roman" w:hAnsi="Times New Roman" w:cs="Times New Roman"/>
+          <w:sz w:val="24"/>
+          <w:szCs w:val="24"/>
+        </w:rPr>
+        <w:t>and</w:t>
+      </w:r>
+      <w:r>
+        <w:rPr>
+          <w:rFonts w:ascii="Times New Roman" w:hAnsi="Times New Roman" w:cs="Times New Roman"/>
+          <w:sz w:val="24"/>
+          <w:szCs w:val="24"/>
+        </w:rPr>
+        <w:t xml:space="preserve"> </w:t>
+      </w:r>
+      <w:r>
+        <w:rPr>
+          <w:rFonts w:ascii="Times New Roman" w:hAnsi="Times New Roman" w:cs="Times New Roman"/>
+          <w:sz w:val="24"/>
+          <w:szCs w:val="24"/>
+        </w:rPr>
+        <w:t xml:space="preserve">thus </w:t>
+      </w:r>
+      <w:r>
+        <w:rPr>
+          <w:rFonts w:ascii="Times New Roman" w:hAnsi="Times New Roman" w:cs="Times New Roman"/>
+          <w:sz w:val="24"/>
+          <w:szCs w:val="24"/>
+        </w:rPr>
+        <w:t>exclud</w:t>
+      </w:r>
+      <w:r>
+        <w:rPr>
+          <w:rFonts w:ascii="Times New Roman" w:hAnsi="Times New Roman" w:cs="Times New Roman"/>
+          <w:sz w:val="24"/>
+          <w:szCs w:val="24"/>
+        </w:rPr>
+        <w:t>ed</w:t>
+      </w:r>
+      <w:r>
+        <w:rPr>
+          <w:rFonts w:ascii="Times New Roman" w:hAnsi="Times New Roman" w:cs="Times New Roman"/>
+          <w:sz w:val="24"/>
+          <w:szCs w:val="24"/>
+        </w:rPr>
+        <w:t xml:space="preserve"> seeds</w:t>
+      </w:r>
+      <w:r>
+        <w:rPr>
+          <w:rFonts w:ascii="Times New Roman" w:hAnsi="Times New Roman" w:cs="Times New Roman"/>
+          <w:sz w:val="24"/>
+          <w:szCs w:val="24"/>
+        </w:rPr>
+        <w:t xml:space="preserve"> (including those </w:t>
       </w:r>
       <w:r>
         <w:rPr>
@@ -10108,303 +12199,7 @@
           <w:szCs w:val="24"/>
         </w:rPr>
         <w:lastRenderedPageBreak/>
-        <w:t xml:space="preserve">when population sizes increased beyond several thousand individuals, individuals more than 1000 m behind the wavefront were </w:t>
-      </w:r>
-      <w:r>
-        <w:rPr>
-          <w:rFonts w:ascii="Times New Roman" w:hAnsi="Times New Roman" w:cs="Times New Roman"/>
-          <w:sz w:val="24"/>
-          <w:szCs w:val="24"/>
-        </w:rPr>
-        <w:t>eliminated</w:t>
-      </w:r>
-      <w:r>
-        <w:rPr>
-          <w:rFonts w:ascii="Times New Roman" w:hAnsi="Times New Roman" w:cs="Times New Roman"/>
-          <w:sz w:val="24"/>
-          <w:szCs w:val="24"/>
-        </w:rPr>
-        <w:t xml:space="preserve"> from the simulation to save computational resources</w:t>
-      </w:r>
-      <w:r>
-        <w:rPr>
-          <w:rFonts w:ascii="Times New Roman" w:hAnsi="Times New Roman" w:cs="Times New Roman"/>
-          <w:sz w:val="24"/>
-          <w:szCs w:val="24"/>
-        </w:rPr>
-        <w:t>. T</w:t>
-      </w:r>
-      <w:r>
-        <w:rPr>
-          <w:rFonts w:ascii="Times New Roman" w:hAnsi="Times New Roman" w:cs="Times New Roman"/>
-          <w:sz w:val="24"/>
-          <w:szCs w:val="24"/>
-        </w:rPr>
-        <w:t xml:space="preserve">his distance was sufficiently distant from the wavefront </w:t>
-      </w:r>
-      <w:r>
-        <w:rPr>
-          <w:rFonts w:ascii="Times New Roman" w:hAnsi="Times New Roman" w:cs="Times New Roman"/>
-          <w:sz w:val="24"/>
-          <w:szCs w:val="24"/>
-        </w:rPr>
-        <w:t>so</w:t>
-      </w:r>
-      <w:r>
-        <w:rPr>
-          <w:rFonts w:ascii="Times New Roman" w:hAnsi="Times New Roman" w:cs="Times New Roman"/>
-          <w:sz w:val="24"/>
-          <w:szCs w:val="24"/>
-        </w:rPr>
-        <w:t xml:space="preserve"> that dispersal events from </w:t>
-      </w:r>
-      <w:r>
-        <w:rPr>
-          <w:rFonts w:ascii="Times New Roman" w:hAnsi="Times New Roman" w:cs="Times New Roman"/>
-          <w:sz w:val="24"/>
-          <w:szCs w:val="24"/>
-        </w:rPr>
-        <w:t>locations</w:t>
-      </w:r>
-      <w:r>
-        <w:rPr>
-          <w:rFonts w:ascii="Times New Roman" w:hAnsi="Times New Roman" w:cs="Times New Roman"/>
-          <w:sz w:val="24"/>
-          <w:szCs w:val="24"/>
-        </w:rPr>
-        <w:t xml:space="preserve"> before this point had </w:t>
-      </w:r>
-      <w:r>
-        <w:rPr>
-          <w:rFonts w:ascii="Times New Roman" w:hAnsi="Times New Roman" w:cs="Times New Roman"/>
-          <w:sz w:val="24"/>
-          <w:szCs w:val="24"/>
-        </w:rPr>
-        <w:t>little to no</w:t>
-      </w:r>
-      <w:r>
-        <w:rPr>
-          <w:rFonts w:ascii="Times New Roman" w:hAnsi="Times New Roman" w:cs="Times New Roman"/>
-          <w:sz w:val="24"/>
-          <w:szCs w:val="24"/>
-        </w:rPr>
-        <w:t xml:space="preserve"> influence on</w:t>
-      </w:r>
-      <w:r>
-        <w:rPr>
-          <w:rFonts w:ascii="Times New Roman" w:hAnsi="Times New Roman" w:cs="Times New Roman"/>
-          <w:sz w:val="24"/>
-          <w:szCs w:val="24"/>
-        </w:rPr>
-        <w:t xml:space="preserve"> </w:t>
-      </w:r>
-      <w:r>
-        <w:rPr>
-          <w:rFonts w:ascii="Times New Roman" w:hAnsi="Times New Roman" w:cs="Times New Roman"/>
-          <w:sz w:val="24"/>
-          <w:szCs w:val="24"/>
-        </w:rPr>
-        <w:t>median wavespeed.</w:t>
-      </w:r>
-      <w:r>
-        <w:rPr>
-          <w:rFonts w:ascii="Times New Roman" w:hAnsi="Times New Roman" w:cs="Times New Roman"/>
-          <w:sz w:val="24"/>
-          <w:szCs w:val="24"/>
-        </w:rPr>
-        <w:t xml:space="preserve"> To </w:t>
-      </w:r>
-      <w:r>
-        <w:rPr>
-          <w:rFonts w:ascii="Times New Roman" w:hAnsi="Times New Roman" w:cs="Times New Roman"/>
-          <w:sz w:val="24"/>
-          <w:szCs w:val="24"/>
-        </w:rPr>
-        <w:t>keep</w:t>
-      </w:r>
-      <w:r>
-        <w:rPr>
-          <w:rFonts w:ascii="Times New Roman" w:hAnsi="Times New Roman" w:cs="Times New Roman"/>
-          <w:sz w:val="24"/>
-          <w:szCs w:val="24"/>
-        </w:rPr>
-        <w:t xml:space="preserve"> </w:t>
-      </w:r>
-      <w:r>
-        <w:rPr>
-          <w:rFonts w:ascii="Times New Roman" w:hAnsi="Times New Roman" w:cs="Times New Roman"/>
-          <w:sz w:val="24"/>
-          <w:szCs w:val="24"/>
-        </w:rPr>
-        <w:t>the population from</w:t>
-      </w:r>
-      <w:r>
-        <w:rPr>
-          <w:rFonts w:ascii="Times New Roman" w:hAnsi="Times New Roman" w:cs="Times New Roman"/>
-          <w:sz w:val="24"/>
-          <w:szCs w:val="24"/>
-        </w:rPr>
-        <w:t xml:space="preserve"> becoming infinitely dense, </w:t>
-      </w:r>
-      <w:r>
-        <w:rPr>
-          <w:rFonts w:ascii="Times New Roman" w:hAnsi="Times New Roman" w:cs="Times New Roman"/>
-          <w:sz w:val="24"/>
-          <w:szCs w:val="24"/>
-        </w:rPr>
-        <w:t xml:space="preserve">thistle </w:t>
-      </w:r>
-      <w:r>
-        <w:rPr>
-          <w:rFonts w:ascii="Times New Roman" w:hAnsi="Times New Roman" w:cs="Times New Roman"/>
-          <w:sz w:val="24"/>
-          <w:szCs w:val="24"/>
-        </w:rPr>
-        <w:t>density was capped at ten individuals per meter</w:t>
-      </w:r>
-      <w:r>
-        <w:rPr>
-          <w:rFonts w:ascii="Times New Roman" w:hAnsi="Times New Roman" w:cs="Times New Roman"/>
-          <w:sz w:val="24"/>
-          <w:szCs w:val="24"/>
-        </w:rPr>
-        <w:t xml:space="preserve">, though higher densities have </w:t>
-      </w:r>
-      <w:r>
-        <w:rPr>
-          <w:rFonts w:ascii="Times New Roman" w:hAnsi="Times New Roman" w:cs="Times New Roman"/>
-          <w:sz w:val="24"/>
-          <w:szCs w:val="24"/>
-        </w:rPr>
-        <w:t>previously been observed</w:t>
-      </w:r>
-      <w:r>
-        <w:rPr>
-          <w:rFonts w:ascii="Times New Roman" w:hAnsi="Times New Roman" w:cs="Times New Roman"/>
-          <w:sz w:val="24"/>
-          <w:szCs w:val="24"/>
-        </w:rPr>
-        <w:t xml:space="preserve"> (Rauschert and Shea 2012</w:t>
-      </w:r>
-      <w:r>
-        <w:rPr>
-          <w:rFonts w:ascii="Times New Roman" w:hAnsi="Times New Roman" w:cs="Times New Roman"/>
-          <w:sz w:val="24"/>
-          <w:szCs w:val="24"/>
-        </w:rPr>
-        <w:t>; note that densities here are reported in square meters rather than meters</w:t>
-      </w:r>
-      <w:r>
-        <w:rPr>
-          <w:rFonts w:ascii="Times New Roman" w:hAnsi="Times New Roman" w:cs="Times New Roman"/>
-          <w:sz w:val="24"/>
-          <w:szCs w:val="24"/>
-        </w:rPr>
-        <w:t>)</w:t>
-      </w:r>
-      <w:r>
-        <w:rPr>
-          <w:rFonts w:ascii="Times New Roman" w:hAnsi="Times New Roman" w:cs="Times New Roman"/>
-          <w:sz w:val="24"/>
-          <w:szCs w:val="24"/>
-        </w:rPr>
-        <w:t xml:space="preserve">; because the true maximum </w:t>
-      </w:r>
-      <w:r>
-        <w:rPr>
-          <w:rFonts w:ascii="Times New Roman" w:hAnsi="Times New Roman" w:cs="Times New Roman"/>
-          <w:sz w:val="24"/>
-          <w:szCs w:val="24"/>
-        </w:rPr>
-        <w:t xml:space="preserve">thistle </w:t>
-      </w:r>
-      <w:r>
-        <w:rPr>
-          <w:rFonts w:ascii="Times New Roman" w:hAnsi="Times New Roman" w:cs="Times New Roman"/>
-          <w:sz w:val="24"/>
-          <w:szCs w:val="24"/>
-        </w:rPr>
-        <w:t xml:space="preserve">density is unknown, we include density in our sensitivity analyses to better understand </w:t>
-      </w:r>
-      <w:r>
-        <w:rPr>
-          <w:rFonts w:ascii="Times New Roman" w:hAnsi="Times New Roman" w:cs="Times New Roman"/>
-          <w:sz w:val="24"/>
-          <w:szCs w:val="24"/>
-        </w:rPr>
-        <w:t>its impacts on wavespeed</w:t>
-      </w:r>
-      <w:r>
-        <w:rPr>
-          <w:rFonts w:ascii="Times New Roman" w:hAnsi="Times New Roman" w:cs="Times New Roman"/>
-          <w:sz w:val="24"/>
-          <w:szCs w:val="24"/>
-        </w:rPr>
-        <w:t>.</w:t>
-      </w:r>
-      <w:r>
-        <w:rPr>
-          <w:rFonts w:ascii="Times New Roman" w:hAnsi="Times New Roman" w:cs="Times New Roman"/>
-          <w:sz w:val="24"/>
-          <w:szCs w:val="24"/>
-        </w:rPr>
-        <w:t xml:space="preserve"> This density limit was only applicable for rosettes and adults, </w:t>
-      </w:r>
-      <w:r>
-        <w:rPr>
-          <w:rFonts w:ascii="Times New Roman" w:hAnsi="Times New Roman" w:cs="Times New Roman"/>
-          <w:sz w:val="24"/>
-          <w:szCs w:val="24"/>
-        </w:rPr>
-        <w:t>and</w:t>
-      </w:r>
-      <w:r>
-        <w:rPr>
-          <w:rFonts w:ascii="Times New Roman" w:hAnsi="Times New Roman" w:cs="Times New Roman"/>
-          <w:sz w:val="24"/>
-          <w:szCs w:val="24"/>
-        </w:rPr>
-        <w:t xml:space="preserve"> </w:t>
-      </w:r>
-      <w:r>
-        <w:rPr>
-          <w:rFonts w:ascii="Times New Roman" w:hAnsi="Times New Roman" w:cs="Times New Roman"/>
-          <w:sz w:val="24"/>
-          <w:szCs w:val="24"/>
-        </w:rPr>
-        <w:t xml:space="preserve">thus </w:t>
-      </w:r>
-      <w:r>
-        <w:rPr>
-          <w:rFonts w:ascii="Times New Roman" w:hAnsi="Times New Roman" w:cs="Times New Roman"/>
-          <w:sz w:val="24"/>
-          <w:szCs w:val="24"/>
-        </w:rPr>
-        <w:t>exclud</w:t>
-      </w:r>
-      <w:r>
-        <w:rPr>
-          <w:rFonts w:ascii="Times New Roman" w:hAnsi="Times New Roman" w:cs="Times New Roman"/>
-          <w:sz w:val="24"/>
-          <w:szCs w:val="24"/>
-        </w:rPr>
-        <w:t>ed</w:t>
-      </w:r>
-      <w:r>
-        <w:rPr>
-          <w:rFonts w:ascii="Times New Roman" w:hAnsi="Times New Roman" w:cs="Times New Roman"/>
-          <w:sz w:val="24"/>
-          <w:szCs w:val="24"/>
-        </w:rPr>
-        <w:t xml:space="preserve"> seeds</w:t>
-      </w:r>
-      <w:r>
-        <w:rPr>
-          <w:rFonts w:ascii="Times New Roman" w:hAnsi="Times New Roman" w:cs="Times New Roman"/>
-          <w:sz w:val="24"/>
-          <w:szCs w:val="24"/>
-        </w:rPr>
-        <w:t xml:space="preserve"> (including those in the seed bank)</w:t>
+        <w:t>in the seed bank)</w:t>
       </w:r>
       <w:r>
         <w:rPr>
@@ -10917,7 +12712,6 @@
           <w:sz w:val="24"/>
           <w:szCs w:val="24"/>
         </w:rPr>
-        <w:lastRenderedPageBreak/>
         <w:t xml:space="preserve">Jongejans, E., Shea, K., Skarpaas, O., Kelly, D., &amp; Ellner, S.P. (2011). Importance of individual and environmental variation for invasive species spread: a spatial integral projection model. </w:t>
       </w:r>
       <w:r>
@@ -11015,6 +12809,7 @@
           <w:sz w:val="24"/>
           <w:szCs w:val="24"/>
         </w:rPr>
+        <w:lastRenderedPageBreak/>
         <w:t xml:space="preserve">Skarpaas, O. &amp; Shea, K. (2007). Dispersal patterns, dispersal mechanisms, and invasion wave speeds for invasive thistles. </w:t>
       </w:r>
       <w:r>
@@ -11636,38 +13431,14 @@
               <w:t xml:space="preserve"> </w:t>
             </w:r>
             <m:oMath>
-              <m:sSub>
-                <m:sSubPr>
-                  <m:ctrlPr>
-                    <w:rPr>
-                      <w:rFonts w:ascii="Cambria Math" w:hAnsi="Cambria Math" w:cs="Times New Roman"/>
-                      <w:i/>
-                      <w:sz w:val="24"/>
-                      <w:szCs w:val="24"/>
-                    </w:rPr>
-                  </m:ctrlPr>
-                </m:sSubPr>
-                <m:e>
-                  <m:r>
-                    <w:rPr>
-                      <w:rFonts w:ascii="Cambria Math" w:hAnsi="Cambria Math" w:cs="Times New Roman"/>
-                      <w:sz w:val="24"/>
-                      <w:szCs w:val="24"/>
-                    </w:rPr>
-                    <m:t>α</m:t>
-                  </m:r>
-                </m:e>
-                <m:sub>
-                  <m:r>
-                    <w:rPr>
-                      <w:rFonts w:ascii="Cambria Math" w:hAnsi="Cambria Math" w:cs="Times New Roman"/>
-                      <w:sz w:val="24"/>
-                      <w:szCs w:val="24"/>
-                    </w:rPr>
-                    <m:t>0</m:t>
-                  </m:r>
-                </m:sub>
-              </m:sSub>
+              <m:r>
+                <w:rPr>
+                  <w:rFonts w:ascii="Cambria Math" w:hAnsi="Cambria Math" w:cs="Times New Roman"/>
+                  <w:sz w:val="24"/>
+                  <w:szCs w:val="24"/>
+                </w:rPr>
+                <m:t>α</m:t>
+              </m:r>
             </m:oMath>
           </w:p>
         </w:tc>
@@ -11685,14 +13456,7 @@
               <w:rPr>
                 <w:rFonts w:ascii="Times New Roman" w:hAnsi="Times New Roman" w:cs="Times New Roman"/>
               </w:rPr>
-              <w:t>log cm</w:t>
-            </w:r>
-            <w:r>
-              <w:rPr>
-                <w:rFonts w:ascii="Times New Roman" w:hAnsi="Times New Roman" w:cs="Times New Roman"/>
-                <w:vertAlign w:val="superscript"/>
-              </w:rPr>
-              <w:t>2</w:t>
+              <w:t>cm</w:t>
             </w:r>
           </w:p>
         </w:tc>
@@ -11712,7 +13476,7 @@
               <w:rPr>
                 <w:rFonts w:ascii="Times New Roman" w:hAnsi="Times New Roman" w:cs="Times New Roman"/>
               </w:rPr>
-              <w:t>4.577</w:t>
+              <w:t>11.594</w:t>
             </w:r>
           </w:p>
         </w:tc>
@@ -11732,7 +13496,7 @@
               <w:rPr>
                 <w:rFonts w:ascii="Times New Roman" w:hAnsi="Times New Roman" w:cs="Times New Roman"/>
               </w:rPr>
-              <w:t>4.577</w:t>
+              <w:t>11.594</w:t>
             </w:r>
           </w:p>
         </w:tc>
@@ -11827,14 +13591,7 @@
               <w:rPr>
                 <w:rFonts w:ascii="Times New Roman" w:hAnsi="Times New Roman" w:cs="Times New Roman"/>
               </w:rPr>
-              <w:t>log cm</w:t>
-            </w:r>
-            <w:r>
-              <w:rPr>
-                <w:rFonts w:ascii="Times New Roman" w:hAnsi="Times New Roman" w:cs="Times New Roman"/>
-                <w:vertAlign w:val="superscript"/>
-              </w:rPr>
-              <w:t>2</w:t>
+              <w:t>cm</w:t>
             </w:r>
           </w:p>
         </w:tc>
@@ -11854,7 +13611,7 @@
               <w:rPr>
                 <w:rFonts w:ascii="Times New Roman" w:hAnsi="Times New Roman" w:cs="Times New Roman"/>
               </w:rPr>
-              <w:t>0.461</w:t>
+              <w:t>2.515</w:t>
             </w:r>
           </w:p>
         </w:tc>
@@ -11874,7 +13631,7 @@
               <w:rPr>
                 <w:rFonts w:ascii="Times New Roman" w:hAnsi="Times New Roman" w:cs="Times New Roman"/>
               </w:rPr>
-              <w:t>0.461</w:t>
+              <w:t>2.515</w:t>
             </w:r>
           </w:p>
         </w:tc>
@@ -12098,14 +13855,7 @@
               <w:rPr>
                 <w:rFonts w:ascii="Times New Roman" w:hAnsi="Times New Roman" w:cs="Times New Roman"/>
               </w:rPr>
-              <w:t>log cm</w:t>
-            </w:r>
-            <w:r>
-              <w:rPr>
-                <w:rFonts w:ascii="Times New Roman" w:hAnsi="Times New Roman" w:cs="Times New Roman"/>
-                <w:vertAlign w:val="superscript"/>
-              </w:rPr>
-              <w:t>2</w:t>
+              <w:t>cm</w:t>
             </w:r>
           </w:p>
         </w:tc>
@@ -12125,7 +13875,7 @@
               <w:rPr>
                 <w:rFonts w:ascii="Times New Roman" w:hAnsi="Times New Roman" w:cs="Times New Roman"/>
               </w:rPr>
-              <w:t>5.578</w:t>
+              <w:t>21.898</w:t>
             </w:r>
           </w:p>
         </w:tc>
@@ -12145,7 +13895,7 @@
               <w:rPr>
                 <w:rFonts w:ascii="Times New Roman" w:hAnsi="Times New Roman" w:cs="Times New Roman"/>
               </w:rPr>
-              <w:t>5.794</w:t>
+              <w:t>25.085</w:t>
             </w:r>
           </w:p>
         </w:tc>
@@ -12246,14 +13996,7 @@
               <w:rPr>
                 <w:rFonts w:ascii="Times New Roman" w:hAnsi="Times New Roman" w:cs="Times New Roman"/>
               </w:rPr>
-              <w:t>log cm</w:t>
-            </w:r>
-            <w:r>
-              <w:rPr>
-                <w:rFonts w:ascii="Times New Roman" w:hAnsi="Times New Roman" w:cs="Times New Roman"/>
-                <w:vertAlign w:val="superscript"/>
-              </w:rPr>
-              <w:t>2</w:t>
+              <w:t>cm</w:t>
             </w:r>
           </w:p>
         </w:tc>
@@ -12273,7 +14016,7 @@
               <w:rPr>
                 <w:rFonts w:ascii="Times New Roman" w:hAnsi="Times New Roman" w:cs="Times New Roman"/>
               </w:rPr>
-              <w:t>0.212</w:t>
+              <w:t>0.723</w:t>
             </w:r>
           </w:p>
         </w:tc>
@@ -12293,7 +14036,7 @@
               <w:rPr>
                 <w:rFonts w:ascii="Times New Roman" w:hAnsi="Times New Roman" w:cs="Times New Roman"/>
               </w:rPr>
-              <w:t>0.212</w:t>
+              <w:t>0.723</w:t>
             </w:r>
           </w:p>
         </w:tc>
@@ -12388,14 +14131,7 @@
               <w:rPr>
                 <w:rFonts w:ascii="Times New Roman" w:hAnsi="Times New Roman" w:cs="Times New Roman"/>
               </w:rPr>
-              <w:t>log cm</w:t>
-            </w:r>
-            <w:r>
-              <w:rPr>
-                <w:rFonts w:ascii="Times New Roman" w:hAnsi="Times New Roman" w:cs="Times New Roman"/>
-                <w:vertAlign w:val="superscript"/>
-              </w:rPr>
-              <w:t>2</w:t>
+              <w:t>cm</w:t>
             </w:r>
           </w:p>
         </w:tc>
@@ -12415,7 +14151,7 @@
               <w:rPr>
                 <w:rFonts w:ascii="Times New Roman" w:hAnsi="Times New Roman" w:cs="Times New Roman"/>
               </w:rPr>
-              <w:t>0.239</w:t>
+              <w:t>3.574</w:t>
             </w:r>
           </w:p>
         </w:tc>
@@ -12435,7 +14171,7 @@
               <w:rPr>
                 <w:rFonts w:ascii="Times New Roman" w:hAnsi="Times New Roman" w:cs="Times New Roman"/>
               </w:rPr>
-              <w:t>0.239</w:t>
+              <w:t>3.574</w:t>
             </w:r>
           </w:p>
         </w:tc>
@@ -12667,7 +14403,7 @@
               <w:rPr>
                 <w:rFonts w:ascii="Times New Roman" w:hAnsi="Times New Roman" w:cs="Times New Roman"/>
               </w:rPr>
-              <w:t>-39.764</w:t>
+              <w:t>0.005</w:t>
             </w:r>
           </w:p>
         </w:tc>
@@ -12687,7 +14423,7 @@
               <w:rPr>
                 <w:rFonts w:ascii="Times New Roman" w:hAnsi="Times New Roman" w:cs="Times New Roman"/>
               </w:rPr>
-              <w:t>-41.829</w:t>
+              <w:t>-0.279</w:t>
             </w:r>
           </w:p>
         </w:tc>
@@ -12802,7 +14538,7 @@
               <w:rPr>
                 <w:rFonts w:ascii="Times New Roman" w:hAnsi="Times New Roman" w:cs="Times New Roman"/>
               </w:rPr>
-              <w:t>7.195</w:t>
+              <w:t>0.062</w:t>
             </w:r>
           </w:p>
         </w:tc>
@@ -12822,7 +14558,7 @@
               <w:rPr>
                 <w:rFonts w:ascii="Times New Roman" w:hAnsi="Times New Roman" w:cs="Times New Roman"/>
               </w:rPr>
-              <w:t>7.195</w:t>
+              <w:t>0.062</w:t>
             </w:r>
           </w:p>
         </w:tc>
@@ -12919,7 +14655,7 @@
               <w:rPr>
                 <w:rFonts w:ascii="Times New Roman" w:hAnsi="Times New Roman" w:cs="Times New Roman"/>
               </w:rPr>
-              <w:t>1.586</w:t>
+              <w:t>0.270</w:t>
             </w:r>
           </w:p>
         </w:tc>
@@ -12939,7 +14675,7 @@
               <w:rPr>
                 <w:rFonts w:ascii="Times New Roman" w:hAnsi="Times New Roman" w:cs="Times New Roman"/>
               </w:rPr>
-              <w:t>1.586</w:t>
+              <w:t>0.270</w:t>
             </w:r>
           </w:p>
         </w:tc>
@@ -15104,7 +16840,19 @@
               <w:rPr>
                 <w:rFonts w:ascii="Times New Roman" w:hAnsi="Times New Roman" w:cs="Times New Roman"/>
               </w:rPr>
-              <w:t>surviving post-dispersal predation</w:t>
+              <w:t xml:space="preserve">seed </w:t>
+            </w:r>
+            <w:r>
+              <w:rPr>
+                <w:rFonts w:ascii="Times New Roman" w:hAnsi="Times New Roman" w:cs="Times New Roman"/>
+              </w:rPr>
+              <w:t>surviving predation</w:t>
+            </w:r>
+            <w:r>
+              <w:rPr>
+                <w:rFonts w:ascii="Times New Roman" w:hAnsi="Times New Roman" w:cs="Times New Roman"/>
+              </w:rPr>
+              <w:t xml:space="preserve"> if removed</w:t>
             </w:r>
             <w:r>
               <w:rPr>
@@ -15227,7 +16975,19 @@
               <w:rPr>
                 <w:rFonts w:ascii="Times New Roman" w:hAnsi="Times New Roman" w:cs="Times New Roman"/>
               </w:rPr>
-              <w:t xml:space="preserve">Ant nest density </w:t>
+              <w:t>Mean</w:t>
+            </w:r>
+            <w:r>
+              <w:rPr>
+                <w:rFonts w:ascii="Times New Roman" w:hAnsi="Times New Roman" w:cs="Times New Roman"/>
+              </w:rPr>
+              <w:t xml:space="preserve"> a</w:t>
+            </w:r>
+            <w:r>
+              <w:rPr>
+                <w:rFonts w:ascii="Times New Roman" w:hAnsi="Times New Roman" w:cs="Times New Roman"/>
+              </w:rPr>
+              <w:t xml:space="preserve">nt nest density </w:t>
             </w:r>
             <w:r>
               <w:rPr>
@@ -15356,7 +17116,13 @@
               <w:rPr>
                 <w:rFonts w:ascii="Times New Roman" w:hAnsi="Times New Roman" w:cs="Times New Roman"/>
               </w:rPr>
-              <w:t>Maximum ant search radius</w:t>
+              <w:t xml:space="preserve">Maximum search </w:t>
+            </w:r>
+            <w:r>
+              <w:rPr>
+                <w:rFonts w:ascii="Times New Roman" w:hAnsi="Times New Roman" w:cs="Times New Roman"/>
+              </w:rPr>
+              <w:t>distance from ant nest</w:t>
             </w:r>
             <w:r>
               <w:rPr>
@@ -15403,7 +17169,13 @@
               <w:rPr>
                 <w:rFonts w:ascii="Times New Roman" w:hAnsi="Times New Roman" w:cs="Times New Roman"/>
               </w:rPr>
-              <w:t>50.000</w:t>
+              <w:t>25</w:t>
+            </w:r>
+            <w:r>
+              <w:rPr>
+                <w:rFonts w:ascii="Times New Roman" w:hAnsi="Times New Roman" w:cs="Times New Roman"/>
+              </w:rPr>
+              <w:t>.000</w:t>
             </w:r>
           </w:p>
         </w:tc>
@@ -15423,7 +17195,13 @@
               <w:rPr>
                 <w:rFonts w:ascii="Times New Roman" w:hAnsi="Times New Roman" w:cs="Times New Roman"/>
               </w:rPr>
-              <w:t>50.000</w:t>
+              <w:t>25</w:t>
+            </w:r>
+            <w:r>
+              <w:rPr>
+                <w:rFonts w:ascii="Times New Roman" w:hAnsi="Times New Roman" w:cs="Times New Roman"/>
+              </w:rPr>
+              <w:t>.000</w:t>
             </w:r>
           </w:p>
         </w:tc>

--- a/CombinedDispersalMS_v1_Appendix_S1.docx
+++ b/CombinedDispersalMS_v1_Appendix_S1.docx
@@ -512,7 +512,25 @@
           <w:sz w:val="24"/>
           <w:szCs w:val="24"/>
         </w:rPr>
-        <w:t>size was plot-averaged to avoid pseudoreplication.</w:t>
+        <w:t xml:space="preserve">size was plot-averaged to avoid </w:t>
+      </w:r>
+      <w:proofErr w:type="spellStart"/>
+      <w:r>
+        <w:rPr>
+          <w:rFonts w:ascii="Times New Roman" w:hAnsi="Times New Roman" w:cs="Times New Roman"/>
+          <w:sz w:val="24"/>
+          <w:szCs w:val="24"/>
+        </w:rPr>
+        <w:t>pseudoreplication</w:t>
+      </w:r>
+      <w:proofErr w:type="spellEnd"/>
+      <w:r>
+        <w:rPr>
+          <w:rFonts w:ascii="Times New Roman" w:hAnsi="Times New Roman" w:cs="Times New Roman"/>
+          <w:sz w:val="24"/>
+          <w:szCs w:val="24"/>
+        </w:rPr>
+        <w:t>.</w:t>
       </w:r>
       <w:r>
         <w:rPr>
@@ -560,8 +578,18 @@
           <w:sz w:val="24"/>
           <w:szCs w:val="24"/>
         </w:rPr>
-        <w:t xml:space="preserve"> the model</w:t>
-      </w:r>
+        <w:t xml:space="preserve"> the </w:t>
+      </w:r>
+      <w:proofErr w:type="gramStart"/>
+      <w:r>
+        <w:rPr>
+          <w:rFonts w:ascii="Times New Roman" w:hAnsi="Times New Roman" w:cs="Times New Roman"/>
+          <w:sz w:val="24"/>
+          <w:szCs w:val="24"/>
+        </w:rPr>
+        <w:t>model</w:t>
+      </w:r>
+      <w:proofErr w:type="gramEnd"/>
     </w:p>
     <w:tbl>
       <w:tblPr>
@@ -654,23 +682,7 @@
                     <w:sz w:val="24"/>
                     <w:szCs w:val="24"/>
                   </w:rPr>
-                  <m:t>=</m:t>
-                </m:r>
-                <m:r>
-                  <w:rPr>
-                    <w:rFonts w:ascii="Cambria Math" w:hAnsi="Cambria Math" w:cs="Times New Roman"/>
-                    <w:sz w:val="24"/>
-                    <w:szCs w:val="24"/>
-                  </w:rPr>
-                  <m:t>α</m:t>
-                </m:r>
-                <m:r>
-                  <w:rPr>
-                    <w:rFonts w:ascii="Cambria Math" w:hAnsi="Cambria Math" w:cs="Times New Roman"/>
-                    <w:sz w:val="24"/>
-                    <w:szCs w:val="24"/>
-                  </w:rPr>
-                  <m:t>+ε</m:t>
+                  <m:t>=α+ε</m:t>
                 </m:r>
               </m:oMath>
             </m:oMathPara>
@@ -974,6 +986,7 @@
         </w:rPr>
         <w:t xml:space="preserve"> and </w:t>
       </w:r>
+      <w:proofErr w:type="spellStart"/>
       <w:r>
         <w:rPr>
           <w:rFonts w:ascii="Times New Roman" w:hAnsi="Times New Roman" w:cs="Times New Roman"/>
@@ -982,6 +995,7 @@
         </w:rPr>
         <w:t>unwarmed</w:t>
       </w:r>
+      <w:proofErr w:type="spellEnd"/>
       <w:r>
         <w:rPr>
           <w:rFonts w:ascii="Times New Roman" w:eastAsiaTheme="minorEastAsia" w:hAnsi="Times New Roman" w:cs="Times New Roman"/>
@@ -1354,7 +1368,25 @@
           <w:sz w:val="24"/>
           <w:szCs w:val="24"/>
         </w:rPr>
-        <w:t>generated from the aforementioned normal distribution.</w:t>
+        <w:t xml:space="preserve">generated from the </w:t>
+      </w:r>
+      <w:proofErr w:type="gramStart"/>
+      <w:r>
+        <w:rPr>
+          <w:rFonts w:ascii="Times New Roman" w:eastAsiaTheme="minorEastAsia" w:hAnsi="Times New Roman" w:cs="Times New Roman"/>
+          <w:sz w:val="24"/>
+          <w:szCs w:val="24"/>
+        </w:rPr>
+        <w:t>aforementioned normal</w:t>
+      </w:r>
+      <w:proofErr w:type="gramEnd"/>
+      <w:r>
+        <w:rPr>
+          <w:rFonts w:ascii="Times New Roman" w:eastAsiaTheme="minorEastAsia" w:hAnsi="Times New Roman" w:cs="Times New Roman"/>
+          <w:sz w:val="24"/>
+          <w:szCs w:val="24"/>
+        </w:rPr>
+        <w:t xml:space="preserve"> distribution.</w:t>
       </w:r>
     </w:p>
     <w:p>
@@ -1526,7 +1558,25 @@
           <w:sz w:val="24"/>
           <w:szCs w:val="24"/>
         </w:rPr>
-        <w:t>warmed/unwarmed treatment</w:t>
+        <w:t>warmed/</w:t>
+      </w:r>
+      <w:proofErr w:type="spellStart"/>
+      <w:r>
+        <w:rPr>
+          <w:rFonts w:ascii="Times New Roman" w:hAnsi="Times New Roman" w:cs="Times New Roman"/>
+          <w:sz w:val="24"/>
+          <w:szCs w:val="24"/>
+        </w:rPr>
+        <w:t>unwarmed</w:t>
+      </w:r>
+      <w:proofErr w:type="spellEnd"/>
+      <w:r>
+        <w:rPr>
+          <w:rFonts w:ascii="Times New Roman" w:hAnsi="Times New Roman" w:cs="Times New Roman"/>
+          <w:sz w:val="24"/>
+          <w:szCs w:val="24"/>
+        </w:rPr>
+        <w:t xml:space="preserve"> treatment</w:t>
       </w:r>
       <w:r>
         <w:rPr>
@@ -1616,7 +1666,25 @@
           <w:sz w:val="24"/>
           <w:szCs w:val="24"/>
         </w:rPr>
-        <w:t xml:space="preserve">, with an interaction between the two effects also included; </w:t>
+        <w:t xml:space="preserve">, with an interaction between the two effects also </w:t>
+      </w:r>
+      <w:proofErr w:type="gramStart"/>
+      <w:r>
+        <w:rPr>
+          <w:rFonts w:ascii="Times New Roman" w:eastAsiaTheme="minorEastAsia" w:hAnsi="Times New Roman" w:cs="Times New Roman"/>
+          <w:sz w:val="24"/>
+          <w:szCs w:val="24"/>
+        </w:rPr>
+        <w:t>included;</w:t>
+      </w:r>
+      <w:proofErr w:type="gramEnd"/>
+      <w:r>
+        <w:rPr>
+          <w:rFonts w:ascii="Times New Roman" w:eastAsiaTheme="minorEastAsia" w:hAnsi="Times New Roman" w:cs="Times New Roman"/>
+          <w:sz w:val="24"/>
+          <w:szCs w:val="24"/>
+        </w:rPr>
+        <w:t xml:space="preserve"> </w:t>
       </w:r>
       <w:r>
         <w:rPr>
@@ -1768,8 +1836,18 @@
           <w:sz w:val="24"/>
           <w:szCs w:val="24"/>
         </w:rPr>
-        <w:t xml:space="preserve"> that established</w:t>
-      </w:r>
+        <w:t xml:space="preserve"> that </w:t>
+      </w:r>
+      <w:proofErr w:type="gramStart"/>
+      <w:r>
+        <w:rPr>
+          <w:rFonts w:ascii="Times New Roman" w:eastAsiaTheme="minorEastAsia" w:hAnsi="Times New Roman" w:cs="Times New Roman"/>
+          <w:sz w:val="24"/>
+          <w:szCs w:val="24"/>
+        </w:rPr>
+        <w:t>established</w:t>
+      </w:r>
+      <w:proofErr w:type="gramEnd"/>
       <w:r>
         <w:rPr>
           <w:rFonts w:ascii="Times New Roman" w:eastAsiaTheme="minorEastAsia" w:hAnsi="Times New Roman" w:cs="Times New Roman"/>
@@ -1800,7 +1878,25 @@
           <w:sz w:val="24"/>
           <w:szCs w:val="24"/>
         </w:rPr>
-        <w:t xml:space="preserve"> both the warmed and unwarmed treatment groups</w:t>
+        <w:t xml:space="preserve"> both the warmed and </w:t>
+      </w:r>
+      <w:proofErr w:type="spellStart"/>
+      <w:r>
+        <w:rPr>
+          <w:rFonts w:ascii="Times New Roman" w:eastAsiaTheme="minorEastAsia" w:hAnsi="Times New Roman" w:cs="Times New Roman"/>
+          <w:sz w:val="24"/>
+          <w:szCs w:val="24"/>
+        </w:rPr>
+        <w:t>unwarmed</w:t>
+      </w:r>
+      <w:proofErr w:type="spellEnd"/>
+      <w:r>
+        <w:rPr>
+          <w:rFonts w:ascii="Times New Roman" w:eastAsiaTheme="minorEastAsia" w:hAnsi="Times New Roman" w:cs="Times New Roman"/>
+          <w:sz w:val="24"/>
+          <w:szCs w:val="24"/>
+        </w:rPr>
+        <w:t xml:space="preserve"> treatment groups</w:t>
       </w:r>
       <w:r>
         <w:rPr>
@@ -1986,7 +2082,16 @@
           <w:sz w:val="24"/>
           <w:szCs w:val="24"/>
         </w:rPr>
-        <w:t xml:space="preserve"> Bernoulli distribution with probability of success equal to the aforementioned</w:t>
+        <w:t xml:space="preserve"> Bernoulli distribution with probability of success equal to the </w:t>
+      </w:r>
+      <w:proofErr w:type="gramStart"/>
+      <w:r>
+        <w:rPr>
+          <w:rFonts w:ascii="Times New Roman" w:hAnsi="Times New Roman" w:cs="Times New Roman"/>
+          <w:sz w:val="24"/>
+          <w:szCs w:val="24"/>
+        </w:rPr>
+        <w:t>aforementioned</w:t>
       </w:r>
       <w:r>
         <w:rPr>
@@ -1996,6 +2101,7 @@
         </w:rPr>
         <w:t xml:space="preserve"> survival</w:t>
       </w:r>
+      <w:proofErr w:type="gramEnd"/>
       <w:r>
         <w:rPr>
           <w:rFonts w:ascii="Times New Roman" w:hAnsi="Times New Roman" w:cs="Times New Roman"/>
@@ -2517,7 +2623,25 @@
           <w:sz w:val="24"/>
           <w:szCs w:val="24"/>
         </w:rPr>
-        <w:t>plot-averaged to avoid pseudoreplication.</w:t>
+        <w:t xml:space="preserve">plot-averaged to avoid </w:t>
+      </w:r>
+      <w:proofErr w:type="spellStart"/>
+      <w:r>
+        <w:rPr>
+          <w:rFonts w:ascii="Times New Roman" w:hAnsi="Times New Roman" w:cs="Times New Roman"/>
+          <w:sz w:val="24"/>
+          <w:szCs w:val="24"/>
+        </w:rPr>
+        <w:t>pseudoreplication</w:t>
+      </w:r>
+      <w:proofErr w:type="spellEnd"/>
+      <w:r>
+        <w:rPr>
+          <w:rFonts w:ascii="Times New Roman" w:hAnsi="Times New Roman" w:cs="Times New Roman"/>
+          <w:sz w:val="24"/>
+          <w:szCs w:val="24"/>
+        </w:rPr>
+        <w:t>.</w:t>
       </w:r>
       <w:r>
         <w:rPr>
@@ -2597,8 +2721,18 @@
           <w:sz w:val="24"/>
           <w:szCs w:val="24"/>
         </w:rPr>
-        <w:t xml:space="preserve"> the model</w:t>
-      </w:r>
+        <w:t xml:space="preserve"> the </w:t>
+      </w:r>
+      <w:proofErr w:type="gramStart"/>
+      <w:r>
+        <w:rPr>
+          <w:rFonts w:ascii="Times New Roman" w:hAnsi="Times New Roman" w:cs="Times New Roman"/>
+          <w:sz w:val="24"/>
+          <w:szCs w:val="24"/>
+        </w:rPr>
+        <w:t>model</w:t>
+      </w:r>
+      <w:proofErr w:type="gramEnd"/>
     </w:p>
     <w:tbl>
       <w:tblPr>
@@ -3307,13 +3441,23 @@
         </w:rPr>
         <w:t xml:space="preserve"> in the </w:t>
       </w:r>
-      <w:r>
-        <w:rPr>
-          <w:rFonts w:ascii="Times New Roman" w:eastAsiaTheme="minorEastAsia" w:hAnsi="Times New Roman" w:cs="Times New Roman"/>
-          <w:sz w:val="24"/>
-          <w:szCs w:val="24"/>
-        </w:rPr>
-        <w:t xml:space="preserve">wavespeed model </w:t>
+      <w:proofErr w:type="spellStart"/>
+      <w:r>
+        <w:rPr>
+          <w:rFonts w:ascii="Times New Roman" w:eastAsiaTheme="minorEastAsia" w:hAnsi="Times New Roman" w:cs="Times New Roman"/>
+          <w:sz w:val="24"/>
+          <w:szCs w:val="24"/>
+        </w:rPr>
+        <w:t>wavespeed</w:t>
+      </w:r>
+      <w:proofErr w:type="spellEnd"/>
+      <w:r>
+        <w:rPr>
+          <w:rFonts w:ascii="Times New Roman" w:eastAsiaTheme="minorEastAsia" w:hAnsi="Times New Roman" w:cs="Times New Roman"/>
+          <w:sz w:val="24"/>
+          <w:szCs w:val="24"/>
+        </w:rPr>
+        <w:t xml:space="preserve"> model </w:t>
       </w:r>
       <w:r>
         <w:rPr>
@@ -3411,7 +3555,16 @@
           <w:sz w:val="24"/>
           <w:szCs w:val="24"/>
         </w:rPr>
-        <w:t>intercept for unwa</w:t>
+        <w:t xml:space="preserve">intercept for </w:t>
+      </w:r>
+      <w:proofErr w:type="spellStart"/>
+      <w:r>
+        <w:rPr>
+          <w:rFonts w:ascii="Times New Roman" w:eastAsiaTheme="minorEastAsia" w:hAnsi="Times New Roman" w:cs="Times New Roman"/>
+          <w:sz w:val="24"/>
+          <w:szCs w:val="24"/>
+        </w:rPr>
+        <w:t>unwa</w:t>
       </w:r>
       <w:r>
         <w:rPr>
@@ -3427,7 +3580,16 @@
           <w:sz w:val="24"/>
           <w:szCs w:val="24"/>
         </w:rPr>
-        <w:t>med individuals, and the</w:t>
+        <w:t>med</w:t>
+      </w:r>
+      <w:proofErr w:type="spellEnd"/>
+      <w:r>
+        <w:rPr>
+          <w:rFonts w:ascii="Times New Roman" w:eastAsiaTheme="minorEastAsia" w:hAnsi="Times New Roman" w:cs="Times New Roman"/>
+          <w:sz w:val="24"/>
+          <w:szCs w:val="24"/>
+        </w:rPr>
+        <w:t xml:space="preserve"> individuals, and the</w:t>
       </w:r>
       <w:r>
         <w:rPr>
@@ -3483,15 +3645,33 @@
           <w:sz w:val="24"/>
           <w:szCs w:val="24"/>
         </w:rPr>
-        <w:t xml:space="preserve"> particular</w:t>
-      </w:r>
-      <w:r>
-        <w:rPr>
-          <w:rFonts w:ascii="Times New Roman" w:eastAsiaTheme="minorEastAsia" w:hAnsi="Times New Roman" w:cs="Times New Roman"/>
-          <w:sz w:val="24"/>
-          <w:szCs w:val="24"/>
-        </w:rPr>
-        <w:t xml:space="preserve"> formulation of the model is</w:t>
+        <w:t xml:space="preserve"> </w:t>
+      </w:r>
+      <w:proofErr w:type="gramStart"/>
+      <w:r>
+        <w:rPr>
+          <w:rFonts w:ascii="Times New Roman" w:eastAsiaTheme="minorEastAsia" w:hAnsi="Times New Roman" w:cs="Times New Roman"/>
+          <w:sz w:val="24"/>
+          <w:szCs w:val="24"/>
+        </w:rPr>
+        <w:t>particular</w:t>
+      </w:r>
+      <w:r>
+        <w:rPr>
+          <w:rFonts w:ascii="Times New Roman" w:eastAsiaTheme="minorEastAsia" w:hAnsi="Times New Roman" w:cs="Times New Roman"/>
+          <w:sz w:val="24"/>
+          <w:szCs w:val="24"/>
+        </w:rPr>
+        <w:t xml:space="preserve"> formulation</w:t>
+      </w:r>
+      <w:proofErr w:type="gramEnd"/>
+      <w:r>
+        <w:rPr>
+          <w:rFonts w:ascii="Times New Roman" w:eastAsiaTheme="minorEastAsia" w:hAnsi="Times New Roman" w:cs="Times New Roman"/>
+          <w:sz w:val="24"/>
+          <w:szCs w:val="24"/>
+        </w:rPr>
+        <w:t xml:space="preserve"> of the model is</w:t>
       </w:r>
       <w:r>
         <w:rPr>
@@ -3597,8 +3777,18 @@
           <w:sz w:val="24"/>
           <w:szCs w:val="24"/>
         </w:rPr>
-        <w:t>warmed/unwarmed</w:t>
-      </w:r>
+        <w:t>warmed/</w:t>
+      </w:r>
+      <w:proofErr w:type="spellStart"/>
+      <w:r>
+        <w:rPr>
+          <w:rFonts w:ascii="Times New Roman" w:hAnsi="Times New Roman" w:cs="Times New Roman"/>
+          <w:sz w:val="24"/>
+          <w:szCs w:val="24"/>
+        </w:rPr>
+        <w:t>unwarmed</w:t>
+      </w:r>
+      <w:proofErr w:type="spellEnd"/>
       <w:r>
         <w:rPr>
           <w:rFonts w:ascii="Times New Roman" w:eastAsiaTheme="minorEastAsia" w:hAnsi="Times New Roman" w:cs="Times New Roman"/>
@@ -3949,7 +4139,25 @@
           <w:sz w:val="24"/>
           <w:szCs w:val="24"/>
         </w:rPr>
-        <w:t xml:space="preserve"> was randomly generated from the aforementioned normal distribution.</w:t>
+        <w:t xml:space="preserve"> was randomly generated from the </w:t>
+      </w:r>
+      <w:proofErr w:type="gramStart"/>
+      <w:r>
+        <w:rPr>
+          <w:rFonts w:ascii="Times New Roman" w:eastAsiaTheme="minorEastAsia" w:hAnsi="Times New Roman" w:cs="Times New Roman"/>
+          <w:sz w:val="24"/>
+          <w:szCs w:val="24"/>
+        </w:rPr>
+        <w:t>aforementioned normal</w:t>
+      </w:r>
+      <w:proofErr w:type="gramEnd"/>
+      <w:r>
+        <w:rPr>
+          <w:rFonts w:ascii="Times New Roman" w:eastAsiaTheme="minorEastAsia" w:hAnsi="Times New Roman" w:cs="Times New Roman"/>
+          <w:sz w:val="24"/>
+          <w:szCs w:val="24"/>
+        </w:rPr>
+        <w:t xml:space="preserve"> distribution.</w:t>
       </w:r>
       <w:r>
         <w:rPr>
@@ -4151,13 +4359,23 @@
           <w:szCs w:val="24"/>
         </w:rPr>
       </w:pPr>
-      <w:r>
-        <w:rPr>
-          <w:rFonts w:ascii="Times New Roman" w:hAnsi="Times New Roman" w:cs="Times New Roman"/>
-          <w:sz w:val="24"/>
-          <w:szCs w:val="24"/>
-        </w:rPr>
-        <w:t>Similar to the process for fitting the winter survival model, t</w:t>
+      <w:proofErr w:type="gramStart"/>
+      <w:r>
+        <w:rPr>
+          <w:rFonts w:ascii="Times New Roman" w:hAnsi="Times New Roman" w:cs="Times New Roman"/>
+          <w:sz w:val="24"/>
+          <w:szCs w:val="24"/>
+        </w:rPr>
+        <w:t>Similar to</w:t>
+      </w:r>
+      <w:proofErr w:type="gramEnd"/>
+      <w:r>
+        <w:rPr>
+          <w:rFonts w:ascii="Times New Roman" w:hAnsi="Times New Roman" w:cs="Times New Roman"/>
+          <w:sz w:val="24"/>
+          <w:szCs w:val="24"/>
+        </w:rPr>
+        <w:t xml:space="preserve"> the process for fitting the winter survival model, t</w:t>
       </w:r>
       <w:r>
         <w:rPr>
@@ -4237,7 +4455,25 @@
           <w:sz w:val="24"/>
           <w:szCs w:val="24"/>
         </w:rPr>
-        <w:t xml:space="preserve">lot-averaged warmed/unwarmed treatment and rosette size </w:t>
+        <w:t>lot-averaged warmed/</w:t>
+      </w:r>
+      <w:proofErr w:type="spellStart"/>
+      <w:r>
+        <w:rPr>
+          <w:rFonts w:ascii="Times New Roman" w:hAnsi="Times New Roman" w:cs="Times New Roman"/>
+          <w:sz w:val="24"/>
+          <w:szCs w:val="24"/>
+        </w:rPr>
+        <w:t>unwarmed</w:t>
+      </w:r>
+      <w:proofErr w:type="spellEnd"/>
+      <w:r>
+        <w:rPr>
+          <w:rFonts w:ascii="Times New Roman" w:hAnsi="Times New Roman" w:cs="Times New Roman"/>
+          <w:sz w:val="24"/>
+          <w:szCs w:val="24"/>
+        </w:rPr>
+        <w:t xml:space="preserve"> treatment and rosette size </w:t>
       </w:r>
       <m:oMath>
         <m:sSub>
@@ -4311,7 +4547,25 @@
           <w:sz w:val="24"/>
           <w:szCs w:val="24"/>
         </w:rPr>
-        <w:t xml:space="preserve">, with an interaction between the two effects also included; </w:t>
+        <w:t xml:space="preserve">, with an interaction between the two effects also </w:t>
+      </w:r>
+      <w:proofErr w:type="gramStart"/>
+      <w:r>
+        <w:rPr>
+          <w:rFonts w:ascii="Times New Roman" w:eastAsiaTheme="minorEastAsia" w:hAnsi="Times New Roman" w:cs="Times New Roman"/>
+          <w:sz w:val="24"/>
+          <w:szCs w:val="24"/>
+        </w:rPr>
+        <w:t>included;</w:t>
+      </w:r>
+      <w:proofErr w:type="gramEnd"/>
+      <w:r>
+        <w:rPr>
+          <w:rFonts w:ascii="Times New Roman" w:eastAsiaTheme="minorEastAsia" w:hAnsi="Times New Roman" w:cs="Times New Roman"/>
+          <w:sz w:val="24"/>
+          <w:szCs w:val="24"/>
+        </w:rPr>
+        <w:t xml:space="preserve"> </w:t>
       </w:r>
       <w:r>
         <w:rPr>
@@ -4513,58 +4767,60 @@
           <w:sz w:val="24"/>
           <w:szCs w:val="24"/>
         </w:rPr>
+        <w:t xml:space="preserve"> for </w:t>
+      </w:r>
+      <w:r>
+        <w:rPr>
+          <w:rFonts w:ascii="Times New Roman" w:eastAsiaTheme="minorEastAsia" w:hAnsi="Times New Roman" w:cs="Times New Roman"/>
+          <w:sz w:val="24"/>
+          <w:szCs w:val="24"/>
+        </w:rPr>
+        <w:t>a given</w:t>
+      </w:r>
+      <w:r>
+        <w:rPr>
+          <w:rFonts w:ascii="Times New Roman" w:eastAsiaTheme="minorEastAsia" w:hAnsi="Times New Roman" w:cs="Times New Roman"/>
+          <w:sz w:val="24"/>
+          <w:szCs w:val="24"/>
+        </w:rPr>
+        <w:t xml:space="preserve"> individual was performed by sampling from a</w:t>
+      </w:r>
+      <w:r>
+        <w:rPr>
+          <w:rFonts w:ascii="Times New Roman" w:hAnsi="Times New Roman" w:cs="Times New Roman"/>
+          <w:sz w:val="24"/>
+          <w:szCs w:val="24"/>
+        </w:rPr>
+        <w:t xml:space="preserve"> Bernoulli distribution with probability of success equal to the </w:t>
+      </w:r>
+      <w:proofErr w:type="gramStart"/>
+      <w:r>
+        <w:rPr>
+          <w:rFonts w:ascii="Times New Roman" w:hAnsi="Times New Roman" w:cs="Times New Roman"/>
+          <w:sz w:val="24"/>
+          <w:szCs w:val="24"/>
+        </w:rPr>
+        <w:t xml:space="preserve">aforementioned </w:t>
+      </w:r>
+      <w:r>
+        <w:rPr>
+          <w:rFonts w:ascii="Times New Roman" w:eastAsiaTheme="minorEastAsia" w:hAnsi="Times New Roman" w:cs="Times New Roman"/>
+          <w:sz w:val="24"/>
+          <w:szCs w:val="24"/>
+        </w:rPr>
+        <w:t>bolting/flowering</w:t>
+      </w:r>
+      <w:proofErr w:type="gramEnd"/>
+      <w:r>
+        <w:rPr>
+          <w:rFonts w:ascii="Times New Roman" w:eastAsiaTheme="minorEastAsia" w:hAnsi="Times New Roman" w:cs="Times New Roman"/>
+          <w:sz w:val="24"/>
+          <w:szCs w:val="24"/>
+        </w:rPr>
         <w:t xml:space="preserve"> </w:t>
       </w:r>
       <w:r>
         <w:rPr>
-          <w:rFonts w:ascii="Times New Roman" w:eastAsiaTheme="minorEastAsia" w:hAnsi="Times New Roman" w:cs="Times New Roman"/>
-          <w:sz w:val="24"/>
-          <w:szCs w:val="24"/>
-        </w:rPr>
-        <w:t xml:space="preserve">for </w:t>
-      </w:r>
-      <w:r>
-        <w:rPr>
-          <w:rFonts w:ascii="Times New Roman" w:eastAsiaTheme="minorEastAsia" w:hAnsi="Times New Roman" w:cs="Times New Roman"/>
-          <w:sz w:val="24"/>
-          <w:szCs w:val="24"/>
-        </w:rPr>
-        <w:t>a given</w:t>
-      </w:r>
-      <w:r>
-        <w:rPr>
-          <w:rFonts w:ascii="Times New Roman" w:eastAsiaTheme="minorEastAsia" w:hAnsi="Times New Roman" w:cs="Times New Roman"/>
-          <w:sz w:val="24"/>
-          <w:szCs w:val="24"/>
-        </w:rPr>
-        <w:t xml:space="preserve"> individual was performed by sampling from a</w:t>
-      </w:r>
-      <w:r>
-        <w:rPr>
-          <w:rFonts w:ascii="Times New Roman" w:hAnsi="Times New Roman" w:cs="Times New Roman"/>
-          <w:sz w:val="24"/>
-          <w:szCs w:val="24"/>
-        </w:rPr>
-        <w:t xml:space="preserve"> Bernoulli distribution with probability of success equal to the aforementioned </w:t>
-      </w:r>
-      <w:r>
-        <w:rPr>
-          <w:rFonts w:ascii="Times New Roman" w:eastAsiaTheme="minorEastAsia" w:hAnsi="Times New Roman" w:cs="Times New Roman"/>
-          <w:sz w:val="24"/>
-          <w:szCs w:val="24"/>
-        </w:rPr>
-        <w:t>bolting/flowering</w:t>
-      </w:r>
-      <w:r>
-        <w:rPr>
-          <w:rFonts w:ascii="Times New Roman" w:eastAsiaTheme="minorEastAsia" w:hAnsi="Times New Roman" w:cs="Times New Roman"/>
-          <w:sz w:val="24"/>
-          <w:szCs w:val="24"/>
-        </w:rPr>
-        <w:t xml:space="preserve"> </w:t>
-      </w:r>
-      <w:r>
-        <w:rPr>
           <w:rFonts w:ascii="Times New Roman" w:hAnsi="Times New Roman" w:cs="Times New Roman"/>
           <w:sz w:val="24"/>
           <w:szCs w:val="24"/>
@@ -4585,23 +4841,7 @@
           <w:sz w:val="24"/>
           <w:szCs w:val="24"/>
         </w:rPr>
-        <w:t>b</w:t>
-      </w:r>
-      <w:r>
-        <w:rPr>
-          <w:rFonts w:ascii="Times New Roman" w:eastAsiaTheme="minorEastAsia" w:hAnsi="Times New Roman" w:cs="Times New Roman"/>
-          <w:sz w:val="24"/>
-          <w:szCs w:val="24"/>
-        </w:rPr>
-        <w:t>olting/flowering</w:t>
-      </w:r>
-      <w:r>
-        <w:rPr>
-          <w:rFonts w:ascii="Times New Roman" w:eastAsiaTheme="minorEastAsia" w:hAnsi="Times New Roman" w:cs="Times New Roman"/>
-          <w:sz w:val="24"/>
-          <w:szCs w:val="24"/>
-        </w:rPr>
-        <w:t xml:space="preserve"> simply indicates</w:t>
+        <w:t>bolting/flowering simply indicates</w:t>
       </w:r>
       <w:r>
         <w:rPr>
@@ -4913,8 +5153,18 @@
           <w:sz w:val="24"/>
           <w:szCs w:val="24"/>
         </w:rPr>
-        <w:t>were plot-averaged to avoid pseudoreplication</w:t>
-      </w:r>
+        <w:t xml:space="preserve">were plot-averaged to avoid </w:t>
+      </w:r>
+      <w:proofErr w:type="spellStart"/>
+      <w:r>
+        <w:rPr>
+          <w:rFonts w:ascii="Times New Roman" w:hAnsi="Times New Roman" w:cs="Times New Roman"/>
+          <w:sz w:val="24"/>
+          <w:szCs w:val="24"/>
+        </w:rPr>
+        <w:t>pseudoreplication</w:t>
+      </w:r>
+      <w:proofErr w:type="spellEnd"/>
       <w:r>
         <w:rPr>
           <w:rFonts w:ascii="Times New Roman" w:hAnsi="Times New Roman" w:cs="Times New Roman"/>
@@ -5041,8 +5291,18 @@
           <w:sz w:val="24"/>
           <w:szCs w:val="24"/>
         </w:rPr>
-        <w:t xml:space="preserve"> performed by minimizing AIC, which involved dropping the interaction term, yielding the model</w:t>
-      </w:r>
+        <w:t xml:space="preserve"> performed by minimizing AIC, which involved dropping the interaction term, yielding the </w:t>
+      </w:r>
+      <w:proofErr w:type="gramStart"/>
+      <w:r>
+        <w:rPr>
+          <w:rFonts w:ascii="Times New Roman" w:hAnsi="Times New Roman" w:cs="Times New Roman"/>
+          <w:sz w:val="24"/>
+          <w:szCs w:val="24"/>
+        </w:rPr>
+        <w:t>model</w:t>
+      </w:r>
+      <w:proofErr w:type="gramEnd"/>
     </w:p>
     <w:tbl>
       <w:tblPr>
@@ -5134,15 +5394,7 @@
                         <w:sz w:val="24"/>
                         <w:szCs w:val="24"/>
                       </w:rPr>
-                      <m:t>(</m:t>
-                    </m:r>
-                    <m:r>
-                      <w:rPr>
-                        <w:rFonts w:ascii="Cambria Math" w:hAnsi="Cambria Math" w:cs="Times New Roman"/>
-                        <w:sz w:val="24"/>
-                        <w:szCs w:val="24"/>
-                      </w:rPr>
-                      <m:t>γ</m:t>
+                      <m:t>(γ</m:t>
                     </m:r>
                   </m:e>
                   <m:sub>
@@ -5234,15 +5486,7 @@
                     <w:sz w:val="24"/>
                     <w:szCs w:val="24"/>
                   </w:rPr>
-                  <m:t>+ε</m:t>
-                </m:r>
-                <m:r>
-                  <w:rPr>
-                    <w:rFonts w:ascii="Cambria Math" w:hAnsi="Cambria Math" w:cs="Times New Roman"/>
-                    <w:sz w:val="24"/>
-                    <w:szCs w:val="24"/>
-                  </w:rPr>
-                  <m:t>)</m:t>
+                  <m:t>+ε)</m:t>
                 </m:r>
               </m:oMath>
             </m:oMathPara>
@@ -5596,13 +5840,23 @@
         </w:rPr>
         <w:t xml:space="preserve"> </w:t>
       </w:r>
-      <w:r>
-        <w:rPr>
-          <w:rFonts w:ascii="Times New Roman" w:eastAsiaTheme="minorEastAsia" w:hAnsi="Times New Roman" w:cs="Times New Roman"/>
-          <w:sz w:val="24"/>
-          <w:szCs w:val="24"/>
-        </w:rPr>
-        <w:t>Similar to the</w:t>
+      <w:proofErr w:type="gramStart"/>
+      <w:r>
+        <w:rPr>
+          <w:rFonts w:ascii="Times New Roman" w:eastAsiaTheme="minorEastAsia" w:hAnsi="Times New Roman" w:cs="Times New Roman"/>
+          <w:sz w:val="24"/>
+          <w:szCs w:val="24"/>
+        </w:rPr>
+        <w:t>Similar to</w:t>
+      </w:r>
+      <w:proofErr w:type="gramEnd"/>
+      <w:r>
+        <w:rPr>
+          <w:rFonts w:ascii="Times New Roman" w:eastAsiaTheme="minorEastAsia" w:hAnsi="Times New Roman" w:cs="Times New Roman"/>
+          <w:sz w:val="24"/>
+          <w:szCs w:val="24"/>
+        </w:rPr>
+        <w:t xml:space="preserve"> the</w:t>
       </w:r>
       <w:r>
         <w:rPr>
@@ -5684,7 +5938,16 @@
           <w:sz w:val="24"/>
           <w:szCs w:val="24"/>
         </w:rPr>
-        <w:t>treatments, equal to the model intercept for unwa</w:t>
+        <w:t xml:space="preserve">treatments, equal to the model intercept for </w:t>
+      </w:r>
+      <w:proofErr w:type="spellStart"/>
+      <w:r>
+        <w:rPr>
+          <w:rFonts w:ascii="Times New Roman" w:eastAsiaTheme="minorEastAsia" w:hAnsi="Times New Roman" w:cs="Times New Roman"/>
+          <w:sz w:val="24"/>
+          <w:szCs w:val="24"/>
+        </w:rPr>
+        <w:t>unwa</w:t>
       </w:r>
       <w:r>
         <w:rPr>
@@ -5700,7 +5963,16 @@
           <w:sz w:val="24"/>
           <w:szCs w:val="24"/>
         </w:rPr>
-        <w:t xml:space="preserve">med individuals, and model intercept plus treatment term for warmed individuals. </w:t>
+        <w:t>med</w:t>
+      </w:r>
+      <w:proofErr w:type="spellEnd"/>
+      <w:r>
+        <w:rPr>
+          <w:rFonts w:ascii="Times New Roman" w:eastAsiaTheme="minorEastAsia" w:hAnsi="Times New Roman" w:cs="Times New Roman"/>
+          <w:sz w:val="24"/>
+          <w:szCs w:val="24"/>
+        </w:rPr>
+        <w:t xml:space="preserve"> individuals, and model intercept plus treatment term for warmed individuals. </w:t>
       </w:r>
       <w:r>
         <w:rPr>
@@ -5734,8 +6006,18 @@
           <w:sz w:val="24"/>
           <w:szCs w:val="24"/>
         </w:rPr>
-        <w:t>warmed/unwarmed</w:t>
-      </w:r>
+        <w:t>warmed/</w:t>
+      </w:r>
+      <w:proofErr w:type="spellStart"/>
+      <w:r>
+        <w:rPr>
+          <w:rFonts w:ascii="Times New Roman" w:hAnsi="Times New Roman" w:cs="Times New Roman"/>
+          <w:sz w:val="24"/>
+          <w:szCs w:val="24"/>
+        </w:rPr>
+        <w:t>unwarmed</w:t>
+      </w:r>
+      <w:proofErr w:type="spellEnd"/>
       <w:r>
         <w:rPr>
           <w:rFonts w:ascii="Times New Roman" w:eastAsiaTheme="minorEastAsia" w:hAnsi="Times New Roman" w:cs="Times New Roman"/>
@@ -5988,7 +6270,25 @@
           <w:sz w:val="24"/>
           <w:szCs w:val="24"/>
         </w:rPr>
-        <w:t xml:space="preserve"> was randomly generated from the aforementioned normal distribution.</w:t>
+        <w:t xml:space="preserve"> was randomly generated from the </w:t>
+      </w:r>
+      <w:proofErr w:type="gramStart"/>
+      <w:r>
+        <w:rPr>
+          <w:rFonts w:ascii="Times New Roman" w:eastAsiaTheme="minorEastAsia" w:hAnsi="Times New Roman" w:cs="Times New Roman"/>
+          <w:sz w:val="24"/>
+          <w:szCs w:val="24"/>
+        </w:rPr>
+        <w:t>aforementioned normal</w:t>
+      </w:r>
+      <w:proofErr w:type="gramEnd"/>
+      <w:r>
+        <w:rPr>
+          <w:rFonts w:ascii="Times New Roman" w:eastAsiaTheme="minorEastAsia" w:hAnsi="Times New Roman" w:cs="Times New Roman"/>
+          <w:sz w:val="24"/>
+          <w:szCs w:val="24"/>
+        </w:rPr>
+        <w:t xml:space="preserve"> distribution.</w:t>
       </w:r>
     </w:p>
     <w:p>
@@ -6472,8 +6772,18 @@
           <w:sz w:val="24"/>
           <w:szCs w:val="24"/>
         </w:rPr>
-        <w:t xml:space="preserve"> were plot-averaged to avoid pseudoreplication. Model selection was performed by minimizing AIC, which involved dropping the interaction term, yielding the model</w:t>
-      </w:r>
+        <w:t xml:space="preserve"> were plot-averaged to avoid pseudoreplication. Model selection was performed by minimizing AIC, which involved dropping the interaction term, yielding the </w:t>
+      </w:r>
+      <w:proofErr w:type="gramStart"/>
+      <w:r>
+        <w:rPr>
+          <w:rFonts w:ascii="Times New Roman" w:hAnsi="Times New Roman" w:cs="Times New Roman"/>
+          <w:sz w:val="24"/>
+          <w:szCs w:val="24"/>
+        </w:rPr>
+        <w:t>model</w:t>
+      </w:r>
+      <w:proofErr w:type="gramEnd"/>
     </w:p>
     <w:tbl>
       <w:tblPr>
@@ -6936,6 +7246,7 @@
         </w:rPr>
         <w:t xml:space="preserve"> is the error term. </w:t>
       </w:r>
+      <w:proofErr w:type="gramStart"/>
       <w:r>
         <w:rPr>
           <w:rFonts w:ascii="Times New Roman" w:eastAsiaTheme="minorEastAsia" w:hAnsi="Times New Roman" w:cs="Times New Roman"/>
@@ -6952,6 +7263,7 @@
         </w:rPr>
         <w:t>imilar to</w:t>
       </w:r>
+      <w:proofErr w:type="gramEnd"/>
       <w:r>
         <w:rPr>
           <w:rFonts w:ascii="Times New Roman" w:eastAsiaTheme="minorEastAsia" w:hAnsi="Times New Roman" w:cs="Times New Roman"/>
@@ -7064,7 +7376,25 @@
           <w:sz w:val="24"/>
           <w:szCs w:val="24"/>
         </w:rPr>
-        <w:t xml:space="preserve">equal to the model intercept for unwamed individuals, and the model intercept plus treatment term for warmed individuals. </w:t>
+        <w:t xml:space="preserve">equal to the model intercept for </w:t>
+      </w:r>
+      <w:proofErr w:type="spellStart"/>
+      <w:r>
+        <w:rPr>
+          <w:rFonts w:ascii="Times New Roman" w:eastAsiaTheme="minorEastAsia" w:hAnsi="Times New Roman" w:cs="Times New Roman"/>
+          <w:sz w:val="24"/>
+          <w:szCs w:val="24"/>
+        </w:rPr>
+        <w:t>unwamed</w:t>
+      </w:r>
+      <w:proofErr w:type="spellEnd"/>
+      <w:r>
+        <w:rPr>
+          <w:rFonts w:ascii="Times New Roman" w:eastAsiaTheme="minorEastAsia" w:hAnsi="Times New Roman" w:cs="Times New Roman"/>
+          <w:sz w:val="24"/>
+          <w:szCs w:val="24"/>
+        </w:rPr>
+        <w:t xml:space="preserve"> individuals, and the model intercept plus treatment term for warmed individuals. </w:t>
       </w:r>
       <w:r>
         <w:rPr>
@@ -7108,6 +7438,7 @@
         </w:rPr>
         <w:t xml:space="preserve"> and </w:t>
       </w:r>
+      <w:proofErr w:type="spellStart"/>
       <w:r>
         <w:rPr>
           <w:rFonts w:ascii="Times New Roman" w:hAnsi="Times New Roman" w:cs="Times New Roman"/>
@@ -7116,6 +7447,7 @@
         </w:rPr>
         <w:t>unwarmed</w:t>
       </w:r>
+      <w:proofErr w:type="spellEnd"/>
       <w:r>
         <w:rPr>
           <w:rFonts w:ascii="Times New Roman" w:eastAsiaTheme="minorEastAsia" w:hAnsi="Times New Roman" w:cs="Times New Roman"/>
@@ -7520,7 +7852,25 @@
           <w:sz w:val="24"/>
           <w:szCs w:val="24"/>
         </w:rPr>
-        <w:t xml:space="preserve"> This is similar to </w:t>
+        <w:t xml:space="preserve"> This is </w:t>
+      </w:r>
+      <w:proofErr w:type="gramStart"/>
+      <w:r>
+        <w:rPr>
+          <w:rFonts w:ascii="Times New Roman" w:eastAsiaTheme="minorEastAsia" w:hAnsi="Times New Roman" w:cs="Times New Roman"/>
+          <w:sz w:val="24"/>
+          <w:szCs w:val="24"/>
+        </w:rPr>
+        <w:t>similar to</w:t>
+      </w:r>
+      <w:proofErr w:type="gramEnd"/>
+      <w:r>
+        <w:rPr>
+          <w:rFonts w:ascii="Times New Roman" w:eastAsiaTheme="minorEastAsia" w:hAnsi="Times New Roman" w:cs="Times New Roman"/>
+          <w:sz w:val="24"/>
+          <w:szCs w:val="24"/>
+        </w:rPr>
+        <w:t xml:space="preserve"> </w:t>
       </w:r>
       <w:r>
         <w:rPr>
@@ -7643,13 +7993,23 @@
         </w:rPr>
         <w:t xml:space="preserve"> and </w:t>
       </w:r>
-      <w:r>
-        <w:rPr>
-          <w:rFonts w:ascii="Times New Roman" w:hAnsi="Times New Roman" w:cs="Times New Roman"/>
-          <w:sz w:val="24"/>
-          <w:szCs w:val="24"/>
-        </w:rPr>
-        <w:t>unwarmed variants of</w:t>
+      <w:proofErr w:type="spellStart"/>
+      <w:r>
+        <w:rPr>
+          <w:rFonts w:ascii="Times New Roman" w:hAnsi="Times New Roman" w:cs="Times New Roman"/>
+          <w:sz w:val="24"/>
+          <w:szCs w:val="24"/>
+        </w:rPr>
+        <w:t>unwarmed</w:t>
+      </w:r>
+      <w:proofErr w:type="spellEnd"/>
+      <w:r>
+        <w:rPr>
+          <w:rFonts w:ascii="Times New Roman" w:hAnsi="Times New Roman" w:cs="Times New Roman"/>
+          <w:sz w:val="24"/>
+          <w:szCs w:val="24"/>
+        </w:rPr>
+        <w:t xml:space="preserve"> variants of</w:t>
       </w:r>
       <w:r>
         <w:rPr>
@@ -7701,7 +8061,25 @@
           <w:sz w:val="24"/>
           <w:szCs w:val="24"/>
         </w:rPr>
-        <w:t xml:space="preserve"> was randomly generated from the aforementioned normal distribution.</w:t>
+        <w:t xml:space="preserve"> was randomly generated from the </w:t>
+      </w:r>
+      <w:proofErr w:type="gramStart"/>
+      <w:r>
+        <w:rPr>
+          <w:rFonts w:ascii="Times New Roman" w:eastAsiaTheme="minorEastAsia" w:hAnsi="Times New Roman" w:cs="Times New Roman"/>
+          <w:sz w:val="24"/>
+          <w:szCs w:val="24"/>
+        </w:rPr>
+        <w:t>aforementioned normal</w:t>
+      </w:r>
+      <w:proofErr w:type="gramEnd"/>
+      <w:r>
+        <w:rPr>
+          <w:rFonts w:ascii="Times New Roman" w:eastAsiaTheme="minorEastAsia" w:hAnsi="Times New Roman" w:cs="Times New Roman"/>
+          <w:sz w:val="24"/>
+          <w:szCs w:val="24"/>
+        </w:rPr>
+        <w:t xml:space="preserve"> distribution.</w:t>
       </w:r>
       <w:r>
         <w:rPr>
@@ -7821,7 +8199,25 @@
           <w:sz w:val="24"/>
           <w:szCs w:val="24"/>
         </w:rPr>
-        <w:t xml:space="preserve"> per-capitulum seed count and florivory </w:t>
+        <w:t xml:space="preserve"> per-capitulum seed count and </w:t>
+      </w:r>
+      <w:proofErr w:type="spellStart"/>
+      <w:r>
+        <w:rPr>
+          <w:rFonts w:ascii="Times New Roman" w:eastAsiaTheme="minorEastAsia" w:hAnsi="Times New Roman" w:cs="Times New Roman"/>
+          <w:sz w:val="24"/>
+          <w:szCs w:val="24"/>
+        </w:rPr>
+        <w:t>florivory</w:t>
+      </w:r>
+      <w:proofErr w:type="spellEnd"/>
+      <w:r>
+        <w:rPr>
+          <w:rFonts w:ascii="Times New Roman" w:eastAsiaTheme="minorEastAsia" w:hAnsi="Times New Roman" w:cs="Times New Roman"/>
+          <w:sz w:val="24"/>
+          <w:szCs w:val="24"/>
+        </w:rPr>
+        <w:t xml:space="preserve"> </w:t>
       </w:r>
       <w:r>
         <w:rPr>
@@ -7935,15 +8331,51 @@
           <w:sz w:val="24"/>
           <w:szCs w:val="24"/>
         </w:rPr>
-        <w:t xml:space="preserve"> (i.e. unwarmed individuals)</w:t>
-      </w:r>
-      <w:r>
-        <w:rPr>
-          <w:rFonts w:ascii="Times New Roman" w:eastAsiaTheme="minorEastAsia" w:hAnsi="Times New Roman" w:cs="Times New Roman"/>
-          <w:sz w:val="24"/>
-          <w:szCs w:val="24"/>
-        </w:rPr>
-        <w:t xml:space="preserve"> since the aforementioned study found no significant difference</w:t>
+        <w:t xml:space="preserve"> (i.e. </w:t>
+      </w:r>
+      <w:proofErr w:type="spellStart"/>
+      <w:r>
+        <w:rPr>
+          <w:rFonts w:ascii="Times New Roman" w:eastAsiaTheme="minorEastAsia" w:hAnsi="Times New Roman" w:cs="Times New Roman"/>
+          <w:sz w:val="24"/>
+          <w:szCs w:val="24"/>
+        </w:rPr>
+        <w:t>unwarmed</w:t>
+      </w:r>
+      <w:proofErr w:type="spellEnd"/>
+      <w:r>
+        <w:rPr>
+          <w:rFonts w:ascii="Times New Roman" w:eastAsiaTheme="minorEastAsia" w:hAnsi="Times New Roman" w:cs="Times New Roman"/>
+          <w:sz w:val="24"/>
+          <w:szCs w:val="24"/>
+        </w:rPr>
+        <w:t xml:space="preserve"> individuals)</w:t>
+      </w:r>
+      <w:r>
+        <w:rPr>
+          <w:rFonts w:ascii="Times New Roman" w:eastAsiaTheme="minorEastAsia" w:hAnsi="Times New Roman" w:cs="Times New Roman"/>
+          <w:sz w:val="24"/>
+          <w:szCs w:val="24"/>
+        </w:rPr>
+        <w:t xml:space="preserve"> since the </w:t>
+      </w:r>
+      <w:proofErr w:type="gramStart"/>
+      <w:r>
+        <w:rPr>
+          <w:rFonts w:ascii="Times New Roman" w:eastAsiaTheme="minorEastAsia" w:hAnsi="Times New Roman" w:cs="Times New Roman"/>
+          <w:sz w:val="24"/>
+          <w:szCs w:val="24"/>
+        </w:rPr>
+        <w:t>aforementioned study</w:t>
+      </w:r>
+      <w:proofErr w:type="gramEnd"/>
+      <w:r>
+        <w:rPr>
+          <w:rFonts w:ascii="Times New Roman" w:eastAsiaTheme="minorEastAsia" w:hAnsi="Times New Roman" w:cs="Times New Roman"/>
+          <w:sz w:val="24"/>
+          <w:szCs w:val="24"/>
+        </w:rPr>
+        <w:t xml:space="preserve"> found no significant difference</w:t>
       </w:r>
       <w:r>
         <w:rPr>
@@ -7959,7 +8391,25 @@
           <w:sz w:val="24"/>
           <w:szCs w:val="24"/>
         </w:rPr>
-        <w:t xml:space="preserve"> between the unwarmed and warmed treatments. The </w:t>
+        <w:t xml:space="preserve"> between the </w:t>
+      </w:r>
+      <w:proofErr w:type="spellStart"/>
+      <w:r>
+        <w:rPr>
+          <w:rFonts w:ascii="Times New Roman" w:eastAsiaTheme="minorEastAsia" w:hAnsi="Times New Roman" w:cs="Times New Roman"/>
+          <w:sz w:val="24"/>
+          <w:szCs w:val="24"/>
+        </w:rPr>
+        <w:t>unwarmed</w:t>
+      </w:r>
+      <w:proofErr w:type="spellEnd"/>
+      <w:r>
+        <w:rPr>
+          <w:rFonts w:ascii="Times New Roman" w:eastAsiaTheme="minorEastAsia" w:hAnsi="Times New Roman" w:cs="Times New Roman"/>
+          <w:sz w:val="24"/>
+          <w:szCs w:val="24"/>
+        </w:rPr>
+        <w:t xml:space="preserve"> and warmed treatments. The </w:t>
       </w:r>
       <w:r>
         <w:rPr>
@@ -7991,7 +8441,25 @@
           <w:sz w:val="24"/>
           <w:szCs w:val="24"/>
         </w:rPr>
-        <w:t xml:space="preserve"> florivory was treated as a </w:t>
+        <w:t xml:space="preserve"> </w:t>
+      </w:r>
+      <w:proofErr w:type="spellStart"/>
+      <w:r>
+        <w:rPr>
+          <w:rFonts w:ascii="Times New Roman" w:eastAsiaTheme="minorEastAsia" w:hAnsi="Times New Roman" w:cs="Times New Roman"/>
+          <w:sz w:val="24"/>
+          <w:szCs w:val="24"/>
+        </w:rPr>
+        <w:t>florivory</w:t>
+      </w:r>
+      <w:proofErr w:type="spellEnd"/>
+      <w:r>
+        <w:rPr>
+          <w:rFonts w:ascii="Times New Roman" w:eastAsiaTheme="minorEastAsia" w:hAnsi="Times New Roman" w:cs="Times New Roman"/>
+          <w:sz w:val="24"/>
+          <w:szCs w:val="24"/>
+        </w:rPr>
+        <w:t xml:space="preserve"> was treated as a </w:t>
       </w:r>
       <w:r>
         <w:rPr>
@@ -8039,7 +8507,25 @@
           <w:sz w:val="24"/>
           <w:szCs w:val="24"/>
         </w:rPr>
-        <w:t>seed count and florivory survival rate</w:t>
+        <w:t xml:space="preserve">seed count and </w:t>
+      </w:r>
+      <w:proofErr w:type="spellStart"/>
+      <w:r>
+        <w:rPr>
+          <w:rFonts w:ascii="Times New Roman" w:eastAsiaTheme="minorEastAsia" w:hAnsi="Times New Roman" w:cs="Times New Roman"/>
+          <w:sz w:val="24"/>
+          <w:szCs w:val="24"/>
+        </w:rPr>
+        <w:t>florivory</w:t>
+      </w:r>
+      <w:proofErr w:type="spellEnd"/>
+      <w:r>
+        <w:rPr>
+          <w:rFonts w:ascii="Times New Roman" w:eastAsiaTheme="minorEastAsia" w:hAnsi="Times New Roman" w:cs="Times New Roman"/>
+          <w:sz w:val="24"/>
+          <w:szCs w:val="24"/>
+        </w:rPr>
+        <w:t xml:space="preserve"> survival rate</w:t>
       </w:r>
       <w:r>
         <w:rPr>
@@ -8173,8 +8659,20 @@
           <w:sz w:val="24"/>
           <w:szCs w:val="24"/>
         </w:rPr>
-        <w:t>Wind dispersal</w:t>
-      </w:r>
+        <w:t xml:space="preserve">Wind </w:t>
+      </w:r>
+      <w:proofErr w:type="gramStart"/>
+      <w:r>
+        <w:rPr>
+          <w:rFonts w:ascii="Times New Roman" w:hAnsi="Times New Roman" w:cs="Times New Roman"/>
+          <w:i/>
+          <w:iCs/>
+          <w:sz w:val="24"/>
+          <w:szCs w:val="24"/>
+        </w:rPr>
+        <w:t>dispersal</w:t>
+      </w:r>
+      <w:proofErr w:type="gramEnd"/>
     </w:p>
     <w:p>
       <w:pPr>
@@ -8355,7 +8853,25 @@
           <w:sz w:val="24"/>
           <w:szCs w:val="24"/>
         </w:rPr>
-        <w:t xml:space="preserve">. 1984; Wais </w:t>
+        <w:t xml:space="preserve">. 1984; </w:t>
+      </w:r>
+      <w:proofErr w:type="spellStart"/>
+      <w:r>
+        <w:rPr>
+          <w:rFonts w:ascii="Times New Roman" w:eastAsiaTheme="minorEastAsia" w:hAnsi="Times New Roman" w:cs="Times New Roman"/>
+          <w:sz w:val="24"/>
+          <w:szCs w:val="24"/>
+        </w:rPr>
+        <w:t>Wais</w:t>
+      </w:r>
+      <w:proofErr w:type="spellEnd"/>
+      <w:r>
+        <w:rPr>
+          <w:rFonts w:ascii="Times New Roman" w:eastAsiaTheme="minorEastAsia" w:hAnsi="Times New Roman" w:cs="Times New Roman"/>
+          <w:sz w:val="24"/>
+          <w:szCs w:val="24"/>
+        </w:rPr>
+        <w:t xml:space="preserve"> </w:t>
       </w:r>
       <w:r>
         <w:rPr>
@@ -8513,13 +9029,23 @@
         </w:rPr>
         <w:t xml:space="preserve"> estimated as lognormal in accordance with previous studies (e.g. </w:t>
       </w:r>
-      <w:r>
-        <w:rPr>
-          <w:rFonts w:ascii="Times New Roman" w:hAnsi="Times New Roman" w:cs="Times New Roman"/>
-          <w:sz w:val="24"/>
-          <w:szCs w:val="24"/>
-        </w:rPr>
-        <w:t>Skarpaas and Shea 2007</w:t>
+      <w:proofErr w:type="spellStart"/>
+      <w:r>
+        <w:rPr>
+          <w:rFonts w:ascii="Times New Roman" w:hAnsi="Times New Roman" w:cs="Times New Roman"/>
+          <w:sz w:val="24"/>
+          <w:szCs w:val="24"/>
+        </w:rPr>
+        <w:t>Skarpaas</w:t>
+      </w:r>
+      <w:proofErr w:type="spellEnd"/>
+      <w:r>
+        <w:rPr>
+          <w:rFonts w:ascii="Times New Roman" w:hAnsi="Times New Roman" w:cs="Times New Roman"/>
+          <w:sz w:val="24"/>
+          <w:szCs w:val="24"/>
+        </w:rPr>
+        <w:t xml:space="preserve"> and Shea 2007</w:t>
       </w:r>
       <w:r>
         <w:rPr>
@@ -8659,6 +9185,7 @@
         </w:rPr>
         <w:t xml:space="preserve">Both wind speed and seed terminal velocity distributions were parameterized using the </w:t>
       </w:r>
+      <w:proofErr w:type="spellStart"/>
       <w:r>
         <w:rPr>
           <w:rFonts w:ascii="Consolas" w:eastAsiaTheme="minorEastAsia" w:hAnsi="Consolas" w:cs="Times New Roman"/>
@@ -8669,6 +9196,7 @@
         </w:rPr>
         <w:t>fitdistr</w:t>
       </w:r>
+      <w:proofErr w:type="spellEnd"/>
       <w:r>
         <w:rPr>
           <w:rFonts w:ascii="Times New Roman" w:eastAsiaTheme="minorEastAsia" w:hAnsi="Times New Roman" w:cs="Times New Roman"/>
@@ -9634,7 +10162,25 @@
           <w:sz w:val="24"/>
           <w:szCs w:val="24"/>
         </w:rPr>
-        <w:t xml:space="preserve"> At the beginning of the wavespeed simulations, the locations of all ant nests within the simulation space were randomly generated, with an average density of</w:t>
+        <w:t xml:space="preserve"> At the beginning of the </w:t>
+      </w:r>
+      <w:proofErr w:type="spellStart"/>
+      <w:r>
+        <w:rPr>
+          <w:rFonts w:ascii="Times New Roman" w:eastAsiaTheme="minorEastAsia" w:hAnsi="Times New Roman" w:cs="Times New Roman"/>
+          <w:sz w:val="24"/>
+          <w:szCs w:val="24"/>
+        </w:rPr>
+        <w:t>wavespeed</w:t>
+      </w:r>
+      <w:proofErr w:type="spellEnd"/>
+      <w:r>
+        <w:rPr>
+          <w:rFonts w:ascii="Times New Roman" w:eastAsiaTheme="minorEastAsia" w:hAnsi="Times New Roman" w:cs="Times New Roman"/>
+          <w:sz w:val="24"/>
+          <w:szCs w:val="24"/>
+        </w:rPr>
+        <w:t xml:space="preserve"> simulations, the locations of all ant nests within the simulation space were randomly generated, with an average density of</w:t>
       </w:r>
       <w:r>
         <w:rPr>
@@ -9756,13 +10302,23 @@
         </w:rPr>
         <w:t xml:space="preserve"> (see “</w:t>
       </w:r>
-      <w:r>
-        <w:rPr>
-          <w:rFonts w:ascii="Times New Roman" w:hAnsi="Times New Roman" w:cs="Times New Roman"/>
-          <w:sz w:val="24"/>
-          <w:szCs w:val="24"/>
-        </w:rPr>
-        <w:t>Post-dispersal predation</w:t>
+      <w:proofErr w:type="gramStart"/>
+      <w:r>
+        <w:rPr>
+          <w:rFonts w:ascii="Times New Roman" w:hAnsi="Times New Roman" w:cs="Times New Roman"/>
+          <w:sz w:val="24"/>
+          <w:szCs w:val="24"/>
+        </w:rPr>
+        <w:t>Post-dispersal</w:t>
+      </w:r>
+      <w:proofErr w:type="gramEnd"/>
+      <w:r>
+        <w:rPr>
+          <w:rFonts w:ascii="Times New Roman" w:hAnsi="Times New Roman" w:cs="Times New Roman"/>
+          <w:sz w:val="24"/>
+          <w:szCs w:val="24"/>
+        </w:rPr>
+        <w:t xml:space="preserve"> predation</w:t>
       </w:r>
       <w:r>
         <w:rPr>
@@ -10241,13 +10797,23 @@
         </w:rPr>
         <w:t xml:space="preserve"> simulate predation after </w:t>
       </w:r>
-      <w:r>
-        <w:rPr>
-          <w:rFonts w:ascii="Times New Roman" w:eastAsiaTheme="minorEastAsia" w:hAnsi="Times New Roman" w:cs="Times New Roman"/>
-          <w:sz w:val="24"/>
-          <w:szCs w:val="24"/>
-        </w:rPr>
-        <w:t xml:space="preserve">all of </w:t>
+      <w:proofErr w:type="gramStart"/>
+      <w:r>
+        <w:rPr>
+          <w:rFonts w:ascii="Times New Roman" w:eastAsiaTheme="minorEastAsia" w:hAnsi="Times New Roman" w:cs="Times New Roman"/>
+          <w:sz w:val="24"/>
+          <w:szCs w:val="24"/>
+        </w:rPr>
+        <w:t>all of</w:t>
+      </w:r>
+      <w:proofErr w:type="gramEnd"/>
+      <w:r>
+        <w:rPr>
+          <w:rFonts w:ascii="Times New Roman" w:eastAsiaTheme="minorEastAsia" w:hAnsi="Times New Roman" w:cs="Times New Roman"/>
+          <w:sz w:val="24"/>
+          <w:szCs w:val="24"/>
+        </w:rPr>
+        <w:t xml:space="preserve"> </w:t>
       </w:r>
       <w:r>
         <w:rPr>
@@ -10295,7 +10861,25 @@
           <w:sz w:val="24"/>
           <w:szCs w:val="24"/>
         </w:rPr>
-        <w:t xml:space="preserve"> computational resources within the wavespeed model are spent.</w:t>
+        <w:t xml:space="preserve"> computational resources within the </w:t>
+      </w:r>
+      <w:proofErr w:type="spellStart"/>
+      <w:r>
+        <w:rPr>
+          <w:rFonts w:ascii="Times New Roman" w:eastAsiaTheme="minorEastAsia" w:hAnsi="Times New Roman" w:cs="Times New Roman"/>
+          <w:sz w:val="24"/>
+          <w:szCs w:val="24"/>
+        </w:rPr>
+        <w:t>wavespeed</w:t>
+      </w:r>
+      <w:proofErr w:type="spellEnd"/>
+      <w:r>
+        <w:rPr>
+          <w:rFonts w:ascii="Times New Roman" w:eastAsiaTheme="minorEastAsia" w:hAnsi="Times New Roman" w:cs="Times New Roman"/>
+          <w:sz w:val="24"/>
+          <w:szCs w:val="24"/>
+        </w:rPr>
+        <w:t xml:space="preserve"> model are spent.</w:t>
       </w:r>
       <w:r>
         <w:rPr>
@@ -10619,79 +11203,7 @@
           <w:sz w:val="24"/>
           <w:szCs w:val="24"/>
         </w:rPr>
-        <w:t xml:space="preserve"> </w:t>
-      </w:r>
-      <w:r>
-        <w:rPr>
-          <w:rFonts w:ascii="Times New Roman" w:hAnsi="Times New Roman" w:cs="Times New Roman"/>
-          <w:sz w:val="24"/>
-          <w:szCs w:val="24"/>
-        </w:rPr>
-        <w:t xml:space="preserve">Note that because we already filtered out seeds that </w:t>
-      </w:r>
-      <w:r>
-        <w:rPr>
-          <w:rFonts w:ascii="Times New Roman" w:hAnsi="Times New Roman" w:cs="Times New Roman"/>
-          <w:sz w:val="24"/>
-          <w:szCs w:val="24"/>
-        </w:rPr>
-        <w:t>did not survive predation by ants</w:t>
-      </w:r>
-      <w:r>
-        <w:rPr>
-          <w:rFonts w:ascii="Times New Roman" w:hAnsi="Times New Roman" w:cs="Times New Roman"/>
-          <w:sz w:val="24"/>
-          <w:szCs w:val="24"/>
-        </w:rPr>
-        <w:t xml:space="preserve">, before simulating </w:t>
-      </w:r>
-      <w:r>
-        <w:rPr>
-          <w:rFonts w:ascii="Times New Roman" w:hAnsi="Times New Roman" w:cs="Times New Roman"/>
-          <w:sz w:val="24"/>
-          <w:szCs w:val="24"/>
-        </w:rPr>
-        <w:t>whether remaining seeds were removed by ants</w:t>
-      </w:r>
-      <w:r>
-        <w:rPr>
-          <w:rFonts w:ascii="Times New Roman" w:hAnsi="Times New Roman" w:cs="Times New Roman"/>
-          <w:sz w:val="24"/>
-          <w:szCs w:val="24"/>
-        </w:rPr>
-        <w:t xml:space="preserve">, we recalculated the rate of </w:t>
-      </w:r>
-      <w:r>
-        <w:rPr>
-          <w:rFonts w:ascii="Times New Roman" w:hAnsi="Times New Roman" w:cs="Times New Roman"/>
-          <w:sz w:val="24"/>
-          <w:szCs w:val="24"/>
-        </w:rPr>
-        <w:t>seed removal</w:t>
-      </w:r>
-      <w:r>
-        <w:rPr>
-          <w:rFonts w:ascii="Times New Roman" w:hAnsi="Times New Roman" w:cs="Times New Roman"/>
-          <w:sz w:val="24"/>
-          <w:szCs w:val="24"/>
-        </w:rPr>
-        <w:t xml:space="preserve"> conditioned on seeds that </w:t>
-      </w:r>
-      <w:r>
-        <w:rPr>
-          <w:rFonts w:ascii="Times New Roman" w:hAnsi="Times New Roman" w:cs="Times New Roman"/>
-          <w:sz w:val="24"/>
-          <w:szCs w:val="24"/>
-        </w:rPr>
-        <w:t>were either not removed or were removed but survived predation by ants.</w:t>
-      </w:r>
-      <w:r>
-        <w:rPr>
-          <w:rFonts w:ascii="Times New Roman" w:hAnsi="Times New Roman" w:cs="Times New Roman"/>
-          <w:sz w:val="24"/>
-          <w:szCs w:val="24"/>
-        </w:rPr>
-        <w:t xml:space="preserve"> </w:t>
+        <w:t xml:space="preserve"> Note that because we already filtered out seeds that did not survive predation by ants, before simulating whether remaining seeds were removed by ants, we recalculated the rate of seed removal conditioned on seeds that were either not removed or were removed but survived predation by ants. </w:t>
       </w:r>
       <w:r>
         <w:rPr>
@@ -10715,15 +11227,7 @@
           <w:sz w:val="24"/>
           <w:szCs w:val="24"/>
         </w:rPr>
-        <w:t xml:space="preserve"> then</w:t>
-      </w:r>
-      <w:r>
-        <w:rPr>
-          <w:rFonts w:ascii="Times New Roman" w:eastAsiaTheme="minorEastAsia" w:hAnsi="Times New Roman" w:cs="Times New Roman"/>
-          <w:sz w:val="24"/>
-          <w:szCs w:val="24"/>
-        </w:rPr>
-        <w:t xml:space="preserve"> </w:t>
+        <w:t xml:space="preserve"> then </w:t>
       </w:r>
       <w:r>
         <w:rPr>
@@ -10747,23 +11251,7 @@
           <w:sz w:val="24"/>
           <w:szCs w:val="24"/>
         </w:rPr>
-        <w:t xml:space="preserve"> equal to the recalculated </w:t>
-      </w:r>
-      <w:r>
-        <w:rPr>
-          <w:rFonts w:ascii="Times New Roman" w:hAnsi="Times New Roman" w:cs="Times New Roman"/>
-          <w:sz w:val="24"/>
-          <w:szCs w:val="24"/>
-        </w:rPr>
-        <w:t>seed removal</w:t>
-      </w:r>
-      <w:r>
-        <w:rPr>
-          <w:rFonts w:ascii="Times New Roman" w:hAnsi="Times New Roman" w:cs="Times New Roman"/>
-          <w:sz w:val="24"/>
-          <w:szCs w:val="24"/>
-        </w:rPr>
-        <w:t xml:space="preserve"> rate.  </w:t>
+        <w:t xml:space="preserve"> equal to the recalculated seed removal rate.  </w:t>
       </w:r>
     </w:p>
     <w:p>
@@ -10925,23 +11413,7 @@
           <w:sz w:val="24"/>
           <w:szCs w:val="24"/>
         </w:rPr>
-        <w:t xml:space="preserve"> adding the </w:t>
-      </w:r>
-      <w:r>
-        <w:rPr>
-          <w:rFonts w:ascii="Times New Roman" w:eastAsiaTheme="minorEastAsia" w:hAnsi="Times New Roman" w:cs="Times New Roman"/>
-          <w:sz w:val="24"/>
-          <w:szCs w:val="24"/>
-        </w:rPr>
-        <w:t>establishment rate</w:t>
-      </w:r>
-      <w:r>
-        <w:rPr>
-          <w:rFonts w:ascii="Times New Roman" w:eastAsiaTheme="minorEastAsia" w:hAnsi="Times New Roman" w:cs="Times New Roman"/>
-          <w:sz w:val="24"/>
-          <w:szCs w:val="24"/>
-        </w:rPr>
-        <w:t xml:space="preserve"> (proportion of seeds establishing without entering the seed bank) to the product of </w:t>
+        <w:t xml:space="preserve"> adding the establishment rate (proportion of seeds establishing without entering the seed bank) to the product of </w:t>
       </w:r>
       <w:r>
         <w:rPr>
@@ -10965,31 +11437,15 @@
           <w:sz w:val="24"/>
           <w:szCs w:val="24"/>
         </w:rPr>
-        <w:t xml:space="preserve"> and </w:t>
-      </w:r>
-      <w:r>
-        <w:rPr>
-          <w:rFonts w:ascii="Times New Roman" w:eastAsiaTheme="minorEastAsia" w:hAnsi="Times New Roman" w:cs="Times New Roman"/>
-          <w:sz w:val="24"/>
-          <w:szCs w:val="24"/>
-        </w:rPr>
-        <w:t>1 minus the establishment rate</w:t>
-      </w:r>
-      <w:r>
-        <w:rPr>
-          <w:rFonts w:ascii="Times New Roman" w:eastAsiaTheme="minorEastAsia" w:hAnsi="Times New Roman" w:cs="Times New Roman"/>
-          <w:sz w:val="24"/>
-          <w:szCs w:val="24"/>
-        </w:rPr>
-        <w:t xml:space="preserve"> (proportion of seeds that </w:t>
-      </w:r>
-      <w:r>
-        <w:rPr>
-          <w:rFonts w:ascii="Times New Roman" w:eastAsiaTheme="minorEastAsia" w:hAnsi="Times New Roman" w:cs="Times New Roman"/>
-          <w:sz w:val="24"/>
-          <w:szCs w:val="24"/>
-        </w:rPr>
-        <w:t>failed to establish but</w:t>
+        <w:t xml:space="preserve"> and 1 minus the establishment rate</w:t>
+      </w:r>
+      <w:r>
+        <w:rPr>
+          <w:rFonts w:ascii="Times New Roman" w:eastAsiaTheme="minorEastAsia" w:hAnsi="Times New Roman" w:cs="Times New Roman"/>
+          <w:sz w:val="24"/>
+          <w:szCs w:val="24"/>
+        </w:rPr>
+        <w:t xml:space="preserve"> (proportion of seeds that failed to establish but</w:t>
       </w:r>
       <w:r>
         <w:rPr>
@@ -11005,15 +11461,7 @@
           <w:sz w:val="24"/>
           <w:szCs w:val="24"/>
         </w:rPr>
-        <w:t xml:space="preserve"> entered the seed bank</w:t>
-      </w:r>
-      <w:r>
-        <w:rPr>
-          <w:rFonts w:ascii="Times New Roman" w:eastAsiaTheme="minorEastAsia" w:hAnsi="Times New Roman" w:cs="Times New Roman"/>
-          <w:sz w:val="24"/>
-          <w:szCs w:val="24"/>
-        </w:rPr>
-        <w:t>)</w:t>
+        <w:t xml:space="preserve"> entered the seed bank)</w:t>
       </w:r>
       <w:r>
         <w:rPr>
@@ -11224,31 +11672,7 @@
           <w:sz w:val="24"/>
           <w:szCs w:val="24"/>
         </w:rPr>
-        <w:t>Note that because we</w:t>
-      </w:r>
-      <w:r>
-        <w:rPr>
-          <w:rFonts w:ascii="Times New Roman" w:hAnsi="Times New Roman" w:cs="Times New Roman"/>
-          <w:sz w:val="24"/>
-          <w:szCs w:val="24"/>
-        </w:rPr>
-        <w:t xml:space="preserve"> already</w:t>
-      </w:r>
-      <w:r>
-        <w:rPr>
-          <w:rFonts w:ascii="Times New Roman" w:hAnsi="Times New Roman" w:cs="Times New Roman"/>
-          <w:sz w:val="24"/>
-          <w:szCs w:val="24"/>
-        </w:rPr>
-        <w:t xml:space="preserve"> filtered out seeds that failed to establish or enter the seed bank</w:t>
-      </w:r>
-      <w:r>
-        <w:rPr>
-          <w:rFonts w:ascii="Times New Roman" w:hAnsi="Times New Roman" w:cs="Times New Roman"/>
-          <w:sz w:val="24"/>
-          <w:szCs w:val="24"/>
-        </w:rPr>
-        <w:t xml:space="preserve">, before simulating establishment of surviving seeds, we recalculated the rate of establishment conditioned on seeds that established or entered the seed bank. </w:t>
+        <w:t xml:space="preserve">Note that because we already filtered out seeds that failed to establish or enter the seed bank, before simulating establishment of surviving seeds, we recalculated the rate of establishment conditioned on seeds that established or entered the seed bank. </w:t>
       </w:r>
       <w:r>
         <w:rPr>
@@ -11990,7 +12414,25 @@
           <w:sz w:val="24"/>
           <w:szCs w:val="24"/>
         </w:rPr>
-        <w:t>median wavespeed.</w:t>
+        <w:t xml:space="preserve">median </w:t>
+      </w:r>
+      <w:proofErr w:type="spellStart"/>
+      <w:r>
+        <w:rPr>
+          <w:rFonts w:ascii="Times New Roman" w:hAnsi="Times New Roman" w:cs="Times New Roman"/>
+          <w:sz w:val="24"/>
+          <w:szCs w:val="24"/>
+        </w:rPr>
+        <w:t>wavespeed</w:t>
+      </w:r>
+      <w:proofErr w:type="spellEnd"/>
+      <w:r>
+        <w:rPr>
+          <w:rFonts w:ascii="Times New Roman" w:hAnsi="Times New Roman" w:cs="Times New Roman"/>
+          <w:sz w:val="24"/>
+          <w:szCs w:val="24"/>
+        </w:rPr>
+        <w:t>.</w:t>
       </w:r>
       <w:r>
         <w:rPr>
@@ -12118,8 +12560,18 @@
           <w:sz w:val="24"/>
           <w:szCs w:val="24"/>
         </w:rPr>
-        <w:t>its impacts on wavespeed</w:t>
-      </w:r>
+        <w:t xml:space="preserve">its impacts on </w:t>
+      </w:r>
+      <w:proofErr w:type="spellStart"/>
+      <w:r>
+        <w:rPr>
+          <w:rFonts w:ascii="Times New Roman" w:hAnsi="Times New Roman" w:cs="Times New Roman"/>
+          <w:sz w:val="24"/>
+          <w:szCs w:val="24"/>
+        </w:rPr>
+        <w:t>wavespeed</w:t>
+      </w:r>
+      <w:proofErr w:type="spellEnd"/>
       <w:r>
         <w:rPr>
           <w:rFonts w:ascii="Times New Roman" w:hAnsi="Times New Roman" w:cs="Times New Roman"/>
@@ -12255,7 +12707,25 @@
           <w:sz w:val="24"/>
           <w:szCs w:val="24"/>
         </w:rPr>
-        <w:t xml:space="preserve"> little to no influence on wavespeed since </w:t>
+        <w:t xml:space="preserve"> little to no influence on </w:t>
+      </w:r>
+      <w:proofErr w:type="spellStart"/>
+      <w:r>
+        <w:rPr>
+          <w:rFonts w:ascii="Times New Roman" w:hAnsi="Times New Roman" w:cs="Times New Roman"/>
+          <w:sz w:val="24"/>
+          <w:szCs w:val="24"/>
+        </w:rPr>
+        <w:t>wavespeed</w:t>
+      </w:r>
+      <w:proofErr w:type="spellEnd"/>
+      <w:r>
+        <w:rPr>
+          <w:rFonts w:ascii="Times New Roman" w:hAnsi="Times New Roman" w:cs="Times New Roman"/>
+          <w:sz w:val="24"/>
+          <w:szCs w:val="24"/>
+        </w:rPr>
+        <w:t xml:space="preserve"> since </w:t>
       </w:r>
       <w:r>
         <w:rPr>
@@ -12379,13 +12849,23 @@
         </w:rPr>
         <w:t xml:space="preserve"> as done by </w:t>
       </w:r>
-      <w:r>
-        <w:rPr>
-          <w:rFonts w:ascii="Times New Roman" w:hAnsi="Times New Roman" w:cs="Times New Roman"/>
-          <w:sz w:val="24"/>
-          <w:szCs w:val="24"/>
-        </w:rPr>
-        <w:t xml:space="preserve">Jongejans </w:t>
+      <w:proofErr w:type="spellStart"/>
+      <w:r>
+        <w:rPr>
+          <w:rFonts w:ascii="Times New Roman" w:hAnsi="Times New Roman" w:cs="Times New Roman"/>
+          <w:sz w:val="24"/>
+          <w:szCs w:val="24"/>
+        </w:rPr>
+        <w:t>Jongejans</w:t>
+      </w:r>
+      <w:proofErr w:type="spellEnd"/>
+      <w:r>
+        <w:rPr>
+          <w:rFonts w:ascii="Times New Roman" w:hAnsi="Times New Roman" w:cs="Times New Roman"/>
+          <w:sz w:val="24"/>
+          <w:szCs w:val="24"/>
+        </w:rPr>
+        <w:t xml:space="preserve"> </w:t>
       </w:r>
       <w:r>
         <w:rPr>
@@ -12485,7 +12965,43 @@
           <w:sz w:val="24"/>
           <w:szCs w:val="24"/>
         </w:rPr>
-        <w:t xml:space="preserve">Bowden, G.J., Barker, P.R., Shestopal, V.O., &amp; Twidell, J.W. (1983). The Weibull distribution function and wind power statistics. </w:t>
+        <w:t xml:space="preserve">Bowden, G.J., Barker, P.R., </w:t>
+      </w:r>
+      <w:proofErr w:type="spellStart"/>
+      <w:r>
+        <w:rPr>
+          <w:rFonts w:ascii="Times New Roman" w:hAnsi="Times New Roman" w:cs="Times New Roman"/>
+          <w:sz w:val="24"/>
+          <w:szCs w:val="24"/>
+        </w:rPr>
+        <w:t>Shestopal</w:t>
+      </w:r>
+      <w:proofErr w:type="spellEnd"/>
+      <w:r>
+        <w:rPr>
+          <w:rFonts w:ascii="Times New Roman" w:hAnsi="Times New Roman" w:cs="Times New Roman"/>
+          <w:sz w:val="24"/>
+          <w:szCs w:val="24"/>
+        </w:rPr>
+        <w:t xml:space="preserve">, V.O., &amp; </w:t>
+      </w:r>
+      <w:proofErr w:type="spellStart"/>
+      <w:r>
+        <w:rPr>
+          <w:rFonts w:ascii="Times New Roman" w:hAnsi="Times New Roman" w:cs="Times New Roman"/>
+          <w:sz w:val="24"/>
+          <w:szCs w:val="24"/>
+        </w:rPr>
+        <w:t>Twidell</w:t>
+      </w:r>
+      <w:proofErr w:type="spellEnd"/>
+      <w:r>
+        <w:rPr>
+          <w:rFonts w:ascii="Times New Roman" w:hAnsi="Times New Roman" w:cs="Times New Roman"/>
+          <w:sz w:val="24"/>
+          <w:szCs w:val="24"/>
+        </w:rPr>
+        <w:t xml:space="preserve">, J.W. (1983). The Weibull distribution function and wind power statistics. </w:t>
       </w:r>
       <w:r>
         <w:rPr>
@@ -12631,7 +13147,29 @@
           <w:szCs w:val="24"/>
           <w:shd w:val="clear" w:color="auto" w:fill="FFFFFF"/>
         </w:rPr>
-        <w:t xml:space="preserve">Drees, T. H. &amp; Shea, K. (2024b). Climate warming increases insect‐driven seed removal of two elaiosome‐bearing invasive thistle species. </w:t>
+        <w:t xml:space="preserve">Drees, T. H. &amp; Shea, K. (2024b). Climate warming increases insect‐driven seed removal of two </w:t>
+      </w:r>
+      <w:proofErr w:type="spellStart"/>
+      <w:r>
+        <w:rPr>
+          <w:rFonts w:ascii="Times New Roman" w:hAnsi="Times New Roman" w:cs="Times New Roman"/>
+          <w:color w:val="222222"/>
+          <w:sz w:val="24"/>
+          <w:szCs w:val="24"/>
+          <w:shd w:val="clear" w:color="auto" w:fill="FFFFFF"/>
+        </w:rPr>
+        <w:t>elaiosome</w:t>
+      </w:r>
+      <w:proofErr w:type="spellEnd"/>
+      <w:r>
+        <w:rPr>
+          <w:rFonts w:ascii="Times New Roman" w:hAnsi="Times New Roman" w:cs="Times New Roman"/>
+          <w:color w:val="222222"/>
+          <w:sz w:val="24"/>
+          <w:szCs w:val="24"/>
+          <w:shd w:val="clear" w:color="auto" w:fill="FFFFFF"/>
+        </w:rPr>
+        <w:t xml:space="preserve">‐bearing invasive thistle species. </w:t>
       </w:r>
       <w:r>
         <w:rPr>
@@ -12667,13 +13205,41 @@
           <w:szCs w:val="24"/>
         </w:rPr>
       </w:pPr>
-      <w:r>
-        <w:rPr>
-          <w:rFonts w:ascii="Times New Roman" w:hAnsi="Times New Roman" w:cs="Times New Roman"/>
-          <w:sz w:val="24"/>
-          <w:szCs w:val="24"/>
-        </w:rPr>
-        <w:t xml:space="preserve">Jongejans, E., Shea, K., Skarpaas, O., Kelly, D., Sheppard, A.W., &amp; Woodburn, T.L. (2008). Dispersal and demography contributions to population spread of Carduus nutans in its native and invaded ranges. </w:t>
+      <w:proofErr w:type="spellStart"/>
+      <w:r>
+        <w:rPr>
+          <w:rFonts w:ascii="Times New Roman" w:hAnsi="Times New Roman" w:cs="Times New Roman"/>
+          <w:sz w:val="24"/>
+          <w:szCs w:val="24"/>
+        </w:rPr>
+        <w:t>Jongejans</w:t>
+      </w:r>
+      <w:proofErr w:type="spellEnd"/>
+      <w:r>
+        <w:rPr>
+          <w:rFonts w:ascii="Times New Roman" w:hAnsi="Times New Roman" w:cs="Times New Roman"/>
+          <w:sz w:val="24"/>
+          <w:szCs w:val="24"/>
+        </w:rPr>
+        <w:t xml:space="preserve">, E., Shea, K., </w:t>
+      </w:r>
+      <w:proofErr w:type="spellStart"/>
+      <w:r>
+        <w:rPr>
+          <w:rFonts w:ascii="Times New Roman" w:hAnsi="Times New Roman" w:cs="Times New Roman"/>
+          <w:sz w:val="24"/>
+          <w:szCs w:val="24"/>
+        </w:rPr>
+        <w:t>Skarpaas</w:t>
+      </w:r>
+      <w:proofErr w:type="spellEnd"/>
+      <w:r>
+        <w:rPr>
+          <w:rFonts w:ascii="Times New Roman" w:hAnsi="Times New Roman" w:cs="Times New Roman"/>
+          <w:sz w:val="24"/>
+          <w:szCs w:val="24"/>
+        </w:rPr>
+        <w:t xml:space="preserve">, O., Kelly, D., Sheppard, A.W., &amp; Woodburn, T.L. (2008). Dispersal and demography contributions to population spread of Carduus nutans in its native and invaded ranges. </w:t>
       </w:r>
       <w:r>
         <w:rPr>
@@ -12706,13 +13272,41 @@
         </w:rPr>
       </w:pPr>
       <w:bookmarkStart w:id="3" w:name="_Hlk157714922"/>
-      <w:r>
-        <w:rPr>
-          <w:rFonts w:ascii="Times New Roman" w:hAnsi="Times New Roman" w:cs="Times New Roman"/>
-          <w:sz w:val="24"/>
-          <w:szCs w:val="24"/>
-        </w:rPr>
-        <w:t xml:space="preserve">Jongejans, E., Shea, K., Skarpaas, O., Kelly, D., &amp; Ellner, S.P. (2011). Importance of individual and environmental variation for invasive species spread: a spatial integral projection model. </w:t>
+      <w:proofErr w:type="spellStart"/>
+      <w:r>
+        <w:rPr>
+          <w:rFonts w:ascii="Times New Roman" w:hAnsi="Times New Roman" w:cs="Times New Roman"/>
+          <w:sz w:val="24"/>
+          <w:szCs w:val="24"/>
+        </w:rPr>
+        <w:t>Jongejans</w:t>
+      </w:r>
+      <w:proofErr w:type="spellEnd"/>
+      <w:r>
+        <w:rPr>
+          <w:rFonts w:ascii="Times New Roman" w:hAnsi="Times New Roman" w:cs="Times New Roman"/>
+          <w:sz w:val="24"/>
+          <w:szCs w:val="24"/>
+        </w:rPr>
+        <w:t xml:space="preserve">, E., Shea, K., </w:t>
+      </w:r>
+      <w:proofErr w:type="spellStart"/>
+      <w:r>
+        <w:rPr>
+          <w:rFonts w:ascii="Times New Roman" w:hAnsi="Times New Roman" w:cs="Times New Roman"/>
+          <w:sz w:val="24"/>
+          <w:szCs w:val="24"/>
+        </w:rPr>
+        <w:t>Skarpaas</w:t>
+      </w:r>
+      <w:proofErr w:type="spellEnd"/>
+      <w:r>
+        <w:rPr>
+          <w:rFonts w:ascii="Times New Roman" w:hAnsi="Times New Roman" w:cs="Times New Roman"/>
+          <w:sz w:val="24"/>
+          <w:szCs w:val="24"/>
+        </w:rPr>
+        <w:t xml:space="preserve">, O., Kelly, D., &amp; Ellner, S.P. (2011). Importance of individual and environmental variation for invasive species spread: a spatial integral projection model. </w:t>
       </w:r>
       <w:r>
         <w:rPr>
@@ -12751,7 +13345,25 @@
           <w:sz w:val="24"/>
           <w:szCs w:val="24"/>
         </w:rPr>
-        <w:t xml:space="preserve">Rauschert, E.S.J., &amp; Shea, K. (2012). Invasional interference due to similar inter‐and intraspecific competition between invaders may affect management. </w:t>
+        <w:t xml:space="preserve">Rauschert, E.S.J., &amp; Shea, K. (2012). </w:t>
+      </w:r>
+      <w:proofErr w:type="spellStart"/>
+      <w:r>
+        <w:rPr>
+          <w:rFonts w:ascii="Times New Roman" w:hAnsi="Times New Roman" w:cs="Times New Roman"/>
+          <w:sz w:val="24"/>
+          <w:szCs w:val="24"/>
+        </w:rPr>
+        <w:t>Invasional</w:t>
+      </w:r>
+      <w:proofErr w:type="spellEnd"/>
+      <w:r>
+        <w:rPr>
+          <w:rFonts w:ascii="Times New Roman" w:hAnsi="Times New Roman" w:cs="Times New Roman"/>
+          <w:sz w:val="24"/>
+          <w:szCs w:val="24"/>
+        </w:rPr>
+        <w:t xml:space="preserve"> interference due to similar inter‐and intraspecific competition between invaders may affect management. </w:t>
       </w:r>
       <w:r>
         <w:rPr>
@@ -12803,6 +13415,7 @@
           <w:szCs w:val="24"/>
         </w:rPr>
       </w:pPr>
+      <w:proofErr w:type="spellStart"/>
       <w:r>
         <w:rPr>
           <w:rFonts w:ascii="Times New Roman" w:hAnsi="Times New Roman" w:cs="Times New Roman"/>
@@ -12810,7 +13423,16 @@
           <w:szCs w:val="24"/>
         </w:rPr>
         <w:lastRenderedPageBreak/>
-        <w:t xml:space="preserve">Skarpaas, O. &amp; Shea, K. (2007). Dispersal patterns, dispersal mechanisms, and invasion wave speeds for invasive thistles. </w:t>
+        <w:t>Skarpaas</w:t>
+      </w:r>
+      <w:proofErr w:type="spellEnd"/>
+      <w:r>
+        <w:rPr>
+          <w:rFonts w:ascii="Times New Roman" w:hAnsi="Times New Roman" w:cs="Times New Roman"/>
+          <w:sz w:val="24"/>
+          <w:szCs w:val="24"/>
+        </w:rPr>
+        <w:t xml:space="preserve">, O. &amp; Shea, K. (2007). Dispersal patterns, dispersal mechanisms, and invasion wave speeds for invasive thistles. </w:t>
       </w:r>
       <w:r>
         <w:rPr>
@@ -12888,13 +13510,23 @@
           <w:szCs w:val="24"/>
         </w:rPr>
       </w:pPr>
-      <w:r>
-        <w:rPr>
-          <w:rFonts w:ascii="Times New Roman" w:hAnsi="Times New Roman" w:cs="Times New Roman"/>
-          <w:sz w:val="24"/>
-          <w:szCs w:val="24"/>
-        </w:rPr>
-        <w:t xml:space="preserve">Wais, P. (2017). A review of Weibull functions in wind sector. </w:t>
+      <w:proofErr w:type="spellStart"/>
+      <w:r>
+        <w:rPr>
+          <w:rFonts w:ascii="Times New Roman" w:hAnsi="Times New Roman" w:cs="Times New Roman"/>
+          <w:sz w:val="24"/>
+          <w:szCs w:val="24"/>
+        </w:rPr>
+        <w:t>Wais</w:t>
+      </w:r>
+      <w:proofErr w:type="spellEnd"/>
+      <w:r>
+        <w:rPr>
+          <w:rFonts w:ascii="Times New Roman" w:hAnsi="Times New Roman" w:cs="Times New Roman"/>
+          <w:sz w:val="24"/>
+          <w:szCs w:val="24"/>
+        </w:rPr>
+        <w:t xml:space="preserve">, P. (2017). A review of Weibull functions in wind sector. </w:t>
       </w:r>
       <w:r>
         <w:rPr>
@@ -12936,8 +13568,53 @@
           <w:szCs w:val="24"/>
           <w:shd w:val="clear" w:color="auto" w:fill="FFFFFF"/>
         </w:rPr>
-        <w:t xml:space="preserve">Zhang, R., Jongejans, E., &amp; Shea, K. (2011). Warming increases the spread of an invasive thistle. </w:t>
-      </w:r>
+        <w:t xml:space="preserve">Zhang, R., </w:t>
+      </w:r>
+      <w:proofErr w:type="spellStart"/>
+      <w:r>
+        <w:rPr>
+          <w:rFonts w:ascii="Times New Roman" w:hAnsi="Times New Roman" w:cs="Times New Roman"/>
+          <w:color w:val="222222"/>
+          <w:sz w:val="24"/>
+          <w:szCs w:val="24"/>
+          <w:shd w:val="clear" w:color="auto" w:fill="FFFFFF"/>
+        </w:rPr>
+        <w:t>Jongejans</w:t>
+      </w:r>
+      <w:proofErr w:type="spellEnd"/>
+      <w:r>
+        <w:rPr>
+          <w:rFonts w:ascii="Times New Roman" w:hAnsi="Times New Roman" w:cs="Times New Roman"/>
+          <w:color w:val="222222"/>
+          <w:sz w:val="24"/>
+          <w:szCs w:val="24"/>
+          <w:shd w:val="clear" w:color="auto" w:fill="FFFFFF"/>
+        </w:rPr>
+        <w:t xml:space="preserve">, E., &amp; Shea, K. (2011). Warming increases the spread of </w:t>
+      </w:r>
+      <w:proofErr w:type="gramStart"/>
+      <w:r>
+        <w:rPr>
+          <w:rFonts w:ascii="Times New Roman" w:hAnsi="Times New Roman" w:cs="Times New Roman"/>
+          <w:color w:val="222222"/>
+          <w:sz w:val="24"/>
+          <w:szCs w:val="24"/>
+          <w:shd w:val="clear" w:color="auto" w:fill="FFFFFF"/>
+        </w:rPr>
+        <w:t>an invasive</w:t>
+      </w:r>
+      <w:proofErr w:type="gramEnd"/>
+      <w:r>
+        <w:rPr>
+          <w:rFonts w:ascii="Times New Roman" w:hAnsi="Times New Roman" w:cs="Times New Roman"/>
+          <w:color w:val="222222"/>
+          <w:sz w:val="24"/>
+          <w:szCs w:val="24"/>
+          <w:shd w:val="clear" w:color="auto" w:fill="FFFFFF"/>
+        </w:rPr>
+        <w:t xml:space="preserve"> thistle. </w:t>
+      </w:r>
+      <w:proofErr w:type="spellStart"/>
       <w:r>
         <w:rPr>
           <w:rFonts w:ascii="Times New Roman" w:hAnsi="Times New Roman" w:cs="Times New Roman"/>
@@ -12948,7 +13625,20 @@
           <w:szCs w:val="24"/>
           <w:shd w:val="clear" w:color="auto" w:fill="FFFFFF"/>
         </w:rPr>
-        <w:t>PLoS One</w:t>
+        <w:t>PLoS</w:t>
+      </w:r>
+      <w:proofErr w:type="spellEnd"/>
+      <w:r>
+        <w:rPr>
+          <w:rFonts w:ascii="Times New Roman" w:hAnsi="Times New Roman" w:cs="Times New Roman"/>
+          <w:i/>
+          <w:iCs/>
+          <w:color w:val="222222"/>
+          <w:sz w:val="24"/>
+          <w:szCs w:val="24"/>
+          <w:shd w:val="clear" w:color="auto" w:fill="FFFFFF"/>
+        </w:rPr>
+        <w:t xml:space="preserve"> One</w:t>
       </w:r>
       <w:r>
         <w:rPr>
@@ -13019,7 +13709,25 @@
           <w:sz w:val="24"/>
           <w:szCs w:val="24"/>
         </w:rPr>
-        <w:t xml:space="preserve">. Complete list of demography and dispersal model parameters for both unwarmed (NW) and warmed (W) </w:t>
+        <w:t xml:space="preserve">. Complete list of demography and dispersal model parameters for both </w:t>
+      </w:r>
+      <w:proofErr w:type="spellStart"/>
+      <w:r>
+        <w:rPr>
+          <w:rFonts w:ascii="Times New Roman" w:hAnsi="Times New Roman" w:cs="Times New Roman"/>
+          <w:sz w:val="24"/>
+          <w:szCs w:val="24"/>
+        </w:rPr>
+        <w:t>unwarmed</w:t>
+      </w:r>
+      <w:proofErr w:type="spellEnd"/>
+      <w:r>
+        <w:rPr>
+          <w:rFonts w:ascii="Times New Roman" w:hAnsi="Times New Roman" w:cs="Times New Roman"/>
+          <w:sz w:val="24"/>
+          <w:szCs w:val="24"/>
+        </w:rPr>
+        <w:t xml:space="preserve"> (NW) and warmed (W) </w:t>
       </w:r>
       <w:r>
         <w:rPr>
@@ -14853,7 +15561,7 @@
               <w:rPr>
                 <w:rFonts w:ascii="Times New Roman" w:hAnsi="Times New Roman" w:cs="Times New Roman"/>
               </w:rPr>
-              <w:t>Diameter</w:t>
+              <w:t>Size</w:t>
             </w:r>
             <w:r>
               <w:rPr>
@@ -15117,7 +15825,7 @@
               <w:rPr>
                 <w:rFonts w:ascii="Times New Roman" w:hAnsi="Times New Roman" w:cs="Times New Roman"/>
               </w:rPr>
-              <w:t>Max thistle density per meter</w:t>
+              <w:t>Seeds per flower head</w:t>
             </w:r>
             <w:r>
               <w:rPr>
@@ -15158,7 +15866,7 @@
               <w:rPr>
                 <w:rFonts w:ascii="Times New Roman" w:hAnsi="Times New Roman" w:cs="Times New Roman"/>
               </w:rPr>
-              <w:t>10.000</w:t>
+              <w:t>476.000</w:t>
             </w:r>
           </w:p>
         </w:tc>
@@ -15178,7 +15886,7 @@
               <w:rPr>
                 <w:rFonts w:ascii="Times New Roman" w:hAnsi="Times New Roman" w:cs="Times New Roman"/>
               </w:rPr>
-              <w:t>10.000</w:t>
+              <w:t>476.000</w:t>
             </w:r>
           </w:p>
         </w:tc>
@@ -15193,6 +15901,26 @@
                 <w:rFonts w:ascii="Times New Roman" w:hAnsi="Times New Roman" w:cs="Times New Roman"/>
               </w:rPr>
             </w:pPr>
+            <w:r>
+              <w:rPr>
+                <w:rFonts w:ascii="Times New Roman" w:hAnsi="Times New Roman" w:cs="Times New Roman"/>
+              </w:rPr>
+              <w:t xml:space="preserve">Zhang </w:t>
+            </w:r>
+            <w:r>
+              <w:rPr>
+                <w:rFonts w:ascii="Times New Roman" w:hAnsi="Times New Roman" w:cs="Times New Roman"/>
+                <w:i/>
+                <w:iCs/>
+              </w:rPr>
+              <w:t>et al.</w:t>
+            </w:r>
+            <w:r>
+              <w:rPr>
+                <w:rFonts w:ascii="Times New Roman" w:hAnsi="Times New Roman" w:cs="Times New Roman"/>
+              </w:rPr>
+              <w:t xml:space="preserve"> (2011)</w:t>
+            </w:r>
           </w:p>
         </w:tc>
       </w:tr>
@@ -15215,17 +15943,46 @@
               <w:rPr>
                 <w:rFonts w:ascii="Times New Roman" w:hAnsi="Times New Roman" w:cs="Times New Roman"/>
               </w:rPr>
-              <w:t>Seeds per flower head</w:t>
-            </w:r>
-            <w:r>
-              <w:rPr>
-                <w:rFonts w:ascii="Times New Roman" w:hAnsi="Times New Roman" w:cs="Times New Roman"/>
-                <w:sz w:val="20"/>
-                <w:szCs w:val="20"/>
-                <w:vertAlign w:val="superscript"/>
-              </w:rPr>
-              <w:t>‡</w:t>
-            </w:r>
+              <w:t>Prop.</w:t>
+            </w:r>
+            <w:r>
+              <w:rPr>
+                <w:rFonts w:ascii="Times New Roman" w:hAnsi="Times New Roman" w:cs="Times New Roman"/>
+              </w:rPr>
+              <w:t xml:space="preserve"> of seed</w:t>
+            </w:r>
+            <w:r>
+              <w:rPr>
+                <w:rFonts w:ascii="Times New Roman" w:hAnsi="Times New Roman" w:cs="Times New Roman"/>
+              </w:rPr>
+              <w:t>s</w:t>
+            </w:r>
+            <w:r>
+              <w:rPr>
+                <w:rFonts w:ascii="Times New Roman" w:hAnsi="Times New Roman" w:cs="Times New Roman"/>
+              </w:rPr>
+              <w:t xml:space="preserve"> </w:t>
+            </w:r>
+            <w:r>
+              <w:rPr>
+                <w:rFonts w:ascii="Times New Roman" w:hAnsi="Times New Roman" w:cs="Times New Roman"/>
+              </w:rPr>
+              <w:t>surviving</w:t>
+            </w:r>
+            <w:r>
+              <w:rPr>
+                <w:rFonts w:ascii="Times New Roman" w:hAnsi="Times New Roman" w:cs="Times New Roman"/>
+              </w:rPr>
+              <w:t xml:space="preserve"> </w:t>
+            </w:r>
+            <w:proofErr w:type="spellStart"/>
+            <w:r>
+              <w:rPr>
+                <w:rFonts w:ascii="Times New Roman" w:hAnsi="Times New Roman" w:cs="Times New Roman"/>
+              </w:rPr>
+              <w:t>florivory</w:t>
+            </w:r>
+            <w:proofErr w:type="spellEnd"/>
           </w:p>
         </w:tc>
         <w:tc>
@@ -15256,7 +16013,7 @@
               <w:rPr>
                 <w:rFonts w:ascii="Times New Roman" w:hAnsi="Times New Roman" w:cs="Times New Roman"/>
               </w:rPr>
-              <w:t>476.000</w:t>
+              <w:t>0.850</w:t>
             </w:r>
           </w:p>
         </w:tc>
@@ -15276,7 +16033,7 @@
               <w:rPr>
                 <w:rFonts w:ascii="Times New Roman" w:hAnsi="Times New Roman" w:cs="Times New Roman"/>
               </w:rPr>
-              <w:t>476.000</w:t>
+              <w:t>0.850</w:t>
             </w:r>
           </w:p>
         </w:tc>
@@ -15478,7 +16235,7 @@
               <w:rPr>
                 <w:rFonts w:ascii="Times New Roman" w:hAnsi="Times New Roman" w:cs="Times New Roman"/>
               </w:rPr>
-              <w:t>survival in seed bank</w:t>
+              <w:t>entering seed bank</w:t>
             </w:r>
           </w:p>
         </w:tc>
@@ -15516,7 +16273,7 @@
               <w:rPr>
                 <w:rFonts w:ascii="Times New Roman" w:hAnsi="Times New Roman" w:cs="Times New Roman"/>
               </w:rPr>
-              <w:t>60</w:t>
+              <w:t>33</w:t>
             </w:r>
           </w:p>
         </w:tc>
@@ -15542,7 +16299,7 @@
               <w:rPr>
                 <w:rFonts w:ascii="Times New Roman" w:hAnsi="Times New Roman" w:cs="Times New Roman"/>
               </w:rPr>
-              <w:t>60</w:t>
+              <w:t>33</w:t>
             </w:r>
           </w:p>
         </w:tc>
@@ -15744,7 +16501,7 @@
               <w:rPr>
                 <w:rFonts w:ascii="Times New Roman" w:hAnsi="Times New Roman" w:cs="Times New Roman"/>
               </w:rPr>
-              <w:t>entering seed bank</w:t>
+              <w:t>survival in seed bank</w:t>
             </w:r>
           </w:p>
         </w:tc>
@@ -15782,7 +16539,7 @@
               <w:rPr>
                 <w:rFonts w:ascii="Times New Roman" w:hAnsi="Times New Roman" w:cs="Times New Roman"/>
               </w:rPr>
-              <w:t>33</w:t>
+              <w:t>60</w:t>
             </w:r>
           </w:p>
         </w:tc>
@@ -15808,7 +16565,7 @@
               <w:rPr>
                 <w:rFonts w:ascii="Times New Roman" w:hAnsi="Times New Roman" w:cs="Times New Roman"/>
               </w:rPr>
-              <w:t>33</w:t>
+              <w:t>60</w:t>
             </w:r>
           </w:p>
         </w:tc>
@@ -15865,49 +16622,16 @@
               <w:rPr>
                 <w:rFonts w:ascii="Times New Roman" w:hAnsi="Times New Roman" w:cs="Times New Roman"/>
               </w:rPr>
-              <w:t>Pro</w:t>
-            </w:r>
-            <w:r>
-              <w:rPr>
-                <w:rFonts w:ascii="Times New Roman" w:hAnsi="Times New Roman" w:cs="Times New Roman"/>
-              </w:rPr>
-              <w:t>p</w:t>
-            </w:r>
-            <w:r>
-              <w:rPr>
-                <w:rFonts w:ascii="Times New Roman" w:hAnsi="Times New Roman" w:cs="Times New Roman"/>
-              </w:rPr>
-              <w:t>.</w:t>
-            </w:r>
-            <w:r>
-              <w:rPr>
-                <w:rFonts w:ascii="Times New Roman" w:hAnsi="Times New Roman" w:cs="Times New Roman"/>
-              </w:rPr>
-              <w:t xml:space="preserve"> of seed</w:t>
-            </w:r>
-            <w:r>
-              <w:rPr>
-                <w:rFonts w:ascii="Times New Roman" w:hAnsi="Times New Roman" w:cs="Times New Roman"/>
-              </w:rPr>
-              <w:t>s</w:t>
-            </w:r>
-            <w:r>
-              <w:rPr>
-                <w:rFonts w:ascii="Times New Roman" w:hAnsi="Times New Roman" w:cs="Times New Roman"/>
-              </w:rPr>
-              <w:t xml:space="preserve"> </w:t>
-            </w:r>
-            <w:r>
-              <w:rPr>
-                <w:rFonts w:ascii="Times New Roman" w:hAnsi="Times New Roman" w:cs="Times New Roman"/>
-              </w:rPr>
-              <w:t>surviving</w:t>
-            </w:r>
-            <w:r>
-              <w:rPr>
-                <w:rFonts w:ascii="Times New Roman" w:hAnsi="Times New Roman" w:cs="Times New Roman"/>
-              </w:rPr>
-              <w:t xml:space="preserve"> florivory</w:t>
+              <w:t>Max thistle density per meter</w:t>
+            </w:r>
+            <w:r>
+              <w:rPr>
+                <w:rFonts w:ascii="Times New Roman" w:hAnsi="Times New Roman" w:cs="Times New Roman"/>
+                <w:sz w:val="20"/>
+                <w:szCs w:val="20"/>
+                <w:vertAlign w:val="superscript"/>
+              </w:rPr>
+              <w:t>‡</w:t>
             </w:r>
           </w:p>
         </w:tc>
@@ -15939,7 +16663,7 @@
               <w:rPr>
                 <w:rFonts w:ascii="Times New Roman" w:hAnsi="Times New Roman" w:cs="Times New Roman"/>
               </w:rPr>
-              <w:t>0.850</w:t>
+              <w:t>10.000</w:t>
             </w:r>
           </w:p>
         </w:tc>
@@ -15959,7 +16683,7 @@
               <w:rPr>
                 <w:rFonts w:ascii="Times New Roman" w:hAnsi="Times New Roman" w:cs="Times New Roman"/>
               </w:rPr>
-              <w:t>0.850</w:t>
+              <w:t>10.000</w:t>
             </w:r>
           </w:p>
         </w:tc>
@@ -15974,26 +16698,6 @@
                 <w:rFonts w:ascii="Times New Roman" w:hAnsi="Times New Roman" w:cs="Times New Roman"/>
               </w:rPr>
             </w:pPr>
-            <w:r>
-              <w:rPr>
-                <w:rFonts w:ascii="Times New Roman" w:hAnsi="Times New Roman" w:cs="Times New Roman"/>
-              </w:rPr>
-              <w:t xml:space="preserve">Zhang </w:t>
-            </w:r>
-            <w:r>
-              <w:rPr>
-                <w:rFonts w:ascii="Times New Roman" w:hAnsi="Times New Roman" w:cs="Times New Roman"/>
-                <w:i/>
-                <w:iCs/>
-              </w:rPr>
-              <w:t>et al.</w:t>
-            </w:r>
-            <w:r>
-              <w:rPr>
-                <w:rFonts w:ascii="Times New Roman" w:hAnsi="Times New Roman" w:cs="Times New Roman"/>
-              </w:rPr>
-              <w:t xml:space="preserve"> (2011)</w:t>
-            </w:r>
           </w:p>
         </w:tc>
       </w:tr>
@@ -16055,43 +16759,7 @@
               <w:rPr>
                 <w:rFonts w:ascii="Times New Roman" w:hAnsi="Times New Roman" w:cs="Times New Roman"/>
               </w:rPr>
-              <w:t>Pro</w:t>
-            </w:r>
-            <w:r>
-              <w:rPr>
-                <w:rFonts w:ascii="Times New Roman" w:hAnsi="Times New Roman" w:cs="Times New Roman"/>
-              </w:rPr>
-              <w:t>p</w:t>
-            </w:r>
-            <w:r>
-              <w:rPr>
-                <w:rFonts w:ascii="Times New Roman" w:hAnsi="Times New Roman" w:cs="Times New Roman"/>
-              </w:rPr>
-              <w:t>. of seed</w:t>
-            </w:r>
-            <w:r>
-              <w:rPr>
-                <w:rFonts w:ascii="Times New Roman" w:hAnsi="Times New Roman" w:cs="Times New Roman"/>
-              </w:rPr>
-              <w:t>s</w:t>
-            </w:r>
-            <w:r>
-              <w:rPr>
-                <w:rFonts w:ascii="Times New Roman" w:hAnsi="Times New Roman" w:cs="Times New Roman"/>
-              </w:rPr>
-              <w:t xml:space="preserve"> release</w:t>
-            </w:r>
-            <w:r>
-              <w:rPr>
-                <w:rFonts w:ascii="Times New Roman" w:hAnsi="Times New Roman" w:cs="Times New Roman"/>
-              </w:rPr>
-              <w:t>d</w:t>
-            </w:r>
-            <w:r>
-              <w:rPr>
-                <w:rFonts w:ascii="Times New Roman" w:hAnsi="Times New Roman" w:cs="Times New Roman"/>
-              </w:rPr>
-              <w:t>*</w:t>
+              <w:t>Prop. of seeds released*</w:t>
             </w:r>
           </w:p>
         </w:tc>
@@ -16213,7 +16881,7 @@
               <w:rPr>
                 <w:rFonts w:ascii="Times New Roman" w:hAnsi="Times New Roman" w:cs="Times New Roman"/>
               </w:rPr>
-              <w:t>Mean seed terminal velocity</w:t>
+              <w:t>Vegetation height</w:t>
             </w:r>
           </w:p>
         </w:tc>
@@ -16231,7 +16899,7 @@
               <w:rPr>
                 <w:rFonts w:ascii="Times New Roman" w:hAnsi="Times New Roman" w:cs="Times New Roman"/>
               </w:rPr>
-              <w:t>m/s</w:t>
+              <w:t>m</w:t>
             </w:r>
           </w:p>
         </w:tc>
@@ -16251,7 +16919,7 @@
               <w:rPr>
                 <w:rFonts w:ascii="Times New Roman" w:hAnsi="Times New Roman" w:cs="Times New Roman"/>
               </w:rPr>
-              <w:t>0.513</w:t>
+              <w:t>0.150</w:t>
             </w:r>
           </w:p>
         </w:tc>
@@ -16271,7 +16939,7 @@
               <w:rPr>
                 <w:rFonts w:ascii="Times New Roman" w:hAnsi="Times New Roman" w:cs="Times New Roman"/>
               </w:rPr>
-              <w:t>0.513</w:t>
+              <w:t>0.150</w:t>
             </w:r>
           </w:p>
         </w:tc>
@@ -16308,13 +16976,7 @@
               <w:rPr>
                 <w:rFonts w:ascii="Times New Roman" w:hAnsi="Times New Roman" w:cs="Times New Roman"/>
               </w:rPr>
-              <w:t>SD</w:t>
-            </w:r>
-            <w:r>
-              <w:rPr>
-                <w:rFonts w:ascii="Times New Roman" w:hAnsi="Times New Roman" w:cs="Times New Roman"/>
-              </w:rPr>
-              <w:t xml:space="preserve"> seed terminal velocity</w:t>
+              <w:t>Mean seed terminal velocity</w:t>
             </w:r>
           </w:p>
         </w:tc>
@@ -16352,7 +17014,7 @@
               <w:rPr>
                 <w:rFonts w:ascii="Times New Roman" w:hAnsi="Times New Roman" w:cs="Times New Roman"/>
               </w:rPr>
-              <w:t>0.133</w:t>
+              <w:t>0.513</w:t>
             </w:r>
           </w:p>
         </w:tc>
@@ -16372,7 +17034,7 @@
               <w:rPr>
                 <w:rFonts w:ascii="Times New Roman" w:hAnsi="Times New Roman" w:cs="Times New Roman"/>
               </w:rPr>
-              <w:t>0.133</w:t>
+              <w:t>0.513</w:t>
             </w:r>
           </w:p>
         </w:tc>
@@ -16409,7 +17071,13 @@
               <w:rPr>
                 <w:rFonts w:ascii="Times New Roman" w:hAnsi="Times New Roman" w:cs="Times New Roman"/>
               </w:rPr>
-              <w:t>Mean wind speed</w:t>
+              <w:t>SD</w:t>
+            </w:r>
+            <w:r>
+              <w:rPr>
+                <w:rFonts w:ascii="Times New Roman" w:hAnsi="Times New Roman" w:cs="Times New Roman"/>
+              </w:rPr>
+              <w:t xml:space="preserve"> seed terminal velocity</w:t>
             </w:r>
           </w:p>
         </w:tc>
@@ -16447,7 +17115,7 @@
               <w:rPr>
                 <w:rFonts w:ascii="Times New Roman" w:hAnsi="Times New Roman" w:cs="Times New Roman"/>
               </w:rPr>
-              <w:t>2.140</w:t>
+              <w:t>0.133</w:t>
             </w:r>
           </w:p>
         </w:tc>
@@ -16467,7 +17135,7 @@
               <w:rPr>
                 <w:rFonts w:ascii="Times New Roman" w:hAnsi="Times New Roman" w:cs="Times New Roman"/>
               </w:rPr>
-              <w:t>2.140</w:t>
+              <w:t>0.133</w:t>
             </w:r>
           </w:p>
         </w:tc>
@@ -16504,13 +17172,7 @@
               <w:rPr>
                 <w:rFonts w:ascii="Times New Roman" w:hAnsi="Times New Roman" w:cs="Times New Roman"/>
               </w:rPr>
-              <w:t>SD</w:t>
-            </w:r>
-            <w:r>
-              <w:rPr>
-                <w:rFonts w:ascii="Times New Roman" w:hAnsi="Times New Roman" w:cs="Times New Roman"/>
-              </w:rPr>
-              <w:t xml:space="preserve"> wind speed</w:t>
+              <w:t>Mean wind speed</w:t>
             </w:r>
           </w:p>
         </w:tc>
@@ -16548,7 +17210,7 @@
               <w:rPr>
                 <w:rFonts w:ascii="Times New Roman" w:hAnsi="Times New Roman" w:cs="Times New Roman"/>
               </w:rPr>
-              <w:t>1.997</w:t>
+              <w:t>2.140</w:t>
             </w:r>
           </w:p>
         </w:tc>
@@ -16568,7 +17230,7 @@
               <w:rPr>
                 <w:rFonts w:ascii="Times New Roman" w:hAnsi="Times New Roman" w:cs="Times New Roman"/>
               </w:rPr>
-              <w:t>1.997</w:t>
+              <w:t>2.140</w:t>
             </w:r>
           </w:p>
         </w:tc>
@@ -16605,7 +17267,13 @@
               <w:rPr>
                 <w:rFonts w:ascii="Times New Roman" w:hAnsi="Times New Roman" w:cs="Times New Roman"/>
               </w:rPr>
-              <w:t>Vegetation height</w:t>
+              <w:t>SD</w:t>
+            </w:r>
+            <w:r>
+              <w:rPr>
+                <w:rFonts w:ascii="Times New Roman" w:hAnsi="Times New Roman" w:cs="Times New Roman"/>
+              </w:rPr>
+              <w:t xml:space="preserve"> wind speed</w:t>
             </w:r>
           </w:p>
         </w:tc>
@@ -16623,7 +17291,7 @@
               <w:rPr>
                 <w:rFonts w:ascii="Times New Roman" w:hAnsi="Times New Roman" w:cs="Times New Roman"/>
               </w:rPr>
-              <w:t>m</w:t>
+              <w:t>m/s</w:t>
             </w:r>
           </w:p>
         </w:tc>
@@ -16643,7 +17311,7 @@
               <w:rPr>
                 <w:rFonts w:ascii="Times New Roman" w:hAnsi="Times New Roman" w:cs="Times New Roman"/>
               </w:rPr>
-              <w:t>0.150</w:t>
+              <w:t>1.997</w:t>
             </w:r>
           </w:p>
         </w:tc>
@@ -16663,7 +17331,7 @@
               <w:rPr>
                 <w:rFonts w:ascii="Times New Roman" w:hAnsi="Times New Roman" w:cs="Times New Roman"/>
               </w:rPr>
-              <w:t>0.150</w:t>
+              <w:t>1.997</w:t>
             </w:r>
           </w:p>
         </w:tc>
@@ -16733,13 +17401,7 @@
               <w:rPr>
                 <w:rFonts w:ascii="Times New Roman" w:hAnsi="Times New Roman" w:cs="Times New Roman"/>
               </w:rPr>
-              <w:t>0.9</w:t>
-            </w:r>
-            <w:r>
-              <w:rPr>
-                <w:rFonts w:ascii="Times New Roman" w:hAnsi="Times New Roman" w:cs="Times New Roman"/>
-              </w:rPr>
-              <w:t>48</w:t>
+              <w:t>0.948</w:t>
             </w:r>
           </w:p>
         </w:tc>
@@ -16759,13 +17421,7 @@
               <w:rPr>
                 <w:rFonts w:ascii="Times New Roman" w:hAnsi="Times New Roman" w:cs="Times New Roman"/>
               </w:rPr>
-              <w:t>0.98</w:t>
-            </w:r>
-            <w:r>
-              <w:rPr>
-                <w:rFonts w:ascii="Times New Roman" w:hAnsi="Times New Roman" w:cs="Times New Roman"/>
-              </w:rPr>
-              <w:t>4</w:t>
+              <w:t>0.984</w:t>
             </w:r>
           </w:p>
         </w:tc>
@@ -16840,19 +17496,7 @@
               <w:rPr>
                 <w:rFonts w:ascii="Times New Roman" w:hAnsi="Times New Roman" w:cs="Times New Roman"/>
               </w:rPr>
-              <w:t xml:space="preserve">seed </w:t>
-            </w:r>
-            <w:r>
-              <w:rPr>
-                <w:rFonts w:ascii="Times New Roman" w:hAnsi="Times New Roman" w:cs="Times New Roman"/>
-              </w:rPr>
-              <w:t>surviving predation</w:t>
-            </w:r>
-            <w:r>
-              <w:rPr>
-                <w:rFonts w:ascii="Times New Roman" w:hAnsi="Times New Roman" w:cs="Times New Roman"/>
-              </w:rPr>
-              <w:t xml:space="preserve"> if removed</w:t>
+              <w:t>seed surviving predation if removed</w:t>
             </w:r>
             <w:r>
               <w:rPr>
@@ -16861,7 +17505,7 @@
                 <w:szCs w:val="20"/>
                 <w:vertAlign w:val="superscript"/>
               </w:rPr>
-              <w:t>†</w:t>
+              <w:t>‡</w:t>
             </w:r>
           </w:p>
         </w:tc>
@@ -16975,13 +17619,7 @@
               <w:rPr>
                 <w:rFonts w:ascii="Times New Roman" w:hAnsi="Times New Roman" w:cs="Times New Roman"/>
               </w:rPr>
-              <w:t>Mean</w:t>
-            </w:r>
-            <w:r>
-              <w:rPr>
-                <w:rFonts w:ascii="Times New Roman" w:hAnsi="Times New Roman" w:cs="Times New Roman"/>
-              </w:rPr>
-              <w:t xml:space="preserve"> a</w:t>
+              <w:t>Mean a</w:t>
             </w:r>
             <w:r>
               <w:rPr>
@@ -17002,7 +17640,7 @@
                 <w:szCs w:val="20"/>
                 <w:vertAlign w:val="superscript"/>
               </w:rPr>
-              <w:t>†</w:t>
+              <w:t>‡</w:t>
             </w:r>
           </w:p>
         </w:tc>
@@ -17131,7 +17769,7 @@
                 <w:szCs w:val="20"/>
                 <w:vertAlign w:val="superscript"/>
               </w:rPr>
-              <w:t>†</w:t>
+              <w:t>‡</w:t>
             </w:r>
           </w:p>
         </w:tc>
@@ -17169,13 +17807,7 @@
               <w:rPr>
                 <w:rFonts w:ascii="Times New Roman" w:hAnsi="Times New Roman" w:cs="Times New Roman"/>
               </w:rPr>
-              <w:t>25</w:t>
-            </w:r>
-            <w:r>
-              <w:rPr>
-                <w:rFonts w:ascii="Times New Roman" w:hAnsi="Times New Roman" w:cs="Times New Roman"/>
-              </w:rPr>
-              <w:t>.000</w:t>
+              <w:t>25.000</w:t>
             </w:r>
           </w:p>
         </w:tc>
@@ -17195,13 +17827,7 @@
               <w:rPr>
                 <w:rFonts w:ascii="Times New Roman" w:hAnsi="Times New Roman" w:cs="Times New Roman"/>
               </w:rPr>
-              <w:t>25</w:t>
-            </w:r>
-            <w:r>
-              <w:rPr>
-                <w:rFonts w:ascii="Times New Roman" w:hAnsi="Times New Roman" w:cs="Times New Roman"/>
-              </w:rPr>
-              <w:t>.000</w:t>
+              <w:t>25.000</w:t>
             </w:r>
           </w:p>
         </w:tc>
@@ -17257,7 +17883,25 @@
           <w:sz w:val="20"/>
           <w:szCs w:val="20"/>
         </w:rPr>
-        <w:t>Indicates values for warmed individuals are different from their unwarmed counterparts</w:t>
+        <w:t xml:space="preserve">Indicates values for warmed individuals are different from their </w:t>
+      </w:r>
+      <w:proofErr w:type="spellStart"/>
+      <w:r>
+        <w:rPr>
+          <w:rFonts w:ascii="Times New Roman" w:hAnsi="Times New Roman" w:cs="Times New Roman"/>
+          <w:sz w:val="20"/>
+          <w:szCs w:val="20"/>
+        </w:rPr>
+        <w:t>unwarmed</w:t>
+      </w:r>
+      <w:proofErr w:type="spellEnd"/>
+      <w:r>
+        <w:rPr>
+          <w:rFonts w:ascii="Times New Roman" w:hAnsi="Times New Roman" w:cs="Times New Roman"/>
+          <w:sz w:val="20"/>
+          <w:szCs w:val="20"/>
+        </w:rPr>
+        <w:t xml:space="preserve"> counterparts</w:t>
       </w:r>
     </w:p>
     <w:p>
@@ -17286,7 +17930,15 @@
           <w:sz w:val="20"/>
           <w:szCs w:val="20"/>
         </w:rPr>
-        <w:t xml:space="preserve"> Assumed value, given no information is available; see text for more information</w:t>
+        <w:t xml:space="preserve"> </w:t>
+      </w:r>
+      <w:r>
+        <w:rPr>
+          <w:rFonts w:ascii="Times New Roman" w:hAnsi="Times New Roman" w:cs="Times New Roman"/>
+          <w:sz w:val="20"/>
+          <w:szCs w:val="20"/>
+        </w:rPr>
+        <w:t>Warmed case assumed to be equal to control since source study shows no significant difference</w:t>
       </w:r>
     </w:p>
     <w:p>
@@ -17315,18 +17967,9 @@
           <w:sz w:val="20"/>
           <w:szCs w:val="20"/>
         </w:rPr>
-        <w:t xml:space="preserve"> </w:t>
-      </w:r>
-      <w:r>
-        <w:rPr>
-          <w:rFonts w:ascii="Times New Roman" w:hAnsi="Times New Roman" w:cs="Times New Roman"/>
-          <w:sz w:val="20"/>
-          <w:szCs w:val="20"/>
-        </w:rPr>
-        <w:t>Warmed case assumed to be equal to control since source study shows no significant difference</w:t>
+        <w:t xml:space="preserve"> Assumed value, given no information is available; see text for more information</w:t>
       </w:r>
     </w:p>
-    <w:p/>
     <w:sectPr>
       <w:pgSz w:w="12240" w:h="15840"/>
       <w:pgMar w:top="1440" w:right="1440" w:bottom="1440" w:left="1440" w:header="708" w:footer="708" w:gutter="0"/>

--- a/CombinedDispersalMS_v1_Appendix_S1.docx
+++ b/CombinedDispersalMS_v1_Appendix_S1.docx
@@ -9333,135 +9333,47 @@
           <w:sz w:val="24"/>
           <w:szCs w:val="24"/>
         </w:rPr>
-        <w:t xml:space="preserve">released from each flower head, </w:t>
-      </w:r>
-      <w:r>
-        <w:rPr>
-          <w:rFonts w:ascii="Times New Roman" w:hAnsi="Times New Roman" w:cs="Times New Roman"/>
-          <w:sz w:val="24"/>
-          <w:szCs w:val="24"/>
-        </w:rPr>
-        <w:t>with</w:t>
-      </w:r>
-      <w:r>
-        <w:rPr>
-          <w:rFonts w:ascii="Times New Roman" w:hAnsi="Times New Roman" w:cs="Times New Roman"/>
-          <w:sz w:val="24"/>
-          <w:szCs w:val="24"/>
-        </w:rPr>
-        <w:t xml:space="preserve"> the number of seeds released per head equal to said proportion multiplied by the total number of</w:t>
-      </w:r>
-      <w:r>
-        <w:rPr>
-          <w:rFonts w:ascii="Times New Roman" w:hAnsi="Times New Roman" w:cs="Times New Roman"/>
-          <w:sz w:val="24"/>
-          <w:szCs w:val="24"/>
-        </w:rPr>
-        <w:t xml:space="preserve"> viable</w:t>
-      </w:r>
-      <w:r>
-        <w:rPr>
-          <w:rFonts w:ascii="Times New Roman" w:hAnsi="Times New Roman" w:cs="Times New Roman"/>
-          <w:sz w:val="24"/>
-          <w:szCs w:val="24"/>
-        </w:rPr>
-        <w:t xml:space="preserve"> seeds per head that </w:t>
-      </w:r>
-      <w:r>
-        <w:rPr>
-          <w:rFonts w:ascii="Times New Roman" w:hAnsi="Times New Roman" w:cs="Times New Roman"/>
-          <w:sz w:val="24"/>
-          <w:szCs w:val="24"/>
-        </w:rPr>
-        <w:t xml:space="preserve">were </w:t>
-      </w:r>
-      <w:r>
-        <w:rPr>
-          <w:rFonts w:ascii="Times New Roman" w:eastAsiaTheme="minorEastAsia" w:hAnsi="Times New Roman" w:cs="Times New Roman"/>
-          <w:sz w:val="24"/>
-          <w:szCs w:val="24"/>
-        </w:rPr>
-        <w:t>available for dispersal</w:t>
-      </w:r>
-      <w:r>
-        <w:rPr>
-          <w:rFonts w:ascii="Times New Roman" w:eastAsiaTheme="minorEastAsia" w:hAnsi="Times New Roman" w:cs="Times New Roman"/>
-          <w:sz w:val="24"/>
-          <w:szCs w:val="24"/>
-        </w:rPr>
-        <w:t>.</w:t>
-      </w:r>
-      <w:r>
-        <w:rPr>
-          <w:rFonts w:ascii="Times New Roman" w:hAnsi="Times New Roman" w:cs="Times New Roman"/>
-          <w:sz w:val="24"/>
-          <w:szCs w:val="24"/>
-        </w:rPr>
-        <w:t xml:space="preserve"> Seeds that were not released were assumed to travel zero distance, representing flower heads decaying and falling to the ground</w:t>
-      </w:r>
-      <w:r>
-        <w:rPr>
-          <w:rFonts w:ascii="Times New Roman" w:hAnsi="Times New Roman" w:cs="Times New Roman"/>
-          <w:sz w:val="24"/>
-          <w:szCs w:val="24"/>
-        </w:rPr>
-        <w:t xml:space="preserve"> with remaining seeds intact</w:t>
-      </w:r>
-      <w:r>
-        <w:rPr>
-          <w:rFonts w:ascii="Times New Roman" w:hAnsi="Times New Roman" w:cs="Times New Roman"/>
-          <w:sz w:val="24"/>
-          <w:szCs w:val="24"/>
-        </w:rPr>
-        <w:t xml:space="preserve"> after </w:t>
-      </w:r>
-      <w:r>
-        <w:rPr>
-          <w:rFonts w:ascii="Times New Roman" w:hAnsi="Times New Roman" w:cs="Times New Roman"/>
-          <w:sz w:val="24"/>
-          <w:szCs w:val="24"/>
-        </w:rPr>
-        <w:t xml:space="preserve">initially </w:t>
-      </w:r>
-      <w:r>
-        <w:rPr>
-          <w:rFonts w:ascii="Times New Roman" w:hAnsi="Times New Roman" w:cs="Times New Roman"/>
-          <w:sz w:val="24"/>
-          <w:szCs w:val="24"/>
-        </w:rPr>
-        <w:t>releasing</w:t>
-      </w:r>
-      <w:r>
-        <w:rPr>
-          <w:rFonts w:ascii="Times New Roman" w:hAnsi="Times New Roman" w:cs="Times New Roman"/>
-          <w:sz w:val="24"/>
-          <w:szCs w:val="24"/>
-        </w:rPr>
-        <w:t xml:space="preserve"> a proportion of</w:t>
-      </w:r>
-      <w:r>
-        <w:rPr>
-          <w:rFonts w:ascii="Times New Roman" w:hAnsi="Times New Roman" w:cs="Times New Roman"/>
-          <w:sz w:val="24"/>
-          <w:szCs w:val="24"/>
-        </w:rPr>
-        <w:t xml:space="preserve"> their seeds. The proportion of seeds released from </w:t>
-      </w:r>
-      <w:r>
-        <w:rPr>
-          <w:rFonts w:ascii="Times New Roman" w:hAnsi="Times New Roman" w:cs="Times New Roman"/>
-          <w:sz w:val="24"/>
-          <w:szCs w:val="24"/>
-        </w:rPr>
-        <w:t>each</w:t>
-      </w:r>
-      <w:r>
-        <w:rPr>
-          <w:rFonts w:ascii="Times New Roman" w:hAnsi="Times New Roman" w:cs="Times New Roman"/>
-          <w:sz w:val="24"/>
-          <w:szCs w:val="24"/>
-        </w:rPr>
-        <w:t xml:space="preserve"> flower head is given in Table S1 and is </w:t>
+        <w:t>released from each flower head</w:t>
+      </w:r>
+      <w:r>
+        <w:rPr>
+          <w:rFonts w:ascii="Times New Roman" w:hAnsi="Times New Roman" w:cs="Times New Roman"/>
+          <w:sz w:val="24"/>
+          <w:szCs w:val="24"/>
+        </w:rPr>
+        <w:t>;</w:t>
+      </w:r>
+      <w:r>
+        <w:rPr>
+          <w:rFonts w:ascii="Times New Roman" w:hAnsi="Times New Roman" w:cs="Times New Roman"/>
+          <w:sz w:val="24"/>
+          <w:szCs w:val="24"/>
+        </w:rPr>
+        <w:t xml:space="preserve"> </w:t>
+      </w:r>
+      <w:r>
+        <w:rPr>
+          <w:rFonts w:ascii="Times New Roman" w:hAnsi="Times New Roman" w:cs="Times New Roman"/>
+          <w:sz w:val="24"/>
+          <w:szCs w:val="24"/>
+        </w:rPr>
+        <w:t>release events within each head were simulated by sampling from a Bernoulli distribution with the probability of success equal to the probability of seed release,</w:t>
+      </w:r>
+      <w:r>
+        <w:rPr>
+          <w:rFonts w:ascii="Times New Roman" w:hAnsi="Times New Roman" w:cs="Times New Roman"/>
+          <w:sz w:val="24"/>
+          <w:szCs w:val="24"/>
+        </w:rPr>
+        <w:t xml:space="preserve"> </w:t>
+      </w:r>
+      <w:r>
+        <w:rPr>
+          <w:rFonts w:ascii="Times New Roman" w:hAnsi="Times New Roman" w:cs="Times New Roman"/>
+          <w:sz w:val="24"/>
+          <w:szCs w:val="24"/>
+        </w:rPr>
+        <w:t xml:space="preserve">given in Table S1 and </w:t>
       </w:r>
       <w:r>
         <w:rPr>
@@ -9487,7 +9399,71 @@
           <w:sz w:val="24"/>
           <w:szCs w:val="24"/>
         </w:rPr>
-        <w:t>. (2016).</w:t>
+        <w:t>. (2016)</w:t>
+      </w:r>
+      <w:r>
+        <w:rPr>
+          <w:rFonts w:ascii="Times New Roman" w:eastAsiaTheme="minorEastAsia" w:hAnsi="Times New Roman" w:cs="Times New Roman"/>
+          <w:sz w:val="24"/>
+          <w:szCs w:val="24"/>
+        </w:rPr>
+        <w:t>.</w:t>
+      </w:r>
+      <w:r>
+        <w:rPr>
+          <w:rFonts w:ascii="Times New Roman" w:hAnsi="Times New Roman" w:cs="Times New Roman"/>
+          <w:sz w:val="24"/>
+          <w:szCs w:val="24"/>
+        </w:rPr>
+        <w:t xml:space="preserve"> Seeds that were not released were assumed to travel zero distance, representing flower heads decaying and falling to the ground</w:t>
+      </w:r>
+      <w:r>
+        <w:rPr>
+          <w:rFonts w:ascii="Times New Roman" w:hAnsi="Times New Roman" w:cs="Times New Roman"/>
+          <w:sz w:val="24"/>
+          <w:szCs w:val="24"/>
+        </w:rPr>
+        <w:t xml:space="preserve"> with remaining seeds intact</w:t>
+      </w:r>
+      <w:r>
+        <w:rPr>
+          <w:rFonts w:ascii="Times New Roman" w:hAnsi="Times New Roman" w:cs="Times New Roman"/>
+          <w:sz w:val="24"/>
+          <w:szCs w:val="24"/>
+        </w:rPr>
+        <w:t xml:space="preserve"> after </w:t>
+      </w:r>
+      <w:r>
+        <w:rPr>
+          <w:rFonts w:ascii="Times New Roman" w:hAnsi="Times New Roman" w:cs="Times New Roman"/>
+          <w:sz w:val="24"/>
+          <w:szCs w:val="24"/>
+        </w:rPr>
+        <w:t xml:space="preserve">initially </w:t>
+      </w:r>
+      <w:r>
+        <w:rPr>
+          <w:rFonts w:ascii="Times New Roman" w:hAnsi="Times New Roman" w:cs="Times New Roman"/>
+          <w:sz w:val="24"/>
+          <w:szCs w:val="24"/>
+        </w:rPr>
+        <w:t>releasing</w:t>
+      </w:r>
+      <w:r>
+        <w:rPr>
+          <w:rFonts w:ascii="Times New Roman" w:hAnsi="Times New Roman" w:cs="Times New Roman"/>
+          <w:sz w:val="24"/>
+          <w:szCs w:val="24"/>
+        </w:rPr>
+        <w:t xml:space="preserve"> a proportion of</w:t>
+      </w:r>
+      <w:r>
+        <w:rPr>
+          <w:rFonts w:ascii="Times New Roman" w:hAnsi="Times New Roman" w:cs="Times New Roman"/>
+          <w:sz w:val="24"/>
+          <w:szCs w:val="24"/>
+        </w:rPr>
+        <w:t xml:space="preserve"> their seeds.</w:t>
       </w:r>
     </w:p>
     <w:p>
@@ -15943,7 +15919,7 @@
               <w:rPr>
                 <w:rFonts w:ascii="Times New Roman" w:hAnsi="Times New Roman" w:cs="Times New Roman"/>
               </w:rPr>
-              <w:t>Prop.</w:t>
+              <w:t>Pro.</w:t>
             </w:r>
             <w:r>
               <w:rPr>
@@ -16759,7 +16735,19 @@
               <w:rPr>
                 <w:rFonts w:ascii="Times New Roman" w:hAnsi="Times New Roman" w:cs="Times New Roman"/>
               </w:rPr>
-              <w:t>Prop. of seeds released*</w:t>
+              <w:t>Pro</w:t>
+            </w:r>
+            <w:r>
+              <w:rPr>
+                <w:rFonts w:ascii="Times New Roman" w:hAnsi="Times New Roman" w:cs="Times New Roman"/>
+              </w:rPr>
+              <w:t>b</w:t>
+            </w:r>
+            <w:r>
+              <w:rPr>
+                <w:rFonts w:ascii="Times New Roman" w:hAnsi="Times New Roman" w:cs="Times New Roman"/>
+              </w:rPr>
+              <w:t>. of seed release*</w:t>
             </w:r>
           </w:p>
         </w:tc>

--- a/CombinedDispersalMS_v1_Appendix_S1.docx
+++ b/CombinedDispersalMS_v1_Appendix_S1.docx
@@ -1,6 +1,6 @@
 
 <file path=word/document.xml><?xml version="1.0" encoding="utf-8"?>
-<w:document xmlns:wpc="http://schemas.microsoft.com/office/word/2010/wordprocessingCanvas" xmlns:cx="http://schemas.microsoft.com/office/drawing/2014/chartex" xmlns:cx1="http://schemas.microsoft.com/office/drawing/2015/9/8/chartex" xmlns:cx2="http://schemas.microsoft.com/office/drawing/2015/10/21/chartex" xmlns:cx3="http://schemas.microsoft.com/office/drawing/2016/5/9/chartex" xmlns:cx4="http://schemas.microsoft.com/office/drawing/2016/5/10/chartex" xmlns:cx5="http://schemas.microsoft.com/office/drawing/2016/5/11/chartex" xmlns:cx6="http://schemas.microsoft.com/office/drawing/2016/5/12/chartex" xmlns:cx7="http://schemas.microsoft.com/office/drawing/2016/5/13/chartex" xmlns:cx8="http://schemas.microsoft.com/office/drawing/2016/5/14/chartex" xmlns:mc="http://schemas.openxmlformats.org/markup-compatibility/2006" xmlns:aink="http://schemas.microsoft.com/office/drawing/2016/ink" xmlns:am3d="http://schemas.microsoft.com/office/drawing/2017/model3d" xmlns:o="urn:schemas-microsoft-com:office:office" xmlns:oel="http://schemas.microsoft.com/office/2019/extlst" xmlns:r="http://schemas.openxmlformats.org/officeDocument/2006/relationships" xmlns:m="http://schemas.openxmlformats.org/officeDocument/2006/math" xmlns:v="urn:schemas-microsoft-com:vml" xmlns:wp14="http://schemas.microsoft.com/office/word/2010/wordprocessingDrawing" xmlns:wp="http://schemas.openxmlformats.org/drawingml/2006/wordprocessingDrawing" xmlns:w10="urn:schemas-microsoft-com:office:word" xmlns:w="http://schemas.openxmlformats.org/wordprocessingml/2006/main" xmlns:w14="http://schemas.microsoft.com/office/word/2010/wordml" xmlns:w15="http://schemas.microsoft.com/office/word/2012/wordml" xmlns:w16cex="http://schemas.microsoft.com/office/word/2018/wordml/cex" xmlns:w16cid="http://schemas.microsoft.com/office/word/2016/wordml/cid" xmlns:w16="http://schemas.microsoft.com/office/word/2018/wordml" xmlns:w16du="http://schemas.microsoft.com/office/word/2023/wordml/word16du" xmlns:w16sdtdh="http://schemas.microsoft.com/office/word/2020/wordml/sdtdatahash" xmlns:w16se="http://schemas.microsoft.com/office/word/2015/wordml/symex" xmlns:wpg="http://schemas.microsoft.com/office/word/2010/wordprocessingGroup" xmlns:wpi="http://schemas.microsoft.com/office/word/2010/wordprocessingInk" xmlns:wne="http://schemas.microsoft.com/office/word/2006/wordml" xmlns:wps="http://schemas.microsoft.com/office/word/2010/wordprocessingShape" mc:Ignorable="w14 w15 w16se w16cid w16 w16cex w16sdtdh w16du wp14">
+<w:document xmlns:wpc="http://schemas.microsoft.com/office/word/2010/wordprocessingCanvas" xmlns:cx="http://schemas.microsoft.com/office/drawing/2014/chartex" xmlns:cx1="http://schemas.microsoft.com/office/drawing/2015/9/8/chartex" xmlns:cx2="http://schemas.microsoft.com/office/drawing/2015/10/21/chartex" xmlns:cx3="http://schemas.microsoft.com/office/drawing/2016/5/9/chartex" xmlns:cx4="http://schemas.microsoft.com/office/drawing/2016/5/10/chartex" xmlns:cx5="http://schemas.microsoft.com/office/drawing/2016/5/11/chartex" xmlns:cx6="http://schemas.microsoft.com/office/drawing/2016/5/12/chartex" xmlns:cx7="http://schemas.microsoft.com/office/drawing/2016/5/13/chartex" xmlns:cx8="http://schemas.microsoft.com/office/drawing/2016/5/14/chartex" xmlns:mc="http://schemas.openxmlformats.org/markup-compatibility/2006" xmlns:aink="http://schemas.microsoft.com/office/drawing/2016/ink" xmlns:am3d="http://schemas.microsoft.com/office/drawing/2017/model3d" xmlns:o="urn:schemas-microsoft-com:office:office" xmlns:oel="http://schemas.microsoft.com/office/2019/extlst" xmlns:r="http://schemas.openxmlformats.org/officeDocument/2006/relationships" xmlns:m="http://schemas.openxmlformats.org/officeDocument/2006/math" xmlns:v="urn:schemas-microsoft-com:vml" xmlns:wp14="http://schemas.microsoft.com/office/word/2010/wordprocessingDrawing" xmlns:wp="http://schemas.openxmlformats.org/drawingml/2006/wordprocessingDrawing" xmlns:w10="urn:schemas-microsoft-com:office:word" xmlns:w="http://schemas.openxmlformats.org/wordprocessingml/2006/main" xmlns:w14="http://schemas.microsoft.com/office/word/2010/wordml" xmlns:w15="http://schemas.microsoft.com/office/word/2012/wordml" xmlns:w16cex="http://schemas.microsoft.com/office/word/2018/wordml/cex" xmlns:w16cid="http://schemas.microsoft.com/office/word/2016/wordml/cid" xmlns:w16="http://schemas.microsoft.com/office/word/2018/wordml" xmlns:w16sdtdh="http://schemas.microsoft.com/office/word/2020/wordml/sdtdatahash" xmlns:w16se="http://schemas.microsoft.com/office/word/2015/wordml/symex" xmlns:wpg="http://schemas.microsoft.com/office/word/2010/wordprocessingGroup" xmlns:wpi="http://schemas.microsoft.com/office/word/2010/wordprocessingInk" xmlns:wne="http://schemas.microsoft.com/office/word/2006/wordml" xmlns:wps="http://schemas.microsoft.com/office/word/2010/wordprocessingShape" mc:Ignorable="w14 w15 w16se w16cid w16 w16cex w16sdtdh wp14">
   <w:body>
     <w:p>
       <w:pPr>
@@ -1836,18 +1836,8 @@
           <w:sz w:val="24"/>
           <w:szCs w:val="24"/>
         </w:rPr>
-        <w:t xml:space="preserve"> that </w:t>
-      </w:r>
-      <w:proofErr w:type="gramStart"/>
-      <w:r>
-        <w:rPr>
-          <w:rFonts w:ascii="Times New Roman" w:eastAsiaTheme="minorEastAsia" w:hAnsi="Times New Roman" w:cs="Times New Roman"/>
-          <w:sz w:val="24"/>
-          <w:szCs w:val="24"/>
-        </w:rPr>
-        <w:t>established</w:t>
-      </w:r>
-      <w:proofErr w:type="gramEnd"/>
+        <w:t xml:space="preserve"> that established</w:t>
+      </w:r>
       <w:r>
         <w:rPr>
           <w:rFonts w:ascii="Times New Roman" w:eastAsiaTheme="minorEastAsia" w:hAnsi="Times New Roman" w:cs="Times New Roman"/>
@@ -4021,7 +4011,23 @@
           <w:sz w:val="24"/>
           <w:szCs w:val="24"/>
         </w:rPr>
-        <w:t xml:space="preserve">from </w:t>
+        <w:t>from</w:t>
+      </w:r>
+      <w:r>
+        <w:rPr>
+          <w:rFonts w:ascii="Times New Roman" w:eastAsiaTheme="minorEastAsia" w:hAnsi="Times New Roman" w:cs="Times New Roman"/>
+          <w:sz w:val="24"/>
+          <w:szCs w:val="24"/>
+        </w:rPr>
+        <w:t xml:space="preserve"> size</w:t>
+      </w:r>
+      <w:r>
+        <w:rPr>
+          <w:rFonts w:ascii="Times New Roman" w:eastAsiaTheme="minorEastAsia" w:hAnsi="Times New Roman" w:cs="Times New Roman"/>
+          <w:sz w:val="24"/>
+          <w:szCs w:val="24"/>
+        </w:rPr>
+        <w:t xml:space="preserve"> </w:t>
       </w:r>
       <m:oMath>
         <m:sSub>
@@ -8127,7 +8133,23 @@
           <w:sz w:val="24"/>
           <w:szCs w:val="24"/>
         </w:rPr>
-        <w:t xml:space="preserve">; this assumption likely has little to no impact on dispersal distance, as the size of </w:t>
+        <w:t>; this assumption ha</w:t>
+      </w:r>
+      <w:r>
+        <w:rPr>
+          <w:rFonts w:ascii="Times New Roman" w:eastAsiaTheme="minorEastAsia" w:hAnsi="Times New Roman" w:cs="Times New Roman"/>
+          <w:sz w:val="24"/>
+          <w:szCs w:val="24"/>
+        </w:rPr>
+        <w:t>d</w:t>
+      </w:r>
+      <w:r>
+        <w:rPr>
+          <w:rFonts w:ascii="Times New Roman" w:eastAsiaTheme="minorEastAsia" w:hAnsi="Times New Roman" w:cs="Times New Roman"/>
+          <w:sz w:val="24"/>
+          <w:szCs w:val="24"/>
+        </w:rPr>
+        <w:t xml:space="preserve"> little to no impact on dispersal distance, as the size of </w:t>
       </w:r>
       <w:r>
         <w:rPr>
@@ -8637,6 +8659,16 @@
           <w:sz w:val="24"/>
           <w:szCs w:val="24"/>
         </w:rPr>
+        <w:t xml:space="preserve">Primary and Secondary </w:t>
+      </w:r>
+      <w:r>
+        <w:rPr>
+          <w:rFonts w:ascii="Times New Roman" w:hAnsi="Times New Roman" w:cs="Times New Roman"/>
+          <w:b/>
+          <w:bCs/>
+          <w:sz w:val="24"/>
+          <w:szCs w:val="24"/>
+        </w:rPr>
         <w:t>Dispersal</w:t>
       </w:r>
     </w:p>
@@ -9357,7 +9389,23 @@
           <w:sz w:val="24"/>
           <w:szCs w:val="24"/>
         </w:rPr>
-        <w:t>release events within each head were simulated by sampling from a Bernoulli distribution with the probability of success equal to the probability of seed release,</w:t>
+        <w:t xml:space="preserve">release events within each </w:t>
+      </w:r>
+      <w:r>
+        <w:rPr>
+          <w:rFonts w:ascii="Times New Roman" w:hAnsi="Times New Roman" w:cs="Times New Roman"/>
+          <w:sz w:val="24"/>
+          <w:szCs w:val="24"/>
+        </w:rPr>
+        <w:t xml:space="preserve">flower </w:t>
+      </w:r>
+      <w:r>
+        <w:rPr>
+          <w:rFonts w:ascii="Times New Roman" w:hAnsi="Times New Roman" w:cs="Times New Roman"/>
+          <w:sz w:val="24"/>
+          <w:szCs w:val="24"/>
+        </w:rPr>
+        <w:t>head were simulated by sampling from a Bernoulli distribution with the probability of success equal to the probability of seed release,</w:t>
       </w:r>
       <w:r>
         <w:rPr>
@@ -9954,6 +10002,72 @@
         </w:rPr>
         <w:t>.</w:t>
       </w:r>
+      <w:r>
+        <w:rPr>
+          <w:rFonts w:ascii="Times New Roman" w:eastAsiaTheme="minorEastAsia" w:hAnsi="Times New Roman" w:cs="Times New Roman"/>
+          <w:sz w:val="24"/>
+          <w:szCs w:val="24"/>
+        </w:rPr>
+        <w:t xml:space="preserve"> All wind dispersal parameters including probability of seed release, surrounding vegetation height, mean and standard deviation of seed terminal velocity, and mean and standard deviation of wind speeds, were </w:t>
+      </w:r>
+      <w:r>
+        <w:rPr>
+          <w:rFonts w:ascii="Times New Roman" w:eastAsiaTheme="minorEastAsia" w:hAnsi="Times New Roman" w:cs="Times New Roman"/>
+          <w:sz w:val="24"/>
+          <w:szCs w:val="24"/>
+        </w:rPr>
+        <w:t xml:space="preserve">evaluated over a range of values to explore </w:t>
+      </w:r>
+      <w:r>
+        <w:rPr>
+          <w:rFonts w:ascii="Times New Roman" w:eastAsiaTheme="minorEastAsia" w:hAnsi="Times New Roman" w:cs="Times New Roman"/>
+          <w:sz w:val="24"/>
+          <w:szCs w:val="24"/>
+        </w:rPr>
+        <w:t>their</w:t>
+      </w:r>
+      <w:r>
+        <w:rPr>
+          <w:rFonts w:ascii="Times New Roman" w:eastAsiaTheme="minorEastAsia" w:hAnsi="Times New Roman" w:cs="Times New Roman"/>
+          <w:sz w:val="24"/>
+          <w:szCs w:val="24"/>
+        </w:rPr>
+        <w:t xml:space="preserve"> impact</w:t>
+      </w:r>
+      <w:r>
+        <w:rPr>
+          <w:rFonts w:ascii="Times New Roman" w:eastAsiaTheme="minorEastAsia" w:hAnsi="Times New Roman" w:cs="Times New Roman"/>
+          <w:sz w:val="24"/>
+          <w:szCs w:val="24"/>
+        </w:rPr>
+        <w:t>s</w:t>
+      </w:r>
+      <w:r>
+        <w:rPr>
+          <w:rFonts w:ascii="Times New Roman" w:eastAsiaTheme="minorEastAsia" w:hAnsi="Times New Roman" w:cs="Times New Roman"/>
+          <w:sz w:val="24"/>
+          <w:szCs w:val="24"/>
+        </w:rPr>
+        <w:t xml:space="preserve"> on </w:t>
+      </w:r>
+      <w:proofErr w:type="spellStart"/>
+      <w:r>
+        <w:rPr>
+          <w:rFonts w:ascii="Times New Roman" w:eastAsiaTheme="minorEastAsia" w:hAnsi="Times New Roman" w:cs="Times New Roman"/>
+          <w:sz w:val="24"/>
+          <w:szCs w:val="24"/>
+        </w:rPr>
+        <w:t>wavespeeds</w:t>
+      </w:r>
+      <w:proofErr w:type="spellEnd"/>
+      <w:r>
+        <w:rPr>
+          <w:rFonts w:ascii="Times New Roman" w:eastAsiaTheme="minorEastAsia" w:hAnsi="Times New Roman" w:cs="Times New Roman"/>
+          <w:sz w:val="24"/>
+          <w:szCs w:val="24"/>
+        </w:rPr>
+        <w:t>.</w:t>
+      </w:r>
     </w:p>
     <w:p>
       <w:pPr>
@@ -10156,7 +10270,23 @@
           <w:sz w:val="24"/>
           <w:szCs w:val="24"/>
         </w:rPr>
-        <w:t xml:space="preserve"> simulations, the locations of all ant nests within the simulation space were randomly generated, with an average density of</w:t>
+        <w:t xml:space="preserve"> simulations, the locations of all ant nests within the simulation space were randomly generated, with a</w:t>
+      </w:r>
+      <w:r>
+        <w:rPr>
+          <w:rFonts w:ascii="Times New Roman" w:eastAsiaTheme="minorEastAsia" w:hAnsi="Times New Roman" w:cs="Times New Roman"/>
+          <w:sz w:val="24"/>
+          <w:szCs w:val="24"/>
+        </w:rPr>
+        <w:t xml:space="preserve">n </w:t>
+      </w:r>
+      <w:r>
+        <w:rPr>
+          <w:rFonts w:ascii="Times New Roman" w:eastAsiaTheme="minorEastAsia" w:hAnsi="Times New Roman" w:cs="Times New Roman"/>
+          <w:sz w:val="24"/>
+          <w:szCs w:val="24"/>
+        </w:rPr>
+        <w:t>average density of</w:t>
       </w:r>
       <w:r>
         <w:rPr>
@@ -10180,7 +10310,7 @@
           <w:sz w:val="24"/>
           <w:szCs w:val="24"/>
         </w:rPr>
-        <w:t xml:space="preserve"> for simulations where this parameter was not the subject of a sensitivity analysis</w:t>
+        <w:t xml:space="preserve"> (1 nest per 5 meters)</w:t>
       </w:r>
       <w:r>
         <w:rPr>
@@ -10252,15 +10382,31 @@
           <w:sz w:val="24"/>
           <w:szCs w:val="24"/>
         </w:rPr>
-        <w:t xml:space="preserve">a Bernoulli distribution with the probability of success </w:t>
-      </w:r>
-      <w:r>
-        <w:rPr>
-          <w:rFonts w:ascii="Times New Roman" w:hAnsi="Times New Roman" w:cs="Times New Roman"/>
-          <w:sz w:val="24"/>
-          <w:szCs w:val="24"/>
-        </w:rPr>
-        <w:t>conditional on surviving predation</w:t>
+        <w:t>a Bernoulli distribution with the probability of success</w:t>
+      </w:r>
+      <w:r>
+        <w:rPr>
+          <w:rFonts w:ascii="Times New Roman" w:hAnsi="Times New Roman" w:cs="Times New Roman"/>
+          <w:sz w:val="24"/>
+          <w:szCs w:val="24"/>
+        </w:rPr>
+        <w:t xml:space="preserve"> equal to the removal rate observed by Drees and Shea (2024b), with some adjustments to</w:t>
+      </w:r>
+      <w:r>
+        <w:rPr>
+          <w:rFonts w:ascii="Times New Roman" w:hAnsi="Times New Roman" w:cs="Times New Roman"/>
+          <w:sz w:val="24"/>
+          <w:szCs w:val="24"/>
+        </w:rPr>
+        <w:t xml:space="preserve"> </w:t>
+      </w:r>
+      <w:r>
+        <w:rPr>
+          <w:rFonts w:ascii="Times New Roman" w:hAnsi="Times New Roman" w:cs="Times New Roman"/>
+          <w:sz w:val="24"/>
+          <w:szCs w:val="24"/>
+        </w:rPr>
+        <w:t>condition on surviving predation</w:t>
       </w:r>
       <w:r>
         <w:rPr>
@@ -10276,25 +10422,49 @@
           <w:sz w:val="24"/>
           <w:szCs w:val="24"/>
         </w:rPr>
+        <w:t xml:space="preserve"> due to the implementation of computational enhancements</w:t>
+      </w:r>
+      <w:r>
+        <w:rPr>
+          <w:rFonts w:ascii="Times New Roman" w:hAnsi="Times New Roman" w:cs="Times New Roman"/>
+          <w:sz w:val="24"/>
+          <w:szCs w:val="24"/>
+        </w:rPr>
+        <w:t xml:space="preserve"> necessary to ensure that the </w:t>
+      </w:r>
+      <w:proofErr w:type="spellStart"/>
+      <w:r>
+        <w:rPr>
+          <w:rFonts w:ascii="Times New Roman" w:hAnsi="Times New Roman" w:cs="Times New Roman"/>
+          <w:sz w:val="24"/>
+          <w:szCs w:val="24"/>
+        </w:rPr>
+        <w:t>wavespeed</w:t>
+      </w:r>
+      <w:proofErr w:type="spellEnd"/>
+      <w:r>
+        <w:rPr>
+          <w:rFonts w:ascii="Times New Roman" w:hAnsi="Times New Roman" w:cs="Times New Roman"/>
+          <w:sz w:val="24"/>
+          <w:szCs w:val="24"/>
+        </w:rPr>
+        <w:t xml:space="preserve"> code runs in a timely manner</w:t>
+      </w:r>
+      <w:r>
+        <w:rPr>
+          <w:rFonts w:ascii="Times New Roman" w:hAnsi="Times New Roman" w:cs="Times New Roman"/>
+          <w:sz w:val="24"/>
+          <w:szCs w:val="24"/>
+        </w:rPr>
         <w:t xml:space="preserve"> (see “</w:t>
       </w:r>
-      <w:proofErr w:type="gramStart"/>
-      <w:r>
-        <w:rPr>
-          <w:rFonts w:ascii="Times New Roman" w:hAnsi="Times New Roman" w:cs="Times New Roman"/>
-          <w:sz w:val="24"/>
-          <w:szCs w:val="24"/>
-        </w:rPr>
-        <w:t>Post-dispersal</w:t>
-      </w:r>
-      <w:proofErr w:type="gramEnd"/>
-      <w:r>
-        <w:rPr>
-          <w:rFonts w:ascii="Times New Roman" w:hAnsi="Times New Roman" w:cs="Times New Roman"/>
-          <w:sz w:val="24"/>
-          <w:szCs w:val="24"/>
-        </w:rPr>
-        <w:t xml:space="preserve"> predation</w:t>
+      <w:r>
+        <w:rPr>
+          <w:rFonts w:ascii="Times New Roman" w:hAnsi="Times New Roman" w:cs="Times New Roman"/>
+          <w:sz w:val="24"/>
+          <w:szCs w:val="24"/>
+        </w:rPr>
+        <w:t>Post-dispersal predation</w:t>
       </w:r>
       <w:r>
         <w:rPr>
@@ -10309,7 +10479,7 @@
       <w:pPr>
         <w:jc w:val="both"/>
         <w:rPr>
-          <w:rFonts w:ascii="Times New Roman" w:eastAsiaTheme="minorEastAsia" w:hAnsi="Times New Roman" w:cs="Times New Roman"/>
+          <w:rFonts w:ascii="Times New Roman" w:hAnsi="Times New Roman" w:cs="Times New Roman"/>
           <w:sz w:val="24"/>
           <w:szCs w:val="24"/>
         </w:rPr>
@@ -10336,7 +10506,55 @@
           <w:sz w:val="24"/>
           <w:szCs w:val="24"/>
         </w:rPr>
-        <w:t xml:space="preserve"> were assumed to be taken to the nearest nest, as data on seed removal as a function of distance to ant nests are not available for most plant species, including </w:t>
+        <w:t xml:space="preserve"> were assumed to be taken to the nearest nest, as seed removal </w:t>
+      </w:r>
+      <w:r>
+        <w:rPr>
+          <w:rFonts w:ascii="Times New Roman" w:hAnsi="Times New Roman" w:cs="Times New Roman"/>
+          <w:sz w:val="24"/>
+          <w:szCs w:val="24"/>
+        </w:rPr>
+        <w:t>dynamics based on</w:t>
+      </w:r>
+      <w:r>
+        <w:rPr>
+          <w:rFonts w:ascii="Times New Roman" w:hAnsi="Times New Roman" w:cs="Times New Roman"/>
+          <w:sz w:val="24"/>
+          <w:szCs w:val="24"/>
+        </w:rPr>
+        <w:t xml:space="preserve"> distance to</w:t>
+      </w:r>
+      <w:r>
+        <w:rPr>
+          <w:rFonts w:ascii="Times New Roman" w:hAnsi="Times New Roman" w:cs="Times New Roman"/>
+          <w:sz w:val="24"/>
+          <w:szCs w:val="24"/>
+        </w:rPr>
+        <w:t xml:space="preserve"> nearby</w:t>
+      </w:r>
+      <w:r>
+        <w:rPr>
+          <w:rFonts w:ascii="Times New Roman" w:hAnsi="Times New Roman" w:cs="Times New Roman"/>
+          <w:sz w:val="24"/>
+          <w:szCs w:val="24"/>
+        </w:rPr>
+        <w:t xml:space="preserve"> ant nests are not </w:t>
+      </w:r>
+      <w:r>
+        <w:rPr>
+          <w:rFonts w:ascii="Times New Roman" w:hAnsi="Times New Roman" w:cs="Times New Roman"/>
+          <w:sz w:val="24"/>
+          <w:szCs w:val="24"/>
+        </w:rPr>
+        <w:t>documented</w:t>
+      </w:r>
+      <w:r>
+        <w:rPr>
+          <w:rFonts w:ascii="Times New Roman" w:hAnsi="Times New Roman" w:cs="Times New Roman"/>
+          <w:sz w:val="24"/>
+          <w:szCs w:val="24"/>
+        </w:rPr>
+        <w:t xml:space="preserve"> for </w:t>
       </w:r>
       <w:r>
         <w:rPr>
@@ -10358,7 +10576,102 @@
       </w:r>
       <w:r>
         <w:rPr>
-          <w:rFonts w:ascii="Times New Roman" w:eastAsiaTheme="minorEastAsia" w:hAnsi="Times New Roman" w:cs="Times New Roman"/>
+          <w:rFonts w:ascii="Times New Roman" w:hAnsi="Times New Roman" w:cs="Times New Roman"/>
+          <w:sz w:val="24"/>
+          <w:szCs w:val="24"/>
+        </w:rPr>
+        <w:t xml:space="preserve"> Given that many ant species are </w:t>
+      </w:r>
+      <w:r>
+        <w:rPr>
+          <w:rFonts w:ascii="Times New Roman" w:hAnsi="Times New Roman" w:cs="Times New Roman"/>
+          <w:sz w:val="24"/>
+          <w:szCs w:val="24"/>
+        </w:rPr>
+        <w:t>particularly</w:t>
+      </w:r>
+      <w:r>
+        <w:rPr>
+          <w:rFonts w:ascii="Times New Roman" w:hAnsi="Times New Roman" w:cs="Times New Roman"/>
+          <w:sz w:val="24"/>
+          <w:szCs w:val="24"/>
+        </w:rPr>
+        <w:t xml:space="preserve"> territorial, and that there is thus often little to no overlap between the foraging ranges around their nests (</w:t>
+      </w:r>
+      <w:r>
+        <w:rPr>
+          <w:rFonts w:ascii="Times New Roman" w:hAnsi="Times New Roman" w:cs="Times New Roman"/>
+          <w:sz w:val="24"/>
+          <w:szCs w:val="24"/>
+          <w:highlight w:val="yellow"/>
+        </w:rPr>
+        <w:t xml:space="preserve">citation 1 year 1, citation 2 year 2, citation 3 </w:t>
+      </w:r>
+      <w:r>
+        <w:rPr>
+          <w:rFonts w:ascii="Times New Roman" w:hAnsi="Times New Roman" w:cs="Times New Roman"/>
+          <w:sz w:val="24"/>
+          <w:szCs w:val="24"/>
+          <w:highlight w:val="yellow"/>
+        </w:rPr>
+        <w:t>year 3</w:t>
+      </w:r>
+      <w:r>
+        <w:rPr>
+          <w:rFonts w:ascii="Times New Roman" w:hAnsi="Times New Roman" w:cs="Times New Roman"/>
+          <w:sz w:val="24"/>
+          <w:szCs w:val="24"/>
+          <w:highlight w:val="yellow"/>
+        </w:rPr>
+        <w:t xml:space="preserve">, </w:t>
+      </w:r>
+      <w:r>
+        <w:rPr>
+          <w:rFonts w:ascii="Times New Roman" w:hAnsi="Times New Roman" w:cs="Times New Roman"/>
+          <w:sz w:val="24"/>
+          <w:szCs w:val="24"/>
+          <w:highlight w:val="yellow"/>
+        </w:rPr>
+        <w:t xml:space="preserve">citation </w:t>
+      </w:r>
+      <w:r>
+        <w:rPr>
+          <w:rFonts w:ascii="Times New Roman" w:hAnsi="Times New Roman" w:cs="Times New Roman"/>
+          <w:sz w:val="24"/>
+          <w:szCs w:val="24"/>
+          <w:highlight w:val="yellow"/>
+        </w:rPr>
+        <w:t>4</w:t>
+      </w:r>
+      <w:r>
+        <w:rPr>
+          <w:rFonts w:ascii="Times New Roman" w:hAnsi="Times New Roman" w:cs="Times New Roman"/>
+          <w:sz w:val="24"/>
+          <w:szCs w:val="24"/>
+          <w:highlight w:val="yellow"/>
+        </w:rPr>
+        <w:t xml:space="preserve"> year </w:t>
+      </w:r>
+      <w:r>
+        <w:rPr>
+          <w:rFonts w:ascii="Times New Roman" w:hAnsi="Times New Roman" w:cs="Times New Roman"/>
+          <w:sz w:val="24"/>
+          <w:szCs w:val="24"/>
+          <w:highlight w:val="yellow"/>
+        </w:rPr>
+        <w:t>4</w:t>
+      </w:r>
+      <w:r>
+        <w:rPr>
+          <w:rFonts w:ascii="Times New Roman" w:hAnsi="Times New Roman" w:cs="Times New Roman"/>
+          <w:sz w:val="24"/>
+          <w:szCs w:val="24"/>
+        </w:rPr>
+        <w:t>), this assumption that seeds are taken to the nearest nest is reasonable.</w:t>
+      </w:r>
+      <w:r>
+        <w:rPr>
+          <w:rFonts w:ascii="Times New Roman" w:hAnsi="Times New Roman" w:cs="Times New Roman"/>
           <w:sz w:val="24"/>
           <w:szCs w:val="24"/>
         </w:rPr>
@@ -10402,23 +10715,79 @@
           <w:sz w:val="24"/>
           <w:szCs w:val="24"/>
         </w:rPr>
-        <w:t xml:space="preserve">for a given seed could be with or against the direction of population spread, negative dispersal distances were possible. The search distance of </w:t>
-      </w:r>
-      <w:r>
-        <w:rPr>
-          <w:rFonts w:ascii="Times New Roman" w:eastAsiaTheme="minorEastAsia" w:hAnsi="Times New Roman" w:cs="Times New Roman"/>
-          <w:sz w:val="24"/>
-          <w:szCs w:val="24"/>
-        </w:rPr>
-        <w:t xml:space="preserve">ants from </w:t>
-      </w:r>
-      <w:r>
-        <w:rPr>
-          <w:rFonts w:ascii="Times New Roman" w:eastAsiaTheme="minorEastAsia" w:hAnsi="Times New Roman" w:cs="Times New Roman"/>
-          <w:sz w:val="24"/>
-          <w:szCs w:val="24"/>
-        </w:rPr>
-        <w:t xml:space="preserve">the nearest nest was limited to </w:t>
+        <w:t>for a</w:t>
+      </w:r>
+      <w:r>
+        <w:rPr>
+          <w:rFonts w:ascii="Times New Roman" w:eastAsiaTheme="minorEastAsia" w:hAnsi="Times New Roman" w:cs="Times New Roman"/>
+          <w:sz w:val="24"/>
+          <w:szCs w:val="24"/>
+        </w:rPr>
+        <w:t>ny</w:t>
+      </w:r>
+      <w:r>
+        <w:rPr>
+          <w:rFonts w:ascii="Times New Roman" w:eastAsiaTheme="minorEastAsia" w:hAnsi="Times New Roman" w:cs="Times New Roman"/>
+          <w:sz w:val="24"/>
+          <w:szCs w:val="24"/>
+        </w:rPr>
+        <w:t xml:space="preserve"> given seed could</w:t>
+      </w:r>
+      <w:r>
+        <w:rPr>
+          <w:rFonts w:ascii="Times New Roman" w:eastAsiaTheme="minorEastAsia" w:hAnsi="Times New Roman" w:cs="Times New Roman"/>
+          <w:sz w:val="24"/>
+          <w:szCs w:val="24"/>
+        </w:rPr>
+        <w:t xml:space="preserve"> </w:t>
+      </w:r>
+      <w:r>
+        <w:rPr>
+          <w:rFonts w:ascii="Times New Roman" w:eastAsiaTheme="minorEastAsia" w:hAnsi="Times New Roman" w:cs="Times New Roman"/>
+          <w:sz w:val="24"/>
+          <w:szCs w:val="24"/>
+        </w:rPr>
+        <w:t>be</w:t>
+      </w:r>
+      <w:r>
+        <w:rPr>
+          <w:rFonts w:ascii="Times New Roman" w:eastAsiaTheme="minorEastAsia" w:hAnsi="Times New Roman" w:cs="Times New Roman"/>
+          <w:sz w:val="24"/>
+          <w:szCs w:val="24"/>
+        </w:rPr>
+        <w:t xml:space="preserve"> either</w:t>
+      </w:r>
+      <w:r>
+        <w:rPr>
+          <w:rFonts w:ascii="Times New Roman" w:eastAsiaTheme="minorEastAsia" w:hAnsi="Times New Roman" w:cs="Times New Roman"/>
+          <w:sz w:val="24"/>
+          <w:szCs w:val="24"/>
+        </w:rPr>
+        <w:t xml:space="preserve"> with or against the direction of population spread, negative dispersal distances were possible. The search distance of </w:t>
+      </w:r>
+      <w:r>
+        <w:rPr>
+          <w:rFonts w:ascii="Times New Roman" w:eastAsiaTheme="minorEastAsia" w:hAnsi="Times New Roman" w:cs="Times New Roman"/>
+          <w:sz w:val="24"/>
+          <w:szCs w:val="24"/>
+        </w:rPr>
+        <w:t xml:space="preserve">ants </w:t>
+      </w:r>
+      <w:r>
+        <w:rPr>
+          <w:rFonts w:ascii="Times New Roman" w:eastAsiaTheme="minorEastAsia" w:hAnsi="Times New Roman" w:cs="Times New Roman"/>
+          <w:sz w:val="24"/>
+          <w:szCs w:val="24"/>
+        </w:rPr>
+        <w:t>around each</w:t>
+      </w:r>
+      <w:r>
+        <w:rPr>
+          <w:rFonts w:ascii="Times New Roman" w:eastAsiaTheme="minorEastAsia" w:hAnsi="Times New Roman" w:cs="Times New Roman"/>
+          <w:sz w:val="24"/>
+          <w:szCs w:val="24"/>
+        </w:rPr>
+        <w:t xml:space="preserve"> nest was limited to </w:t>
       </w:r>
       <w:r>
         <w:rPr>
@@ -10458,7 +10827,39 @@
           <w:sz w:val="24"/>
           <w:szCs w:val="24"/>
         </w:rPr>
-        <w:t xml:space="preserve"> rare instances where the nearest ant nest for a given seed was more than </w:t>
+        <w:t xml:space="preserve"> rare instances where the nearest ant nest </w:t>
+      </w:r>
+      <w:r>
+        <w:rPr>
+          <w:rFonts w:ascii="Times New Roman" w:eastAsiaTheme="minorEastAsia" w:hAnsi="Times New Roman" w:cs="Times New Roman"/>
+          <w:sz w:val="24"/>
+          <w:szCs w:val="24"/>
+        </w:rPr>
+        <w:t>relative to</w:t>
+      </w:r>
+      <w:r>
+        <w:rPr>
+          <w:rFonts w:ascii="Times New Roman" w:eastAsiaTheme="minorEastAsia" w:hAnsi="Times New Roman" w:cs="Times New Roman"/>
+          <w:sz w:val="24"/>
+          <w:szCs w:val="24"/>
+        </w:rPr>
+        <w:t xml:space="preserve"> </w:t>
+      </w:r>
+      <w:r>
+        <w:rPr>
+          <w:rFonts w:ascii="Times New Roman" w:eastAsiaTheme="minorEastAsia" w:hAnsi="Times New Roman" w:cs="Times New Roman"/>
+          <w:sz w:val="24"/>
+          <w:szCs w:val="24"/>
+        </w:rPr>
+        <w:t>the location of a given seed</w:t>
+      </w:r>
+      <w:r>
+        <w:rPr>
+          <w:rFonts w:ascii="Times New Roman" w:eastAsiaTheme="minorEastAsia" w:hAnsi="Times New Roman" w:cs="Times New Roman"/>
+          <w:sz w:val="24"/>
+          <w:szCs w:val="24"/>
+        </w:rPr>
+        <w:t xml:space="preserve"> was more than </w:t>
       </w:r>
       <w:r>
         <w:rPr>
@@ -10474,7 +10875,784 @@
           <w:sz w:val="24"/>
           <w:szCs w:val="24"/>
         </w:rPr>
-        <w:t xml:space="preserve"> m away, the seed was assumed to not be discovered by ants and thus remained in place</w:t>
+        <w:t xml:space="preserve"> m away, the seed was </w:t>
+      </w:r>
+      <w:r>
+        <w:rPr>
+          <w:rFonts w:ascii="Times New Roman" w:eastAsiaTheme="minorEastAsia" w:hAnsi="Times New Roman" w:cs="Times New Roman"/>
+          <w:sz w:val="24"/>
+          <w:szCs w:val="24"/>
+        </w:rPr>
+        <w:t xml:space="preserve">simply </w:t>
+      </w:r>
+      <w:r>
+        <w:rPr>
+          <w:rFonts w:ascii="Times New Roman" w:eastAsiaTheme="minorEastAsia" w:hAnsi="Times New Roman" w:cs="Times New Roman"/>
+          <w:sz w:val="24"/>
+          <w:szCs w:val="24"/>
+        </w:rPr>
+        <w:t>assumed to not be discovered by ants and thus remained in place</w:t>
+      </w:r>
+      <w:r>
+        <w:rPr>
+          <w:rFonts w:ascii="Times New Roman" w:eastAsiaTheme="minorEastAsia" w:hAnsi="Times New Roman" w:cs="Times New Roman"/>
+          <w:sz w:val="24"/>
+          <w:szCs w:val="24"/>
+        </w:rPr>
+        <w:t>.</w:t>
+      </w:r>
+      <w:r>
+        <w:rPr>
+          <w:rFonts w:ascii="Times New Roman" w:eastAsiaTheme="minorEastAsia" w:hAnsi="Times New Roman" w:cs="Times New Roman"/>
+          <w:sz w:val="24"/>
+          <w:szCs w:val="24"/>
+        </w:rPr>
+        <w:t xml:space="preserve"> </w:t>
+      </w:r>
+      <w:r>
+        <w:rPr>
+          <w:rFonts w:ascii="Times New Roman" w:eastAsiaTheme="minorEastAsia" w:hAnsi="Times New Roman" w:cs="Times New Roman"/>
+          <w:sz w:val="24"/>
+          <w:szCs w:val="24"/>
+        </w:rPr>
+        <w:t>Seeds that were not removed by ants remained in place.</w:t>
+      </w:r>
+      <w:r>
+        <w:rPr>
+          <w:rFonts w:ascii="Times New Roman" w:eastAsiaTheme="minorEastAsia" w:hAnsi="Times New Roman" w:cs="Times New Roman"/>
+          <w:sz w:val="24"/>
+          <w:szCs w:val="24"/>
+        </w:rPr>
+        <w:t xml:space="preserve"> </w:t>
+      </w:r>
+      <w:r>
+        <w:rPr>
+          <w:rFonts w:ascii="Times New Roman" w:eastAsiaTheme="minorEastAsia" w:hAnsi="Times New Roman" w:cs="Times New Roman"/>
+          <w:sz w:val="24"/>
+          <w:szCs w:val="24"/>
+        </w:rPr>
+        <w:t xml:space="preserve">Given the unknown nature of </w:t>
+      </w:r>
+      <w:r>
+        <w:rPr>
+          <w:rFonts w:ascii="Times New Roman" w:eastAsiaTheme="minorEastAsia" w:hAnsi="Times New Roman" w:cs="Times New Roman"/>
+          <w:sz w:val="24"/>
+          <w:szCs w:val="24"/>
+        </w:rPr>
+        <w:t xml:space="preserve">the maximum search distance and </w:t>
+      </w:r>
+      <w:r>
+        <w:rPr>
+          <w:rFonts w:ascii="Times New Roman" w:eastAsiaTheme="minorEastAsia" w:hAnsi="Times New Roman" w:cs="Times New Roman"/>
+          <w:sz w:val="24"/>
+          <w:szCs w:val="24"/>
+        </w:rPr>
+        <w:t>ant nest densit</w:t>
+      </w:r>
+      <w:r>
+        <w:rPr>
+          <w:rFonts w:ascii="Times New Roman" w:eastAsiaTheme="minorEastAsia" w:hAnsi="Times New Roman" w:cs="Times New Roman"/>
+          <w:sz w:val="24"/>
+          <w:szCs w:val="24"/>
+        </w:rPr>
+        <w:t>y parameters, both</w:t>
+      </w:r>
+      <w:r>
+        <w:rPr>
+          <w:rFonts w:ascii="Times New Roman" w:eastAsiaTheme="minorEastAsia" w:hAnsi="Times New Roman" w:cs="Times New Roman"/>
+          <w:sz w:val="24"/>
+          <w:szCs w:val="24"/>
+        </w:rPr>
+        <w:t xml:space="preserve"> </w:t>
+      </w:r>
+      <w:r>
+        <w:rPr>
+          <w:rFonts w:ascii="Times New Roman" w:eastAsiaTheme="minorEastAsia" w:hAnsi="Times New Roman" w:cs="Times New Roman"/>
+          <w:sz w:val="24"/>
+          <w:szCs w:val="24"/>
+        </w:rPr>
+        <w:t xml:space="preserve">were </w:t>
+      </w:r>
+      <w:r>
+        <w:rPr>
+          <w:rFonts w:ascii="Times New Roman" w:eastAsiaTheme="minorEastAsia" w:hAnsi="Times New Roman" w:cs="Times New Roman"/>
+          <w:sz w:val="24"/>
+          <w:szCs w:val="24"/>
+        </w:rPr>
+        <w:t xml:space="preserve">evaluated over a range of values to explore </w:t>
+      </w:r>
+      <w:r>
+        <w:rPr>
+          <w:rFonts w:ascii="Times New Roman" w:eastAsiaTheme="minorEastAsia" w:hAnsi="Times New Roman" w:cs="Times New Roman"/>
+          <w:sz w:val="24"/>
+          <w:szCs w:val="24"/>
+        </w:rPr>
+        <w:t>their</w:t>
+      </w:r>
+      <w:r>
+        <w:rPr>
+          <w:rFonts w:ascii="Times New Roman" w:eastAsiaTheme="minorEastAsia" w:hAnsi="Times New Roman" w:cs="Times New Roman"/>
+          <w:sz w:val="24"/>
+          <w:szCs w:val="24"/>
+        </w:rPr>
+        <w:t xml:space="preserve"> impact on </w:t>
+      </w:r>
+      <w:proofErr w:type="spellStart"/>
+      <w:r>
+        <w:rPr>
+          <w:rFonts w:ascii="Times New Roman" w:eastAsiaTheme="minorEastAsia" w:hAnsi="Times New Roman" w:cs="Times New Roman"/>
+          <w:sz w:val="24"/>
+          <w:szCs w:val="24"/>
+        </w:rPr>
+        <w:t>wavespeeds</w:t>
+      </w:r>
+      <w:proofErr w:type="spellEnd"/>
+      <w:r>
+        <w:rPr>
+          <w:rFonts w:ascii="Times New Roman" w:eastAsiaTheme="minorEastAsia" w:hAnsi="Times New Roman" w:cs="Times New Roman"/>
+          <w:sz w:val="24"/>
+          <w:szCs w:val="24"/>
+        </w:rPr>
+        <w:t>.</w:t>
+      </w:r>
+    </w:p>
+    <w:p>
+      <w:pPr>
+        <w:jc w:val="both"/>
+        <w:rPr>
+          <w:rFonts w:ascii="Times New Roman" w:hAnsi="Times New Roman" w:cs="Times New Roman"/>
+          <w:b/>
+          <w:bCs/>
+          <w:sz w:val="24"/>
+          <w:szCs w:val="24"/>
+        </w:rPr>
+      </w:pPr>
+      <w:r>
+        <w:rPr>
+          <w:rFonts w:ascii="Times New Roman" w:hAnsi="Times New Roman" w:cs="Times New Roman"/>
+          <w:b/>
+          <w:bCs/>
+          <w:sz w:val="24"/>
+          <w:szCs w:val="24"/>
+        </w:rPr>
+        <w:lastRenderedPageBreak/>
+        <w:t>Post-Dispersal Demography</w:t>
+      </w:r>
+    </w:p>
+    <w:p>
+      <w:pPr>
+        <w:jc w:val="both"/>
+        <w:rPr>
+          <w:rFonts w:ascii="Times New Roman" w:eastAsiaTheme="minorEastAsia" w:hAnsi="Times New Roman" w:cs="Times New Roman"/>
+          <w:i/>
+          <w:iCs/>
+          <w:sz w:val="24"/>
+          <w:szCs w:val="24"/>
+        </w:rPr>
+      </w:pPr>
+      <w:r>
+        <w:rPr>
+          <w:rFonts w:ascii="Times New Roman" w:eastAsiaTheme="minorEastAsia" w:hAnsi="Times New Roman" w:cs="Times New Roman"/>
+          <w:i/>
+          <w:iCs/>
+          <w:sz w:val="24"/>
+          <w:szCs w:val="24"/>
+        </w:rPr>
+        <w:t>Post-dispersal predation</w:t>
+      </w:r>
+    </w:p>
+    <w:p>
+      <w:pPr>
+        <w:jc w:val="both"/>
+        <w:rPr>
+          <w:rFonts w:ascii="Times New Roman" w:eastAsiaTheme="minorEastAsia" w:hAnsi="Times New Roman" w:cs="Times New Roman"/>
+          <w:sz w:val="24"/>
+          <w:szCs w:val="24"/>
+        </w:rPr>
+      </w:pPr>
+      <w:r>
+        <w:rPr>
+          <w:rFonts w:ascii="Times New Roman" w:eastAsiaTheme="minorEastAsia" w:hAnsi="Times New Roman" w:cs="Times New Roman"/>
+          <w:sz w:val="24"/>
+          <w:szCs w:val="24"/>
+        </w:rPr>
+        <w:t>Post-dispersal p</w:t>
+      </w:r>
+      <w:r>
+        <w:rPr>
+          <w:rFonts w:ascii="Times New Roman" w:eastAsiaTheme="minorEastAsia" w:hAnsi="Times New Roman" w:cs="Times New Roman"/>
+          <w:sz w:val="24"/>
+          <w:szCs w:val="24"/>
+        </w:rPr>
+        <w:t xml:space="preserve">redation of seeds by ants was assumed only to occur for seeds removed by said ants. </w:t>
+      </w:r>
+      <w:r>
+        <w:rPr>
+          <w:rFonts w:ascii="Times New Roman" w:eastAsiaTheme="minorEastAsia" w:hAnsi="Times New Roman" w:cs="Times New Roman"/>
+          <w:sz w:val="24"/>
+          <w:szCs w:val="24"/>
+        </w:rPr>
+        <w:t xml:space="preserve">Additionally, to </w:t>
+      </w:r>
+      <w:r>
+        <w:rPr>
+          <w:rFonts w:ascii="Times New Roman" w:eastAsiaTheme="minorEastAsia" w:hAnsi="Times New Roman" w:cs="Times New Roman"/>
+          <w:sz w:val="24"/>
+          <w:szCs w:val="24"/>
+        </w:rPr>
+        <w:t>streamline computations within the</w:t>
+      </w:r>
+      <w:r>
+        <w:rPr>
+          <w:rFonts w:ascii="Times New Roman" w:eastAsiaTheme="minorEastAsia" w:hAnsi="Times New Roman" w:cs="Times New Roman"/>
+          <w:sz w:val="24"/>
+          <w:szCs w:val="24"/>
+        </w:rPr>
+        <w:t xml:space="preserve"> simulations</w:t>
+      </w:r>
+      <w:r>
+        <w:rPr>
+          <w:rFonts w:ascii="Times New Roman" w:eastAsiaTheme="minorEastAsia" w:hAnsi="Times New Roman" w:cs="Times New Roman"/>
+          <w:sz w:val="24"/>
+          <w:szCs w:val="24"/>
+        </w:rPr>
+        <w:t xml:space="preserve">, </w:t>
+      </w:r>
+      <w:r>
+        <w:rPr>
+          <w:rFonts w:ascii="Times New Roman" w:eastAsiaTheme="minorEastAsia" w:hAnsi="Times New Roman" w:cs="Times New Roman"/>
+          <w:sz w:val="24"/>
+          <w:szCs w:val="24"/>
+        </w:rPr>
+        <w:t>we</w:t>
+      </w:r>
+      <w:r>
+        <w:rPr>
+          <w:rFonts w:ascii="Times New Roman" w:eastAsiaTheme="minorEastAsia" w:hAnsi="Times New Roman" w:cs="Times New Roman"/>
+          <w:sz w:val="24"/>
+          <w:szCs w:val="24"/>
+        </w:rPr>
+        <w:t xml:space="preserve"> filter</w:t>
+      </w:r>
+      <w:r>
+        <w:rPr>
+          <w:rFonts w:ascii="Times New Roman" w:eastAsiaTheme="minorEastAsia" w:hAnsi="Times New Roman" w:cs="Times New Roman"/>
+          <w:sz w:val="24"/>
+          <w:szCs w:val="24"/>
+        </w:rPr>
+        <w:t>ed</w:t>
+      </w:r>
+      <w:r>
+        <w:rPr>
+          <w:rFonts w:ascii="Times New Roman" w:eastAsiaTheme="minorEastAsia" w:hAnsi="Times New Roman" w:cs="Times New Roman"/>
+          <w:sz w:val="24"/>
+          <w:szCs w:val="24"/>
+        </w:rPr>
+        <w:t xml:space="preserve"> out seed death</w:t>
+      </w:r>
+      <w:r>
+        <w:rPr>
+          <w:rFonts w:ascii="Times New Roman" w:eastAsiaTheme="minorEastAsia" w:hAnsi="Times New Roman" w:cs="Times New Roman"/>
+          <w:sz w:val="24"/>
+          <w:szCs w:val="24"/>
+        </w:rPr>
+        <w:t>s</w:t>
+      </w:r>
+      <w:r>
+        <w:rPr>
+          <w:rFonts w:ascii="Times New Roman" w:eastAsiaTheme="minorEastAsia" w:hAnsi="Times New Roman" w:cs="Times New Roman"/>
+          <w:sz w:val="24"/>
+          <w:szCs w:val="24"/>
+        </w:rPr>
+        <w:t xml:space="preserve"> via ant predation before</w:t>
+      </w:r>
+      <w:r>
+        <w:rPr>
+          <w:rFonts w:ascii="Times New Roman" w:eastAsiaTheme="minorEastAsia" w:hAnsi="Times New Roman" w:cs="Times New Roman"/>
+          <w:sz w:val="24"/>
+          <w:szCs w:val="24"/>
+        </w:rPr>
+        <w:t xml:space="preserve"> (rather than after) being fed into the wind and ant dispersal simulations.</w:t>
+      </w:r>
+      <w:r>
+        <w:rPr>
+          <w:rFonts w:ascii="Times New Roman" w:eastAsiaTheme="minorEastAsia" w:hAnsi="Times New Roman" w:cs="Times New Roman"/>
+          <w:sz w:val="24"/>
+          <w:szCs w:val="24"/>
+        </w:rPr>
+        <w:t xml:space="preserve"> </w:t>
+      </w:r>
+      <w:r>
+        <w:rPr>
+          <w:rFonts w:ascii="Times New Roman" w:eastAsiaTheme="minorEastAsia" w:hAnsi="Times New Roman" w:cs="Times New Roman"/>
+          <w:sz w:val="24"/>
+          <w:szCs w:val="24"/>
+        </w:rPr>
+        <w:t xml:space="preserve">Filtering out seed deaths </w:t>
+      </w:r>
+      <w:r>
+        <w:rPr>
+          <w:rFonts w:ascii="Times New Roman" w:eastAsiaTheme="minorEastAsia" w:hAnsi="Times New Roman" w:cs="Times New Roman"/>
+          <w:sz w:val="24"/>
+          <w:szCs w:val="24"/>
+        </w:rPr>
+        <w:t>before</w:t>
+      </w:r>
+      <w:r>
+        <w:rPr>
+          <w:rFonts w:ascii="Times New Roman" w:eastAsiaTheme="minorEastAsia" w:hAnsi="Times New Roman" w:cs="Times New Roman"/>
+          <w:sz w:val="24"/>
+          <w:szCs w:val="24"/>
+        </w:rPr>
+        <w:t xml:space="preserve"> dispersal gives approximately the same results as </w:t>
+      </w:r>
+      <w:r>
+        <w:rPr>
+          <w:rFonts w:ascii="Times New Roman" w:hAnsi="Times New Roman" w:cs="Times New Roman"/>
+          <w:sz w:val="24"/>
+          <w:szCs w:val="24"/>
+        </w:rPr>
+        <w:t>using a Bernoulli distribution to</w:t>
+      </w:r>
+      <w:r>
+        <w:rPr>
+          <w:rFonts w:ascii="Times New Roman" w:eastAsiaTheme="minorEastAsia" w:hAnsi="Times New Roman" w:cs="Times New Roman"/>
+          <w:sz w:val="24"/>
+          <w:szCs w:val="24"/>
+        </w:rPr>
+        <w:t xml:space="preserve"> simulate predation after </w:t>
+      </w:r>
+      <w:r>
+        <w:rPr>
+          <w:rFonts w:ascii="Times New Roman" w:eastAsiaTheme="minorEastAsia" w:hAnsi="Times New Roman" w:cs="Times New Roman"/>
+          <w:sz w:val="24"/>
+          <w:szCs w:val="24"/>
+        </w:rPr>
+        <w:t xml:space="preserve">all </w:t>
+      </w:r>
+      <w:r>
+        <w:rPr>
+          <w:rFonts w:ascii="Times New Roman" w:eastAsiaTheme="minorEastAsia" w:hAnsi="Times New Roman" w:cs="Times New Roman"/>
+          <w:sz w:val="24"/>
+          <w:szCs w:val="24"/>
+        </w:rPr>
+        <w:t xml:space="preserve">seeds are dispersed, but with </w:t>
+      </w:r>
+      <w:r>
+        <w:rPr>
+          <w:rFonts w:ascii="Times New Roman" w:eastAsiaTheme="minorEastAsia" w:hAnsi="Times New Roman" w:cs="Times New Roman"/>
+          <w:sz w:val="24"/>
+          <w:szCs w:val="24"/>
+        </w:rPr>
+        <w:t>the</w:t>
+      </w:r>
+      <w:r>
+        <w:rPr>
+          <w:rFonts w:ascii="Times New Roman" w:eastAsiaTheme="minorEastAsia" w:hAnsi="Times New Roman" w:cs="Times New Roman"/>
+          <w:sz w:val="24"/>
+          <w:szCs w:val="24"/>
+        </w:rPr>
+        <w:t xml:space="preserve"> advantage of reducing computational burden by greatly decreasing the total number of wind and ant dispersal simulations needed, which are where </w:t>
+      </w:r>
+      <w:proofErr w:type="gramStart"/>
+      <w:r>
+        <w:rPr>
+          <w:rFonts w:ascii="Times New Roman" w:eastAsiaTheme="minorEastAsia" w:hAnsi="Times New Roman" w:cs="Times New Roman"/>
+          <w:sz w:val="24"/>
+          <w:szCs w:val="24"/>
+        </w:rPr>
+        <w:t xml:space="preserve">the </w:t>
+      </w:r>
+      <w:r>
+        <w:rPr>
+          <w:rFonts w:ascii="Times New Roman" w:eastAsiaTheme="minorEastAsia" w:hAnsi="Times New Roman" w:cs="Times New Roman"/>
+          <w:sz w:val="24"/>
+          <w:szCs w:val="24"/>
+        </w:rPr>
+        <w:t>vast</w:t>
+      </w:r>
+      <w:r>
+        <w:rPr>
+          <w:rFonts w:ascii="Times New Roman" w:eastAsiaTheme="minorEastAsia" w:hAnsi="Times New Roman" w:cs="Times New Roman"/>
+          <w:sz w:val="24"/>
+          <w:szCs w:val="24"/>
+        </w:rPr>
+        <w:t xml:space="preserve"> majority of</w:t>
+      </w:r>
+      <w:proofErr w:type="gramEnd"/>
+      <w:r>
+        <w:rPr>
+          <w:rFonts w:ascii="Times New Roman" w:eastAsiaTheme="minorEastAsia" w:hAnsi="Times New Roman" w:cs="Times New Roman"/>
+          <w:sz w:val="24"/>
+          <w:szCs w:val="24"/>
+        </w:rPr>
+        <w:t xml:space="preserve"> computational resources within the </w:t>
+      </w:r>
+      <w:proofErr w:type="spellStart"/>
+      <w:r>
+        <w:rPr>
+          <w:rFonts w:ascii="Times New Roman" w:eastAsiaTheme="minorEastAsia" w:hAnsi="Times New Roman" w:cs="Times New Roman"/>
+          <w:sz w:val="24"/>
+          <w:szCs w:val="24"/>
+        </w:rPr>
+        <w:t>wavespeed</w:t>
+      </w:r>
+      <w:proofErr w:type="spellEnd"/>
+      <w:r>
+        <w:rPr>
+          <w:rFonts w:ascii="Times New Roman" w:eastAsiaTheme="minorEastAsia" w:hAnsi="Times New Roman" w:cs="Times New Roman"/>
+          <w:sz w:val="24"/>
+          <w:szCs w:val="24"/>
+        </w:rPr>
+        <w:t xml:space="preserve"> model are spent.</w:t>
+      </w:r>
+      <w:r>
+        <w:rPr>
+          <w:rFonts w:ascii="Times New Roman" w:eastAsiaTheme="minorEastAsia" w:hAnsi="Times New Roman" w:cs="Times New Roman"/>
+          <w:sz w:val="24"/>
+          <w:szCs w:val="24"/>
+        </w:rPr>
+        <w:t xml:space="preserve"> </w:t>
+      </w:r>
+      <w:r>
+        <w:rPr>
+          <w:rFonts w:ascii="Times New Roman" w:eastAsiaTheme="minorEastAsia" w:hAnsi="Times New Roman" w:cs="Times New Roman"/>
+          <w:sz w:val="24"/>
+          <w:szCs w:val="24"/>
+        </w:rPr>
+        <w:t xml:space="preserve">Note that filtering </w:t>
+      </w:r>
+      <w:r>
+        <w:rPr>
+          <w:rFonts w:ascii="Times New Roman" w:eastAsiaTheme="minorEastAsia" w:hAnsi="Times New Roman" w:cs="Times New Roman"/>
+          <w:sz w:val="24"/>
+          <w:szCs w:val="24"/>
+        </w:rPr>
+        <w:t xml:space="preserve">any </w:t>
+      </w:r>
+      <w:r>
+        <w:rPr>
+          <w:rFonts w:ascii="Times New Roman" w:eastAsiaTheme="minorEastAsia" w:hAnsi="Times New Roman" w:cs="Times New Roman"/>
+          <w:sz w:val="24"/>
+          <w:szCs w:val="24"/>
+        </w:rPr>
+        <w:t xml:space="preserve">ant-driven seed deaths out </w:t>
+      </w:r>
+      <w:r>
+        <w:rPr>
+          <w:rFonts w:ascii="Times New Roman" w:eastAsiaTheme="minorEastAsia" w:hAnsi="Times New Roman" w:cs="Times New Roman"/>
+          <w:sz w:val="24"/>
+          <w:szCs w:val="24"/>
+        </w:rPr>
+        <w:t>before</w:t>
+      </w:r>
+      <w:r>
+        <w:rPr>
+          <w:rFonts w:ascii="Times New Roman" w:eastAsiaTheme="minorEastAsia" w:hAnsi="Times New Roman" w:cs="Times New Roman"/>
+          <w:sz w:val="24"/>
+          <w:szCs w:val="24"/>
+        </w:rPr>
+        <w:t xml:space="preserve"> dispersal simulations makes the implicit assumption</w:t>
+      </w:r>
+      <w:r>
+        <w:rPr>
+          <w:rFonts w:ascii="Times New Roman" w:eastAsiaTheme="minorEastAsia" w:hAnsi="Times New Roman" w:cs="Times New Roman"/>
+          <w:sz w:val="24"/>
+          <w:szCs w:val="24"/>
+        </w:rPr>
+        <w:t xml:space="preserve"> </w:t>
+      </w:r>
+      <w:r>
+        <w:rPr>
+          <w:rFonts w:ascii="Times New Roman" w:eastAsiaTheme="minorEastAsia" w:hAnsi="Times New Roman" w:cs="Times New Roman"/>
+          <w:sz w:val="24"/>
+          <w:szCs w:val="24"/>
+        </w:rPr>
+        <w:t xml:space="preserve">that </w:t>
+      </w:r>
+      <w:r>
+        <w:rPr>
+          <w:rFonts w:ascii="Times New Roman" w:eastAsiaTheme="minorEastAsia" w:hAnsi="Times New Roman" w:cs="Times New Roman"/>
+          <w:sz w:val="24"/>
+          <w:szCs w:val="24"/>
+        </w:rPr>
+        <w:t>predation occur</w:t>
+      </w:r>
+      <w:r>
+        <w:rPr>
+          <w:rFonts w:ascii="Times New Roman" w:eastAsiaTheme="minorEastAsia" w:hAnsi="Times New Roman" w:cs="Times New Roman"/>
+          <w:sz w:val="24"/>
+          <w:szCs w:val="24"/>
+        </w:rPr>
+        <w:t>s</w:t>
+      </w:r>
+      <w:r>
+        <w:rPr>
+          <w:rFonts w:ascii="Times New Roman" w:eastAsiaTheme="minorEastAsia" w:hAnsi="Times New Roman" w:cs="Times New Roman"/>
+          <w:sz w:val="24"/>
+          <w:szCs w:val="24"/>
+        </w:rPr>
+        <w:t xml:space="preserve"> independent of </w:t>
+      </w:r>
+      <w:r>
+        <w:rPr>
+          <w:rFonts w:ascii="Times New Roman" w:eastAsiaTheme="minorEastAsia" w:hAnsi="Times New Roman" w:cs="Times New Roman"/>
+          <w:sz w:val="24"/>
+          <w:szCs w:val="24"/>
+        </w:rPr>
+        <w:t>seed location</w:t>
+      </w:r>
+      <w:r>
+        <w:rPr>
+          <w:rFonts w:ascii="Times New Roman" w:eastAsiaTheme="minorEastAsia" w:hAnsi="Times New Roman" w:cs="Times New Roman"/>
+          <w:sz w:val="24"/>
+          <w:szCs w:val="24"/>
+        </w:rPr>
+        <w:t>.</w:t>
+      </w:r>
+      <w:r>
+        <w:rPr>
+          <w:rFonts w:ascii="Times New Roman" w:eastAsiaTheme="minorEastAsia" w:hAnsi="Times New Roman" w:cs="Times New Roman"/>
+          <w:sz w:val="24"/>
+          <w:szCs w:val="24"/>
+        </w:rPr>
+        <w:t xml:space="preserve"> </w:t>
+      </w:r>
+      <w:r>
+        <w:rPr>
+          <w:rFonts w:ascii="Times New Roman" w:eastAsiaTheme="minorEastAsia" w:hAnsi="Times New Roman" w:cs="Times New Roman"/>
+          <w:sz w:val="24"/>
+          <w:szCs w:val="24"/>
+        </w:rPr>
+        <w:t>T</w:t>
+      </w:r>
+      <w:r>
+        <w:rPr>
+          <w:rFonts w:ascii="Times New Roman" w:eastAsiaTheme="minorEastAsia" w:hAnsi="Times New Roman" w:cs="Times New Roman"/>
+          <w:sz w:val="24"/>
+          <w:szCs w:val="24"/>
+        </w:rPr>
+        <w:t xml:space="preserve">here are no </w:t>
+      </w:r>
+      <w:r>
+        <w:rPr>
+          <w:rFonts w:ascii="Times New Roman" w:eastAsiaTheme="minorEastAsia" w:hAnsi="Times New Roman" w:cs="Times New Roman"/>
+          <w:sz w:val="24"/>
+          <w:szCs w:val="24"/>
+        </w:rPr>
+        <w:t xml:space="preserve">data available on patterns of </w:t>
+      </w:r>
+      <w:r>
+        <w:rPr>
+          <w:rFonts w:ascii="Times New Roman" w:eastAsiaTheme="minorEastAsia" w:hAnsi="Times New Roman" w:cs="Times New Roman"/>
+          <w:i/>
+          <w:iCs/>
+          <w:sz w:val="24"/>
+          <w:szCs w:val="24"/>
+        </w:rPr>
+        <w:t>C. nutans</w:t>
+      </w:r>
+      <w:r>
+        <w:rPr>
+          <w:rFonts w:ascii="Times New Roman" w:eastAsiaTheme="minorEastAsia" w:hAnsi="Times New Roman" w:cs="Times New Roman"/>
+          <w:sz w:val="24"/>
+          <w:szCs w:val="24"/>
+        </w:rPr>
+        <w:t xml:space="preserve"> consumption by ants in relation to seed density, so assuming no effects of location relative to other seeds is necessary</w:t>
+      </w:r>
+      <w:r>
+        <w:rPr>
+          <w:rFonts w:ascii="Times New Roman" w:eastAsiaTheme="minorEastAsia" w:hAnsi="Times New Roman" w:cs="Times New Roman"/>
+          <w:sz w:val="24"/>
+          <w:szCs w:val="24"/>
+        </w:rPr>
+        <w:t>.</w:t>
+      </w:r>
+      <w:r>
+        <w:rPr>
+          <w:rFonts w:ascii="Times New Roman" w:eastAsiaTheme="minorEastAsia" w:hAnsi="Times New Roman" w:cs="Times New Roman"/>
+          <w:sz w:val="24"/>
+          <w:szCs w:val="24"/>
+        </w:rPr>
+        <w:t xml:space="preserve"> </w:t>
+      </w:r>
+      <w:r>
+        <w:rPr>
+          <w:rFonts w:ascii="Times New Roman" w:eastAsiaTheme="minorEastAsia" w:hAnsi="Times New Roman" w:cs="Times New Roman"/>
+          <w:sz w:val="24"/>
+          <w:szCs w:val="24"/>
+        </w:rPr>
+        <w:t>However,</w:t>
+      </w:r>
+      <w:r>
+        <w:rPr>
+          <w:rFonts w:ascii="Times New Roman" w:eastAsiaTheme="minorEastAsia" w:hAnsi="Times New Roman" w:cs="Times New Roman"/>
+          <w:sz w:val="24"/>
+          <w:szCs w:val="24"/>
+        </w:rPr>
+        <w:t xml:space="preserve"> </w:t>
+      </w:r>
+      <w:r>
+        <w:rPr>
+          <w:rFonts w:ascii="Times New Roman" w:eastAsiaTheme="minorEastAsia" w:hAnsi="Times New Roman" w:cs="Times New Roman"/>
+          <w:sz w:val="24"/>
+          <w:szCs w:val="24"/>
+        </w:rPr>
+        <w:t xml:space="preserve">seed location </w:t>
+      </w:r>
+      <w:r>
+        <w:rPr>
+          <w:rFonts w:ascii="Times New Roman" w:eastAsiaTheme="minorEastAsia" w:hAnsi="Times New Roman" w:cs="Times New Roman"/>
+          <w:sz w:val="24"/>
+          <w:szCs w:val="24"/>
+        </w:rPr>
+        <w:t>relative to</w:t>
+      </w:r>
+      <w:r>
+        <w:rPr>
+          <w:rFonts w:ascii="Times New Roman" w:eastAsiaTheme="minorEastAsia" w:hAnsi="Times New Roman" w:cs="Times New Roman"/>
+          <w:sz w:val="24"/>
+          <w:szCs w:val="24"/>
+        </w:rPr>
+        <w:t xml:space="preserve"> an ant nest </w:t>
+      </w:r>
+      <w:r>
+        <w:rPr>
+          <w:rFonts w:ascii="Times New Roman" w:eastAsiaTheme="minorEastAsia" w:hAnsi="Times New Roman" w:cs="Times New Roman"/>
+          <w:sz w:val="24"/>
+          <w:szCs w:val="24"/>
+        </w:rPr>
+        <w:t>will determine</w:t>
+      </w:r>
+      <w:r>
+        <w:rPr>
+          <w:rFonts w:ascii="Times New Roman" w:eastAsiaTheme="minorEastAsia" w:hAnsi="Times New Roman" w:cs="Times New Roman"/>
+          <w:sz w:val="24"/>
+          <w:szCs w:val="24"/>
+        </w:rPr>
+        <w:t xml:space="preserve"> </w:t>
+      </w:r>
+      <w:proofErr w:type="gramStart"/>
+      <w:r>
+        <w:rPr>
+          <w:rFonts w:ascii="Times New Roman" w:eastAsiaTheme="minorEastAsia" w:hAnsi="Times New Roman" w:cs="Times New Roman"/>
+          <w:sz w:val="24"/>
+          <w:szCs w:val="24"/>
+        </w:rPr>
+        <w:t>whether or not</w:t>
+      </w:r>
+      <w:proofErr w:type="gramEnd"/>
+      <w:r>
+        <w:rPr>
+          <w:rFonts w:ascii="Times New Roman" w:eastAsiaTheme="minorEastAsia" w:hAnsi="Times New Roman" w:cs="Times New Roman"/>
+          <w:sz w:val="24"/>
+          <w:szCs w:val="24"/>
+        </w:rPr>
+        <w:t xml:space="preserve"> ants will interact with a</w:t>
+      </w:r>
+      <w:r>
+        <w:rPr>
+          <w:rFonts w:ascii="Times New Roman" w:eastAsiaTheme="minorEastAsia" w:hAnsi="Times New Roman" w:cs="Times New Roman"/>
+          <w:sz w:val="24"/>
+          <w:szCs w:val="24"/>
+        </w:rPr>
+        <w:t>ny given</w:t>
+      </w:r>
+      <w:r>
+        <w:rPr>
+          <w:rFonts w:ascii="Times New Roman" w:eastAsiaTheme="minorEastAsia" w:hAnsi="Times New Roman" w:cs="Times New Roman"/>
+          <w:sz w:val="24"/>
+          <w:szCs w:val="24"/>
+        </w:rPr>
+        <w:t xml:space="preserve"> seed</w:t>
+      </w:r>
+      <w:r>
+        <w:rPr>
+          <w:rFonts w:ascii="Times New Roman" w:eastAsiaTheme="minorEastAsia" w:hAnsi="Times New Roman" w:cs="Times New Roman"/>
+          <w:sz w:val="24"/>
+          <w:szCs w:val="24"/>
+        </w:rPr>
+        <w:t>, and thus whether or not predation may occur, so</w:t>
+      </w:r>
+      <w:r>
+        <w:rPr>
+          <w:rFonts w:ascii="Times New Roman" w:eastAsiaTheme="minorEastAsia" w:hAnsi="Times New Roman" w:cs="Times New Roman"/>
+          <w:sz w:val="24"/>
+          <w:szCs w:val="24"/>
+        </w:rPr>
+        <w:t xml:space="preserve"> </w:t>
+      </w:r>
+      <w:r>
+        <w:rPr>
+          <w:rFonts w:ascii="Times New Roman" w:eastAsiaTheme="minorEastAsia" w:hAnsi="Times New Roman" w:cs="Times New Roman"/>
+          <w:sz w:val="24"/>
+          <w:szCs w:val="24"/>
+        </w:rPr>
+        <w:t xml:space="preserve">ant-driven </w:t>
+      </w:r>
+      <w:r>
+        <w:rPr>
+          <w:rFonts w:ascii="Times New Roman" w:eastAsiaTheme="minorEastAsia" w:hAnsi="Times New Roman" w:cs="Times New Roman"/>
+          <w:sz w:val="24"/>
+          <w:szCs w:val="24"/>
+        </w:rPr>
+        <w:t xml:space="preserve">predation of seeds </w:t>
+      </w:r>
+      <w:r>
+        <w:rPr>
+          <w:rFonts w:ascii="Times New Roman" w:eastAsiaTheme="minorEastAsia" w:hAnsi="Times New Roman" w:cs="Times New Roman"/>
+          <w:sz w:val="24"/>
+          <w:szCs w:val="24"/>
+        </w:rPr>
+        <w:t xml:space="preserve">within our study system </w:t>
+      </w:r>
+      <w:r>
+        <w:rPr>
+          <w:rFonts w:ascii="Times New Roman" w:eastAsiaTheme="minorEastAsia" w:hAnsi="Times New Roman" w:cs="Times New Roman"/>
+          <w:sz w:val="24"/>
+          <w:szCs w:val="24"/>
+        </w:rPr>
+        <w:t xml:space="preserve">is </w:t>
+      </w:r>
+      <w:r>
+        <w:rPr>
+          <w:rFonts w:ascii="Times New Roman" w:eastAsiaTheme="minorEastAsia" w:hAnsi="Times New Roman" w:cs="Times New Roman"/>
+          <w:sz w:val="24"/>
+          <w:szCs w:val="24"/>
+        </w:rPr>
+        <w:t xml:space="preserve">still </w:t>
+      </w:r>
+      <w:r>
+        <w:rPr>
+          <w:rFonts w:ascii="Times New Roman" w:eastAsiaTheme="minorEastAsia" w:hAnsi="Times New Roman" w:cs="Times New Roman"/>
+          <w:sz w:val="24"/>
+          <w:szCs w:val="24"/>
+        </w:rPr>
+        <w:t>very likely</w:t>
+      </w:r>
+      <w:r>
+        <w:rPr>
+          <w:rFonts w:ascii="Times New Roman" w:eastAsiaTheme="minorEastAsia" w:hAnsi="Times New Roman" w:cs="Times New Roman"/>
+          <w:sz w:val="24"/>
+          <w:szCs w:val="24"/>
+        </w:rPr>
+        <w:t xml:space="preserve"> to be</w:t>
+      </w:r>
+      <w:r>
+        <w:rPr>
+          <w:rFonts w:ascii="Times New Roman" w:eastAsiaTheme="minorEastAsia" w:hAnsi="Times New Roman" w:cs="Times New Roman"/>
+          <w:sz w:val="24"/>
+          <w:szCs w:val="24"/>
+        </w:rPr>
+        <w:t xml:space="preserve"> </w:t>
+      </w:r>
+      <w:r>
+        <w:rPr>
+          <w:rFonts w:ascii="Times New Roman" w:eastAsiaTheme="minorEastAsia" w:hAnsi="Times New Roman" w:cs="Times New Roman"/>
+          <w:sz w:val="24"/>
+          <w:szCs w:val="24"/>
+        </w:rPr>
+        <w:t>location-dependent</w:t>
       </w:r>
       <w:r>
         <w:rPr>
@@ -10484,77 +11662,337 @@
         </w:rPr>
         <w:t xml:space="preserve">. </w:t>
       </w:r>
-      <w:r>
-        <w:rPr>
-          <w:rFonts w:ascii="Times New Roman" w:eastAsiaTheme="minorEastAsia" w:hAnsi="Times New Roman" w:cs="Times New Roman"/>
-          <w:sz w:val="24"/>
-          <w:szCs w:val="24"/>
-        </w:rPr>
-        <w:t>As was the case with</w:t>
-      </w:r>
-      <w:r>
-        <w:rPr>
-          <w:rFonts w:ascii="Times New Roman" w:eastAsiaTheme="minorEastAsia" w:hAnsi="Times New Roman" w:cs="Times New Roman"/>
-          <w:sz w:val="24"/>
-          <w:szCs w:val="24"/>
-        </w:rPr>
-        <w:t xml:space="preserve"> the ant nest density</w:t>
-      </w:r>
-      <w:r>
-        <w:rPr>
-          <w:rFonts w:ascii="Times New Roman" w:eastAsiaTheme="minorEastAsia" w:hAnsi="Times New Roman" w:cs="Times New Roman"/>
-          <w:sz w:val="24"/>
-          <w:szCs w:val="24"/>
-        </w:rPr>
-        <w:t xml:space="preserve"> parameter</w:t>
-      </w:r>
-      <w:r>
-        <w:rPr>
-          <w:rFonts w:ascii="Times New Roman" w:eastAsiaTheme="minorEastAsia" w:hAnsi="Times New Roman" w:cs="Times New Roman"/>
-          <w:sz w:val="24"/>
-          <w:szCs w:val="24"/>
-        </w:rPr>
-        <w:t xml:space="preserve">, </w:t>
-      </w:r>
-      <w:r>
-        <w:rPr>
-          <w:rFonts w:ascii="Times New Roman" w:eastAsiaTheme="minorEastAsia" w:hAnsi="Times New Roman" w:cs="Times New Roman"/>
-          <w:sz w:val="24"/>
-          <w:szCs w:val="24"/>
-        </w:rPr>
-        <w:t>the maximum search distance</w:t>
-      </w:r>
-      <w:r>
-        <w:rPr>
-          <w:rFonts w:ascii="Times New Roman" w:eastAsiaTheme="minorEastAsia" w:hAnsi="Times New Roman" w:cs="Times New Roman"/>
-          <w:sz w:val="24"/>
-          <w:szCs w:val="24"/>
-        </w:rPr>
-        <w:t xml:space="preserve"> parameter was also subject to sensitivity analysis.</w:t>
-      </w:r>
-      <w:r>
-        <w:rPr>
-          <w:rFonts w:ascii="Times New Roman" w:eastAsiaTheme="minorEastAsia" w:hAnsi="Times New Roman" w:cs="Times New Roman"/>
-          <w:sz w:val="24"/>
-          <w:szCs w:val="24"/>
-        </w:rPr>
-        <w:t xml:space="preserve"> Seeds that were not removed </w:t>
-      </w:r>
-      <w:r>
-        <w:rPr>
-          <w:rFonts w:ascii="Times New Roman" w:eastAsiaTheme="minorEastAsia" w:hAnsi="Times New Roman" w:cs="Times New Roman"/>
-          <w:sz w:val="24"/>
-          <w:szCs w:val="24"/>
-        </w:rPr>
-        <w:t xml:space="preserve">by ants </w:t>
-      </w:r>
-      <w:r>
-        <w:rPr>
-          <w:rFonts w:ascii="Times New Roman" w:eastAsiaTheme="minorEastAsia" w:hAnsi="Times New Roman" w:cs="Times New Roman"/>
-          <w:sz w:val="24"/>
-          <w:szCs w:val="24"/>
-        </w:rPr>
-        <w:t>remained in place.</w:t>
+      <w:proofErr w:type="gramStart"/>
+      <w:r>
+        <w:rPr>
+          <w:rFonts w:ascii="Times New Roman" w:eastAsiaTheme="minorEastAsia" w:hAnsi="Times New Roman" w:cs="Times New Roman"/>
+          <w:sz w:val="24"/>
+          <w:szCs w:val="24"/>
+        </w:rPr>
+        <w:t>That being said,</w:t>
+      </w:r>
+      <w:r>
+        <w:rPr>
+          <w:rFonts w:ascii="Times New Roman" w:eastAsiaTheme="minorEastAsia" w:hAnsi="Times New Roman" w:cs="Times New Roman"/>
+          <w:sz w:val="24"/>
+          <w:szCs w:val="24"/>
+        </w:rPr>
+        <w:t xml:space="preserve"> </w:t>
+      </w:r>
+      <w:r>
+        <w:rPr>
+          <w:rFonts w:ascii="Times New Roman" w:eastAsiaTheme="minorEastAsia" w:hAnsi="Times New Roman" w:cs="Times New Roman"/>
+          <w:sz w:val="24"/>
+          <w:szCs w:val="24"/>
+        </w:rPr>
+        <w:t>making</w:t>
+      </w:r>
+      <w:proofErr w:type="gramEnd"/>
+      <w:r>
+        <w:rPr>
+          <w:rFonts w:ascii="Times New Roman" w:eastAsiaTheme="minorEastAsia" w:hAnsi="Times New Roman" w:cs="Times New Roman"/>
+          <w:sz w:val="24"/>
+          <w:szCs w:val="24"/>
+        </w:rPr>
+        <w:t xml:space="preserve"> the</w:t>
+      </w:r>
+      <w:r>
+        <w:rPr>
+          <w:rFonts w:ascii="Times New Roman" w:eastAsiaTheme="minorEastAsia" w:hAnsi="Times New Roman" w:cs="Times New Roman"/>
+          <w:sz w:val="24"/>
+          <w:szCs w:val="24"/>
+        </w:rPr>
+        <w:t xml:space="preserve"> simplifying assumption of location-independent predation is</w:t>
+      </w:r>
+      <w:r>
+        <w:rPr>
+          <w:rFonts w:ascii="Times New Roman" w:eastAsiaTheme="minorEastAsia" w:hAnsi="Times New Roman" w:cs="Times New Roman"/>
+          <w:sz w:val="24"/>
+          <w:szCs w:val="24"/>
+        </w:rPr>
+        <w:t xml:space="preserve"> </w:t>
+      </w:r>
+      <w:r>
+        <w:rPr>
+          <w:rFonts w:ascii="Times New Roman" w:eastAsiaTheme="minorEastAsia" w:hAnsi="Times New Roman" w:cs="Times New Roman"/>
+          <w:sz w:val="24"/>
+          <w:szCs w:val="24"/>
+        </w:rPr>
+        <w:t>still</w:t>
+      </w:r>
+      <w:r>
+        <w:rPr>
+          <w:rFonts w:ascii="Times New Roman" w:eastAsiaTheme="minorEastAsia" w:hAnsi="Times New Roman" w:cs="Times New Roman"/>
+          <w:sz w:val="24"/>
+          <w:szCs w:val="24"/>
+        </w:rPr>
+        <w:t xml:space="preserve"> reasonable in the context of our model; because the maximum search radius (25 m) from each ant nest is far greater than </w:t>
+      </w:r>
+      <w:r>
+        <w:rPr>
+          <w:rFonts w:ascii="Times New Roman" w:eastAsiaTheme="minorEastAsia" w:hAnsi="Times New Roman" w:cs="Times New Roman"/>
+          <w:sz w:val="24"/>
+          <w:szCs w:val="24"/>
+        </w:rPr>
+        <w:t>the average spacing between nests</w:t>
+      </w:r>
+      <w:r>
+        <w:rPr>
+          <w:rFonts w:ascii="Times New Roman" w:eastAsiaTheme="minorEastAsia" w:hAnsi="Times New Roman" w:cs="Times New Roman"/>
+          <w:sz w:val="24"/>
+          <w:szCs w:val="24"/>
+        </w:rPr>
+        <w:t xml:space="preserve"> (5 m), almost all seeds in the simulation are within search distance of </w:t>
+      </w:r>
+      <w:r>
+        <w:rPr>
+          <w:rFonts w:ascii="Times New Roman" w:eastAsiaTheme="minorEastAsia" w:hAnsi="Times New Roman" w:cs="Times New Roman"/>
+          <w:sz w:val="24"/>
+          <w:szCs w:val="24"/>
+        </w:rPr>
+        <w:t>at least one</w:t>
+      </w:r>
+      <w:r>
+        <w:rPr>
+          <w:rFonts w:ascii="Times New Roman" w:eastAsiaTheme="minorEastAsia" w:hAnsi="Times New Roman" w:cs="Times New Roman"/>
+          <w:sz w:val="24"/>
+          <w:szCs w:val="24"/>
+        </w:rPr>
+        <w:t xml:space="preserve"> ant nest and will thus be subject to potential predation.</w:t>
+      </w:r>
+    </w:p>
+    <w:p>
+      <w:pPr>
+        <w:jc w:val="both"/>
+        <w:rPr>
+          <w:rFonts w:ascii="Times New Roman" w:hAnsi="Times New Roman" w:cs="Times New Roman"/>
+          <w:sz w:val="24"/>
+          <w:szCs w:val="24"/>
+        </w:rPr>
+      </w:pPr>
+      <w:r>
+        <w:rPr>
+          <w:rFonts w:ascii="Times New Roman" w:eastAsiaTheme="minorEastAsia" w:hAnsi="Times New Roman" w:cs="Times New Roman"/>
+          <w:sz w:val="24"/>
+          <w:szCs w:val="24"/>
+        </w:rPr>
+        <w:t>The filtering of ant-driven seed deaths described above</w:t>
+      </w:r>
+      <w:r>
+        <w:rPr>
+          <w:rFonts w:ascii="Times New Roman" w:eastAsiaTheme="minorEastAsia" w:hAnsi="Times New Roman" w:cs="Times New Roman"/>
+          <w:sz w:val="24"/>
+          <w:szCs w:val="24"/>
+        </w:rPr>
+        <w:t xml:space="preserve"> was achieved by multiplying the number of viable seeds available for dispersal by the product of </w:t>
+      </w:r>
+      <w:r>
+        <w:rPr>
+          <w:rFonts w:ascii="Times New Roman" w:eastAsiaTheme="minorEastAsia" w:hAnsi="Times New Roman" w:cs="Times New Roman"/>
+          <w:sz w:val="24"/>
+          <w:szCs w:val="24"/>
+        </w:rPr>
+        <w:t xml:space="preserve">both </w:t>
+      </w:r>
+      <w:r>
+        <w:rPr>
+          <w:rFonts w:ascii="Times New Roman" w:eastAsiaTheme="minorEastAsia" w:hAnsi="Times New Roman" w:cs="Times New Roman"/>
+          <w:sz w:val="24"/>
+          <w:szCs w:val="24"/>
+        </w:rPr>
+        <w:t xml:space="preserve">the ant removal and post-dispersal predation survival rates (yielding the number of seeds that were removed by ants and then survived </w:t>
+      </w:r>
+      <w:r>
+        <w:rPr>
+          <w:rFonts w:ascii="Times New Roman" w:eastAsiaTheme="minorEastAsia" w:hAnsi="Times New Roman" w:cs="Times New Roman"/>
+          <w:sz w:val="24"/>
+          <w:szCs w:val="24"/>
+        </w:rPr>
+        <w:t>subsequent predation by those ants</w:t>
+      </w:r>
+      <w:r>
+        <w:rPr>
+          <w:rFonts w:ascii="Times New Roman" w:eastAsiaTheme="minorEastAsia" w:hAnsi="Times New Roman" w:cs="Times New Roman"/>
+          <w:sz w:val="24"/>
+          <w:szCs w:val="24"/>
+        </w:rPr>
+        <w:t>), multiplying the number of viable seeds available for dispersal by 1 minus the ant removal rate (yielding the number of seeds that were not removed by ants in the first place and thus not subject to</w:t>
+      </w:r>
+      <w:r>
+        <w:rPr>
+          <w:rFonts w:ascii="Times New Roman" w:eastAsiaTheme="minorEastAsia" w:hAnsi="Times New Roman" w:cs="Times New Roman"/>
+          <w:sz w:val="24"/>
+          <w:szCs w:val="24"/>
+        </w:rPr>
+        <w:t xml:space="preserve"> any</w:t>
+      </w:r>
+      <w:r>
+        <w:rPr>
+          <w:rFonts w:ascii="Times New Roman" w:eastAsiaTheme="minorEastAsia" w:hAnsi="Times New Roman" w:cs="Times New Roman"/>
+          <w:sz w:val="24"/>
+          <w:szCs w:val="24"/>
+        </w:rPr>
+        <w:t xml:space="preserve"> </w:t>
+      </w:r>
+      <w:r>
+        <w:rPr>
+          <w:rFonts w:ascii="Times New Roman" w:eastAsiaTheme="minorEastAsia" w:hAnsi="Times New Roman" w:cs="Times New Roman"/>
+          <w:sz w:val="24"/>
+          <w:szCs w:val="24"/>
+        </w:rPr>
+        <w:t>predation by ants</w:t>
+      </w:r>
+      <w:r>
+        <w:rPr>
+          <w:rFonts w:ascii="Times New Roman" w:eastAsiaTheme="minorEastAsia" w:hAnsi="Times New Roman" w:cs="Times New Roman"/>
+          <w:sz w:val="24"/>
+          <w:szCs w:val="24"/>
+        </w:rPr>
+        <w:t xml:space="preserve">), and then adding the two quantities to obtain the total number of seeds that did not experience post-dispersal predation. </w:t>
+      </w:r>
+      <w:r>
+        <w:rPr>
+          <w:rFonts w:ascii="Times New Roman" w:eastAsiaTheme="minorEastAsia" w:hAnsi="Times New Roman" w:cs="Times New Roman"/>
+          <w:sz w:val="24"/>
+          <w:szCs w:val="24"/>
+        </w:rPr>
+        <w:t>Seeds that</w:t>
+      </w:r>
+      <w:r>
+        <w:rPr>
+          <w:rFonts w:ascii="Times New Roman" w:eastAsiaTheme="minorEastAsia" w:hAnsi="Times New Roman" w:cs="Times New Roman"/>
+          <w:sz w:val="24"/>
+          <w:szCs w:val="24"/>
+        </w:rPr>
+        <w:t xml:space="preserve"> were removed by ants but</w:t>
+      </w:r>
+      <w:r>
+        <w:rPr>
+          <w:rFonts w:ascii="Times New Roman" w:eastAsiaTheme="minorEastAsia" w:hAnsi="Times New Roman" w:cs="Times New Roman"/>
+          <w:sz w:val="24"/>
+          <w:szCs w:val="24"/>
+        </w:rPr>
+        <w:t xml:space="preserve"> did not</w:t>
+      </w:r>
+      <w:r>
+        <w:rPr>
+          <w:rFonts w:ascii="Times New Roman" w:eastAsiaTheme="minorEastAsia" w:hAnsi="Times New Roman" w:cs="Times New Roman"/>
+          <w:sz w:val="24"/>
+          <w:szCs w:val="24"/>
+        </w:rPr>
+        <w:t xml:space="preserve"> </w:t>
+      </w:r>
+      <w:r>
+        <w:rPr>
+          <w:rFonts w:ascii="Times New Roman" w:eastAsiaTheme="minorEastAsia" w:hAnsi="Times New Roman" w:cs="Times New Roman"/>
+          <w:sz w:val="24"/>
+          <w:szCs w:val="24"/>
+        </w:rPr>
+        <w:t xml:space="preserve">survive </w:t>
+      </w:r>
+      <w:r>
+        <w:rPr>
+          <w:rFonts w:ascii="Times New Roman" w:eastAsiaTheme="minorEastAsia" w:hAnsi="Times New Roman" w:cs="Times New Roman"/>
+          <w:sz w:val="24"/>
+          <w:szCs w:val="24"/>
+        </w:rPr>
+        <w:t xml:space="preserve">subsequent </w:t>
+      </w:r>
+      <w:r>
+        <w:rPr>
+          <w:rFonts w:ascii="Times New Roman" w:eastAsiaTheme="minorEastAsia" w:hAnsi="Times New Roman" w:cs="Times New Roman"/>
+          <w:sz w:val="24"/>
+          <w:szCs w:val="24"/>
+        </w:rPr>
+        <w:t xml:space="preserve">post-dispersal predation were </w:t>
+      </w:r>
+      <w:r>
+        <w:rPr>
+          <w:rFonts w:ascii="Times New Roman" w:hAnsi="Times New Roman" w:cs="Times New Roman"/>
+          <w:sz w:val="24"/>
+          <w:szCs w:val="24"/>
+        </w:rPr>
+        <w:t>eliminated</w:t>
+      </w:r>
+      <w:r>
+        <w:rPr>
+          <w:rFonts w:ascii="Times New Roman" w:hAnsi="Times New Roman" w:cs="Times New Roman"/>
+          <w:sz w:val="24"/>
+          <w:szCs w:val="24"/>
+        </w:rPr>
+        <w:t xml:space="preserve"> from the simulation.</w:t>
+      </w:r>
+      <w:r>
+        <w:rPr>
+          <w:rFonts w:ascii="Times New Roman" w:hAnsi="Times New Roman" w:cs="Times New Roman"/>
+          <w:sz w:val="24"/>
+          <w:szCs w:val="24"/>
+        </w:rPr>
+        <w:t xml:space="preserve"> Note that because we already filtered out seeds that did not survive predation by ants, before simulating whether </w:t>
+      </w:r>
+      <w:r>
+        <w:rPr>
+          <w:rFonts w:ascii="Times New Roman" w:hAnsi="Times New Roman" w:cs="Times New Roman"/>
+          <w:sz w:val="24"/>
+          <w:szCs w:val="24"/>
+        </w:rPr>
+        <w:t xml:space="preserve">the </w:t>
+      </w:r>
+      <w:r>
+        <w:rPr>
+          <w:rFonts w:ascii="Times New Roman" w:hAnsi="Times New Roman" w:cs="Times New Roman"/>
+          <w:sz w:val="24"/>
+          <w:szCs w:val="24"/>
+        </w:rPr>
+        <w:t xml:space="preserve">remaining seeds were removed by ants, we recalculated the rate of seed removal conditioned on seeds that were either not removed or were removed but survived predation by ants. </w:t>
+      </w:r>
+      <w:r>
+        <w:rPr>
+          <w:rFonts w:ascii="Times New Roman" w:eastAsiaTheme="minorEastAsia" w:hAnsi="Times New Roman" w:cs="Times New Roman"/>
+          <w:sz w:val="24"/>
+          <w:szCs w:val="24"/>
+        </w:rPr>
+        <w:t>Seed removal by ants</w:t>
+      </w:r>
+      <w:r>
+        <w:rPr>
+          <w:rFonts w:ascii="Times New Roman" w:eastAsiaTheme="minorEastAsia" w:hAnsi="Times New Roman" w:cs="Times New Roman"/>
+          <w:sz w:val="24"/>
+          <w:szCs w:val="24"/>
+        </w:rPr>
+        <w:t xml:space="preserve"> was</w:t>
+      </w:r>
+      <w:r>
+        <w:rPr>
+          <w:rFonts w:ascii="Times New Roman" w:eastAsiaTheme="minorEastAsia" w:hAnsi="Times New Roman" w:cs="Times New Roman"/>
+          <w:sz w:val="24"/>
+          <w:szCs w:val="24"/>
+        </w:rPr>
+        <w:t xml:space="preserve"> then </w:t>
+      </w:r>
+      <w:r>
+        <w:rPr>
+          <w:rFonts w:ascii="Times New Roman" w:eastAsiaTheme="minorEastAsia" w:hAnsi="Times New Roman" w:cs="Times New Roman"/>
+          <w:sz w:val="24"/>
+          <w:szCs w:val="24"/>
+        </w:rPr>
+        <w:t xml:space="preserve">simulated </w:t>
+      </w:r>
+      <w:r>
+        <w:rPr>
+          <w:rFonts w:ascii="Times New Roman" w:hAnsi="Times New Roman" w:cs="Times New Roman"/>
+          <w:sz w:val="24"/>
+          <w:szCs w:val="24"/>
+        </w:rPr>
+        <w:t>using a Bernoulli distribution, with the probability of success</w:t>
+      </w:r>
+      <w:r>
+        <w:rPr>
+          <w:rFonts w:ascii="Times New Roman" w:hAnsi="Times New Roman" w:cs="Times New Roman"/>
+          <w:sz w:val="24"/>
+          <w:szCs w:val="24"/>
+        </w:rPr>
+        <w:t xml:space="preserve"> equal to the recalculated seed removal rate.  </w:t>
       </w:r>
     </w:p>
     <w:p>
@@ -10571,22 +12009,22 @@
       <w:pPr>
         <w:jc w:val="both"/>
         <w:rPr>
-          <w:rFonts w:ascii="Times New Roman" w:hAnsi="Times New Roman" w:cs="Times New Roman"/>
-          <w:b/>
-          <w:bCs/>
+          <w:rFonts w:ascii="Times New Roman" w:eastAsiaTheme="minorEastAsia" w:hAnsi="Times New Roman" w:cs="Times New Roman"/>
+          <w:i/>
+          <w:iCs/>
           <w:sz w:val="24"/>
           <w:szCs w:val="24"/>
         </w:rPr>
       </w:pPr>
       <w:r>
         <w:rPr>
-          <w:rFonts w:ascii="Times New Roman" w:hAnsi="Times New Roman" w:cs="Times New Roman"/>
-          <w:b/>
-          <w:bCs/>
-          <w:sz w:val="24"/>
-          <w:szCs w:val="24"/>
-        </w:rPr>
-        <w:t>Post-Dispersal Demography</w:t>
+          <w:rFonts w:ascii="Times New Roman" w:eastAsiaTheme="minorEastAsia" w:hAnsi="Times New Roman" w:cs="Times New Roman"/>
+          <w:i/>
+          <w:iCs/>
+          <w:sz w:val="24"/>
+          <w:szCs w:val="24"/>
+        </w:rPr>
+        <w:t>Establishment from seed</w:t>
       </w:r>
     </w:p>
     <w:p>
@@ -10594,28 +12032,293 @@
         <w:jc w:val="both"/>
         <w:rPr>
           <w:rFonts w:ascii="Times New Roman" w:eastAsiaTheme="minorEastAsia" w:hAnsi="Times New Roman" w:cs="Times New Roman"/>
+          <w:sz w:val="24"/>
+          <w:szCs w:val="24"/>
+        </w:rPr>
+      </w:pPr>
+      <w:r>
+        <w:rPr>
+          <w:rFonts w:ascii="Times New Roman" w:eastAsiaTheme="minorEastAsia" w:hAnsi="Times New Roman" w:cs="Times New Roman"/>
+          <w:sz w:val="24"/>
+          <w:szCs w:val="24"/>
+        </w:rPr>
+        <w:t xml:space="preserve">All seeds that survived post-dispersal predation </w:t>
+      </w:r>
+      <w:r>
+        <w:rPr>
+          <w:rFonts w:ascii="Times New Roman" w:eastAsiaTheme="minorEastAsia" w:hAnsi="Times New Roman" w:cs="Times New Roman"/>
+          <w:sz w:val="24"/>
+          <w:szCs w:val="24"/>
+        </w:rPr>
+        <w:t>either</w:t>
+      </w:r>
+      <w:r>
+        <w:rPr>
+          <w:rFonts w:ascii="Times New Roman" w:eastAsiaTheme="minorEastAsia" w:hAnsi="Times New Roman" w:cs="Times New Roman"/>
+          <w:sz w:val="24"/>
+          <w:szCs w:val="24"/>
+        </w:rPr>
+        <w:t xml:space="preserve"> establish</w:t>
+      </w:r>
+      <w:r>
+        <w:rPr>
+          <w:rFonts w:ascii="Times New Roman" w:eastAsiaTheme="minorEastAsia" w:hAnsi="Times New Roman" w:cs="Times New Roman"/>
+          <w:sz w:val="24"/>
+          <w:szCs w:val="24"/>
+        </w:rPr>
+        <w:t>ed</w:t>
+      </w:r>
+      <w:r>
+        <w:rPr>
+          <w:rFonts w:ascii="Times New Roman" w:eastAsiaTheme="minorEastAsia" w:hAnsi="Times New Roman" w:cs="Times New Roman"/>
+          <w:sz w:val="24"/>
+          <w:szCs w:val="24"/>
+        </w:rPr>
+        <w:t xml:space="preserve"> without entering the seed bank,</w:t>
+      </w:r>
+      <w:r>
+        <w:rPr>
+          <w:rFonts w:ascii="Times New Roman" w:eastAsiaTheme="minorEastAsia" w:hAnsi="Times New Roman" w:cs="Times New Roman"/>
+          <w:sz w:val="24"/>
+          <w:szCs w:val="24"/>
+        </w:rPr>
+        <w:t xml:space="preserve"> failed to establish but entered the seed bank, or died without doing either of these</w:t>
+      </w:r>
+      <w:r>
+        <w:rPr>
+          <w:rFonts w:ascii="Times New Roman" w:eastAsiaTheme="minorEastAsia" w:hAnsi="Times New Roman" w:cs="Times New Roman"/>
+          <w:sz w:val="24"/>
+          <w:szCs w:val="24"/>
+        </w:rPr>
+        <w:t xml:space="preserve">. </w:t>
+      </w:r>
+      <w:r>
+        <w:rPr>
+          <w:rFonts w:ascii="Times New Roman" w:eastAsiaTheme="minorEastAsia" w:hAnsi="Times New Roman" w:cs="Times New Roman"/>
+          <w:sz w:val="24"/>
+          <w:szCs w:val="24"/>
+        </w:rPr>
+        <w:t xml:space="preserve">Much like post-dispersal predation, seed death after surviving post-dispersal predation (but failing to establish or enter the seed bank) was </w:t>
+      </w:r>
+      <w:r>
+        <w:rPr>
+          <w:rFonts w:ascii="Times New Roman" w:eastAsiaTheme="minorEastAsia" w:hAnsi="Times New Roman" w:cs="Times New Roman"/>
+          <w:sz w:val="24"/>
+          <w:szCs w:val="24"/>
+        </w:rPr>
+        <w:t xml:space="preserve">also </w:t>
+      </w:r>
+      <w:r>
+        <w:rPr>
+          <w:rFonts w:ascii="Times New Roman" w:eastAsiaTheme="minorEastAsia" w:hAnsi="Times New Roman" w:cs="Times New Roman"/>
+          <w:sz w:val="24"/>
+          <w:szCs w:val="24"/>
+        </w:rPr>
+        <w:t>assumed to occur independent of seed location</w:t>
+      </w:r>
+      <w:r>
+        <w:rPr>
+          <w:rFonts w:ascii="Times New Roman" w:eastAsiaTheme="minorEastAsia" w:hAnsi="Times New Roman" w:cs="Times New Roman"/>
+          <w:sz w:val="24"/>
+          <w:szCs w:val="24"/>
+        </w:rPr>
+        <w:t>,</w:t>
+      </w:r>
+      <w:r>
+        <w:rPr>
+          <w:rFonts w:ascii="Times New Roman" w:eastAsiaTheme="minorEastAsia" w:hAnsi="Times New Roman" w:cs="Times New Roman"/>
+          <w:sz w:val="24"/>
+          <w:szCs w:val="24"/>
+        </w:rPr>
+        <w:t xml:space="preserve"> and said seeds were</w:t>
+      </w:r>
+      <w:r>
+        <w:rPr>
+          <w:rFonts w:ascii="Times New Roman" w:eastAsiaTheme="minorEastAsia" w:hAnsi="Times New Roman" w:cs="Times New Roman"/>
+          <w:sz w:val="24"/>
+          <w:szCs w:val="24"/>
+        </w:rPr>
+        <w:t xml:space="preserve"> thus</w:t>
+      </w:r>
+      <w:r>
+        <w:rPr>
+          <w:rFonts w:ascii="Times New Roman" w:eastAsiaTheme="minorEastAsia" w:hAnsi="Times New Roman" w:cs="Times New Roman"/>
+          <w:sz w:val="24"/>
+          <w:szCs w:val="24"/>
+        </w:rPr>
+        <w:t xml:space="preserve"> filtered out before being fed into the wind and ant dispersal simulations</w:t>
+      </w:r>
+      <w:r>
+        <w:rPr>
+          <w:rFonts w:ascii="Times New Roman" w:eastAsiaTheme="minorEastAsia" w:hAnsi="Times New Roman" w:cs="Times New Roman"/>
+          <w:sz w:val="24"/>
+          <w:szCs w:val="24"/>
+        </w:rPr>
+        <w:t>.</w:t>
+      </w:r>
+      <w:r>
+        <w:rPr>
+          <w:rFonts w:ascii="Times New Roman" w:eastAsiaTheme="minorEastAsia" w:hAnsi="Times New Roman" w:cs="Times New Roman"/>
+          <w:sz w:val="24"/>
+          <w:szCs w:val="24"/>
+        </w:rPr>
+        <w:t xml:space="preserve"> </w:t>
+      </w:r>
+      <w:r>
+        <w:rPr>
+          <w:rFonts w:ascii="Times New Roman" w:eastAsiaTheme="minorEastAsia" w:hAnsi="Times New Roman" w:cs="Times New Roman"/>
+          <w:sz w:val="24"/>
+          <w:szCs w:val="24"/>
+        </w:rPr>
+        <w:t xml:space="preserve">Again, filtering out </w:t>
+      </w:r>
+      <w:r>
+        <w:rPr>
+          <w:rFonts w:ascii="Times New Roman" w:eastAsiaTheme="minorEastAsia" w:hAnsi="Times New Roman" w:cs="Times New Roman"/>
+          <w:sz w:val="24"/>
+          <w:szCs w:val="24"/>
+        </w:rPr>
+        <w:lastRenderedPageBreak/>
+        <w:t xml:space="preserve">seed deaths prior to dispersal gives yields the same results as using a </w:t>
+      </w:r>
+      <w:r>
+        <w:rPr>
+          <w:rFonts w:ascii="Times New Roman" w:hAnsi="Times New Roman" w:cs="Times New Roman"/>
+          <w:sz w:val="24"/>
+          <w:szCs w:val="24"/>
+        </w:rPr>
+        <w:t>Bernoulli distribution</w:t>
+      </w:r>
+      <w:r>
+        <w:rPr>
+          <w:rFonts w:ascii="Times New Roman" w:eastAsiaTheme="minorEastAsia" w:hAnsi="Times New Roman" w:cs="Times New Roman"/>
+          <w:sz w:val="24"/>
+          <w:szCs w:val="24"/>
+        </w:rPr>
+        <w:t xml:space="preserve"> to simulate seed death after surviving post-dispersal predation, but with the advantage of reducing computational burden by</w:t>
+      </w:r>
+      <w:r>
+        <w:rPr>
+          <w:rFonts w:ascii="Times New Roman" w:eastAsiaTheme="minorEastAsia" w:hAnsi="Times New Roman" w:cs="Times New Roman"/>
+          <w:sz w:val="24"/>
+          <w:szCs w:val="24"/>
+        </w:rPr>
+        <w:t xml:space="preserve"> greatly</w:t>
+      </w:r>
+      <w:r>
+        <w:rPr>
+          <w:rFonts w:ascii="Times New Roman" w:eastAsiaTheme="minorEastAsia" w:hAnsi="Times New Roman" w:cs="Times New Roman"/>
+          <w:sz w:val="24"/>
+          <w:szCs w:val="24"/>
+        </w:rPr>
+        <w:t xml:space="preserve"> decreasing the number of dispersal simulations.</w:t>
+      </w:r>
+      <w:r>
+        <w:rPr>
+          <w:rFonts w:ascii="Times New Roman" w:eastAsiaTheme="minorEastAsia" w:hAnsi="Times New Roman" w:cs="Times New Roman"/>
+          <w:sz w:val="24"/>
+          <w:szCs w:val="24"/>
+        </w:rPr>
+        <w:t xml:space="preserve"> </w:t>
+      </w:r>
+      <w:r>
+        <w:rPr>
+          <w:rFonts w:ascii="Times New Roman" w:eastAsiaTheme="minorEastAsia" w:hAnsi="Times New Roman" w:cs="Times New Roman"/>
+          <w:sz w:val="24"/>
+          <w:szCs w:val="24"/>
+        </w:rPr>
+        <w:t>The assumption of location-independent establishment and seed bank entry</w:t>
+      </w:r>
+      <w:r>
+        <w:rPr>
+          <w:rFonts w:ascii="Times New Roman" w:eastAsiaTheme="minorEastAsia" w:hAnsi="Times New Roman" w:cs="Times New Roman"/>
+          <w:sz w:val="24"/>
+          <w:szCs w:val="24"/>
+        </w:rPr>
+        <w:t xml:space="preserve"> is reasonable given that previous work does not seem to show</w:t>
+      </w:r>
+      <w:r>
+        <w:rPr>
+          <w:rFonts w:ascii="Times New Roman" w:eastAsiaTheme="minorEastAsia" w:hAnsi="Times New Roman" w:cs="Times New Roman"/>
+          <w:sz w:val="24"/>
+          <w:szCs w:val="24"/>
+        </w:rPr>
+        <w:t xml:space="preserve"> that either of these are affected by seed location relative to other individuals or plants (</w:t>
+      </w:r>
+      <w:r>
+        <w:rPr>
+          <w:rFonts w:ascii="Times New Roman" w:eastAsiaTheme="minorEastAsia" w:hAnsi="Times New Roman" w:cs="Times New Roman"/>
+          <w:sz w:val="24"/>
+          <w:szCs w:val="24"/>
+          <w:highlight w:val="yellow"/>
+        </w:rPr>
+        <w:t>citations</w:t>
+      </w:r>
+      <w:r>
+        <w:rPr>
+          <w:rFonts w:ascii="Times New Roman" w:eastAsiaTheme="minorEastAsia" w:hAnsi="Times New Roman" w:cs="Times New Roman"/>
+          <w:sz w:val="24"/>
+          <w:szCs w:val="24"/>
+        </w:rPr>
+        <w:t xml:space="preserve">). While some studies show that seeds taken to ant nests may experience increased rates of establishment </w:t>
+      </w:r>
+      <w:r>
+        <w:rPr>
+          <w:rFonts w:ascii="Times New Roman" w:eastAsiaTheme="minorEastAsia" w:hAnsi="Times New Roman" w:cs="Times New Roman"/>
+          <w:sz w:val="24"/>
+          <w:szCs w:val="24"/>
+        </w:rPr>
+        <w:t>(</w:t>
+      </w:r>
+      <w:r>
+        <w:rPr>
+          <w:rFonts w:ascii="Times New Roman" w:eastAsiaTheme="minorEastAsia" w:hAnsi="Times New Roman" w:cs="Times New Roman"/>
+          <w:sz w:val="24"/>
+          <w:szCs w:val="24"/>
+          <w:highlight w:val="yellow"/>
+        </w:rPr>
+        <w:t>citations</w:t>
+      </w:r>
+      <w:r>
+        <w:rPr>
+          <w:rFonts w:ascii="Times New Roman" w:eastAsiaTheme="minorEastAsia" w:hAnsi="Times New Roman" w:cs="Times New Roman"/>
+          <w:sz w:val="24"/>
+          <w:szCs w:val="24"/>
+        </w:rPr>
+        <w:t>)</w:t>
+      </w:r>
+      <w:r>
+        <w:rPr>
+          <w:rFonts w:ascii="Times New Roman" w:eastAsiaTheme="minorEastAsia" w:hAnsi="Times New Roman" w:cs="Times New Roman"/>
+          <w:sz w:val="24"/>
+          <w:szCs w:val="24"/>
+        </w:rPr>
+        <w:t xml:space="preserve">, this has not yet been demonstrated in </w:t>
+      </w:r>
+      <w:r>
+        <w:rPr>
+          <w:rFonts w:ascii="Times New Roman" w:eastAsiaTheme="minorEastAsia" w:hAnsi="Times New Roman" w:cs="Times New Roman"/>
           <w:i/>
           <w:iCs/>
           <w:sz w:val="24"/>
           <w:szCs w:val="24"/>
         </w:rPr>
-      </w:pPr>
-      <w:r>
-        <w:rPr>
-          <w:rFonts w:ascii="Times New Roman" w:eastAsiaTheme="minorEastAsia" w:hAnsi="Times New Roman" w:cs="Times New Roman"/>
-          <w:i/>
-          <w:iCs/>
-          <w:sz w:val="24"/>
-          <w:szCs w:val="24"/>
-        </w:rPr>
-        <w:t>Post-dispersal predation</w:t>
+        <w:t>C. nutans</w:t>
+      </w:r>
+      <w:r>
+        <w:rPr>
+          <w:rFonts w:ascii="Times New Roman" w:eastAsiaTheme="minorEastAsia" w:hAnsi="Times New Roman" w:cs="Times New Roman"/>
+          <w:sz w:val="24"/>
+          <w:szCs w:val="24"/>
+        </w:rPr>
+        <w:t>.</w:t>
       </w:r>
     </w:p>
     <w:p>
       <w:pPr>
         <w:jc w:val="both"/>
         <w:rPr>
-          <w:rFonts w:ascii="Times New Roman" w:hAnsi="Times New Roman" w:cs="Times New Roman"/>
+          <w:rFonts w:ascii="Times New Roman" w:eastAsiaTheme="minorEastAsia" w:hAnsi="Times New Roman" w:cs="Times New Roman"/>
           <w:sz w:val="24"/>
           <w:szCs w:val="24"/>
         </w:rPr>
@@ -10626,72 +12329,39 @@
           <w:sz w:val="24"/>
           <w:szCs w:val="24"/>
         </w:rPr>
-        <w:t>Post-dispersal p</w:t>
-      </w:r>
-      <w:r>
-        <w:rPr>
-          <w:rFonts w:ascii="Times New Roman" w:eastAsiaTheme="minorEastAsia" w:hAnsi="Times New Roman" w:cs="Times New Roman"/>
-          <w:sz w:val="24"/>
-          <w:szCs w:val="24"/>
-        </w:rPr>
-        <w:t xml:space="preserve">redation of seeds by ants was assumed only to occur for seeds removed by said ants. </w:t>
-      </w:r>
-      <w:r>
-        <w:rPr>
-          <w:rFonts w:ascii="Times New Roman" w:eastAsiaTheme="minorEastAsia" w:hAnsi="Times New Roman" w:cs="Times New Roman"/>
-          <w:sz w:val="24"/>
-          <w:szCs w:val="24"/>
-        </w:rPr>
-        <w:t>Additionally, to help simplify simulations</w:t>
-      </w:r>
-      <w:r>
-        <w:rPr>
-          <w:rFonts w:ascii="Times New Roman" w:eastAsiaTheme="minorEastAsia" w:hAnsi="Times New Roman" w:cs="Times New Roman"/>
-          <w:sz w:val="24"/>
-          <w:szCs w:val="24"/>
-        </w:rPr>
-        <w:t xml:space="preserve">, </w:t>
-      </w:r>
-      <w:r>
-        <w:rPr>
-          <w:rFonts w:ascii="Times New Roman" w:eastAsiaTheme="minorEastAsia" w:hAnsi="Times New Roman" w:cs="Times New Roman"/>
-          <w:sz w:val="24"/>
-          <w:szCs w:val="24"/>
-        </w:rPr>
-        <w:t>this</w:t>
-      </w:r>
-      <w:r>
-        <w:rPr>
-          <w:rFonts w:ascii="Times New Roman" w:eastAsiaTheme="minorEastAsia" w:hAnsi="Times New Roman" w:cs="Times New Roman"/>
-          <w:sz w:val="24"/>
-          <w:szCs w:val="24"/>
-        </w:rPr>
-        <w:t xml:space="preserve"> predation was assumed to occur independent </w:t>
-      </w:r>
-      <w:r>
-        <w:rPr>
-          <w:rFonts w:ascii="Times New Roman" w:eastAsiaTheme="minorEastAsia" w:hAnsi="Times New Roman" w:cs="Times New Roman"/>
-          <w:sz w:val="24"/>
-          <w:szCs w:val="24"/>
-        </w:rPr>
-        <w:lastRenderedPageBreak/>
-        <w:t>of seed location or proximity to other individuals</w:t>
-      </w:r>
-      <w:r>
-        <w:rPr>
-          <w:rFonts w:ascii="Times New Roman" w:eastAsiaTheme="minorEastAsia" w:hAnsi="Times New Roman" w:cs="Times New Roman"/>
-          <w:sz w:val="24"/>
-          <w:szCs w:val="24"/>
-        </w:rPr>
-        <w:t>, allowing us to filter out seed death via ant predation before</w:t>
-      </w:r>
-      <w:r>
-        <w:rPr>
-          <w:rFonts w:ascii="Times New Roman" w:eastAsiaTheme="minorEastAsia" w:hAnsi="Times New Roman" w:cs="Times New Roman"/>
-          <w:sz w:val="24"/>
-          <w:szCs w:val="24"/>
-        </w:rPr>
-        <w:t xml:space="preserve"> (rather than after) being fed into the wind and ant dispersal simulations. This was achieved by multiplying the number of viable seeds available for dispersal by the product of </w:t>
+        <w:t xml:space="preserve">The filtering of </w:t>
+      </w:r>
+      <w:r>
+        <w:rPr>
+          <w:rFonts w:ascii="Times New Roman" w:eastAsiaTheme="minorEastAsia" w:hAnsi="Times New Roman" w:cs="Times New Roman"/>
+          <w:sz w:val="24"/>
+          <w:szCs w:val="24"/>
+        </w:rPr>
+        <w:t>seed death after dispersal and predation</w:t>
+      </w:r>
+      <w:r>
+        <w:rPr>
+          <w:rFonts w:ascii="Times New Roman" w:eastAsiaTheme="minorEastAsia" w:hAnsi="Times New Roman" w:cs="Times New Roman"/>
+          <w:sz w:val="24"/>
+          <w:szCs w:val="24"/>
+        </w:rPr>
+        <w:t xml:space="preserve"> </w:t>
+      </w:r>
+      <w:r>
+        <w:rPr>
+          <w:rFonts w:ascii="Times New Roman" w:eastAsiaTheme="minorEastAsia" w:hAnsi="Times New Roman" w:cs="Times New Roman"/>
+          <w:sz w:val="24"/>
+          <w:szCs w:val="24"/>
+        </w:rPr>
+        <w:t>was achieved by</w:t>
+      </w:r>
+      <w:r>
+        <w:rPr>
+          <w:rFonts w:ascii="Times New Roman" w:eastAsiaTheme="minorEastAsia" w:hAnsi="Times New Roman" w:cs="Times New Roman"/>
+          <w:sz w:val="24"/>
+          <w:szCs w:val="24"/>
+        </w:rPr>
+        <w:t xml:space="preserve"> adding the establishment rate (proportion of seeds establishing without entering the seed bank) to the product of </w:t>
       </w:r>
       <w:r>
         <w:rPr>
@@ -10707,203 +12377,103 @@
           <w:sz w:val="24"/>
           <w:szCs w:val="24"/>
         </w:rPr>
-        <w:t xml:space="preserve">the ant removal and post-dispersal predation survival rates (yielding the number of seeds that were removed by ants and then survived </w:t>
-      </w:r>
-      <w:r>
-        <w:rPr>
-          <w:rFonts w:ascii="Times New Roman" w:eastAsiaTheme="minorEastAsia" w:hAnsi="Times New Roman" w:cs="Times New Roman"/>
-          <w:sz w:val="24"/>
-          <w:szCs w:val="24"/>
-        </w:rPr>
-        <w:t>subsequent predation by those ants</w:t>
-      </w:r>
-      <w:r>
-        <w:rPr>
-          <w:rFonts w:ascii="Times New Roman" w:eastAsiaTheme="minorEastAsia" w:hAnsi="Times New Roman" w:cs="Times New Roman"/>
-          <w:sz w:val="24"/>
-          <w:szCs w:val="24"/>
-        </w:rPr>
-        <w:t>), multiplying the number of viable seeds available for dispersal by 1 minus the ant removal rate (yielding the number of seeds that were not removed by ants in the first place and thus not subject to</w:t>
-      </w:r>
-      <w:r>
-        <w:rPr>
-          <w:rFonts w:ascii="Times New Roman" w:eastAsiaTheme="minorEastAsia" w:hAnsi="Times New Roman" w:cs="Times New Roman"/>
-          <w:sz w:val="24"/>
-          <w:szCs w:val="24"/>
-        </w:rPr>
-        <w:t xml:space="preserve"> any</w:t>
-      </w:r>
-      <w:r>
-        <w:rPr>
-          <w:rFonts w:ascii="Times New Roman" w:eastAsiaTheme="minorEastAsia" w:hAnsi="Times New Roman" w:cs="Times New Roman"/>
-          <w:sz w:val="24"/>
-          <w:szCs w:val="24"/>
-        </w:rPr>
-        <w:t xml:space="preserve"> </w:t>
-      </w:r>
-      <w:r>
-        <w:rPr>
-          <w:rFonts w:ascii="Times New Roman" w:eastAsiaTheme="minorEastAsia" w:hAnsi="Times New Roman" w:cs="Times New Roman"/>
-          <w:sz w:val="24"/>
-          <w:szCs w:val="24"/>
-        </w:rPr>
-        <w:t>predation by ants</w:t>
-      </w:r>
-      <w:r>
-        <w:rPr>
-          <w:rFonts w:ascii="Times New Roman" w:eastAsiaTheme="minorEastAsia" w:hAnsi="Times New Roman" w:cs="Times New Roman"/>
-          <w:sz w:val="24"/>
-          <w:szCs w:val="24"/>
-        </w:rPr>
-        <w:t xml:space="preserve">), and then adding the two quantities to obtain the total number of seeds that did not experience post-dispersal predation. Filtering out seed deaths prior to dispersal gives approximately the same results as </w:t>
-      </w:r>
-      <w:r>
-        <w:rPr>
-          <w:rFonts w:ascii="Times New Roman" w:hAnsi="Times New Roman" w:cs="Times New Roman"/>
-          <w:sz w:val="24"/>
-          <w:szCs w:val="24"/>
-        </w:rPr>
-        <w:t>using a Bernoulli distribution to</w:t>
-      </w:r>
-      <w:r>
-        <w:rPr>
-          <w:rFonts w:ascii="Times New Roman" w:eastAsiaTheme="minorEastAsia" w:hAnsi="Times New Roman" w:cs="Times New Roman"/>
-          <w:sz w:val="24"/>
-          <w:szCs w:val="24"/>
-        </w:rPr>
-        <w:t xml:space="preserve"> simulate predation after </w:t>
-      </w:r>
-      <w:proofErr w:type="gramStart"/>
-      <w:r>
-        <w:rPr>
-          <w:rFonts w:ascii="Times New Roman" w:eastAsiaTheme="minorEastAsia" w:hAnsi="Times New Roman" w:cs="Times New Roman"/>
-          <w:sz w:val="24"/>
-          <w:szCs w:val="24"/>
-        </w:rPr>
-        <w:t>all of</w:t>
-      </w:r>
-      <w:proofErr w:type="gramEnd"/>
-      <w:r>
-        <w:rPr>
-          <w:rFonts w:ascii="Times New Roman" w:eastAsiaTheme="minorEastAsia" w:hAnsi="Times New Roman" w:cs="Times New Roman"/>
-          <w:sz w:val="24"/>
-          <w:szCs w:val="24"/>
-        </w:rPr>
-        <w:t xml:space="preserve"> </w:t>
-      </w:r>
-      <w:r>
-        <w:rPr>
-          <w:rFonts w:ascii="Times New Roman" w:eastAsiaTheme="minorEastAsia" w:hAnsi="Times New Roman" w:cs="Times New Roman"/>
-          <w:sz w:val="24"/>
-          <w:szCs w:val="24"/>
-        </w:rPr>
-        <w:t xml:space="preserve">the seeds are dispersed, but with </w:t>
-      </w:r>
-      <w:r>
-        <w:rPr>
-          <w:rFonts w:ascii="Times New Roman" w:eastAsiaTheme="minorEastAsia" w:hAnsi="Times New Roman" w:cs="Times New Roman"/>
-          <w:sz w:val="24"/>
-          <w:szCs w:val="24"/>
-        </w:rPr>
-        <w:t>the</w:t>
-      </w:r>
-      <w:r>
-        <w:rPr>
-          <w:rFonts w:ascii="Times New Roman" w:eastAsiaTheme="minorEastAsia" w:hAnsi="Times New Roman" w:cs="Times New Roman"/>
-          <w:sz w:val="24"/>
-          <w:szCs w:val="24"/>
-        </w:rPr>
-        <w:t xml:space="preserve"> advantage of reducing computational burden by greatly decreasing the total number of wind and ant dispersal simulations needed, which are where </w:t>
-      </w:r>
-      <w:r>
-        <w:rPr>
-          <w:rFonts w:ascii="Times New Roman" w:eastAsiaTheme="minorEastAsia" w:hAnsi="Times New Roman" w:cs="Times New Roman"/>
-          <w:sz w:val="24"/>
-          <w:szCs w:val="24"/>
-        </w:rPr>
-        <w:t>the overwhelming majority</w:t>
-      </w:r>
-      <w:r>
-        <w:rPr>
-          <w:rFonts w:ascii="Times New Roman" w:eastAsiaTheme="minorEastAsia" w:hAnsi="Times New Roman" w:cs="Times New Roman"/>
-          <w:sz w:val="24"/>
-          <w:szCs w:val="24"/>
-        </w:rPr>
-        <w:t xml:space="preserve"> of</w:t>
-      </w:r>
-      <w:r>
-        <w:rPr>
-          <w:rFonts w:ascii="Times New Roman" w:eastAsiaTheme="minorEastAsia" w:hAnsi="Times New Roman" w:cs="Times New Roman"/>
-          <w:sz w:val="24"/>
-          <w:szCs w:val="24"/>
-        </w:rPr>
-        <w:t xml:space="preserve"> computational resources within the </w:t>
-      </w:r>
-      <w:proofErr w:type="spellStart"/>
-      <w:r>
-        <w:rPr>
-          <w:rFonts w:ascii="Times New Roman" w:eastAsiaTheme="minorEastAsia" w:hAnsi="Times New Roman" w:cs="Times New Roman"/>
-          <w:sz w:val="24"/>
-          <w:szCs w:val="24"/>
-        </w:rPr>
-        <w:t>wavespeed</w:t>
-      </w:r>
-      <w:proofErr w:type="spellEnd"/>
-      <w:r>
-        <w:rPr>
-          <w:rFonts w:ascii="Times New Roman" w:eastAsiaTheme="minorEastAsia" w:hAnsi="Times New Roman" w:cs="Times New Roman"/>
-          <w:sz w:val="24"/>
-          <w:szCs w:val="24"/>
-        </w:rPr>
-        <w:t xml:space="preserve"> model are spent.</w:t>
-      </w:r>
-      <w:r>
-        <w:rPr>
-          <w:rFonts w:ascii="Times New Roman" w:eastAsiaTheme="minorEastAsia" w:hAnsi="Times New Roman" w:cs="Times New Roman"/>
-          <w:sz w:val="24"/>
-          <w:szCs w:val="24"/>
-        </w:rPr>
-        <w:t xml:space="preserve"> </w:t>
-      </w:r>
-      <w:r>
-        <w:rPr>
-          <w:rFonts w:ascii="Times New Roman" w:eastAsiaTheme="minorEastAsia" w:hAnsi="Times New Roman" w:cs="Times New Roman"/>
-          <w:sz w:val="24"/>
-          <w:szCs w:val="24"/>
-        </w:rPr>
-        <w:t>While predation of seeds</w:t>
-      </w:r>
-      <w:r>
-        <w:rPr>
-          <w:rFonts w:ascii="Times New Roman" w:eastAsiaTheme="minorEastAsia" w:hAnsi="Times New Roman" w:cs="Times New Roman"/>
-          <w:sz w:val="24"/>
-          <w:szCs w:val="24"/>
-        </w:rPr>
-        <w:t xml:space="preserve"> by ants</w:t>
-      </w:r>
-      <w:r>
-        <w:rPr>
-          <w:rFonts w:ascii="Times New Roman" w:eastAsiaTheme="minorEastAsia" w:hAnsi="Times New Roman" w:cs="Times New Roman"/>
-          <w:sz w:val="24"/>
-          <w:szCs w:val="24"/>
-        </w:rPr>
-        <w:t xml:space="preserve"> </w:t>
-      </w:r>
-      <w:r>
-        <w:rPr>
-          <w:rFonts w:ascii="Times New Roman" w:eastAsiaTheme="minorEastAsia" w:hAnsi="Times New Roman" w:cs="Times New Roman"/>
-          <w:sz w:val="24"/>
-          <w:szCs w:val="24"/>
-        </w:rPr>
-        <w:t>is</w:t>
-      </w:r>
-      <w:r>
-        <w:rPr>
-          <w:rFonts w:ascii="Times New Roman" w:eastAsiaTheme="minorEastAsia" w:hAnsi="Times New Roman" w:cs="Times New Roman"/>
-          <w:sz w:val="24"/>
-          <w:szCs w:val="24"/>
-        </w:rPr>
-        <w:t xml:space="preserve"> </w:t>
+        <w:t>the seed bank entry rate</w:t>
+      </w:r>
+      <w:r>
+        <w:rPr>
+          <w:rFonts w:ascii="Times New Roman" w:eastAsiaTheme="minorEastAsia" w:hAnsi="Times New Roman" w:cs="Times New Roman"/>
+          <w:sz w:val="24"/>
+          <w:szCs w:val="24"/>
+        </w:rPr>
+        <w:t xml:space="preserve"> and 1 minus the establishment rate</w:t>
+      </w:r>
+      <w:r>
+        <w:rPr>
+          <w:rFonts w:ascii="Times New Roman" w:eastAsiaTheme="minorEastAsia" w:hAnsi="Times New Roman" w:cs="Times New Roman"/>
+          <w:sz w:val="24"/>
+          <w:szCs w:val="24"/>
+        </w:rPr>
+        <w:t xml:space="preserve"> (proportion of seeds that failed to establish but</w:t>
+      </w:r>
+      <w:r>
+        <w:rPr>
+          <w:rFonts w:ascii="Times New Roman" w:eastAsiaTheme="minorEastAsia" w:hAnsi="Times New Roman" w:cs="Times New Roman"/>
+          <w:sz w:val="24"/>
+          <w:szCs w:val="24"/>
+        </w:rPr>
+        <w:t xml:space="preserve"> eventually</w:t>
+      </w:r>
+      <w:r>
+        <w:rPr>
+          <w:rFonts w:ascii="Times New Roman" w:eastAsiaTheme="minorEastAsia" w:hAnsi="Times New Roman" w:cs="Times New Roman"/>
+          <w:sz w:val="24"/>
+          <w:szCs w:val="24"/>
+        </w:rPr>
+        <w:t xml:space="preserve"> entered the seed bank)</w:t>
+      </w:r>
+      <w:r>
+        <w:rPr>
+          <w:rFonts w:ascii="Times New Roman" w:eastAsiaTheme="minorEastAsia" w:hAnsi="Times New Roman" w:cs="Times New Roman"/>
+          <w:sz w:val="24"/>
+          <w:szCs w:val="24"/>
+        </w:rPr>
+        <w:t>, then</w:t>
+      </w:r>
+      <w:r>
+        <w:rPr>
+          <w:rFonts w:ascii="Times New Roman" w:eastAsiaTheme="minorEastAsia" w:hAnsi="Times New Roman" w:cs="Times New Roman"/>
+          <w:sz w:val="24"/>
+          <w:szCs w:val="24"/>
+        </w:rPr>
+        <w:t xml:space="preserve"> multiplying </w:t>
+      </w:r>
+      <w:r>
+        <w:rPr>
+          <w:rFonts w:ascii="Times New Roman" w:eastAsiaTheme="minorEastAsia" w:hAnsi="Times New Roman" w:cs="Times New Roman"/>
+          <w:sz w:val="24"/>
+          <w:szCs w:val="24"/>
+        </w:rPr>
+        <w:t xml:space="preserve">by </w:t>
+      </w:r>
+      <w:r>
+        <w:rPr>
+          <w:rFonts w:ascii="Times New Roman" w:eastAsiaTheme="minorEastAsia" w:hAnsi="Times New Roman" w:cs="Times New Roman"/>
+          <w:sz w:val="24"/>
+          <w:szCs w:val="24"/>
+        </w:rPr>
+        <w:t xml:space="preserve">the </w:t>
+      </w:r>
+      <w:r>
+        <w:rPr>
+          <w:rFonts w:ascii="Times New Roman" w:eastAsiaTheme="minorEastAsia" w:hAnsi="Times New Roman" w:cs="Times New Roman"/>
+          <w:sz w:val="24"/>
+          <w:szCs w:val="24"/>
+        </w:rPr>
+        <w:t>number of seeds that did not experience post-dispersal predation</w:t>
+      </w:r>
+      <w:r>
+        <w:rPr>
+          <w:rFonts w:ascii="Times New Roman" w:eastAsiaTheme="minorEastAsia" w:hAnsi="Times New Roman" w:cs="Times New Roman"/>
+          <w:sz w:val="24"/>
+          <w:szCs w:val="24"/>
+        </w:rPr>
+        <w:t>.</w:t>
+      </w:r>
+      <w:r>
+        <w:rPr>
+          <w:rFonts w:ascii="Times New Roman" w:eastAsiaTheme="minorEastAsia" w:hAnsi="Times New Roman" w:cs="Times New Roman"/>
+          <w:sz w:val="24"/>
+          <w:szCs w:val="24"/>
+        </w:rPr>
+        <w:t xml:space="preserve"> Rates of establishment and seed bank entry were sourced from </w:t>
+      </w:r>
+      <w:r>
+        <w:rPr>
+          <w:rFonts w:ascii="Times New Roman" w:eastAsiaTheme="minorEastAsia" w:hAnsi="Times New Roman" w:cs="Times New Roman"/>
+          <w:sz w:val="24"/>
+          <w:szCs w:val="24"/>
+        </w:rPr>
+        <w:t xml:space="preserve">Zhang </w:t>
       </w:r>
       <w:r>
         <w:rPr>
@@ -10913,131 +12483,51 @@
           <w:sz w:val="24"/>
           <w:szCs w:val="24"/>
         </w:rPr>
-        <w:t>technically</w:t>
-      </w:r>
-      <w:r>
-        <w:rPr>
-          <w:rFonts w:ascii="Times New Roman" w:eastAsiaTheme="minorEastAsia" w:hAnsi="Times New Roman" w:cs="Times New Roman"/>
-          <w:sz w:val="24"/>
-          <w:szCs w:val="24"/>
-        </w:rPr>
-        <w:t xml:space="preserve"> location-dependent, since</w:t>
-      </w:r>
-      <w:r>
-        <w:rPr>
-          <w:rFonts w:ascii="Times New Roman" w:eastAsiaTheme="minorEastAsia" w:hAnsi="Times New Roman" w:cs="Times New Roman"/>
-          <w:sz w:val="24"/>
-          <w:szCs w:val="24"/>
-        </w:rPr>
-        <w:t xml:space="preserve"> seed</w:t>
-      </w:r>
-      <w:r>
-        <w:rPr>
-          <w:rFonts w:ascii="Times New Roman" w:eastAsiaTheme="minorEastAsia" w:hAnsi="Times New Roman" w:cs="Times New Roman"/>
-          <w:sz w:val="24"/>
-          <w:szCs w:val="24"/>
-        </w:rPr>
-        <w:t xml:space="preserve"> location governs proximity to an ant nest and thus whether or not ants </w:t>
-      </w:r>
-      <w:r>
-        <w:rPr>
-          <w:rFonts w:ascii="Times New Roman" w:eastAsiaTheme="minorEastAsia" w:hAnsi="Times New Roman" w:cs="Times New Roman"/>
-          <w:sz w:val="24"/>
-          <w:szCs w:val="24"/>
-        </w:rPr>
-        <w:t xml:space="preserve">will </w:t>
-      </w:r>
-      <w:r>
-        <w:rPr>
-          <w:rFonts w:ascii="Times New Roman" w:eastAsiaTheme="minorEastAsia" w:hAnsi="Times New Roman" w:cs="Times New Roman"/>
-          <w:sz w:val="24"/>
-          <w:szCs w:val="24"/>
-        </w:rPr>
-        <w:t>interact with a seed, th</w:t>
-      </w:r>
-      <w:r>
-        <w:rPr>
-          <w:rFonts w:ascii="Times New Roman" w:eastAsiaTheme="minorEastAsia" w:hAnsi="Times New Roman" w:cs="Times New Roman"/>
-          <w:sz w:val="24"/>
-          <w:szCs w:val="24"/>
-        </w:rPr>
-        <w:t>e</w:t>
-      </w:r>
-      <w:r>
-        <w:rPr>
-          <w:rFonts w:ascii="Times New Roman" w:eastAsiaTheme="minorEastAsia" w:hAnsi="Times New Roman" w:cs="Times New Roman"/>
-          <w:sz w:val="24"/>
-          <w:szCs w:val="24"/>
-        </w:rPr>
-        <w:t xml:space="preserve"> simplifying assumption </w:t>
-      </w:r>
-      <w:r>
-        <w:rPr>
-          <w:rFonts w:ascii="Times New Roman" w:eastAsiaTheme="minorEastAsia" w:hAnsi="Times New Roman" w:cs="Times New Roman"/>
-          <w:sz w:val="24"/>
-          <w:szCs w:val="24"/>
-        </w:rPr>
-        <w:t xml:space="preserve">of location-independent predation </w:t>
-      </w:r>
-      <w:r>
-        <w:rPr>
-          <w:rFonts w:ascii="Times New Roman" w:eastAsiaTheme="minorEastAsia" w:hAnsi="Times New Roman" w:cs="Times New Roman"/>
-          <w:sz w:val="24"/>
-          <w:szCs w:val="24"/>
-        </w:rPr>
-        <w:t>is reasonable</w:t>
-      </w:r>
-      <w:r>
-        <w:rPr>
-          <w:rFonts w:ascii="Times New Roman" w:eastAsiaTheme="minorEastAsia" w:hAnsi="Times New Roman" w:cs="Times New Roman"/>
-          <w:sz w:val="24"/>
-          <w:szCs w:val="24"/>
-        </w:rPr>
-        <w:t xml:space="preserve"> in the context of our model</w:t>
-      </w:r>
-      <w:r>
-        <w:rPr>
-          <w:rFonts w:ascii="Times New Roman" w:eastAsiaTheme="minorEastAsia" w:hAnsi="Times New Roman" w:cs="Times New Roman"/>
-          <w:sz w:val="24"/>
-          <w:szCs w:val="24"/>
-        </w:rPr>
-        <w:t xml:space="preserve">; </w:t>
-      </w:r>
-      <w:r>
-        <w:rPr>
-          <w:rFonts w:ascii="Times New Roman" w:eastAsiaTheme="minorEastAsia" w:hAnsi="Times New Roman" w:cs="Times New Roman"/>
-          <w:sz w:val="24"/>
-          <w:szCs w:val="24"/>
-        </w:rPr>
-        <w:t xml:space="preserve">because </w:t>
-      </w:r>
-      <w:r>
-        <w:rPr>
-          <w:rFonts w:ascii="Times New Roman" w:eastAsiaTheme="minorEastAsia" w:hAnsi="Times New Roman" w:cs="Times New Roman"/>
-          <w:sz w:val="24"/>
-          <w:szCs w:val="24"/>
-        </w:rPr>
-        <w:t>the maximum search radius (25 m) from each ant nest is far greater than the density of ant nests (1 per 5 m), almost all seeds</w:t>
-      </w:r>
-      <w:r>
-        <w:rPr>
-          <w:rFonts w:ascii="Times New Roman" w:eastAsiaTheme="minorEastAsia" w:hAnsi="Times New Roman" w:cs="Times New Roman"/>
-          <w:sz w:val="24"/>
-          <w:szCs w:val="24"/>
-        </w:rPr>
-        <w:t xml:space="preserve"> in the simulation</w:t>
-      </w:r>
-      <w:r>
-        <w:rPr>
-          <w:rFonts w:ascii="Times New Roman" w:eastAsiaTheme="minorEastAsia" w:hAnsi="Times New Roman" w:cs="Times New Roman"/>
-          <w:sz w:val="24"/>
-          <w:szCs w:val="24"/>
-        </w:rPr>
-        <w:t xml:space="preserve"> are within search distance of an ant nest and will thus be subject to potential predation.</w:t>
-      </w:r>
-      <w:r>
-        <w:rPr>
-          <w:rFonts w:ascii="Times New Roman" w:eastAsiaTheme="minorEastAsia" w:hAnsi="Times New Roman" w:cs="Times New Roman"/>
+        <w:t>et al</w:t>
+      </w:r>
+      <w:r>
+        <w:rPr>
+          <w:rFonts w:ascii="Times New Roman" w:eastAsiaTheme="minorEastAsia" w:hAnsi="Times New Roman" w:cs="Times New Roman"/>
+          <w:sz w:val="24"/>
+          <w:szCs w:val="24"/>
+        </w:rPr>
+        <w:t xml:space="preserve">. (2011) and </w:t>
+      </w:r>
+      <w:r>
+        <w:rPr>
+          <w:rFonts w:ascii="Times New Roman" w:eastAsiaTheme="minorEastAsia" w:hAnsi="Times New Roman" w:cs="Times New Roman"/>
+          <w:sz w:val="24"/>
+          <w:szCs w:val="24"/>
+        </w:rPr>
+        <w:t xml:space="preserve">are </w:t>
+      </w:r>
+      <w:r>
+        <w:rPr>
+          <w:rFonts w:ascii="Times New Roman" w:eastAsiaTheme="minorEastAsia" w:hAnsi="Times New Roman" w:cs="Times New Roman"/>
+          <w:sz w:val="24"/>
+          <w:szCs w:val="24"/>
+        </w:rPr>
+        <w:t xml:space="preserve">given in </w:t>
+      </w:r>
+      <w:r>
+        <w:rPr>
+          <w:rFonts w:ascii="Times New Roman" w:hAnsi="Times New Roman" w:cs="Times New Roman"/>
+          <w:sz w:val="24"/>
+          <w:szCs w:val="24"/>
+        </w:rPr>
+        <w:t>Table S1</w:t>
+      </w:r>
+      <w:r>
+        <w:rPr>
+          <w:rFonts w:ascii="Times New Roman" w:hAnsi="Times New Roman" w:cs="Times New Roman"/>
+          <w:sz w:val="24"/>
+          <w:szCs w:val="24"/>
+        </w:rPr>
+        <w:t>.</w:t>
+      </w:r>
+      <w:r>
+        <w:rPr>
+          <w:rFonts w:ascii="Times New Roman" w:hAnsi="Times New Roman" w:cs="Times New Roman"/>
           <w:sz w:val="24"/>
           <w:szCs w:val="24"/>
         </w:rPr>
@@ -11049,23 +12539,7 @@
           <w:sz w:val="24"/>
           <w:szCs w:val="24"/>
         </w:rPr>
-        <w:t>Seeds that</w:t>
-      </w:r>
-      <w:r>
-        <w:rPr>
-          <w:rFonts w:ascii="Times New Roman" w:eastAsiaTheme="minorEastAsia" w:hAnsi="Times New Roman" w:cs="Times New Roman"/>
-          <w:sz w:val="24"/>
-          <w:szCs w:val="24"/>
-        </w:rPr>
-        <w:t xml:space="preserve"> were removed by ants but</w:t>
-      </w:r>
-      <w:r>
-        <w:rPr>
-          <w:rFonts w:ascii="Times New Roman" w:eastAsiaTheme="minorEastAsia" w:hAnsi="Times New Roman" w:cs="Times New Roman"/>
-          <w:sz w:val="24"/>
-          <w:szCs w:val="24"/>
-        </w:rPr>
-        <w:t xml:space="preserve"> did not</w:t>
+        <w:t>Seeds that died because they failed to establish or enter the seed bank were eliminated from the simulation.</w:t>
       </w:r>
       <w:r>
         <w:rPr>
@@ -11077,133 +12551,35 @@
       </w:r>
       <w:r>
         <w:rPr>
-          <w:rFonts w:ascii="Times New Roman" w:eastAsiaTheme="minorEastAsia" w:hAnsi="Times New Roman" w:cs="Times New Roman"/>
-          <w:sz w:val="24"/>
-          <w:szCs w:val="24"/>
-        </w:rPr>
-        <w:t xml:space="preserve">survive </w:t>
-      </w:r>
-      <w:r>
-        <w:rPr>
-          <w:rFonts w:ascii="Times New Roman" w:eastAsiaTheme="minorEastAsia" w:hAnsi="Times New Roman" w:cs="Times New Roman"/>
-          <w:sz w:val="24"/>
-          <w:szCs w:val="24"/>
-        </w:rPr>
-        <w:t xml:space="preserve">subsequent </w:t>
-      </w:r>
-      <w:r>
-        <w:rPr>
-          <w:rFonts w:ascii="Times New Roman" w:eastAsiaTheme="minorEastAsia" w:hAnsi="Times New Roman" w:cs="Times New Roman"/>
-          <w:sz w:val="24"/>
-          <w:szCs w:val="24"/>
-        </w:rPr>
-        <w:t xml:space="preserve">post-dispersal predation were </w:t>
-      </w:r>
-      <w:r>
-        <w:rPr>
-          <w:rFonts w:ascii="Times New Roman" w:hAnsi="Times New Roman" w:cs="Times New Roman"/>
-          <w:sz w:val="24"/>
-          <w:szCs w:val="24"/>
-        </w:rPr>
-        <w:t>eliminated</w:t>
-      </w:r>
-      <w:r>
-        <w:rPr>
-          <w:rFonts w:ascii="Times New Roman" w:hAnsi="Times New Roman" w:cs="Times New Roman"/>
-          <w:sz w:val="24"/>
-          <w:szCs w:val="24"/>
-        </w:rPr>
-        <w:t xml:space="preserve"> from the simulation.</w:t>
-      </w:r>
-      <w:r>
-        <w:rPr>
-          <w:rFonts w:ascii="Times New Roman" w:hAnsi="Times New Roman" w:cs="Times New Roman"/>
-          <w:sz w:val="24"/>
-          <w:szCs w:val="24"/>
-        </w:rPr>
-        <w:t xml:space="preserve"> Rates of seed removal by ants were sourced from </w:t>
-      </w:r>
-      <w:r>
-        <w:rPr>
-          <w:rFonts w:ascii="Times New Roman" w:eastAsiaTheme="minorEastAsia" w:hAnsi="Times New Roman" w:cs="Times New Roman"/>
-          <w:sz w:val="24"/>
-          <w:szCs w:val="24"/>
-        </w:rPr>
-        <w:t xml:space="preserve">Drees </w:t>
-      </w:r>
-      <w:r>
-        <w:rPr>
-          <w:rFonts w:ascii="Times New Roman" w:eastAsiaTheme="minorEastAsia" w:hAnsi="Times New Roman" w:cs="Times New Roman"/>
-          <w:i/>
-          <w:iCs/>
-          <w:sz w:val="24"/>
-          <w:szCs w:val="24"/>
-        </w:rPr>
-        <w:t>et al</w:t>
-      </w:r>
-      <w:r>
-        <w:rPr>
-          <w:rFonts w:ascii="Times New Roman" w:eastAsiaTheme="minorEastAsia" w:hAnsi="Times New Roman" w:cs="Times New Roman"/>
-          <w:sz w:val="24"/>
-          <w:szCs w:val="24"/>
-        </w:rPr>
-        <w:t xml:space="preserve">. (2024b) and </w:t>
-      </w:r>
-      <w:r>
-        <w:rPr>
-          <w:rFonts w:ascii="Times New Roman" w:eastAsiaTheme="minorEastAsia" w:hAnsi="Times New Roman" w:cs="Times New Roman"/>
-          <w:sz w:val="24"/>
-          <w:szCs w:val="24"/>
-        </w:rPr>
-        <w:t xml:space="preserve">are </w:t>
-      </w:r>
-      <w:r>
-        <w:rPr>
-          <w:rFonts w:ascii="Times New Roman" w:eastAsiaTheme="minorEastAsia" w:hAnsi="Times New Roman" w:cs="Times New Roman"/>
-          <w:sz w:val="24"/>
-          <w:szCs w:val="24"/>
-        </w:rPr>
-        <w:t xml:space="preserve">given in </w:t>
-      </w:r>
-      <w:r>
-        <w:rPr>
-          <w:rFonts w:ascii="Times New Roman" w:hAnsi="Times New Roman" w:cs="Times New Roman"/>
-          <w:sz w:val="24"/>
-          <w:szCs w:val="24"/>
-        </w:rPr>
-        <w:t>Table S1.</w:t>
-      </w:r>
-      <w:r>
-        <w:rPr>
-          <w:rFonts w:ascii="Times New Roman" w:hAnsi="Times New Roman" w:cs="Times New Roman"/>
-          <w:sz w:val="24"/>
-          <w:szCs w:val="24"/>
-        </w:rPr>
-        <w:t xml:space="preserve"> Note that because we already filtered out seeds that did not survive predation by ants, before simulating whether remaining seeds were removed by ants, we recalculated the rate of seed removal conditioned on seeds that were either not removed or were removed but survived predation by ants. </w:t>
-      </w:r>
-      <w:r>
-        <w:rPr>
-          <w:rFonts w:ascii="Times New Roman" w:eastAsiaTheme="minorEastAsia" w:hAnsi="Times New Roman" w:cs="Times New Roman"/>
-          <w:sz w:val="24"/>
-          <w:szCs w:val="24"/>
-        </w:rPr>
-        <w:t>Seed removal by ants</w:t>
-      </w:r>
-      <w:r>
-        <w:rPr>
-          <w:rFonts w:ascii="Times New Roman" w:eastAsiaTheme="minorEastAsia" w:hAnsi="Times New Roman" w:cs="Times New Roman"/>
-          <w:sz w:val="24"/>
-          <w:szCs w:val="24"/>
-        </w:rPr>
-        <w:t xml:space="preserve"> was</w:t>
-      </w:r>
-      <w:r>
-        <w:rPr>
-          <w:rFonts w:ascii="Times New Roman" w:eastAsiaTheme="minorEastAsia" w:hAnsi="Times New Roman" w:cs="Times New Roman"/>
-          <w:sz w:val="24"/>
-          <w:szCs w:val="24"/>
-        </w:rPr>
-        <w:t xml:space="preserve"> then </w:t>
+          <w:rFonts w:ascii="Times New Roman" w:hAnsi="Times New Roman" w:cs="Times New Roman"/>
+          <w:sz w:val="24"/>
+          <w:szCs w:val="24"/>
+        </w:rPr>
+        <w:t xml:space="preserve">Note that because we already filtered out seeds that failed to establish or enter the seed bank, before simulating establishment of surviving seeds, we recalculated the rate of establishment conditioned on seeds that established or entered the seed bank. </w:t>
+      </w:r>
+      <w:r>
+        <w:rPr>
+          <w:rFonts w:ascii="Times New Roman" w:eastAsiaTheme="minorEastAsia" w:hAnsi="Times New Roman" w:cs="Times New Roman"/>
+          <w:sz w:val="24"/>
+          <w:szCs w:val="24"/>
+        </w:rPr>
+        <w:t>E</w:t>
+      </w:r>
+      <w:r>
+        <w:rPr>
+          <w:rFonts w:ascii="Times New Roman" w:eastAsiaTheme="minorEastAsia" w:hAnsi="Times New Roman" w:cs="Times New Roman"/>
+          <w:sz w:val="24"/>
+          <w:szCs w:val="24"/>
+        </w:rPr>
+        <w:t>stablishment was</w:t>
+      </w:r>
+      <w:r>
+        <w:rPr>
+          <w:rFonts w:ascii="Times New Roman" w:eastAsiaTheme="minorEastAsia" w:hAnsi="Times New Roman" w:cs="Times New Roman"/>
+          <w:sz w:val="24"/>
+          <w:szCs w:val="24"/>
+        </w:rPr>
+        <w:t xml:space="preserve"> </w:t>
       </w:r>
       <w:r>
         <w:rPr>
@@ -11227,7 +12603,15 @@
           <w:sz w:val="24"/>
           <w:szCs w:val="24"/>
         </w:rPr>
-        <w:t xml:space="preserve"> equal to the recalculated seed removal rate.  </w:t>
+        <w:t xml:space="preserve"> equal to the recalculated establishment rate.</w:t>
+      </w:r>
+      <w:r>
+        <w:rPr>
+          <w:rFonts w:ascii="Times New Roman" w:hAnsi="Times New Roman" w:cs="Times New Roman"/>
+          <w:sz w:val="24"/>
+          <w:szCs w:val="24"/>
+        </w:rPr>
+        <w:t xml:space="preserve">  </w:t>
       </w:r>
     </w:p>
     <w:p>
@@ -11235,6 +12619,8 @@
         <w:jc w:val="both"/>
         <w:rPr>
           <w:rFonts w:ascii="Times New Roman" w:eastAsiaTheme="minorEastAsia" w:hAnsi="Times New Roman" w:cs="Times New Roman"/>
+          <w:i/>
+          <w:iCs/>
           <w:sz w:val="24"/>
           <w:szCs w:val="24"/>
         </w:rPr>
@@ -11259,7 +12645,7 @@
           <w:sz w:val="24"/>
           <w:szCs w:val="24"/>
         </w:rPr>
-        <w:t>Establishment from seed</w:t>
+        <w:t>Entry into seed bank</w:t>
       </w:r>
     </w:p>
     <w:p>
@@ -11277,207 +12663,39 @@
           <w:sz w:val="24"/>
           <w:szCs w:val="24"/>
         </w:rPr>
-        <w:t xml:space="preserve">All seeds that survived post-dispersal predation </w:t>
-      </w:r>
-      <w:r>
-        <w:rPr>
-          <w:rFonts w:ascii="Times New Roman" w:eastAsiaTheme="minorEastAsia" w:hAnsi="Times New Roman" w:cs="Times New Roman"/>
-          <w:sz w:val="24"/>
-          <w:szCs w:val="24"/>
-        </w:rPr>
-        <w:t>either</w:t>
-      </w:r>
-      <w:r>
-        <w:rPr>
-          <w:rFonts w:ascii="Times New Roman" w:eastAsiaTheme="minorEastAsia" w:hAnsi="Times New Roman" w:cs="Times New Roman"/>
-          <w:sz w:val="24"/>
-          <w:szCs w:val="24"/>
-        </w:rPr>
-        <w:t xml:space="preserve"> establish</w:t>
-      </w:r>
-      <w:r>
-        <w:rPr>
-          <w:rFonts w:ascii="Times New Roman" w:eastAsiaTheme="minorEastAsia" w:hAnsi="Times New Roman" w:cs="Times New Roman"/>
-          <w:sz w:val="24"/>
-          <w:szCs w:val="24"/>
-        </w:rPr>
-        <w:t>ed</w:t>
-      </w:r>
-      <w:r>
-        <w:rPr>
-          <w:rFonts w:ascii="Times New Roman" w:eastAsiaTheme="minorEastAsia" w:hAnsi="Times New Roman" w:cs="Times New Roman"/>
-          <w:sz w:val="24"/>
-          <w:szCs w:val="24"/>
-        </w:rPr>
-        <w:t xml:space="preserve"> without entering the seed bank,</w:t>
-      </w:r>
-      <w:r>
-        <w:rPr>
-          <w:rFonts w:ascii="Times New Roman" w:eastAsiaTheme="minorEastAsia" w:hAnsi="Times New Roman" w:cs="Times New Roman"/>
-          <w:sz w:val="24"/>
-          <w:szCs w:val="24"/>
-        </w:rPr>
-        <w:t xml:space="preserve"> failed to establish but entered the seed bank, or died without doing either of these</w:t>
-      </w:r>
-      <w:r>
-        <w:rPr>
-          <w:rFonts w:ascii="Times New Roman" w:eastAsiaTheme="minorEastAsia" w:hAnsi="Times New Roman" w:cs="Times New Roman"/>
-          <w:sz w:val="24"/>
-          <w:szCs w:val="24"/>
-        </w:rPr>
-        <w:t xml:space="preserve">. </w:t>
-      </w:r>
-      <w:r>
-        <w:rPr>
-          <w:rFonts w:ascii="Times New Roman" w:eastAsiaTheme="minorEastAsia" w:hAnsi="Times New Roman" w:cs="Times New Roman"/>
-          <w:sz w:val="24"/>
-          <w:szCs w:val="24"/>
-        </w:rPr>
-        <w:t xml:space="preserve">Much like post-dispersal predation, seed death after surviving post-dispersal predation (but failing to establish or enter the seed bank) was </w:t>
-      </w:r>
-      <w:r>
-        <w:rPr>
-          <w:rFonts w:ascii="Times New Roman" w:eastAsiaTheme="minorEastAsia" w:hAnsi="Times New Roman" w:cs="Times New Roman"/>
-          <w:sz w:val="24"/>
-          <w:szCs w:val="24"/>
-        </w:rPr>
-        <w:t xml:space="preserve">also </w:t>
-      </w:r>
-      <w:r>
-        <w:rPr>
-          <w:rFonts w:ascii="Times New Roman" w:eastAsiaTheme="minorEastAsia" w:hAnsi="Times New Roman" w:cs="Times New Roman"/>
-          <w:sz w:val="24"/>
-          <w:szCs w:val="24"/>
-        </w:rPr>
-        <w:t>assumed to occur independent of seed location</w:t>
-      </w:r>
-      <w:r>
-        <w:rPr>
-          <w:rFonts w:ascii="Times New Roman" w:eastAsiaTheme="minorEastAsia" w:hAnsi="Times New Roman" w:cs="Times New Roman"/>
-          <w:sz w:val="24"/>
-          <w:szCs w:val="24"/>
-        </w:rPr>
-        <w:t xml:space="preserve"> or proximity to other individuals</w:t>
-      </w:r>
-      <w:r>
-        <w:rPr>
-          <w:rFonts w:ascii="Times New Roman" w:eastAsiaTheme="minorEastAsia" w:hAnsi="Times New Roman" w:cs="Times New Roman"/>
-          <w:sz w:val="24"/>
-          <w:szCs w:val="24"/>
-        </w:rPr>
-        <w:t>, and said seeds were</w:t>
-      </w:r>
-      <w:r>
-        <w:rPr>
-          <w:rFonts w:ascii="Times New Roman" w:eastAsiaTheme="minorEastAsia" w:hAnsi="Times New Roman" w:cs="Times New Roman"/>
-          <w:sz w:val="24"/>
-          <w:szCs w:val="24"/>
-        </w:rPr>
-        <w:t xml:space="preserve"> thus</w:t>
-      </w:r>
-      <w:r>
-        <w:rPr>
-          <w:rFonts w:ascii="Times New Roman" w:eastAsiaTheme="minorEastAsia" w:hAnsi="Times New Roman" w:cs="Times New Roman"/>
-          <w:sz w:val="24"/>
-          <w:szCs w:val="24"/>
-        </w:rPr>
-        <w:t xml:space="preserve"> filtered out before being fed into the wind and ant dispersal simulations; this was achieved by</w:t>
-      </w:r>
-      <w:r>
-        <w:rPr>
-          <w:rFonts w:ascii="Times New Roman" w:eastAsiaTheme="minorEastAsia" w:hAnsi="Times New Roman" w:cs="Times New Roman"/>
-          <w:sz w:val="24"/>
-          <w:szCs w:val="24"/>
-        </w:rPr>
-        <w:t xml:space="preserve"> adding the establishment rate (proportion of seeds establishing without entering the seed bank) to the product of </w:t>
-      </w:r>
-      <w:r>
-        <w:rPr>
-          <w:rFonts w:ascii="Times New Roman" w:eastAsiaTheme="minorEastAsia" w:hAnsi="Times New Roman" w:cs="Times New Roman"/>
-          <w:sz w:val="24"/>
-          <w:szCs w:val="24"/>
-        </w:rPr>
-        <w:t xml:space="preserve">both </w:t>
-      </w:r>
-      <w:r>
-        <w:rPr>
-          <w:rFonts w:ascii="Times New Roman" w:eastAsiaTheme="minorEastAsia" w:hAnsi="Times New Roman" w:cs="Times New Roman"/>
-          <w:sz w:val="24"/>
-          <w:szCs w:val="24"/>
-        </w:rPr>
-        <w:t>the seed bank entry rate</w:t>
-      </w:r>
-      <w:r>
-        <w:rPr>
-          <w:rFonts w:ascii="Times New Roman" w:eastAsiaTheme="minorEastAsia" w:hAnsi="Times New Roman" w:cs="Times New Roman"/>
-          <w:sz w:val="24"/>
-          <w:szCs w:val="24"/>
-        </w:rPr>
-        <w:t xml:space="preserve"> and 1 minus the establishment rate</w:t>
-      </w:r>
-      <w:r>
-        <w:rPr>
-          <w:rFonts w:ascii="Times New Roman" w:eastAsiaTheme="minorEastAsia" w:hAnsi="Times New Roman" w:cs="Times New Roman"/>
-          <w:sz w:val="24"/>
-          <w:szCs w:val="24"/>
-        </w:rPr>
-        <w:t xml:space="preserve"> (proportion of seeds that failed to establish but</w:t>
-      </w:r>
-      <w:r>
-        <w:rPr>
-          <w:rFonts w:ascii="Times New Roman" w:eastAsiaTheme="minorEastAsia" w:hAnsi="Times New Roman" w:cs="Times New Roman"/>
-          <w:sz w:val="24"/>
-          <w:szCs w:val="24"/>
-        </w:rPr>
-        <w:t xml:space="preserve"> eventually</w:t>
-      </w:r>
-      <w:r>
-        <w:rPr>
-          <w:rFonts w:ascii="Times New Roman" w:eastAsiaTheme="minorEastAsia" w:hAnsi="Times New Roman" w:cs="Times New Roman"/>
-          <w:sz w:val="24"/>
-          <w:szCs w:val="24"/>
-        </w:rPr>
-        <w:t xml:space="preserve"> entered the seed bank)</w:t>
-      </w:r>
-      <w:r>
-        <w:rPr>
-          <w:rFonts w:ascii="Times New Roman" w:eastAsiaTheme="minorEastAsia" w:hAnsi="Times New Roman" w:cs="Times New Roman"/>
-          <w:sz w:val="24"/>
-          <w:szCs w:val="24"/>
-        </w:rPr>
-        <w:t>, then</w:t>
-      </w:r>
-      <w:r>
-        <w:rPr>
-          <w:rFonts w:ascii="Times New Roman" w:eastAsiaTheme="minorEastAsia" w:hAnsi="Times New Roman" w:cs="Times New Roman"/>
-          <w:sz w:val="24"/>
-          <w:szCs w:val="24"/>
-        </w:rPr>
-        <w:t xml:space="preserve"> multiplying </w:t>
-      </w:r>
-      <w:r>
-        <w:rPr>
-          <w:rFonts w:ascii="Times New Roman" w:eastAsiaTheme="minorEastAsia" w:hAnsi="Times New Roman" w:cs="Times New Roman"/>
-          <w:sz w:val="24"/>
-          <w:szCs w:val="24"/>
-        </w:rPr>
-        <w:t xml:space="preserve">by </w:t>
-      </w:r>
-      <w:r>
-        <w:rPr>
-          <w:rFonts w:ascii="Times New Roman" w:eastAsiaTheme="minorEastAsia" w:hAnsi="Times New Roman" w:cs="Times New Roman"/>
-          <w:sz w:val="24"/>
-          <w:szCs w:val="24"/>
-        </w:rPr>
-        <w:t xml:space="preserve">the </w:t>
-      </w:r>
-      <w:r>
-        <w:rPr>
-          <w:rFonts w:ascii="Times New Roman" w:eastAsiaTheme="minorEastAsia" w:hAnsi="Times New Roman" w:cs="Times New Roman"/>
-          <w:sz w:val="24"/>
-          <w:szCs w:val="24"/>
-        </w:rPr>
-        <w:t>number of seeds that did not experience post-dispersal predation</w:t>
+        <w:t>Because we filtered out seeds that neither established nor entered the seed bank, a</w:t>
+      </w:r>
+      <w:r>
+        <w:rPr>
+          <w:rFonts w:ascii="Times New Roman" w:eastAsiaTheme="minorEastAsia" w:hAnsi="Times New Roman" w:cs="Times New Roman"/>
+          <w:sz w:val="24"/>
+          <w:szCs w:val="24"/>
+        </w:rPr>
+        <w:t xml:space="preserve">ll seeds that </w:t>
+      </w:r>
+      <w:r>
+        <w:rPr>
+          <w:rFonts w:ascii="Times New Roman" w:eastAsiaTheme="minorEastAsia" w:hAnsi="Times New Roman" w:cs="Times New Roman"/>
+          <w:sz w:val="24"/>
+          <w:szCs w:val="24"/>
+        </w:rPr>
+        <w:t>died after surviving post-dispersal predation</w:t>
+      </w:r>
+      <w:r>
+        <w:rPr>
+          <w:rFonts w:ascii="Times New Roman" w:eastAsiaTheme="minorEastAsia" w:hAnsi="Times New Roman" w:cs="Times New Roman"/>
+          <w:sz w:val="24"/>
+          <w:szCs w:val="24"/>
+        </w:rPr>
+        <w:t xml:space="preserve"> or survived but did not establish</w:t>
+      </w:r>
+      <w:r>
+        <w:rPr>
+          <w:rFonts w:ascii="Times New Roman" w:eastAsiaTheme="minorEastAsia" w:hAnsi="Times New Roman" w:cs="Times New Roman"/>
+          <w:sz w:val="24"/>
+          <w:szCs w:val="24"/>
+        </w:rPr>
+        <w:t xml:space="preserve"> were assumed to enter the seed bank at their post-dispersal location</w:t>
       </w:r>
       <w:r>
         <w:rPr>
@@ -11486,225 +12704,6 @@
           <w:szCs w:val="24"/>
         </w:rPr>
         <w:t>.</w:t>
-      </w:r>
-      <w:r>
-        <w:rPr>
-          <w:rFonts w:ascii="Times New Roman" w:eastAsiaTheme="minorEastAsia" w:hAnsi="Times New Roman" w:cs="Times New Roman"/>
-          <w:sz w:val="24"/>
-          <w:szCs w:val="24"/>
-        </w:rPr>
-        <w:t xml:space="preserve"> Rates of establishment and seed bank entry were sourced from </w:t>
-      </w:r>
-      <w:r>
-        <w:rPr>
-          <w:rFonts w:ascii="Times New Roman" w:eastAsiaTheme="minorEastAsia" w:hAnsi="Times New Roman" w:cs="Times New Roman"/>
-          <w:sz w:val="24"/>
-          <w:szCs w:val="24"/>
-        </w:rPr>
-        <w:t xml:space="preserve">Zhang </w:t>
-      </w:r>
-      <w:r>
-        <w:rPr>
-          <w:rFonts w:ascii="Times New Roman" w:eastAsiaTheme="minorEastAsia" w:hAnsi="Times New Roman" w:cs="Times New Roman"/>
-          <w:i/>
-          <w:iCs/>
-          <w:sz w:val="24"/>
-          <w:szCs w:val="24"/>
-        </w:rPr>
-        <w:t>et al</w:t>
-      </w:r>
-      <w:r>
-        <w:rPr>
-          <w:rFonts w:ascii="Times New Roman" w:eastAsiaTheme="minorEastAsia" w:hAnsi="Times New Roman" w:cs="Times New Roman"/>
-          <w:sz w:val="24"/>
-          <w:szCs w:val="24"/>
-        </w:rPr>
-        <w:t xml:space="preserve">. (2011) and </w:t>
-      </w:r>
-      <w:r>
-        <w:rPr>
-          <w:rFonts w:ascii="Times New Roman" w:eastAsiaTheme="minorEastAsia" w:hAnsi="Times New Roman" w:cs="Times New Roman"/>
-          <w:sz w:val="24"/>
-          <w:szCs w:val="24"/>
-        </w:rPr>
-        <w:t xml:space="preserve">are </w:t>
-      </w:r>
-      <w:r>
-        <w:rPr>
-          <w:rFonts w:ascii="Times New Roman" w:eastAsiaTheme="minorEastAsia" w:hAnsi="Times New Roman" w:cs="Times New Roman"/>
-          <w:sz w:val="24"/>
-          <w:szCs w:val="24"/>
-        </w:rPr>
-        <w:t xml:space="preserve">given in </w:t>
-      </w:r>
-      <w:r>
-        <w:rPr>
-          <w:rFonts w:ascii="Times New Roman" w:hAnsi="Times New Roman" w:cs="Times New Roman"/>
-          <w:sz w:val="24"/>
-          <w:szCs w:val="24"/>
-        </w:rPr>
-        <w:t>Table S1</w:t>
-      </w:r>
-      <w:r>
-        <w:rPr>
-          <w:rFonts w:ascii="Times New Roman" w:hAnsi="Times New Roman" w:cs="Times New Roman"/>
-          <w:sz w:val="24"/>
-          <w:szCs w:val="24"/>
-        </w:rPr>
-        <w:t>.</w:t>
-      </w:r>
-      <w:r>
-        <w:rPr>
-          <w:rFonts w:ascii="Times New Roman" w:eastAsiaTheme="minorEastAsia" w:hAnsi="Times New Roman" w:cs="Times New Roman"/>
-          <w:sz w:val="24"/>
-          <w:szCs w:val="24"/>
-        </w:rPr>
-        <w:t xml:space="preserve"> </w:t>
-      </w:r>
-      <w:r>
-        <w:rPr>
-          <w:rFonts w:ascii="Times New Roman" w:eastAsiaTheme="minorEastAsia" w:hAnsi="Times New Roman" w:cs="Times New Roman"/>
-          <w:sz w:val="24"/>
-          <w:szCs w:val="24"/>
-        </w:rPr>
-        <w:t>Again, filtering out seed deaths prior to dispersal gives</w:t>
-      </w:r>
-      <w:r>
-        <w:rPr>
-          <w:rFonts w:ascii="Times New Roman" w:eastAsiaTheme="minorEastAsia" w:hAnsi="Times New Roman" w:cs="Times New Roman"/>
-          <w:sz w:val="24"/>
-          <w:szCs w:val="24"/>
-        </w:rPr>
-        <w:t xml:space="preserve"> yields the same results as using a </w:t>
-      </w:r>
-      <w:r>
-        <w:rPr>
-          <w:rFonts w:ascii="Times New Roman" w:hAnsi="Times New Roman" w:cs="Times New Roman"/>
-          <w:sz w:val="24"/>
-          <w:szCs w:val="24"/>
-        </w:rPr>
-        <w:t>Bernoulli distribution</w:t>
-      </w:r>
-      <w:r>
-        <w:rPr>
-          <w:rFonts w:ascii="Times New Roman" w:eastAsiaTheme="minorEastAsia" w:hAnsi="Times New Roman" w:cs="Times New Roman"/>
-          <w:sz w:val="24"/>
-          <w:szCs w:val="24"/>
-        </w:rPr>
-        <w:t xml:space="preserve"> to simulate seed death after surviving post-dispersal predation, but with the advantage of reducing computational burden by</w:t>
-      </w:r>
-      <w:r>
-        <w:rPr>
-          <w:rFonts w:ascii="Times New Roman" w:eastAsiaTheme="minorEastAsia" w:hAnsi="Times New Roman" w:cs="Times New Roman"/>
-          <w:sz w:val="24"/>
-          <w:szCs w:val="24"/>
-        </w:rPr>
-        <w:t xml:space="preserve"> greatly</w:t>
-      </w:r>
-      <w:r>
-        <w:rPr>
-          <w:rFonts w:ascii="Times New Roman" w:eastAsiaTheme="minorEastAsia" w:hAnsi="Times New Roman" w:cs="Times New Roman"/>
-          <w:sz w:val="24"/>
-          <w:szCs w:val="24"/>
-        </w:rPr>
-        <w:t xml:space="preserve"> decreasing the number of dispersal simulations.</w:t>
-      </w:r>
-      <w:r>
-        <w:rPr>
-          <w:rFonts w:ascii="Times New Roman" w:eastAsiaTheme="minorEastAsia" w:hAnsi="Times New Roman" w:cs="Times New Roman"/>
-          <w:sz w:val="24"/>
-          <w:szCs w:val="24"/>
-        </w:rPr>
-        <w:t xml:space="preserve"> </w:t>
-      </w:r>
-      <w:r>
-        <w:rPr>
-          <w:rFonts w:ascii="Times New Roman" w:eastAsiaTheme="minorEastAsia" w:hAnsi="Times New Roman" w:cs="Times New Roman"/>
-          <w:sz w:val="24"/>
-          <w:szCs w:val="24"/>
-        </w:rPr>
-        <w:t xml:space="preserve">Seeds that died because they failed to establish or enter the seed bank were eliminated </w:t>
-      </w:r>
-      <w:r>
-        <w:rPr>
-          <w:rFonts w:ascii="Times New Roman" w:eastAsiaTheme="minorEastAsia" w:hAnsi="Times New Roman" w:cs="Times New Roman"/>
-          <w:sz w:val="24"/>
-          <w:szCs w:val="24"/>
-        </w:rPr>
-        <w:lastRenderedPageBreak/>
-        <w:t>from the simulation.</w:t>
-      </w:r>
-      <w:r>
-        <w:rPr>
-          <w:rFonts w:ascii="Times New Roman" w:eastAsiaTheme="minorEastAsia" w:hAnsi="Times New Roman" w:cs="Times New Roman"/>
-          <w:sz w:val="24"/>
-          <w:szCs w:val="24"/>
-        </w:rPr>
-        <w:t xml:space="preserve"> </w:t>
-      </w:r>
-      <w:r>
-        <w:rPr>
-          <w:rFonts w:ascii="Times New Roman" w:hAnsi="Times New Roman" w:cs="Times New Roman"/>
-          <w:sz w:val="24"/>
-          <w:szCs w:val="24"/>
-        </w:rPr>
-        <w:t xml:space="preserve">Note that because we already filtered out seeds that failed to establish or enter the seed bank, before simulating establishment of surviving seeds, we recalculated the rate of establishment conditioned on seeds that established or entered the seed bank. </w:t>
-      </w:r>
-      <w:r>
-        <w:rPr>
-          <w:rFonts w:ascii="Times New Roman" w:eastAsiaTheme="minorEastAsia" w:hAnsi="Times New Roman" w:cs="Times New Roman"/>
-          <w:sz w:val="24"/>
-          <w:szCs w:val="24"/>
-        </w:rPr>
-        <w:t>E</w:t>
-      </w:r>
-      <w:r>
-        <w:rPr>
-          <w:rFonts w:ascii="Times New Roman" w:eastAsiaTheme="minorEastAsia" w:hAnsi="Times New Roman" w:cs="Times New Roman"/>
-          <w:sz w:val="24"/>
-          <w:szCs w:val="24"/>
-        </w:rPr>
-        <w:t>stablishment was</w:t>
-      </w:r>
-      <w:r>
-        <w:rPr>
-          <w:rFonts w:ascii="Times New Roman" w:eastAsiaTheme="minorEastAsia" w:hAnsi="Times New Roman" w:cs="Times New Roman"/>
-          <w:sz w:val="24"/>
-          <w:szCs w:val="24"/>
-        </w:rPr>
-        <w:t xml:space="preserve"> </w:t>
-      </w:r>
-      <w:r>
-        <w:rPr>
-          <w:rFonts w:ascii="Times New Roman" w:eastAsiaTheme="minorEastAsia" w:hAnsi="Times New Roman" w:cs="Times New Roman"/>
-          <w:sz w:val="24"/>
-          <w:szCs w:val="24"/>
-        </w:rPr>
-        <w:t xml:space="preserve">simulated </w:t>
-      </w:r>
-      <w:r>
-        <w:rPr>
-          <w:rFonts w:ascii="Times New Roman" w:hAnsi="Times New Roman" w:cs="Times New Roman"/>
-          <w:sz w:val="24"/>
-          <w:szCs w:val="24"/>
-        </w:rPr>
-        <w:t>using a Bernoulli distribution, with the probability of success</w:t>
-      </w:r>
-      <w:r>
-        <w:rPr>
-          <w:rFonts w:ascii="Times New Roman" w:hAnsi="Times New Roman" w:cs="Times New Roman"/>
-          <w:sz w:val="24"/>
-          <w:szCs w:val="24"/>
-        </w:rPr>
-        <w:t xml:space="preserve"> equal to the recalculated establishment rate.</w:t>
-      </w:r>
-      <w:r>
-        <w:rPr>
-          <w:rFonts w:ascii="Times New Roman" w:hAnsi="Times New Roman" w:cs="Times New Roman"/>
-          <w:sz w:val="24"/>
-          <w:szCs w:val="24"/>
-        </w:rPr>
-        <w:t xml:space="preserve">  </w:t>
       </w:r>
     </w:p>
     <w:p>
@@ -11738,7 +12737,7 @@
           <w:sz w:val="24"/>
           <w:szCs w:val="24"/>
         </w:rPr>
-        <w:t>Entry into seed bank</w:t>
+        <w:t>Establishment from seed bank</w:t>
       </w:r>
     </w:p>
     <w:p>
@@ -11756,47 +12755,49 @@
           <w:sz w:val="24"/>
           <w:szCs w:val="24"/>
         </w:rPr>
-        <w:t>Because we filtered out seeds that neither established nor entered the seed bank, a</w:t>
-      </w:r>
-      <w:r>
-        <w:rPr>
-          <w:rFonts w:ascii="Times New Roman" w:eastAsiaTheme="minorEastAsia" w:hAnsi="Times New Roman" w:cs="Times New Roman"/>
-          <w:sz w:val="24"/>
-          <w:szCs w:val="24"/>
-        </w:rPr>
-        <w:t xml:space="preserve">ll seeds that </w:t>
-      </w:r>
-      <w:r>
-        <w:rPr>
-          <w:rFonts w:ascii="Times New Roman" w:eastAsiaTheme="minorEastAsia" w:hAnsi="Times New Roman" w:cs="Times New Roman"/>
-          <w:sz w:val="24"/>
-          <w:szCs w:val="24"/>
-        </w:rPr>
-        <w:t>died after surviving post-dispersal predation</w:t>
-      </w:r>
-      <w:r>
-        <w:rPr>
-          <w:rFonts w:ascii="Times New Roman" w:eastAsiaTheme="minorEastAsia" w:hAnsi="Times New Roman" w:cs="Times New Roman"/>
-          <w:sz w:val="24"/>
-          <w:szCs w:val="24"/>
-        </w:rPr>
-        <w:t xml:space="preserve"> or survived but did not establish</w:t>
-      </w:r>
-      <w:r>
-        <w:rPr>
-          <w:rFonts w:ascii="Times New Roman" w:eastAsiaTheme="minorEastAsia" w:hAnsi="Times New Roman" w:cs="Times New Roman"/>
-          <w:sz w:val="24"/>
-          <w:szCs w:val="24"/>
-        </w:rPr>
-        <w:t xml:space="preserve"> were assumed to enter the seed bank at their post-dispersal location</w:t>
-      </w:r>
-      <w:r>
-        <w:rPr>
-          <w:rFonts w:ascii="Times New Roman" w:eastAsiaTheme="minorEastAsia" w:hAnsi="Times New Roman" w:cs="Times New Roman"/>
-          <w:sz w:val="24"/>
-          <w:szCs w:val="24"/>
-        </w:rPr>
-        <w:t>.</w:t>
+        <w:t xml:space="preserve">Establishment from seeds in the seed bank was simulated </w:t>
+      </w:r>
+      <w:r>
+        <w:rPr>
+          <w:rFonts w:ascii="Times New Roman" w:hAnsi="Times New Roman" w:cs="Times New Roman"/>
+          <w:sz w:val="24"/>
+          <w:szCs w:val="24"/>
+        </w:rPr>
+        <w:t xml:space="preserve">using a Bernoulli distribution, with the probability of success sourced from </w:t>
+      </w:r>
+      <w:r>
+        <w:rPr>
+          <w:rFonts w:ascii="Times New Roman" w:eastAsiaTheme="minorEastAsia" w:hAnsi="Times New Roman" w:cs="Times New Roman"/>
+          <w:sz w:val="24"/>
+          <w:szCs w:val="24"/>
+        </w:rPr>
+        <w:t xml:space="preserve">Zhang </w:t>
+      </w:r>
+      <w:r>
+        <w:rPr>
+          <w:rFonts w:ascii="Times New Roman" w:eastAsiaTheme="minorEastAsia" w:hAnsi="Times New Roman" w:cs="Times New Roman"/>
+          <w:i/>
+          <w:iCs/>
+          <w:sz w:val="24"/>
+          <w:szCs w:val="24"/>
+        </w:rPr>
+        <w:t>et al</w:t>
+      </w:r>
+      <w:r>
+        <w:rPr>
+          <w:rFonts w:ascii="Times New Roman" w:eastAsiaTheme="minorEastAsia" w:hAnsi="Times New Roman" w:cs="Times New Roman"/>
+          <w:sz w:val="24"/>
+          <w:szCs w:val="24"/>
+        </w:rPr>
+        <w:t xml:space="preserve">. (2011) and given in </w:t>
+      </w:r>
+      <w:r>
+        <w:rPr>
+          <w:rFonts w:ascii="Times New Roman" w:hAnsi="Times New Roman" w:cs="Times New Roman"/>
+          <w:sz w:val="24"/>
+          <w:szCs w:val="24"/>
+        </w:rPr>
+        <w:t>Table S1. Seeds that failed to establish remained in the seed bank.</w:t>
       </w:r>
     </w:p>
     <w:p>
@@ -11830,33 +12831,25 @@
           <w:sz w:val="24"/>
           <w:szCs w:val="24"/>
         </w:rPr>
-        <w:t>Establishment from seed bank</w:t>
+        <w:t>Seed bank winter survival</w:t>
       </w:r>
     </w:p>
     <w:p>
       <w:pPr>
         <w:jc w:val="both"/>
         <w:rPr>
-          <w:rFonts w:ascii="Times New Roman" w:eastAsiaTheme="minorEastAsia" w:hAnsi="Times New Roman" w:cs="Times New Roman"/>
+          <w:rFonts w:ascii="Times New Roman" w:hAnsi="Times New Roman" w:cs="Times New Roman"/>
           <w:sz w:val="24"/>
           <w:szCs w:val="24"/>
         </w:rPr>
       </w:pPr>
       <w:r>
         <w:rPr>
-          <w:rFonts w:ascii="Times New Roman" w:eastAsiaTheme="minorEastAsia" w:hAnsi="Times New Roman" w:cs="Times New Roman"/>
-          <w:sz w:val="24"/>
-          <w:szCs w:val="24"/>
-        </w:rPr>
-        <w:t xml:space="preserve">Establishment from seeds in the seed bank was simulated </w:t>
-      </w:r>
-      <w:r>
-        <w:rPr>
-          <w:rFonts w:ascii="Times New Roman" w:hAnsi="Times New Roman" w:cs="Times New Roman"/>
-          <w:sz w:val="24"/>
-          <w:szCs w:val="24"/>
-        </w:rPr>
-        <w:t xml:space="preserve">using a Bernoulli distribution, with the probability of success sourced from </w:t>
+          <w:rFonts w:ascii="Times New Roman" w:hAnsi="Times New Roman" w:cs="Times New Roman"/>
+          <w:sz w:val="24"/>
+          <w:szCs w:val="24"/>
+        </w:rPr>
+        <w:t xml:space="preserve">Winter survival of seeds in the seed bank was also simulated using a Bernoulli distribution, with the probability of success sourced from </w:t>
       </w:r>
       <w:r>
         <w:rPr>
@@ -11890,16 +12883,126 @@
           <w:sz w:val="24"/>
           <w:szCs w:val="24"/>
         </w:rPr>
-        <w:t>Table S1. Seeds that failed to establish remained in the seed bank.</w:t>
+        <w:t>Table S1.</w:t>
+      </w:r>
+      <w:r>
+        <w:rPr>
+          <w:rFonts w:ascii="Times New Roman" w:hAnsi="Times New Roman" w:cs="Times New Roman"/>
+          <w:sz w:val="24"/>
+          <w:szCs w:val="24"/>
+        </w:rPr>
+        <w:t xml:space="preserve"> Seeds that failed to survive were </w:t>
+      </w:r>
+      <w:r>
+        <w:rPr>
+          <w:rFonts w:ascii="Times New Roman" w:hAnsi="Times New Roman" w:cs="Times New Roman"/>
+          <w:sz w:val="24"/>
+          <w:szCs w:val="24"/>
+        </w:rPr>
+        <w:t>eliminated</w:t>
+      </w:r>
+      <w:r>
+        <w:rPr>
+          <w:rFonts w:ascii="Times New Roman" w:hAnsi="Times New Roman" w:cs="Times New Roman"/>
+          <w:sz w:val="24"/>
+          <w:szCs w:val="24"/>
+        </w:rPr>
+        <w:t xml:space="preserve"> from the simulation.</w:t>
+      </w:r>
+      <w:r>
+        <w:rPr>
+          <w:rFonts w:ascii="Times New Roman" w:hAnsi="Times New Roman" w:cs="Times New Roman"/>
+          <w:sz w:val="24"/>
+          <w:szCs w:val="24"/>
+        </w:rPr>
+        <w:t xml:space="preserve"> </w:t>
+      </w:r>
+      <w:r>
+        <w:rPr>
+          <w:rFonts w:ascii="Times New Roman" w:hAnsi="Times New Roman" w:cs="Times New Roman"/>
+          <w:sz w:val="24"/>
+          <w:szCs w:val="24"/>
+        </w:rPr>
+        <w:t>While</w:t>
+      </w:r>
+      <w:r>
+        <w:rPr>
+          <w:rFonts w:ascii="Times New Roman" w:hAnsi="Times New Roman" w:cs="Times New Roman"/>
+          <w:sz w:val="24"/>
+          <w:szCs w:val="24"/>
+        </w:rPr>
+        <w:t xml:space="preserve"> the seed bank </w:t>
+      </w:r>
+      <w:r>
+        <w:rPr>
+          <w:rFonts w:ascii="Times New Roman" w:hAnsi="Times New Roman" w:cs="Times New Roman"/>
+          <w:sz w:val="24"/>
+          <w:szCs w:val="24"/>
+        </w:rPr>
+        <w:t>was</w:t>
+      </w:r>
+      <w:r>
+        <w:rPr>
+          <w:rFonts w:ascii="Times New Roman" w:hAnsi="Times New Roman" w:cs="Times New Roman"/>
+          <w:sz w:val="24"/>
+          <w:szCs w:val="24"/>
+        </w:rPr>
+        <w:t xml:space="preserve"> not reset every year and c</w:t>
+      </w:r>
+      <w:r>
+        <w:rPr>
+          <w:rFonts w:ascii="Times New Roman" w:hAnsi="Times New Roman" w:cs="Times New Roman"/>
+          <w:sz w:val="24"/>
+          <w:szCs w:val="24"/>
+        </w:rPr>
+        <w:t>ould</w:t>
+      </w:r>
+      <w:r>
+        <w:rPr>
+          <w:rFonts w:ascii="Times New Roman" w:hAnsi="Times New Roman" w:cs="Times New Roman"/>
+          <w:sz w:val="24"/>
+          <w:szCs w:val="24"/>
+        </w:rPr>
+        <w:t xml:space="preserve"> thus accumulate seeds from multiple generations, </w:t>
+      </w:r>
+      <w:r>
+        <w:rPr>
+          <w:rFonts w:ascii="Times New Roman" w:hAnsi="Times New Roman" w:cs="Times New Roman"/>
+          <w:sz w:val="24"/>
+          <w:szCs w:val="24"/>
+        </w:rPr>
+        <w:t>few seeds</w:t>
+      </w:r>
+      <w:r>
+        <w:rPr>
+          <w:rFonts w:ascii="Times New Roman" w:hAnsi="Times New Roman" w:cs="Times New Roman"/>
+          <w:sz w:val="24"/>
+          <w:szCs w:val="24"/>
+        </w:rPr>
+        <w:t xml:space="preserve"> survive</w:t>
+      </w:r>
+      <w:r>
+        <w:rPr>
+          <w:rFonts w:ascii="Times New Roman" w:hAnsi="Times New Roman" w:cs="Times New Roman"/>
+          <w:sz w:val="24"/>
+          <w:szCs w:val="24"/>
+        </w:rPr>
+        <w:t>d</w:t>
+      </w:r>
+      <w:r>
+        <w:rPr>
+          <w:rFonts w:ascii="Times New Roman" w:hAnsi="Times New Roman" w:cs="Times New Roman"/>
+          <w:sz w:val="24"/>
+          <w:szCs w:val="24"/>
+        </w:rPr>
+        <w:t xml:space="preserve"> beyond a few years.</w:t>
       </w:r>
     </w:p>
     <w:p>
       <w:pPr>
         <w:jc w:val="both"/>
         <w:rPr>
-          <w:rFonts w:ascii="Times New Roman" w:eastAsiaTheme="minorEastAsia" w:hAnsi="Times New Roman" w:cs="Times New Roman"/>
-          <w:i/>
-          <w:iCs/>
+          <w:rFonts w:ascii="Times New Roman" w:hAnsi="Times New Roman" w:cs="Times New Roman"/>
           <w:sz w:val="24"/>
           <w:szCs w:val="24"/>
         </w:rPr>
@@ -11909,22 +13012,42 @@
       <w:pPr>
         <w:jc w:val="both"/>
         <w:rPr>
-          <w:rFonts w:ascii="Times New Roman" w:eastAsiaTheme="minorEastAsia" w:hAnsi="Times New Roman" w:cs="Times New Roman"/>
-          <w:i/>
-          <w:iCs/>
+          <w:rFonts w:ascii="Times New Roman" w:hAnsi="Times New Roman" w:cs="Times New Roman"/>
+          <w:b/>
+          <w:bCs/>
           <w:sz w:val="24"/>
           <w:szCs w:val="24"/>
         </w:rPr>
       </w:pPr>
       <w:r>
         <w:rPr>
-          <w:rFonts w:ascii="Times New Roman" w:eastAsiaTheme="minorEastAsia" w:hAnsi="Times New Roman" w:cs="Times New Roman"/>
-          <w:i/>
-          <w:iCs/>
-          <w:sz w:val="24"/>
-          <w:szCs w:val="24"/>
-        </w:rPr>
-        <w:t>Seed bank winter survival</w:t>
+          <w:rFonts w:ascii="Times New Roman" w:hAnsi="Times New Roman" w:cs="Times New Roman"/>
+          <w:b/>
+          <w:bCs/>
+          <w:sz w:val="24"/>
+          <w:szCs w:val="24"/>
+        </w:rPr>
+        <w:t>Spread Model</w:t>
+      </w:r>
+      <w:r>
+        <w:rPr>
+          <w:rFonts w:ascii="Times New Roman" w:hAnsi="Times New Roman" w:cs="Times New Roman"/>
+          <w:b/>
+          <w:bCs/>
+          <w:sz w:val="24"/>
+          <w:szCs w:val="24"/>
+        </w:rPr>
+        <w:t>s</w:t>
+      </w:r>
+      <w:r>
+        <w:rPr>
+          <w:rFonts w:ascii="Times New Roman" w:hAnsi="Times New Roman" w:cs="Times New Roman"/>
+          <w:b/>
+          <w:bCs/>
+          <w:sz w:val="24"/>
+          <w:szCs w:val="24"/>
+        </w:rPr>
+        <w:t xml:space="preserve"> and Sensitivity Analyses</w:t>
       </w:r>
     </w:p>
     <w:p>
@@ -11942,49 +13065,144 @@
           <w:sz w:val="24"/>
           <w:szCs w:val="24"/>
         </w:rPr>
-        <w:t xml:space="preserve">Winter survival of seeds in the seed bank was also simulated using a Bernoulli distribution, with the probability of success sourced from </w:t>
-      </w:r>
-      <w:r>
-        <w:rPr>
-          <w:rFonts w:ascii="Times New Roman" w:eastAsiaTheme="minorEastAsia" w:hAnsi="Times New Roman" w:cs="Times New Roman"/>
-          <w:sz w:val="24"/>
-          <w:szCs w:val="24"/>
-        </w:rPr>
-        <w:t xml:space="preserve">Zhang </w:t>
-      </w:r>
-      <w:r>
-        <w:rPr>
-          <w:rFonts w:ascii="Times New Roman" w:eastAsiaTheme="minorEastAsia" w:hAnsi="Times New Roman" w:cs="Times New Roman"/>
-          <w:i/>
-          <w:iCs/>
-          <w:sz w:val="24"/>
-          <w:szCs w:val="24"/>
-        </w:rPr>
-        <w:t>et al</w:t>
-      </w:r>
-      <w:r>
-        <w:rPr>
-          <w:rFonts w:ascii="Times New Roman" w:eastAsiaTheme="minorEastAsia" w:hAnsi="Times New Roman" w:cs="Times New Roman"/>
-          <w:sz w:val="24"/>
-          <w:szCs w:val="24"/>
-        </w:rPr>
-        <w:t xml:space="preserve">. (2011) and given in </w:t>
-      </w:r>
-      <w:r>
-        <w:rPr>
-          <w:rFonts w:ascii="Times New Roman" w:hAnsi="Times New Roman" w:cs="Times New Roman"/>
-          <w:sz w:val="24"/>
-          <w:szCs w:val="24"/>
-        </w:rPr>
-        <w:t>Table S1.</w:t>
-      </w:r>
-      <w:r>
-        <w:rPr>
-          <w:rFonts w:ascii="Times New Roman" w:hAnsi="Times New Roman" w:cs="Times New Roman"/>
-          <w:sz w:val="24"/>
-          <w:szCs w:val="24"/>
-        </w:rPr>
-        <w:t xml:space="preserve"> Seeds that failed to survive were </w:t>
+        <w:lastRenderedPageBreak/>
+        <w:t>Population spread was simulated</w:t>
+      </w:r>
+      <w:r>
+        <w:rPr>
+          <w:rFonts w:ascii="Times New Roman" w:hAnsi="Times New Roman" w:cs="Times New Roman"/>
+          <w:sz w:val="24"/>
+          <w:szCs w:val="24"/>
+        </w:rPr>
+        <w:t xml:space="preserve"> in one-dimensional space</w:t>
+      </w:r>
+      <w:r>
+        <w:rPr>
+          <w:rFonts w:ascii="Times New Roman" w:hAnsi="Times New Roman" w:cs="Times New Roman"/>
+          <w:sz w:val="24"/>
+          <w:szCs w:val="24"/>
+        </w:rPr>
+        <w:t xml:space="preserve"> using an individual-based model</w:t>
+      </w:r>
+      <w:r>
+        <w:rPr>
+          <w:rFonts w:ascii="Times New Roman" w:hAnsi="Times New Roman" w:cs="Times New Roman"/>
+          <w:sz w:val="24"/>
+          <w:szCs w:val="24"/>
+        </w:rPr>
+        <w:t xml:space="preserve"> that track</w:t>
+      </w:r>
+      <w:r>
+        <w:rPr>
+          <w:rFonts w:ascii="Times New Roman" w:hAnsi="Times New Roman" w:cs="Times New Roman"/>
+          <w:sz w:val="24"/>
+          <w:szCs w:val="24"/>
+        </w:rPr>
+        <w:t>ed</w:t>
+      </w:r>
+      <w:r>
+        <w:rPr>
+          <w:rFonts w:ascii="Times New Roman" w:hAnsi="Times New Roman" w:cs="Times New Roman"/>
+          <w:sz w:val="24"/>
+          <w:szCs w:val="24"/>
+        </w:rPr>
+        <w:t xml:space="preserve"> each</w:t>
+      </w:r>
+      <w:r>
+        <w:rPr>
+          <w:rFonts w:ascii="Times New Roman" w:hAnsi="Times New Roman" w:cs="Times New Roman"/>
+          <w:sz w:val="24"/>
+          <w:szCs w:val="24"/>
+        </w:rPr>
+        <w:t xml:space="preserve"> rosette, adult, and seed</w:t>
+      </w:r>
+      <w:r>
+        <w:rPr>
+          <w:rFonts w:ascii="Times New Roman" w:hAnsi="Times New Roman" w:cs="Times New Roman"/>
+          <w:sz w:val="24"/>
+          <w:szCs w:val="24"/>
+        </w:rPr>
+        <w:t xml:space="preserve">; </w:t>
+      </w:r>
+      <w:r>
+        <w:rPr>
+          <w:rFonts w:ascii="Times New Roman" w:hAnsi="Times New Roman" w:cs="Times New Roman"/>
+          <w:sz w:val="24"/>
+          <w:szCs w:val="24"/>
+        </w:rPr>
+        <w:t>refer to</w:t>
+      </w:r>
+      <w:r>
+        <w:rPr>
+          <w:rFonts w:ascii="Times New Roman" w:hAnsi="Times New Roman" w:cs="Times New Roman"/>
+          <w:sz w:val="24"/>
+          <w:szCs w:val="24"/>
+        </w:rPr>
+        <w:t xml:space="preserve"> the main text for more details, including a graphical representation of the</w:t>
+      </w:r>
+      <w:r>
+        <w:rPr>
+          <w:rFonts w:ascii="Times New Roman" w:hAnsi="Times New Roman" w:cs="Times New Roman"/>
+          <w:sz w:val="24"/>
+          <w:szCs w:val="24"/>
+        </w:rPr>
+        <w:t xml:space="preserve"> simulation</w:t>
+      </w:r>
+      <w:r>
+        <w:rPr>
+          <w:rFonts w:ascii="Times New Roman" w:hAnsi="Times New Roman" w:cs="Times New Roman"/>
+          <w:sz w:val="24"/>
+          <w:szCs w:val="24"/>
+        </w:rPr>
+        <w:t xml:space="preserve"> algorithm (Figure 1).</w:t>
+      </w:r>
+      <w:r>
+        <w:rPr>
+          <w:rFonts w:ascii="Times New Roman" w:hAnsi="Times New Roman" w:cs="Times New Roman"/>
+          <w:sz w:val="24"/>
+          <w:szCs w:val="24"/>
+        </w:rPr>
+        <w:t xml:space="preserve"> Each simulation was initialized with a single rosette at the origin, whose size was randomly generated using Equation S1, and was</w:t>
+      </w:r>
+      <w:r>
+        <w:rPr>
+          <w:rFonts w:ascii="Times New Roman" w:hAnsi="Times New Roman" w:cs="Times New Roman"/>
+          <w:sz w:val="24"/>
+          <w:szCs w:val="24"/>
+        </w:rPr>
+        <w:t xml:space="preserve"> </w:t>
+      </w:r>
+      <w:r>
+        <w:rPr>
+          <w:rFonts w:ascii="Times New Roman" w:hAnsi="Times New Roman" w:cs="Times New Roman"/>
+          <w:sz w:val="24"/>
+          <w:szCs w:val="24"/>
+        </w:rPr>
+        <w:t>allowed to run for 1000 consecutive generations.</w:t>
+      </w:r>
+      <w:r>
+        <w:rPr>
+          <w:rFonts w:ascii="Times New Roman" w:hAnsi="Times New Roman" w:cs="Times New Roman"/>
+          <w:sz w:val="24"/>
+          <w:szCs w:val="24"/>
+        </w:rPr>
+        <w:t xml:space="preserve"> Because </w:t>
+      </w:r>
+      <w:r>
+        <w:rPr>
+          <w:rFonts w:ascii="Times New Roman" w:hAnsi="Times New Roman" w:cs="Times New Roman"/>
+          <w:sz w:val="24"/>
+          <w:szCs w:val="24"/>
+        </w:rPr>
+        <w:t xml:space="preserve">the </w:t>
+      </w:r>
+      <w:r>
+        <w:rPr>
+          <w:rFonts w:ascii="Times New Roman" w:hAnsi="Times New Roman" w:cs="Times New Roman"/>
+          <w:sz w:val="24"/>
+          <w:szCs w:val="24"/>
+        </w:rPr>
+        <w:t xml:space="preserve">simulations became computationally intensive when population sizes increased beyond several thousand individuals, individuals more than 1000 m behind the wavefront were </w:t>
       </w:r>
       <w:r>
         <w:rPr>
@@ -12000,7 +13218,71 @@
           <w:sz w:val="24"/>
           <w:szCs w:val="24"/>
         </w:rPr>
-        <w:t xml:space="preserve"> from the simulation.</w:t>
+        <w:t xml:space="preserve"> from the simulation to save computational resources</w:t>
+      </w:r>
+      <w:r>
+        <w:rPr>
+          <w:rFonts w:ascii="Times New Roman" w:hAnsi="Times New Roman" w:cs="Times New Roman"/>
+          <w:sz w:val="24"/>
+          <w:szCs w:val="24"/>
+        </w:rPr>
+        <w:t>. T</w:t>
+      </w:r>
+      <w:r>
+        <w:rPr>
+          <w:rFonts w:ascii="Times New Roman" w:hAnsi="Times New Roman" w:cs="Times New Roman"/>
+          <w:sz w:val="24"/>
+          <w:szCs w:val="24"/>
+        </w:rPr>
+        <w:t xml:space="preserve">his distance was sufficiently distant from the wavefront </w:t>
+      </w:r>
+      <w:r>
+        <w:rPr>
+          <w:rFonts w:ascii="Times New Roman" w:hAnsi="Times New Roman" w:cs="Times New Roman"/>
+          <w:sz w:val="24"/>
+          <w:szCs w:val="24"/>
+        </w:rPr>
+        <w:t>so</w:t>
+      </w:r>
+      <w:r>
+        <w:rPr>
+          <w:rFonts w:ascii="Times New Roman" w:hAnsi="Times New Roman" w:cs="Times New Roman"/>
+          <w:sz w:val="24"/>
+          <w:szCs w:val="24"/>
+        </w:rPr>
+        <w:t xml:space="preserve"> that dispersal events from </w:t>
+      </w:r>
+      <w:r>
+        <w:rPr>
+          <w:rFonts w:ascii="Times New Roman" w:hAnsi="Times New Roman" w:cs="Times New Roman"/>
+          <w:sz w:val="24"/>
+          <w:szCs w:val="24"/>
+        </w:rPr>
+        <w:t>locations</w:t>
+      </w:r>
+      <w:r>
+        <w:rPr>
+          <w:rFonts w:ascii="Times New Roman" w:hAnsi="Times New Roman" w:cs="Times New Roman"/>
+          <w:sz w:val="24"/>
+          <w:szCs w:val="24"/>
+        </w:rPr>
+        <w:t xml:space="preserve"> before this point had </w:t>
+      </w:r>
+      <w:r>
+        <w:rPr>
+          <w:rFonts w:ascii="Times New Roman" w:hAnsi="Times New Roman" w:cs="Times New Roman"/>
+          <w:sz w:val="24"/>
+          <w:szCs w:val="24"/>
+        </w:rPr>
+        <w:t>little to no</w:t>
+      </w:r>
+      <w:r>
+        <w:rPr>
+          <w:rFonts w:ascii="Times New Roman" w:hAnsi="Times New Roman" w:cs="Times New Roman"/>
+          <w:sz w:val="24"/>
+          <w:szCs w:val="24"/>
+        </w:rPr>
+        <w:t xml:space="preserve"> influence on</w:t>
       </w:r>
       <w:r>
         <w:rPr>
@@ -12016,63 +13298,275 @@
           <w:sz w:val="24"/>
           <w:szCs w:val="24"/>
         </w:rPr>
-        <w:t>While</w:t>
-      </w:r>
-      <w:r>
-        <w:rPr>
-          <w:rFonts w:ascii="Times New Roman" w:hAnsi="Times New Roman" w:cs="Times New Roman"/>
-          <w:sz w:val="24"/>
-          <w:szCs w:val="24"/>
-        </w:rPr>
-        <w:t xml:space="preserve"> the seed bank </w:t>
-      </w:r>
-      <w:r>
-        <w:rPr>
-          <w:rFonts w:ascii="Times New Roman" w:hAnsi="Times New Roman" w:cs="Times New Roman"/>
-          <w:sz w:val="24"/>
-          <w:szCs w:val="24"/>
-        </w:rPr>
-        <w:t>was</w:t>
-      </w:r>
-      <w:r>
-        <w:rPr>
-          <w:rFonts w:ascii="Times New Roman" w:hAnsi="Times New Roman" w:cs="Times New Roman"/>
-          <w:sz w:val="24"/>
-          <w:szCs w:val="24"/>
-        </w:rPr>
-        <w:t xml:space="preserve"> not reset every year and c</w:t>
-      </w:r>
-      <w:r>
-        <w:rPr>
-          <w:rFonts w:ascii="Times New Roman" w:hAnsi="Times New Roman" w:cs="Times New Roman"/>
-          <w:sz w:val="24"/>
-          <w:szCs w:val="24"/>
-        </w:rPr>
-        <w:t>ould</w:t>
-      </w:r>
-      <w:r>
-        <w:rPr>
-          <w:rFonts w:ascii="Times New Roman" w:hAnsi="Times New Roman" w:cs="Times New Roman"/>
-          <w:sz w:val="24"/>
-          <w:szCs w:val="24"/>
-        </w:rPr>
-        <w:t xml:space="preserve"> thus accumulate seeds from multiple generations, </w:t>
-      </w:r>
-      <w:r>
-        <w:rPr>
-          <w:rFonts w:ascii="Times New Roman" w:hAnsi="Times New Roman" w:cs="Times New Roman"/>
-          <w:sz w:val="24"/>
-          <w:szCs w:val="24"/>
-        </w:rPr>
-        <w:t>few seeds</w:t>
-      </w:r>
-      <w:r>
-        <w:rPr>
-          <w:rFonts w:ascii="Times New Roman" w:hAnsi="Times New Roman" w:cs="Times New Roman"/>
-          <w:sz w:val="24"/>
-          <w:szCs w:val="24"/>
-        </w:rPr>
-        <w:t xml:space="preserve"> survive</w:t>
+        <w:t xml:space="preserve">median </w:t>
+      </w:r>
+      <w:proofErr w:type="spellStart"/>
+      <w:r>
+        <w:rPr>
+          <w:rFonts w:ascii="Times New Roman" w:hAnsi="Times New Roman" w:cs="Times New Roman"/>
+          <w:sz w:val="24"/>
+          <w:szCs w:val="24"/>
+        </w:rPr>
+        <w:t>wavespeed</w:t>
+      </w:r>
+      <w:proofErr w:type="spellEnd"/>
+      <w:r>
+        <w:rPr>
+          <w:rFonts w:ascii="Times New Roman" w:hAnsi="Times New Roman" w:cs="Times New Roman"/>
+          <w:sz w:val="24"/>
+          <w:szCs w:val="24"/>
+        </w:rPr>
+        <w:t>.</w:t>
+      </w:r>
+      <w:r>
+        <w:rPr>
+          <w:rFonts w:ascii="Times New Roman" w:hAnsi="Times New Roman" w:cs="Times New Roman"/>
+          <w:sz w:val="24"/>
+          <w:szCs w:val="24"/>
+        </w:rPr>
+        <w:t xml:space="preserve"> To </w:t>
+      </w:r>
+      <w:r>
+        <w:rPr>
+          <w:rFonts w:ascii="Times New Roman" w:hAnsi="Times New Roman" w:cs="Times New Roman"/>
+          <w:sz w:val="24"/>
+          <w:szCs w:val="24"/>
+        </w:rPr>
+        <w:t>keep</w:t>
+      </w:r>
+      <w:r>
+        <w:rPr>
+          <w:rFonts w:ascii="Times New Roman" w:hAnsi="Times New Roman" w:cs="Times New Roman"/>
+          <w:sz w:val="24"/>
+          <w:szCs w:val="24"/>
+        </w:rPr>
+        <w:t xml:space="preserve"> </w:t>
+      </w:r>
+      <w:r>
+        <w:rPr>
+          <w:rFonts w:ascii="Times New Roman" w:hAnsi="Times New Roman" w:cs="Times New Roman"/>
+          <w:sz w:val="24"/>
+          <w:szCs w:val="24"/>
+        </w:rPr>
+        <w:t>the population from</w:t>
+      </w:r>
+      <w:r>
+        <w:rPr>
+          <w:rFonts w:ascii="Times New Roman" w:hAnsi="Times New Roman" w:cs="Times New Roman"/>
+          <w:sz w:val="24"/>
+          <w:szCs w:val="24"/>
+        </w:rPr>
+        <w:t xml:space="preserve"> becoming infinitely dense, </w:t>
+      </w:r>
+      <w:r>
+        <w:rPr>
+          <w:rFonts w:ascii="Times New Roman" w:hAnsi="Times New Roman" w:cs="Times New Roman"/>
+          <w:sz w:val="24"/>
+          <w:szCs w:val="24"/>
+        </w:rPr>
+        <w:t xml:space="preserve">thistle </w:t>
+      </w:r>
+      <w:r>
+        <w:rPr>
+          <w:rFonts w:ascii="Times New Roman" w:hAnsi="Times New Roman" w:cs="Times New Roman"/>
+          <w:sz w:val="24"/>
+          <w:szCs w:val="24"/>
+        </w:rPr>
+        <w:t>density was capped at ten individuals per meter</w:t>
+      </w:r>
+      <w:r>
+        <w:rPr>
+          <w:rFonts w:ascii="Times New Roman" w:hAnsi="Times New Roman" w:cs="Times New Roman"/>
+          <w:sz w:val="24"/>
+          <w:szCs w:val="24"/>
+        </w:rPr>
+        <w:t xml:space="preserve">, though higher densities have </w:t>
+      </w:r>
+      <w:r>
+        <w:rPr>
+          <w:rFonts w:ascii="Times New Roman" w:hAnsi="Times New Roman" w:cs="Times New Roman"/>
+          <w:sz w:val="24"/>
+          <w:szCs w:val="24"/>
+        </w:rPr>
+        <w:t>previously been observed</w:t>
+      </w:r>
+      <w:r>
+        <w:rPr>
+          <w:rFonts w:ascii="Times New Roman" w:hAnsi="Times New Roman" w:cs="Times New Roman"/>
+          <w:sz w:val="24"/>
+          <w:szCs w:val="24"/>
+        </w:rPr>
+        <w:t xml:space="preserve"> (Rauschert and Shea 2012</w:t>
+      </w:r>
+      <w:r>
+        <w:rPr>
+          <w:rFonts w:ascii="Times New Roman" w:hAnsi="Times New Roman" w:cs="Times New Roman"/>
+          <w:sz w:val="24"/>
+          <w:szCs w:val="24"/>
+        </w:rPr>
+        <w:t>; note that densities here are reported in square meters rather than meters</w:t>
+      </w:r>
+      <w:r>
+        <w:rPr>
+          <w:rFonts w:ascii="Times New Roman" w:hAnsi="Times New Roman" w:cs="Times New Roman"/>
+          <w:sz w:val="24"/>
+          <w:szCs w:val="24"/>
+        </w:rPr>
+        <w:t>)</w:t>
+      </w:r>
+      <w:r>
+        <w:rPr>
+          <w:rFonts w:ascii="Times New Roman" w:hAnsi="Times New Roman" w:cs="Times New Roman"/>
+          <w:sz w:val="24"/>
+          <w:szCs w:val="24"/>
+        </w:rPr>
+        <w:t xml:space="preserve">; because the true maximum </w:t>
+      </w:r>
+      <w:r>
+        <w:rPr>
+          <w:rFonts w:ascii="Times New Roman" w:hAnsi="Times New Roman" w:cs="Times New Roman"/>
+          <w:sz w:val="24"/>
+          <w:szCs w:val="24"/>
+        </w:rPr>
+        <w:t xml:space="preserve">thistle </w:t>
+      </w:r>
+      <w:r>
+        <w:rPr>
+          <w:rFonts w:ascii="Times New Roman" w:hAnsi="Times New Roman" w:cs="Times New Roman"/>
+          <w:sz w:val="24"/>
+          <w:szCs w:val="24"/>
+        </w:rPr>
+        <w:t xml:space="preserve">density is unknown, we include density in our sensitivity analyses to better understand </w:t>
+      </w:r>
+      <w:r>
+        <w:rPr>
+          <w:rFonts w:ascii="Times New Roman" w:hAnsi="Times New Roman" w:cs="Times New Roman"/>
+          <w:sz w:val="24"/>
+          <w:szCs w:val="24"/>
+        </w:rPr>
+        <w:t xml:space="preserve">its impacts on </w:t>
+      </w:r>
+      <w:proofErr w:type="spellStart"/>
+      <w:r>
+        <w:rPr>
+          <w:rFonts w:ascii="Times New Roman" w:hAnsi="Times New Roman" w:cs="Times New Roman"/>
+          <w:sz w:val="24"/>
+          <w:szCs w:val="24"/>
+        </w:rPr>
+        <w:t>wavespeed</w:t>
+      </w:r>
+      <w:proofErr w:type="spellEnd"/>
+      <w:r>
+        <w:rPr>
+          <w:rFonts w:ascii="Times New Roman" w:hAnsi="Times New Roman" w:cs="Times New Roman"/>
+          <w:sz w:val="24"/>
+          <w:szCs w:val="24"/>
+        </w:rPr>
+        <w:t>.</w:t>
+      </w:r>
+      <w:r>
+        <w:rPr>
+          <w:rFonts w:ascii="Times New Roman" w:hAnsi="Times New Roman" w:cs="Times New Roman"/>
+          <w:sz w:val="24"/>
+          <w:szCs w:val="24"/>
+        </w:rPr>
+        <w:t xml:space="preserve"> This density limit was only applicable for rosettes and adults, </w:t>
+      </w:r>
+      <w:r>
+        <w:rPr>
+          <w:rFonts w:ascii="Times New Roman" w:hAnsi="Times New Roman" w:cs="Times New Roman"/>
+          <w:sz w:val="24"/>
+          <w:szCs w:val="24"/>
+        </w:rPr>
+        <w:t>and</w:t>
+      </w:r>
+      <w:r>
+        <w:rPr>
+          <w:rFonts w:ascii="Times New Roman" w:hAnsi="Times New Roman" w:cs="Times New Roman"/>
+          <w:sz w:val="24"/>
+          <w:szCs w:val="24"/>
+        </w:rPr>
+        <w:t xml:space="preserve"> </w:t>
+      </w:r>
+      <w:r>
+        <w:rPr>
+          <w:rFonts w:ascii="Times New Roman" w:hAnsi="Times New Roman" w:cs="Times New Roman"/>
+          <w:sz w:val="24"/>
+          <w:szCs w:val="24"/>
+        </w:rPr>
+        <w:t xml:space="preserve">thus </w:t>
+      </w:r>
+      <w:r>
+        <w:rPr>
+          <w:rFonts w:ascii="Times New Roman" w:hAnsi="Times New Roman" w:cs="Times New Roman"/>
+          <w:sz w:val="24"/>
+          <w:szCs w:val="24"/>
+        </w:rPr>
+        <w:t>exclud</w:t>
+      </w:r>
+      <w:r>
+        <w:rPr>
+          <w:rFonts w:ascii="Times New Roman" w:hAnsi="Times New Roman" w:cs="Times New Roman"/>
+          <w:sz w:val="24"/>
+          <w:szCs w:val="24"/>
+        </w:rPr>
+        <w:t>ed</w:t>
+      </w:r>
+      <w:r>
+        <w:rPr>
+          <w:rFonts w:ascii="Times New Roman" w:hAnsi="Times New Roman" w:cs="Times New Roman"/>
+          <w:sz w:val="24"/>
+          <w:szCs w:val="24"/>
+        </w:rPr>
+        <w:t xml:space="preserve"> seeds</w:t>
+      </w:r>
+      <w:r>
+        <w:rPr>
+          <w:rFonts w:ascii="Times New Roman" w:hAnsi="Times New Roman" w:cs="Times New Roman"/>
+          <w:sz w:val="24"/>
+          <w:szCs w:val="24"/>
+        </w:rPr>
+        <w:t xml:space="preserve"> (including those in the seed bank)</w:t>
+      </w:r>
+      <w:r>
+        <w:rPr>
+          <w:rFonts w:ascii="Times New Roman" w:hAnsi="Times New Roman" w:cs="Times New Roman"/>
+          <w:sz w:val="24"/>
+          <w:szCs w:val="24"/>
+        </w:rPr>
+        <w:t>. When the maximum density within a</w:t>
+      </w:r>
+      <w:r>
+        <w:rPr>
+          <w:rFonts w:ascii="Times New Roman" w:hAnsi="Times New Roman" w:cs="Times New Roman"/>
+          <w:sz w:val="24"/>
+          <w:szCs w:val="24"/>
+        </w:rPr>
+        <w:t xml:space="preserve"> 1-m</w:t>
+      </w:r>
+      <w:r>
+        <w:rPr>
+          <w:rFonts w:ascii="Times New Roman" w:hAnsi="Times New Roman" w:cs="Times New Roman"/>
+          <w:sz w:val="24"/>
+          <w:szCs w:val="24"/>
+        </w:rPr>
+        <w:t xml:space="preserve"> window was reached, rosettes and adults within that window were evenly spread out to achieve a more reasonable approximation of spacing</w:t>
+      </w:r>
+      <w:r>
+        <w:rPr>
+          <w:rFonts w:ascii="Times New Roman" w:hAnsi="Times New Roman" w:cs="Times New Roman"/>
+          <w:sz w:val="24"/>
+          <w:szCs w:val="24"/>
+        </w:rPr>
+        <w:t xml:space="preserve"> patterns</w:t>
+      </w:r>
+      <w:r>
+        <w:rPr>
+          <w:rFonts w:ascii="Times New Roman" w:hAnsi="Times New Roman" w:cs="Times New Roman"/>
+          <w:sz w:val="24"/>
+          <w:szCs w:val="24"/>
+        </w:rPr>
+        <w:t xml:space="preserve"> in core areas; such adjustment ha</w:t>
       </w:r>
       <w:r>
         <w:rPr>
@@ -12088,7 +13582,89 @@
           <w:sz w:val="24"/>
           <w:szCs w:val="24"/>
         </w:rPr>
-        <w:t xml:space="preserve"> beyond a few years.</w:t>
+        <w:t xml:space="preserve"> little to no influence on </w:t>
+      </w:r>
+      <w:proofErr w:type="spellStart"/>
+      <w:r>
+        <w:rPr>
+          <w:rFonts w:ascii="Times New Roman" w:hAnsi="Times New Roman" w:cs="Times New Roman"/>
+          <w:sz w:val="24"/>
+          <w:szCs w:val="24"/>
+        </w:rPr>
+        <w:t>wavespeed</w:t>
+      </w:r>
+      <w:proofErr w:type="spellEnd"/>
+      <w:r>
+        <w:rPr>
+          <w:rFonts w:ascii="Times New Roman" w:hAnsi="Times New Roman" w:cs="Times New Roman"/>
+          <w:sz w:val="24"/>
+          <w:szCs w:val="24"/>
+        </w:rPr>
+        <w:t xml:space="preserve"> since </w:t>
+      </w:r>
+      <w:r>
+        <w:rPr>
+          <w:rFonts w:ascii="Times New Roman" w:hAnsi="Times New Roman" w:cs="Times New Roman"/>
+          <w:sz w:val="24"/>
+          <w:szCs w:val="24"/>
+        </w:rPr>
+        <w:t>changes in spacing</w:t>
+      </w:r>
+      <w:r>
+        <w:rPr>
+          <w:rFonts w:ascii="Times New Roman" w:hAnsi="Times New Roman" w:cs="Times New Roman"/>
+          <w:sz w:val="24"/>
+          <w:szCs w:val="24"/>
+        </w:rPr>
+        <w:t xml:space="preserve"> were</w:t>
+      </w:r>
+      <w:r>
+        <w:rPr>
+          <w:rFonts w:ascii="Times New Roman" w:hAnsi="Times New Roman" w:cs="Times New Roman"/>
+          <w:sz w:val="24"/>
+          <w:szCs w:val="24"/>
+        </w:rPr>
+        <w:t xml:space="preserve"> typically </w:t>
+      </w:r>
+      <w:r>
+        <w:rPr>
+          <w:rFonts w:ascii="Times New Roman" w:hAnsi="Times New Roman" w:cs="Times New Roman"/>
+          <w:sz w:val="24"/>
+          <w:szCs w:val="24"/>
+        </w:rPr>
+        <w:t xml:space="preserve">less than </w:t>
+      </w:r>
+      <w:r>
+        <w:rPr>
+          <w:rFonts w:ascii="Times New Roman" w:hAnsi="Times New Roman" w:cs="Times New Roman"/>
+          <w:sz w:val="24"/>
+          <w:szCs w:val="24"/>
+        </w:rPr>
+        <w:t>50 cm</w:t>
+      </w:r>
+      <w:r>
+        <w:rPr>
+          <w:rFonts w:ascii="Times New Roman" w:hAnsi="Times New Roman" w:cs="Times New Roman"/>
+          <w:sz w:val="24"/>
+          <w:szCs w:val="24"/>
+        </w:rPr>
+        <w:t xml:space="preserve"> and most maximum density areas </w:t>
+      </w:r>
+      <w:r>
+        <w:rPr>
+          <w:rFonts w:ascii="Times New Roman" w:hAnsi="Times New Roman" w:cs="Times New Roman"/>
+          <w:sz w:val="24"/>
+          <w:szCs w:val="24"/>
+        </w:rPr>
+        <w:t>were</w:t>
+      </w:r>
+      <w:r>
+        <w:rPr>
+          <w:rFonts w:ascii="Times New Roman" w:hAnsi="Times New Roman" w:cs="Times New Roman"/>
+          <w:sz w:val="24"/>
+          <w:szCs w:val="24"/>
+        </w:rPr>
+        <w:t xml:space="preserve"> sufficiently distant from the wavefront.</w:t>
       </w:r>
     </w:p>
     <w:p>
@@ -12100,297 +13676,23 @@
           <w:szCs w:val="24"/>
         </w:rPr>
       </w:pPr>
-    </w:p>
-    <w:p>
-      <w:pPr>
-        <w:jc w:val="both"/>
-        <w:rPr>
-          <w:rFonts w:ascii="Times New Roman" w:hAnsi="Times New Roman" w:cs="Times New Roman"/>
-          <w:b/>
-          <w:bCs/>
-          <w:sz w:val="24"/>
-          <w:szCs w:val="24"/>
-        </w:rPr>
-      </w:pPr>
-      <w:r>
-        <w:rPr>
-          <w:rFonts w:ascii="Times New Roman" w:hAnsi="Times New Roman" w:cs="Times New Roman"/>
-          <w:b/>
-          <w:bCs/>
-          <w:sz w:val="24"/>
-          <w:szCs w:val="24"/>
-        </w:rPr>
-        <w:t>Spread Model</w:t>
-      </w:r>
-      <w:r>
-        <w:rPr>
-          <w:rFonts w:ascii="Times New Roman" w:hAnsi="Times New Roman" w:cs="Times New Roman"/>
-          <w:b/>
-          <w:bCs/>
-          <w:sz w:val="24"/>
-          <w:szCs w:val="24"/>
-        </w:rPr>
-        <w:t>s</w:t>
-      </w:r>
-      <w:r>
-        <w:rPr>
-          <w:rFonts w:ascii="Times New Roman" w:hAnsi="Times New Roman" w:cs="Times New Roman"/>
-          <w:b/>
-          <w:bCs/>
-          <w:sz w:val="24"/>
-          <w:szCs w:val="24"/>
-        </w:rPr>
-        <w:t xml:space="preserve"> and Sensitivity Analyses</w:t>
-      </w:r>
-    </w:p>
-    <w:p>
-      <w:pPr>
-        <w:jc w:val="both"/>
-        <w:rPr>
-          <w:rFonts w:ascii="Times New Roman" w:hAnsi="Times New Roman" w:cs="Times New Roman"/>
-          <w:sz w:val="24"/>
-          <w:szCs w:val="24"/>
-        </w:rPr>
-      </w:pPr>
-      <w:r>
-        <w:rPr>
-          <w:rFonts w:ascii="Times New Roman" w:hAnsi="Times New Roman" w:cs="Times New Roman"/>
-          <w:sz w:val="24"/>
-          <w:szCs w:val="24"/>
-        </w:rPr>
-        <w:t>Population spread was simulated</w:t>
-      </w:r>
-      <w:r>
-        <w:rPr>
-          <w:rFonts w:ascii="Times New Roman" w:hAnsi="Times New Roman" w:cs="Times New Roman"/>
-          <w:sz w:val="24"/>
-          <w:szCs w:val="24"/>
-        </w:rPr>
-        <w:t xml:space="preserve"> in one-dimensional space</w:t>
-      </w:r>
-      <w:r>
-        <w:rPr>
-          <w:rFonts w:ascii="Times New Roman" w:hAnsi="Times New Roman" w:cs="Times New Roman"/>
-          <w:sz w:val="24"/>
-          <w:szCs w:val="24"/>
-        </w:rPr>
-        <w:t xml:space="preserve"> using an individual-based model</w:t>
-      </w:r>
-      <w:r>
-        <w:rPr>
-          <w:rFonts w:ascii="Times New Roman" w:hAnsi="Times New Roman" w:cs="Times New Roman"/>
-          <w:sz w:val="24"/>
-          <w:szCs w:val="24"/>
-        </w:rPr>
-        <w:t xml:space="preserve"> that track</w:t>
-      </w:r>
-      <w:r>
-        <w:rPr>
-          <w:rFonts w:ascii="Times New Roman" w:hAnsi="Times New Roman" w:cs="Times New Roman"/>
-          <w:sz w:val="24"/>
-          <w:szCs w:val="24"/>
-        </w:rPr>
-        <w:t>ed</w:t>
-      </w:r>
-      <w:r>
-        <w:rPr>
-          <w:rFonts w:ascii="Times New Roman" w:hAnsi="Times New Roman" w:cs="Times New Roman"/>
-          <w:sz w:val="24"/>
-          <w:szCs w:val="24"/>
-        </w:rPr>
-        <w:t xml:space="preserve"> each</w:t>
-      </w:r>
-      <w:r>
-        <w:rPr>
-          <w:rFonts w:ascii="Times New Roman" w:hAnsi="Times New Roman" w:cs="Times New Roman"/>
-          <w:sz w:val="24"/>
-          <w:szCs w:val="24"/>
-        </w:rPr>
-        <w:t xml:space="preserve"> rosette, adult, and seed</w:t>
-      </w:r>
-      <w:r>
-        <w:rPr>
-          <w:rFonts w:ascii="Times New Roman" w:hAnsi="Times New Roman" w:cs="Times New Roman"/>
-          <w:sz w:val="24"/>
-          <w:szCs w:val="24"/>
-        </w:rPr>
-        <w:t xml:space="preserve">; </w:t>
-      </w:r>
-      <w:r>
-        <w:rPr>
-          <w:rFonts w:ascii="Times New Roman" w:hAnsi="Times New Roman" w:cs="Times New Roman"/>
-          <w:sz w:val="24"/>
-          <w:szCs w:val="24"/>
-        </w:rPr>
-        <w:t>refer to</w:t>
-      </w:r>
-      <w:r>
-        <w:rPr>
-          <w:rFonts w:ascii="Times New Roman" w:hAnsi="Times New Roman" w:cs="Times New Roman"/>
-          <w:sz w:val="24"/>
-          <w:szCs w:val="24"/>
-        </w:rPr>
-        <w:t xml:space="preserve"> the main text for more details, including a graphical representation of the</w:t>
-      </w:r>
-      <w:r>
-        <w:rPr>
-          <w:rFonts w:ascii="Times New Roman" w:hAnsi="Times New Roman" w:cs="Times New Roman"/>
-          <w:sz w:val="24"/>
-          <w:szCs w:val="24"/>
-        </w:rPr>
-        <w:t xml:space="preserve"> simulation</w:t>
-      </w:r>
-      <w:r>
-        <w:rPr>
-          <w:rFonts w:ascii="Times New Roman" w:hAnsi="Times New Roman" w:cs="Times New Roman"/>
-          <w:sz w:val="24"/>
-          <w:szCs w:val="24"/>
-        </w:rPr>
-        <w:t xml:space="preserve"> algorithm (Figure 1).</w:t>
-      </w:r>
-      <w:r>
-        <w:rPr>
-          <w:rFonts w:ascii="Times New Roman" w:hAnsi="Times New Roman" w:cs="Times New Roman"/>
-          <w:sz w:val="24"/>
-          <w:szCs w:val="24"/>
-        </w:rPr>
-        <w:t xml:space="preserve"> Each simulation was initialized with a single rosette at the origin, whose size was randomly generated using Equation S1, and was</w:t>
-      </w:r>
-      <w:r>
-        <w:rPr>
-          <w:rFonts w:ascii="Times New Roman" w:hAnsi="Times New Roman" w:cs="Times New Roman"/>
-          <w:sz w:val="24"/>
-          <w:szCs w:val="24"/>
-        </w:rPr>
-        <w:t xml:space="preserve"> </w:t>
-      </w:r>
-      <w:r>
-        <w:rPr>
-          <w:rFonts w:ascii="Times New Roman" w:hAnsi="Times New Roman" w:cs="Times New Roman"/>
-          <w:sz w:val="24"/>
-          <w:szCs w:val="24"/>
-        </w:rPr>
-        <w:t>allowed to run for 1000 consecutive generations.</w:t>
-      </w:r>
-      <w:r>
-        <w:rPr>
-          <w:rFonts w:ascii="Times New Roman" w:hAnsi="Times New Roman" w:cs="Times New Roman"/>
-          <w:sz w:val="24"/>
-          <w:szCs w:val="24"/>
-        </w:rPr>
-        <w:t xml:space="preserve"> Because </w:t>
-      </w:r>
-      <w:r>
-        <w:rPr>
-          <w:rFonts w:ascii="Times New Roman" w:hAnsi="Times New Roman" w:cs="Times New Roman"/>
-          <w:sz w:val="24"/>
-          <w:szCs w:val="24"/>
-        </w:rPr>
-        <w:t xml:space="preserve">the </w:t>
-      </w:r>
-      <w:r>
-        <w:rPr>
-          <w:rFonts w:ascii="Times New Roman" w:hAnsi="Times New Roman" w:cs="Times New Roman"/>
-          <w:sz w:val="24"/>
-          <w:szCs w:val="24"/>
-        </w:rPr>
-        <w:t xml:space="preserve">simulations became computationally intensive when population sizes increased beyond several thousand individuals, individuals more than 1000 m behind the wavefront were </w:t>
-      </w:r>
-      <w:r>
-        <w:rPr>
-          <w:rFonts w:ascii="Times New Roman" w:hAnsi="Times New Roman" w:cs="Times New Roman"/>
-          <w:sz w:val="24"/>
-          <w:szCs w:val="24"/>
-        </w:rPr>
-        <w:t>eliminated</w:t>
-      </w:r>
-      <w:r>
-        <w:rPr>
-          <w:rFonts w:ascii="Times New Roman" w:hAnsi="Times New Roman" w:cs="Times New Roman"/>
-          <w:sz w:val="24"/>
-          <w:szCs w:val="24"/>
-        </w:rPr>
-        <w:t xml:space="preserve"> from the simulation to save computational resources</w:t>
-      </w:r>
-      <w:r>
-        <w:rPr>
-          <w:rFonts w:ascii="Times New Roman" w:hAnsi="Times New Roman" w:cs="Times New Roman"/>
-          <w:sz w:val="24"/>
-          <w:szCs w:val="24"/>
-        </w:rPr>
-        <w:t>. T</w:t>
-      </w:r>
-      <w:r>
-        <w:rPr>
-          <w:rFonts w:ascii="Times New Roman" w:hAnsi="Times New Roman" w:cs="Times New Roman"/>
-          <w:sz w:val="24"/>
-          <w:szCs w:val="24"/>
-        </w:rPr>
-        <w:t xml:space="preserve">his distance was sufficiently distant from the wavefront </w:t>
-      </w:r>
-      <w:r>
-        <w:rPr>
-          <w:rFonts w:ascii="Times New Roman" w:hAnsi="Times New Roman" w:cs="Times New Roman"/>
-          <w:sz w:val="24"/>
-          <w:szCs w:val="24"/>
-        </w:rPr>
-        <w:t>so</w:t>
-      </w:r>
-      <w:r>
-        <w:rPr>
-          <w:rFonts w:ascii="Times New Roman" w:hAnsi="Times New Roman" w:cs="Times New Roman"/>
-          <w:sz w:val="24"/>
-          <w:szCs w:val="24"/>
-        </w:rPr>
-        <w:t xml:space="preserve"> that dispersal events from </w:t>
-      </w:r>
-      <w:r>
-        <w:rPr>
-          <w:rFonts w:ascii="Times New Roman" w:hAnsi="Times New Roman" w:cs="Times New Roman"/>
-          <w:sz w:val="24"/>
-          <w:szCs w:val="24"/>
-        </w:rPr>
-        <w:t>locations</w:t>
-      </w:r>
-      <w:r>
-        <w:rPr>
-          <w:rFonts w:ascii="Times New Roman" w:hAnsi="Times New Roman" w:cs="Times New Roman"/>
-          <w:sz w:val="24"/>
-          <w:szCs w:val="24"/>
-        </w:rPr>
-        <w:t xml:space="preserve"> before this point had </w:t>
-      </w:r>
-      <w:r>
-        <w:rPr>
-          <w:rFonts w:ascii="Times New Roman" w:hAnsi="Times New Roman" w:cs="Times New Roman"/>
-          <w:sz w:val="24"/>
-          <w:szCs w:val="24"/>
-        </w:rPr>
-        <w:t>little to no</w:t>
-      </w:r>
-      <w:r>
-        <w:rPr>
-          <w:rFonts w:ascii="Times New Roman" w:hAnsi="Times New Roman" w:cs="Times New Roman"/>
-          <w:sz w:val="24"/>
-          <w:szCs w:val="24"/>
-        </w:rPr>
-        <w:t xml:space="preserve"> influence on</w:t>
-      </w:r>
-      <w:r>
-        <w:rPr>
-          <w:rFonts w:ascii="Times New Roman" w:hAnsi="Times New Roman" w:cs="Times New Roman"/>
-          <w:sz w:val="24"/>
-          <w:szCs w:val="24"/>
-        </w:rPr>
-        <w:t xml:space="preserve"> </w:t>
-      </w:r>
-      <w:r>
-        <w:rPr>
-          <w:rFonts w:ascii="Times New Roman" w:hAnsi="Times New Roman" w:cs="Times New Roman"/>
-          <w:sz w:val="24"/>
-          <w:szCs w:val="24"/>
-        </w:rPr>
-        <w:t xml:space="preserve">median </w:t>
+      <w:r>
+        <w:rPr>
+          <w:rFonts w:ascii="Times New Roman" w:hAnsi="Times New Roman" w:cs="Times New Roman"/>
+          <w:sz w:val="24"/>
+          <w:szCs w:val="24"/>
+          <w:highlight w:val="yellow"/>
+        </w:rPr>
+        <w:t>For all 30 parameters in Table S1, sensitivity analyses were conducted by assuming a 20% decrease in parameter value</w:t>
+      </w:r>
+      <w:r>
+        <w:rPr>
+          <w:rFonts w:ascii="Times New Roman" w:hAnsi="Times New Roman" w:cs="Times New Roman"/>
+          <w:sz w:val="24"/>
+          <w:szCs w:val="24"/>
+          <w:highlight w:val="yellow"/>
+        </w:rPr>
+        <w:t xml:space="preserve">, calculating elasticities using Equation 3, and then then rescaling by dividing by the sum of their absolute values as done by </w:t>
       </w:r>
       <w:proofErr w:type="spellStart"/>
       <w:r>
@@ -12398,8 +13700,9 @@
           <w:rFonts w:ascii="Times New Roman" w:hAnsi="Times New Roman" w:cs="Times New Roman"/>
           <w:sz w:val="24"/>
           <w:szCs w:val="24"/>
-        </w:rPr>
-        <w:t>wavespeed</w:t>
+          <w:highlight w:val="yellow"/>
+        </w:rPr>
+        <w:t>Jongejans</w:t>
       </w:r>
       <w:proofErr w:type="spellEnd"/>
       <w:r>
@@ -12407,439 +13710,7 @@
           <w:rFonts w:ascii="Times New Roman" w:hAnsi="Times New Roman" w:cs="Times New Roman"/>
           <w:sz w:val="24"/>
           <w:szCs w:val="24"/>
-        </w:rPr>
-        <w:t>.</w:t>
-      </w:r>
-      <w:r>
-        <w:rPr>
-          <w:rFonts w:ascii="Times New Roman" w:hAnsi="Times New Roman" w:cs="Times New Roman"/>
-          <w:sz w:val="24"/>
-          <w:szCs w:val="24"/>
-        </w:rPr>
-        <w:t xml:space="preserve"> To </w:t>
-      </w:r>
-      <w:r>
-        <w:rPr>
-          <w:rFonts w:ascii="Times New Roman" w:hAnsi="Times New Roman" w:cs="Times New Roman"/>
-          <w:sz w:val="24"/>
-          <w:szCs w:val="24"/>
-        </w:rPr>
-        <w:t>keep</w:t>
-      </w:r>
-      <w:r>
-        <w:rPr>
-          <w:rFonts w:ascii="Times New Roman" w:hAnsi="Times New Roman" w:cs="Times New Roman"/>
-          <w:sz w:val="24"/>
-          <w:szCs w:val="24"/>
-        </w:rPr>
-        <w:t xml:space="preserve"> </w:t>
-      </w:r>
-      <w:r>
-        <w:rPr>
-          <w:rFonts w:ascii="Times New Roman" w:hAnsi="Times New Roman" w:cs="Times New Roman"/>
-          <w:sz w:val="24"/>
-          <w:szCs w:val="24"/>
-        </w:rPr>
-        <w:t>the population from</w:t>
-      </w:r>
-      <w:r>
-        <w:rPr>
-          <w:rFonts w:ascii="Times New Roman" w:hAnsi="Times New Roman" w:cs="Times New Roman"/>
-          <w:sz w:val="24"/>
-          <w:szCs w:val="24"/>
-        </w:rPr>
-        <w:t xml:space="preserve"> becoming infinitely dense, </w:t>
-      </w:r>
-      <w:r>
-        <w:rPr>
-          <w:rFonts w:ascii="Times New Roman" w:hAnsi="Times New Roman" w:cs="Times New Roman"/>
-          <w:sz w:val="24"/>
-          <w:szCs w:val="24"/>
-        </w:rPr>
-        <w:t xml:space="preserve">thistle </w:t>
-      </w:r>
-      <w:r>
-        <w:rPr>
-          <w:rFonts w:ascii="Times New Roman" w:hAnsi="Times New Roman" w:cs="Times New Roman"/>
-          <w:sz w:val="24"/>
-          <w:szCs w:val="24"/>
-        </w:rPr>
-        <w:t>density was capped at ten individuals per meter</w:t>
-      </w:r>
-      <w:r>
-        <w:rPr>
-          <w:rFonts w:ascii="Times New Roman" w:hAnsi="Times New Roman" w:cs="Times New Roman"/>
-          <w:sz w:val="24"/>
-          <w:szCs w:val="24"/>
-        </w:rPr>
-        <w:t xml:space="preserve">, though higher densities have </w:t>
-      </w:r>
-      <w:r>
-        <w:rPr>
-          <w:rFonts w:ascii="Times New Roman" w:hAnsi="Times New Roman" w:cs="Times New Roman"/>
-          <w:sz w:val="24"/>
-          <w:szCs w:val="24"/>
-        </w:rPr>
-        <w:t>previously been observed</w:t>
-      </w:r>
-      <w:r>
-        <w:rPr>
-          <w:rFonts w:ascii="Times New Roman" w:hAnsi="Times New Roman" w:cs="Times New Roman"/>
-          <w:sz w:val="24"/>
-          <w:szCs w:val="24"/>
-        </w:rPr>
-        <w:t xml:space="preserve"> (Rauschert and Shea 2012</w:t>
-      </w:r>
-      <w:r>
-        <w:rPr>
-          <w:rFonts w:ascii="Times New Roman" w:hAnsi="Times New Roman" w:cs="Times New Roman"/>
-          <w:sz w:val="24"/>
-          <w:szCs w:val="24"/>
-        </w:rPr>
-        <w:t>; note that densities here are reported in square meters rather than meters</w:t>
-      </w:r>
-      <w:r>
-        <w:rPr>
-          <w:rFonts w:ascii="Times New Roman" w:hAnsi="Times New Roman" w:cs="Times New Roman"/>
-          <w:sz w:val="24"/>
-          <w:szCs w:val="24"/>
-        </w:rPr>
-        <w:t>)</w:t>
-      </w:r>
-      <w:r>
-        <w:rPr>
-          <w:rFonts w:ascii="Times New Roman" w:hAnsi="Times New Roman" w:cs="Times New Roman"/>
-          <w:sz w:val="24"/>
-          <w:szCs w:val="24"/>
-        </w:rPr>
-        <w:t xml:space="preserve">; because the true maximum </w:t>
-      </w:r>
-      <w:r>
-        <w:rPr>
-          <w:rFonts w:ascii="Times New Roman" w:hAnsi="Times New Roman" w:cs="Times New Roman"/>
-          <w:sz w:val="24"/>
-          <w:szCs w:val="24"/>
-        </w:rPr>
-        <w:t xml:space="preserve">thistle </w:t>
-      </w:r>
-      <w:r>
-        <w:rPr>
-          <w:rFonts w:ascii="Times New Roman" w:hAnsi="Times New Roman" w:cs="Times New Roman"/>
-          <w:sz w:val="24"/>
-          <w:szCs w:val="24"/>
-        </w:rPr>
-        <w:t xml:space="preserve">density is unknown, we include density in our sensitivity analyses to better understand </w:t>
-      </w:r>
-      <w:r>
-        <w:rPr>
-          <w:rFonts w:ascii="Times New Roman" w:hAnsi="Times New Roman" w:cs="Times New Roman"/>
-          <w:sz w:val="24"/>
-          <w:szCs w:val="24"/>
-        </w:rPr>
-        <w:t xml:space="preserve">its impacts on </w:t>
-      </w:r>
-      <w:proofErr w:type="spellStart"/>
-      <w:r>
-        <w:rPr>
-          <w:rFonts w:ascii="Times New Roman" w:hAnsi="Times New Roman" w:cs="Times New Roman"/>
-          <w:sz w:val="24"/>
-          <w:szCs w:val="24"/>
-        </w:rPr>
-        <w:t>wavespeed</w:t>
-      </w:r>
-      <w:proofErr w:type="spellEnd"/>
-      <w:r>
-        <w:rPr>
-          <w:rFonts w:ascii="Times New Roman" w:hAnsi="Times New Roman" w:cs="Times New Roman"/>
-          <w:sz w:val="24"/>
-          <w:szCs w:val="24"/>
-        </w:rPr>
-        <w:t>.</w:t>
-      </w:r>
-      <w:r>
-        <w:rPr>
-          <w:rFonts w:ascii="Times New Roman" w:hAnsi="Times New Roman" w:cs="Times New Roman"/>
-          <w:sz w:val="24"/>
-          <w:szCs w:val="24"/>
-        </w:rPr>
-        <w:t xml:space="preserve"> This density limit was only applicable for rosettes and adults, </w:t>
-      </w:r>
-      <w:r>
-        <w:rPr>
-          <w:rFonts w:ascii="Times New Roman" w:hAnsi="Times New Roman" w:cs="Times New Roman"/>
-          <w:sz w:val="24"/>
-          <w:szCs w:val="24"/>
-        </w:rPr>
-        <w:t>and</w:t>
-      </w:r>
-      <w:r>
-        <w:rPr>
-          <w:rFonts w:ascii="Times New Roman" w:hAnsi="Times New Roman" w:cs="Times New Roman"/>
-          <w:sz w:val="24"/>
-          <w:szCs w:val="24"/>
-        </w:rPr>
-        <w:t xml:space="preserve"> </w:t>
-      </w:r>
-      <w:r>
-        <w:rPr>
-          <w:rFonts w:ascii="Times New Roman" w:hAnsi="Times New Roman" w:cs="Times New Roman"/>
-          <w:sz w:val="24"/>
-          <w:szCs w:val="24"/>
-        </w:rPr>
-        <w:t xml:space="preserve">thus </w:t>
-      </w:r>
-      <w:r>
-        <w:rPr>
-          <w:rFonts w:ascii="Times New Roman" w:hAnsi="Times New Roman" w:cs="Times New Roman"/>
-          <w:sz w:val="24"/>
-          <w:szCs w:val="24"/>
-        </w:rPr>
-        <w:t>exclud</w:t>
-      </w:r>
-      <w:r>
-        <w:rPr>
-          <w:rFonts w:ascii="Times New Roman" w:hAnsi="Times New Roman" w:cs="Times New Roman"/>
-          <w:sz w:val="24"/>
-          <w:szCs w:val="24"/>
-        </w:rPr>
-        <w:t>ed</w:t>
-      </w:r>
-      <w:r>
-        <w:rPr>
-          <w:rFonts w:ascii="Times New Roman" w:hAnsi="Times New Roman" w:cs="Times New Roman"/>
-          <w:sz w:val="24"/>
-          <w:szCs w:val="24"/>
-        </w:rPr>
-        <w:t xml:space="preserve"> seeds</w:t>
-      </w:r>
-      <w:r>
-        <w:rPr>
-          <w:rFonts w:ascii="Times New Roman" w:hAnsi="Times New Roman" w:cs="Times New Roman"/>
-          <w:sz w:val="24"/>
-          <w:szCs w:val="24"/>
-        </w:rPr>
-        <w:t xml:space="preserve"> (including those </w:t>
-      </w:r>
-      <w:r>
-        <w:rPr>
-          <w:rFonts w:ascii="Times New Roman" w:hAnsi="Times New Roman" w:cs="Times New Roman"/>
-          <w:sz w:val="24"/>
-          <w:szCs w:val="24"/>
-        </w:rPr>
-        <w:lastRenderedPageBreak/>
-        <w:t>in the seed bank)</w:t>
-      </w:r>
-      <w:r>
-        <w:rPr>
-          <w:rFonts w:ascii="Times New Roman" w:hAnsi="Times New Roman" w:cs="Times New Roman"/>
-          <w:sz w:val="24"/>
-          <w:szCs w:val="24"/>
-        </w:rPr>
-        <w:t>. When the maximum density within a</w:t>
-      </w:r>
-      <w:r>
-        <w:rPr>
-          <w:rFonts w:ascii="Times New Roman" w:hAnsi="Times New Roman" w:cs="Times New Roman"/>
-          <w:sz w:val="24"/>
-          <w:szCs w:val="24"/>
-        </w:rPr>
-        <w:t xml:space="preserve"> 1-m</w:t>
-      </w:r>
-      <w:r>
-        <w:rPr>
-          <w:rFonts w:ascii="Times New Roman" w:hAnsi="Times New Roman" w:cs="Times New Roman"/>
-          <w:sz w:val="24"/>
-          <w:szCs w:val="24"/>
-        </w:rPr>
-        <w:t xml:space="preserve"> window was reached, rosettes and adults within that window were evenly spread out to achieve a more reasonable approximation of spacing</w:t>
-      </w:r>
-      <w:r>
-        <w:rPr>
-          <w:rFonts w:ascii="Times New Roman" w:hAnsi="Times New Roman" w:cs="Times New Roman"/>
-          <w:sz w:val="24"/>
-          <w:szCs w:val="24"/>
-        </w:rPr>
-        <w:t xml:space="preserve"> patterns</w:t>
-      </w:r>
-      <w:r>
-        <w:rPr>
-          <w:rFonts w:ascii="Times New Roman" w:hAnsi="Times New Roman" w:cs="Times New Roman"/>
-          <w:sz w:val="24"/>
-          <w:szCs w:val="24"/>
-        </w:rPr>
-        <w:t xml:space="preserve"> in core areas; such adjustment ha</w:t>
-      </w:r>
-      <w:r>
-        <w:rPr>
-          <w:rFonts w:ascii="Times New Roman" w:hAnsi="Times New Roman" w:cs="Times New Roman"/>
-          <w:sz w:val="24"/>
-          <w:szCs w:val="24"/>
-        </w:rPr>
-        <w:t>d</w:t>
-      </w:r>
-      <w:r>
-        <w:rPr>
-          <w:rFonts w:ascii="Times New Roman" w:hAnsi="Times New Roman" w:cs="Times New Roman"/>
-          <w:sz w:val="24"/>
-          <w:szCs w:val="24"/>
-        </w:rPr>
-        <w:t xml:space="preserve"> little to no influence on </w:t>
-      </w:r>
-      <w:proofErr w:type="spellStart"/>
-      <w:r>
-        <w:rPr>
-          <w:rFonts w:ascii="Times New Roman" w:hAnsi="Times New Roman" w:cs="Times New Roman"/>
-          <w:sz w:val="24"/>
-          <w:szCs w:val="24"/>
-        </w:rPr>
-        <w:t>wavespeed</w:t>
-      </w:r>
-      <w:proofErr w:type="spellEnd"/>
-      <w:r>
-        <w:rPr>
-          <w:rFonts w:ascii="Times New Roman" w:hAnsi="Times New Roman" w:cs="Times New Roman"/>
-          <w:sz w:val="24"/>
-          <w:szCs w:val="24"/>
-        </w:rPr>
-        <w:t xml:space="preserve"> since </w:t>
-      </w:r>
-      <w:r>
-        <w:rPr>
-          <w:rFonts w:ascii="Times New Roman" w:hAnsi="Times New Roman" w:cs="Times New Roman"/>
-          <w:sz w:val="24"/>
-          <w:szCs w:val="24"/>
-        </w:rPr>
-        <w:t>changes in spacing</w:t>
-      </w:r>
-      <w:r>
-        <w:rPr>
-          <w:rFonts w:ascii="Times New Roman" w:hAnsi="Times New Roman" w:cs="Times New Roman"/>
-          <w:sz w:val="24"/>
-          <w:szCs w:val="24"/>
-        </w:rPr>
-        <w:t xml:space="preserve"> were</w:t>
-      </w:r>
-      <w:r>
-        <w:rPr>
-          <w:rFonts w:ascii="Times New Roman" w:hAnsi="Times New Roman" w:cs="Times New Roman"/>
-          <w:sz w:val="24"/>
-          <w:szCs w:val="24"/>
-        </w:rPr>
-        <w:t xml:space="preserve"> typically </w:t>
-      </w:r>
-      <w:r>
-        <w:rPr>
-          <w:rFonts w:ascii="Times New Roman" w:hAnsi="Times New Roman" w:cs="Times New Roman"/>
-          <w:sz w:val="24"/>
-          <w:szCs w:val="24"/>
-        </w:rPr>
-        <w:t xml:space="preserve">less than </w:t>
-      </w:r>
-      <w:r>
-        <w:rPr>
-          <w:rFonts w:ascii="Times New Roman" w:hAnsi="Times New Roman" w:cs="Times New Roman"/>
-          <w:sz w:val="24"/>
-          <w:szCs w:val="24"/>
-        </w:rPr>
-        <w:t>50 cm</w:t>
-      </w:r>
-      <w:r>
-        <w:rPr>
-          <w:rFonts w:ascii="Times New Roman" w:hAnsi="Times New Roman" w:cs="Times New Roman"/>
-          <w:sz w:val="24"/>
-          <w:szCs w:val="24"/>
-        </w:rPr>
-        <w:t xml:space="preserve"> and most maximum density areas </w:t>
-      </w:r>
-      <w:r>
-        <w:rPr>
-          <w:rFonts w:ascii="Times New Roman" w:hAnsi="Times New Roman" w:cs="Times New Roman"/>
-          <w:sz w:val="24"/>
-          <w:szCs w:val="24"/>
-        </w:rPr>
-        <w:t>were</w:t>
-      </w:r>
-      <w:r>
-        <w:rPr>
-          <w:rFonts w:ascii="Times New Roman" w:hAnsi="Times New Roman" w:cs="Times New Roman"/>
-          <w:sz w:val="24"/>
-          <w:szCs w:val="24"/>
-        </w:rPr>
-        <w:t xml:space="preserve"> sufficiently distant from the wavefront.</w:t>
-      </w:r>
-    </w:p>
-    <w:p>
-      <w:pPr>
-        <w:jc w:val="both"/>
-        <w:rPr>
-          <w:rFonts w:ascii="Times New Roman" w:hAnsi="Times New Roman" w:cs="Times New Roman"/>
-          <w:sz w:val="24"/>
-          <w:szCs w:val="24"/>
-        </w:rPr>
-      </w:pPr>
-      <w:r>
-        <w:rPr>
-          <w:rFonts w:ascii="Times New Roman" w:hAnsi="Times New Roman" w:cs="Times New Roman"/>
-          <w:sz w:val="24"/>
-          <w:szCs w:val="24"/>
-        </w:rPr>
-        <w:t>For all 30 parameters in Table S1, sensitivity analyses were conducted by assuming a 20% decrease in parameter value</w:t>
-      </w:r>
-      <w:r>
-        <w:rPr>
-          <w:rFonts w:ascii="Times New Roman" w:hAnsi="Times New Roman" w:cs="Times New Roman"/>
-          <w:sz w:val="24"/>
-          <w:szCs w:val="24"/>
-        </w:rPr>
-        <w:t xml:space="preserve">, calculating elasticities using Equation 3, and then </w:t>
-      </w:r>
-      <w:r>
-        <w:rPr>
-          <w:rFonts w:ascii="Times New Roman" w:hAnsi="Times New Roman" w:cs="Times New Roman"/>
-          <w:sz w:val="24"/>
-          <w:szCs w:val="24"/>
-        </w:rPr>
-        <w:t>then rescal</w:t>
-      </w:r>
-      <w:r>
-        <w:rPr>
-          <w:rFonts w:ascii="Times New Roman" w:hAnsi="Times New Roman" w:cs="Times New Roman"/>
-          <w:sz w:val="24"/>
-          <w:szCs w:val="24"/>
-        </w:rPr>
-        <w:t>ing</w:t>
-      </w:r>
-      <w:r>
-        <w:rPr>
-          <w:rFonts w:ascii="Times New Roman" w:hAnsi="Times New Roman" w:cs="Times New Roman"/>
-          <w:sz w:val="24"/>
-          <w:szCs w:val="24"/>
-        </w:rPr>
-        <w:t xml:space="preserve"> by dividing by the sum of their absolute values</w:t>
-      </w:r>
-      <w:r>
-        <w:rPr>
-          <w:rFonts w:ascii="Times New Roman" w:hAnsi="Times New Roman" w:cs="Times New Roman"/>
-          <w:sz w:val="24"/>
-          <w:szCs w:val="24"/>
-        </w:rPr>
-        <w:t xml:space="preserve"> as done by </w:t>
-      </w:r>
-      <w:proofErr w:type="spellStart"/>
-      <w:r>
-        <w:rPr>
-          <w:rFonts w:ascii="Times New Roman" w:hAnsi="Times New Roman" w:cs="Times New Roman"/>
-          <w:sz w:val="24"/>
-          <w:szCs w:val="24"/>
-        </w:rPr>
-        <w:t>Jongejans</w:t>
-      </w:r>
-      <w:proofErr w:type="spellEnd"/>
-      <w:r>
-        <w:rPr>
-          <w:rFonts w:ascii="Times New Roman" w:hAnsi="Times New Roman" w:cs="Times New Roman"/>
-          <w:sz w:val="24"/>
-          <w:szCs w:val="24"/>
+          <w:highlight w:val="yellow"/>
         </w:rPr>
         <w:t xml:space="preserve"> </w:t>
       </w:r>
@@ -12850,6 +13721,7 @@
           <w:iCs/>
           <w:sz w:val="24"/>
           <w:szCs w:val="24"/>
+          <w:highlight w:val="yellow"/>
         </w:rPr>
         <w:t>et al.</w:t>
       </w:r>
@@ -12858,30 +13730,16 @@
           <w:rFonts w:ascii="Times New Roman" w:hAnsi="Times New Roman" w:cs="Times New Roman"/>
           <w:sz w:val="24"/>
           <w:szCs w:val="24"/>
-        </w:rPr>
-        <w:t xml:space="preserve"> (2008</w:t>
-      </w:r>
-      <w:r>
-        <w:rPr>
-          <w:rFonts w:ascii="Times New Roman" w:hAnsi="Times New Roman" w:cs="Times New Roman"/>
-          <w:sz w:val="24"/>
-          <w:szCs w:val="24"/>
-        </w:rPr>
-        <w:t>, 2011</w:t>
-      </w:r>
-      <w:r>
-        <w:rPr>
-          <w:rFonts w:ascii="Times New Roman" w:hAnsi="Times New Roman" w:cs="Times New Roman"/>
-          <w:sz w:val="24"/>
-          <w:szCs w:val="24"/>
-        </w:rPr>
-        <w:t>)</w:t>
-      </w:r>
-      <w:r>
-        <w:rPr>
-          <w:rFonts w:ascii="Times New Roman" w:hAnsi="Times New Roman" w:cs="Times New Roman"/>
-          <w:sz w:val="24"/>
-          <w:szCs w:val="24"/>
+          <w:highlight w:val="yellow"/>
+        </w:rPr>
+        <w:t xml:space="preserve"> (2008, 2011)</w:t>
+      </w:r>
+      <w:r>
+        <w:rPr>
+          <w:rFonts w:ascii="Times New Roman" w:hAnsi="Times New Roman" w:cs="Times New Roman"/>
+          <w:sz w:val="24"/>
+          <w:szCs w:val="24"/>
+          <w:highlight w:val="yellow"/>
         </w:rPr>
         <w:t xml:space="preserve">. This magnitude of perturbation was chosen to help better distinguish any differences from the base case as actual effects of parameter perturbation, rather than any random variations due to the stochastic nature of the model. </w:t>
       </w:r>
@@ -12890,6 +13748,7 @@
           <w:rFonts w:ascii="Times New Roman" w:hAnsi="Times New Roman" w:cs="Times New Roman"/>
           <w:sz w:val="24"/>
           <w:szCs w:val="24"/>
+          <w:highlight w:val="yellow"/>
         </w:rPr>
         <w:t>Here, we face a tradeoff between the number of runs and the perturbation size, with computational capacity as the limiting factor; larger numbers of runs are significantly more computationally expensive but can allow for smaller perturbations to be made while minimizing noise from stochasticity, while smaller numbers of runs are less computationally expensive but require larger perturbations to sufficiently reduce the magnitude of noise relative to actual perturbation effects.</w:t>
       </w:r>
@@ -13123,6 +13982,7 @@
           <w:szCs w:val="24"/>
           <w:shd w:val="clear" w:color="auto" w:fill="FFFFFF"/>
         </w:rPr>
+        <w:lastRenderedPageBreak/>
         <w:t xml:space="preserve">Drees, T. H. &amp; Shea, K. (2024b). Climate warming increases insect‐driven seed removal of two </w:t>
       </w:r>
       <w:proofErr w:type="spellStart"/>
@@ -13398,7 +14258,6 @@
           <w:sz w:val="24"/>
           <w:szCs w:val="24"/>
         </w:rPr>
-        <w:lastRenderedPageBreak/>
         <w:t>Skarpaas</w:t>
       </w:r>
       <w:proofErr w:type="spellEnd"/>
@@ -13566,29 +14425,7 @@
           <w:szCs w:val="24"/>
           <w:shd w:val="clear" w:color="auto" w:fill="FFFFFF"/>
         </w:rPr>
-        <w:t xml:space="preserve">, E., &amp; Shea, K. (2011). Warming increases the spread of </w:t>
-      </w:r>
-      <w:proofErr w:type="gramStart"/>
-      <w:r>
-        <w:rPr>
-          <w:rFonts w:ascii="Times New Roman" w:hAnsi="Times New Roman" w:cs="Times New Roman"/>
-          <w:color w:val="222222"/>
-          <w:sz w:val="24"/>
-          <w:szCs w:val="24"/>
-          <w:shd w:val="clear" w:color="auto" w:fill="FFFFFF"/>
-        </w:rPr>
-        <w:t>an invasive</w:t>
-      </w:r>
-      <w:proofErr w:type="gramEnd"/>
-      <w:r>
-        <w:rPr>
-          <w:rFonts w:ascii="Times New Roman" w:hAnsi="Times New Roman" w:cs="Times New Roman"/>
-          <w:color w:val="222222"/>
-          <w:sz w:val="24"/>
-          <w:szCs w:val="24"/>
-          <w:shd w:val="clear" w:color="auto" w:fill="FFFFFF"/>
-        </w:rPr>
-        <w:t xml:space="preserve"> thistle. </w:t>
+        <w:t xml:space="preserve">, E., &amp; Shea, K. (2011). Warming increases the spread of an invasive thistle. </w:t>
       </w:r>
       <w:proofErr w:type="spellStart"/>
       <w:r>
@@ -17969,7 +18806,7 @@
 </file>
 
 <file path=word/comments.xml><?xml version="1.0" encoding="utf-8"?>
-<w:comments xmlns:wpc="http://schemas.microsoft.com/office/word/2010/wordprocessingCanvas" xmlns:cx="http://schemas.microsoft.com/office/drawing/2014/chartex" xmlns:cx1="http://schemas.microsoft.com/office/drawing/2015/9/8/chartex" xmlns:cx2="http://schemas.microsoft.com/office/drawing/2015/10/21/chartex" xmlns:cx3="http://schemas.microsoft.com/office/drawing/2016/5/9/chartex" xmlns:cx4="http://schemas.microsoft.com/office/drawing/2016/5/10/chartex" xmlns:cx5="http://schemas.microsoft.com/office/drawing/2016/5/11/chartex" xmlns:cx6="http://schemas.microsoft.com/office/drawing/2016/5/12/chartex" xmlns:cx7="http://schemas.microsoft.com/office/drawing/2016/5/13/chartex" xmlns:cx8="http://schemas.microsoft.com/office/drawing/2016/5/14/chartex" xmlns:mc="http://schemas.openxmlformats.org/markup-compatibility/2006" xmlns:aink="http://schemas.microsoft.com/office/drawing/2016/ink" xmlns:am3d="http://schemas.microsoft.com/office/drawing/2017/model3d" xmlns:o="urn:schemas-microsoft-com:office:office" xmlns:oel="http://schemas.microsoft.com/office/2019/extlst" xmlns:r="http://schemas.openxmlformats.org/officeDocument/2006/relationships" xmlns:m="http://schemas.openxmlformats.org/officeDocument/2006/math" xmlns:v="urn:schemas-microsoft-com:vml" xmlns:wp14="http://schemas.microsoft.com/office/word/2010/wordprocessingDrawing" xmlns:wp="http://schemas.openxmlformats.org/drawingml/2006/wordprocessingDrawing" xmlns:w10="urn:schemas-microsoft-com:office:word" xmlns:w="http://schemas.openxmlformats.org/wordprocessingml/2006/main" xmlns:w14="http://schemas.microsoft.com/office/word/2010/wordml" xmlns:w15="http://schemas.microsoft.com/office/word/2012/wordml" xmlns:w16cex="http://schemas.microsoft.com/office/word/2018/wordml/cex" xmlns:w16cid="http://schemas.microsoft.com/office/word/2016/wordml/cid" xmlns:w16="http://schemas.microsoft.com/office/word/2018/wordml" xmlns:w16du="http://schemas.microsoft.com/office/word/2023/wordml/word16du" xmlns:w16sdtdh="http://schemas.microsoft.com/office/word/2020/wordml/sdtdatahash" xmlns:w16se="http://schemas.microsoft.com/office/word/2015/wordml/symex" xmlns:wpg="http://schemas.microsoft.com/office/word/2010/wordprocessingGroup" xmlns:wpi="http://schemas.microsoft.com/office/word/2010/wordprocessingInk" xmlns:wne="http://schemas.microsoft.com/office/word/2006/wordml" xmlns:wps="http://schemas.microsoft.com/office/word/2010/wordprocessingShape" mc:Ignorable="w14 w15 w16se w16cid w16 w16cex w16sdtdh w16du wp14">
+<w:comments xmlns:wpc="http://schemas.microsoft.com/office/word/2010/wordprocessingCanvas" xmlns:cx="http://schemas.microsoft.com/office/drawing/2014/chartex" xmlns:cx1="http://schemas.microsoft.com/office/drawing/2015/9/8/chartex" xmlns:cx2="http://schemas.microsoft.com/office/drawing/2015/10/21/chartex" xmlns:cx3="http://schemas.microsoft.com/office/drawing/2016/5/9/chartex" xmlns:cx4="http://schemas.microsoft.com/office/drawing/2016/5/10/chartex" xmlns:cx5="http://schemas.microsoft.com/office/drawing/2016/5/11/chartex" xmlns:cx6="http://schemas.microsoft.com/office/drawing/2016/5/12/chartex" xmlns:cx7="http://schemas.microsoft.com/office/drawing/2016/5/13/chartex" xmlns:cx8="http://schemas.microsoft.com/office/drawing/2016/5/14/chartex" xmlns:mc="http://schemas.openxmlformats.org/markup-compatibility/2006" xmlns:aink="http://schemas.microsoft.com/office/drawing/2016/ink" xmlns:am3d="http://schemas.microsoft.com/office/drawing/2017/model3d" xmlns:o="urn:schemas-microsoft-com:office:office" xmlns:oel="http://schemas.microsoft.com/office/2019/extlst" xmlns:r="http://schemas.openxmlformats.org/officeDocument/2006/relationships" xmlns:m="http://schemas.openxmlformats.org/officeDocument/2006/math" xmlns:v="urn:schemas-microsoft-com:vml" xmlns:wp14="http://schemas.microsoft.com/office/word/2010/wordprocessingDrawing" xmlns:wp="http://schemas.openxmlformats.org/drawingml/2006/wordprocessingDrawing" xmlns:w10="urn:schemas-microsoft-com:office:word" xmlns:w="http://schemas.openxmlformats.org/wordprocessingml/2006/main" xmlns:w14="http://schemas.microsoft.com/office/word/2010/wordml" xmlns:w15="http://schemas.microsoft.com/office/word/2012/wordml" xmlns:w16cex="http://schemas.microsoft.com/office/word/2018/wordml/cex" xmlns:w16cid="http://schemas.microsoft.com/office/word/2016/wordml/cid" xmlns:w16="http://schemas.microsoft.com/office/word/2018/wordml" xmlns:w16sdtdh="http://schemas.microsoft.com/office/word/2020/wordml/sdtdatahash" xmlns:w16se="http://schemas.microsoft.com/office/word/2015/wordml/symex" xmlns:wpg="http://schemas.microsoft.com/office/word/2010/wordprocessingGroup" xmlns:wpi="http://schemas.microsoft.com/office/word/2010/wordprocessingInk" xmlns:wne="http://schemas.microsoft.com/office/word/2006/wordml" xmlns:wps="http://schemas.microsoft.com/office/word/2010/wordprocessingShape" mc:Ignorable="w14 w15 w16se w16cid w16 w16cex w16sdtdh wp14">
   <w:comment w:id="0" w:author="Trevor Drees" w:date="2024-02-20T19:39:00Z" w:initials="TD">
     <w:p>
       <w:pPr>
@@ -17990,25 +18827,25 @@
 </file>
 
 <file path=word/commentsExtended.xml><?xml version="1.0" encoding="utf-8"?>
-<w15:commentsEx xmlns:wpc="http://schemas.microsoft.com/office/word/2010/wordprocessingCanvas" xmlns:cx="http://schemas.microsoft.com/office/drawing/2014/chartex" xmlns:cx1="http://schemas.microsoft.com/office/drawing/2015/9/8/chartex" xmlns:cx2="http://schemas.microsoft.com/office/drawing/2015/10/21/chartex" xmlns:cx3="http://schemas.microsoft.com/office/drawing/2016/5/9/chartex" xmlns:cx4="http://schemas.microsoft.com/office/drawing/2016/5/10/chartex" xmlns:cx5="http://schemas.microsoft.com/office/drawing/2016/5/11/chartex" xmlns:cx6="http://schemas.microsoft.com/office/drawing/2016/5/12/chartex" xmlns:cx7="http://schemas.microsoft.com/office/drawing/2016/5/13/chartex" xmlns:cx8="http://schemas.microsoft.com/office/drawing/2016/5/14/chartex" xmlns:mc="http://schemas.openxmlformats.org/markup-compatibility/2006" xmlns:aink="http://schemas.microsoft.com/office/drawing/2016/ink" xmlns:am3d="http://schemas.microsoft.com/office/drawing/2017/model3d" xmlns:o="urn:schemas-microsoft-com:office:office" xmlns:oel="http://schemas.microsoft.com/office/2019/extlst" xmlns:r="http://schemas.openxmlformats.org/officeDocument/2006/relationships" xmlns:m="http://schemas.openxmlformats.org/officeDocument/2006/math" xmlns:v="urn:schemas-microsoft-com:vml" xmlns:wp14="http://schemas.microsoft.com/office/word/2010/wordprocessingDrawing" xmlns:wp="http://schemas.openxmlformats.org/drawingml/2006/wordprocessingDrawing" xmlns:w10="urn:schemas-microsoft-com:office:word" xmlns:w="http://schemas.openxmlformats.org/wordprocessingml/2006/main" xmlns:w14="http://schemas.microsoft.com/office/word/2010/wordml" xmlns:w15="http://schemas.microsoft.com/office/word/2012/wordml" xmlns:w16cex="http://schemas.microsoft.com/office/word/2018/wordml/cex" xmlns:w16cid="http://schemas.microsoft.com/office/word/2016/wordml/cid" xmlns:w16="http://schemas.microsoft.com/office/word/2018/wordml" xmlns:w16du="http://schemas.microsoft.com/office/word/2023/wordml/word16du" xmlns:w16sdtdh="http://schemas.microsoft.com/office/word/2020/wordml/sdtdatahash" xmlns:w16se="http://schemas.microsoft.com/office/word/2015/wordml/symex" xmlns:wpg="http://schemas.microsoft.com/office/word/2010/wordprocessingGroup" xmlns:wpi="http://schemas.microsoft.com/office/word/2010/wordprocessingInk" xmlns:wne="http://schemas.microsoft.com/office/word/2006/wordml" xmlns:wps="http://schemas.microsoft.com/office/word/2010/wordprocessingShape" mc:Ignorable="w14 w15 w16se w16cid w16 w16cex w16sdtdh w16du wp14">
+<w15:commentsEx xmlns:wpc="http://schemas.microsoft.com/office/word/2010/wordprocessingCanvas" xmlns:cx="http://schemas.microsoft.com/office/drawing/2014/chartex" xmlns:cx1="http://schemas.microsoft.com/office/drawing/2015/9/8/chartex" xmlns:cx2="http://schemas.microsoft.com/office/drawing/2015/10/21/chartex" xmlns:cx3="http://schemas.microsoft.com/office/drawing/2016/5/9/chartex" xmlns:cx4="http://schemas.microsoft.com/office/drawing/2016/5/10/chartex" xmlns:cx5="http://schemas.microsoft.com/office/drawing/2016/5/11/chartex" xmlns:cx6="http://schemas.microsoft.com/office/drawing/2016/5/12/chartex" xmlns:cx7="http://schemas.microsoft.com/office/drawing/2016/5/13/chartex" xmlns:cx8="http://schemas.microsoft.com/office/drawing/2016/5/14/chartex" xmlns:mc="http://schemas.openxmlformats.org/markup-compatibility/2006" xmlns:aink="http://schemas.microsoft.com/office/drawing/2016/ink" xmlns:am3d="http://schemas.microsoft.com/office/drawing/2017/model3d" xmlns:o="urn:schemas-microsoft-com:office:office" xmlns:oel="http://schemas.microsoft.com/office/2019/extlst" xmlns:r="http://schemas.openxmlformats.org/officeDocument/2006/relationships" xmlns:m="http://schemas.openxmlformats.org/officeDocument/2006/math" xmlns:v="urn:schemas-microsoft-com:vml" xmlns:wp14="http://schemas.microsoft.com/office/word/2010/wordprocessingDrawing" xmlns:wp="http://schemas.openxmlformats.org/drawingml/2006/wordprocessingDrawing" xmlns:w10="urn:schemas-microsoft-com:office:word" xmlns:w="http://schemas.openxmlformats.org/wordprocessingml/2006/main" xmlns:w14="http://schemas.microsoft.com/office/word/2010/wordml" xmlns:w15="http://schemas.microsoft.com/office/word/2012/wordml" xmlns:w16cex="http://schemas.microsoft.com/office/word/2018/wordml/cex" xmlns:w16cid="http://schemas.microsoft.com/office/word/2016/wordml/cid" xmlns:w16="http://schemas.microsoft.com/office/word/2018/wordml" xmlns:w16sdtdh="http://schemas.microsoft.com/office/word/2020/wordml/sdtdatahash" xmlns:w16se="http://schemas.microsoft.com/office/word/2015/wordml/symex" xmlns:wpg="http://schemas.microsoft.com/office/word/2010/wordprocessingGroup" xmlns:wpi="http://schemas.microsoft.com/office/word/2010/wordprocessingInk" xmlns:wne="http://schemas.microsoft.com/office/word/2006/wordml" xmlns:wps="http://schemas.microsoft.com/office/word/2010/wordprocessingShape" mc:Ignorable="w14 w15 w16se w16cid w16 w16cex w16sdtdh wp14">
   <w15:commentEx w15:paraId="4B0AD3F6" w15:done="0"/>
 </w15:commentsEx>
 </file>
 
 <file path=word/commentsExtensible.xml><?xml version="1.0" encoding="utf-8"?>
-<w16cex:commentsExtensible xmlns:wpc="http://schemas.microsoft.com/office/word/2010/wordprocessingCanvas" xmlns:cx="http://schemas.microsoft.com/office/drawing/2014/chartex" xmlns:cx1="http://schemas.microsoft.com/office/drawing/2015/9/8/chartex" xmlns:cx2="http://schemas.microsoft.com/office/drawing/2015/10/21/chartex" xmlns:cx3="http://schemas.microsoft.com/office/drawing/2016/5/9/chartex" xmlns:cx4="http://schemas.microsoft.com/office/drawing/2016/5/10/chartex" xmlns:cx5="http://schemas.microsoft.com/office/drawing/2016/5/11/chartex" xmlns:cx6="http://schemas.microsoft.com/office/drawing/2016/5/12/chartex" xmlns:cx7="http://schemas.microsoft.com/office/drawing/2016/5/13/chartex" xmlns:cx8="http://schemas.microsoft.com/office/drawing/2016/5/14/chartex" xmlns:cr="http://schemas.microsoft.com/office/comments/2020/reactions" xmlns:mc="http://schemas.openxmlformats.org/markup-compatibility/2006" xmlns:aink="http://schemas.microsoft.com/office/drawing/2016/ink" xmlns:am3d="http://schemas.microsoft.com/office/drawing/2017/model3d" xmlns:o="urn:schemas-microsoft-com:office:office" xmlns:oel="http://schemas.microsoft.com/office/2019/extlst" xmlns:r="http://schemas.openxmlformats.org/officeDocument/2006/relationships" xmlns:m="http://schemas.openxmlformats.org/officeDocument/2006/math" xmlns:v="urn:schemas-microsoft-com:vml" xmlns:wp14="http://schemas.microsoft.com/office/word/2010/wordprocessingDrawing" xmlns:wp="http://schemas.openxmlformats.org/drawingml/2006/wordprocessingDrawing" xmlns:w10="urn:schemas-microsoft-com:office:word" xmlns:w="http://schemas.openxmlformats.org/wordprocessingml/2006/main" xmlns:w14="http://schemas.microsoft.com/office/word/2010/wordml" xmlns:w15="http://schemas.microsoft.com/office/word/2012/wordml" xmlns:w16cex="http://schemas.microsoft.com/office/word/2018/wordml/cex" xmlns:w16cid="http://schemas.microsoft.com/office/word/2016/wordml/cid" xmlns:w16="http://schemas.microsoft.com/office/word/2018/wordml" xmlns:w16du="http://schemas.microsoft.com/office/word/2023/wordml/word16du" xmlns:w16sdtdh="http://schemas.microsoft.com/office/word/2020/wordml/sdtdatahash" xmlns:w16se="http://schemas.microsoft.com/office/word/2015/wordml/symex" xmlns:wpg="http://schemas.microsoft.com/office/word/2010/wordprocessingGroup" xmlns:wpi="http://schemas.microsoft.com/office/word/2010/wordprocessingInk" xmlns:wne="http://schemas.microsoft.com/office/word/2006/wordml" xmlns:wps="http://schemas.microsoft.com/office/word/2010/wordprocessingShape" mc:Ignorable="w14 w15 w16se w16cid w16 w16cex w16sdtdh cr w16du wp14">
+<w16cex:commentsExtensible xmlns:wpc="http://schemas.microsoft.com/office/word/2010/wordprocessingCanvas" xmlns:cx="http://schemas.microsoft.com/office/drawing/2014/chartex" xmlns:cx1="http://schemas.microsoft.com/office/drawing/2015/9/8/chartex" xmlns:cx2="http://schemas.microsoft.com/office/drawing/2015/10/21/chartex" xmlns:cx3="http://schemas.microsoft.com/office/drawing/2016/5/9/chartex" xmlns:cx4="http://schemas.microsoft.com/office/drawing/2016/5/10/chartex" xmlns:cx5="http://schemas.microsoft.com/office/drawing/2016/5/11/chartex" xmlns:cx6="http://schemas.microsoft.com/office/drawing/2016/5/12/chartex" xmlns:cx7="http://schemas.microsoft.com/office/drawing/2016/5/13/chartex" xmlns:cx8="http://schemas.microsoft.com/office/drawing/2016/5/14/chartex" xmlns:cr="http://schemas.microsoft.com/office/comments/2020/reactions" xmlns:mc="http://schemas.openxmlformats.org/markup-compatibility/2006" xmlns:aink="http://schemas.microsoft.com/office/drawing/2016/ink" xmlns:am3d="http://schemas.microsoft.com/office/drawing/2017/model3d" xmlns:o="urn:schemas-microsoft-com:office:office" xmlns:oel="http://schemas.microsoft.com/office/2019/extlst" xmlns:r="http://schemas.openxmlformats.org/officeDocument/2006/relationships" xmlns:m="http://schemas.openxmlformats.org/officeDocument/2006/math" xmlns:v="urn:schemas-microsoft-com:vml" xmlns:wp14="http://schemas.microsoft.com/office/word/2010/wordprocessingDrawing" xmlns:wp="http://schemas.openxmlformats.org/drawingml/2006/wordprocessingDrawing" xmlns:w10="urn:schemas-microsoft-com:office:word" xmlns:w="http://schemas.openxmlformats.org/wordprocessingml/2006/main" xmlns:w14="http://schemas.microsoft.com/office/word/2010/wordml" xmlns:w15="http://schemas.microsoft.com/office/word/2012/wordml" xmlns:w16cex="http://schemas.microsoft.com/office/word/2018/wordml/cex" xmlns:w16cid="http://schemas.microsoft.com/office/word/2016/wordml/cid" xmlns:w16="http://schemas.microsoft.com/office/word/2018/wordml" xmlns:w16sdtdh="http://schemas.microsoft.com/office/word/2020/wordml/sdtdatahash" xmlns:w16se="http://schemas.microsoft.com/office/word/2015/wordml/symex" xmlns:wpg="http://schemas.microsoft.com/office/word/2010/wordprocessingGroup" xmlns:wpi="http://schemas.microsoft.com/office/word/2010/wordprocessingInk" xmlns:wne="http://schemas.microsoft.com/office/word/2006/wordml" xmlns:wps="http://schemas.microsoft.com/office/word/2010/wordprocessingShape" mc:Ignorable="w14 w15 w16se w16cid w16 w16cex w16sdtdh cr wp14">
   <w16cex:commentExtensible w16cex:durableId="13939CA8" w16cex:dateUtc="2024-02-21T03:39:00Z"/>
 </w16cex:commentsExtensible>
 </file>
 
 <file path=word/commentsIds.xml><?xml version="1.0" encoding="utf-8"?>
-<w16cid:commentsIds xmlns:wpc="http://schemas.microsoft.com/office/word/2010/wordprocessingCanvas" xmlns:cx="http://schemas.microsoft.com/office/drawing/2014/chartex" xmlns:cx1="http://schemas.microsoft.com/office/drawing/2015/9/8/chartex" xmlns:cx2="http://schemas.microsoft.com/office/drawing/2015/10/21/chartex" xmlns:cx3="http://schemas.microsoft.com/office/drawing/2016/5/9/chartex" xmlns:cx4="http://schemas.microsoft.com/office/drawing/2016/5/10/chartex" xmlns:cx5="http://schemas.microsoft.com/office/drawing/2016/5/11/chartex" xmlns:cx6="http://schemas.microsoft.com/office/drawing/2016/5/12/chartex" xmlns:cx7="http://schemas.microsoft.com/office/drawing/2016/5/13/chartex" xmlns:cx8="http://schemas.microsoft.com/office/drawing/2016/5/14/chartex" xmlns:mc="http://schemas.openxmlformats.org/markup-compatibility/2006" xmlns:aink="http://schemas.microsoft.com/office/drawing/2016/ink" xmlns:am3d="http://schemas.microsoft.com/office/drawing/2017/model3d" xmlns:o="urn:schemas-microsoft-com:office:office" xmlns:oel="http://schemas.microsoft.com/office/2019/extlst" xmlns:r="http://schemas.openxmlformats.org/officeDocument/2006/relationships" xmlns:m="http://schemas.openxmlformats.org/officeDocument/2006/math" xmlns:v="urn:schemas-microsoft-com:vml" xmlns:wp14="http://schemas.microsoft.com/office/word/2010/wordprocessingDrawing" xmlns:wp="http://schemas.openxmlformats.org/drawingml/2006/wordprocessingDrawing" xmlns:w10="urn:schemas-microsoft-com:office:word" xmlns:w="http://schemas.openxmlformats.org/wordprocessingml/2006/main" xmlns:w14="http://schemas.microsoft.com/office/word/2010/wordml" xmlns:w15="http://schemas.microsoft.com/office/word/2012/wordml" xmlns:w16cex="http://schemas.microsoft.com/office/word/2018/wordml/cex" xmlns:w16cid="http://schemas.microsoft.com/office/word/2016/wordml/cid" xmlns:w16="http://schemas.microsoft.com/office/word/2018/wordml" xmlns:w16du="http://schemas.microsoft.com/office/word/2023/wordml/word16du" xmlns:w16sdtdh="http://schemas.microsoft.com/office/word/2020/wordml/sdtdatahash" xmlns:w16se="http://schemas.microsoft.com/office/word/2015/wordml/symex" xmlns:wpg="http://schemas.microsoft.com/office/word/2010/wordprocessingGroup" xmlns:wpi="http://schemas.microsoft.com/office/word/2010/wordprocessingInk" xmlns:wne="http://schemas.microsoft.com/office/word/2006/wordml" xmlns:wps="http://schemas.microsoft.com/office/word/2010/wordprocessingShape" mc:Ignorable="w14 w15 w16se w16cid w16 w16cex w16sdtdh w16du wp14">
+<w16cid:commentsIds xmlns:wpc="http://schemas.microsoft.com/office/word/2010/wordprocessingCanvas" xmlns:cx="http://schemas.microsoft.com/office/drawing/2014/chartex" xmlns:cx1="http://schemas.microsoft.com/office/drawing/2015/9/8/chartex" xmlns:cx2="http://schemas.microsoft.com/office/drawing/2015/10/21/chartex" xmlns:cx3="http://schemas.microsoft.com/office/drawing/2016/5/9/chartex" xmlns:cx4="http://schemas.microsoft.com/office/drawing/2016/5/10/chartex" xmlns:cx5="http://schemas.microsoft.com/office/drawing/2016/5/11/chartex" xmlns:cx6="http://schemas.microsoft.com/office/drawing/2016/5/12/chartex" xmlns:cx7="http://schemas.microsoft.com/office/drawing/2016/5/13/chartex" xmlns:cx8="http://schemas.microsoft.com/office/drawing/2016/5/14/chartex" xmlns:mc="http://schemas.openxmlformats.org/markup-compatibility/2006" xmlns:aink="http://schemas.microsoft.com/office/drawing/2016/ink" xmlns:am3d="http://schemas.microsoft.com/office/drawing/2017/model3d" xmlns:o="urn:schemas-microsoft-com:office:office" xmlns:oel="http://schemas.microsoft.com/office/2019/extlst" xmlns:r="http://schemas.openxmlformats.org/officeDocument/2006/relationships" xmlns:m="http://schemas.openxmlformats.org/officeDocument/2006/math" xmlns:v="urn:schemas-microsoft-com:vml" xmlns:wp14="http://schemas.microsoft.com/office/word/2010/wordprocessingDrawing" xmlns:wp="http://schemas.openxmlformats.org/drawingml/2006/wordprocessingDrawing" xmlns:w10="urn:schemas-microsoft-com:office:word" xmlns:w="http://schemas.openxmlformats.org/wordprocessingml/2006/main" xmlns:w14="http://schemas.microsoft.com/office/word/2010/wordml" xmlns:w15="http://schemas.microsoft.com/office/word/2012/wordml" xmlns:w16cex="http://schemas.microsoft.com/office/word/2018/wordml/cex" xmlns:w16cid="http://schemas.microsoft.com/office/word/2016/wordml/cid" xmlns:w16="http://schemas.microsoft.com/office/word/2018/wordml" xmlns:w16sdtdh="http://schemas.microsoft.com/office/word/2020/wordml/sdtdatahash" xmlns:w16se="http://schemas.microsoft.com/office/word/2015/wordml/symex" xmlns:wpg="http://schemas.microsoft.com/office/word/2010/wordprocessingGroup" xmlns:wpi="http://schemas.microsoft.com/office/word/2010/wordprocessingInk" xmlns:wne="http://schemas.microsoft.com/office/word/2006/wordml" xmlns:wps="http://schemas.microsoft.com/office/word/2010/wordprocessingShape" mc:Ignorable="w14 w15 w16se w16cid w16 w16cex w16sdtdh wp14">
   <w16cid:commentId w16cid:paraId="4B0AD3F6" w16cid:durableId="13939CA8"/>
 </w16cid:commentsIds>
 </file>
 
 <file path=word/people.xml><?xml version="1.0" encoding="utf-8"?>
-<w15:people xmlns:wpc="http://schemas.microsoft.com/office/word/2010/wordprocessingCanvas" xmlns:cx="http://schemas.microsoft.com/office/drawing/2014/chartex" xmlns:cx1="http://schemas.microsoft.com/office/drawing/2015/9/8/chartex" xmlns:cx2="http://schemas.microsoft.com/office/drawing/2015/10/21/chartex" xmlns:cx3="http://schemas.microsoft.com/office/drawing/2016/5/9/chartex" xmlns:cx4="http://schemas.microsoft.com/office/drawing/2016/5/10/chartex" xmlns:cx5="http://schemas.microsoft.com/office/drawing/2016/5/11/chartex" xmlns:cx6="http://schemas.microsoft.com/office/drawing/2016/5/12/chartex" xmlns:cx7="http://schemas.microsoft.com/office/drawing/2016/5/13/chartex" xmlns:cx8="http://schemas.microsoft.com/office/drawing/2016/5/14/chartex" xmlns:mc="http://schemas.openxmlformats.org/markup-compatibility/2006" xmlns:aink="http://schemas.microsoft.com/office/drawing/2016/ink" xmlns:am3d="http://schemas.microsoft.com/office/drawing/2017/model3d" xmlns:o="urn:schemas-microsoft-com:office:office" xmlns:oel="http://schemas.microsoft.com/office/2019/extlst" xmlns:r="http://schemas.openxmlformats.org/officeDocument/2006/relationships" xmlns:m="http://schemas.openxmlformats.org/officeDocument/2006/math" xmlns:v="urn:schemas-microsoft-com:vml" xmlns:wp14="http://schemas.microsoft.com/office/word/2010/wordprocessingDrawing" xmlns:wp="http://schemas.openxmlformats.org/drawingml/2006/wordprocessingDrawing" xmlns:w10="urn:schemas-microsoft-com:office:word" xmlns:w="http://schemas.openxmlformats.org/wordprocessingml/2006/main" xmlns:w14="http://schemas.microsoft.com/office/word/2010/wordml" xmlns:w15="http://schemas.microsoft.com/office/word/2012/wordml" xmlns:w16cex="http://schemas.microsoft.com/office/word/2018/wordml/cex" xmlns:w16cid="http://schemas.microsoft.com/office/word/2016/wordml/cid" xmlns:w16="http://schemas.microsoft.com/office/word/2018/wordml" xmlns:w16du="http://schemas.microsoft.com/office/word/2023/wordml/word16du" xmlns:w16sdtdh="http://schemas.microsoft.com/office/word/2020/wordml/sdtdatahash" xmlns:w16se="http://schemas.microsoft.com/office/word/2015/wordml/symex" xmlns:wpg="http://schemas.microsoft.com/office/word/2010/wordprocessingGroup" xmlns:wpi="http://schemas.microsoft.com/office/word/2010/wordprocessingInk" xmlns:wne="http://schemas.microsoft.com/office/word/2006/wordml" xmlns:wps="http://schemas.microsoft.com/office/word/2010/wordprocessingShape" mc:Ignorable="w14 w15 w16se w16cid w16 w16cex w16sdtdh w16du wp14">
+<w15:people xmlns:wpc="http://schemas.microsoft.com/office/word/2010/wordprocessingCanvas" xmlns:cx="http://schemas.microsoft.com/office/drawing/2014/chartex" xmlns:cx1="http://schemas.microsoft.com/office/drawing/2015/9/8/chartex" xmlns:cx2="http://schemas.microsoft.com/office/drawing/2015/10/21/chartex" xmlns:cx3="http://schemas.microsoft.com/office/drawing/2016/5/9/chartex" xmlns:cx4="http://schemas.microsoft.com/office/drawing/2016/5/10/chartex" xmlns:cx5="http://schemas.microsoft.com/office/drawing/2016/5/11/chartex" xmlns:cx6="http://schemas.microsoft.com/office/drawing/2016/5/12/chartex" xmlns:cx7="http://schemas.microsoft.com/office/drawing/2016/5/13/chartex" xmlns:cx8="http://schemas.microsoft.com/office/drawing/2016/5/14/chartex" xmlns:mc="http://schemas.openxmlformats.org/markup-compatibility/2006" xmlns:aink="http://schemas.microsoft.com/office/drawing/2016/ink" xmlns:am3d="http://schemas.microsoft.com/office/drawing/2017/model3d" xmlns:o="urn:schemas-microsoft-com:office:office" xmlns:oel="http://schemas.microsoft.com/office/2019/extlst" xmlns:r="http://schemas.openxmlformats.org/officeDocument/2006/relationships" xmlns:m="http://schemas.openxmlformats.org/officeDocument/2006/math" xmlns:v="urn:schemas-microsoft-com:vml" xmlns:wp14="http://schemas.microsoft.com/office/word/2010/wordprocessingDrawing" xmlns:wp="http://schemas.openxmlformats.org/drawingml/2006/wordprocessingDrawing" xmlns:w10="urn:schemas-microsoft-com:office:word" xmlns:w="http://schemas.openxmlformats.org/wordprocessingml/2006/main" xmlns:w14="http://schemas.microsoft.com/office/word/2010/wordml" xmlns:w15="http://schemas.microsoft.com/office/word/2012/wordml" xmlns:w16cex="http://schemas.microsoft.com/office/word/2018/wordml/cex" xmlns:w16cid="http://schemas.microsoft.com/office/word/2016/wordml/cid" xmlns:w16="http://schemas.microsoft.com/office/word/2018/wordml" xmlns:w16sdtdh="http://schemas.microsoft.com/office/word/2020/wordml/sdtdatahash" xmlns:w16se="http://schemas.microsoft.com/office/word/2015/wordml/symex" xmlns:wpg="http://schemas.microsoft.com/office/word/2010/wordprocessingGroup" xmlns:wpi="http://schemas.microsoft.com/office/word/2010/wordprocessingInk" xmlns:wne="http://schemas.microsoft.com/office/word/2006/wordml" xmlns:wps="http://schemas.microsoft.com/office/word/2010/wordprocessingShape" mc:Ignorable="w14 w15 w16se w16cid w16 w16cex w16sdtdh wp14">
   <w15:person w15:author="Trevor Drees">
     <w15:presenceInfo w15:providerId="Windows Live" w15:userId="e4666eeaa5b7951d"/>
   </w15:person>
@@ -18016,7 +18853,7 @@
 </file>
 
 <file path=word/styles.xml><?xml version="1.0" encoding="utf-8"?>
-<w:styles xmlns:mc="http://schemas.openxmlformats.org/markup-compatibility/2006" xmlns:r="http://schemas.openxmlformats.org/officeDocument/2006/relationships" xmlns:w="http://schemas.openxmlformats.org/wordprocessingml/2006/main" xmlns:w14="http://schemas.microsoft.com/office/word/2010/wordml" xmlns:w15="http://schemas.microsoft.com/office/word/2012/wordml" xmlns:w16cex="http://schemas.microsoft.com/office/word/2018/wordml/cex" xmlns:w16cid="http://schemas.microsoft.com/office/word/2016/wordml/cid" xmlns:w16="http://schemas.microsoft.com/office/word/2018/wordml" xmlns:w16du="http://schemas.microsoft.com/office/word/2023/wordml/word16du" xmlns:w16sdtdh="http://schemas.microsoft.com/office/word/2020/wordml/sdtdatahash" xmlns:w16se="http://schemas.microsoft.com/office/word/2015/wordml/symex" mc:Ignorable="w14 w15 w16se w16cid w16 w16cex w16sdtdh w16du">
+<w:styles xmlns:mc="http://schemas.openxmlformats.org/markup-compatibility/2006" xmlns:r="http://schemas.openxmlformats.org/officeDocument/2006/relationships" xmlns:w="http://schemas.openxmlformats.org/wordprocessingml/2006/main" xmlns:w14="http://schemas.microsoft.com/office/word/2010/wordml" xmlns:w15="http://schemas.microsoft.com/office/word/2012/wordml" xmlns:w16cex="http://schemas.microsoft.com/office/word/2018/wordml/cex" xmlns:w16cid="http://schemas.microsoft.com/office/word/2016/wordml/cid" xmlns:w16="http://schemas.microsoft.com/office/word/2018/wordml" xmlns:w16sdtdh="http://schemas.microsoft.com/office/word/2020/wordml/sdtdatahash" xmlns:w16se="http://schemas.microsoft.com/office/word/2015/wordml/symex" mc:Ignorable="w14 w15 w16se w16cid w16 w16cex w16sdtdh">
   <w:docDefaults>
     <w:rPrDefault>
       <w:rPr>
